--- a/CMMC Level 1 SSP Template NIST.docx
+++ b/CMMC Level 1 SSP Template NIST.docx
@@ -117,7 +117,19 @@
         <w:rPr>
           <w:b/>
         </w:rPr>
-        <w:t xml:space="preserve">System Categorization:  Moderate Impact for Confidentiality </w:t>
+        <w:t xml:space="preserve">System Categorization:  </w:t>
+      </w:r>
+      <w:r>
+        <w:rPr>
+          <w:b/>
+        </w:rPr>
+        <w:t>Low</w:t>
+      </w:r>
+      <w:r>
+        <w:rPr>
+          <w:b/>
+        </w:rPr>
+        <w:t xml:space="preserve"> Impact for Confidentiality</w:t>
       </w:r>
     </w:p>
     <w:p>
@@ -239,7 +251,6 @@
           <w:bottom w:w="0" w:type="dxa"/>
           <w:end w:w="108" w:type="dxa"/>
         </w:tblCellMar>
-        <w:tblLook w:firstRow="0" w:noVBand="0" w:lastRow="0" w:firstColumn="0" w:lastColumn="0" w:noHBand="0" w:val="0000"/>
       </w:tblPr>
       <w:tblGrid>
         <w:gridCol w:w="1800"/>
@@ -411,7 +422,10 @@
         </w:tabs>
         <w:bidi w:val="0"/>
         <w:jc w:val="start"/>
-        <w:rPr/>
+        <w:rPr>
+          <w:b/>
+          <w:bCs/>
+        </w:rPr>
       </w:pPr>
       <w:r>
         <w:rPr/>
@@ -421,354 +435,22 @@
       <w:pPr>
         <w:pStyle w:val="ListParagraph"/>
         <w:numPr>
-          <w:ilvl w:val="2"/>
-          <w:numId w:val="1"/>
-        </w:numPr>
-        <w:bidi w:val="0"/>
-        <w:jc w:val="start"/>
-        <w:rPr>
-          <w:b/>
-          <w:bCs/>
-        </w:rPr>
-      </w:pPr>
-      <w:r>
-        <w:rPr>
-          <w:b/>
-          <w:bCs/>
-        </w:rPr>
-        <w:t>Information Owner (</w:t>
-      </w:r>
-      <w:r>
-        <w:rPr>
-          <w:bCs/>
-        </w:rPr>
-        <w:t>Government point of contact responsible for providing and/or receiving FCI)</w:t>
-      </w:r>
-      <w:r>
-        <w:rPr>
-          <w:b/>
-          <w:bCs/>
-        </w:rPr>
-        <w:t>:</w:t>
-      </w:r>
-    </w:p>
-    <w:tbl>
-      <w:tblPr>
-        <w:tblW w:w="9990" w:type="dxa"/>
-        <w:jc w:val="start"/>
-        <w:tblInd w:w="108" w:type="dxa"/>
-        <w:tblLayout w:type="fixed"/>
-        <w:tblCellMar>
-          <w:top w:w="0" w:type="dxa"/>
-          <w:start w:w="108" w:type="dxa"/>
-          <w:bottom w:w="0" w:type="dxa"/>
-          <w:end w:w="108" w:type="dxa"/>
-        </w:tblCellMar>
-        <w:tblLook w:firstRow="0" w:noVBand="0" w:lastRow="0" w:firstColumn="0" w:lastColumn="0" w:noHBand="0" w:val="0000"/>
-      </w:tblPr>
-      <w:tblGrid>
-        <w:gridCol w:w="1800"/>
-        <w:gridCol w:w="8190"/>
-      </w:tblGrid>
-      <w:tr>
-        <w:trPr>
-          <w:trHeight w:val="56" w:hRule="atLeast"/>
-          <w:cantSplit w:val="true"/>
-        </w:trPr>
-        <w:tc>
-          <w:tcPr>
-            <w:tcW w:w="1800" w:type="dxa"/>
-            <w:tcBorders>
-              <w:top w:val="single" w:sz="4" w:space="0" w:color="000000"/>
-              <w:start w:val="single" w:sz="4" w:space="0" w:color="000000"/>
-              <w:bottom w:val="single" w:sz="4" w:space="0" w:color="000000"/>
-              <w:end w:val="single" w:sz="4" w:space="0" w:color="000000"/>
-            </w:tcBorders>
-          </w:tcPr>
-          <w:p>
-            <w:pPr>
-              <w:pStyle w:val="Normal"/>
-              <w:bidi w:val="0"/>
-              <w:jc w:val="start"/>
-              <w:rPr/>
-            </w:pPr>
-            <w:r>
-              <w:rPr/>
-              <w:t>Name:</w:t>
-            </w:r>
-          </w:p>
-        </w:tc>
-        <w:tc>
-          <w:tcPr>
-            <w:tcW w:w="8190" w:type="dxa"/>
-            <w:tcBorders>
-              <w:top w:val="single" w:sz="4" w:space="0" w:color="000000"/>
-              <w:start w:val="single" w:sz="4" w:space="0" w:color="000000"/>
-              <w:bottom w:val="single" w:sz="4" w:space="0" w:color="000000"/>
-              <w:end w:val="single" w:sz="4" w:space="0" w:color="000000"/>
-            </w:tcBorders>
-          </w:tcPr>
-          <w:p>
-            <w:pPr>
-              <w:pStyle w:val="Normal"/>
-              <w:bidi w:val="0"/>
-              <w:snapToGrid w:val="false"/>
-              <w:jc w:val="start"/>
-              <w:rPr/>
-            </w:pPr>
-            <w:r>
-              <w:rPr/>
-            </w:r>
-          </w:p>
-        </w:tc>
-      </w:tr>
-      <w:tr>
-        <w:trPr>
-          <w:trHeight w:val="56" w:hRule="atLeast"/>
-          <w:cantSplit w:val="true"/>
-        </w:trPr>
-        <w:tc>
-          <w:tcPr>
-            <w:tcW w:w="1800" w:type="dxa"/>
-            <w:tcBorders>
-              <w:top w:val="single" w:sz="4" w:space="0" w:color="000000"/>
-              <w:start w:val="single" w:sz="4" w:space="0" w:color="000000"/>
-              <w:bottom w:val="single" w:sz="4" w:space="0" w:color="000000"/>
-              <w:end w:val="single" w:sz="4" w:space="0" w:color="000000"/>
-            </w:tcBorders>
-          </w:tcPr>
-          <w:p>
-            <w:pPr>
-              <w:pStyle w:val="Normal"/>
-              <w:bidi w:val="0"/>
-              <w:jc w:val="start"/>
-              <w:rPr/>
-            </w:pPr>
-            <w:r>
-              <w:rPr/>
-              <w:t>Title:</w:t>
-            </w:r>
-          </w:p>
-        </w:tc>
-        <w:tc>
-          <w:tcPr>
-            <w:tcW w:w="8190" w:type="dxa"/>
-            <w:tcBorders>
-              <w:top w:val="single" w:sz="4" w:space="0" w:color="000000"/>
-              <w:start w:val="single" w:sz="4" w:space="0" w:color="000000"/>
-              <w:bottom w:val="single" w:sz="4" w:space="0" w:color="000000"/>
-              <w:end w:val="single" w:sz="4" w:space="0" w:color="000000"/>
-            </w:tcBorders>
-          </w:tcPr>
-          <w:p>
-            <w:pPr>
-              <w:pStyle w:val="Normal"/>
-              <w:bidi w:val="0"/>
-              <w:snapToGrid w:val="false"/>
-              <w:jc w:val="start"/>
-              <w:rPr/>
-            </w:pPr>
-            <w:r>
-              <w:rPr/>
-            </w:r>
-          </w:p>
-        </w:tc>
-      </w:tr>
-      <w:tr>
-        <w:trPr>
-          <w:trHeight w:val="56" w:hRule="atLeast"/>
-          <w:cantSplit w:val="true"/>
-        </w:trPr>
-        <w:tc>
-          <w:tcPr>
-            <w:tcW w:w="1800" w:type="dxa"/>
-            <w:tcBorders>
-              <w:top w:val="single" w:sz="4" w:space="0" w:color="000000"/>
-              <w:start w:val="single" w:sz="4" w:space="0" w:color="000000"/>
-              <w:bottom w:val="single" w:sz="4" w:space="0" w:color="000000"/>
-              <w:end w:val="single" w:sz="4" w:space="0" w:color="000000"/>
-            </w:tcBorders>
-          </w:tcPr>
-          <w:p>
-            <w:pPr>
-              <w:pStyle w:val="Normal"/>
-              <w:bidi w:val="0"/>
-              <w:jc w:val="start"/>
-              <w:rPr/>
-            </w:pPr>
-            <w:r>
-              <w:rPr/>
-              <w:t>Office Address:</w:t>
-            </w:r>
-          </w:p>
-        </w:tc>
-        <w:tc>
-          <w:tcPr>
-            <w:tcW w:w="8190" w:type="dxa"/>
-            <w:tcBorders>
-              <w:top w:val="single" w:sz="4" w:space="0" w:color="000000"/>
-              <w:start w:val="single" w:sz="4" w:space="0" w:color="000000"/>
-              <w:bottom w:val="single" w:sz="4" w:space="0" w:color="000000"/>
-              <w:end w:val="single" w:sz="4" w:space="0" w:color="000000"/>
-            </w:tcBorders>
-          </w:tcPr>
-          <w:p>
-            <w:pPr>
-              <w:pStyle w:val="Normal"/>
-              <w:bidi w:val="0"/>
-              <w:snapToGrid w:val="false"/>
-              <w:jc w:val="start"/>
-              <w:rPr/>
-            </w:pPr>
-            <w:r>
-              <w:rPr/>
-            </w:r>
-          </w:p>
-        </w:tc>
-      </w:tr>
-      <w:tr>
-        <w:trPr>
-          <w:trHeight w:val="56" w:hRule="atLeast"/>
-          <w:cantSplit w:val="true"/>
-        </w:trPr>
-        <w:tc>
-          <w:tcPr>
-            <w:tcW w:w="1800" w:type="dxa"/>
-            <w:tcBorders>
-              <w:top w:val="single" w:sz="4" w:space="0" w:color="000000"/>
-              <w:start w:val="single" w:sz="4" w:space="0" w:color="000000"/>
-              <w:bottom w:val="single" w:sz="4" w:space="0" w:color="000000"/>
-              <w:end w:val="single" w:sz="4" w:space="0" w:color="000000"/>
-            </w:tcBorders>
-          </w:tcPr>
-          <w:p>
-            <w:pPr>
-              <w:pStyle w:val="Normal"/>
-              <w:bidi w:val="0"/>
-              <w:jc w:val="start"/>
-              <w:rPr/>
-            </w:pPr>
-            <w:r>
-              <w:rPr/>
-              <w:t>Work Phone:</w:t>
-            </w:r>
-          </w:p>
-        </w:tc>
-        <w:tc>
-          <w:tcPr>
-            <w:tcW w:w="8190" w:type="dxa"/>
-            <w:tcBorders>
-              <w:top w:val="single" w:sz="4" w:space="0" w:color="000000"/>
-              <w:start w:val="single" w:sz="4" w:space="0" w:color="000000"/>
-              <w:bottom w:val="single" w:sz="4" w:space="0" w:color="000000"/>
-              <w:end w:val="single" w:sz="4" w:space="0" w:color="000000"/>
-            </w:tcBorders>
-          </w:tcPr>
-          <w:p>
-            <w:pPr>
-              <w:pStyle w:val="Normal"/>
-              <w:bidi w:val="0"/>
-              <w:snapToGrid w:val="false"/>
-              <w:jc w:val="start"/>
-              <w:rPr/>
-            </w:pPr>
-            <w:r>
-              <w:rPr/>
-            </w:r>
-          </w:p>
-        </w:tc>
-      </w:tr>
-      <w:tr>
-        <w:trPr>
-          <w:trHeight w:val="56" w:hRule="atLeast"/>
-          <w:cantSplit w:val="true"/>
-        </w:trPr>
-        <w:tc>
-          <w:tcPr>
-            <w:tcW w:w="1800" w:type="dxa"/>
-            <w:tcBorders>
-              <w:top w:val="single" w:sz="4" w:space="0" w:color="000000"/>
-              <w:start w:val="single" w:sz="4" w:space="0" w:color="000000"/>
-              <w:bottom w:val="single" w:sz="4" w:space="0" w:color="000000"/>
-              <w:end w:val="single" w:sz="4" w:space="0" w:color="000000"/>
-            </w:tcBorders>
-          </w:tcPr>
-          <w:p>
-            <w:pPr>
-              <w:pStyle w:val="Normal"/>
-              <w:bidi w:val="0"/>
-              <w:jc w:val="start"/>
-              <w:rPr/>
-            </w:pPr>
-            <w:r>
-              <w:rPr/>
-              <w:t>e-Mail Address:</w:t>
-            </w:r>
-          </w:p>
-        </w:tc>
-        <w:tc>
-          <w:tcPr>
-            <w:tcW w:w="8190" w:type="dxa"/>
-            <w:tcBorders>
-              <w:top w:val="single" w:sz="4" w:space="0" w:color="000000"/>
-              <w:start w:val="single" w:sz="4" w:space="0" w:color="000000"/>
-              <w:bottom w:val="single" w:sz="4" w:space="0" w:color="000000"/>
-              <w:end w:val="single" w:sz="4" w:space="0" w:color="000000"/>
-            </w:tcBorders>
-          </w:tcPr>
-          <w:p>
-            <w:pPr>
-              <w:pStyle w:val="Normal"/>
-              <w:bidi w:val="0"/>
-              <w:snapToGrid w:val="false"/>
-              <w:jc w:val="start"/>
-              <w:rPr/>
-            </w:pPr>
-            <w:r>
-              <w:rPr/>
-            </w:r>
-          </w:p>
-        </w:tc>
-      </w:tr>
-    </w:tbl>
-    <w:p>
-      <w:pPr>
-        <w:pStyle w:val="Normal"/>
-        <w:bidi w:val="0"/>
-        <w:jc w:val="start"/>
-        <w:rPr>
-          <w:b/>
-          <w:bCs/>
-        </w:rPr>
-      </w:pPr>
-      <w:r>
-        <w:rPr>
-          <w:b/>
-          <w:bCs/>
-        </w:rPr>
-      </w:r>
-    </w:p>
-    <w:p>
-      <w:pPr>
-        <w:pStyle w:val="ListParagraph"/>
-        <w:numPr>
           <w:ilvl w:val="3"/>
           <w:numId w:val="1"/>
         </w:numPr>
+        <w:tabs>
+          <w:tab w:val="clear" w:pos="709"/>
+        </w:tabs>
         <w:bidi w:val="0"/>
+        <w:spacing w:before="0" w:after="0"/>
+        <w:ind w:hanging="720" w:start="720" w:end="0"/>
+        <w:contextualSpacing/>
         <w:jc w:val="start"/>
         <w:rPr>
           <w:b/>
           <w:bCs/>
         </w:rPr>
       </w:pPr>
-      <w:r>
-        <w:rPr>
-          <w:b/>
-          <w:bCs/>
-        </w:rPr>
-        <w:t xml:space="preserve"> </w:t>
-      </w:r>
       <w:r>
         <w:rPr>
           <w:b/>
@@ -823,7 +505,6 @@
           <w:bottom w:w="0" w:type="dxa"/>
           <w:end w:w="108" w:type="dxa"/>
         </w:tblCellMar>
-        <w:tblLook w:firstRow="0" w:noVBand="0" w:lastRow="0" w:firstColumn="0" w:lastColumn="0" w:noHBand="0" w:val="0000"/>
       </w:tblPr>
       <w:tblGrid>
         <w:gridCol w:w="1800"/>
@@ -1124,13 +805,6 @@
           <w:b/>
           <w:bCs/>
         </w:rPr>
-        <w:t xml:space="preserve"> </w:t>
-      </w:r>
-      <w:r>
-        <w:rPr>
-          <w:b/>
-          <w:bCs/>
-        </w:rPr>
         <w:t>System Security Officer:</w:t>
       </w:r>
     </w:p>
@@ -1161,7 +835,6 @@
           <w:bottom w:w="0" w:type="dxa"/>
           <w:end w:w="108" w:type="dxa"/>
         </w:tblCellMar>
-        <w:tblLook w:firstRow="0" w:noVBand="0" w:lastRow="0" w:firstColumn="0" w:lastColumn="0" w:noHBand="0" w:val="0000"/>
       </w:tblPr>
       <w:tblGrid>
         <w:gridCol w:w="1800"/>
@@ -1613,7 +1286,6 @@
           <w:tab w:val="clear" w:pos="8640"/>
         </w:tabs>
         <w:bidi w:val="0"/>
-        <w:ind w:hanging="0" w:start="0"/>
         <w:jc w:val="center"/>
         <w:outlineLvl w:val="0"/>
         <w:rPr>
@@ -1654,7 +1326,6 @@
           <w:bottom w:w="0" w:type="dxa"/>
           <w:end w:w="108" w:type="dxa"/>
         </w:tblCellMar>
-        <w:tblLook w:firstRow="1" w:noVBand="0" w:lastRow="1" w:firstColumn="1" w:lastColumn="1" w:noHBand="0" w:val="01e0"/>
       </w:tblPr>
       <w:tblGrid>
         <w:gridCol w:w="3929"/>
@@ -1671,7 +1342,7 @@
               <w:bottom w:val="single" w:sz="4" w:space="0" w:color="000000"/>
               <w:end w:val="single" w:sz="4" w:space="0" w:color="000000"/>
             </w:tcBorders>
-            <w:shd w:color="auto" w:fill="FFFFFF" w:val="pct15"/>
+            <w:shd w:fill="D8D8D8" w:val="clear"/>
             <w:vAlign w:val="center"/>
           </w:tcPr>
           <w:p>
@@ -1706,7 +1377,7 @@
               <w:bottom w:val="single" w:sz="4" w:space="0" w:color="000000"/>
               <w:end w:val="single" w:sz="4" w:space="0" w:color="000000"/>
             </w:tcBorders>
-            <w:shd w:color="auto" w:fill="FFFFFF" w:val="pct15"/>
+            <w:shd w:fill="D8D8D8" w:val="clear"/>
             <w:vAlign w:val="center"/>
           </w:tcPr>
           <w:p>
@@ -2461,6 +2132,7 @@
       </w:pPr>
       <w:r>
         <w:rPr>
+          <w:b/>
           <w:color w:val="000000"/>
           <w:sz w:val="23"/>
           <w:szCs w:val="23"/>
@@ -2510,6 +2182,8 @@
       </w:pPr>
       <w:r>
         <w:rPr>
+          <w:b w:val="false"/>
+          <w:bCs w:val="false"/>
           <w:color w:val="000000"/>
           <w:sz w:val="23"/>
           <w:szCs w:val="23"/>
@@ -2518,7 +2192,6 @@
     </w:p>
     <w:tbl>
       <w:tblPr>
-        <w:tblStyle w:val="TableGrid"/>
         <w:tblW w:w="9926" w:type="dxa"/>
         <w:jc w:val="start"/>
         <w:tblInd w:w="0" w:type="dxa"/>
@@ -2529,7 +2202,6 @@
           <w:bottom w:w="0" w:type="dxa"/>
           <w:end w:w="108" w:type="dxa"/>
         </w:tblCellMar>
-        <w:tblLook w:firstRow="1" w:noVBand="1" w:lastRow="0" w:firstColumn="1" w:lastColumn="0" w:noHBand="0" w:val="04a0"/>
       </w:tblPr>
       <w:tblGrid>
         <w:gridCol w:w="3308"/>
@@ -2608,8 +2280,6 @@
               </w:rPr>
               <w:fldChar w:fldCharType="end"/>
             </w:r>
-            <w:bookmarkStart w:id="3" w:name="Check1_Copy_105"/>
-            <w:bookmarkEnd w:id="3"/>
             <w:r>
               <w:rPr>
                 <w:rFonts w:eastAsia="Times New Roman" w:cs="Times New Roman"/>
@@ -2672,9 +2342,9 @@
               </w:rPr>
               <w:fldChar w:fldCharType="separate"/>
             </w:r>
+            <w:bookmarkStart w:id="3" w:name="Check2_Copy_210"/>
             <w:bookmarkStart w:id="4" w:name="Check2_Copy_210"/>
-            <w:bookmarkStart w:id="5" w:name="Check2_Copy_210"/>
-            <w:bookmarkEnd w:id="5"/>
+            <w:bookmarkEnd w:id="4"/>
             <w:r>
               <w:rPr>
                 <w:rFonts w:eastAsia="Times New Roman" w:cs="Times New Roman"/>
@@ -2690,8 +2360,6 @@
               </w:rPr>
               <w:fldChar w:fldCharType="end"/>
             </w:r>
-            <w:bookmarkStart w:id="6" w:name="Check2_Copy_210"/>
-            <w:bookmarkEnd w:id="6"/>
             <w:r>
               <w:rPr>
                 <w:rFonts w:eastAsia="Times New Roman" w:cs="Times New Roman"/>
@@ -2754,9 +2422,9 @@
               </w:rPr>
               <w:fldChar w:fldCharType="separate"/>
             </w:r>
-            <w:bookmarkStart w:id="7" w:name="Check2_Copy_211"/>
-            <w:bookmarkStart w:id="8" w:name="Check2_Copy_211"/>
-            <w:bookmarkEnd w:id="8"/>
+            <w:bookmarkStart w:id="5" w:name="Check2_Copy_211"/>
+            <w:bookmarkStart w:id="6" w:name="Check2_Copy_211"/>
+            <w:bookmarkEnd w:id="6"/>
             <w:r>
               <w:rPr>
                 <w:rFonts w:eastAsia="Times New Roman" w:cs="Times New Roman"/>
@@ -2772,8 +2440,6 @@
               </w:rPr>
               <w:fldChar w:fldCharType="end"/>
             </w:r>
-            <w:bookmarkStart w:id="9" w:name="Check2_Copy_211"/>
-            <w:bookmarkEnd w:id="9"/>
             <w:r>
               <w:rPr>
                 <w:rFonts w:eastAsia="Times New Roman" w:cs="Times New Roman"/>
@@ -2808,6 +2474,8 @@
               <w:jc w:val="start"/>
               <w:rPr>
                 <w:rFonts w:ascii="Times New Roman" w:hAnsi="Times New Roman" w:eastAsia="Times New Roman" w:cs="Times New Roman"/>
+                <w:b/>
+                <w:color w:val="FF0000"/>
                 <w:kern w:val="0"/>
                 <w:lang w:val="en-US" w:eastAsia="en-US" w:bidi="ar-SA"/>
               </w:rPr>
@@ -2843,6 +2511,8 @@
       </w:pPr>
       <w:r>
         <w:rPr>
+          <w:b w:val="false"/>
+          <w:bCs w:val="false"/>
           <w:color w:val="000000"/>
           <w:sz w:val="23"/>
           <w:szCs w:val="23"/>
@@ -2877,7 +2547,6 @@
     </w:p>
     <w:tbl>
       <w:tblPr>
-        <w:tblStyle w:val="TableGrid"/>
         <w:tblW w:w="9926" w:type="dxa"/>
         <w:jc w:val="start"/>
         <w:tblInd w:w="0" w:type="dxa"/>
@@ -2888,7 +2557,6 @@
           <w:bottom w:w="0" w:type="dxa"/>
           <w:end w:w="108" w:type="dxa"/>
         </w:tblCellMar>
-        <w:tblLook w:firstRow="1" w:noVBand="1" w:lastRow="0" w:firstColumn="1" w:lastColumn="0" w:noHBand="0" w:val="04a0"/>
       </w:tblPr>
       <w:tblGrid>
         <w:gridCol w:w="3308"/>
@@ -2949,9 +2617,9 @@
               </w:rPr>
               <w:fldChar w:fldCharType="separate"/>
             </w:r>
-            <w:bookmarkStart w:id="10" w:name="Check1_Copy_105_Copy_1"/>
-            <w:bookmarkStart w:id="11" w:name="Check1_Copy_105_Copy_1"/>
-            <w:bookmarkEnd w:id="11"/>
+            <w:bookmarkStart w:id="7" w:name="Check1_Copy_105_Copy_1"/>
+            <w:bookmarkStart w:id="8" w:name="Check1_Copy_105_Copy_1"/>
+            <w:bookmarkEnd w:id="8"/>
             <w:r>
               <w:rPr>
                 <w:rFonts w:eastAsia="Times New Roman" w:cs="Times New Roman"/>
@@ -2967,8 +2635,6 @@
               </w:rPr>
               <w:fldChar w:fldCharType="end"/>
             </w:r>
-            <w:bookmarkStart w:id="12" w:name="Check1_Copy_105_Copy_1"/>
-            <w:bookmarkEnd w:id="12"/>
             <w:r>
               <w:rPr>
                 <w:rFonts w:eastAsia="Times New Roman" w:cs="Times New Roman"/>
@@ -3031,9 +2697,9 @@
               </w:rPr>
               <w:fldChar w:fldCharType="separate"/>
             </w:r>
-            <w:bookmarkStart w:id="13" w:name="Check2_Copy_210_Copy_1"/>
-            <w:bookmarkStart w:id="14" w:name="Check2_Copy_210_Copy_1"/>
-            <w:bookmarkEnd w:id="14"/>
+            <w:bookmarkStart w:id="9" w:name="Check2_Copy_210_Copy_1"/>
+            <w:bookmarkStart w:id="10" w:name="Check2_Copy_210_Copy_1"/>
+            <w:bookmarkEnd w:id="10"/>
             <w:r>
               <w:rPr>
                 <w:rFonts w:eastAsia="Times New Roman" w:cs="Times New Roman"/>
@@ -3049,8 +2715,6 @@
               </w:rPr>
               <w:fldChar w:fldCharType="end"/>
             </w:r>
-            <w:bookmarkStart w:id="15" w:name="Check2_Copy_210_Copy_1"/>
-            <w:bookmarkEnd w:id="15"/>
             <w:r>
               <w:rPr>
                 <w:rFonts w:eastAsia="Times New Roman" w:cs="Times New Roman"/>
@@ -3113,9 +2777,9 @@
               </w:rPr>
               <w:fldChar w:fldCharType="separate"/>
             </w:r>
-            <w:bookmarkStart w:id="16" w:name="Check2_Copy_211_Copy_1"/>
-            <w:bookmarkStart w:id="17" w:name="Check2_Copy_211_Copy_1"/>
-            <w:bookmarkEnd w:id="17"/>
+            <w:bookmarkStart w:id="11" w:name="Check2_Copy_211_Copy_1"/>
+            <w:bookmarkStart w:id="12" w:name="Check2_Copy_211_Copy_1"/>
+            <w:bookmarkEnd w:id="12"/>
             <w:r>
               <w:rPr>
                 <w:rFonts w:eastAsia="Times New Roman" w:cs="Times New Roman"/>
@@ -3131,8 +2795,6 @@
               </w:rPr>
               <w:fldChar w:fldCharType="end"/>
             </w:r>
-            <w:bookmarkStart w:id="18" w:name="Check2_Copy_211_Copy_1"/>
-            <w:bookmarkEnd w:id="18"/>
             <w:r>
               <w:rPr>
                 <w:rFonts w:eastAsia="Times New Roman" w:cs="Times New Roman"/>
@@ -3167,6 +2829,8 @@
               <w:jc w:val="start"/>
               <w:rPr>
                 <w:rFonts w:ascii="Times New Roman" w:hAnsi="Times New Roman" w:eastAsia="Times New Roman" w:cs="Times New Roman"/>
+                <w:b/>
+                <w:color w:val="FF0000"/>
                 <w:kern w:val="0"/>
                 <w:lang w:val="en-US" w:eastAsia="en-US" w:bidi="ar-SA"/>
               </w:rPr>
@@ -3202,6 +2866,8 @@
       </w:pPr>
       <w:r>
         <w:rPr>
+          <w:b w:val="false"/>
+          <w:bCs w:val="false"/>
           <w:color w:val="000000"/>
           <w:sz w:val="23"/>
           <w:szCs w:val="23"/>
@@ -3236,7 +2902,6 @@
     </w:p>
     <w:tbl>
       <w:tblPr>
-        <w:tblStyle w:val="TableGrid"/>
         <w:tblW w:w="9926" w:type="dxa"/>
         <w:jc w:val="start"/>
         <w:tblInd w:w="0" w:type="dxa"/>
@@ -3247,7 +2912,6 @@
           <w:bottom w:w="0" w:type="dxa"/>
           <w:end w:w="108" w:type="dxa"/>
         </w:tblCellMar>
-        <w:tblLook w:firstRow="1" w:noVBand="1" w:lastRow="0" w:firstColumn="1" w:lastColumn="0" w:noHBand="0" w:val="04a0"/>
       </w:tblPr>
       <w:tblGrid>
         <w:gridCol w:w="3308"/>
@@ -3308,9 +2972,9 @@
               </w:rPr>
               <w:fldChar w:fldCharType="separate"/>
             </w:r>
-            <w:bookmarkStart w:id="19" w:name="Check1_Copy_105_Copy_2"/>
-            <w:bookmarkStart w:id="20" w:name="Check1_Copy_105_Copy_2"/>
-            <w:bookmarkEnd w:id="20"/>
+            <w:bookmarkStart w:id="13" w:name="Check1_Copy_105_Copy_2"/>
+            <w:bookmarkStart w:id="14" w:name="Check1_Copy_105_Copy_2"/>
+            <w:bookmarkEnd w:id="14"/>
             <w:r>
               <w:rPr>
                 <w:rFonts w:eastAsia="Times New Roman" w:cs="Times New Roman"/>
@@ -3326,8 +2990,6 @@
               </w:rPr>
               <w:fldChar w:fldCharType="end"/>
             </w:r>
-            <w:bookmarkStart w:id="21" w:name="Check1_Copy_105_Copy_2"/>
-            <w:bookmarkEnd w:id="21"/>
             <w:r>
               <w:rPr>
                 <w:rFonts w:eastAsia="Times New Roman" w:cs="Times New Roman"/>
@@ -3390,9 +3052,9 @@
               </w:rPr>
               <w:fldChar w:fldCharType="separate"/>
             </w:r>
-            <w:bookmarkStart w:id="22" w:name="Check2_Copy_210_Copy_2"/>
-            <w:bookmarkStart w:id="23" w:name="Check2_Copy_210_Copy_2"/>
-            <w:bookmarkEnd w:id="23"/>
+            <w:bookmarkStart w:id="15" w:name="Check2_Copy_210_Copy_2"/>
+            <w:bookmarkStart w:id="16" w:name="Check2_Copy_210_Copy_2"/>
+            <w:bookmarkEnd w:id="16"/>
             <w:r>
               <w:rPr>
                 <w:rFonts w:eastAsia="Times New Roman" w:cs="Times New Roman"/>
@@ -3408,8 +3070,6 @@
               </w:rPr>
               <w:fldChar w:fldCharType="end"/>
             </w:r>
-            <w:bookmarkStart w:id="24" w:name="Check2_Copy_210_Copy_2"/>
-            <w:bookmarkEnd w:id="24"/>
             <w:r>
               <w:rPr>
                 <w:rFonts w:eastAsia="Times New Roman" w:cs="Times New Roman"/>
@@ -3472,9 +3132,9 @@
               </w:rPr>
               <w:fldChar w:fldCharType="separate"/>
             </w:r>
-            <w:bookmarkStart w:id="25" w:name="Check2_Copy_211_Copy_2"/>
-            <w:bookmarkStart w:id="26" w:name="Check2_Copy_211_Copy_2"/>
-            <w:bookmarkEnd w:id="26"/>
+            <w:bookmarkStart w:id="17" w:name="Check2_Copy_211_Copy_2"/>
+            <w:bookmarkStart w:id="18" w:name="Check2_Copy_211_Copy_2"/>
+            <w:bookmarkEnd w:id="18"/>
             <w:r>
               <w:rPr>
                 <w:rFonts w:eastAsia="Times New Roman" w:cs="Times New Roman"/>
@@ -3490,8 +3150,6 @@
               </w:rPr>
               <w:fldChar w:fldCharType="end"/>
             </w:r>
-            <w:bookmarkStart w:id="27" w:name="Check2_Copy_211_Copy_2"/>
-            <w:bookmarkEnd w:id="27"/>
             <w:r>
               <w:rPr>
                 <w:rFonts w:eastAsia="Times New Roman" w:cs="Times New Roman"/>
@@ -3526,6 +3184,8 @@
               <w:jc w:val="start"/>
               <w:rPr>
                 <w:rFonts w:ascii="Times New Roman" w:hAnsi="Times New Roman" w:eastAsia="Times New Roman" w:cs="Times New Roman"/>
+                <w:b/>
+                <w:color w:val="FF0000"/>
                 <w:kern w:val="0"/>
                 <w:lang w:val="en-US" w:eastAsia="en-US" w:bidi="ar-SA"/>
               </w:rPr>
@@ -3561,6 +3221,8 @@
       </w:pPr>
       <w:r>
         <w:rPr>
+          <w:b w:val="false"/>
+          <w:bCs w:val="false"/>
           <w:color w:val="000000"/>
           <w:sz w:val="23"/>
           <w:szCs w:val="23"/>
@@ -3595,7 +3257,6 @@
     </w:p>
     <w:tbl>
       <w:tblPr>
-        <w:tblStyle w:val="TableGrid"/>
         <w:tblW w:w="9926" w:type="dxa"/>
         <w:jc w:val="start"/>
         <w:tblInd w:w="0" w:type="dxa"/>
@@ -3606,7 +3267,6 @@
           <w:bottom w:w="0" w:type="dxa"/>
           <w:end w:w="108" w:type="dxa"/>
         </w:tblCellMar>
-        <w:tblLook w:firstRow="1" w:noVBand="1" w:lastRow="0" w:firstColumn="1" w:lastColumn="0" w:noHBand="0" w:val="04a0"/>
       </w:tblPr>
       <w:tblGrid>
         <w:gridCol w:w="3308"/>
@@ -3667,9 +3327,9 @@
               </w:rPr>
               <w:fldChar w:fldCharType="separate"/>
             </w:r>
-            <w:bookmarkStart w:id="28" w:name="Check1_Copy_105_Copy_3"/>
-            <w:bookmarkStart w:id="29" w:name="Check1_Copy_105_Copy_3"/>
-            <w:bookmarkEnd w:id="29"/>
+            <w:bookmarkStart w:id="19" w:name="Check1_Copy_105_Copy_3"/>
+            <w:bookmarkStart w:id="20" w:name="Check1_Copy_105_Copy_3"/>
+            <w:bookmarkEnd w:id="20"/>
             <w:r>
               <w:rPr>
                 <w:rFonts w:eastAsia="Times New Roman" w:cs="Times New Roman"/>
@@ -3685,8 +3345,6 @@
               </w:rPr>
               <w:fldChar w:fldCharType="end"/>
             </w:r>
-            <w:bookmarkStart w:id="30" w:name="Check1_Copy_105_Copy_3"/>
-            <w:bookmarkEnd w:id="30"/>
             <w:r>
               <w:rPr>
                 <w:rFonts w:eastAsia="Times New Roman" w:cs="Times New Roman"/>
@@ -3749,9 +3407,9 @@
               </w:rPr>
               <w:fldChar w:fldCharType="separate"/>
             </w:r>
-            <w:bookmarkStart w:id="31" w:name="Check2_Copy_210_Copy_3"/>
-            <w:bookmarkStart w:id="32" w:name="Check2_Copy_210_Copy_3"/>
-            <w:bookmarkEnd w:id="32"/>
+            <w:bookmarkStart w:id="21" w:name="Check2_Copy_210_Copy_3"/>
+            <w:bookmarkStart w:id="22" w:name="Check2_Copy_210_Copy_3"/>
+            <w:bookmarkEnd w:id="22"/>
             <w:r>
               <w:rPr>
                 <w:rFonts w:eastAsia="Times New Roman" w:cs="Times New Roman"/>
@@ -3767,8 +3425,6 @@
               </w:rPr>
               <w:fldChar w:fldCharType="end"/>
             </w:r>
-            <w:bookmarkStart w:id="33" w:name="Check2_Copy_210_Copy_3"/>
-            <w:bookmarkEnd w:id="33"/>
             <w:r>
               <w:rPr>
                 <w:rFonts w:eastAsia="Times New Roman" w:cs="Times New Roman"/>
@@ -3831,9 +3487,9 @@
               </w:rPr>
               <w:fldChar w:fldCharType="separate"/>
             </w:r>
-            <w:bookmarkStart w:id="34" w:name="Check2_Copy_211_Copy_3"/>
-            <w:bookmarkStart w:id="35" w:name="Check2_Copy_211_Copy_3"/>
-            <w:bookmarkEnd w:id="35"/>
+            <w:bookmarkStart w:id="23" w:name="Check2_Copy_211_Copy_3"/>
+            <w:bookmarkStart w:id="24" w:name="Check2_Copy_211_Copy_3"/>
+            <w:bookmarkEnd w:id="24"/>
             <w:r>
               <w:rPr>
                 <w:rFonts w:eastAsia="Times New Roman" w:cs="Times New Roman"/>
@@ -3849,8 +3505,6 @@
               </w:rPr>
               <w:fldChar w:fldCharType="end"/>
             </w:r>
-            <w:bookmarkStart w:id="36" w:name="Check2_Copy_211_Copy_3"/>
-            <w:bookmarkEnd w:id="36"/>
             <w:r>
               <w:rPr>
                 <w:rFonts w:eastAsia="Times New Roman" w:cs="Times New Roman"/>
@@ -3885,6 +3539,8 @@
               <w:jc w:val="start"/>
               <w:rPr>
                 <w:rFonts w:ascii="Times New Roman" w:hAnsi="Times New Roman" w:eastAsia="Times New Roman" w:cs="Times New Roman"/>
+                <w:b/>
+                <w:color w:val="FF0000"/>
                 <w:kern w:val="0"/>
                 <w:lang w:val="en-US" w:eastAsia="en-US" w:bidi="ar-SA"/>
               </w:rPr>
@@ -3920,6 +3576,8 @@
       </w:pPr>
       <w:r>
         <w:rPr>
+          <w:b w:val="false"/>
+          <w:bCs w:val="false"/>
           <w:color w:val="000000"/>
           <w:sz w:val="23"/>
           <w:szCs w:val="23"/>
@@ -3954,7 +3612,6 @@
     </w:p>
     <w:tbl>
       <w:tblPr>
-        <w:tblStyle w:val="TableGrid"/>
         <w:tblW w:w="9926" w:type="dxa"/>
         <w:jc w:val="start"/>
         <w:tblInd w:w="0" w:type="dxa"/>
@@ -3965,7 +3622,6 @@
           <w:bottom w:w="0" w:type="dxa"/>
           <w:end w:w="108" w:type="dxa"/>
         </w:tblCellMar>
-        <w:tblLook w:firstRow="1" w:noVBand="1" w:lastRow="0" w:firstColumn="1" w:lastColumn="0" w:noHBand="0" w:val="04a0"/>
       </w:tblPr>
       <w:tblGrid>
         <w:gridCol w:w="3308"/>
@@ -4026,9 +3682,9 @@
               </w:rPr>
               <w:fldChar w:fldCharType="separate"/>
             </w:r>
-            <w:bookmarkStart w:id="37" w:name="Check1_Copy_105_Copy_4"/>
-            <w:bookmarkStart w:id="38" w:name="Check1_Copy_105_Copy_4"/>
-            <w:bookmarkEnd w:id="38"/>
+            <w:bookmarkStart w:id="25" w:name="Check1_Copy_105_Copy_4"/>
+            <w:bookmarkStart w:id="26" w:name="Check1_Copy_105_Copy_4"/>
+            <w:bookmarkEnd w:id="26"/>
             <w:r>
               <w:rPr>
                 <w:rFonts w:eastAsia="Times New Roman" w:cs="Times New Roman"/>
@@ -4044,8 +3700,6 @@
               </w:rPr>
               <w:fldChar w:fldCharType="end"/>
             </w:r>
-            <w:bookmarkStart w:id="39" w:name="Check1_Copy_105_Copy_4"/>
-            <w:bookmarkEnd w:id="39"/>
             <w:r>
               <w:rPr>
                 <w:rFonts w:eastAsia="Times New Roman" w:cs="Times New Roman"/>
@@ -4108,9 +3762,9 @@
               </w:rPr>
               <w:fldChar w:fldCharType="separate"/>
             </w:r>
-            <w:bookmarkStart w:id="40" w:name="Check2_Copy_210_Copy_4"/>
-            <w:bookmarkStart w:id="41" w:name="Check2_Copy_210_Copy_4"/>
-            <w:bookmarkEnd w:id="41"/>
+            <w:bookmarkStart w:id="27" w:name="Check2_Copy_210_Copy_4"/>
+            <w:bookmarkStart w:id="28" w:name="Check2_Copy_210_Copy_4"/>
+            <w:bookmarkEnd w:id="28"/>
             <w:r>
               <w:rPr>
                 <w:rFonts w:eastAsia="Times New Roman" w:cs="Times New Roman"/>
@@ -4126,8 +3780,6 @@
               </w:rPr>
               <w:fldChar w:fldCharType="end"/>
             </w:r>
-            <w:bookmarkStart w:id="42" w:name="Check2_Copy_210_Copy_4"/>
-            <w:bookmarkEnd w:id="42"/>
             <w:r>
               <w:rPr>
                 <w:rFonts w:eastAsia="Times New Roman" w:cs="Times New Roman"/>
@@ -4190,9 +3842,9 @@
               </w:rPr>
               <w:fldChar w:fldCharType="separate"/>
             </w:r>
-            <w:bookmarkStart w:id="43" w:name="Check2_Copy_211_Copy_4"/>
-            <w:bookmarkStart w:id="44" w:name="Check2_Copy_211_Copy_4"/>
-            <w:bookmarkEnd w:id="44"/>
+            <w:bookmarkStart w:id="29" w:name="Check2_Copy_211_Copy_4"/>
+            <w:bookmarkStart w:id="30" w:name="Check2_Copy_211_Copy_4"/>
+            <w:bookmarkEnd w:id="30"/>
             <w:r>
               <w:rPr>
                 <w:rFonts w:eastAsia="Times New Roman" w:cs="Times New Roman"/>
@@ -4208,8 +3860,6 @@
               </w:rPr>
               <w:fldChar w:fldCharType="end"/>
             </w:r>
-            <w:bookmarkStart w:id="45" w:name="Check2_Copy_211_Copy_4"/>
-            <w:bookmarkEnd w:id="45"/>
             <w:r>
               <w:rPr>
                 <w:rFonts w:eastAsia="Times New Roman" w:cs="Times New Roman"/>
@@ -4244,6 +3894,8 @@
               <w:jc w:val="start"/>
               <w:rPr>
                 <w:rFonts w:ascii="Times New Roman" w:hAnsi="Times New Roman" w:eastAsia="Times New Roman" w:cs="Times New Roman"/>
+                <w:b/>
+                <w:color w:val="FF0000"/>
                 <w:kern w:val="0"/>
                 <w:lang w:val="en-US" w:eastAsia="en-US" w:bidi="ar-SA"/>
               </w:rPr>
@@ -4279,6 +3931,8 @@
       </w:pPr>
       <w:r>
         <w:rPr>
+          <w:b w:val="false"/>
+          <w:bCs w:val="false"/>
           <w:color w:val="000000"/>
           <w:sz w:val="23"/>
           <w:szCs w:val="23"/>
@@ -4313,7 +3967,6 @@
     </w:p>
     <w:tbl>
       <w:tblPr>
-        <w:tblStyle w:val="TableGrid"/>
         <w:tblW w:w="9926" w:type="dxa"/>
         <w:jc w:val="start"/>
         <w:tblInd w:w="0" w:type="dxa"/>
@@ -4324,7 +3977,6 @@
           <w:bottom w:w="0" w:type="dxa"/>
           <w:end w:w="108" w:type="dxa"/>
         </w:tblCellMar>
-        <w:tblLook w:firstRow="1" w:noVBand="1" w:lastRow="0" w:firstColumn="1" w:lastColumn="0" w:noHBand="0" w:val="04a0"/>
       </w:tblPr>
       <w:tblGrid>
         <w:gridCol w:w="3308"/>
@@ -4385,9 +4037,9 @@
               </w:rPr>
               <w:fldChar w:fldCharType="separate"/>
             </w:r>
-            <w:bookmarkStart w:id="46" w:name="Check1_Copy_105_Copy_5"/>
-            <w:bookmarkStart w:id="47" w:name="Check1_Copy_105_Copy_5"/>
-            <w:bookmarkEnd w:id="47"/>
+            <w:bookmarkStart w:id="31" w:name="Check1_Copy_105_Copy_5"/>
+            <w:bookmarkStart w:id="32" w:name="Check1_Copy_105_Copy_5"/>
+            <w:bookmarkEnd w:id="32"/>
             <w:r>
               <w:rPr>
                 <w:rFonts w:eastAsia="Times New Roman" w:cs="Times New Roman"/>
@@ -4403,8 +4055,6 @@
               </w:rPr>
               <w:fldChar w:fldCharType="end"/>
             </w:r>
-            <w:bookmarkStart w:id="48" w:name="Check1_Copy_105_Copy_5"/>
-            <w:bookmarkEnd w:id="48"/>
             <w:r>
               <w:rPr>
                 <w:rFonts w:eastAsia="Times New Roman" w:cs="Times New Roman"/>
@@ -4467,9 +4117,9 @@
               </w:rPr>
               <w:fldChar w:fldCharType="separate"/>
             </w:r>
-            <w:bookmarkStart w:id="49" w:name="Check2_Copy_210_Copy_5"/>
-            <w:bookmarkStart w:id="50" w:name="Check2_Copy_210_Copy_5"/>
-            <w:bookmarkEnd w:id="50"/>
+            <w:bookmarkStart w:id="33" w:name="Check2_Copy_210_Copy_5"/>
+            <w:bookmarkStart w:id="34" w:name="Check2_Copy_210_Copy_5"/>
+            <w:bookmarkEnd w:id="34"/>
             <w:r>
               <w:rPr>
                 <w:rFonts w:eastAsia="Times New Roman" w:cs="Times New Roman"/>
@@ -4485,8 +4135,6 @@
               </w:rPr>
               <w:fldChar w:fldCharType="end"/>
             </w:r>
-            <w:bookmarkStart w:id="51" w:name="Check2_Copy_210_Copy_5"/>
-            <w:bookmarkEnd w:id="51"/>
             <w:r>
               <w:rPr>
                 <w:rFonts w:eastAsia="Times New Roman" w:cs="Times New Roman"/>
@@ -4549,9 +4197,9 @@
               </w:rPr>
               <w:fldChar w:fldCharType="separate"/>
             </w:r>
-            <w:bookmarkStart w:id="52" w:name="Check2_Copy_211_Copy_5"/>
-            <w:bookmarkStart w:id="53" w:name="Check2_Copy_211_Copy_5"/>
-            <w:bookmarkEnd w:id="53"/>
+            <w:bookmarkStart w:id="35" w:name="Check2_Copy_211_Copy_5"/>
+            <w:bookmarkStart w:id="36" w:name="Check2_Copy_211_Copy_5"/>
+            <w:bookmarkEnd w:id="36"/>
             <w:r>
               <w:rPr>
                 <w:rFonts w:eastAsia="Times New Roman" w:cs="Times New Roman"/>
@@ -4567,8 +4215,6 @@
               </w:rPr>
               <w:fldChar w:fldCharType="end"/>
             </w:r>
-            <w:bookmarkStart w:id="54" w:name="Check2_Copy_211_Copy_5"/>
-            <w:bookmarkEnd w:id="54"/>
             <w:r>
               <w:rPr>
                 <w:rFonts w:eastAsia="Times New Roman" w:cs="Times New Roman"/>
@@ -4603,6 +4249,8 @@
               <w:jc w:val="start"/>
               <w:rPr>
                 <w:rFonts w:ascii="Times New Roman" w:hAnsi="Times New Roman" w:eastAsia="Times New Roman" w:cs="Times New Roman"/>
+                <w:b/>
+                <w:color w:val="FF0000"/>
                 <w:kern w:val="0"/>
                 <w:lang w:val="en-US" w:eastAsia="en-US" w:bidi="ar-SA"/>
               </w:rPr>
@@ -4638,6 +4286,7 @@
       </w:pPr>
       <w:r>
         <w:rPr>
+          <w:b/>
           <w:color w:val="000000"/>
           <w:sz w:val="23"/>
           <w:szCs w:val="23"/>
@@ -4687,6 +4336,8 @@
       </w:pPr>
       <w:r>
         <w:rPr>
+          <w:b w:val="false"/>
+          <w:bCs w:val="false"/>
           <w:color w:val="000000"/>
           <w:sz w:val="23"/>
           <w:szCs w:val="23"/>
@@ -4747,7 +4398,6 @@
     </w:p>
     <w:tbl>
       <w:tblPr>
-        <w:tblStyle w:val="TableGrid"/>
         <w:tblW w:w="9926" w:type="dxa"/>
         <w:jc w:val="start"/>
         <w:tblInd w:w="0" w:type="dxa"/>
@@ -4758,7 +4408,6 @@
           <w:bottom w:w="0" w:type="dxa"/>
           <w:end w:w="108" w:type="dxa"/>
         </w:tblCellMar>
-        <w:tblLook w:firstRow="1" w:noVBand="1" w:lastRow="0" w:firstColumn="1" w:lastColumn="0" w:noHBand="0" w:val="04a0"/>
       </w:tblPr>
       <w:tblGrid>
         <w:gridCol w:w="3308"/>
@@ -4819,9 +4468,9 @@
               </w:rPr>
               <w:fldChar w:fldCharType="separate"/>
             </w:r>
-            <w:bookmarkStart w:id="55" w:name="Check1_Copy_105_Copy_6"/>
-            <w:bookmarkStart w:id="56" w:name="Check1_Copy_105_Copy_6"/>
-            <w:bookmarkEnd w:id="56"/>
+            <w:bookmarkStart w:id="37" w:name="Check1_Copy_105_Copy_6"/>
+            <w:bookmarkStart w:id="38" w:name="Check1_Copy_105_Copy_6"/>
+            <w:bookmarkEnd w:id="38"/>
             <w:r>
               <w:rPr>
                 <w:rFonts w:eastAsia="Times New Roman" w:cs="Times New Roman"/>
@@ -4837,8 +4486,6 @@
               </w:rPr>
               <w:fldChar w:fldCharType="end"/>
             </w:r>
-            <w:bookmarkStart w:id="57" w:name="Check1_Copy_105_Copy_6"/>
-            <w:bookmarkEnd w:id="57"/>
             <w:r>
               <w:rPr>
                 <w:rFonts w:eastAsia="Times New Roman" w:cs="Times New Roman"/>
@@ -4901,9 +4548,9 @@
               </w:rPr>
               <w:fldChar w:fldCharType="separate"/>
             </w:r>
-            <w:bookmarkStart w:id="58" w:name="Check2_Copy_210_Copy_6"/>
-            <w:bookmarkStart w:id="59" w:name="Check2_Copy_210_Copy_6"/>
-            <w:bookmarkEnd w:id="59"/>
+            <w:bookmarkStart w:id="39" w:name="Check2_Copy_210_Copy_6"/>
+            <w:bookmarkStart w:id="40" w:name="Check2_Copy_210_Copy_6"/>
+            <w:bookmarkEnd w:id="40"/>
             <w:r>
               <w:rPr>
                 <w:rFonts w:eastAsia="Times New Roman" w:cs="Times New Roman"/>
@@ -4919,8 +4566,6 @@
               </w:rPr>
               <w:fldChar w:fldCharType="end"/>
             </w:r>
-            <w:bookmarkStart w:id="60" w:name="Check2_Copy_210_Copy_6"/>
-            <w:bookmarkEnd w:id="60"/>
             <w:r>
               <w:rPr>
                 <w:rFonts w:eastAsia="Times New Roman" w:cs="Times New Roman"/>
@@ -4983,9 +4628,9 @@
               </w:rPr>
               <w:fldChar w:fldCharType="separate"/>
             </w:r>
-            <w:bookmarkStart w:id="61" w:name="Check2_Copy_211_Copy_6"/>
-            <w:bookmarkStart w:id="62" w:name="Check2_Copy_211_Copy_6"/>
-            <w:bookmarkEnd w:id="62"/>
+            <w:bookmarkStart w:id="41" w:name="Check2_Copy_211_Copy_6"/>
+            <w:bookmarkStart w:id="42" w:name="Check2_Copy_211_Copy_6"/>
+            <w:bookmarkEnd w:id="42"/>
             <w:r>
               <w:rPr>
                 <w:rFonts w:eastAsia="Times New Roman" w:cs="Times New Roman"/>
@@ -5001,8 +4646,6 @@
               </w:rPr>
               <w:fldChar w:fldCharType="end"/>
             </w:r>
-            <w:bookmarkStart w:id="63" w:name="Check2_Copy_211_Copy_6"/>
-            <w:bookmarkEnd w:id="63"/>
             <w:r>
               <w:rPr>
                 <w:rFonts w:eastAsia="Times New Roman" w:cs="Times New Roman"/>
@@ -5037,6 +4680,8 @@
               <w:jc w:val="start"/>
               <w:rPr>
                 <w:rFonts w:ascii="Times New Roman" w:hAnsi="Times New Roman" w:eastAsia="Times New Roman" w:cs="Times New Roman"/>
+                <w:b/>
+                <w:color w:val="FF0000"/>
                 <w:kern w:val="0"/>
                 <w:lang w:val="en-US" w:eastAsia="en-US" w:bidi="ar-SA"/>
               </w:rPr>
@@ -5072,6 +4717,8 @@
       </w:pPr>
       <w:r>
         <w:rPr>
+          <w:b w:val="false"/>
+          <w:bCs w:val="false"/>
           <w:color w:val="000000"/>
           <w:sz w:val="23"/>
           <w:szCs w:val="23"/>
@@ -5132,7 +4779,6 @@
     </w:p>
     <w:tbl>
       <w:tblPr>
-        <w:tblStyle w:val="TableGrid"/>
         <w:tblW w:w="9926" w:type="dxa"/>
         <w:jc w:val="start"/>
         <w:tblInd w:w="0" w:type="dxa"/>
@@ -5143,7 +4789,6 @@
           <w:bottom w:w="0" w:type="dxa"/>
           <w:end w:w="108" w:type="dxa"/>
         </w:tblCellMar>
-        <w:tblLook w:firstRow="1" w:noVBand="1" w:lastRow="0" w:firstColumn="1" w:lastColumn="0" w:noHBand="0" w:val="04a0"/>
       </w:tblPr>
       <w:tblGrid>
         <w:gridCol w:w="3308"/>
@@ -5204,9 +4849,9 @@
               </w:rPr>
               <w:fldChar w:fldCharType="separate"/>
             </w:r>
-            <w:bookmarkStart w:id="64" w:name="Check1_Copy_105_Copy_7"/>
-            <w:bookmarkStart w:id="65" w:name="Check1_Copy_105_Copy_7"/>
-            <w:bookmarkEnd w:id="65"/>
+            <w:bookmarkStart w:id="43" w:name="Check1_Copy_105_Copy_7"/>
+            <w:bookmarkStart w:id="44" w:name="Check1_Copy_105_Copy_7"/>
+            <w:bookmarkEnd w:id="44"/>
             <w:r>
               <w:rPr>
                 <w:rFonts w:eastAsia="Times New Roman" w:cs="Times New Roman"/>
@@ -5222,8 +4867,6 @@
               </w:rPr>
               <w:fldChar w:fldCharType="end"/>
             </w:r>
-            <w:bookmarkStart w:id="66" w:name="Check1_Copy_105_Copy_7"/>
-            <w:bookmarkEnd w:id="66"/>
             <w:r>
               <w:rPr>
                 <w:rFonts w:eastAsia="Times New Roman" w:cs="Times New Roman"/>
@@ -5286,9 +4929,9 @@
               </w:rPr>
               <w:fldChar w:fldCharType="separate"/>
             </w:r>
-            <w:bookmarkStart w:id="67" w:name="Check2_Copy_210_Copy_7"/>
-            <w:bookmarkStart w:id="68" w:name="Check2_Copy_210_Copy_7"/>
-            <w:bookmarkEnd w:id="68"/>
+            <w:bookmarkStart w:id="45" w:name="Check2_Copy_210_Copy_7"/>
+            <w:bookmarkStart w:id="46" w:name="Check2_Copy_210_Copy_7"/>
+            <w:bookmarkEnd w:id="46"/>
             <w:r>
               <w:rPr>
                 <w:rFonts w:eastAsia="Times New Roman" w:cs="Times New Roman"/>
@@ -5304,8 +4947,6 @@
               </w:rPr>
               <w:fldChar w:fldCharType="end"/>
             </w:r>
-            <w:bookmarkStart w:id="69" w:name="Check2_Copy_210_Copy_7"/>
-            <w:bookmarkEnd w:id="69"/>
             <w:r>
               <w:rPr>
                 <w:rFonts w:eastAsia="Times New Roman" w:cs="Times New Roman"/>
@@ -5368,9 +5009,9 @@
               </w:rPr>
               <w:fldChar w:fldCharType="separate"/>
             </w:r>
-            <w:bookmarkStart w:id="70" w:name="Check2_Copy_211_Copy_7"/>
-            <w:bookmarkStart w:id="71" w:name="Check2_Copy_211_Copy_7"/>
-            <w:bookmarkEnd w:id="71"/>
+            <w:bookmarkStart w:id="47" w:name="Check2_Copy_211_Copy_7"/>
+            <w:bookmarkStart w:id="48" w:name="Check2_Copy_211_Copy_7"/>
+            <w:bookmarkEnd w:id="48"/>
             <w:r>
               <w:rPr>
                 <w:rFonts w:eastAsia="Times New Roman" w:cs="Times New Roman"/>
@@ -5386,8 +5027,6 @@
               </w:rPr>
               <w:fldChar w:fldCharType="end"/>
             </w:r>
-            <w:bookmarkStart w:id="72" w:name="Check2_Copy_211_Copy_7"/>
-            <w:bookmarkEnd w:id="72"/>
             <w:r>
               <w:rPr>
                 <w:rFonts w:eastAsia="Times New Roman" w:cs="Times New Roman"/>
@@ -5422,6 +5061,8 @@
               <w:jc w:val="start"/>
               <w:rPr>
                 <w:rFonts w:ascii="Times New Roman" w:hAnsi="Times New Roman" w:eastAsia="Times New Roman" w:cs="Times New Roman"/>
+                <w:b/>
+                <w:color w:val="FF0000"/>
                 <w:kern w:val="0"/>
                 <w:lang w:val="en-US" w:eastAsia="en-US" w:bidi="ar-SA"/>
               </w:rPr>
@@ -5457,6 +5098,8 @@
       </w:pPr>
       <w:r>
         <w:rPr>
+          <w:b w:val="false"/>
+          <w:bCs w:val="false"/>
           <w:color w:val="000000"/>
           <w:sz w:val="23"/>
           <w:szCs w:val="23"/>
@@ -5506,6 +5149,8 @@
       </w:pPr>
       <w:r>
         <w:rPr>
+          <w:b w:val="false"/>
+          <w:bCs w:val="false"/>
           <w:color w:val="000000"/>
           <w:sz w:val="23"/>
           <w:szCs w:val="23"/>
@@ -5540,7 +5185,6 @@
     </w:p>
     <w:tbl>
       <w:tblPr>
-        <w:tblStyle w:val="TableGrid"/>
         <w:tblW w:w="9926" w:type="dxa"/>
         <w:jc w:val="start"/>
         <w:tblInd w:w="0" w:type="dxa"/>
@@ -5551,7 +5195,6 @@
           <w:bottom w:w="0" w:type="dxa"/>
           <w:end w:w="108" w:type="dxa"/>
         </w:tblCellMar>
-        <w:tblLook w:firstRow="1" w:noVBand="1" w:lastRow="0" w:firstColumn="1" w:lastColumn="0" w:noHBand="0" w:val="04a0"/>
       </w:tblPr>
       <w:tblGrid>
         <w:gridCol w:w="3308"/>
@@ -5612,9 +5255,9 @@
               </w:rPr>
               <w:fldChar w:fldCharType="separate"/>
             </w:r>
-            <w:bookmarkStart w:id="73" w:name="Check1_Copy_105_Copy_8"/>
-            <w:bookmarkStart w:id="74" w:name="Check1_Copy_105_Copy_8"/>
-            <w:bookmarkEnd w:id="74"/>
+            <w:bookmarkStart w:id="49" w:name="Check1_Copy_105_Copy_8"/>
+            <w:bookmarkStart w:id="50" w:name="Check1_Copy_105_Copy_8"/>
+            <w:bookmarkEnd w:id="50"/>
             <w:r>
               <w:rPr>
                 <w:rFonts w:eastAsia="Times New Roman" w:cs="Times New Roman"/>
@@ -5630,8 +5273,6 @@
               </w:rPr>
               <w:fldChar w:fldCharType="end"/>
             </w:r>
-            <w:bookmarkStart w:id="75" w:name="Check1_Copy_105_Copy_8"/>
-            <w:bookmarkEnd w:id="75"/>
             <w:r>
               <w:rPr>
                 <w:rFonts w:eastAsia="Times New Roman" w:cs="Times New Roman"/>
@@ -5694,9 +5335,9 @@
               </w:rPr>
               <w:fldChar w:fldCharType="separate"/>
             </w:r>
-            <w:bookmarkStart w:id="76" w:name="Check2_Copy_210_Copy_8"/>
-            <w:bookmarkStart w:id="77" w:name="Check2_Copy_210_Copy_8"/>
-            <w:bookmarkEnd w:id="77"/>
+            <w:bookmarkStart w:id="51" w:name="Check2_Copy_210_Copy_8"/>
+            <w:bookmarkStart w:id="52" w:name="Check2_Copy_210_Copy_8"/>
+            <w:bookmarkEnd w:id="52"/>
             <w:r>
               <w:rPr>
                 <w:rFonts w:eastAsia="Times New Roman" w:cs="Times New Roman"/>
@@ -5712,8 +5353,6 @@
               </w:rPr>
               <w:fldChar w:fldCharType="end"/>
             </w:r>
-            <w:bookmarkStart w:id="78" w:name="Check2_Copy_210_Copy_8"/>
-            <w:bookmarkEnd w:id="78"/>
             <w:r>
               <w:rPr>
                 <w:rFonts w:eastAsia="Times New Roman" w:cs="Times New Roman"/>
@@ -5776,9 +5415,9 @@
               </w:rPr>
               <w:fldChar w:fldCharType="separate"/>
             </w:r>
-            <w:bookmarkStart w:id="79" w:name="Check2_Copy_211_Copy_8"/>
-            <w:bookmarkStart w:id="80" w:name="Check2_Copy_211_Copy_8"/>
-            <w:bookmarkEnd w:id="80"/>
+            <w:bookmarkStart w:id="53" w:name="Check2_Copy_211_Copy_8"/>
+            <w:bookmarkStart w:id="54" w:name="Check2_Copy_211_Copy_8"/>
+            <w:bookmarkEnd w:id="54"/>
             <w:r>
               <w:rPr>
                 <w:rFonts w:eastAsia="Times New Roman" w:cs="Times New Roman"/>
@@ -5794,8 +5433,6 @@
               </w:rPr>
               <w:fldChar w:fldCharType="end"/>
             </w:r>
-            <w:bookmarkStart w:id="81" w:name="Check2_Copy_211_Copy_8"/>
-            <w:bookmarkEnd w:id="81"/>
             <w:r>
               <w:rPr>
                 <w:rFonts w:eastAsia="Times New Roman" w:cs="Times New Roman"/>
@@ -5830,6 +5467,8 @@
               <w:jc w:val="start"/>
               <w:rPr>
                 <w:rFonts w:ascii="Times New Roman" w:hAnsi="Times New Roman" w:eastAsia="Times New Roman" w:cs="Times New Roman"/>
+                <w:b/>
+                <w:color w:val="FF0000"/>
                 <w:kern w:val="0"/>
                 <w:lang w:val="en-US" w:eastAsia="en-US" w:bidi="ar-SA"/>
               </w:rPr>
@@ -5865,6 +5504,8 @@
       </w:pPr>
       <w:r>
         <w:rPr>
+          <w:b w:val="false"/>
+          <w:bCs w:val="false"/>
           <w:color w:val="000000"/>
           <w:sz w:val="23"/>
           <w:szCs w:val="23"/>
@@ -5899,7 +5540,6 @@
     </w:p>
     <w:tbl>
       <w:tblPr>
-        <w:tblStyle w:val="TableGrid"/>
         <w:tblW w:w="9926" w:type="dxa"/>
         <w:jc w:val="start"/>
         <w:tblInd w:w="0" w:type="dxa"/>
@@ -5910,7 +5550,6 @@
           <w:bottom w:w="0" w:type="dxa"/>
           <w:end w:w="108" w:type="dxa"/>
         </w:tblCellMar>
-        <w:tblLook w:firstRow="1" w:noVBand="1" w:lastRow="0" w:firstColumn="1" w:lastColumn="0" w:noHBand="0" w:val="04a0"/>
       </w:tblPr>
       <w:tblGrid>
         <w:gridCol w:w="3308"/>
@@ -5971,9 +5610,9 @@
               </w:rPr>
               <w:fldChar w:fldCharType="separate"/>
             </w:r>
-            <w:bookmarkStart w:id="82" w:name="Check1_Copy_105_Copy_9"/>
-            <w:bookmarkStart w:id="83" w:name="Check1_Copy_105_Copy_9"/>
-            <w:bookmarkEnd w:id="83"/>
+            <w:bookmarkStart w:id="55" w:name="Check1_Copy_105_Copy_9"/>
+            <w:bookmarkStart w:id="56" w:name="Check1_Copy_105_Copy_9"/>
+            <w:bookmarkEnd w:id="56"/>
             <w:r>
               <w:rPr>
                 <w:rFonts w:eastAsia="Times New Roman" w:cs="Times New Roman"/>
@@ -5989,8 +5628,6 @@
               </w:rPr>
               <w:fldChar w:fldCharType="end"/>
             </w:r>
-            <w:bookmarkStart w:id="84" w:name="Check1_Copy_105_Copy_9"/>
-            <w:bookmarkEnd w:id="84"/>
             <w:r>
               <w:rPr>
                 <w:rFonts w:eastAsia="Times New Roman" w:cs="Times New Roman"/>
@@ -6053,9 +5690,9 @@
               </w:rPr>
               <w:fldChar w:fldCharType="separate"/>
             </w:r>
-            <w:bookmarkStart w:id="85" w:name="Check2_Copy_210_Copy_9"/>
-            <w:bookmarkStart w:id="86" w:name="Check2_Copy_210_Copy_9"/>
-            <w:bookmarkEnd w:id="86"/>
+            <w:bookmarkStart w:id="57" w:name="Check2_Copy_210_Copy_9"/>
+            <w:bookmarkStart w:id="58" w:name="Check2_Copy_210_Copy_9"/>
+            <w:bookmarkEnd w:id="58"/>
             <w:r>
               <w:rPr>
                 <w:rFonts w:eastAsia="Times New Roman" w:cs="Times New Roman"/>
@@ -6071,8 +5708,6 @@
               </w:rPr>
               <w:fldChar w:fldCharType="end"/>
             </w:r>
-            <w:bookmarkStart w:id="87" w:name="Check2_Copy_210_Copy_9"/>
-            <w:bookmarkEnd w:id="87"/>
             <w:r>
               <w:rPr>
                 <w:rFonts w:eastAsia="Times New Roman" w:cs="Times New Roman"/>
@@ -6135,9 +5770,9 @@
               </w:rPr>
               <w:fldChar w:fldCharType="separate"/>
             </w:r>
-            <w:bookmarkStart w:id="88" w:name="Check2_Copy_211_Copy_9"/>
-            <w:bookmarkStart w:id="89" w:name="Check2_Copy_211_Copy_9"/>
-            <w:bookmarkEnd w:id="89"/>
+            <w:bookmarkStart w:id="59" w:name="Check2_Copy_211_Copy_9"/>
+            <w:bookmarkStart w:id="60" w:name="Check2_Copy_211_Copy_9"/>
+            <w:bookmarkEnd w:id="60"/>
             <w:r>
               <w:rPr>
                 <w:rFonts w:eastAsia="Times New Roman" w:cs="Times New Roman"/>
@@ -6153,8 +5788,6 @@
               </w:rPr>
               <w:fldChar w:fldCharType="end"/>
             </w:r>
-            <w:bookmarkStart w:id="90" w:name="Check2_Copy_211_Copy_9"/>
-            <w:bookmarkEnd w:id="90"/>
             <w:r>
               <w:rPr>
                 <w:rFonts w:eastAsia="Times New Roman" w:cs="Times New Roman"/>
@@ -6189,6 +5822,8 @@
               <w:jc w:val="start"/>
               <w:rPr>
                 <w:rFonts w:ascii="Times New Roman" w:hAnsi="Times New Roman" w:eastAsia="Times New Roman" w:cs="Times New Roman"/>
+                <w:b/>
+                <w:color w:val="FF0000"/>
                 <w:kern w:val="0"/>
                 <w:lang w:val="en-US" w:eastAsia="en-US" w:bidi="ar-SA"/>
               </w:rPr>
@@ -6224,6 +5859,8 @@
       </w:pPr>
       <w:r>
         <w:rPr>
+          <w:b w:val="false"/>
+          <w:bCs w:val="false"/>
           <w:color w:val="000000"/>
           <w:sz w:val="23"/>
           <w:szCs w:val="23"/>
@@ -6258,7 +5895,6 @@
     </w:p>
     <w:tbl>
       <w:tblPr>
-        <w:tblStyle w:val="TableGrid"/>
         <w:tblW w:w="9926" w:type="dxa"/>
         <w:jc w:val="start"/>
         <w:tblInd w:w="0" w:type="dxa"/>
@@ -6269,7 +5905,6 @@
           <w:bottom w:w="0" w:type="dxa"/>
           <w:end w:w="108" w:type="dxa"/>
         </w:tblCellMar>
-        <w:tblLook w:firstRow="1" w:noVBand="1" w:lastRow="0" w:firstColumn="1" w:lastColumn="0" w:noHBand="0" w:val="04a0"/>
       </w:tblPr>
       <w:tblGrid>
         <w:gridCol w:w="3308"/>
@@ -6330,9 +5965,9 @@
               </w:rPr>
               <w:fldChar w:fldCharType="separate"/>
             </w:r>
-            <w:bookmarkStart w:id="91" w:name="Check1_Copy_105_Copy_10"/>
-            <w:bookmarkStart w:id="92" w:name="Check1_Copy_105_Copy_10"/>
-            <w:bookmarkEnd w:id="92"/>
+            <w:bookmarkStart w:id="61" w:name="Check1_Copy_105_Copy_10"/>
+            <w:bookmarkStart w:id="62" w:name="Check1_Copy_105_Copy_10"/>
+            <w:bookmarkEnd w:id="62"/>
             <w:r>
               <w:rPr>
                 <w:rFonts w:eastAsia="Times New Roman" w:cs="Times New Roman"/>
@@ -6348,8 +5983,6 @@
               </w:rPr>
               <w:fldChar w:fldCharType="end"/>
             </w:r>
-            <w:bookmarkStart w:id="93" w:name="Check1_Copy_105_Copy_10"/>
-            <w:bookmarkEnd w:id="93"/>
             <w:r>
               <w:rPr>
                 <w:rFonts w:eastAsia="Times New Roman" w:cs="Times New Roman"/>
@@ -6412,9 +6045,9 @@
               </w:rPr>
               <w:fldChar w:fldCharType="separate"/>
             </w:r>
-            <w:bookmarkStart w:id="94" w:name="Check2_Copy_210_Copy_10"/>
-            <w:bookmarkStart w:id="95" w:name="Check2_Copy_210_Copy_10"/>
-            <w:bookmarkEnd w:id="95"/>
+            <w:bookmarkStart w:id="63" w:name="Check2_Copy_210_Copy_10"/>
+            <w:bookmarkStart w:id="64" w:name="Check2_Copy_210_Copy_10"/>
+            <w:bookmarkEnd w:id="64"/>
             <w:r>
               <w:rPr>
                 <w:rFonts w:eastAsia="Times New Roman" w:cs="Times New Roman"/>
@@ -6430,8 +6063,6 @@
               </w:rPr>
               <w:fldChar w:fldCharType="end"/>
             </w:r>
-            <w:bookmarkStart w:id="96" w:name="Check2_Copy_210_Copy_10"/>
-            <w:bookmarkEnd w:id="96"/>
             <w:r>
               <w:rPr>
                 <w:rFonts w:eastAsia="Times New Roman" w:cs="Times New Roman"/>
@@ -6494,9 +6125,9 @@
               </w:rPr>
               <w:fldChar w:fldCharType="separate"/>
             </w:r>
-            <w:bookmarkStart w:id="97" w:name="Check2_Copy_211_Copy_10"/>
-            <w:bookmarkStart w:id="98" w:name="Check2_Copy_211_Copy_10"/>
-            <w:bookmarkEnd w:id="98"/>
+            <w:bookmarkStart w:id="65" w:name="Check2_Copy_211_Copy_10"/>
+            <w:bookmarkStart w:id="66" w:name="Check2_Copy_211_Copy_10"/>
+            <w:bookmarkEnd w:id="66"/>
             <w:r>
               <w:rPr>
                 <w:rFonts w:eastAsia="Times New Roman" w:cs="Times New Roman"/>
@@ -6512,8 +6143,6 @@
               </w:rPr>
               <w:fldChar w:fldCharType="end"/>
             </w:r>
-            <w:bookmarkStart w:id="99" w:name="Check2_Copy_211_Copy_10"/>
-            <w:bookmarkEnd w:id="99"/>
             <w:r>
               <w:rPr>
                 <w:rFonts w:eastAsia="Times New Roman" w:cs="Times New Roman"/>
@@ -6548,6 +6177,8 @@
               <w:jc w:val="start"/>
               <w:rPr>
                 <w:rFonts w:ascii="Times New Roman" w:hAnsi="Times New Roman" w:eastAsia="Times New Roman" w:cs="Times New Roman"/>
+                <w:b/>
+                <w:color w:val="FF0000"/>
                 <w:kern w:val="0"/>
                 <w:lang w:val="en-US" w:eastAsia="en-US" w:bidi="ar-SA"/>
               </w:rPr>
@@ -6583,6 +6214,8 @@
       </w:pPr>
       <w:r>
         <w:rPr>
+          <w:b w:val="false"/>
+          <w:bCs w:val="false"/>
           <w:color w:val="000000"/>
           <w:sz w:val="23"/>
           <w:szCs w:val="23"/>
@@ -6617,7 +6250,6 @@
     </w:p>
     <w:tbl>
       <w:tblPr>
-        <w:tblStyle w:val="TableGrid"/>
         <w:tblW w:w="9926" w:type="dxa"/>
         <w:jc w:val="start"/>
         <w:tblInd w:w="0" w:type="dxa"/>
@@ -6628,7 +6260,6 @@
           <w:bottom w:w="0" w:type="dxa"/>
           <w:end w:w="108" w:type="dxa"/>
         </w:tblCellMar>
-        <w:tblLook w:firstRow="1" w:noVBand="1" w:lastRow="0" w:firstColumn="1" w:lastColumn="0" w:noHBand="0" w:val="04a0"/>
       </w:tblPr>
       <w:tblGrid>
         <w:gridCol w:w="3308"/>
@@ -6689,9 +6320,9 @@
               </w:rPr>
               <w:fldChar w:fldCharType="separate"/>
             </w:r>
-            <w:bookmarkStart w:id="100" w:name="Check1_Copy_105_Copy_11"/>
-            <w:bookmarkStart w:id="101" w:name="Check1_Copy_105_Copy_11"/>
-            <w:bookmarkEnd w:id="101"/>
+            <w:bookmarkStart w:id="67" w:name="Check1_Copy_105_Copy_11"/>
+            <w:bookmarkStart w:id="68" w:name="Check1_Copy_105_Copy_11"/>
+            <w:bookmarkEnd w:id="68"/>
             <w:r>
               <w:rPr>
                 <w:rFonts w:eastAsia="Times New Roman" w:cs="Times New Roman"/>
@@ -6707,8 +6338,6 @@
               </w:rPr>
               <w:fldChar w:fldCharType="end"/>
             </w:r>
-            <w:bookmarkStart w:id="102" w:name="Check1_Copy_105_Copy_11"/>
-            <w:bookmarkEnd w:id="102"/>
             <w:r>
               <w:rPr>
                 <w:rFonts w:eastAsia="Times New Roman" w:cs="Times New Roman"/>
@@ -6771,9 +6400,9 @@
               </w:rPr>
               <w:fldChar w:fldCharType="separate"/>
             </w:r>
-            <w:bookmarkStart w:id="103" w:name="Check2_Copy_210_Copy_11"/>
-            <w:bookmarkStart w:id="104" w:name="Check2_Copy_210_Copy_11"/>
-            <w:bookmarkEnd w:id="104"/>
+            <w:bookmarkStart w:id="69" w:name="Check2_Copy_210_Copy_11"/>
+            <w:bookmarkStart w:id="70" w:name="Check2_Copy_210_Copy_11"/>
+            <w:bookmarkEnd w:id="70"/>
             <w:r>
               <w:rPr>
                 <w:rFonts w:eastAsia="Times New Roman" w:cs="Times New Roman"/>
@@ -6789,8 +6418,6 @@
               </w:rPr>
               <w:fldChar w:fldCharType="end"/>
             </w:r>
-            <w:bookmarkStart w:id="105" w:name="Check2_Copy_210_Copy_11"/>
-            <w:bookmarkEnd w:id="105"/>
             <w:r>
               <w:rPr>
                 <w:rFonts w:eastAsia="Times New Roman" w:cs="Times New Roman"/>
@@ -6853,9 +6480,9 @@
               </w:rPr>
               <w:fldChar w:fldCharType="separate"/>
             </w:r>
-            <w:bookmarkStart w:id="106" w:name="Check2_Copy_211_Copy_11"/>
-            <w:bookmarkStart w:id="107" w:name="Check2_Copy_211_Copy_11"/>
-            <w:bookmarkEnd w:id="107"/>
+            <w:bookmarkStart w:id="71" w:name="Check2_Copy_211_Copy_11"/>
+            <w:bookmarkStart w:id="72" w:name="Check2_Copy_211_Copy_11"/>
+            <w:bookmarkEnd w:id="72"/>
             <w:r>
               <w:rPr>
                 <w:rFonts w:eastAsia="Times New Roman" w:cs="Times New Roman"/>
@@ -6871,8 +6498,6 @@
               </w:rPr>
               <w:fldChar w:fldCharType="end"/>
             </w:r>
-            <w:bookmarkStart w:id="108" w:name="Check2_Copy_211_Copy_11"/>
-            <w:bookmarkEnd w:id="108"/>
             <w:r>
               <w:rPr>
                 <w:rFonts w:eastAsia="Times New Roman" w:cs="Times New Roman"/>
@@ -6907,6 +6532,8 @@
               <w:jc w:val="start"/>
               <w:rPr>
                 <w:rFonts w:ascii="Times New Roman" w:hAnsi="Times New Roman" w:eastAsia="Times New Roman" w:cs="Times New Roman"/>
+                <w:b/>
+                <w:color w:val="FF0000"/>
                 <w:kern w:val="0"/>
                 <w:lang w:val="en-US" w:eastAsia="en-US" w:bidi="ar-SA"/>
               </w:rPr>
@@ -6942,6 +6569,8 @@
       </w:pPr>
       <w:r>
         <w:rPr>
+          <w:b w:val="false"/>
+          <w:bCs w:val="false"/>
           <w:color w:val="000000"/>
           <w:sz w:val="23"/>
           <w:szCs w:val="23"/>
@@ -6976,7 +6605,6 @@
     </w:p>
     <w:tbl>
       <w:tblPr>
-        <w:tblStyle w:val="TableGrid"/>
         <w:tblW w:w="9926" w:type="dxa"/>
         <w:jc w:val="start"/>
         <w:tblInd w:w="0" w:type="dxa"/>
@@ -6987,7 +6615,6 @@
           <w:bottom w:w="0" w:type="dxa"/>
           <w:end w:w="108" w:type="dxa"/>
         </w:tblCellMar>
-        <w:tblLook w:firstRow="1" w:noVBand="1" w:lastRow="0" w:firstColumn="1" w:lastColumn="0" w:noHBand="0" w:val="04a0"/>
       </w:tblPr>
       <w:tblGrid>
         <w:gridCol w:w="3308"/>
@@ -7048,9 +6675,9 @@
               </w:rPr>
               <w:fldChar w:fldCharType="separate"/>
             </w:r>
-            <w:bookmarkStart w:id="109" w:name="Check1_Copy_105_Copy_12"/>
-            <w:bookmarkStart w:id="110" w:name="Check1_Copy_105_Copy_12"/>
-            <w:bookmarkEnd w:id="110"/>
+            <w:bookmarkStart w:id="73" w:name="Check1_Copy_105_Copy_12"/>
+            <w:bookmarkStart w:id="74" w:name="Check1_Copy_105_Copy_12"/>
+            <w:bookmarkEnd w:id="74"/>
             <w:r>
               <w:rPr>
                 <w:rFonts w:eastAsia="Times New Roman" w:cs="Times New Roman"/>
@@ -7066,8 +6693,6 @@
               </w:rPr>
               <w:fldChar w:fldCharType="end"/>
             </w:r>
-            <w:bookmarkStart w:id="111" w:name="Check1_Copy_105_Copy_12"/>
-            <w:bookmarkEnd w:id="111"/>
             <w:r>
               <w:rPr>
                 <w:rFonts w:eastAsia="Times New Roman" w:cs="Times New Roman"/>
@@ -7130,9 +6755,9 @@
               </w:rPr>
               <w:fldChar w:fldCharType="separate"/>
             </w:r>
-            <w:bookmarkStart w:id="112" w:name="Check2_Copy_210_Copy_12"/>
-            <w:bookmarkStart w:id="113" w:name="Check2_Copy_210_Copy_12"/>
-            <w:bookmarkEnd w:id="113"/>
+            <w:bookmarkStart w:id="75" w:name="Check2_Copy_210_Copy_12"/>
+            <w:bookmarkStart w:id="76" w:name="Check2_Copy_210_Copy_12"/>
+            <w:bookmarkEnd w:id="76"/>
             <w:r>
               <w:rPr>
                 <w:rFonts w:eastAsia="Times New Roman" w:cs="Times New Roman"/>
@@ -7148,8 +6773,6 @@
               </w:rPr>
               <w:fldChar w:fldCharType="end"/>
             </w:r>
-            <w:bookmarkStart w:id="114" w:name="Check2_Copy_210_Copy_12"/>
-            <w:bookmarkEnd w:id="114"/>
             <w:r>
               <w:rPr>
                 <w:rFonts w:eastAsia="Times New Roman" w:cs="Times New Roman"/>
@@ -7212,9 +6835,9 @@
               </w:rPr>
               <w:fldChar w:fldCharType="separate"/>
             </w:r>
-            <w:bookmarkStart w:id="115" w:name="Check2_Copy_211_Copy_12"/>
-            <w:bookmarkStart w:id="116" w:name="Check2_Copy_211_Copy_12"/>
-            <w:bookmarkEnd w:id="116"/>
+            <w:bookmarkStart w:id="77" w:name="Check2_Copy_211_Copy_12"/>
+            <w:bookmarkStart w:id="78" w:name="Check2_Copy_211_Copy_12"/>
+            <w:bookmarkEnd w:id="78"/>
             <w:r>
               <w:rPr>
                 <w:rFonts w:eastAsia="Times New Roman" w:cs="Times New Roman"/>
@@ -7230,8 +6853,6 @@
               </w:rPr>
               <w:fldChar w:fldCharType="end"/>
             </w:r>
-            <w:bookmarkStart w:id="117" w:name="Check2_Copy_211_Copy_12"/>
-            <w:bookmarkEnd w:id="117"/>
             <w:r>
               <w:rPr>
                 <w:rFonts w:eastAsia="Times New Roman" w:cs="Times New Roman"/>
@@ -7266,6 +6887,8 @@
               <w:jc w:val="start"/>
               <w:rPr>
                 <w:rFonts w:ascii="Times New Roman" w:hAnsi="Times New Roman" w:eastAsia="Times New Roman" w:cs="Times New Roman"/>
+                <w:b/>
+                <w:color w:val="FF0000"/>
                 <w:kern w:val="0"/>
                 <w:lang w:val="en-US" w:eastAsia="en-US" w:bidi="ar-SA"/>
               </w:rPr>
@@ -7301,6 +6924,8 @@
       </w:pPr>
       <w:r>
         <w:rPr>
+          <w:b w:val="false"/>
+          <w:bCs w:val="false"/>
           <w:color w:val="000000"/>
           <w:sz w:val="23"/>
           <w:szCs w:val="23"/>
@@ -7335,7 +6960,6 @@
     </w:p>
     <w:tbl>
       <w:tblPr>
-        <w:tblStyle w:val="TableGrid"/>
         <w:tblW w:w="9926" w:type="dxa"/>
         <w:jc w:val="start"/>
         <w:tblInd w:w="0" w:type="dxa"/>
@@ -7346,7 +6970,6 @@
           <w:bottom w:w="0" w:type="dxa"/>
           <w:end w:w="108" w:type="dxa"/>
         </w:tblCellMar>
-        <w:tblLook w:firstRow="1" w:noVBand="1" w:lastRow="0" w:firstColumn="1" w:lastColumn="0" w:noHBand="0" w:val="04a0"/>
       </w:tblPr>
       <w:tblGrid>
         <w:gridCol w:w="3308"/>
@@ -7407,9 +7030,9 @@
               </w:rPr>
               <w:fldChar w:fldCharType="separate"/>
             </w:r>
-            <w:bookmarkStart w:id="118" w:name="Check1_Copy_105_Copy_13"/>
-            <w:bookmarkStart w:id="119" w:name="Check1_Copy_105_Copy_13"/>
-            <w:bookmarkEnd w:id="119"/>
+            <w:bookmarkStart w:id="79" w:name="Check1_Copy_105_Copy_13"/>
+            <w:bookmarkStart w:id="80" w:name="Check1_Copy_105_Copy_13"/>
+            <w:bookmarkEnd w:id="80"/>
             <w:r>
               <w:rPr>
                 <w:rFonts w:eastAsia="Times New Roman" w:cs="Times New Roman"/>
@@ -7425,8 +7048,6 @@
               </w:rPr>
               <w:fldChar w:fldCharType="end"/>
             </w:r>
-            <w:bookmarkStart w:id="120" w:name="Check1_Copy_105_Copy_13"/>
-            <w:bookmarkEnd w:id="120"/>
             <w:r>
               <w:rPr>
                 <w:rFonts w:eastAsia="Times New Roman" w:cs="Times New Roman"/>
@@ -7489,9 +7110,9 @@
               </w:rPr>
               <w:fldChar w:fldCharType="separate"/>
             </w:r>
-            <w:bookmarkStart w:id="121" w:name="Check2_Copy_210_Copy_13"/>
-            <w:bookmarkStart w:id="122" w:name="Check2_Copy_210_Copy_13"/>
-            <w:bookmarkEnd w:id="122"/>
+            <w:bookmarkStart w:id="81" w:name="Check2_Copy_210_Copy_13"/>
+            <w:bookmarkStart w:id="82" w:name="Check2_Copy_210_Copy_13"/>
+            <w:bookmarkEnd w:id="82"/>
             <w:r>
               <w:rPr>
                 <w:rFonts w:eastAsia="Times New Roman" w:cs="Times New Roman"/>
@@ -7507,8 +7128,6 @@
               </w:rPr>
               <w:fldChar w:fldCharType="end"/>
             </w:r>
-            <w:bookmarkStart w:id="123" w:name="Check2_Copy_210_Copy_13"/>
-            <w:bookmarkEnd w:id="123"/>
             <w:r>
               <w:rPr>
                 <w:rFonts w:eastAsia="Times New Roman" w:cs="Times New Roman"/>
@@ -7571,9 +7190,9 @@
               </w:rPr>
               <w:fldChar w:fldCharType="separate"/>
             </w:r>
-            <w:bookmarkStart w:id="124" w:name="Check2_Copy_211_Copy_13"/>
-            <w:bookmarkStart w:id="125" w:name="Check2_Copy_211_Copy_13"/>
-            <w:bookmarkEnd w:id="125"/>
+            <w:bookmarkStart w:id="83" w:name="Check2_Copy_211_Copy_13"/>
+            <w:bookmarkStart w:id="84" w:name="Check2_Copy_211_Copy_13"/>
+            <w:bookmarkEnd w:id="84"/>
             <w:r>
               <w:rPr>
                 <w:rFonts w:eastAsia="Times New Roman" w:cs="Times New Roman"/>
@@ -7589,8 +7208,6 @@
               </w:rPr>
               <w:fldChar w:fldCharType="end"/>
             </w:r>
-            <w:bookmarkStart w:id="126" w:name="Check2_Copy_211_Copy_13"/>
-            <w:bookmarkEnd w:id="126"/>
             <w:r>
               <w:rPr>
                 <w:rFonts w:eastAsia="Times New Roman" w:cs="Times New Roman"/>
@@ -7625,6 +7242,8 @@
               <w:jc w:val="start"/>
               <w:rPr>
                 <w:rFonts w:ascii="Times New Roman" w:hAnsi="Times New Roman" w:eastAsia="Times New Roman" w:cs="Times New Roman"/>
+                <w:b/>
+                <w:color w:val="FF0000"/>
                 <w:kern w:val="0"/>
                 <w:lang w:val="en-US" w:eastAsia="en-US" w:bidi="ar-SA"/>
               </w:rPr>
@@ -7660,6 +7279,8 @@
       </w:pPr>
       <w:r>
         <w:rPr>
+          <w:b w:val="false"/>
+          <w:bCs w:val="false"/>
           <w:color w:val="000000"/>
           <w:sz w:val="23"/>
           <w:szCs w:val="23"/>
@@ -7709,6 +7330,8 @@
       </w:pPr>
       <w:r>
         <w:rPr>
+          <w:b w:val="false"/>
+          <w:bCs w:val="false"/>
           <w:color w:val="000000"/>
           <w:sz w:val="23"/>
           <w:szCs w:val="23"/>
@@ -7769,7 +7392,6 @@
     </w:p>
     <w:tbl>
       <w:tblPr>
-        <w:tblStyle w:val="TableGrid"/>
         <w:tblW w:w="9926" w:type="dxa"/>
         <w:jc w:val="start"/>
         <w:tblInd w:w="0" w:type="dxa"/>
@@ -7780,7 +7402,6 @@
           <w:bottom w:w="0" w:type="dxa"/>
           <w:end w:w="108" w:type="dxa"/>
         </w:tblCellMar>
-        <w:tblLook w:firstRow="1" w:noVBand="1" w:lastRow="0" w:firstColumn="1" w:lastColumn="0" w:noHBand="0" w:val="04a0"/>
       </w:tblPr>
       <w:tblGrid>
         <w:gridCol w:w="3308"/>
@@ -7841,9 +7462,9 @@
               </w:rPr>
               <w:fldChar w:fldCharType="separate"/>
             </w:r>
-            <w:bookmarkStart w:id="127" w:name="Check1_Copy_105_Copy_14"/>
-            <w:bookmarkStart w:id="128" w:name="Check1_Copy_105_Copy_14"/>
-            <w:bookmarkEnd w:id="128"/>
+            <w:bookmarkStart w:id="85" w:name="Check1_Copy_105_Copy_14"/>
+            <w:bookmarkStart w:id="86" w:name="Check1_Copy_105_Copy_14"/>
+            <w:bookmarkEnd w:id="86"/>
             <w:r>
               <w:rPr>
                 <w:rFonts w:eastAsia="Times New Roman" w:cs="Times New Roman"/>
@@ -7859,8 +7480,6 @@
               </w:rPr>
               <w:fldChar w:fldCharType="end"/>
             </w:r>
-            <w:bookmarkStart w:id="129" w:name="Check1_Copy_105_Copy_14"/>
-            <w:bookmarkEnd w:id="129"/>
             <w:r>
               <w:rPr>
                 <w:rFonts w:eastAsia="Times New Roman" w:cs="Times New Roman"/>
@@ -7923,9 +7542,9 @@
               </w:rPr>
               <w:fldChar w:fldCharType="separate"/>
             </w:r>
-            <w:bookmarkStart w:id="130" w:name="Check2_Copy_210_Copy_14"/>
-            <w:bookmarkStart w:id="131" w:name="Check2_Copy_210_Copy_14"/>
-            <w:bookmarkEnd w:id="131"/>
+            <w:bookmarkStart w:id="87" w:name="Check2_Copy_210_Copy_14"/>
+            <w:bookmarkStart w:id="88" w:name="Check2_Copy_210_Copy_14"/>
+            <w:bookmarkEnd w:id="88"/>
             <w:r>
               <w:rPr>
                 <w:rFonts w:eastAsia="Times New Roman" w:cs="Times New Roman"/>
@@ -7941,8 +7560,6 @@
               </w:rPr>
               <w:fldChar w:fldCharType="end"/>
             </w:r>
-            <w:bookmarkStart w:id="132" w:name="Check2_Copy_210_Copy_14"/>
-            <w:bookmarkEnd w:id="132"/>
             <w:r>
               <w:rPr>
                 <w:rFonts w:eastAsia="Times New Roman" w:cs="Times New Roman"/>
@@ -8005,9 +7622,9 @@
               </w:rPr>
               <w:fldChar w:fldCharType="separate"/>
             </w:r>
-            <w:bookmarkStart w:id="133" w:name="Check2_Copy_211_Copy_14"/>
-            <w:bookmarkStart w:id="134" w:name="Check2_Copy_211_Copy_14"/>
-            <w:bookmarkEnd w:id="134"/>
+            <w:bookmarkStart w:id="89" w:name="Check2_Copy_211_Copy_14"/>
+            <w:bookmarkStart w:id="90" w:name="Check2_Copy_211_Copy_14"/>
+            <w:bookmarkEnd w:id="90"/>
             <w:r>
               <w:rPr>
                 <w:rFonts w:eastAsia="Times New Roman" w:cs="Times New Roman"/>
@@ -8023,8 +7640,6 @@
               </w:rPr>
               <w:fldChar w:fldCharType="end"/>
             </w:r>
-            <w:bookmarkStart w:id="135" w:name="Check2_Copy_211_Copy_14"/>
-            <w:bookmarkEnd w:id="135"/>
             <w:r>
               <w:rPr>
                 <w:rFonts w:eastAsia="Times New Roman" w:cs="Times New Roman"/>
@@ -8059,6 +7674,8 @@
               <w:jc w:val="start"/>
               <w:rPr>
                 <w:rFonts w:ascii="Times New Roman" w:hAnsi="Times New Roman" w:eastAsia="Times New Roman" w:cs="Times New Roman"/>
+                <w:b/>
+                <w:color w:val="FF0000"/>
                 <w:kern w:val="0"/>
                 <w:lang w:val="en-US" w:eastAsia="en-US" w:bidi="ar-SA"/>
               </w:rPr>
@@ -8094,6 +7711,8 @@
       </w:pPr>
       <w:r>
         <w:rPr>
+          <w:b w:val="false"/>
+          <w:bCs w:val="false"/>
           <w:color w:val="000000"/>
           <w:sz w:val="23"/>
           <w:szCs w:val="23"/>
@@ -8154,7 +7773,6 @@
     </w:p>
     <w:tbl>
       <w:tblPr>
-        <w:tblStyle w:val="TableGrid"/>
         <w:tblW w:w="9926" w:type="dxa"/>
         <w:jc w:val="start"/>
         <w:tblInd w:w="0" w:type="dxa"/>
@@ -8165,7 +7783,6 @@
           <w:bottom w:w="0" w:type="dxa"/>
           <w:end w:w="108" w:type="dxa"/>
         </w:tblCellMar>
-        <w:tblLook w:firstRow="1" w:noVBand="1" w:lastRow="0" w:firstColumn="1" w:lastColumn="0" w:noHBand="0" w:val="04a0"/>
       </w:tblPr>
       <w:tblGrid>
         <w:gridCol w:w="3308"/>
@@ -8226,9 +7843,9 @@
               </w:rPr>
               <w:fldChar w:fldCharType="separate"/>
             </w:r>
-            <w:bookmarkStart w:id="136" w:name="Check1_Copy_105_Copy_15"/>
-            <w:bookmarkStart w:id="137" w:name="Check1_Copy_105_Copy_15"/>
-            <w:bookmarkEnd w:id="137"/>
+            <w:bookmarkStart w:id="91" w:name="Check1_Copy_105_Copy_15"/>
+            <w:bookmarkStart w:id="92" w:name="Check1_Copy_105_Copy_15"/>
+            <w:bookmarkEnd w:id="92"/>
             <w:r>
               <w:rPr>
                 <w:rFonts w:eastAsia="Times New Roman" w:cs="Times New Roman"/>
@@ -8244,8 +7861,6 @@
               </w:rPr>
               <w:fldChar w:fldCharType="end"/>
             </w:r>
-            <w:bookmarkStart w:id="138" w:name="Check1_Copy_105_Copy_15"/>
-            <w:bookmarkEnd w:id="138"/>
             <w:r>
               <w:rPr>
                 <w:rFonts w:eastAsia="Times New Roman" w:cs="Times New Roman"/>
@@ -8308,9 +7923,9 @@
               </w:rPr>
               <w:fldChar w:fldCharType="separate"/>
             </w:r>
-            <w:bookmarkStart w:id="139" w:name="Check2_Copy_210_Copy_15"/>
-            <w:bookmarkStart w:id="140" w:name="Check2_Copy_210_Copy_15"/>
-            <w:bookmarkEnd w:id="140"/>
+            <w:bookmarkStart w:id="93" w:name="Check2_Copy_210_Copy_15"/>
+            <w:bookmarkStart w:id="94" w:name="Check2_Copy_210_Copy_15"/>
+            <w:bookmarkEnd w:id="94"/>
             <w:r>
               <w:rPr>
                 <w:rFonts w:eastAsia="Times New Roman" w:cs="Times New Roman"/>
@@ -8326,8 +7941,6 @@
               </w:rPr>
               <w:fldChar w:fldCharType="end"/>
             </w:r>
-            <w:bookmarkStart w:id="141" w:name="Check2_Copy_210_Copy_15"/>
-            <w:bookmarkEnd w:id="141"/>
             <w:r>
               <w:rPr>
                 <w:rFonts w:eastAsia="Times New Roman" w:cs="Times New Roman"/>
@@ -8390,9 +8003,9 @@
               </w:rPr>
               <w:fldChar w:fldCharType="separate"/>
             </w:r>
-            <w:bookmarkStart w:id="142" w:name="Check2_Copy_211_Copy_15"/>
-            <w:bookmarkStart w:id="143" w:name="Check2_Copy_211_Copy_15"/>
-            <w:bookmarkEnd w:id="143"/>
+            <w:bookmarkStart w:id="95" w:name="Check2_Copy_211_Copy_15"/>
+            <w:bookmarkStart w:id="96" w:name="Check2_Copy_211_Copy_15"/>
+            <w:bookmarkEnd w:id="96"/>
             <w:r>
               <w:rPr>
                 <w:rFonts w:eastAsia="Times New Roman" w:cs="Times New Roman"/>
@@ -8408,8 +8021,6 @@
               </w:rPr>
               <w:fldChar w:fldCharType="end"/>
             </w:r>
-            <w:bookmarkStart w:id="144" w:name="Check2_Copy_211_Copy_15"/>
-            <w:bookmarkEnd w:id="144"/>
             <w:r>
               <w:rPr>
                 <w:rFonts w:eastAsia="Times New Roman" w:cs="Times New Roman"/>
@@ -8444,6 +8055,8 @@
               <w:jc w:val="start"/>
               <w:rPr>
                 <w:rFonts w:ascii="Times New Roman" w:hAnsi="Times New Roman" w:eastAsia="Times New Roman" w:cs="Times New Roman"/>
+                <w:b/>
+                <w:color w:val="FF0000"/>
                 <w:kern w:val="0"/>
                 <w:lang w:val="en-US" w:eastAsia="en-US" w:bidi="ar-SA"/>
               </w:rPr>
@@ -8479,6 +8092,8 @@
       </w:pPr>
       <w:r>
         <w:rPr>
+          <w:b w:val="false"/>
+          <w:bCs w:val="false"/>
           <w:color w:val="000000"/>
           <w:sz w:val="23"/>
           <w:szCs w:val="23"/>
@@ -8539,7 +8154,6 @@
     </w:p>
     <w:tbl>
       <w:tblPr>
-        <w:tblStyle w:val="TableGrid"/>
         <w:tblW w:w="9926" w:type="dxa"/>
         <w:jc w:val="start"/>
         <w:tblInd w:w="0" w:type="dxa"/>
@@ -8550,7 +8164,6 @@
           <w:bottom w:w="0" w:type="dxa"/>
           <w:end w:w="108" w:type="dxa"/>
         </w:tblCellMar>
-        <w:tblLook w:firstRow="1" w:noVBand="1" w:lastRow="0" w:firstColumn="1" w:lastColumn="0" w:noHBand="0" w:val="04a0"/>
       </w:tblPr>
       <w:tblGrid>
         <w:gridCol w:w="3308"/>
@@ -8611,9 +8224,9 @@
               </w:rPr>
               <w:fldChar w:fldCharType="separate"/>
             </w:r>
-            <w:bookmarkStart w:id="145" w:name="Check1_Copy_105_Copy_16"/>
-            <w:bookmarkStart w:id="146" w:name="Check1_Copy_105_Copy_16"/>
-            <w:bookmarkEnd w:id="146"/>
+            <w:bookmarkStart w:id="97" w:name="Check1_Copy_105_Copy_16"/>
+            <w:bookmarkStart w:id="98" w:name="Check1_Copy_105_Copy_16"/>
+            <w:bookmarkEnd w:id="98"/>
             <w:r>
               <w:rPr>
                 <w:rFonts w:eastAsia="Times New Roman" w:cs="Times New Roman"/>
@@ -8629,8 +8242,6 @@
               </w:rPr>
               <w:fldChar w:fldCharType="end"/>
             </w:r>
-            <w:bookmarkStart w:id="147" w:name="Check1_Copy_105_Copy_16"/>
-            <w:bookmarkEnd w:id="147"/>
             <w:r>
               <w:rPr>
                 <w:rFonts w:eastAsia="Times New Roman" w:cs="Times New Roman"/>
@@ -8693,9 +8304,9 @@
               </w:rPr>
               <w:fldChar w:fldCharType="separate"/>
             </w:r>
-            <w:bookmarkStart w:id="148" w:name="Check2_Copy_210_Copy_16"/>
-            <w:bookmarkStart w:id="149" w:name="Check2_Copy_210_Copy_16"/>
-            <w:bookmarkEnd w:id="149"/>
+            <w:bookmarkStart w:id="99" w:name="Check2_Copy_210_Copy_16"/>
+            <w:bookmarkStart w:id="100" w:name="Check2_Copy_210_Copy_16"/>
+            <w:bookmarkEnd w:id="100"/>
             <w:r>
               <w:rPr>
                 <w:rFonts w:eastAsia="Times New Roman" w:cs="Times New Roman"/>
@@ -8711,8 +8322,6 @@
               </w:rPr>
               <w:fldChar w:fldCharType="end"/>
             </w:r>
-            <w:bookmarkStart w:id="150" w:name="Check2_Copy_210_Copy_16"/>
-            <w:bookmarkEnd w:id="150"/>
             <w:r>
               <w:rPr>
                 <w:rFonts w:eastAsia="Times New Roman" w:cs="Times New Roman"/>
@@ -8775,9 +8384,9 @@
               </w:rPr>
               <w:fldChar w:fldCharType="separate"/>
             </w:r>
-            <w:bookmarkStart w:id="151" w:name="Check2_Copy_211_Copy_16"/>
-            <w:bookmarkStart w:id="152" w:name="Check2_Copy_211_Copy_16"/>
-            <w:bookmarkEnd w:id="152"/>
+            <w:bookmarkStart w:id="101" w:name="Check2_Copy_211_Copy_16"/>
+            <w:bookmarkStart w:id="102" w:name="Check2_Copy_211_Copy_16"/>
+            <w:bookmarkEnd w:id="102"/>
             <w:r>
               <w:rPr>
                 <w:rFonts w:eastAsia="Times New Roman" w:cs="Times New Roman"/>
@@ -8793,8 +8402,6 @@
               </w:rPr>
               <w:fldChar w:fldCharType="end"/>
             </w:r>
-            <w:bookmarkStart w:id="153" w:name="Check2_Copy_211_Copy_16"/>
-            <w:bookmarkEnd w:id="153"/>
             <w:r>
               <w:rPr>
                 <w:rFonts w:eastAsia="Times New Roman" w:cs="Times New Roman"/>
@@ -8829,6 +8436,8 @@
               <w:jc w:val="start"/>
               <w:rPr>
                 <w:rFonts w:ascii="Times New Roman" w:hAnsi="Times New Roman" w:eastAsia="Times New Roman" w:cs="Times New Roman"/>
+                <w:b/>
+                <w:color w:val="FF0000"/>
                 <w:kern w:val="0"/>
                 <w:lang w:val="en-US" w:eastAsia="en-US" w:bidi="ar-SA"/>
               </w:rPr>
@@ -8864,6 +8473,8 @@
       </w:pPr>
       <w:r>
         <w:rPr>
+          <w:b w:val="false"/>
+          <w:bCs w:val="false"/>
           <w:color w:val="000000"/>
           <w:sz w:val="23"/>
           <w:szCs w:val="23"/>
@@ -8924,7 +8535,6 @@
     </w:p>
     <w:tbl>
       <w:tblPr>
-        <w:tblStyle w:val="TableGrid"/>
         <w:tblW w:w="9926" w:type="dxa"/>
         <w:jc w:val="start"/>
         <w:tblInd w:w="0" w:type="dxa"/>
@@ -8935,7 +8545,6 @@
           <w:bottom w:w="0" w:type="dxa"/>
           <w:end w:w="108" w:type="dxa"/>
         </w:tblCellMar>
-        <w:tblLook w:firstRow="1" w:noVBand="1" w:lastRow="0" w:firstColumn="1" w:lastColumn="0" w:noHBand="0" w:val="04a0"/>
       </w:tblPr>
       <w:tblGrid>
         <w:gridCol w:w="3308"/>
@@ -8996,9 +8605,9 @@
               </w:rPr>
               <w:fldChar w:fldCharType="separate"/>
             </w:r>
-            <w:bookmarkStart w:id="154" w:name="Check1_Copy_105_Copy_17"/>
-            <w:bookmarkStart w:id="155" w:name="Check1_Copy_105_Copy_17"/>
-            <w:bookmarkEnd w:id="155"/>
+            <w:bookmarkStart w:id="103" w:name="Check1_Copy_105_Copy_17"/>
+            <w:bookmarkStart w:id="104" w:name="Check1_Copy_105_Copy_17"/>
+            <w:bookmarkEnd w:id="104"/>
             <w:r>
               <w:rPr>
                 <w:rFonts w:eastAsia="Times New Roman" w:cs="Times New Roman"/>
@@ -9014,8 +8623,6 @@
               </w:rPr>
               <w:fldChar w:fldCharType="end"/>
             </w:r>
-            <w:bookmarkStart w:id="156" w:name="Check1_Copy_105_Copy_17"/>
-            <w:bookmarkEnd w:id="156"/>
             <w:r>
               <w:rPr>
                 <w:rFonts w:eastAsia="Times New Roman" w:cs="Times New Roman"/>
@@ -9078,9 +8685,9 @@
               </w:rPr>
               <w:fldChar w:fldCharType="separate"/>
             </w:r>
-            <w:bookmarkStart w:id="157" w:name="Check2_Copy_210_Copy_17"/>
-            <w:bookmarkStart w:id="158" w:name="Check2_Copy_210_Copy_17"/>
-            <w:bookmarkEnd w:id="158"/>
+            <w:bookmarkStart w:id="105" w:name="Check2_Copy_210_Copy_17"/>
+            <w:bookmarkStart w:id="106" w:name="Check2_Copy_210_Copy_17"/>
+            <w:bookmarkEnd w:id="106"/>
             <w:r>
               <w:rPr>
                 <w:rFonts w:eastAsia="Times New Roman" w:cs="Times New Roman"/>
@@ -9096,8 +8703,6 @@
               </w:rPr>
               <w:fldChar w:fldCharType="end"/>
             </w:r>
-            <w:bookmarkStart w:id="159" w:name="Check2_Copy_210_Copy_17"/>
-            <w:bookmarkEnd w:id="159"/>
             <w:r>
               <w:rPr>
                 <w:rFonts w:eastAsia="Times New Roman" w:cs="Times New Roman"/>
@@ -9160,9 +8765,9 @@
               </w:rPr>
               <w:fldChar w:fldCharType="separate"/>
             </w:r>
-            <w:bookmarkStart w:id="160" w:name="Check2_Copy_211_Copy_17"/>
-            <w:bookmarkStart w:id="161" w:name="Check2_Copy_211_Copy_17"/>
-            <w:bookmarkEnd w:id="161"/>
+            <w:bookmarkStart w:id="107" w:name="Check2_Copy_211_Copy_17"/>
+            <w:bookmarkStart w:id="108" w:name="Check2_Copy_211_Copy_17"/>
+            <w:bookmarkEnd w:id="108"/>
             <w:r>
               <w:rPr>
                 <w:rFonts w:eastAsia="Times New Roman" w:cs="Times New Roman"/>
@@ -9178,8 +8783,6 @@
               </w:rPr>
               <w:fldChar w:fldCharType="end"/>
             </w:r>
-            <w:bookmarkStart w:id="162" w:name="Check2_Copy_211_Copy_17"/>
-            <w:bookmarkEnd w:id="162"/>
             <w:r>
               <w:rPr>
                 <w:rFonts w:eastAsia="Times New Roman" w:cs="Times New Roman"/>
@@ -9214,6 +8817,8 @@
               <w:jc w:val="start"/>
               <w:rPr>
                 <w:rFonts w:ascii="Times New Roman" w:hAnsi="Times New Roman" w:eastAsia="Times New Roman" w:cs="Times New Roman"/>
+                <w:b/>
+                <w:color w:val="FF0000"/>
                 <w:kern w:val="0"/>
                 <w:lang w:val="en-US" w:eastAsia="en-US" w:bidi="ar-SA"/>
               </w:rPr>
@@ -9249,6 +8854,8 @@
       </w:pPr>
       <w:r>
         <w:rPr>
+          <w:b w:val="false"/>
+          <w:bCs w:val="false"/>
           <w:color w:val="000000"/>
           <w:sz w:val="23"/>
           <w:szCs w:val="23"/>
@@ -9283,7 +8890,6 @@
     </w:p>
     <w:tbl>
       <w:tblPr>
-        <w:tblStyle w:val="TableGrid"/>
         <w:tblW w:w="9926" w:type="dxa"/>
         <w:jc w:val="start"/>
         <w:tblInd w:w="0" w:type="dxa"/>
@@ -9294,7 +8900,6 @@
           <w:bottom w:w="0" w:type="dxa"/>
           <w:end w:w="108" w:type="dxa"/>
         </w:tblCellMar>
-        <w:tblLook w:firstRow="1" w:noVBand="1" w:lastRow="0" w:firstColumn="1" w:lastColumn="0" w:noHBand="0" w:val="04a0"/>
       </w:tblPr>
       <w:tblGrid>
         <w:gridCol w:w="3308"/>
@@ -9355,9 +8960,9 @@
               </w:rPr>
               <w:fldChar w:fldCharType="separate"/>
             </w:r>
-            <w:bookmarkStart w:id="163" w:name="Check1_Copy_105_Copy_18"/>
-            <w:bookmarkStart w:id="164" w:name="Check1_Copy_105_Copy_18"/>
-            <w:bookmarkEnd w:id="164"/>
+            <w:bookmarkStart w:id="109" w:name="Check1_Copy_105_Copy_18"/>
+            <w:bookmarkStart w:id="110" w:name="Check1_Copy_105_Copy_18"/>
+            <w:bookmarkEnd w:id="110"/>
             <w:r>
               <w:rPr>
                 <w:rFonts w:eastAsia="Times New Roman" w:cs="Times New Roman"/>
@@ -9373,8 +8978,6 @@
               </w:rPr>
               <w:fldChar w:fldCharType="end"/>
             </w:r>
-            <w:bookmarkStart w:id="165" w:name="Check1_Copy_105_Copy_18"/>
-            <w:bookmarkEnd w:id="165"/>
             <w:r>
               <w:rPr>
                 <w:rFonts w:eastAsia="Times New Roman" w:cs="Times New Roman"/>
@@ -9437,9 +9040,9 @@
               </w:rPr>
               <w:fldChar w:fldCharType="separate"/>
             </w:r>
-            <w:bookmarkStart w:id="166" w:name="Check2_Copy_210_Copy_18"/>
-            <w:bookmarkStart w:id="167" w:name="Check2_Copy_210_Copy_18"/>
-            <w:bookmarkEnd w:id="167"/>
+            <w:bookmarkStart w:id="111" w:name="Check2_Copy_210_Copy_18"/>
+            <w:bookmarkStart w:id="112" w:name="Check2_Copy_210_Copy_18"/>
+            <w:bookmarkEnd w:id="112"/>
             <w:r>
               <w:rPr>
                 <w:rFonts w:eastAsia="Times New Roman" w:cs="Times New Roman"/>
@@ -9455,8 +9058,6 @@
               </w:rPr>
               <w:fldChar w:fldCharType="end"/>
             </w:r>
-            <w:bookmarkStart w:id="168" w:name="Check2_Copy_210_Copy_18"/>
-            <w:bookmarkEnd w:id="168"/>
             <w:r>
               <w:rPr>
                 <w:rFonts w:eastAsia="Times New Roman" w:cs="Times New Roman"/>
@@ -9519,9 +9120,9 @@
               </w:rPr>
               <w:fldChar w:fldCharType="separate"/>
             </w:r>
-            <w:bookmarkStart w:id="169" w:name="Check2_Copy_211_Copy_18"/>
-            <w:bookmarkStart w:id="170" w:name="Check2_Copy_211_Copy_18"/>
-            <w:bookmarkEnd w:id="170"/>
+            <w:bookmarkStart w:id="113" w:name="Check2_Copy_211_Copy_18"/>
+            <w:bookmarkStart w:id="114" w:name="Check2_Copy_211_Copy_18"/>
+            <w:bookmarkEnd w:id="114"/>
             <w:r>
               <w:rPr>
                 <w:rFonts w:eastAsia="Times New Roman" w:cs="Times New Roman"/>
@@ -9537,8 +9138,6 @@
               </w:rPr>
               <w:fldChar w:fldCharType="end"/>
             </w:r>
-            <w:bookmarkStart w:id="171" w:name="Check2_Copy_211_Copy_18"/>
-            <w:bookmarkEnd w:id="171"/>
             <w:r>
               <w:rPr>
                 <w:rFonts w:eastAsia="Times New Roman" w:cs="Times New Roman"/>
@@ -9573,6 +9172,8 @@
               <w:jc w:val="start"/>
               <w:rPr>
                 <w:rFonts w:ascii="Times New Roman" w:hAnsi="Times New Roman" w:eastAsia="Times New Roman" w:cs="Times New Roman"/>
+                <w:b/>
+                <w:color w:val="FF0000"/>
                 <w:kern w:val="0"/>
                 <w:lang w:val="en-US" w:eastAsia="en-US" w:bidi="ar-SA"/>
               </w:rPr>
@@ -9608,6 +9209,8 @@
       </w:pPr>
       <w:r>
         <w:rPr>
+          <w:b w:val="false"/>
+          <w:bCs w:val="false"/>
           <w:color w:val="000000"/>
           <w:sz w:val="23"/>
           <w:szCs w:val="23"/>
@@ -9657,6 +9260,8 @@
       </w:pPr>
       <w:r>
         <w:rPr>
+          <w:b w:val="false"/>
+          <w:bCs w:val="false"/>
           <w:color w:val="000000"/>
           <w:sz w:val="23"/>
           <w:szCs w:val="23"/>
@@ -9716,9 +9321,11 @@
       </w:pPr>
       <w:r>
         <w:rPr>
-          <w:color w:val="000000"/>
-          <w:sz w:val="23"/>
-          <w:szCs w:val="23"/>
+          <w:b w:val="false"/>
+          <w:bCs w:val="false"/>
+          <w:color w:val="000000"/>
+          <w:sz w:val="23"/>
+          <w:szCs w:val="20"/>
         </w:rPr>
       </w:r>
     </w:p>
@@ -9750,7 +9357,6 @@
     </w:p>
     <w:tbl>
       <w:tblPr>
-        <w:tblStyle w:val="TableGrid"/>
         <w:tblW w:w="9926" w:type="dxa"/>
         <w:jc w:val="start"/>
         <w:tblInd w:w="0" w:type="dxa"/>
@@ -9761,7 +9367,6 @@
           <w:bottom w:w="0" w:type="dxa"/>
           <w:end w:w="108" w:type="dxa"/>
         </w:tblCellMar>
-        <w:tblLook w:firstRow="1" w:noVBand="1" w:lastRow="0" w:firstColumn="1" w:lastColumn="0" w:noHBand="0" w:val="04a0"/>
       </w:tblPr>
       <w:tblGrid>
         <w:gridCol w:w="3308"/>
@@ -9822,9 +9427,9 @@
               </w:rPr>
               <w:fldChar w:fldCharType="separate"/>
             </w:r>
-            <w:bookmarkStart w:id="172" w:name="Check1_Copy_105_Copy_19"/>
-            <w:bookmarkStart w:id="173" w:name="Check1_Copy_105_Copy_19"/>
-            <w:bookmarkEnd w:id="173"/>
+            <w:bookmarkStart w:id="115" w:name="Check1_Copy_105_Copy_19"/>
+            <w:bookmarkStart w:id="116" w:name="Check1_Copy_105_Copy_19"/>
+            <w:bookmarkEnd w:id="116"/>
             <w:r>
               <w:rPr>
                 <w:rFonts w:eastAsia="Times New Roman" w:cs="Times New Roman"/>
@@ -9840,8 +9445,6 @@
               </w:rPr>
               <w:fldChar w:fldCharType="end"/>
             </w:r>
-            <w:bookmarkStart w:id="174" w:name="Check1_Copy_105_Copy_19"/>
-            <w:bookmarkEnd w:id="174"/>
             <w:r>
               <w:rPr>
                 <w:rFonts w:eastAsia="Times New Roman" w:cs="Times New Roman"/>
@@ -9904,9 +9507,9 @@
               </w:rPr>
               <w:fldChar w:fldCharType="separate"/>
             </w:r>
-            <w:bookmarkStart w:id="175" w:name="Check2_Copy_210_Copy_19"/>
-            <w:bookmarkStart w:id="176" w:name="Check2_Copy_210_Copy_19"/>
-            <w:bookmarkEnd w:id="176"/>
+            <w:bookmarkStart w:id="117" w:name="Check2_Copy_210_Copy_19"/>
+            <w:bookmarkStart w:id="118" w:name="Check2_Copy_210_Copy_19"/>
+            <w:bookmarkEnd w:id="118"/>
             <w:r>
               <w:rPr>
                 <w:rFonts w:eastAsia="Times New Roman" w:cs="Times New Roman"/>
@@ -9922,8 +9525,6 @@
               </w:rPr>
               <w:fldChar w:fldCharType="end"/>
             </w:r>
-            <w:bookmarkStart w:id="177" w:name="Check2_Copy_210_Copy_19"/>
-            <w:bookmarkEnd w:id="177"/>
             <w:r>
               <w:rPr>
                 <w:rFonts w:eastAsia="Times New Roman" w:cs="Times New Roman"/>
@@ -9986,9 +9587,9 @@
               </w:rPr>
               <w:fldChar w:fldCharType="separate"/>
             </w:r>
-            <w:bookmarkStart w:id="178" w:name="Check2_Copy_211_Copy_19"/>
-            <w:bookmarkStart w:id="179" w:name="Check2_Copy_211_Copy_19"/>
-            <w:bookmarkEnd w:id="179"/>
+            <w:bookmarkStart w:id="119" w:name="Check2_Copy_211_Copy_19"/>
+            <w:bookmarkStart w:id="120" w:name="Check2_Copy_211_Copy_19"/>
+            <w:bookmarkEnd w:id="120"/>
             <w:r>
               <w:rPr>
                 <w:rFonts w:eastAsia="Times New Roman" w:cs="Times New Roman"/>
@@ -10004,8 +9605,6 @@
               </w:rPr>
               <w:fldChar w:fldCharType="end"/>
             </w:r>
-            <w:bookmarkStart w:id="180" w:name="Check2_Copy_211_Copy_19"/>
-            <w:bookmarkEnd w:id="180"/>
             <w:r>
               <w:rPr>
                 <w:rFonts w:eastAsia="Times New Roman" w:cs="Times New Roman"/>
@@ -10040,6 +9639,8 @@
               <w:jc w:val="start"/>
               <w:rPr>
                 <w:rFonts w:ascii="Times New Roman" w:hAnsi="Times New Roman" w:eastAsia="Times New Roman" w:cs="Times New Roman"/>
+                <w:b/>
+                <w:color w:val="FF0000"/>
                 <w:kern w:val="0"/>
                 <w:lang w:val="en-US" w:eastAsia="en-US" w:bidi="ar-SA"/>
               </w:rPr>
@@ -10075,9 +9676,11 @@
       </w:pPr>
       <w:r>
         <w:rPr>
-          <w:color w:val="000000"/>
-          <w:sz w:val="23"/>
-          <w:szCs w:val="23"/>
+          <w:b w:val="false"/>
+          <w:bCs w:val="false"/>
+          <w:color w:val="000000"/>
+          <w:sz w:val="23"/>
+          <w:szCs w:val="20"/>
         </w:rPr>
       </w:r>
     </w:p>
@@ -10109,7 +9712,6 @@
     </w:p>
     <w:tbl>
       <w:tblPr>
-        <w:tblStyle w:val="TableGrid"/>
         <w:tblW w:w="9926" w:type="dxa"/>
         <w:jc w:val="start"/>
         <w:tblInd w:w="0" w:type="dxa"/>
@@ -10120,7 +9722,6 @@
           <w:bottom w:w="0" w:type="dxa"/>
           <w:end w:w="108" w:type="dxa"/>
         </w:tblCellMar>
-        <w:tblLook w:firstRow="1" w:noVBand="1" w:lastRow="0" w:firstColumn="1" w:lastColumn="0" w:noHBand="0" w:val="04a0"/>
       </w:tblPr>
       <w:tblGrid>
         <w:gridCol w:w="3308"/>
@@ -10181,9 +9782,9 @@
               </w:rPr>
               <w:fldChar w:fldCharType="separate"/>
             </w:r>
-            <w:bookmarkStart w:id="181" w:name="Check1_Copy_105_Copy_20"/>
-            <w:bookmarkStart w:id="182" w:name="Check1_Copy_105_Copy_20"/>
-            <w:bookmarkEnd w:id="182"/>
+            <w:bookmarkStart w:id="121" w:name="Check1_Copy_105_Copy_20"/>
+            <w:bookmarkStart w:id="122" w:name="Check1_Copy_105_Copy_20"/>
+            <w:bookmarkEnd w:id="122"/>
             <w:r>
               <w:rPr>
                 <w:rFonts w:eastAsia="Times New Roman" w:cs="Times New Roman"/>
@@ -10199,8 +9800,6 @@
               </w:rPr>
               <w:fldChar w:fldCharType="end"/>
             </w:r>
-            <w:bookmarkStart w:id="183" w:name="Check1_Copy_105_Copy_20"/>
-            <w:bookmarkEnd w:id="183"/>
             <w:r>
               <w:rPr>
                 <w:rFonts w:eastAsia="Times New Roman" w:cs="Times New Roman"/>
@@ -10263,9 +9862,9 @@
               </w:rPr>
               <w:fldChar w:fldCharType="separate"/>
             </w:r>
-            <w:bookmarkStart w:id="184" w:name="Check2_Copy_210_Copy_20"/>
-            <w:bookmarkStart w:id="185" w:name="Check2_Copy_210_Copy_20"/>
-            <w:bookmarkEnd w:id="185"/>
+            <w:bookmarkStart w:id="123" w:name="Check2_Copy_210_Copy_20"/>
+            <w:bookmarkStart w:id="124" w:name="Check2_Copy_210_Copy_20"/>
+            <w:bookmarkEnd w:id="124"/>
             <w:r>
               <w:rPr>
                 <w:rFonts w:eastAsia="Times New Roman" w:cs="Times New Roman"/>
@@ -10281,8 +9880,6 @@
               </w:rPr>
               <w:fldChar w:fldCharType="end"/>
             </w:r>
-            <w:bookmarkStart w:id="186" w:name="Check2_Copy_210_Copy_20"/>
-            <w:bookmarkEnd w:id="186"/>
             <w:r>
               <w:rPr>
                 <w:rFonts w:eastAsia="Times New Roman" w:cs="Times New Roman"/>
@@ -10345,9 +9942,9 @@
               </w:rPr>
               <w:fldChar w:fldCharType="separate"/>
             </w:r>
-            <w:bookmarkStart w:id="187" w:name="Check2_Copy_211_Copy_20"/>
-            <w:bookmarkStart w:id="188" w:name="Check2_Copy_211_Copy_20"/>
-            <w:bookmarkEnd w:id="188"/>
+            <w:bookmarkStart w:id="125" w:name="Check2_Copy_211_Copy_20"/>
+            <w:bookmarkStart w:id="126" w:name="Check2_Copy_211_Copy_20"/>
+            <w:bookmarkEnd w:id="126"/>
             <w:r>
               <w:rPr>
                 <w:rFonts w:eastAsia="Times New Roman" w:cs="Times New Roman"/>
@@ -10363,8 +9960,6 @@
               </w:rPr>
               <w:fldChar w:fldCharType="end"/>
             </w:r>
-            <w:bookmarkStart w:id="189" w:name="Check2_Copy_211_Copy_20"/>
-            <w:bookmarkEnd w:id="189"/>
             <w:r>
               <w:rPr>
                 <w:rFonts w:eastAsia="Times New Roman" w:cs="Times New Roman"/>
@@ -10399,6 +9994,8 @@
               <w:jc w:val="start"/>
               <w:rPr>
                 <w:rFonts w:ascii="Times New Roman" w:hAnsi="Times New Roman" w:eastAsia="Times New Roman" w:cs="Times New Roman"/>
+                <w:b/>
+                <w:color w:val="FF0000"/>
                 <w:kern w:val="0"/>
                 <w:lang w:val="en-US" w:eastAsia="en-US" w:bidi="ar-SA"/>
               </w:rPr>
@@ -10434,9 +10031,11 @@
       </w:pPr>
       <w:r>
         <w:rPr>
-          <w:color w:val="000000"/>
-          <w:sz w:val="23"/>
-          <w:szCs w:val="23"/>
+          <w:b w:val="false"/>
+          <w:bCs w:val="false"/>
+          <w:color w:val="000000"/>
+          <w:sz w:val="23"/>
+          <w:szCs w:val="20"/>
         </w:rPr>
       </w:r>
     </w:p>
@@ -10468,7 +10067,6 @@
     </w:p>
     <w:tbl>
       <w:tblPr>
-        <w:tblStyle w:val="TableGrid"/>
         <w:tblW w:w="9926" w:type="dxa"/>
         <w:jc w:val="start"/>
         <w:tblInd w:w="0" w:type="dxa"/>
@@ -10479,7 +10077,6 @@
           <w:bottom w:w="0" w:type="dxa"/>
           <w:end w:w="108" w:type="dxa"/>
         </w:tblCellMar>
-        <w:tblLook w:firstRow="1" w:noVBand="1" w:lastRow="0" w:firstColumn="1" w:lastColumn="0" w:noHBand="0" w:val="04a0"/>
       </w:tblPr>
       <w:tblGrid>
         <w:gridCol w:w="3308"/>
@@ -10540,9 +10137,9 @@
               </w:rPr>
               <w:fldChar w:fldCharType="separate"/>
             </w:r>
-            <w:bookmarkStart w:id="190" w:name="Check1_Copy_105_Copy_21"/>
-            <w:bookmarkStart w:id="191" w:name="Check1_Copy_105_Copy_21"/>
-            <w:bookmarkEnd w:id="191"/>
+            <w:bookmarkStart w:id="127" w:name="Check1_Copy_105_Copy_21"/>
+            <w:bookmarkStart w:id="128" w:name="Check1_Copy_105_Copy_21"/>
+            <w:bookmarkEnd w:id="128"/>
             <w:r>
               <w:rPr>
                 <w:rFonts w:eastAsia="Times New Roman" w:cs="Times New Roman"/>
@@ -10558,8 +10155,6 @@
               </w:rPr>
               <w:fldChar w:fldCharType="end"/>
             </w:r>
-            <w:bookmarkStart w:id="192" w:name="Check1_Copy_105_Copy_21"/>
-            <w:bookmarkEnd w:id="192"/>
             <w:r>
               <w:rPr>
                 <w:rFonts w:eastAsia="Times New Roman" w:cs="Times New Roman"/>
@@ -10622,9 +10217,9 @@
               </w:rPr>
               <w:fldChar w:fldCharType="separate"/>
             </w:r>
-            <w:bookmarkStart w:id="193" w:name="Check2_Copy_210_Copy_21"/>
-            <w:bookmarkStart w:id="194" w:name="Check2_Copy_210_Copy_21"/>
-            <w:bookmarkEnd w:id="194"/>
+            <w:bookmarkStart w:id="129" w:name="Check2_Copy_210_Copy_21"/>
+            <w:bookmarkStart w:id="130" w:name="Check2_Copy_210_Copy_21"/>
+            <w:bookmarkEnd w:id="130"/>
             <w:r>
               <w:rPr>
                 <w:rFonts w:eastAsia="Times New Roman" w:cs="Times New Roman"/>
@@ -10640,8 +10235,6 @@
               </w:rPr>
               <w:fldChar w:fldCharType="end"/>
             </w:r>
-            <w:bookmarkStart w:id="195" w:name="Check2_Copy_210_Copy_21"/>
-            <w:bookmarkEnd w:id="195"/>
             <w:r>
               <w:rPr>
                 <w:rFonts w:eastAsia="Times New Roman" w:cs="Times New Roman"/>
@@ -10704,9 +10297,9 @@
               </w:rPr>
               <w:fldChar w:fldCharType="separate"/>
             </w:r>
-            <w:bookmarkStart w:id="196" w:name="Check2_Copy_211_Copy_21"/>
-            <w:bookmarkStart w:id="197" w:name="Check2_Copy_211_Copy_21"/>
-            <w:bookmarkEnd w:id="197"/>
+            <w:bookmarkStart w:id="131" w:name="Check2_Copy_211_Copy_21"/>
+            <w:bookmarkStart w:id="132" w:name="Check2_Copy_211_Copy_21"/>
+            <w:bookmarkEnd w:id="132"/>
             <w:r>
               <w:rPr>
                 <w:rFonts w:eastAsia="Times New Roman" w:cs="Times New Roman"/>
@@ -10722,8 +10315,6 @@
               </w:rPr>
               <w:fldChar w:fldCharType="end"/>
             </w:r>
-            <w:bookmarkStart w:id="198" w:name="Check2_Copy_211_Copy_21"/>
-            <w:bookmarkEnd w:id="198"/>
             <w:r>
               <w:rPr>
                 <w:rFonts w:eastAsia="Times New Roman" w:cs="Times New Roman"/>
@@ -10758,6 +10349,8 @@
               <w:jc w:val="start"/>
               <w:rPr>
                 <w:rFonts w:ascii="Times New Roman" w:hAnsi="Times New Roman" w:eastAsia="Times New Roman" w:cs="Times New Roman"/>
+                <w:b/>
+                <w:color w:val="FF0000"/>
                 <w:kern w:val="0"/>
                 <w:lang w:val="en-US" w:eastAsia="en-US" w:bidi="ar-SA"/>
               </w:rPr>
@@ -10793,9 +10386,11 @@
       </w:pPr>
       <w:r>
         <w:rPr>
-          <w:color w:val="000000"/>
-          <w:sz w:val="23"/>
-          <w:szCs w:val="23"/>
+          <w:b w:val="false"/>
+          <w:bCs w:val="false"/>
+          <w:color w:val="000000"/>
+          <w:sz w:val="23"/>
+          <w:szCs w:val="20"/>
         </w:rPr>
       </w:r>
     </w:p>
@@ -10842,9 +10437,11 @@
       </w:pPr>
       <w:r>
         <w:rPr>
-          <w:color w:val="000000"/>
-          <w:sz w:val="23"/>
-          <w:szCs w:val="23"/>
+          <w:b w:val="false"/>
+          <w:bCs w:val="false"/>
+          <w:color w:val="000000"/>
+          <w:sz w:val="23"/>
+          <w:szCs w:val="20"/>
         </w:rPr>
       </w:r>
     </w:p>
@@ -10902,7 +10499,6 @@
     </w:p>
     <w:tbl>
       <w:tblPr>
-        <w:tblStyle w:val="TableGrid"/>
         <w:tblW w:w="9926" w:type="dxa"/>
         <w:jc w:val="start"/>
         <w:tblInd w:w="0" w:type="dxa"/>
@@ -10913,7 +10509,6 @@
           <w:bottom w:w="0" w:type="dxa"/>
           <w:end w:w="108" w:type="dxa"/>
         </w:tblCellMar>
-        <w:tblLook w:firstRow="1" w:noVBand="1" w:lastRow="0" w:firstColumn="1" w:lastColumn="0" w:noHBand="0" w:val="04a0"/>
       </w:tblPr>
       <w:tblGrid>
         <w:gridCol w:w="3308"/>
@@ -10974,9 +10569,9 @@
               </w:rPr>
               <w:fldChar w:fldCharType="separate"/>
             </w:r>
-            <w:bookmarkStart w:id="199" w:name="Check1_Copy_105_Copy_22"/>
-            <w:bookmarkStart w:id="200" w:name="Check1_Copy_105_Copy_22"/>
-            <w:bookmarkEnd w:id="200"/>
+            <w:bookmarkStart w:id="133" w:name="Check1_Copy_105_Copy_22"/>
+            <w:bookmarkStart w:id="134" w:name="Check1_Copy_105_Copy_22"/>
+            <w:bookmarkEnd w:id="134"/>
             <w:r>
               <w:rPr>
                 <w:rFonts w:eastAsia="Times New Roman" w:cs="Times New Roman"/>
@@ -10992,8 +10587,6 @@
               </w:rPr>
               <w:fldChar w:fldCharType="end"/>
             </w:r>
-            <w:bookmarkStart w:id="201" w:name="Check1_Copy_105_Copy_22"/>
-            <w:bookmarkEnd w:id="201"/>
             <w:r>
               <w:rPr>
                 <w:rFonts w:eastAsia="Times New Roman" w:cs="Times New Roman"/>
@@ -11056,9 +10649,9 @@
               </w:rPr>
               <w:fldChar w:fldCharType="separate"/>
             </w:r>
-            <w:bookmarkStart w:id="202" w:name="Check2_Copy_210_Copy_22"/>
-            <w:bookmarkStart w:id="203" w:name="Check2_Copy_210_Copy_22"/>
-            <w:bookmarkEnd w:id="203"/>
+            <w:bookmarkStart w:id="135" w:name="Check2_Copy_210_Copy_22"/>
+            <w:bookmarkStart w:id="136" w:name="Check2_Copy_210_Copy_22"/>
+            <w:bookmarkEnd w:id="136"/>
             <w:r>
               <w:rPr>
                 <w:rFonts w:eastAsia="Times New Roman" w:cs="Times New Roman"/>
@@ -11074,8 +10667,6 @@
               </w:rPr>
               <w:fldChar w:fldCharType="end"/>
             </w:r>
-            <w:bookmarkStart w:id="204" w:name="Check2_Copy_210_Copy_22"/>
-            <w:bookmarkEnd w:id="204"/>
             <w:r>
               <w:rPr>
                 <w:rFonts w:eastAsia="Times New Roman" w:cs="Times New Roman"/>
@@ -11138,9 +10729,9 @@
               </w:rPr>
               <w:fldChar w:fldCharType="separate"/>
             </w:r>
-            <w:bookmarkStart w:id="205" w:name="Check2_Copy_211_Copy_22"/>
-            <w:bookmarkStart w:id="206" w:name="Check2_Copy_211_Copy_22"/>
-            <w:bookmarkEnd w:id="206"/>
+            <w:bookmarkStart w:id="137" w:name="Check2_Copy_211_Copy_22"/>
+            <w:bookmarkStart w:id="138" w:name="Check2_Copy_211_Copy_22"/>
+            <w:bookmarkEnd w:id="138"/>
             <w:r>
               <w:rPr>
                 <w:rFonts w:eastAsia="Times New Roman" w:cs="Times New Roman"/>
@@ -11156,8 +10747,6 @@
               </w:rPr>
               <w:fldChar w:fldCharType="end"/>
             </w:r>
-            <w:bookmarkStart w:id="207" w:name="Check2_Copy_211_Copy_22"/>
-            <w:bookmarkEnd w:id="207"/>
             <w:r>
               <w:rPr>
                 <w:rFonts w:eastAsia="Times New Roman" w:cs="Times New Roman"/>
@@ -11192,6 +10781,8 @@
               <w:jc w:val="start"/>
               <w:rPr>
                 <w:rFonts w:ascii="Times New Roman" w:hAnsi="Times New Roman" w:eastAsia="Times New Roman" w:cs="Times New Roman"/>
+                <w:b/>
+                <w:color w:val="FF0000"/>
                 <w:kern w:val="0"/>
                 <w:lang w:val="en-US" w:eastAsia="en-US" w:bidi="ar-SA"/>
               </w:rPr>
@@ -11227,9 +10818,11 @@
       </w:pPr>
       <w:r>
         <w:rPr>
-          <w:color w:val="000000"/>
-          <w:sz w:val="23"/>
-          <w:szCs w:val="23"/>
+          <w:b w:val="false"/>
+          <w:bCs w:val="false"/>
+          <w:color w:val="000000"/>
+          <w:sz w:val="23"/>
+          <w:szCs w:val="20"/>
         </w:rPr>
       </w:r>
     </w:p>
@@ -11287,7 +10880,6 @@
     </w:p>
     <w:tbl>
       <w:tblPr>
-        <w:tblStyle w:val="TableGrid"/>
         <w:tblW w:w="9926" w:type="dxa"/>
         <w:jc w:val="start"/>
         <w:tblInd w:w="0" w:type="dxa"/>
@@ -11298,7 +10890,6 @@
           <w:bottom w:w="0" w:type="dxa"/>
           <w:end w:w="108" w:type="dxa"/>
         </w:tblCellMar>
-        <w:tblLook w:firstRow="1" w:noVBand="1" w:lastRow="0" w:firstColumn="1" w:lastColumn="0" w:noHBand="0" w:val="04a0"/>
       </w:tblPr>
       <w:tblGrid>
         <w:gridCol w:w="3308"/>
@@ -11359,9 +10950,9 @@
               </w:rPr>
               <w:fldChar w:fldCharType="separate"/>
             </w:r>
-            <w:bookmarkStart w:id="208" w:name="Check1_Copy_105_Copy_23"/>
-            <w:bookmarkStart w:id="209" w:name="Check1_Copy_105_Copy_23"/>
-            <w:bookmarkEnd w:id="209"/>
+            <w:bookmarkStart w:id="139" w:name="Check1_Copy_105_Copy_23"/>
+            <w:bookmarkStart w:id="140" w:name="Check1_Copy_105_Copy_23"/>
+            <w:bookmarkEnd w:id="140"/>
             <w:r>
               <w:rPr>
                 <w:rFonts w:eastAsia="Times New Roman" w:cs="Times New Roman"/>
@@ -11377,8 +10968,6 @@
               </w:rPr>
               <w:fldChar w:fldCharType="end"/>
             </w:r>
-            <w:bookmarkStart w:id="210" w:name="Check1_Copy_105_Copy_23"/>
-            <w:bookmarkEnd w:id="210"/>
             <w:r>
               <w:rPr>
                 <w:rFonts w:eastAsia="Times New Roman" w:cs="Times New Roman"/>
@@ -11441,9 +11030,9 @@
               </w:rPr>
               <w:fldChar w:fldCharType="separate"/>
             </w:r>
-            <w:bookmarkStart w:id="211" w:name="Check2_Copy_210_Copy_23"/>
-            <w:bookmarkStart w:id="212" w:name="Check2_Copy_210_Copy_23"/>
-            <w:bookmarkEnd w:id="212"/>
+            <w:bookmarkStart w:id="141" w:name="Check2_Copy_210_Copy_23"/>
+            <w:bookmarkStart w:id="142" w:name="Check2_Copy_210_Copy_23"/>
+            <w:bookmarkEnd w:id="142"/>
             <w:r>
               <w:rPr>
                 <w:rFonts w:eastAsia="Times New Roman" w:cs="Times New Roman"/>
@@ -11459,8 +11048,6 @@
               </w:rPr>
               <w:fldChar w:fldCharType="end"/>
             </w:r>
-            <w:bookmarkStart w:id="213" w:name="Check2_Copy_210_Copy_23"/>
-            <w:bookmarkEnd w:id="213"/>
             <w:r>
               <w:rPr>
                 <w:rFonts w:eastAsia="Times New Roman" w:cs="Times New Roman"/>
@@ -11523,9 +11110,9 @@
               </w:rPr>
               <w:fldChar w:fldCharType="separate"/>
             </w:r>
-            <w:bookmarkStart w:id="214" w:name="Check2_Copy_211_Copy_23"/>
-            <w:bookmarkStart w:id="215" w:name="Check2_Copy_211_Copy_23"/>
-            <w:bookmarkEnd w:id="215"/>
+            <w:bookmarkStart w:id="143" w:name="Check2_Copy_211_Copy_23"/>
+            <w:bookmarkStart w:id="144" w:name="Check2_Copy_211_Copy_23"/>
+            <w:bookmarkEnd w:id="144"/>
             <w:r>
               <w:rPr>
                 <w:rFonts w:eastAsia="Times New Roman" w:cs="Times New Roman"/>
@@ -11541,8 +11128,6 @@
               </w:rPr>
               <w:fldChar w:fldCharType="end"/>
             </w:r>
-            <w:bookmarkStart w:id="216" w:name="Check2_Copy_211_Copy_23"/>
-            <w:bookmarkEnd w:id="216"/>
             <w:r>
               <w:rPr>
                 <w:rFonts w:eastAsia="Times New Roman" w:cs="Times New Roman"/>
@@ -11577,6 +11162,8 @@
               <w:jc w:val="start"/>
               <w:rPr>
                 <w:rFonts w:ascii="Times New Roman" w:hAnsi="Times New Roman" w:eastAsia="Times New Roman" w:cs="Times New Roman"/>
+                <w:b/>
+                <w:color w:val="FF0000"/>
                 <w:kern w:val="0"/>
                 <w:lang w:val="en-US" w:eastAsia="en-US" w:bidi="ar-SA"/>
               </w:rPr>
@@ -11612,9 +11199,11 @@
       </w:pPr>
       <w:r>
         <w:rPr>
-          <w:color w:val="000000"/>
-          <w:sz w:val="23"/>
-          <w:szCs w:val="23"/>
+          <w:b w:val="false"/>
+          <w:bCs w:val="false"/>
+          <w:color w:val="000000"/>
+          <w:sz w:val="23"/>
+          <w:szCs w:val="20"/>
         </w:rPr>
       </w:r>
     </w:p>
@@ -11672,7 +11261,6 @@
     </w:p>
     <w:tbl>
       <w:tblPr>
-        <w:tblStyle w:val="TableGrid"/>
         <w:tblW w:w="9926" w:type="dxa"/>
         <w:jc w:val="start"/>
         <w:tblInd w:w="0" w:type="dxa"/>
@@ -11683,7 +11271,6 @@
           <w:bottom w:w="0" w:type="dxa"/>
           <w:end w:w="108" w:type="dxa"/>
         </w:tblCellMar>
-        <w:tblLook w:firstRow="1" w:noVBand="1" w:lastRow="0" w:firstColumn="1" w:lastColumn="0" w:noHBand="0" w:val="04a0"/>
       </w:tblPr>
       <w:tblGrid>
         <w:gridCol w:w="3308"/>
@@ -11744,9 +11331,9 @@
               </w:rPr>
               <w:fldChar w:fldCharType="separate"/>
             </w:r>
-            <w:bookmarkStart w:id="217" w:name="Check1_Copy_105_Copy_24"/>
-            <w:bookmarkStart w:id="218" w:name="Check1_Copy_105_Copy_24"/>
-            <w:bookmarkEnd w:id="218"/>
+            <w:bookmarkStart w:id="145" w:name="Check1_Copy_105_Copy_24"/>
+            <w:bookmarkStart w:id="146" w:name="Check1_Copy_105_Copy_24"/>
+            <w:bookmarkEnd w:id="146"/>
             <w:r>
               <w:rPr>
                 <w:rFonts w:eastAsia="Times New Roman" w:cs="Times New Roman"/>
@@ -11762,8 +11349,6 @@
               </w:rPr>
               <w:fldChar w:fldCharType="end"/>
             </w:r>
-            <w:bookmarkStart w:id="219" w:name="Check1_Copy_105_Copy_24"/>
-            <w:bookmarkEnd w:id="219"/>
             <w:r>
               <w:rPr>
                 <w:rFonts w:eastAsia="Times New Roman" w:cs="Times New Roman"/>
@@ -11826,9 +11411,9 @@
               </w:rPr>
               <w:fldChar w:fldCharType="separate"/>
             </w:r>
-            <w:bookmarkStart w:id="220" w:name="Check2_Copy_210_Copy_24"/>
-            <w:bookmarkStart w:id="221" w:name="Check2_Copy_210_Copy_24"/>
-            <w:bookmarkEnd w:id="221"/>
+            <w:bookmarkStart w:id="147" w:name="Check2_Copy_210_Copy_24"/>
+            <w:bookmarkStart w:id="148" w:name="Check2_Copy_210_Copy_24"/>
+            <w:bookmarkEnd w:id="148"/>
             <w:r>
               <w:rPr>
                 <w:rFonts w:eastAsia="Times New Roman" w:cs="Times New Roman"/>
@@ -11844,8 +11429,6 @@
               </w:rPr>
               <w:fldChar w:fldCharType="end"/>
             </w:r>
-            <w:bookmarkStart w:id="222" w:name="Check2_Copy_210_Copy_24"/>
-            <w:bookmarkEnd w:id="222"/>
             <w:r>
               <w:rPr>
                 <w:rFonts w:eastAsia="Times New Roman" w:cs="Times New Roman"/>
@@ -11908,9 +11491,9 @@
               </w:rPr>
               <w:fldChar w:fldCharType="separate"/>
             </w:r>
-            <w:bookmarkStart w:id="223" w:name="Check2_Copy_211_Copy_24"/>
-            <w:bookmarkStart w:id="224" w:name="Check2_Copy_211_Copy_24"/>
-            <w:bookmarkEnd w:id="224"/>
+            <w:bookmarkStart w:id="149" w:name="Check2_Copy_211_Copy_24"/>
+            <w:bookmarkStart w:id="150" w:name="Check2_Copy_211_Copy_24"/>
+            <w:bookmarkEnd w:id="150"/>
             <w:r>
               <w:rPr>
                 <w:rFonts w:eastAsia="Times New Roman" w:cs="Times New Roman"/>
@@ -11926,8 +11509,6 @@
               </w:rPr>
               <w:fldChar w:fldCharType="end"/>
             </w:r>
-            <w:bookmarkStart w:id="225" w:name="Check2_Copy_211_Copy_24"/>
-            <w:bookmarkEnd w:id="225"/>
             <w:r>
               <w:rPr>
                 <w:rFonts w:eastAsia="Times New Roman" w:cs="Times New Roman"/>
@@ -11962,6 +11543,8 @@
               <w:jc w:val="start"/>
               <w:rPr>
                 <w:rFonts w:ascii="Times New Roman" w:hAnsi="Times New Roman" w:eastAsia="Times New Roman" w:cs="Times New Roman"/>
+                <w:b/>
+                <w:color w:val="FF0000"/>
                 <w:kern w:val="0"/>
                 <w:lang w:val="en-US" w:eastAsia="en-US" w:bidi="ar-SA"/>
               </w:rPr>
@@ -11997,9 +11580,11 @@
       </w:pPr>
       <w:r>
         <w:rPr>
-          <w:color w:val="000000"/>
-          <w:sz w:val="23"/>
-          <w:szCs w:val="23"/>
+          <w:b w:val="false"/>
+          <w:bCs w:val="false"/>
+          <w:color w:val="000000"/>
+          <w:sz w:val="23"/>
+          <w:szCs w:val="20"/>
         </w:rPr>
       </w:r>
     </w:p>
@@ -12046,9 +11631,11 @@
       </w:pPr>
       <w:r>
         <w:rPr>
-          <w:color w:val="000000"/>
-          <w:sz w:val="23"/>
-          <w:szCs w:val="23"/>
+          <w:b w:val="false"/>
+          <w:bCs w:val="false"/>
+          <w:color w:val="000000"/>
+          <w:sz w:val="23"/>
+          <w:szCs w:val="20"/>
         </w:rPr>
       </w:r>
     </w:p>
@@ -12095,9 +11682,11 @@
       </w:pPr>
       <w:r>
         <w:rPr>
-          <w:color w:val="000000"/>
-          <w:sz w:val="23"/>
-          <w:szCs w:val="23"/>
+          <w:b w:val="false"/>
+          <w:bCs w:val="false"/>
+          <w:color w:val="000000"/>
+          <w:sz w:val="23"/>
+          <w:szCs w:val="20"/>
         </w:rPr>
       </w:r>
     </w:p>
@@ -12129,7 +11718,6 @@
     </w:p>
     <w:tbl>
       <w:tblPr>
-        <w:tblStyle w:val="TableGrid"/>
         <w:tblW w:w="9926" w:type="dxa"/>
         <w:jc w:val="start"/>
         <w:tblInd w:w="0" w:type="dxa"/>
@@ -12140,7 +11728,6 @@
           <w:bottom w:w="0" w:type="dxa"/>
           <w:end w:w="108" w:type="dxa"/>
         </w:tblCellMar>
-        <w:tblLook w:firstRow="1" w:noVBand="1" w:lastRow="0" w:firstColumn="1" w:lastColumn="0" w:noHBand="0" w:val="04a0"/>
       </w:tblPr>
       <w:tblGrid>
         <w:gridCol w:w="3308"/>
@@ -12201,9 +11788,9 @@
               </w:rPr>
               <w:fldChar w:fldCharType="separate"/>
             </w:r>
-            <w:bookmarkStart w:id="226" w:name="Check1_Copy_105_Copy_25"/>
-            <w:bookmarkStart w:id="227" w:name="Check1_Copy_105_Copy_25"/>
-            <w:bookmarkEnd w:id="227"/>
+            <w:bookmarkStart w:id="151" w:name="Check1_Copy_105_Copy_25"/>
+            <w:bookmarkStart w:id="152" w:name="Check1_Copy_105_Copy_25"/>
+            <w:bookmarkEnd w:id="152"/>
             <w:r>
               <w:rPr>
                 <w:rFonts w:eastAsia="Times New Roman" w:cs="Times New Roman"/>
@@ -12219,8 +11806,6 @@
               </w:rPr>
               <w:fldChar w:fldCharType="end"/>
             </w:r>
-            <w:bookmarkStart w:id="228" w:name="Check1_Copy_105_Copy_25"/>
-            <w:bookmarkEnd w:id="228"/>
             <w:r>
               <w:rPr>
                 <w:rFonts w:eastAsia="Times New Roman" w:cs="Times New Roman"/>
@@ -12283,9 +11868,9 @@
               </w:rPr>
               <w:fldChar w:fldCharType="separate"/>
             </w:r>
-            <w:bookmarkStart w:id="229" w:name="Check2_Copy_210_Copy_25"/>
-            <w:bookmarkStart w:id="230" w:name="Check2_Copy_210_Copy_25"/>
-            <w:bookmarkEnd w:id="230"/>
+            <w:bookmarkStart w:id="153" w:name="Check2_Copy_210_Copy_25"/>
+            <w:bookmarkStart w:id="154" w:name="Check2_Copy_210_Copy_25"/>
+            <w:bookmarkEnd w:id="154"/>
             <w:r>
               <w:rPr>
                 <w:rFonts w:eastAsia="Times New Roman" w:cs="Times New Roman"/>
@@ -12301,8 +11886,6 @@
               </w:rPr>
               <w:fldChar w:fldCharType="end"/>
             </w:r>
-            <w:bookmarkStart w:id="231" w:name="Check2_Copy_210_Copy_25"/>
-            <w:bookmarkEnd w:id="231"/>
             <w:r>
               <w:rPr>
                 <w:rFonts w:eastAsia="Times New Roman" w:cs="Times New Roman"/>
@@ -12365,9 +11948,9 @@
               </w:rPr>
               <w:fldChar w:fldCharType="separate"/>
             </w:r>
-            <w:bookmarkStart w:id="232" w:name="Check2_Copy_211_Copy_25"/>
-            <w:bookmarkStart w:id="233" w:name="Check2_Copy_211_Copy_25"/>
-            <w:bookmarkEnd w:id="233"/>
+            <w:bookmarkStart w:id="155" w:name="Check2_Copy_211_Copy_25"/>
+            <w:bookmarkStart w:id="156" w:name="Check2_Copy_211_Copy_25"/>
+            <w:bookmarkEnd w:id="156"/>
             <w:r>
               <w:rPr>
                 <w:rFonts w:eastAsia="Times New Roman" w:cs="Times New Roman"/>
@@ -12383,8 +11966,6 @@
               </w:rPr>
               <w:fldChar w:fldCharType="end"/>
             </w:r>
-            <w:bookmarkStart w:id="234" w:name="Check2_Copy_211_Copy_25"/>
-            <w:bookmarkEnd w:id="234"/>
             <w:r>
               <w:rPr>
                 <w:rFonts w:eastAsia="Times New Roman" w:cs="Times New Roman"/>
@@ -12419,6 +12000,8 @@
               <w:jc w:val="start"/>
               <w:rPr>
                 <w:rFonts w:ascii="Times New Roman" w:hAnsi="Times New Roman" w:eastAsia="Times New Roman" w:cs="Times New Roman"/>
+                <w:b/>
+                <w:color w:val="FF0000"/>
                 <w:kern w:val="0"/>
                 <w:lang w:val="en-US" w:eastAsia="en-US" w:bidi="ar-SA"/>
               </w:rPr>
@@ -12454,9 +12037,11 @@
       </w:pPr>
       <w:r>
         <w:rPr>
-          <w:color w:val="000000"/>
-          <w:sz w:val="23"/>
-          <w:szCs w:val="23"/>
+          <w:b w:val="false"/>
+          <w:bCs w:val="false"/>
+          <w:color w:val="000000"/>
+          <w:sz w:val="23"/>
+          <w:szCs w:val="20"/>
         </w:rPr>
       </w:r>
     </w:p>
@@ -12488,7 +12073,6 @@
     </w:p>
     <w:tbl>
       <w:tblPr>
-        <w:tblStyle w:val="TableGrid"/>
         <w:tblW w:w="9926" w:type="dxa"/>
         <w:jc w:val="start"/>
         <w:tblInd w:w="0" w:type="dxa"/>
@@ -12499,7 +12083,6 @@
           <w:bottom w:w="0" w:type="dxa"/>
           <w:end w:w="108" w:type="dxa"/>
         </w:tblCellMar>
-        <w:tblLook w:firstRow="1" w:noVBand="1" w:lastRow="0" w:firstColumn="1" w:lastColumn="0" w:noHBand="0" w:val="04a0"/>
       </w:tblPr>
       <w:tblGrid>
         <w:gridCol w:w="3308"/>
@@ -12560,9 +12143,9 @@
               </w:rPr>
               <w:fldChar w:fldCharType="separate"/>
             </w:r>
-            <w:bookmarkStart w:id="235" w:name="Check1_Copy_105_Copy_26"/>
-            <w:bookmarkStart w:id="236" w:name="Check1_Copy_105_Copy_26"/>
-            <w:bookmarkEnd w:id="236"/>
+            <w:bookmarkStart w:id="157" w:name="Check1_Copy_105_Copy_26"/>
+            <w:bookmarkStart w:id="158" w:name="Check1_Copy_105_Copy_26"/>
+            <w:bookmarkEnd w:id="158"/>
             <w:r>
               <w:rPr>
                 <w:rFonts w:eastAsia="Times New Roman" w:cs="Times New Roman"/>
@@ -12578,8 +12161,6 @@
               </w:rPr>
               <w:fldChar w:fldCharType="end"/>
             </w:r>
-            <w:bookmarkStart w:id="237" w:name="Check1_Copy_105_Copy_26"/>
-            <w:bookmarkEnd w:id="237"/>
             <w:r>
               <w:rPr>
                 <w:rFonts w:eastAsia="Times New Roman" w:cs="Times New Roman"/>
@@ -12642,9 +12223,9 @@
               </w:rPr>
               <w:fldChar w:fldCharType="separate"/>
             </w:r>
-            <w:bookmarkStart w:id="238" w:name="Check2_Copy_210_Copy_26"/>
-            <w:bookmarkStart w:id="239" w:name="Check2_Copy_210_Copy_26"/>
-            <w:bookmarkEnd w:id="239"/>
+            <w:bookmarkStart w:id="159" w:name="Check2_Copy_210_Copy_26"/>
+            <w:bookmarkStart w:id="160" w:name="Check2_Copy_210_Copy_26"/>
+            <w:bookmarkEnd w:id="160"/>
             <w:r>
               <w:rPr>
                 <w:rFonts w:eastAsia="Times New Roman" w:cs="Times New Roman"/>
@@ -12660,8 +12241,6 @@
               </w:rPr>
               <w:fldChar w:fldCharType="end"/>
             </w:r>
-            <w:bookmarkStart w:id="240" w:name="Check2_Copy_210_Copy_26"/>
-            <w:bookmarkEnd w:id="240"/>
             <w:r>
               <w:rPr>
                 <w:rFonts w:eastAsia="Times New Roman" w:cs="Times New Roman"/>
@@ -12724,9 +12303,9 @@
               </w:rPr>
               <w:fldChar w:fldCharType="separate"/>
             </w:r>
-            <w:bookmarkStart w:id="241" w:name="Check2_Copy_211_Copy_26"/>
-            <w:bookmarkStart w:id="242" w:name="Check2_Copy_211_Copy_26"/>
-            <w:bookmarkEnd w:id="242"/>
+            <w:bookmarkStart w:id="161" w:name="Check2_Copy_211_Copy_26"/>
+            <w:bookmarkStart w:id="162" w:name="Check2_Copy_211_Copy_26"/>
+            <w:bookmarkEnd w:id="162"/>
             <w:r>
               <w:rPr>
                 <w:rFonts w:eastAsia="Times New Roman" w:cs="Times New Roman"/>
@@ -12742,8 +12321,6 @@
               </w:rPr>
               <w:fldChar w:fldCharType="end"/>
             </w:r>
-            <w:bookmarkStart w:id="243" w:name="Check2_Copy_211_Copy_26"/>
-            <w:bookmarkEnd w:id="243"/>
             <w:r>
               <w:rPr>
                 <w:rFonts w:eastAsia="Times New Roman" w:cs="Times New Roman"/>
@@ -12778,6 +12355,8 @@
               <w:jc w:val="start"/>
               <w:rPr>
                 <w:rFonts w:ascii="Times New Roman" w:hAnsi="Times New Roman" w:eastAsia="Times New Roman" w:cs="Times New Roman"/>
+                <w:b/>
+                <w:color w:val="FF0000"/>
                 <w:kern w:val="0"/>
                 <w:lang w:val="en-US" w:eastAsia="en-US" w:bidi="ar-SA"/>
               </w:rPr>
@@ -12813,9 +12392,11 @@
       </w:pPr>
       <w:r>
         <w:rPr>
-          <w:color w:val="000000"/>
-          <w:sz w:val="23"/>
-          <w:szCs w:val="23"/>
+          <w:b w:val="false"/>
+          <w:bCs w:val="false"/>
+          <w:color w:val="000000"/>
+          <w:sz w:val="23"/>
+          <w:szCs w:val="20"/>
         </w:rPr>
       </w:r>
     </w:p>
@@ -12862,9 +12443,11 @@
       </w:pPr>
       <w:r>
         <w:rPr>
-          <w:color w:val="000000"/>
-          <w:sz w:val="23"/>
-          <w:szCs w:val="23"/>
+          <w:b w:val="false"/>
+          <w:bCs w:val="false"/>
+          <w:color w:val="000000"/>
+          <w:sz w:val="23"/>
+          <w:szCs w:val="20"/>
         </w:rPr>
       </w:r>
     </w:p>
@@ -12911,9 +12494,11 @@
       </w:pPr>
       <w:r>
         <w:rPr>
-          <w:color w:val="000000"/>
-          <w:sz w:val="23"/>
-          <w:szCs w:val="23"/>
+          <w:b w:val="false"/>
+          <w:bCs w:val="false"/>
+          <w:color w:val="000000"/>
+          <w:sz w:val="23"/>
+          <w:szCs w:val="20"/>
         </w:rPr>
       </w:r>
     </w:p>
@@ -12945,7 +12530,6 @@
     </w:p>
     <w:tbl>
       <w:tblPr>
-        <w:tblStyle w:val="TableGrid"/>
         <w:tblW w:w="9926" w:type="dxa"/>
         <w:jc w:val="start"/>
         <w:tblInd w:w="0" w:type="dxa"/>
@@ -12956,7 +12540,6 @@
           <w:bottom w:w="0" w:type="dxa"/>
           <w:end w:w="108" w:type="dxa"/>
         </w:tblCellMar>
-        <w:tblLook w:firstRow="1" w:noVBand="1" w:lastRow="0" w:firstColumn="1" w:lastColumn="0" w:noHBand="0" w:val="04a0"/>
       </w:tblPr>
       <w:tblGrid>
         <w:gridCol w:w="3308"/>
@@ -13017,9 +12600,9 @@
               </w:rPr>
               <w:fldChar w:fldCharType="separate"/>
             </w:r>
-            <w:bookmarkStart w:id="244" w:name="Check1_Copy_105_Copy_27"/>
-            <w:bookmarkStart w:id="245" w:name="Check1_Copy_105_Copy_27"/>
-            <w:bookmarkEnd w:id="245"/>
+            <w:bookmarkStart w:id="163" w:name="Check1_Copy_105_Copy_27"/>
+            <w:bookmarkStart w:id="164" w:name="Check1_Copy_105_Copy_27"/>
+            <w:bookmarkEnd w:id="164"/>
             <w:r>
               <w:rPr>
                 <w:rFonts w:eastAsia="Times New Roman" w:cs="Times New Roman"/>
@@ -13035,8 +12618,6 @@
               </w:rPr>
               <w:fldChar w:fldCharType="end"/>
             </w:r>
-            <w:bookmarkStart w:id="246" w:name="Check1_Copy_105_Copy_27"/>
-            <w:bookmarkEnd w:id="246"/>
             <w:r>
               <w:rPr>
                 <w:rFonts w:eastAsia="Times New Roman" w:cs="Times New Roman"/>
@@ -13099,9 +12680,9 @@
               </w:rPr>
               <w:fldChar w:fldCharType="separate"/>
             </w:r>
-            <w:bookmarkStart w:id="247" w:name="Check2_Copy_210_Copy_27"/>
-            <w:bookmarkStart w:id="248" w:name="Check2_Copy_210_Copy_27"/>
-            <w:bookmarkEnd w:id="248"/>
+            <w:bookmarkStart w:id="165" w:name="Check2_Copy_210_Copy_27"/>
+            <w:bookmarkStart w:id="166" w:name="Check2_Copy_210_Copy_27"/>
+            <w:bookmarkEnd w:id="166"/>
             <w:r>
               <w:rPr>
                 <w:rFonts w:eastAsia="Times New Roman" w:cs="Times New Roman"/>
@@ -13117,8 +12698,6 @@
               </w:rPr>
               <w:fldChar w:fldCharType="end"/>
             </w:r>
-            <w:bookmarkStart w:id="249" w:name="Check2_Copy_210_Copy_27"/>
-            <w:bookmarkEnd w:id="249"/>
             <w:r>
               <w:rPr>
                 <w:rFonts w:eastAsia="Times New Roman" w:cs="Times New Roman"/>
@@ -13181,9 +12760,9 @@
               </w:rPr>
               <w:fldChar w:fldCharType="separate"/>
             </w:r>
-            <w:bookmarkStart w:id="250" w:name="Check2_Copy_211_Copy_27"/>
-            <w:bookmarkStart w:id="251" w:name="Check2_Copy_211_Copy_27"/>
-            <w:bookmarkEnd w:id="251"/>
+            <w:bookmarkStart w:id="167" w:name="Check2_Copy_211_Copy_27"/>
+            <w:bookmarkStart w:id="168" w:name="Check2_Copy_211_Copy_27"/>
+            <w:bookmarkEnd w:id="168"/>
             <w:r>
               <w:rPr>
                 <w:rFonts w:eastAsia="Times New Roman" w:cs="Times New Roman"/>
@@ -13199,8 +12778,6 @@
               </w:rPr>
               <w:fldChar w:fldCharType="end"/>
             </w:r>
-            <w:bookmarkStart w:id="252" w:name="Check2_Copy_211_Copy_27"/>
-            <w:bookmarkEnd w:id="252"/>
             <w:r>
               <w:rPr>
                 <w:rFonts w:eastAsia="Times New Roman" w:cs="Times New Roman"/>
@@ -13235,6 +12812,8 @@
               <w:jc w:val="start"/>
               <w:rPr>
                 <w:rFonts w:ascii="Times New Roman" w:hAnsi="Times New Roman" w:eastAsia="Times New Roman" w:cs="Times New Roman"/>
+                <w:b/>
+                <w:color w:val="FF0000"/>
                 <w:kern w:val="0"/>
                 <w:lang w:val="en-US" w:eastAsia="en-US" w:bidi="ar-SA"/>
               </w:rPr>
@@ -13270,9 +12849,11 @@
       </w:pPr>
       <w:r>
         <w:rPr>
-          <w:color w:val="000000"/>
-          <w:sz w:val="23"/>
-          <w:szCs w:val="23"/>
+          <w:b w:val="false"/>
+          <w:bCs w:val="false"/>
+          <w:color w:val="000000"/>
+          <w:sz w:val="23"/>
+          <w:szCs w:val="20"/>
         </w:rPr>
       </w:r>
     </w:p>
@@ -13304,7 +12885,6 @@
     </w:p>
     <w:tbl>
       <w:tblPr>
-        <w:tblStyle w:val="TableGrid"/>
         <w:tblW w:w="9926" w:type="dxa"/>
         <w:jc w:val="start"/>
         <w:tblInd w:w="0" w:type="dxa"/>
@@ -13315,7 +12895,6 @@
           <w:bottom w:w="0" w:type="dxa"/>
           <w:end w:w="108" w:type="dxa"/>
         </w:tblCellMar>
-        <w:tblLook w:firstRow="1" w:noVBand="1" w:lastRow="0" w:firstColumn="1" w:lastColumn="0" w:noHBand="0" w:val="04a0"/>
       </w:tblPr>
       <w:tblGrid>
         <w:gridCol w:w="3308"/>
@@ -13376,9 +12955,9 @@
               </w:rPr>
               <w:fldChar w:fldCharType="separate"/>
             </w:r>
-            <w:bookmarkStart w:id="253" w:name="Check1_Copy_105_Copy_28"/>
-            <w:bookmarkStart w:id="254" w:name="Check1_Copy_105_Copy_28"/>
-            <w:bookmarkEnd w:id="254"/>
+            <w:bookmarkStart w:id="169" w:name="Check1_Copy_105_Copy_28"/>
+            <w:bookmarkStart w:id="170" w:name="Check1_Copy_105_Copy_28"/>
+            <w:bookmarkEnd w:id="170"/>
             <w:r>
               <w:rPr>
                 <w:rFonts w:eastAsia="Times New Roman" w:cs="Times New Roman"/>
@@ -13394,8 +12973,6 @@
               </w:rPr>
               <w:fldChar w:fldCharType="end"/>
             </w:r>
-            <w:bookmarkStart w:id="255" w:name="Check1_Copy_105_Copy_28"/>
-            <w:bookmarkEnd w:id="255"/>
             <w:r>
               <w:rPr>
                 <w:rFonts w:eastAsia="Times New Roman" w:cs="Times New Roman"/>
@@ -13458,9 +13035,9 @@
               </w:rPr>
               <w:fldChar w:fldCharType="separate"/>
             </w:r>
-            <w:bookmarkStart w:id="256" w:name="Check2_Copy_210_Copy_28"/>
-            <w:bookmarkStart w:id="257" w:name="Check2_Copy_210_Copy_28"/>
-            <w:bookmarkEnd w:id="257"/>
+            <w:bookmarkStart w:id="171" w:name="Check2_Copy_210_Copy_28"/>
+            <w:bookmarkStart w:id="172" w:name="Check2_Copy_210_Copy_28"/>
+            <w:bookmarkEnd w:id="172"/>
             <w:r>
               <w:rPr>
                 <w:rFonts w:eastAsia="Times New Roman" w:cs="Times New Roman"/>
@@ -13476,8 +13053,6 @@
               </w:rPr>
               <w:fldChar w:fldCharType="end"/>
             </w:r>
-            <w:bookmarkStart w:id="258" w:name="Check2_Copy_210_Copy_28"/>
-            <w:bookmarkEnd w:id="258"/>
             <w:r>
               <w:rPr>
                 <w:rFonts w:eastAsia="Times New Roman" w:cs="Times New Roman"/>
@@ -13540,9 +13115,9 @@
               </w:rPr>
               <w:fldChar w:fldCharType="separate"/>
             </w:r>
-            <w:bookmarkStart w:id="259" w:name="Check2_Copy_211_Copy_28"/>
-            <w:bookmarkStart w:id="260" w:name="Check2_Copy_211_Copy_28"/>
-            <w:bookmarkEnd w:id="260"/>
+            <w:bookmarkStart w:id="173" w:name="Check2_Copy_211_Copy_28"/>
+            <w:bookmarkStart w:id="174" w:name="Check2_Copy_211_Copy_28"/>
+            <w:bookmarkEnd w:id="174"/>
             <w:r>
               <w:rPr>
                 <w:rFonts w:eastAsia="Times New Roman" w:cs="Times New Roman"/>
@@ -13558,8 +13133,6 @@
               </w:rPr>
               <w:fldChar w:fldCharType="end"/>
             </w:r>
-            <w:bookmarkStart w:id="261" w:name="Check2_Copy_211_Copy_28"/>
-            <w:bookmarkEnd w:id="261"/>
             <w:r>
               <w:rPr>
                 <w:rFonts w:eastAsia="Times New Roman" w:cs="Times New Roman"/>
@@ -13594,6 +13167,8 @@
               <w:jc w:val="start"/>
               <w:rPr>
                 <w:rFonts w:ascii="Times New Roman" w:hAnsi="Times New Roman" w:eastAsia="Times New Roman" w:cs="Times New Roman"/>
+                <w:b/>
+                <w:color w:val="FF0000"/>
                 <w:kern w:val="0"/>
                 <w:lang w:val="en-US" w:eastAsia="en-US" w:bidi="ar-SA"/>
               </w:rPr>
@@ -13629,9 +13204,11 @@
       </w:pPr>
       <w:r>
         <w:rPr>
-          <w:color w:val="000000"/>
-          <w:sz w:val="23"/>
-          <w:szCs w:val="23"/>
+          <w:b w:val="false"/>
+          <w:bCs w:val="false"/>
+          <w:color w:val="000000"/>
+          <w:sz w:val="23"/>
+          <w:szCs w:val="20"/>
         </w:rPr>
       </w:r>
     </w:p>
@@ -13663,7 +13240,6 @@
     </w:p>
     <w:tbl>
       <w:tblPr>
-        <w:tblStyle w:val="TableGrid"/>
         <w:tblW w:w="9926" w:type="dxa"/>
         <w:jc w:val="start"/>
         <w:tblInd w:w="0" w:type="dxa"/>
@@ -13674,7 +13250,6 @@
           <w:bottom w:w="0" w:type="dxa"/>
           <w:end w:w="108" w:type="dxa"/>
         </w:tblCellMar>
-        <w:tblLook w:firstRow="1" w:noVBand="1" w:lastRow="0" w:firstColumn="1" w:lastColumn="0" w:noHBand="0" w:val="04a0"/>
       </w:tblPr>
       <w:tblGrid>
         <w:gridCol w:w="3308"/>
@@ -13735,9 +13310,9 @@
               </w:rPr>
               <w:fldChar w:fldCharType="separate"/>
             </w:r>
-            <w:bookmarkStart w:id="262" w:name="Check1_Copy_105_Copy_29"/>
-            <w:bookmarkStart w:id="263" w:name="Check1_Copy_105_Copy_29"/>
-            <w:bookmarkEnd w:id="263"/>
+            <w:bookmarkStart w:id="175" w:name="Check1_Copy_105_Copy_29"/>
+            <w:bookmarkStart w:id="176" w:name="Check1_Copy_105_Copy_29"/>
+            <w:bookmarkEnd w:id="176"/>
             <w:r>
               <w:rPr>
                 <w:rFonts w:eastAsia="Times New Roman" w:cs="Times New Roman"/>
@@ -13753,8 +13328,6 @@
               </w:rPr>
               <w:fldChar w:fldCharType="end"/>
             </w:r>
-            <w:bookmarkStart w:id="264" w:name="Check1_Copy_105_Copy_29"/>
-            <w:bookmarkEnd w:id="264"/>
             <w:r>
               <w:rPr>
                 <w:rFonts w:eastAsia="Times New Roman" w:cs="Times New Roman"/>
@@ -13817,9 +13390,9 @@
               </w:rPr>
               <w:fldChar w:fldCharType="separate"/>
             </w:r>
-            <w:bookmarkStart w:id="265" w:name="Check2_Copy_210_Copy_29"/>
-            <w:bookmarkStart w:id="266" w:name="Check2_Copy_210_Copy_29"/>
-            <w:bookmarkEnd w:id="266"/>
+            <w:bookmarkStart w:id="177" w:name="Check2_Copy_210_Copy_29"/>
+            <w:bookmarkStart w:id="178" w:name="Check2_Copy_210_Copy_29"/>
+            <w:bookmarkEnd w:id="178"/>
             <w:r>
               <w:rPr>
                 <w:rFonts w:eastAsia="Times New Roman" w:cs="Times New Roman"/>
@@ -13835,8 +13408,6 @@
               </w:rPr>
               <w:fldChar w:fldCharType="end"/>
             </w:r>
-            <w:bookmarkStart w:id="267" w:name="Check2_Copy_210_Copy_29"/>
-            <w:bookmarkEnd w:id="267"/>
             <w:r>
               <w:rPr>
                 <w:rFonts w:eastAsia="Times New Roman" w:cs="Times New Roman"/>
@@ -13899,9 +13470,9 @@
               </w:rPr>
               <w:fldChar w:fldCharType="separate"/>
             </w:r>
-            <w:bookmarkStart w:id="268" w:name="Check2_Copy_211_Copy_29"/>
-            <w:bookmarkStart w:id="269" w:name="Check2_Copy_211_Copy_29"/>
-            <w:bookmarkEnd w:id="269"/>
+            <w:bookmarkStart w:id="179" w:name="Check2_Copy_211_Copy_29"/>
+            <w:bookmarkStart w:id="180" w:name="Check2_Copy_211_Copy_29"/>
+            <w:bookmarkEnd w:id="180"/>
             <w:r>
               <w:rPr>
                 <w:rFonts w:eastAsia="Times New Roman" w:cs="Times New Roman"/>
@@ -13917,8 +13488,6 @@
               </w:rPr>
               <w:fldChar w:fldCharType="end"/>
             </w:r>
-            <w:bookmarkStart w:id="270" w:name="Check2_Copy_211_Copy_29"/>
-            <w:bookmarkEnd w:id="270"/>
             <w:r>
               <w:rPr>
                 <w:rFonts w:eastAsia="Times New Roman" w:cs="Times New Roman"/>
@@ -13953,6 +13522,8 @@
               <w:jc w:val="start"/>
               <w:rPr>
                 <w:rFonts w:ascii="Times New Roman" w:hAnsi="Times New Roman" w:eastAsia="Times New Roman" w:cs="Times New Roman"/>
+                <w:b/>
+                <w:color w:val="FF0000"/>
                 <w:kern w:val="0"/>
                 <w:lang w:val="en-US" w:eastAsia="en-US" w:bidi="ar-SA"/>
               </w:rPr>
@@ -13988,9 +13559,11 @@
       </w:pPr>
       <w:r>
         <w:rPr>
-          <w:color w:val="000000"/>
-          <w:sz w:val="23"/>
-          <w:szCs w:val="23"/>
+          <w:b w:val="false"/>
+          <w:bCs w:val="false"/>
+          <w:color w:val="000000"/>
+          <w:sz w:val="23"/>
+          <w:szCs w:val="20"/>
         </w:rPr>
       </w:r>
     </w:p>
@@ -14022,7 +13595,6 @@
     </w:p>
     <w:tbl>
       <w:tblPr>
-        <w:tblStyle w:val="TableGrid"/>
         <w:tblW w:w="9926" w:type="dxa"/>
         <w:jc w:val="start"/>
         <w:tblInd w:w="0" w:type="dxa"/>
@@ -14033,7 +13605,6 @@
           <w:bottom w:w="0" w:type="dxa"/>
           <w:end w:w="108" w:type="dxa"/>
         </w:tblCellMar>
-        <w:tblLook w:firstRow="1" w:noVBand="1" w:lastRow="0" w:firstColumn="1" w:lastColumn="0" w:noHBand="0" w:val="04a0"/>
       </w:tblPr>
       <w:tblGrid>
         <w:gridCol w:w="3308"/>
@@ -14094,9 +13665,9 @@
               </w:rPr>
               <w:fldChar w:fldCharType="separate"/>
             </w:r>
-            <w:bookmarkStart w:id="271" w:name="Check1_Copy_105_Copy_30"/>
-            <w:bookmarkStart w:id="272" w:name="Check1_Copy_105_Copy_30"/>
-            <w:bookmarkEnd w:id="272"/>
+            <w:bookmarkStart w:id="181" w:name="Check1_Copy_105_Copy_30"/>
+            <w:bookmarkStart w:id="182" w:name="Check1_Copy_105_Copy_30"/>
+            <w:bookmarkEnd w:id="182"/>
             <w:r>
               <w:rPr>
                 <w:rFonts w:eastAsia="Times New Roman" w:cs="Times New Roman"/>
@@ -14112,8 +13683,6 @@
               </w:rPr>
               <w:fldChar w:fldCharType="end"/>
             </w:r>
-            <w:bookmarkStart w:id="273" w:name="Check1_Copy_105_Copy_30"/>
-            <w:bookmarkEnd w:id="273"/>
             <w:r>
               <w:rPr>
                 <w:rFonts w:eastAsia="Times New Roman" w:cs="Times New Roman"/>
@@ -14176,9 +13745,9 @@
               </w:rPr>
               <w:fldChar w:fldCharType="separate"/>
             </w:r>
-            <w:bookmarkStart w:id="274" w:name="Check2_Copy_210_Copy_30"/>
-            <w:bookmarkStart w:id="275" w:name="Check2_Copy_210_Copy_30"/>
-            <w:bookmarkEnd w:id="275"/>
+            <w:bookmarkStart w:id="183" w:name="Check2_Copy_210_Copy_30"/>
+            <w:bookmarkStart w:id="184" w:name="Check2_Copy_210_Copy_30"/>
+            <w:bookmarkEnd w:id="184"/>
             <w:r>
               <w:rPr>
                 <w:rFonts w:eastAsia="Times New Roman" w:cs="Times New Roman"/>
@@ -14194,8 +13763,6 @@
               </w:rPr>
               <w:fldChar w:fldCharType="end"/>
             </w:r>
-            <w:bookmarkStart w:id="276" w:name="Check2_Copy_210_Copy_30"/>
-            <w:bookmarkEnd w:id="276"/>
             <w:r>
               <w:rPr>
                 <w:rFonts w:eastAsia="Times New Roman" w:cs="Times New Roman"/>
@@ -14258,9 +13825,9 @@
               </w:rPr>
               <w:fldChar w:fldCharType="separate"/>
             </w:r>
-            <w:bookmarkStart w:id="277" w:name="Check2_Copy_211_Copy_30"/>
-            <w:bookmarkStart w:id="278" w:name="Check2_Copy_211_Copy_30"/>
-            <w:bookmarkEnd w:id="278"/>
+            <w:bookmarkStart w:id="185" w:name="Check2_Copy_211_Copy_30"/>
+            <w:bookmarkStart w:id="186" w:name="Check2_Copy_211_Copy_30"/>
+            <w:bookmarkEnd w:id="186"/>
             <w:r>
               <w:rPr>
                 <w:rFonts w:eastAsia="Times New Roman" w:cs="Times New Roman"/>
@@ -14276,8 +13843,6 @@
               </w:rPr>
               <w:fldChar w:fldCharType="end"/>
             </w:r>
-            <w:bookmarkStart w:id="279" w:name="Check2_Copy_211_Copy_30"/>
-            <w:bookmarkEnd w:id="279"/>
             <w:r>
               <w:rPr>
                 <w:rFonts w:eastAsia="Times New Roman" w:cs="Times New Roman"/>
@@ -14312,6 +13877,8 @@
               <w:jc w:val="start"/>
               <w:rPr>
                 <w:rFonts w:ascii="Times New Roman" w:hAnsi="Times New Roman" w:eastAsia="Times New Roman" w:cs="Times New Roman"/>
+                <w:b/>
+                <w:color w:val="FF0000"/>
                 <w:kern w:val="0"/>
                 <w:lang w:val="en-US" w:eastAsia="en-US" w:bidi="ar-SA"/>
               </w:rPr>
@@ -14347,9 +13914,11 @@
       </w:pPr>
       <w:r>
         <w:rPr>
-          <w:color w:val="000000"/>
-          <w:sz w:val="23"/>
-          <w:szCs w:val="23"/>
+          <w:b w:val="false"/>
+          <w:bCs w:val="false"/>
+          <w:color w:val="000000"/>
+          <w:sz w:val="23"/>
+          <w:szCs w:val="20"/>
         </w:rPr>
       </w:r>
     </w:p>
@@ -14396,9 +13965,11 @@
       </w:pPr>
       <w:r>
         <w:rPr>
-          <w:color w:val="000000"/>
-          <w:sz w:val="23"/>
-          <w:szCs w:val="23"/>
+          <w:b w:val="false"/>
+          <w:bCs w:val="false"/>
+          <w:color w:val="000000"/>
+          <w:sz w:val="23"/>
+          <w:szCs w:val="20"/>
         </w:rPr>
       </w:r>
     </w:p>
@@ -14430,7 +14001,6 @@
     </w:p>
     <w:tbl>
       <w:tblPr>
-        <w:tblStyle w:val="TableGrid"/>
         <w:tblW w:w="9926" w:type="dxa"/>
         <w:jc w:val="start"/>
         <w:tblInd w:w="0" w:type="dxa"/>
@@ -14441,7 +14011,6 @@
           <w:bottom w:w="0" w:type="dxa"/>
           <w:end w:w="108" w:type="dxa"/>
         </w:tblCellMar>
-        <w:tblLook w:firstRow="1" w:noVBand="1" w:lastRow="0" w:firstColumn="1" w:lastColumn="0" w:noHBand="0" w:val="04a0"/>
       </w:tblPr>
       <w:tblGrid>
         <w:gridCol w:w="3308"/>
@@ -14502,9 +14071,9 @@
               </w:rPr>
               <w:fldChar w:fldCharType="separate"/>
             </w:r>
-            <w:bookmarkStart w:id="280" w:name="Check1_Copy_105_Copy_31"/>
-            <w:bookmarkStart w:id="281" w:name="Check1_Copy_105_Copy_31"/>
-            <w:bookmarkEnd w:id="281"/>
+            <w:bookmarkStart w:id="187" w:name="Check1_Copy_105_Copy_31"/>
+            <w:bookmarkStart w:id="188" w:name="Check1_Copy_105_Copy_31"/>
+            <w:bookmarkEnd w:id="188"/>
             <w:r>
               <w:rPr>
                 <w:rFonts w:eastAsia="Times New Roman" w:cs="Times New Roman"/>
@@ -14520,8 +14089,6 @@
               </w:rPr>
               <w:fldChar w:fldCharType="end"/>
             </w:r>
-            <w:bookmarkStart w:id="282" w:name="Check1_Copy_105_Copy_31"/>
-            <w:bookmarkEnd w:id="282"/>
             <w:r>
               <w:rPr>
                 <w:rFonts w:eastAsia="Times New Roman" w:cs="Times New Roman"/>
@@ -14584,9 +14151,9 @@
               </w:rPr>
               <w:fldChar w:fldCharType="separate"/>
             </w:r>
-            <w:bookmarkStart w:id="283" w:name="Check2_Copy_210_Copy_31"/>
-            <w:bookmarkStart w:id="284" w:name="Check2_Copy_210_Copy_31"/>
-            <w:bookmarkEnd w:id="284"/>
+            <w:bookmarkStart w:id="189" w:name="Check2_Copy_210_Copy_31"/>
+            <w:bookmarkStart w:id="190" w:name="Check2_Copy_210_Copy_31"/>
+            <w:bookmarkEnd w:id="190"/>
             <w:r>
               <w:rPr>
                 <w:rFonts w:eastAsia="Times New Roman" w:cs="Times New Roman"/>
@@ -14602,8 +14169,6 @@
               </w:rPr>
               <w:fldChar w:fldCharType="end"/>
             </w:r>
-            <w:bookmarkStart w:id="285" w:name="Check2_Copy_210_Copy_31"/>
-            <w:bookmarkEnd w:id="285"/>
             <w:r>
               <w:rPr>
                 <w:rFonts w:eastAsia="Times New Roman" w:cs="Times New Roman"/>
@@ -14666,9 +14231,9 @@
               </w:rPr>
               <w:fldChar w:fldCharType="separate"/>
             </w:r>
-            <w:bookmarkStart w:id="286" w:name="Check2_Copy_211_Copy_31"/>
-            <w:bookmarkStart w:id="287" w:name="Check2_Copy_211_Copy_31"/>
-            <w:bookmarkEnd w:id="287"/>
+            <w:bookmarkStart w:id="191" w:name="Check2_Copy_211_Copy_31"/>
+            <w:bookmarkStart w:id="192" w:name="Check2_Copy_211_Copy_31"/>
+            <w:bookmarkEnd w:id="192"/>
             <w:r>
               <w:rPr>
                 <w:rFonts w:eastAsia="Times New Roman" w:cs="Times New Roman"/>
@@ -14684,8 +14249,6 @@
               </w:rPr>
               <w:fldChar w:fldCharType="end"/>
             </w:r>
-            <w:bookmarkStart w:id="288" w:name="Check2_Copy_211_Copy_31"/>
-            <w:bookmarkEnd w:id="288"/>
             <w:r>
               <w:rPr>
                 <w:rFonts w:eastAsia="Times New Roman" w:cs="Times New Roman"/>
@@ -14720,6 +14283,8 @@
               <w:jc w:val="start"/>
               <w:rPr>
                 <w:rFonts w:ascii="Times New Roman" w:hAnsi="Times New Roman" w:eastAsia="Times New Roman" w:cs="Times New Roman"/>
+                <w:b/>
+                <w:color w:val="FF0000"/>
                 <w:kern w:val="0"/>
                 <w:lang w:val="en-US" w:eastAsia="en-US" w:bidi="ar-SA"/>
               </w:rPr>
@@ -14755,9 +14320,11 @@
       </w:pPr>
       <w:r>
         <w:rPr>
-          <w:color w:val="000000"/>
-          <w:sz w:val="23"/>
-          <w:szCs w:val="23"/>
+          <w:b w:val="false"/>
+          <w:bCs w:val="false"/>
+          <w:color w:val="000000"/>
+          <w:sz w:val="23"/>
+          <w:szCs w:val="20"/>
         </w:rPr>
       </w:r>
     </w:p>
@@ -14789,7 +14356,6 @@
     </w:p>
     <w:tbl>
       <w:tblPr>
-        <w:tblStyle w:val="TableGrid"/>
         <w:tblW w:w="9926" w:type="dxa"/>
         <w:jc w:val="start"/>
         <w:tblInd w:w="0" w:type="dxa"/>
@@ -14800,7 +14366,6 @@
           <w:bottom w:w="0" w:type="dxa"/>
           <w:end w:w="108" w:type="dxa"/>
         </w:tblCellMar>
-        <w:tblLook w:firstRow="1" w:noVBand="1" w:lastRow="0" w:firstColumn="1" w:lastColumn="0" w:noHBand="0" w:val="04a0"/>
       </w:tblPr>
       <w:tblGrid>
         <w:gridCol w:w="3308"/>
@@ -14861,9 +14426,9 @@
               </w:rPr>
               <w:fldChar w:fldCharType="separate"/>
             </w:r>
-            <w:bookmarkStart w:id="289" w:name="Check1_Copy_105_Copy_32"/>
-            <w:bookmarkStart w:id="290" w:name="Check1_Copy_105_Copy_32"/>
-            <w:bookmarkEnd w:id="290"/>
+            <w:bookmarkStart w:id="193" w:name="Check1_Copy_105_Copy_32"/>
+            <w:bookmarkStart w:id="194" w:name="Check1_Copy_105_Copy_32"/>
+            <w:bookmarkEnd w:id="194"/>
             <w:r>
               <w:rPr>
                 <w:rFonts w:eastAsia="Times New Roman" w:cs="Times New Roman"/>
@@ -14879,8 +14444,6 @@
               </w:rPr>
               <w:fldChar w:fldCharType="end"/>
             </w:r>
-            <w:bookmarkStart w:id="291" w:name="Check1_Copy_105_Copy_32"/>
-            <w:bookmarkEnd w:id="291"/>
             <w:r>
               <w:rPr>
                 <w:rFonts w:eastAsia="Times New Roman" w:cs="Times New Roman"/>
@@ -14943,9 +14506,9 @@
               </w:rPr>
               <w:fldChar w:fldCharType="separate"/>
             </w:r>
-            <w:bookmarkStart w:id="292" w:name="Check2_Copy_210_Copy_32"/>
-            <w:bookmarkStart w:id="293" w:name="Check2_Copy_210_Copy_32"/>
-            <w:bookmarkEnd w:id="293"/>
+            <w:bookmarkStart w:id="195" w:name="Check2_Copy_210_Copy_32"/>
+            <w:bookmarkStart w:id="196" w:name="Check2_Copy_210_Copy_32"/>
+            <w:bookmarkEnd w:id="196"/>
             <w:r>
               <w:rPr>
                 <w:rFonts w:eastAsia="Times New Roman" w:cs="Times New Roman"/>
@@ -14961,8 +14524,6 @@
               </w:rPr>
               <w:fldChar w:fldCharType="end"/>
             </w:r>
-            <w:bookmarkStart w:id="294" w:name="Check2_Copy_210_Copy_32"/>
-            <w:bookmarkEnd w:id="294"/>
             <w:r>
               <w:rPr>
                 <w:rFonts w:eastAsia="Times New Roman" w:cs="Times New Roman"/>
@@ -15025,9 +14586,9 @@
               </w:rPr>
               <w:fldChar w:fldCharType="separate"/>
             </w:r>
-            <w:bookmarkStart w:id="295" w:name="Check2_Copy_211_Copy_32"/>
-            <w:bookmarkStart w:id="296" w:name="Check2_Copy_211_Copy_32"/>
-            <w:bookmarkEnd w:id="296"/>
+            <w:bookmarkStart w:id="197" w:name="Check2_Copy_211_Copy_32"/>
+            <w:bookmarkStart w:id="198" w:name="Check2_Copy_211_Copy_32"/>
+            <w:bookmarkEnd w:id="198"/>
             <w:r>
               <w:rPr>
                 <w:rFonts w:eastAsia="Times New Roman" w:cs="Times New Roman"/>
@@ -15043,8 +14604,6 @@
               </w:rPr>
               <w:fldChar w:fldCharType="end"/>
             </w:r>
-            <w:bookmarkStart w:id="297" w:name="Check2_Copy_211_Copy_32"/>
-            <w:bookmarkEnd w:id="297"/>
             <w:r>
               <w:rPr>
                 <w:rFonts w:eastAsia="Times New Roman" w:cs="Times New Roman"/>
@@ -15079,6 +14638,8 @@
               <w:jc w:val="start"/>
               <w:rPr>
                 <w:rFonts w:ascii="Times New Roman" w:hAnsi="Times New Roman" w:eastAsia="Times New Roman" w:cs="Times New Roman"/>
+                <w:b/>
+                <w:color w:val="FF0000"/>
                 <w:kern w:val="0"/>
                 <w:lang w:val="en-US" w:eastAsia="en-US" w:bidi="ar-SA"/>
               </w:rPr>
@@ -15114,9 +14675,11 @@
       </w:pPr>
       <w:r>
         <w:rPr>
-          <w:color w:val="000000"/>
-          <w:sz w:val="23"/>
-          <w:szCs w:val="23"/>
+          <w:b w:val="false"/>
+          <w:bCs w:val="false"/>
+          <w:color w:val="000000"/>
+          <w:sz w:val="23"/>
+          <w:szCs w:val="20"/>
         </w:rPr>
       </w:r>
     </w:p>
@@ -15148,7 +14711,6 @@
     </w:p>
     <w:tbl>
       <w:tblPr>
-        <w:tblStyle w:val="TableGrid"/>
         <w:tblW w:w="9926" w:type="dxa"/>
         <w:jc w:val="start"/>
         <w:tblInd w:w="0" w:type="dxa"/>
@@ -15159,7 +14721,6 @@
           <w:bottom w:w="0" w:type="dxa"/>
           <w:end w:w="108" w:type="dxa"/>
         </w:tblCellMar>
-        <w:tblLook w:firstRow="1" w:noVBand="1" w:lastRow="0" w:firstColumn="1" w:lastColumn="0" w:noHBand="0" w:val="04a0"/>
       </w:tblPr>
       <w:tblGrid>
         <w:gridCol w:w="3308"/>
@@ -15220,9 +14781,9 @@
               </w:rPr>
               <w:fldChar w:fldCharType="separate"/>
             </w:r>
-            <w:bookmarkStart w:id="298" w:name="Check1_Copy_105_Copy_33"/>
-            <w:bookmarkStart w:id="299" w:name="Check1_Copy_105_Copy_33"/>
-            <w:bookmarkEnd w:id="299"/>
+            <w:bookmarkStart w:id="199" w:name="Check1_Copy_105_Copy_33"/>
+            <w:bookmarkStart w:id="200" w:name="Check1_Copy_105_Copy_33"/>
+            <w:bookmarkEnd w:id="200"/>
             <w:r>
               <w:rPr>
                 <w:rFonts w:eastAsia="Times New Roman" w:cs="Times New Roman"/>
@@ -15238,8 +14799,6 @@
               </w:rPr>
               <w:fldChar w:fldCharType="end"/>
             </w:r>
-            <w:bookmarkStart w:id="300" w:name="Check1_Copy_105_Copy_33"/>
-            <w:bookmarkEnd w:id="300"/>
             <w:r>
               <w:rPr>
                 <w:rFonts w:eastAsia="Times New Roman" w:cs="Times New Roman"/>
@@ -15302,9 +14861,9 @@
               </w:rPr>
               <w:fldChar w:fldCharType="separate"/>
             </w:r>
-            <w:bookmarkStart w:id="301" w:name="Check2_Copy_210_Copy_33"/>
-            <w:bookmarkStart w:id="302" w:name="Check2_Copy_210_Copy_33"/>
-            <w:bookmarkEnd w:id="302"/>
+            <w:bookmarkStart w:id="201" w:name="Check2_Copy_210_Copy_33"/>
+            <w:bookmarkStart w:id="202" w:name="Check2_Copy_210_Copy_33"/>
+            <w:bookmarkEnd w:id="202"/>
             <w:r>
               <w:rPr>
                 <w:rFonts w:eastAsia="Times New Roman" w:cs="Times New Roman"/>
@@ -15320,8 +14879,6 @@
               </w:rPr>
               <w:fldChar w:fldCharType="end"/>
             </w:r>
-            <w:bookmarkStart w:id="303" w:name="Check2_Copy_210_Copy_33"/>
-            <w:bookmarkEnd w:id="303"/>
             <w:r>
               <w:rPr>
                 <w:rFonts w:eastAsia="Times New Roman" w:cs="Times New Roman"/>
@@ -15384,9 +14941,9 @@
               </w:rPr>
               <w:fldChar w:fldCharType="separate"/>
             </w:r>
-            <w:bookmarkStart w:id="304" w:name="Check2_Copy_211_Copy_33"/>
-            <w:bookmarkStart w:id="305" w:name="Check2_Copy_211_Copy_33"/>
-            <w:bookmarkEnd w:id="305"/>
+            <w:bookmarkStart w:id="203" w:name="Check2_Copy_211_Copy_33"/>
+            <w:bookmarkStart w:id="204" w:name="Check2_Copy_211_Copy_33"/>
+            <w:bookmarkEnd w:id="204"/>
             <w:r>
               <w:rPr>
                 <w:rFonts w:eastAsia="Times New Roman" w:cs="Times New Roman"/>
@@ -15402,8 +14959,6 @@
               </w:rPr>
               <w:fldChar w:fldCharType="end"/>
             </w:r>
-            <w:bookmarkStart w:id="306" w:name="Check2_Copy_211_Copy_33"/>
-            <w:bookmarkEnd w:id="306"/>
             <w:r>
               <w:rPr>
                 <w:rFonts w:eastAsia="Times New Roman" w:cs="Times New Roman"/>
@@ -15438,6 +14993,8 @@
               <w:jc w:val="start"/>
               <w:rPr>
                 <w:rFonts w:ascii="Times New Roman" w:hAnsi="Times New Roman" w:eastAsia="Times New Roman" w:cs="Times New Roman"/>
+                <w:b/>
+                <w:color w:val="FF0000"/>
                 <w:kern w:val="0"/>
                 <w:lang w:val="en-US" w:eastAsia="en-US" w:bidi="ar-SA"/>
               </w:rPr>
@@ -15473,9 +15030,11 @@
       </w:pPr>
       <w:r>
         <w:rPr>
-          <w:color w:val="000000"/>
-          <w:sz w:val="23"/>
-          <w:szCs w:val="23"/>
+          <w:b w:val="false"/>
+          <w:bCs w:val="false"/>
+          <w:color w:val="000000"/>
+          <w:sz w:val="23"/>
+          <w:szCs w:val="20"/>
         </w:rPr>
       </w:r>
     </w:p>
@@ -15522,9 +15081,11 @@
       </w:pPr>
       <w:r>
         <w:rPr>
-          <w:color w:val="000000"/>
-          <w:sz w:val="23"/>
-          <w:szCs w:val="23"/>
+          <w:b w:val="false"/>
+          <w:bCs w:val="false"/>
+          <w:color w:val="000000"/>
+          <w:sz w:val="23"/>
+          <w:szCs w:val="20"/>
         </w:rPr>
       </w:r>
     </w:p>
@@ -15556,7 +15117,6 @@
     </w:p>
     <w:tbl>
       <w:tblPr>
-        <w:tblStyle w:val="TableGrid"/>
         <w:tblW w:w="9926" w:type="dxa"/>
         <w:jc w:val="start"/>
         <w:tblInd w:w="0" w:type="dxa"/>
@@ -15567,7 +15127,6 @@
           <w:bottom w:w="0" w:type="dxa"/>
           <w:end w:w="108" w:type="dxa"/>
         </w:tblCellMar>
-        <w:tblLook w:firstRow="1" w:noVBand="1" w:lastRow="0" w:firstColumn="1" w:lastColumn="0" w:noHBand="0" w:val="04a0"/>
       </w:tblPr>
       <w:tblGrid>
         <w:gridCol w:w="3308"/>
@@ -15628,9 +15187,9 @@
               </w:rPr>
               <w:fldChar w:fldCharType="separate"/>
             </w:r>
-            <w:bookmarkStart w:id="307" w:name="Check1_Copy_105_Copy_34"/>
-            <w:bookmarkStart w:id="308" w:name="Check1_Copy_105_Copy_34"/>
-            <w:bookmarkEnd w:id="308"/>
+            <w:bookmarkStart w:id="205" w:name="Check1_Copy_105_Copy_34"/>
+            <w:bookmarkStart w:id="206" w:name="Check1_Copy_105_Copy_34"/>
+            <w:bookmarkEnd w:id="206"/>
             <w:r>
               <w:rPr>
                 <w:rFonts w:eastAsia="Times New Roman" w:cs="Times New Roman"/>
@@ -15646,8 +15205,6 @@
               </w:rPr>
               <w:fldChar w:fldCharType="end"/>
             </w:r>
-            <w:bookmarkStart w:id="309" w:name="Check1_Copy_105_Copy_34"/>
-            <w:bookmarkEnd w:id="309"/>
             <w:r>
               <w:rPr>
                 <w:rFonts w:eastAsia="Times New Roman" w:cs="Times New Roman"/>
@@ -15710,9 +15267,9 @@
               </w:rPr>
               <w:fldChar w:fldCharType="separate"/>
             </w:r>
-            <w:bookmarkStart w:id="310" w:name="Check2_Copy_210_Copy_34"/>
-            <w:bookmarkStart w:id="311" w:name="Check2_Copy_210_Copy_34"/>
-            <w:bookmarkEnd w:id="311"/>
+            <w:bookmarkStart w:id="207" w:name="Check2_Copy_210_Copy_34"/>
+            <w:bookmarkStart w:id="208" w:name="Check2_Copy_210_Copy_34"/>
+            <w:bookmarkEnd w:id="208"/>
             <w:r>
               <w:rPr>
                 <w:rFonts w:eastAsia="Times New Roman" w:cs="Times New Roman"/>
@@ -15728,8 +15285,6 @@
               </w:rPr>
               <w:fldChar w:fldCharType="end"/>
             </w:r>
-            <w:bookmarkStart w:id="312" w:name="Check2_Copy_210_Copy_34"/>
-            <w:bookmarkEnd w:id="312"/>
             <w:r>
               <w:rPr>
                 <w:rFonts w:eastAsia="Times New Roman" w:cs="Times New Roman"/>
@@ -15792,9 +15347,9 @@
               </w:rPr>
               <w:fldChar w:fldCharType="separate"/>
             </w:r>
-            <w:bookmarkStart w:id="313" w:name="Check2_Copy_211_Copy_34"/>
-            <w:bookmarkStart w:id="314" w:name="Check2_Copy_211_Copy_34"/>
-            <w:bookmarkEnd w:id="314"/>
+            <w:bookmarkStart w:id="209" w:name="Check2_Copy_211_Copy_34"/>
+            <w:bookmarkStart w:id="210" w:name="Check2_Copy_211_Copy_34"/>
+            <w:bookmarkEnd w:id="210"/>
             <w:r>
               <w:rPr>
                 <w:rFonts w:eastAsia="Times New Roman" w:cs="Times New Roman"/>
@@ -15810,8 +15365,6 @@
               </w:rPr>
               <w:fldChar w:fldCharType="end"/>
             </w:r>
-            <w:bookmarkStart w:id="315" w:name="Check2_Copy_211_Copy_34"/>
-            <w:bookmarkEnd w:id="315"/>
             <w:r>
               <w:rPr>
                 <w:rFonts w:eastAsia="Times New Roman" w:cs="Times New Roman"/>
@@ -15846,6 +15399,8 @@
               <w:jc w:val="start"/>
               <w:rPr>
                 <w:rFonts w:ascii="Times New Roman" w:hAnsi="Times New Roman" w:eastAsia="Times New Roman" w:cs="Times New Roman"/>
+                <w:b/>
+                <w:color w:val="FF0000"/>
                 <w:kern w:val="0"/>
                 <w:lang w:val="en-US" w:eastAsia="en-US" w:bidi="ar-SA"/>
               </w:rPr>
@@ -15881,9 +15436,11 @@
       </w:pPr>
       <w:r>
         <w:rPr>
-          <w:color w:val="000000"/>
-          <w:sz w:val="23"/>
-          <w:szCs w:val="23"/>
+          <w:b w:val="false"/>
+          <w:bCs w:val="false"/>
+          <w:color w:val="000000"/>
+          <w:sz w:val="23"/>
+          <w:szCs w:val="20"/>
         </w:rPr>
       </w:r>
     </w:p>
@@ -15915,7 +15472,6 @@
     </w:p>
     <w:tbl>
       <w:tblPr>
-        <w:tblStyle w:val="TableGrid"/>
         <w:tblW w:w="9926" w:type="dxa"/>
         <w:jc w:val="start"/>
         <w:tblInd w:w="0" w:type="dxa"/>
@@ -15926,7 +15482,6 @@
           <w:bottom w:w="0" w:type="dxa"/>
           <w:end w:w="108" w:type="dxa"/>
         </w:tblCellMar>
-        <w:tblLook w:firstRow="1" w:noVBand="1" w:lastRow="0" w:firstColumn="1" w:lastColumn="0" w:noHBand="0" w:val="04a0"/>
       </w:tblPr>
       <w:tblGrid>
         <w:gridCol w:w="3308"/>
@@ -15987,9 +15542,9 @@
               </w:rPr>
               <w:fldChar w:fldCharType="separate"/>
             </w:r>
-            <w:bookmarkStart w:id="316" w:name="Check1_Copy_105_Copy_35"/>
-            <w:bookmarkStart w:id="317" w:name="Check1_Copy_105_Copy_35"/>
-            <w:bookmarkEnd w:id="317"/>
+            <w:bookmarkStart w:id="211" w:name="Check1_Copy_105_Copy_35"/>
+            <w:bookmarkStart w:id="212" w:name="Check1_Copy_105_Copy_35"/>
+            <w:bookmarkEnd w:id="212"/>
             <w:r>
               <w:rPr>
                 <w:rFonts w:eastAsia="Times New Roman" w:cs="Times New Roman"/>
@@ -16005,8 +15560,6 @@
               </w:rPr>
               <w:fldChar w:fldCharType="end"/>
             </w:r>
-            <w:bookmarkStart w:id="318" w:name="Check1_Copy_105_Copy_35"/>
-            <w:bookmarkEnd w:id="318"/>
             <w:r>
               <w:rPr>
                 <w:rFonts w:eastAsia="Times New Roman" w:cs="Times New Roman"/>
@@ -16069,9 +15622,9 @@
               </w:rPr>
               <w:fldChar w:fldCharType="separate"/>
             </w:r>
-            <w:bookmarkStart w:id="319" w:name="Check2_Copy_210_Copy_35"/>
-            <w:bookmarkStart w:id="320" w:name="Check2_Copy_210_Copy_35"/>
-            <w:bookmarkEnd w:id="320"/>
+            <w:bookmarkStart w:id="213" w:name="Check2_Copy_210_Copy_35"/>
+            <w:bookmarkStart w:id="214" w:name="Check2_Copy_210_Copy_35"/>
+            <w:bookmarkEnd w:id="214"/>
             <w:r>
               <w:rPr>
                 <w:rFonts w:eastAsia="Times New Roman" w:cs="Times New Roman"/>
@@ -16087,8 +15640,6 @@
               </w:rPr>
               <w:fldChar w:fldCharType="end"/>
             </w:r>
-            <w:bookmarkStart w:id="321" w:name="Check2_Copy_210_Copy_35"/>
-            <w:bookmarkEnd w:id="321"/>
             <w:r>
               <w:rPr>
                 <w:rFonts w:eastAsia="Times New Roman" w:cs="Times New Roman"/>
@@ -16151,9 +15702,9 @@
               </w:rPr>
               <w:fldChar w:fldCharType="separate"/>
             </w:r>
-            <w:bookmarkStart w:id="322" w:name="Check2_Copy_211_Copy_35"/>
-            <w:bookmarkStart w:id="323" w:name="Check2_Copy_211_Copy_35"/>
-            <w:bookmarkEnd w:id="323"/>
+            <w:bookmarkStart w:id="215" w:name="Check2_Copy_211_Copy_35"/>
+            <w:bookmarkStart w:id="216" w:name="Check2_Copy_211_Copy_35"/>
+            <w:bookmarkEnd w:id="216"/>
             <w:r>
               <w:rPr>
                 <w:rFonts w:eastAsia="Times New Roman" w:cs="Times New Roman"/>
@@ -16169,8 +15720,6 @@
               </w:rPr>
               <w:fldChar w:fldCharType="end"/>
             </w:r>
-            <w:bookmarkStart w:id="324" w:name="Check2_Copy_211_Copy_35"/>
-            <w:bookmarkEnd w:id="324"/>
             <w:r>
               <w:rPr>
                 <w:rFonts w:eastAsia="Times New Roman" w:cs="Times New Roman"/>
@@ -16205,6 +15754,8 @@
               <w:jc w:val="start"/>
               <w:rPr>
                 <w:rFonts w:ascii="Times New Roman" w:hAnsi="Times New Roman" w:eastAsia="Times New Roman" w:cs="Times New Roman"/>
+                <w:b/>
+                <w:color w:val="FF0000"/>
                 <w:kern w:val="0"/>
                 <w:lang w:val="en-US" w:eastAsia="en-US" w:bidi="ar-SA"/>
               </w:rPr>
@@ -16240,9 +15791,11 @@
       </w:pPr>
       <w:r>
         <w:rPr>
-          <w:color w:val="000000"/>
-          <w:sz w:val="23"/>
-          <w:szCs w:val="23"/>
+          <w:b w:val="false"/>
+          <w:bCs w:val="false"/>
+          <w:color w:val="000000"/>
+          <w:sz w:val="23"/>
+          <w:szCs w:val="20"/>
         </w:rPr>
       </w:r>
     </w:p>
@@ -16274,7 +15827,6 @@
     </w:p>
     <w:tbl>
       <w:tblPr>
-        <w:tblStyle w:val="TableGrid"/>
         <w:tblW w:w="9926" w:type="dxa"/>
         <w:jc w:val="start"/>
         <w:tblInd w:w="0" w:type="dxa"/>
@@ -16285,7 +15837,6 @@
           <w:bottom w:w="0" w:type="dxa"/>
           <w:end w:w="108" w:type="dxa"/>
         </w:tblCellMar>
-        <w:tblLook w:firstRow="1" w:noVBand="1" w:lastRow="0" w:firstColumn="1" w:lastColumn="0" w:noHBand="0" w:val="04a0"/>
       </w:tblPr>
       <w:tblGrid>
         <w:gridCol w:w="3308"/>
@@ -16346,9 +15897,9 @@
               </w:rPr>
               <w:fldChar w:fldCharType="separate"/>
             </w:r>
-            <w:bookmarkStart w:id="325" w:name="Check1_Copy_105_Copy_36"/>
-            <w:bookmarkStart w:id="326" w:name="Check1_Copy_105_Copy_36"/>
-            <w:bookmarkEnd w:id="326"/>
+            <w:bookmarkStart w:id="217" w:name="Check1_Copy_105_Copy_36"/>
+            <w:bookmarkStart w:id="218" w:name="Check1_Copy_105_Copy_36"/>
+            <w:bookmarkEnd w:id="218"/>
             <w:r>
               <w:rPr>
                 <w:rFonts w:eastAsia="Times New Roman" w:cs="Times New Roman"/>
@@ -16364,8 +15915,6 @@
               </w:rPr>
               <w:fldChar w:fldCharType="end"/>
             </w:r>
-            <w:bookmarkStart w:id="327" w:name="Check1_Copy_105_Copy_36"/>
-            <w:bookmarkEnd w:id="327"/>
             <w:r>
               <w:rPr>
                 <w:rFonts w:eastAsia="Times New Roman" w:cs="Times New Roman"/>
@@ -16428,9 +15977,9 @@
               </w:rPr>
               <w:fldChar w:fldCharType="separate"/>
             </w:r>
-            <w:bookmarkStart w:id="328" w:name="Check2_Copy_210_Copy_36"/>
-            <w:bookmarkStart w:id="329" w:name="Check2_Copy_210_Copy_36"/>
-            <w:bookmarkEnd w:id="329"/>
+            <w:bookmarkStart w:id="219" w:name="Check2_Copy_210_Copy_36"/>
+            <w:bookmarkStart w:id="220" w:name="Check2_Copy_210_Copy_36"/>
+            <w:bookmarkEnd w:id="220"/>
             <w:r>
               <w:rPr>
                 <w:rFonts w:eastAsia="Times New Roman" w:cs="Times New Roman"/>
@@ -16446,8 +15995,6 @@
               </w:rPr>
               <w:fldChar w:fldCharType="end"/>
             </w:r>
-            <w:bookmarkStart w:id="330" w:name="Check2_Copy_210_Copy_36"/>
-            <w:bookmarkEnd w:id="330"/>
             <w:r>
               <w:rPr>
                 <w:rFonts w:eastAsia="Times New Roman" w:cs="Times New Roman"/>
@@ -16510,9 +16057,9 @@
               </w:rPr>
               <w:fldChar w:fldCharType="separate"/>
             </w:r>
-            <w:bookmarkStart w:id="331" w:name="Check2_Copy_211_Copy_36"/>
-            <w:bookmarkStart w:id="332" w:name="Check2_Copy_211_Copy_36"/>
-            <w:bookmarkEnd w:id="332"/>
+            <w:bookmarkStart w:id="221" w:name="Check2_Copy_211_Copy_36"/>
+            <w:bookmarkStart w:id="222" w:name="Check2_Copy_211_Copy_36"/>
+            <w:bookmarkEnd w:id="222"/>
             <w:r>
               <w:rPr>
                 <w:rFonts w:eastAsia="Times New Roman" w:cs="Times New Roman"/>
@@ -16528,8 +16075,6 @@
               </w:rPr>
               <w:fldChar w:fldCharType="end"/>
             </w:r>
-            <w:bookmarkStart w:id="333" w:name="Check2_Copy_211_Copy_36"/>
-            <w:bookmarkEnd w:id="333"/>
             <w:r>
               <w:rPr>
                 <w:rFonts w:eastAsia="Times New Roman" w:cs="Times New Roman"/>
@@ -16564,6 +16109,8 @@
               <w:jc w:val="start"/>
               <w:rPr>
                 <w:rFonts w:ascii="Times New Roman" w:hAnsi="Times New Roman" w:eastAsia="Times New Roman" w:cs="Times New Roman"/>
+                <w:b/>
+                <w:color w:val="FF0000"/>
                 <w:kern w:val="0"/>
                 <w:lang w:val="en-US" w:eastAsia="en-US" w:bidi="ar-SA"/>
               </w:rPr>
@@ -16599,9 +16146,11 @@
       </w:pPr>
       <w:r>
         <w:rPr>
-          <w:color w:val="000000"/>
-          <w:sz w:val="23"/>
-          <w:szCs w:val="23"/>
+          <w:b w:val="false"/>
+          <w:bCs w:val="false"/>
+          <w:color w:val="000000"/>
+          <w:sz w:val="23"/>
+          <w:szCs w:val="20"/>
         </w:rPr>
       </w:r>
     </w:p>
@@ -16648,9 +16197,11 @@
       </w:pPr>
       <w:r>
         <w:rPr>
-          <w:color w:val="000000"/>
-          <w:sz w:val="23"/>
-          <w:szCs w:val="23"/>
+          <w:b w:val="false"/>
+          <w:bCs w:val="false"/>
+          <w:color w:val="000000"/>
+          <w:sz w:val="23"/>
+          <w:szCs w:val="20"/>
         </w:rPr>
       </w:r>
     </w:p>
@@ -16697,9 +16248,11 @@
       </w:pPr>
       <w:r>
         <w:rPr>
-          <w:color w:val="000000"/>
-          <w:sz w:val="23"/>
-          <w:szCs w:val="23"/>
+          <w:b w:val="false"/>
+          <w:bCs w:val="false"/>
+          <w:color w:val="000000"/>
+          <w:sz w:val="23"/>
+          <w:szCs w:val="20"/>
         </w:rPr>
       </w:r>
     </w:p>
@@ -16731,7 +16284,6 @@
     </w:p>
     <w:tbl>
       <w:tblPr>
-        <w:tblStyle w:val="TableGrid"/>
         <w:tblW w:w="9926" w:type="dxa"/>
         <w:jc w:val="start"/>
         <w:tblInd w:w="0" w:type="dxa"/>
@@ -16742,7 +16294,6 @@
           <w:bottom w:w="0" w:type="dxa"/>
           <w:end w:w="108" w:type="dxa"/>
         </w:tblCellMar>
-        <w:tblLook w:firstRow="1" w:noVBand="1" w:lastRow="0" w:firstColumn="1" w:lastColumn="0" w:noHBand="0" w:val="04a0"/>
       </w:tblPr>
       <w:tblGrid>
         <w:gridCol w:w="3308"/>
@@ -16803,9 +16354,9 @@
               </w:rPr>
               <w:fldChar w:fldCharType="separate"/>
             </w:r>
-            <w:bookmarkStart w:id="334" w:name="Check1_Copy_105_Copy_37"/>
-            <w:bookmarkStart w:id="335" w:name="Check1_Copy_105_Copy_37"/>
-            <w:bookmarkEnd w:id="335"/>
+            <w:bookmarkStart w:id="223" w:name="Check1_Copy_105_Copy_37"/>
+            <w:bookmarkStart w:id="224" w:name="Check1_Copy_105_Copy_37"/>
+            <w:bookmarkEnd w:id="224"/>
             <w:r>
               <w:rPr>
                 <w:rFonts w:eastAsia="Times New Roman" w:cs="Times New Roman"/>
@@ -16821,8 +16372,6 @@
               </w:rPr>
               <w:fldChar w:fldCharType="end"/>
             </w:r>
-            <w:bookmarkStart w:id="336" w:name="Check1_Copy_105_Copy_37"/>
-            <w:bookmarkEnd w:id="336"/>
             <w:r>
               <w:rPr>
                 <w:rFonts w:eastAsia="Times New Roman" w:cs="Times New Roman"/>
@@ -16885,9 +16434,9 @@
               </w:rPr>
               <w:fldChar w:fldCharType="separate"/>
             </w:r>
-            <w:bookmarkStart w:id="337" w:name="Check2_Copy_210_Copy_37"/>
-            <w:bookmarkStart w:id="338" w:name="Check2_Copy_210_Copy_37"/>
-            <w:bookmarkEnd w:id="338"/>
+            <w:bookmarkStart w:id="225" w:name="Check2_Copy_210_Copy_37"/>
+            <w:bookmarkStart w:id="226" w:name="Check2_Copy_210_Copy_37"/>
+            <w:bookmarkEnd w:id="226"/>
             <w:r>
               <w:rPr>
                 <w:rFonts w:eastAsia="Times New Roman" w:cs="Times New Roman"/>
@@ -16903,8 +16452,6 @@
               </w:rPr>
               <w:fldChar w:fldCharType="end"/>
             </w:r>
-            <w:bookmarkStart w:id="339" w:name="Check2_Copy_210_Copy_37"/>
-            <w:bookmarkEnd w:id="339"/>
             <w:r>
               <w:rPr>
                 <w:rFonts w:eastAsia="Times New Roman" w:cs="Times New Roman"/>
@@ -16967,9 +16514,9 @@
               </w:rPr>
               <w:fldChar w:fldCharType="separate"/>
             </w:r>
-            <w:bookmarkStart w:id="340" w:name="Check2_Copy_211_Copy_37"/>
-            <w:bookmarkStart w:id="341" w:name="Check2_Copy_211_Copy_37"/>
-            <w:bookmarkEnd w:id="341"/>
+            <w:bookmarkStart w:id="227" w:name="Check2_Copy_211_Copy_37"/>
+            <w:bookmarkStart w:id="228" w:name="Check2_Copy_211_Copy_37"/>
+            <w:bookmarkEnd w:id="228"/>
             <w:r>
               <w:rPr>
                 <w:rFonts w:eastAsia="Times New Roman" w:cs="Times New Roman"/>
@@ -16985,8 +16532,6 @@
               </w:rPr>
               <w:fldChar w:fldCharType="end"/>
             </w:r>
-            <w:bookmarkStart w:id="342" w:name="Check2_Copy_211_Copy_37"/>
-            <w:bookmarkEnd w:id="342"/>
             <w:r>
               <w:rPr>
                 <w:rFonts w:eastAsia="Times New Roman" w:cs="Times New Roman"/>
@@ -17021,6 +16566,8 @@
               <w:jc w:val="start"/>
               <w:rPr>
                 <w:rFonts w:ascii="Times New Roman" w:hAnsi="Times New Roman" w:eastAsia="Times New Roman" w:cs="Times New Roman"/>
+                <w:b/>
+                <w:color w:val="FF0000"/>
                 <w:kern w:val="0"/>
                 <w:lang w:val="en-US" w:eastAsia="en-US" w:bidi="ar-SA"/>
               </w:rPr>
@@ -17056,9 +16603,11 @@
       </w:pPr>
       <w:r>
         <w:rPr>
-          <w:color w:val="000000"/>
-          <w:sz w:val="23"/>
-          <w:szCs w:val="23"/>
+          <w:b w:val="false"/>
+          <w:bCs w:val="false"/>
+          <w:color w:val="000000"/>
+          <w:sz w:val="23"/>
+          <w:szCs w:val="20"/>
         </w:rPr>
       </w:r>
     </w:p>
@@ -17090,7 +16639,6 @@
     </w:p>
     <w:tbl>
       <w:tblPr>
-        <w:tblStyle w:val="TableGrid"/>
         <w:tblW w:w="9926" w:type="dxa"/>
         <w:jc w:val="start"/>
         <w:tblInd w:w="0" w:type="dxa"/>
@@ -17101,7 +16649,6 @@
           <w:bottom w:w="0" w:type="dxa"/>
           <w:end w:w="108" w:type="dxa"/>
         </w:tblCellMar>
-        <w:tblLook w:firstRow="1" w:noVBand="1" w:lastRow="0" w:firstColumn="1" w:lastColumn="0" w:noHBand="0" w:val="04a0"/>
       </w:tblPr>
       <w:tblGrid>
         <w:gridCol w:w="3308"/>
@@ -17162,9 +16709,9 @@
               </w:rPr>
               <w:fldChar w:fldCharType="separate"/>
             </w:r>
-            <w:bookmarkStart w:id="343" w:name="Check1_Copy_105_Copy_38"/>
-            <w:bookmarkStart w:id="344" w:name="Check1_Copy_105_Copy_38"/>
-            <w:bookmarkEnd w:id="344"/>
+            <w:bookmarkStart w:id="229" w:name="Check1_Copy_105_Copy_38"/>
+            <w:bookmarkStart w:id="230" w:name="Check1_Copy_105_Copy_38"/>
+            <w:bookmarkEnd w:id="230"/>
             <w:r>
               <w:rPr>
                 <w:rFonts w:eastAsia="Times New Roman" w:cs="Times New Roman"/>
@@ -17180,8 +16727,6 @@
               </w:rPr>
               <w:fldChar w:fldCharType="end"/>
             </w:r>
-            <w:bookmarkStart w:id="345" w:name="Check1_Copy_105_Copy_38"/>
-            <w:bookmarkEnd w:id="345"/>
             <w:r>
               <w:rPr>
                 <w:rFonts w:eastAsia="Times New Roman" w:cs="Times New Roman"/>
@@ -17244,9 +16789,9 @@
               </w:rPr>
               <w:fldChar w:fldCharType="separate"/>
             </w:r>
-            <w:bookmarkStart w:id="346" w:name="Check2_Copy_210_Copy_38"/>
-            <w:bookmarkStart w:id="347" w:name="Check2_Copy_210_Copy_38"/>
-            <w:bookmarkEnd w:id="347"/>
+            <w:bookmarkStart w:id="231" w:name="Check2_Copy_210_Copy_38"/>
+            <w:bookmarkStart w:id="232" w:name="Check2_Copy_210_Copy_38"/>
+            <w:bookmarkEnd w:id="232"/>
             <w:r>
               <w:rPr>
                 <w:rFonts w:eastAsia="Times New Roman" w:cs="Times New Roman"/>
@@ -17262,8 +16807,6 @@
               </w:rPr>
               <w:fldChar w:fldCharType="end"/>
             </w:r>
-            <w:bookmarkStart w:id="348" w:name="Check2_Copy_210_Copy_38"/>
-            <w:bookmarkEnd w:id="348"/>
             <w:r>
               <w:rPr>
                 <w:rFonts w:eastAsia="Times New Roman" w:cs="Times New Roman"/>
@@ -17326,9 +16869,9 @@
               </w:rPr>
               <w:fldChar w:fldCharType="separate"/>
             </w:r>
-            <w:bookmarkStart w:id="349" w:name="Check2_Copy_211_Copy_38"/>
-            <w:bookmarkStart w:id="350" w:name="Check2_Copy_211_Copy_38"/>
-            <w:bookmarkEnd w:id="350"/>
+            <w:bookmarkStart w:id="233" w:name="Check2_Copy_211_Copy_38"/>
+            <w:bookmarkStart w:id="234" w:name="Check2_Copy_211_Copy_38"/>
+            <w:bookmarkEnd w:id="234"/>
             <w:r>
               <w:rPr>
                 <w:rFonts w:eastAsia="Times New Roman" w:cs="Times New Roman"/>
@@ -17344,8 +16887,6 @@
               </w:rPr>
               <w:fldChar w:fldCharType="end"/>
             </w:r>
-            <w:bookmarkStart w:id="351" w:name="Check2_Copy_211_Copy_38"/>
-            <w:bookmarkEnd w:id="351"/>
             <w:r>
               <w:rPr>
                 <w:rFonts w:eastAsia="Times New Roman" w:cs="Times New Roman"/>
@@ -17380,6 +16921,8 @@
               <w:jc w:val="start"/>
               <w:rPr>
                 <w:rFonts w:ascii="Times New Roman" w:hAnsi="Times New Roman" w:eastAsia="Times New Roman" w:cs="Times New Roman"/>
+                <w:b/>
+                <w:color w:val="FF0000"/>
                 <w:kern w:val="0"/>
                 <w:lang w:val="en-US" w:eastAsia="en-US" w:bidi="ar-SA"/>
               </w:rPr>
@@ -17415,9 +16958,11 @@
       </w:pPr>
       <w:r>
         <w:rPr>
-          <w:color w:val="000000"/>
-          <w:sz w:val="23"/>
-          <w:szCs w:val="23"/>
+          <w:b w:val="false"/>
+          <w:bCs w:val="false"/>
+          <w:color w:val="000000"/>
+          <w:sz w:val="23"/>
+          <w:szCs w:val="20"/>
         </w:rPr>
       </w:r>
     </w:p>
@@ -17449,7 +16994,6 @@
     </w:p>
     <w:tbl>
       <w:tblPr>
-        <w:tblStyle w:val="TableGrid"/>
         <w:tblW w:w="9926" w:type="dxa"/>
         <w:jc w:val="start"/>
         <w:tblInd w:w="0" w:type="dxa"/>
@@ -17460,7 +17004,6 @@
           <w:bottom w:w="0" w:type="dxa"/>
           <w:end w:w="108" w:type="dxa"/>
         </w:tblCellMar>
-        <w:tblLook w:firstRow="1" w:noVBand="1" w:lastRow="0" w:firstColumn="1" w:lastColumn="0" w:noHBand="0" w:val="04a0"/>
       </w:tblPr>
       <w:tblGrid>
         <w:gridCol w:w="3308"/>
@@ -17521,9 +17064,9 @@
               </w:rPr>
               <w:fldChar w:fldCharType="separate"/>
             </w:r>
-            <w:bookmarkStart w:id="352" w:name="Check1_Copy_105_Copy_39"/>
-            <w:bookmarkStart w:id="353" w:name="Check1_Copy_105_Copy_39"/>
-            <w:bookmarkEnd w:id="353"/>
+            <w:bookmarkStart w:id="235" w:name="Check1_Copy_105_Copy_39"/>
+            <w:bookmarkStart w:id="236" w:name="Check1_Copy_105_Copy_39"/>
+            <w:bookmarkEnd w:id="236"/>
             <w:r>
               <w:rPr>
                 <w:rFonts w:eastAsia="Times New Roman" w:cs="Times New Roman"/>
@@ -17539,8 +17082,6 @@
               </w:rPr>
               <w:fldChar w:fldCharType="end"/>
             </w:r>
-            <w:bookmarkStart w:id="354" w:name="Check1_Copy_105_Copy_39"/>
-            <w:bookmarkEnd w:id="354"/>
             <w:r>
               <w:rPr>
                 <w:rFonts w:eastAsia="Times New Roman" w:cs="Times New Roman"/>
@@ -17603,9 +17144,9 @@
               </w:rPr>
               <w:fldChar w:fldCharType="separate"/>
             </w:r>
-            <w:bookmarkStart w:id="355" w:name="Check2_Copy_210_Copy_39"/>
-            <w:bookmarkStart w:id="356" w:name="Check2_Copy_210_Copy_39"/>
-            <w:bookmarkEnd w:id="356"/>
+            <w:bookmarkStart w:id="237" w:name="Check2_Copy_210_Copy_39"/>
+            <w:bookmarkStart w:id="238" w:name="Check2_Copy_210_Copy_39"/>
+            <w:bookmarkEnd w:id="238"/>
             <w:r>
               <w:rPr>
                 <w:rFonts w:eastAsia="Times New Roman" w:cs="Times New Roman"/>
@@ -17621,8 +17162,6 @@
               </w:rPr>
               <w:fldChar w:fldCharType="end"/>
             </w:r>
-            <w:bookmarkStart w:id="357" w:name="Check2_Copy_210_Copy_39"/>
-            <w:bookmarkEnd w:id="357"/>
             <w:r>
               <w:rPr>
                 <w:rFonts w:eastAsia="Times New Roman" w:cs="Times New Roman"/>
@@ -17685,9 +17224,9 @@
               </w:rPr>
               <w:fldChar w:fldCharType="separate"/>
             </w:r>
-            <w:bookmarkStart w:id="358" w:name="Check2_Copy_211_Copy_39"/>
-            <w:bookmarkStart w:id="359" w:name="Check2_Copy_211_Copy_39"/>
-            <w:bookmarkEnd w:id="359"/>
+            <w:bookmarkStart w:id="239" w:name="Check2_Copy_211_Copy_39"/>
+            <w:bookmarkStart w:id="240" w:name="Check2_Copy_211_Copy_39"/>
+            <w:bookmarkEnd w:id="240"/>
             <w:r>
               <w:rPr>
                 <w:rFonts w:eastAsia="Times New Roman" w:cs="Times New Roman"/>
@@ -17703,8 +17242,6 @@
               </w:rPr>
               <w:fldChar w:fldCharType="end"/>
             </w:r>
-            <w:bookmarkStart w:id="360" w:name="Check2_Copy_211_Copy_39"/>
-            <w:bookmarkEnd w:id="360"/>
             <w:r>
               <w:rPr>
                 <w:rFonts w:eastAsia="Times New Roman" w:cs="Times New Roman"/>
@@ -17739,6 +17276,8 @@
               <w:jc w:val="start"/>
               <w:rPr>
                 <w:rFonts w:ascii="Times New Roman" w:hAnsi="Times New Roman" w:eastAsia="Times New Roman" w:cs="Times New Roman"/>
+                <w:b/>
+                <w:color w:val="FF0000"/>
                 <w:kern w:val="0"/>
                 <w:lang w:val="en-US" w:eastAsia="en-US" w:bidi="ar-SA"/>
               </w:rPr>
@@ -17774,9 +17313,11 @@
       </w:pPr>
       <w:r>
         <w:rPr>
-          <w:color w:val="000000"/>
-          <w:sz w:val="23"/>
-          <w:szCs w:val="23"/>
+          <w:b w:val="false"/>
+          <w:bCs w:val="false"/>
+          <w:color w:val="000000"/>
+          <w:sz w:val="23"/>
+          <w:szCs w:val="20"/>
         </w:rPr>
       </w:r>
     </w:p>
@@ -17808,7 +17349,6 @@
     </w:p>
     <w:tbl>
       <w:tblPr>
-        <w:tblStyle w:val="TableGrid"/>
         <w:tblW w:w="9926" w:type="dxa"/>
         <w:jc w:val="start"/>
         <w:tblInd w:w="0" w:type="dxa"/>
@@ -17819,7 +17359,6 @@
           <w:bottom w:w="0" w:type="dxa"/>
           <w:end w:w="108" w:type="dxa"/>
         </w:tblCellMar>
-        <w:tblLook w:firstRow="1" w:noVBand="1" w:lastRow="0" w:firstColumn="1" w:lastColumn="0" w:noHBand="0" w:val="04a0"/>
       </w:tblPr>
       <w:tblGrid>
         <w:gridCol w:w="3308"/>
@@ -17880,9 +17419,9 @@
               </w:rPr>
               <w:fldChar w:fldCharType="separate"/>
             </w:r>
-            <w:bookmarkStart w:id="361" w:name="Check1_Copy_105_Copy_40"/>
-            <w:bookmarkStart w:id="362" w:name="Check1_Copy_105_Copy_40"/>
-            <w:bookmarkEnd w:id="362"/>
+            <w:bookmarkStart w:id="241" w:name="Check1_Copy_105_Copy_40"/>
+            <w:bookmarkStart w:id="242" w:name="Check1_Copy_105_Copy_40"/>
+            <w:bookmarkEnd w:id="242"/>
             <w:r>
               <w:rPr>
                 <w:rFonts w:eastAsia="Times New Roman" w:cs="Times New Roman"/>
@@ -17898,8 +17437,6 @@
               </w:rPr>
               <w:fldChar w:fldCharType="end"/>
             </w:r>
-            <w:bookmarkStart w:id="363" w:name="Check1_Copy_105_Copy_40"/>
-            <w:bookmarkEnd w:id="363"/>
             <w:r>
               <w:rPr>
                 <w:rFonts w:eastAsia="Times New Roman" w:cs="Times New Roman"/>
@@ -17962,9 +17499,9 @@
               </w:rPr>
               <w:fldChar w:fldCharType="separate"/>
             </w:r>
-            <w:bookmarkStart w:id="364" w:name="Check2_Copy_210_Copy_40"/>
-            <w:bookmarkStart w:id="365" w:name="Check2_Copy_210_Copy_40"/>
-            <w:bookmarkEnd w:id="365"/>
+            <w:bookmarkStart w:id="243" w:name="Check2_Copy_210_Copy_40"/>
+            <w:bookmarkStart w:id="244" w:name="Check2_Copy_210_Copy_40"/>
+            <w:bookmarkEnd w:id="244"/>
             <w:r>
               <w:rPr>
                 <w:rFonts w:eastAsia="Times New Roman" w:cs="Times New Roman"/>
@@ -17980,8 +17517,6 @@
               </w:rPr>
               <w:fldChar w:fldCharType="end"/>
             </w:r>
-            <w:bookmarkStart w:id="366" w:name="Check2_Copy_210_Copy_40"/>
-            <w:bookmarkEnd w:id="366"/>
             <w:r>
               <w:rPr>
                 <w:rFonts w:eastAsia="Times New Roman" w:cs="Times New Roman"/>
@@ -18044,9 +17579,9 @@
               </w:rPr>
               <w:fldChar w:fldCharType="separate"/>
             </w:r>
-            <w:bookmarkStart w:id="367" w:name="Check2_Copy_211_Copy_40"/>
-            <w:bookmarkStart w:id="368" w:name="Check2_Copy_211_Copy_40"/>
-            <w:bookmarkEnd w:id="368"/>
+            <w:bookmarkStart w:id="245" w:name="Check2_Copy_211_Copy_40"/>
+            <w:bookmarkStart w:id="246" w:name="Check2_Copy_211_Copy_40"/>
+            <w:bookmarkEnd w:id="246"/>
             <w:r>
               <w:rPr>
                 <w:rFonts w:eastAsia="Times New Roman" w:cs="Times New Roman"/>
@@ -18062,8 +17597,6 @@
               </w:rPr>
               <w:fldChar w:fldCharType="end"/>
             </w:r>
-            <w:bookmarkStart w:id="369" w:name="Check2_Copy_211_Copy_40"/>
-            <w:bookmarkEnd w:id="369"/>
             <w:r>
               <w:rPr>
                 <w:rFonts w:eastAsia="Times New Roman" w:cs="Times New Roman"/>
@@ -18098,6 +17631,8 @@
               <w:jc w:val="start"/>
               <w:rPr>
                 <w:rFonts w:ascii="Times New Roman" w:hAnsi="Times New Roman" w:eastAsia="Times New Roman" w:cs="Times New Roman"/>
+                <w:b/>
+                <w:color w:val="FF0000"/>
                 <w:kern w:val="0"/>
                 <w:lang w:val="en-US" w:eastAsia="en-US" w:bidi="ar-SA"/>
               </w:rPr>
@@ -18133,9 +17668,11 @@
       </w:pPr>
       <w:r>
         <w:rPr>
-          <w:color w:val="000000"/>
-          <w:sz w:val="23"/>
-          <w:szCs w:val="23"/>
+          <w:b w:val="false"/>
+          <w:bCs w:val="false"/>
+          <w:color w:val="000000"/>
+          <w:sz w:val="23"/>
+          <w:szCs w:val="20"/>
         </w:rPr>
       </w:r>
     </w:p>
@@ -18167,7 +17704,6 @@
     </w:p>
     <w:tbl>
       <w:tblPr>
-        <w:tblStyle w:val="TableGrid"/>
         <w:tblW w:w="9926" w:type="dxa"/>
         <w:jc w:val="start"/>
         <w:tblInd w:w="0" w:type="dxa"/>
@@ -18178,7 +17714,6 @@
           <w:bottom w:w="0" w:type="dxa"/>
           <w:end w:w="108" w:type="dxa"/>
         </w:tblCellMar>
-        <w:tblLook w:firstRow="1" w:noVBand="1" w:lastRow="0" w:firstColumn="1" w:lastColumn="0" w:noHBand="0" w:val="04a0"/>
       </w:tblPr>
       <w:tblGrid>
         <w:gridCol w:w="3308"/>
@@ -18239,9 +17774,9 @@
               </w:rPr>
               <w:fldChar w:fldCharType="separate"/>
             </w:r>
-            <w:bookmarkStart w:id="370" w:name="Check1_Copy_105_Copy_41"/>
-            <w:bookmarkStart w:id="371" w:name="Check1_Copy_105_Copy_41"/>
-            <w:bookmarkEnd w:id="371"/>
+            <w:bookmarkStart w:id="247" w:name="Check1_Copy_105_Copy_41"/>
+            <w:bookmarkStart w:id="248" w:name="Check1_Copy_105_Copy_41"/>
+            <w:bookmarkEnd w:id="248"/>
             <w:r>
               <w:rPr>
                 <w:rFonts w:eastAsia="Times New Roman" w:cs="Times New Roman"/>
@@ -18257,8 +17792,6 @@
               </w:rPr>
               <w:fldChar w:fldCharType="end"/>
             </w:r>
-            <w:bookmarkStart w:id="372" w:name="Check1_Copy_105_Copy_41"/>
-            <w:bookmarkEnd w:id="372"/>
             <w:r>
               <w:rPr>
                 <w:rFonts w:eastAsia="Times New Roman" w:cs="Times New Roman"/>
@@ -18321,9 +17854,9 @@
               </w:rPr>
               <w:fldChar w:fldCharType="separate"/>
             </w:r>
-            <w:bookmarkStart w:id="373" w:name="Check2_Copy_210_Copy_41"/>
-            <w:bookmarkStart w:id="374" w:name="Check2_Copy_210_Copy_41"/>
-            <w:bookmarkEnd w:id="374"/>
+            <w:bookmarkStart w:id="249" w:name="Check2_Copy_210_Copy_41"/>
+            <w:bookmarkStart w:id="250" w:name="Check2_Copy_210_Copy_41"/>
+            <w:bookmarkEnd w:id="250"/>
             <w:r>
               <w:rPr>
                 <w:rFonts w:eastAsia="Times New Roman" w:cs="Times New Roman"/>
@@ -18339,8 +17872,6 @@
               </w:rPr>
               <w:fldChar w:fldCharType="end"/>
             </w:r>
-            <w:bookmarkStart w:id="375" w:name="Check2_Copy_210_Copy_41"/>
-            <w:bookmarkEnd w:id="375"/>
             <w:r>
               <w:rPr>
                 <w:rFonts w:eastAsia="Times New Roman" w:cs="Times New Roman"/>
@@ -18403,9 +17934,9 @@
               </w:rPr>
               <w:fldChar w:fldCharType="separate"/>
             </w:r>
-            <w:bookmarkStart w:id="376" w:name="Check2_Copy_211_Copy_41"/>
-            <w:bookmarkStart w:id="377" w:name="Check2_Copy_211_Copy_41"/>
-            <w:bookmarkEnd w:id="377"/>
+            <w:bookmarkStart w:id="251" w:name="Check2_Copy_211_Copy_41"/>
+            <w:bookmarkStart w:id="252" w:name="Check2_Copy_211_Copy_41"/>
+            <w:bookmarkEnd w:id="252"/>
             <w:r>
               <w:rPr>
                 <w:rFonts w:eastAsia="Times New Roman" w:cs="Times New Roman"/>
@@ -18421,8 +17952,6 @@
               </w:rPr>
               <w:fldChar w:fldCharType="end"/>
             </w:r>
-            <w:bookmarkStart w:id="378" w:name="Check2_Copy_211_Copy_41"/>
-            <w:bookmarkEnd w:id="378"/>
             <w:r>
               <w:rPr>
                 <w:rFonts w:eastAsia="Times New Roman" w:cs="Times New Roman"/>
@@ -18457,6 +17986,8 @@
               <w:jc w:val="start"/>
               <w:rPr>
                 <w:rFonts w:ascii="Times New Roman" w:hAnsi="Times New Roman" w:eastAsia="Times New Roman" w:cs="Times New Roman"/>
+                <w:b/>
+                <w:color w:val="FF0000"/>
                 <w:kern w:val="0"/>
                 <w:lang w:val="en-US" w:eastAsia="en-US" w:bidi="ar-SA"/>
               </w:rPr>
@@ -18492,9 +18023,11 @@
       </w:pPr>
       <w:r>
         <w:rPr>
-          <w:color w:val="000000"/>
-          <w:sz w:val="23"/>
-          <w:szCs w:val="23"/>
+          <w:b w:val="false"/>
+          <w:bCs w:val="false"/>
+          <w:color w:val="000000"/>
+          <w:sz w:val="23"/>
+          <w:szCs w:val="20"/>
         </w:rPr>
       </w:r>
     </w:p>
@@ -18526,7 +18059,6 @@
     </w:p>
     <w:tbl>
       <w:tblPr>
-        <w:tblStyle w:val="TableGrid"/>
         <w:tblW w:w="9926" w:type="dxa"/>
         <w:jc w:val="start"/>
         <w:tblInd w:w="0" w:type="dxa"/>
@@ -18537,7 +18069,6 @@
           <w:bottom w:w="0" w:type="dxa"/>
           <w:end w:w="108" w:type="dxa"/>
         </w:tblCellMar>
-        <w:tblLook w:firstRow="1" w:noVBand="1" w:lastRow="0" w:firstColumn="1" w:lastColumn="0" w:noHBand="0" w:val="04a0"/>
       </w:tblPr>
       <w:tblGrid>
         <w:gridCol w:w="3308"/>
@@ -18598,9 +18129,9 @@
               </w:rPr>
               <w:fldChar w:fldCharType="separate"/>
             </w:r>
-            <w:bookmarkStart w:id="379" w:name="Check1_Copy_105_Copy_42"/>
-            <w:bookmarkStart w:id="380" w:name="Check1_Copy_105_Copy_42"/>
-            <w:bookmarkEnd w:id="380"/>
+            <w:bookmarkStart w:id="253" w:name="Check1_Copy_105_Copy_42"/>
+            <w:bookmarkStart w:id="254" w:name="Check1_Copy_105_Copy_42"/>
+            <w:bookmarkEnd w:id="254"/>
             <w:r>
               <w:rPr>
                 <w:rFonts w:eastAsia="Times New Roman" w:cs="Times New Roman"/>
@@ -18616,8 +18147,6 @@
               </w:rPr>
               <w:fldChar w:fldCharType="end"/>
             </w:r>
-            <w:bookmarkStart w:id="381" w:name="Check1_Copy_105_Copy_42"/>
-            <w:bookmarkEnd w:id="381"/>
             <w:r>
               <w:rPr>
                 <w:rFonts w:eastAsia="Times New Roman" w:cs="Times New Roman"/>
@@ -18680,9 +18209,9 @@
               </w:rPr>
               <w:fldChar w:fldCharType="separate"/>
             </w:r>
-            <w:bookmarkStart w:id="382" w:name="Check2_Copy_210_Copy_42"/>
-            <w:bookmarkStart w:id="383" w:name="Check2_Copy_210_Copy_42"/>
-            <w:bookmarkEnd w:id="383"/>
+            <w:bookmarkStart w:id="255" w:name="Check2_Copy_210_Copy_42"/>
+            <w:bookmarkStart w:id="256" w:name="Check2_Copy_210_Copy_42"/>
+            <w:bookmarkEnd w:id="256"/>
             <w:r>
               <w:rPr>
                 <w:rFonts w:eastAsia="Times New Roman" w:cs="Times New Roman"/>
@@ -18698,8 +18227,6 @@
               </w:rPr>
               <w:fldChar w:fldCharType="end"/>
             </w:r>
-            <w:bookmarkStart w:id="384" w:name="Check2_Copy_210_Copy_42"/>
-            <w:bookmarkEnd w:id="384"/>
             <w:r>
               <w:rPr>
                 <w:rFonts w:eastAsia="Times New Roman" w:cs="Times New Roman"/>
@@ -18762,9 +18289,9 @@
               </w:rPr>
               <w:fldChar w:fldCharType="separate"/>
             </w:r>
-            <w:bookmarkStart w:id="385" w:name="Check2_Copy_211_Copy_42"/>
-            <w:bookmarkStart w:id="386" w:name="Check2_Copy_211_Copy_42"/>
-            <w:bookmarkEnd w:id="386"/>
+            <w:bookmarkStart w:id="257" w:name="Check2_Copy_211_Copy_42"/>
+            <w:bookmarkStart w:id="258" w:name="Check2_Copy_211_Copy_42"/>
+            <w:bookmarkEnd w:id="258"/>
             <w:r>
               <w:rPr>
                 <w:rFonts w:eastAsia="Times New Roman" w:cs="Times New Roman"/>
@@ -18780,8 +18307,6 @@
               </w:rPr>
               <w:fldChar w:fldCharType="end"/>
             </w:r>
-            <w:bookmarkStart w:id="387" w:name="Check2_Copy_211_Copy_42"/>
-            <w:bookmarkEnd w:id="387"/>
             <w:r>
               <w:rPr>
                 <w:rFonts w:eastAsia="Times New Roman" w:cs="Times New Roman"/>
@@ -18816,6 +18341,8 @@
               <w:jc w:val="start"/>
               <w:rPr>
                 <w:rFonts w:ascii="Times New Roman" w:hAnsi="Times New Roman" w:eastAsia="Times New Roman" w:cs="Times New Roman"/>
+                <w:b/>
+                <w:color w:val="FF0000"/>
                 <w:kern w:val="0"/>
                 <w:lang w:val="en-US" w:eastAsia="en-US" w:bidi="ar-SA"/>
               </w:rPr>
@@ -18851,9 +18378,11 @@
       </w:pPr>
       <w:r>
         <w:rPr>
-          <w:color w:val="000000"/>
-          <w:sz w:val="23"/>
-          <w:szCs w:val="23"/>
+          <w:b w:val="false"/>
+          <w:bCs w:val="false"/>
+          <w:color w:val="000000"/>
+          <w:sz w:val="23"/>
+          <w:szCs w:val="20"/>
         </w:rPr>
       </w:r>
     </w:p>
@@ -18885,7 +18414,6 @@
     </w:p>
     <w:tbl>
       <w:tblPr>
-        <w:tblStyle w:val="TableGrid"/>
         <w:tblW w:w="9926" w:type="dxa"/>
         <w:jc w:val="start"/>
         <w:tblInd w:w="0" w:type="dxa"/>
@@ -18896,7 +18424,6 @@
           <w:bottom w:w="0" w:type="dxa"/>
           <w:end w:w="108" w:type="dxa"/>
         </w:tblCellMar>
-        <w:tblLook w:firstRow="1" w:noVBand="1" w:lastRow="0" w:firstColumn="1" w:lastColumn="0" w:noHBand="0" w:val="04a0"/>
       </w:tblPr>
       <w:tblGrid>
         <w:gridCol w:w="3308"/>
@@ -18957,9 +18484,9 @@
               </w:rPr>
               <w:fldChar w:fldCharType="separate"/>
             </w:r>
-            <w:bookmarkStart w:id="388" w:name="Check1_Copy_105_Copy_43"/>
-            <w:bookmarkStart w:id="389" w:name="Check1_Copy_105_Copy_43"/>
-            <w:bookmarkEnd w:id="389"/>
+            <w:bookmarkStart w:id="259" w:name="Check1_Copy_105_Copy_43"/>
+            <w:bookmarkStart w:id="260" w:name="Check1_Copy_105_Copy_43"/>
+            <w:bookmarkEnd w:id="260"/>
             <w:r>
               <w:rPr>
                 <w:rFonts w:eastAsia="Times New Roman" w:cs="Times New Roman"/>
@@ -18975,8 +18502,6 @@
               </w:rPr>
               <w:fldChar w:fldCharType="end"/>
             </w:r>
-            <w:bookmarkStart w:id="390" w:name="Check1_Copy_105_Copy_43"/>
-            <w:bookmarkEnd w:id="390"/>
             <w:r>
               <w:rPr>
                 <w:rFonts w:eastAsia="Times New Roman" w:cs="Times New Roman"/>
@@ -19039,9 +18564,9 @@
               </w:rPr>
               <w:fldChar w:fldCharType="separate"/>
             </w:r>
-            <w:bookmarkStart w:id="391" w:name="Check2_Copy_210_Copy_43"/>
-            <w:bookmarkStart w:id="392" w:name="Check2_Copy_210_Copy_43"/>
-            <w:bookmarkEnd w:id="392"/>
+            <w:bookmarkStart w:id="261" w:name="Check2_Copy_210_Copy_43"/>
+            <w:bookmarkStart w:id="262" w:name="Check2_Copy_210_Copy_43"/>
+            <w:bookmarkEnd w:id="262"/>
             <w:r>
               <w:rPr>
                 <w:rFonts w:eastAsia="Times New Roman" w:cs="Times New Roman"/>
@@ -19057,8 +18582,6 @@
               </w:rPr>
               <w:fldChar w:fldCharType="end"/>
             </w:r>
-            <w:bookmarkStart w:id="393" w:name="Check2_Copy_210_Copy_43"/>
-            <w:bookmarkEnd w:id="393"/>
             <w:r>
               <w:rPr>
                 <w:rFonts w:eastAsia="Times New Roman" w:cs="Times New Roman"/>
@@ -19121,9 +18644,9 @@
               </w:rPr>
               <w:fldChar w:fldCharType="separate"/>
             </w:r>
-            <w:bookmarkStart w:id="394" w:name="Check2_Copy_211_Copy_43"/>
-            <w:bookmarkStart w:id="395" w:name="Check2_Copy_211_Copy_43"/>
-            <w:bookmarkEnd w:id="395"/>
+            <w:bookmarkStart w:id="263" w:name="Check2_Copy_211_Copy_43"/>
+            <w:bookmarkStart w:id="264" w:name="Check2_Copy_211_Copy_43"/>
+            <w:bookmarkEnd w:id="264"/>
             <w:r>
               <w:rPr>
                 <w:rFonts w:eastAsia="Times New Roman" w:cs="Times New Roman"/>
@@ -19139,8 +18662,6 @@
               </w:rPr>
               <w:fldChar w:fldCharType="end"/>
             </w:r>
-            <w:bookmarkStart w:id="396" w:name="Check2_Copy_211_Copy_43"/>
-            <w:bookmarkEnd w:id="396"/>
             <w:r>
               <w:rPr>
                 <w:rFonts w:eastAsia="Times New Roman" w:cs="Times New Roman"/>
@@ -19175,6 +18696,8 @@
               <w:jc w:val="start"/>
               <w:rPr>
                 <w:rFonts w:ascii="Times New Roman" w:hAnsi="Times New Roman" w:eastAsia="Times New Roman" w:cs="Times New Roman"/>
+                <w:b/>
+                <w:color w:val="FF0000"/>
                 <w:kern w:val="0"/>
                 <w:lang w:val="en-US" w:eastAsia="en-US" w:bidi="ar-SA"/>
               </w:rPr>
@@ -19210,9 +18733,11 @@
       </w:pPr>
       <w:r>
         <w:rPr>
-          <w:color w:val="000000"/>
-          <w:sz w:val="23"/>
-          <w:szCs w:val="23"/>
+          <w:b w:val="false"/>
+          <w:bCs w:val="false"/>
+          <w:color w:val="000000"/>
+          <w:sz w:val="23"/>
+          <w:szCs w:val="20"/>
         </w:rPr>
       </w:r>
     </w:p>
@@ -19244,7 +18769,6 @@
     </w:p>
     <w:tbl>
       <w:tblPr>
-        <w:tblStyle w:val="TableGrid"/>
         <w:tblW w:w="9926" w:type="dxa"/>
         <w:jc w:val="start"/>
         <w:tblInd w:w="0" w:type="dxa"/>
@@ -19255,7 +18779,6 @@
           <w:bottom w:w="0" w:type="dxa"/>
           <w:end w:w="108" w:type="dxa"/>
         </w:tblCellMar>
-        <w:tblLook w:firstRow="1" w:noVBand="1" w:lastRow="0" w:firstColumn="1" w:lastColumn="0" w:noHBand="0" w:val="04a0"/>
       </w:tblPr>
       <w:tblGrid>
         <w:gridCol w:w="3308"/>
@@ -19316,9 +18839,9 @@
               </w:rPr>
               <w:fldChar w:fldCharType="separate"/>
             </w:r>
-            <w:bookmarkStart w:id="397" w:name="Check1_Copy_105_Copy_44"/>
-            <w:bookmarkStart w:id="398" w:name="Check1_Copy_105_Copy_44"/>
-            <w:bookmarkEnd w:id="398"/>
+            <w:bookmarkStart w:id="265" w:name="Check1_Copy_105_Copy_44"/>
+            <w:bookmarkStart w:id="266" w:name="Check1_Copy_105_Copy_44"/>
+            <w:bookmarkEnd w:id="266"/>
             <w:r>
               <w:rPr>
                 <w:rFonts w:eastAsia="Times New Roman" w:cs="Times New Roman"/>
@@ -19334,8 +18857,6 @@
               </w:rPr>
               <w:fldChar w:fldCharType="end"/>
             </w:r>
-            <w:bookmarkStart w:id="399" w:name="Check1_Copy_105_Copy_44"/>
-            <w:bookmarkEnd w:id="399"/>
             <w:r>
               <w:rPr>
                 <w:rFonts w:eastAsia="Times New Roman" w:cs="Times New Roman"/>
@@ -19398,9 +18919,9 @@
               </w:rPr>
               <w:fldChar w:fldCharType="separate"/>
             </w:r>
-            <w:bookmarkStart w:id="400" w:name="Check2_Copy_210_Copy_44"/>
-            <w:bookmarkStart w:id="401" w:name="Check2_Copy_210_Copy_44"/>
-            <w:bookmarkEnd w:id="401"/>
+            <w:bookmarkStart w:id="267" w:name="Check2_Copy_210_Copy_44"/>
+            <w:bookmarkStart w:id="268" w:name="Check2_Copy_210_Copy_44"/>
+            <w:bookmarkEnd w:id="268"/>
             <w:r>
               <w:rPr>
                 <w:rFonts w:eastAsia="Times New Roman" w:cs="Times New Roman"/>
@@ -19416,8 +18937,6 @@
               </w:rPr>
               <w:fldChar w:fldCharType="end"/>
             </w:r>
-            <w:bookmarkStart w:id="402" w:name="Check2_Copy_210_Copy_44"/>
-            <w:bookmarkEnd w:id="402"/>
             <w:r>
               <w:rPr>
                 <w:rFonts w:eastAsia="Times New Roman" w:cs="Times New Roman"/>
@@ -19480,9 +18999,9 @@
               </w:rPr>
               <w:fldChar w:fldCharType="separate"/>
             </w:r>
-            <w:bookmarkStart w:id="403" w:name="Check2_Copy_211_Copy_44"/>
-            <w:bookmarkStart w:id="404" w:name="Check2_Copy_211_Copy_44"/>
-            <w:bookmarkEnd w:id="404"/>
+            <w:bookmarkStart w:id="269" w:name="Check2_Copy_211_Copy_44"/>
+            <w:bookmarkStart w:id="270" w:name="Check2_Copy_211_Copy_44"/>
+            <w:bookmarkEnd w:id="270"/>
             <w:r>
               <w:rPr>
                 <w:rFonts w:eastAsia="Times New Roman" w:cs="Times New Roman"/>
@@ -19498,8 +19017,6 @@
               </w:rPr>
               <w:fldChar w:fldCharType="end"/>
             </w:r>
-            <w:bookmarkStart w:id="405" w:name="Check2_Copy_211_Copy_44"/>
-            <w:bookmarkEnd w:id="405"/>
             <w:r>
               <w:rPr>
                 <w:rFonts w:eastAsia="Times New Roman" w:cs="Times New Roman"/>
@@ -19534,6 +19051,8 @@
               <w:jc w:val="start"/>
               <w:rPr>
                 <w:rFonts w:ascii="Times New Roman" w:hAnsi="Times New Roman" w:eastAsia="Times New Roman" w:cs="Times New Roman"/>
+                <w:b/>
+                <w:color w:val="FF0000"/>
                 <w:kern w:val="0"/>
                 <w:lang w:val="en-US" w:eastAsia="en-US" w:bidi="ar-SA"/>
               </w:rPr>
@@ -19569,9 +19088,11 @@
       </w:pPr>
       <w:r>
         <w:rPr>
-          <w:color w:val="000000"/>
-          <w:sz w:val="23"/>
-          <w:szCs w:val="23"/>
+          <w:b w:val="false"/>
+          <w:bCs w:val="false"/>
+          <w:color w:val="000000"/>
+          <w:sz w:val="23"/>
+          <w:szCs w:val="20"/>
         </w:rPr>
       </w:r>
     </w:p>
@@ -19618,9 +19139,11 @@
       </w:pPr>
       <w:r>
         <w:rPr>
-          <w:color w:val="000000"/>
-          <w:sz w:val="23"/>
-          <w:szCs w:val="23"/>
+          <w:b w:val="false"/>
+          <w:bCs w:val="false"/>
+          <w:color w:val="000000"/>
+          <w:sz w:val="23"/>
+          <w:szCs w:val="20"/>
         </w:rPr>
       </w:r>
     </w:p>
@@ -19652,7 +19175,6 @@
     </w:p>
     <w:tbl>
       <w:tblPr>
-        <w:tblStyle w:val="TableGrid"/>
         <w:tblW w:w="9926" w:type="dxa"/>
         <w:jc w:val="start"/>
         <w:tblInd w:w="0" w:type="dxa"/>
@@ -19663,7 +19185,6 @@
           <w:bottom w:w="0" w:type="dxa"/>
           <w:end w:w="108" w:type="dxa"/>
         </w:tblCellMar>
-        <w:tblLook w:firstRow="1" w:noVBand="1" w:lastRow="0" w:firstColumn="1" w:lastColumn="0" w:noHBand="0" w:val="04a0"/>
       </w:tblPr>
       <w:tblGrid>
         <w:gridCol w:w="3308"/>
@@ -19724,9 +19245,9 @@
               </w:rPr>
               <w:fldChar w:fldCharType="separate"/>
             </w:r>
-            <w:bookmarkStart w:id="406" w:name="Check1_Copy_105_Copy_45"/>
-            <w:bookmarkStart w:id="407" w:name="Check1_Copy_105_Copy_45"/>
-            <w:bookmarkEnd w:id="407"/>
+            <w:bookmarkStart w:id="271" w:name="Check1_Copy_105_Copy_45"/>
+            <w:bookmarkStart w:id="272" w:name="Check1_Copy_105_Copy_45"/>
+            <w:bookmarkEnd w:id="272"/>
             <w:r>
               <w:rPr>
                 <w:rFonts w:eastAsia="Times New Roman" w:cs="Times New Roman"/>
@@ -19742,8 +19263,6 @@
               </w:rPr>
               <w:fldChar w:fldCharType="end"/>
             </w:r>
-            <w:bookmarkStart w:id="408" w:name="Check1_Copy_105_Copy_45"/>
-            <w:bookmarkEnd w:id="408"/>
             <w:r>
               <w:rPr>
                 <w:rFonts w:eastAsia="Times New Roman" w:cs="Times New Roman"/>
@@ -19806,9 +19325,9 @@
               </w:rPr>
               <w:fldChar w:fldCharType="separate"/>
             </w:r>
-            <w:bookmarkStart w:id="409" w:name="Check2_Copy_210_Copy_45"/>
-            <w:bookmarkStart w:id="410" w:name="Check2_Copy_210_Copy_45"/>
-            <w:bookmarkEnd w:id="410"/>
+            <w:bookmarkStart w:id="273" w:name="Check2_Copy_210_Copy_45"/>
+            <w:bookmarkStart w:id="274" w:name="Check2_Copy_210_Copy_45"/>
+            <w:bookmarkEnd w:id="274"/>
             <w:r>
               <w:rPr>
                 <w:rFonts w:eastAsia="Times New Roman" w:cs="Times New Roman"/>
@@ -19824,8 +19343,6 @@
               </w:rPr>
               <w:fldChar w:fldCharType="end"/>
             </w:r>
-            <w:bookmarkStart w:id="411" w:name="Check2_Copy_210_Copy_45"/>
-            <w:bookmarkEnd w:id="411"/>
             <w:r>
               <w:rPr>
                 <w:rFonts w:eastAsia="Times New Roman" w:cs="Times New Roman"/>
@@ -19888,9 +19405,9 @@
               </w:rPr>
               <w:fldChar w:fldCharType="separate"/>
             </w:r>
-            <w:bookmarkStart w:id="412" w:name="Check2_Copy_211_Copy_45"/>
-            <w:bookmarkStart w:id="413" w:name="Check2_Copy_211_Copy_45"/>
-            <w:bookmarkEnd w:id="413"/>
+            <w:bookmarkStart w:id="275" w:name="Check2_Copy_211_Copy_45"/>
+            <w:bookmarkStart w:id="276" w:name="Check2_Copy_211_Copy_45"/>
+            <w:bookmarkEnd w:id="276"/>
             <w:r>
               <w:rPr>
                 <w:rFonts w:eastAsia="Times New Roman" w:cs="Times New Roman"/>
@@ -19906,8 +19423,6 @@
               </w:rPr>
               <w:fldChar w:fldCharType="end"/>
             </w:r>
-            <w:bookmarkStart w:id="414" w:name="Check2_Copy_211_Copy_45"/>
-            <w:bookmarkEnd w:id="414"/>
             <w:r>
               <w:rPr>
                 <w:rFonts w:eastAsia="Times New Roman" w:cs="Times New Roman"/>
@@ -19942,6 +19457,8 @@
               <w:jc w:val="start"/>
               <w:rPr>
                 <w:rFonts w:ascii="Times New Roman" w:hAnsi="Times New Roman" w:eastAsia="Times New Roman" w:cs="Times New Roman"/>
+                <w:b/>
+                <w:color w:val="FF0000"/>
                 <w:kern w:val="0"/>
                 <w:lang w:val="en-US" w:eastAsia="en-US" w:bidi="ar-SA"/>
               </w:rPr>
@@ -19977,9 +19494,11 @@
       </w:pPr>
       <w:r>
         <w:rPr>
-          <w:color w:val="000000"/>
-          <w:sz w:val="23"/>
-          <w:szCs w:val="23"/>
+          <w:b w:val="false"/>
+          <w:bCs w:val="false"/>
+          <w:color w:val="000000"/>
+          <w:sz w:val="23"/>
+          <w:szCs w:val="20"/>
         </w:rPr>
       </w:r>
     </w:p>
@@ -20037,7 +19556,6 @@
     </w:p>
     <w:tbl>
       <w:tblPr>
-        <w:tblStyle w:val="TableGrid"/>
         <w:tblW w:w="9926" w:type="dxa"/>
         <w:jc w:val="start"/>
         <w:tblInd w:w="0" w:type="dxa"/>
@@ -20048,7 +19566,6 @@
           <w:bottom w:w="0" w:type="dxa"/>
           <w:end w:w="108" w:type="dxa"/>
         </w:tblCellMar>
-        <w:tblLook w:firstRow="1" w:noVBand="1" w:lastRow="0" w:firstColumn="1" w:lastColumn="0" w:noHBand="0" w:val="04a0"/>
       </w:tblPr>
       <w:tblGrid>
         <w:gridCol w:w="3308"/>
@@ -20109,9 +19626,9 @@
               </w:rPr>
               <w:fldChar w:fldCharType="separate"/>
             </w:r>
-            <w:bookmarkStart w:id="415" w:name="Check1_Copy_105_Copy_46"/>
-            <w:bookmarkStart w:id="416" w:name="Check1_Copy_105_Copy_46"/>
-            <w:bookmarkEnd w:id="416"/>
+            <w:bookmarkStart w:id="277" w:name="Check1_Copy_105_Copy_46"/>
+            <w:bookmarkStart w:id="278" w:name="Check1_Copy_105_Copy_46"/>
+            <w:bookmarkEnd w:id="278"/>
             <w:r>
               <w:rPr>
                 <w:rFonts w:eastAsia="Times New Roman" w:cs="Times New Roman"/>
@@ -20127,8 +19644,6 @@
               </w:rPr>
               <w:fldChar w:fldCharType="end"/>
             </w:r>
-            <w:bookmarkStart w:id="417" w:name="Check1_Copy_105_Copy_46"/>
-            <w:bookmarkEnd w:id="417"/>
             <w:r>
               <w:rPr>
                 <w:rFonts w:eastAsia="Times New Roman" w:cs="Times New Roman"/>
@@ -20191,9 +19706,9 @@
               </w:rPr>
               <w:fldChar w:fldCharType="separate"/>
             </w:r>
-            <w:bookmarkStart w:id="418" w:name="Check2_Copy_210_Copy_46"/>
-            <w:bookmarkStart w:id="419" w:name="Check2_Copy_210_Copy_46"/>
-            <w:bookmarkEnd w:id="419"/>
+            <w:bookmarkStart w:id="279" w:name="Check2_Copy_210_Copy_46"/>
+            <w:bookmarkStart w:id="280" w:name="Check2_Copy_210_Copy_46"/>
+            <w:bookmarkEnd w:id="280"/>
             <w:r>
               <w:rPr>
                 <w:rFonts w:eastAsia="Times New Roman" w:cs="Times New Roman"/>
@@ -20209,8 +19724,6 @@
               </w:rPr>
               <w:fldChar w:fldCharType="end"/>
             </w:r>
-            <w:bookmarkStart w:id="420" w:name="Check2_Copy_210_Copy_46"/>
-            <w:bookmarkEnd w:id="420"/>
             <w:r>
               <w:rPr>
                 <w:rFonts w:eastAsia="Times New Roman" w:cs="Times New Roman"/>
@@ -20273,9 +19786,9 @@
               </w:rPr>
               <w:fldChar w:fldCharType="separate"/>
             </w:r>
-            <w:bookmarkStart w:id="421" w:name="Check2_Copy_211_Copy_46"/>
-            <w:bookmarkStart w:id="422" w:name="Check2_Copy_211_Copy_46"/>
-            <w:bookmarkEnd w:id="422"/>
+            <w:bookmarkStart w:id="281" w:name="Check2_Copy_211_Copy_46"/>
+            <w:bookmarkStart w:id="282" w:name="Check2_Copy_211_Copy_46"/>
+            <w:bookmarkEnd w:id="282"/>
             <w:r>
               <w:rPr>
                 <w:rFonts w:eastAsia="Times New Roman" w:cs="Times New Roman"/>
@@ -20291,8 +19804,6 @@
               </w:rPr>
               <w:fldChar w:fldCharType="end"/>
             </w:r>
-            <w:bookmarkStart w:id="423" w:name="Check2_Copy_211_Copy_46"/>
-            <w:bookmarkEnd w:id="423"/>
             <w:r>
               <w:rPr>
                 <w:rFonts w:eastAsia="Times New Roman" w:cs="Times New Roman"/>
@@ -20327,6 +19838,8 @@
               <w:jc w:val="start"/>
               <w:rPr>
                 <w:rFonts w:ascii="Times New Roman" w:hAnsi="Times New Roman" w:eastAsia="Times New Roman" w:cs="Times New Roman"/>
+                <w:b/>
+                <w:color w:val="FF0000"/>
                 <w:kern w:val="0"/>
                 <w:lang w:val="en-US" w:eastAsia="en-US" w:bidi="ar-SA"/>
               </w:rPr>
@@ -20367,30 +19880,6 @@
           <w:color w:val="000000"/>
           <w:sz w:val="23"/>
           <w:szCs w:val="20"/>
-        </w:rPr>
-        <w:t>.</w:t>
-      </w:r>
-    </w:p>
-    <w:p>
-      <w:pPr>
-        <w:pStyle w:val="Normal"/>
-        <w:tabs>
-          <w:tab w:val="clear" w:pos="709"/>
-          <w:tab w:val="left" w:pos="540" w:leader="none"/>
-        </w:tabs>
-        <w:bidi w:val="0"/>
-        <w:jc w:val="start"/>
-        <w:rPr>
-          <w:color w:val="000000"/>
-          <w:sz w:val="23"/>
-          <w:szCs w:val="23"/>
-        </w:rPr>
-      </w:pPr>
-      <w:r>
-        <w:rPr>
-          <w:color w:val="000000"/>
-          <w:sz w:val="23"/>
-          <w:szCs w:val="23"/>
         </w:rPr>
       </w:r>
     </w:p>
@@ -20437,9 +19926,11 @@
       </w:pPr>
       <w:r>
         <w:rPr>
-          <w:color w:val="000000"/>
-          <w:sz w:val="23"/>
-          <w:szCs w:val="23"/>
+          <w:b w:val="false"/>
+          <w:bCs w:val="false"/>
+          <w:color w:val="000000"/>
+          <w:sz w:val="23"/>
+          <w:szCs w:val="20"/>
         </w:rPr>
       </w:r>
     </w:p>
@@ -20486,9 +19977,11 @@
       </w:pPr>
       <w:r>
         <w:rPr>
-          <w:color w:val="000000"/>
-          <w:sz w:val="23"/>
-          <w:szCs w:val="23"/>
+          <w:b w:val="false"/>
+          <w:bCs w:val="false"/>
+          <w:color w:val="000000"/>
+          <w:sz w:val="23"/>
+          <w:szCs w:val="20"/>
         </w:rPr>
       </w:r>
     </w:p>
@@ -20520,7 +20013,6 @@
     </w:p>
     <w:tbl>
       <w:tblPr>
-        <w:tblStyle w:val="TableGrid"/>
         <w:tblW w:w="9926" w:type="dxa"/>
         <w:jc w:val="start"/>
         <w:tblInd w:w="0" w:type="dxa"/>
@@ -20531,7 +20023,6 @@
           <w:bottom w:w="0" w:type="dxa"/>
           <w:end w:w="108" w:type="dxa"/>
         </w:tblCellMar>
-        <w:tblLook w:firstRow="1" w:noVBand="1" w:lastRow="0" w:firstColumn="1" w:lastColumn="0" w:noHBand="0" w:val="04a0"/>
       </w:tblPr>
       <w:tblGrid>
         <w:gridCol w:w="3308"/>
@@ -20592,9 +20083,9 @@
               </w:rPr>
               <w:fldChar w:fldCharType="separate"/>
             </w:r>
-            <w:bookmarkStart w:id="424" w:name="Check1_Copy_105_Copy_47"/>
-            <w:bookmarkStart w:id="425" w:name="Check1_Copy_105_Copy_47"/>
-            <w:bookmarkEnd w:id="425"/>
+            <w:bookmarkStart w:id="283" w:name="Check1_Copy_105_Copy_47"/>
+            <w:bookmarkStart w:id="284" w:name="Check1_Copy_105_Copy_47"/>
+            <w:bookmarkEnd w:id="284"/>
             <w:r>
               <w:rPr>
                 <w:rFonts w:eastAsia="Times New Roman" w:cs="Times New Roman"/>
@@ -20610,8 +20101,6 @@
               </w:rPr>
               <w:fldChar w:fldCharType="end"/>
             </w:r>
-            <w:bookmarkStart w:id="426" w:name="Check1_Copy_105_Copy_47"/>
-            <w:bookmarkEnd w:id="426"/>
             <w:r>
               <w:rPr>
                 <w:rFonts w:eastAsia="Times New Roman" w:cs="Times New Roman"/>
@@ -20674,9 +20163,9 @@
               </w:rPr>
               <w:fldChar w:fldCharType="separate"/>
             </w:r>
-            <w:bookmarkStart w:id="427" w:name="Check2_Copy_210_Copy_47"/>
-            <w:bookmarkStart w:id="428" w:name="Check2_Copy_210_Copy_47"/>
-            <w:bookmarkEnd w:id="428"/>
+            <w:bookmarkStart w:id="285" w:name="Check2_Copy_210_Copy_47"/>
+            <w:bookmarkStart w:id="286" w:name="Check2_Copy_210_Copy_47"/>
+            <w:bookmarkEnd w:id="286"/>
             <w:r>
               <w:rPr>
                 <w:rFonts w:eastAsia="Times New Roman" w:cs="Times New Roman"/>
@@ -20692,8 +20181,6 @@
               </w:rPr>
               <w:fldChar w:fldCharType="end"/>
             </w:r>
-            <w:bookmarkStart w:id="429" w:name="Check2_Copy_210_Copy_47"/>
-            <w:bookmarkEnd w:id="429"/>
             <w:r>
               <w:rPr>
                 <w:rFonts w:eastAsia="Times New Roman" w:cs="Times New Roman"/>
@@ -20756,9 +20243,9 @@
               </w:rPr>
               <w:fldChar w:fldCharType="separate"/>
             </w:r>
-            <w:bookmarkStart w:id="430" w:name="Check2_Copy_211_Copy_47"/>
-            <w:bookmarkStart w:id="431" w:name="Check2_Copy_211_Copy_47"/>
-            <w:bookmarkEnd w:id="431"/>
+            <w:bookmarkStart w:id="287" w:name="Check2_Copy_211_Copy_47"/>
+            <w:bookmarkStart w:id="288" w:name="Check2_Copy_211_Copy_47"/>
+            <w:bookmarkEnd w:id="288"/>
             <w:r>
               <w:rPr>
                 <w:rFonts w:eastAsia="Times New Roman" w:cs="Times New Roman"/>
@@ -20774,8 +20261,6 @@
               </w:rPr>
               <w:fldChar w:fldCharType="end"/>
             </w:r>
-            <w:bookmarkStart w:id="432" w:name="Check2_Copy_211_Copy_47"/>
-            <w:bookmarkEnd w:id="432"/>
             <w:r>
               <w:rPr>
                 <w:rFonts w:eastAsia="Times New Roman" w:cs="Times New Roman"/>
@@ -20810,6 +20295,8 @@
               <w:jc w:val="start"/>
               <w:rPr>
                 <w:rFonts w:ascii="Times New Roman" w:hAnsi="Times New Roman" w:eastAsia="Times New Roman" w:cs="Times New Roman"/>
+                <w:b/>
+                <w:color w:val="FF0000"/>
                 <w:kern w:val="0"/>
                 <w:lang w:val="en-US" w:eastAsia="en-US" w:bidi="ar-SA"/>
               </w:rPr>
@@ -20845,9 +20332,11 @@
       </w:pPr>
       <w:r>
         <w:rPr>
-          <w:color w:val="000000"/>
-          <w:sz w:val="23"/>
-          <w:szCs w:val="23"/>
+          <w:b w:val="false"/>
+          <w:bCs w:val="false"/>
+          <w:color w:val="000000"/>
+          <w:sz w:val="23"/>
+          <w:szCs w:val="20"/>
         </w:rPr>
       </w:r>
     </w:p>
@@ -20879,7 +20368,6 @@
     </w:p>
     <w:tbl>
       <w:tblPr>
-        <w:tblStyle w:val="TableGrid"/>
         <w:tblW w:w="9926" w:type="dxa"/>
         <w:jc w:val="start"/>
         <w:tblInd w:w="0" w:type="dxa"/>
@@ -20890,7 +20378,6 @@
           <w:bottom w:w="0" w:type="dxa"/>
           <w:end w:w="108" w:type="dxa"/>
         </w:tblCellMar>
-        <w:tblLook w:firstRow="1" w:noVBand="1" w:lastRow="0" w:firstColumn="1" w:lastColumn="0" w:noHBand="0" w:val="04a0"/>
       </w:tblPr>
       <w:tblGrid>
         <w:gridCol w:w="3308"/>
@@ -20951,9 +20438,9 @@
               </w:rPr>
               <w:fldChar w:fldCharType="separate"/>
             </w:r>
-            <w:bookmarkStart w:id="433" w:name="Check1_Copy_105_Copy_48"/>
-            <w:bookmarkStart w:id="434" w:name="Check1_Copy_105_Copy_48"/>
-            <w:bookmarkEnd w:id="434"/>
+            <w:bookmarkStart w:id="289" w:name="Check1_Copy_105_Copy_48"/>
+            <w:bookmarkStart w:id="290" w:name="Check1_Copy_105_Copy_48"/>
+            <w:bookmarkEnd w:id="290"/>
             <w:r>
               <w:rPr>
                 <w:rFonts w:eastAsia="Times New Roman" w:cs="Times New Roman"/>
@@ -20969,8 +20456,6 @@
               </w:rPr>
               <w:fldChar w:fldCharType="end"/>
             </w:r>
-            <w:bookmarkStart w:id="435" w:name="Check1_Copy_105_Copy_48"/>
-            <w:bookmarkEnd w:id="435"/>
             <w:r>
               <w:rPr>
                 <w:rFonts w:eastAsia="Times New Roman" w:cs="Times New Roman"/>
@@ -21033,9 +20518,9 @@
               </w:rPr>
               <w:fldChar w:fldCharType="separate"/>
             </w:r>
-            <w:bookmarkStart w:id="436" w:name="Check2_Copy_210_Copy_48"/>
-            <w:bookmarkStart w:id="437" w:name="Check2_Copy_210_Copy_48"/>
-            <w:bookmarkEnd w:id="437"/>
+            <w:bookmarkStart w:id="291" w:name="Check2_Copy_210_Copy_48"/>
+            <w:bookmarkStart w:id="292" w:name="Check2_Copy_210_Copy_48"/>
+            <w:bookmarkEnd w:id="292"/>
             <w:r>
               <w:rPr>
                 <w:rFonts w:eastAsia="Times New Roman" w:cs="Times New Roman"/>
@@ -21051,8 +20536,6 @@
               </w:rPr>
               <w:fldChar w:fldCharType="end"/>
             </w:r>
-            <w:bookmarkStart w:id="438" w:name="Check2_Copy_210_Copy_48"/>
-            <w:bookmarkEnd w:id="438"/>
             <w:r>
               <w:rPr>
                 <w:rFonts w:eastAsia="Times New Roman" w:cs="Times New Roman"/>
@@ -21115,9 +20598,9 @@
               </w:rPr>
               <w:fldChar w:fldCharType="separate"/>
             </w:r>
-            <w:bookmarkStart w:id="439" w:name="Check2_Copy_211_Copy_48"/>
-            <w:bookmarkStart w:id="440" w:name="Check2_Copy_211_Copy_48"/>
-            <w:bookmarkEnd w:id="440"/>
+            <w:bookmarkStart w:id="293" w:name="Check2_Copy_211_Copy_48"/>
+            <w:bookmarkStart w:id="294" w:name="Check2_Copy_211_Copy_48"/>
+            <w:bookmarkEnd w:id="294"/>
             <w:r>
               <w:rPr>
                 <w:rFonts w:eastAsia="Times New Roman" w:cs="Times New Roman"/>
@@ -21133,8 +20616,6 @@
               </w:rPr>
               <w:fldChar w:fldCharType="end"/>
             </w:r>
-            <w:bookmarkStart w:id="441" w:name="Check2_Copy_211_Copy_48"/>
-            <w:bookmarkEnd w:id="441"/>
             <w:r>
               <w:rPr>
                 <w:rFonts w:eastAsia="Times New Roman" w:cs="Times New Roman"/>
@@ -21169,6 +20650,8 @@
               <w:jc w:val="start"/>
               <w:rPr>
                 <w:rFonts w:ascii="Times New Roman" w:hAnsi="Times New Roman" w:eastAsia="Times New Roman" w:cs="Times New Roman"/>
+                <w:b/>
+                <w:color w:val="FF0000"/>
                 <w:kern w:val="0"/>
                 <w:lang w:val="en-US" w:eastAsia="en-US" w:bidi="ar-SA"/>
               </w:rPr>
@@ -21204,9 +20687,11 @@
       </w:pPr>
       <w:r>
         <w:rPr>
-          <w:color w:val="000000"/>
-          <w:sz w:val="23"/>
-          <w:szCs w:val="23"/>
+          <w:b w:val="false"/>
+          <w:bCs w:val="false"/>
+          <w:color w:val="000000"/>
+          <w:sz w:val="23"/>
+          <w:szCs w:val="20"/>
         </w:rPr>
       </w:r>
     </w:p>
@@ -21238,7 +20723,6 @@
     </w:p>
     <w:tbl>
       <w:tblPr>
-        <w:tblStyle w:val="TableGrid"/>
         <w:tblW w:w="9926" w:type="dxa"/>
         <w:jc w:val="start"/>
         <w:tblInd w:w="0" w:type="dxa"/>
@@ -21249,7 +20733,6 @@
           <w:bottom w:w="0" w:type="dxa"/>
           <w:end w:w="108" w:type="dxa"/>
         </w:tblCellMar>
-        <w:tblLook w:firstRow="1" w:noVBand="1" w:lastRow="0" w:firstColumn="1" w:lastColumn="0" w:noHBand="0" w:val="04a0"/>
       </w:tblPr>
       <w:tblGrid>
         <w:gridCol w:w="3308"/>
@@ -21310,9 +20793,9 @@
               </w:rPr>
               <w:fldChar w:fldCharType="separate"/>
             </w:r>
-            <w:bookmarkStart w:id="442" w:name="Check1_Copy_105_Copy_49"/>
-            <w:bookmarkStart w:id="443" w:name="Check1_Copy_105_Copy_49"/>
-            <w:bookmarkEnd w:id="443"/>
+            <w:bookmarkStart w:id="295" w:name="Check1_Copy_105_Copy_49"/>
+            <w:bookmarkStart w:id="296" w:name="Check1_Copy_105_Copy_49"/>
+            <w:bookmarkEnd w:id="296"/>
             <w:r>
               <w:rPr>
                 <w:rFonts w:eastAsia="Times New Roman" w:cs="Times New Roman"/>
@@ -21328,8 +20811,6 @@
               </w:rPr>
               <w:fldChar w:fldCharType="end"/>
             </w:r>
-            <w:bookmarkStart w:id="444" w:name="Check1_Copy_105_Copy_49"/>
-            <w:bookmarkEnd w:id="444"/>
             <w:r>
               <w:rPr>
                 <w:rFonts w:eastAsia="Times New Roman" w:cs="Times New Roman"/>
@@ -21392,9 +20873,9 @@
               </w:rPr>
               <w:fldChar w:fldCharType="separate"/>
             </w:r>
-            <w:bookmarkStart w:id="445" w:name="Check2_Copy_210_Copy_49"/>
-            <w:bookmarkStart w:id="446" w:name="Check2_Copy_210_Copy_49"/>
-            <w:bookmarkEnd w:id="446"/>
+            <w:bookmarkStart w:id="297" w:name="Check2_Copy_210_Copy_49"/>
+            <w:bookmarkStart w:id="298" w:name="Check2_Copy_210_Copy_49"/>
+            <w:bookmarkEnd w:id="298"/>
             <w:r>
               <w:rPr>
                 <w:rFonts w:eastAsia="Times New Roman" w:cs="Times New Roman"/>
@@ -21410,8 +20891,6 @@
               </w:rPr>
               <w:fldChar w:fldCharType="end"/>
             </w:r>
-            <w:bookmarkStart w:id="447" w:name="Check2_Copy_210_Copy_49"/>
-            <w:bookmarkEnd w:id="447"/>
             <w:r>
               <w:rPr>
                 <w:rFonts w:eastAsia="Times New Roman" w:cs="Times New Roman"/>
@@ -21474,9 +20953,9 @@
               </w:rPr>
               <w:fldChar w:fldCharType="separate"/>
             </w:r>
-            <w:bookmarkStart w:id="448" w:name="Check2_Copy_211_Copy_49"/>
-            <w:bookmarkStart w:id="449" w:name="Check2_Copy_211_Copy_49"/>
-            <w:bookmarkEnd w:id="449"/>
+            <w:bookmarkStart w:id="299" w:name="Check2_Copy_211_Copy_49"/>
+            <w:bookmarkStart w:id="300" w:name="Check2_Copy_211_Copy_49"/>
+            <w:bookmarkEnd w:id="300"/>
             <w:r>
               <w:rPr>
                 <w:rFonts w:eastAsia="Times New Roman" w:cs="Times New Roman"/>
@@ -21492,8 +20971,6 @@
               </w:rPr>
               <w:fldChar w:fldCharType="end"/>
             </w:r>
-            <w:bookmarkStart w:id="450" w:name="Check2_Copy_211_Copy_49"/>
-            <w:bookmarkEnd w:id="450"/>
             <w:r>
               <w:rPr>
                 <w:rFonts w:eastAsia="Times New Roman" w:cs="Times New Roman"/>
@@ -21528,6 +21005,8 @@
               <w:jc w:val="start"/>
               <w:rPr>
                 <w:rFonts w:ascii="Times New Roman" w:hAnsi="Times New Roman" w:eastAsia="Times New Roman" w:cs="Times New Roman"/>
+                <w:b/>
+                <w:color w:val="FF0000"/>
                 <w:kern w:val="0"/>
                 <w:lang w:val="en-US" w:eastAsia="en-US" w:bidi="ar-SA"/>
               </w:rPr>
@@ -21563,9 +21042,11 @@
       </w:pPr>
       <w:r>
         <w:rPr>
-          <w:color w:val="000000"/>
-          <w:sz w:val="23"/>
-          <w:szCs w:val="23"/>
+          <w:b w:val="false"/>
+          <w:bCs w:val="false"/>
+          <w:color w:val="000000"/>
+          <w:sz w:val="23"/>
+          <w:szCs w:val="20"/>
         </w:rPr>
       </w:r>
     </w:p>
@@ -21597,7 +21078,6 @@
     </w:p>
     <w:tbl>
       <w:tblPr>
-        <w:tblStyle w:val="TableGrid"/>
         <w:tblW w:w="9926" w:type="dxa"/>
         <w:jc w:val="start"/>
         <w:tblInd w:w="0" w:type="dxa"/>
@@ -21608,7 +21088,6 @@
           <w:bottom w:w="0" w:type="dxa"/>
           <w:end w:w="108" w:type="dxa"/>
         </w:tblCellMar>
-        <w:tblLook w:firstRow="1" w:noVBand="1" w:lastRow="0" w:firstColumn="1" w:lastColumn="0" w:noHBand="0" w:val="04a0"/>
       </w:tblPr>
       <w:tblGrid>
         <w:gridCol w:w="3308"/>
@@ -21669,9 +21148,9 @@
               </w:rPr>
               <w:fldChar w:fldCharType="separate"/>
             </w:r>
-            <w:bookmarkStart w:id="451" w:name="Check1_Copy_105_Copy_50"/>
-            <w:bookmarkStart w:id="452" w:name="Check1_Copy_105_Copy_50"/>
-            <w:bookmarkEnd w:id="452"/>
+            <w:bookmarkStart w:id="301" w:name="Check1_Copy_105_Copy_50"/>
+            <w:bookmarkStart w:id="302" w:name="Check1_Copy_105_Copy_50"/>
+            <w:bookmarkEnd w:id="302"/>
             <w:r>
               <w:rPr>
                 <w:rFonts w:eastAsia="Times New Roman" w:cs="Times New Roman"/>
@@ -21687,8 +21166,6 @@
               </w:rPr>
               <w:fldChar w:fldCharType="end"/>
             </w:r>
-            <w:bookmarkStart w:id="453" w:name="Check1_Copy_105_Copy_50"/>
-            <w:bookmarkEnd w:id="453"/>
             <w:r>
               <w:rPr>
                 <w:rFonts w:eastAsia="Times New Roman" w:cs="Times New Roman"/>
@@ -21751,9 +21228,9 @@
               </w:rPr>
               <w:fldChar w:fldCharType="separate"/>
             </w:r>
-            <w:bookmarkStart w:id="454" w:name="Check2_Copy_210_Copy_50"/>
-            <w:bookmarkStart w:id="455" w:name="Check2_Copy_210_Copy_50"/>
-            <w:bookmarkEnd w:id="455"/>
+            <w:bookmarkStart w:id="303" w:name="Check2_Copy_210_Copy_50"/>
+            <w:bookmarkStart w:id="304" w:name="Check2_Copy_210_Copy_50"/>
+            <w:bookmarkEnd w:id="304"/>
             <w:r>
               <w:rPr>
                 <w:rFonts w:eastAsia="Times New Roman" w:cs="Times New Roman"/>
@@ -21769,8 +21246,6 @@
               </w:rPr>
               <w:fldChar w:fldCharType="end"/>
             </w:r>
-            <w:bookmarkStart w:id="456" w:name="Check2_Copy_210_Copy_50"/>
-            <w:bookmarkEnd w:id="456"/>
             <w:r>
               <w:rPr>
                 <w:rFonts w:eastAsia="Times New Roman" w:cs="Times New Roman"/>
@@ -21833,9 +21308,9 @@
               </w:rPr>
               <w:fldChar w:fldCharType="separate"/>
             </w:r>
-            <w:bookmarkStart w:id="457" w:name="Check2_Copy_211_Copy_50"/>
-            <w:bookmarkStart w:id="458" w:name="Check2_Copy_211_Copy_50"/>
-            <w:bookmarkEnd w:id="458"/>
+            <w:bookmarkStart w:id="305" w:name="Check2_Copy_211_Copy_50"/>
+            <w:bookmarkStart w:id="306" w:name="Check2_Copy_211_Copy_50"/>
+            <w:bookmarkEnd w:id="306"/>
             <w:r>
               <w:rPr>
                 <w:rFonts w:eastAsia="Times New Roman" w:cs="Times New Roman"/>
@@ -21851,8 +21326,6 @@
               </w:rPr>
               <w:fldChar w:fldCharType="end"/>
             </w:r>
-            <w:bookmarkStart w:id="459" w:name="Check2_Copy_211_Copy_50"/>
-            <w:bookmarkEnd w:id="459"/>
             <w:r>
               <w:rPr>
                 <w:rFonts w:eastAsia="Times New Roman" w:cs="Times New Roman"/>
@@ -21887,6 +21360,8 @@
               <w:jc w:val="start"/>
               <w:rPr>
                 <w:rFonts w:ascii="Times New Roman" w:hAnsi="Times New Roman" w:eastAsia="Times New Roman" w:cs="Times New Roman"/>
+                <w:b/>
+                <w:color w:val="FF0000"/>
                 <w:kern w:val="0"/>
                 <w:lang w:val="en-US" w:eastAsia="en-US" w:bidi="ar-SA"/>
               </w:rPr>
@@ -21922,9 +21397,11 @@
       </w:pPr>
       <w:r>
         <w:rPr>
-          <w:color w:val="000000"/>
-          <w:sz w:val="23"/>
-          <w:szCs w:val="23"/>
+          <w:b w:val="false"/>
+          <w:bCs w:val="false"/>
+          <w:color w:val="000000"/>
+          <w:sz w:val="23"/>
+          <w:szCs w:val="20"/>
         </w:rPr>
       </w:r>
     </w:p>
@@ -21956,7 +21433,6 @@
     </w:p>
     <w:tbl>
       <w:tblPr>
-        <w:tblStyle w:val="TableGrid"/>
         <w:tblW w:w="9926" w:type="dxa"/>
         <w:jc w:val="start"/>
         <w:tblInd w:w="0" w:type="dxa"/>
@@ -21967,7 +21443,6 @@
           <w:bottom w:w="0" w:type="dxa"/>
           <w:end w:w="108" w:type="dxa"/>
         </w:tblCellMar>
-        <w:tblLook w:firstRow="1" w:noVBand="1" w:lastRow="0" w:firstColumn="1" w:lastColumn="0" w:noHBand="0" w:val="04a0"/>
       </w:tblPr>
       <w:tblGrid>
         <w:gridCol w:w="3308"/>
@@ -22028,9 +21503,9 @@
               </w:rPr>
               <w:fldChar w:fldCharType="separate"/>
             </w:r>
-            <w:bookmarkStart w:id="460" w:name="Check1_Copy_105_Copy_51"/>
-            <w:bookmarkStart w:id="461" w:name="Check1_Copy_105_Copy_51"/>
-            <w:bookmarkEnd w:id="461"/>
+            <w:bookmarkStart w:id="307" w:name="Check1_Copy_105_Copy_51"/>
+            <w:bookmarkStart w:id="308" w:name="Check1_Copy_105_Copy_51"/>
+            <w:bookmarkEnd w:id="308"/>
             <w:r>
               <w:rPr>
                 <w:rFonts w:eastAsia="Times New Roman" w:cs="Times New Roman"/>
@@ -22046,8 +21521,6 @@
               </w:rPr>
               <w:fldChar w:fldCharType="end"/>
             </w:r>
-            <w:bookmarkStart w:id="462" w:name="Check1_Copy_105_Copy_51"/>
-            <w:bookmarkEnd w:id="462"/>
             <w:r>
               <w:rPr>
                 <w:rFonts w:eastAsia="Times New Roman" w:cs="Times New Roman"/>
@@ -22110,9 +21583,9 @@
               </w:rPr>
               <w:fldChar w:fldCharType="separate"/>
             </w:r>
-            <w:bookmarkStart w:id="463" w:name="Check2_Copy_210_Copy_51"/>
-            <w:bookmarkStart w:id="464" w:name="Check2_Copy_210_Copy_51"/>
-            <w:bookmarkEnd w:id="464"/>
+            <w:bookmarkStart w:id="309" w:name="Check2_Copy_210_Copy_51"/>
+            <w:bookmarkStart w:id="310" w:name="Check2_Copy_210_Copy_51"/>
+            <w:bookmarkEnd w:id="310"/>
             <w:r>
               <w:rPr>
                 <w:rFonts w:eastAsia="Times New Roman" w:cs="Times New Roman"/>
@@ -22128,8 +21601,6 @@
               </w:rPr>
               <w:fldChar w:fldCharType="end"/>
             </w:r>
-            <w:bookmarkStart w:id="465" w:name="Check2_Copy_210_Copy_51"/>
-            <w:bookmarkEnd w:id="465"/>
             <w:r>
               <w:rPr>
                 <w:rFonts w:eastAsia="Times New Roman" w:cs="Times New Roman"/>
@@ -22192,9 +21663,9 @@
               </w:rPr>
               <w:fldChar w:fldCharType="separate"/>
             </w:r>
-            <w:bookmarkStart w:id="466" w:name="Check2_Copy_211_Copy_51"/>
-            <w:bookmarkStart w:id="467" w:name="Check2_Copy_211_Copy_51"/>
-            <w:bookmarkEnd w:id="467"/>
+            <w:bookmarkStart w:id="311" w:name="Check2_Copy_211_Copy_51"/>
+            <w:bookmarkStart w:id="312" w:name="Check2_Copy_211_Copy_51"/>
+            <w:bookmarkEnd w:id="312"/>
             <w:r>
               <w:rPr>
                 <w:rFonts w:eastAsia="Times New Roman" w:cs="Times New Roman"/>
@@ -22210,8 +21681,6 @@
               </w:rPr>
               <w:fldChar w:fldCharType="end"/>
             </w:r>
-            <w:bookmarkStart w:id="468" w:name="Check2_Copy_211_Copy_51"/>
-            <w:bookmarkEnd w:id="468"/>
             <w:r>
               <w:rPr>
                 <w:rFonts w:eastAsia="Times New Roman" w:cs="Times New Roman"/>
@@ -22246,6 +21715,8 @@
               <w:jc w:val="start"/>
               <w:rPr>
                 <w:rFonts w:ascii="Times New Roman" w:hAnsi="Times New Roman" w:eastAsia="Times New Roman" w:cs="Times New Roman"/>
+                <w:b/>
+                <w:color w:val="FF0000"/>
                 <w:kern w:val="0"/>
                 <w:lang w:val="en-US" w:eastAsia="en-US" w:bidi="ar-SA"/>
               </w:rPr>
@@ -22281,9 +21752,11 @@
       </w:pPr>
       <w:r>
         <w:rPr>
-          <w:color w:val="000000"/>
-          <w:sz w:val="23"/>
-          <w:szCs w:val="23"/>
+          <w:b w:val="false"/>
+          <w:bCs w:val="false"/>
+          <w:color w:val="000000"/>
+          <w:sz w:val="23"/>
+          <w:szCs w:val="20"/>
         </w:rPr>
       </w:r>
     </w:p>
@@ -22315,7 +21788,6 @@
     </w:p>
     <w:tbl>
       <w:tblPr>
-        <w:tblStyle w:val="TableGrid"/>
         <w:tblW w:w="9926" w:type="dxa"/>
         <w:jc w:val="start"/>
         <w:tblInd w:w="0" w:type="dxa"/>
@@ -22326,7 +21798,6 @@
           <w:bottom w:w="0" w:type="dxa"/>
           <w:end w:w="108" w:type="dxa"/>
         </w:tblCellMar>
-        <w:tblLook w:firstRow="1" w:noVBand="1" w:lastRow="0" w:firstColumn="1" w:lastColumn="0" w:noHBand="0" w:val="04a0"/>
       </w:tblPr>
       <w:tblGrid>
         <w:gridCol w:w="3308"/>
@@ -22387,9 +21858,9 @@
               </w:rPr>
               <w:fldChar w:fldCharType="separate"/>
             </w:r>
-            <w:bookmarkStart w:id="469" w:name="Check1_Copy_105_Copy_52"/>
-            <w:bookmarkStart w:id="470" w:name="Check1_Copy_105_Copy_52"/>
-            <w:bookmarkEnd w:id="470"/>
+            <w:bookmarkStart w:id="313" w:name="Check1_Copy_105_Copy_52"/>
+            <w:bookmarkStart w:id="314" w:name="Check1_Copy_105_Copy_52"/>
+            <w:bookmarkEnd w:id="314"/>
             <w:r>
               <w:rPr>
                 <w:rFonts w:eastAsia="Times New Roman" w:cs="Times New Roman"/>
@@ -22405,8 +21876,6 @@
               </w:rPr>
               <w:fldChar w:fldCharType="end"/>
             </w:r>
-            <w:bookmarkStart w:id="471" w:name="Check1_Copy_105_Copy_52"/>
-            <w:bookmarkEnd w:id="471"/>
             <w:r>
               <w:rPr>
                 <w:rFonts w:eastAsia="Times New Roman" w:cs="Times New Roman"/>
@@ -22469,9 +21938,9 @@
               </w:rPr>
               <w:fldChar w:fldCharType="separate"/>
             </w:r>
-            <w:bookmarkStart w:id="472" w:name="Check2_Copy_210_Copy_52"/>
-            <w:bookmarkStart w:id="473" w:name="Check2_Copy_210_Copy_52"/>
-            <w:bookmarkEnd w:id="473"/>
+            <w:bookmarkStart w:id="315" w:name="Check2_Copy_210_Copy_52"/>
+            <w:bookmarkStart w:id="316" w:name="Check2_Copy_210_Copy_52"/>
+            <w:bookmarkEnd w:id="316"/>
             <w:r>
               <w:rPr>
                 <w:rFonts w:eastAsia="Times New Roman" w:cs="Times New Roman"/>
@@ -22487,8 +21956,6 @@
               </w:rPr>
               <w:fldChar w:fldCharType="end"/>
             </w:r>
-            <w:bookmarkStart w:id="474" w:name="Check2_Copy_210_Copy_52"/>
-            <w:bookmarkEnd w:id="474"/>
             <w:r>
               <w:rPr>
                 <w:rFonts w:eastAsia="Times New Roman" w:cs="Times New Roman"/>
@@ -22551,9 +22018,9 @@
               </w:rPr>
               <w:fldChar w:fldCharType="separate"/>
             </w:r>
-            <w:bookmarkStart w:id="475" w:name="Check2_Copy_211_Copy_52"/>
-            <w:bookmarkStart w:id="476" w:name="Check2_Copy_211_Copy_52"/>
-            <w:bookmarkEnd w:id="476"/>
+            <w:bookmarkStart w:id="317" w:name="Check2_Copy_211_Copy_52"/>
+            <w:bookmarkStart w:id="318" w:name="Check2_Copy_211_Copy_52"/>
+            <w:bookmarkEnd w:id="318"/>
             <w:r>
               <w:rPr>
                 <w:rFonts w:eastAsia="Times New Roman" w:cs="Times New Roman"/>
@@ -22569,8 +22036,6 @@
               </w:rPr>
               <w:fldChar w:fldCharType="end"/>
             </w:r>
-            <w:bookmarkStart w:id="477" w:name="Check2_Copy_211_Copy_52"/>
-            <w:bookmarkEnd w:id="477"/>
             <w:r>
               <w:rPr>
                 <w:rFonts w:eastAsia="Times New Roman" w:cs="Times New Roman"/>
@@ -22605,6 +22070,8 @@
               <w:jc w:val="start"/>
               <w:rPr>
                 <w:rFonts w:ascii="Times New Roman" w:hAnsi="Times New Roman" w:eastAsia="Times New Roman" w:cs="Times New Roman"/>
+                <w:b/>
+                <w:color w:val="FF0000"/>
                 <w:kern w:val="0"/>
                 <w:lang w:val="en-US" w:eastAsia="en-US" w:bidi="ar-SA"/>
               </w:rPr>
@@ -22640,9 +22107,11 @@
       </w:pPr>
       <w:r>
         <w:rPr>
-          <w:color w:val="000000"/>
-          <w:sz w:val="23"/>
-          <w:szCs w:val="23"/>
+          <w:b w:val="false"/>
+          <w:bCs w:val="false"/>
+          <w:color w:val="000000"/>
+          <w:sz w:val="23"/>
+          <w:szCs w:val="20"/>
         </w:rPr>
       </w:r>
     </w:p>
@@ -22689,9 +22158,11 @@
       </w:pPr>
       <w:r>
         <w:rPr>
-          <w:color w:val="000000"/>
-          <w:sz w:val="23"/>
-          <w:szCs w:val="23"/>
+          <w:b w:val="false"/>
+          <w:bCs w:val="false"/>
+          <w:color w:val="000000"/>
+          <w:sz w:val="23"/>
+          <w:szCs w:val="20"/>
         </w:rPr>
       </w:r>
     </w:p>
@@ -22723,7 +22194,6 @@
     </w:p>
     <w:tbl>
       <w:tblPr>
-        <w:tblStyle w:val="TableGrid"/>
         <w:tblW w:w="9926" w:type="dxa"/>
         <w:jc w:val="start"/>
         <w:tblInd w:w="0" w:type="dxa"/>
@@ -22734,7 +22204,6 @@
           <w:bottom w:w="0" w:type="dxa"/>
           <w:end w:w="108" w:type="dxa"/>
         </w:tblCellMar>
-        <w:tblLook w:firstRow="1" w:noVBand="1" w:lastRow="0" w:firstColumn="1" w:lastColumn="0" w:noHBand="0" w:val="04a0"/>
       </w:tblPr>
       <w:tblGrid>
         <w:gridCol w:w="3308"/>
@@ -22795,9 +22264,9 @@
               </w:rPr>
               <w:fldChar w:fldCharType="separate"/>
             </w:r>
-            <w:bookmarkStart w:id="478" w:name="Check1_Copy_105_Copy_53"/>
-            <w:bookmarkStart w:id="479" w:name="Check1_Copy_105_Copy_53"/>
-            <w:bookmarkEnd w:id="479"/>
+            <w:bookmarkStart w:id="319" w:name="Check1_Copy_105_Copy_53"/>
+            <w:bookmarkStart w:id="320" w:name="Check1_Copy_105_Copy_53"/>
+            <w:bookmarkEnd w:id="320"/>
             <w:r>
               <w:rPr>
                 <w:rFonts w:eastAsia="Times New Roman" w:cs="Times New Roman"/>
@@ -22813,8 +22282,6 @@
               </w:rPr>
               <w:fldChar w:fldCharType="end"/>
             </w:r>
-            <w:bookmarkStart w:id="480" w:name="Check1_Copy_105_Copy_53"/>
-            <w:bookmarkEnd w:id="480"/>
             <w:r>
               <w:rPr>
                 <w:rFonts w:eastAsia="Times New Roman" w:cs="Times New Roman"/>
@@ -22877,9 +22344,9 @@
               </w:rPr>
               <w:fldChar w:fldCharType="separate"/>
             </w:r>
-            <w:bookmarkStart w:id="481" w:name="Check2_Copy_210_Copy_53"/>
-            <w:bookmarkStart w:id="482" w:name="Check2_Copy_210_Copy_53"/>
-            <w:bookmarkEnd w:id="482"/>
+            <w:bookmarkStart w:id="321" w:name="Check2_Copy_210_Copy_53"/>
+            <w:bookmarkStart w:id="322" w:name="Check2_Copy_210_Copy_53"/>
+            <w:bookmarkEnd w:id="322"/>
             <w:r>
               <w:rPr>
                 <w:rFonts w:eastAsia="Times New Roman" w:cs="Times New Roman"/>
@@ -22895,8 +22362,6 @@
               </w:rPr>
               <w:fldChar w:fldCharType="end"/>
             </w:r>
-            <w:bookmarkStart w:id="483" w:name="Check2_Copy_210_Copy_53"/>
-            <w:bookmarkEnd w:id="483"/>
             <w:r>
               <w:rPr>
                 <w:rFonts w:eastAsia="Times New Roman" w:cs="Times New Roman"/>
@@ -22959,9 +22424,9 @@
               </w:rPr>
               <w:fldChar w:fldCharType="separate"/>
             </w:r>
-            <w:bookmarkStart w:id="484" w:name="Check2_Copy_211_Copy_53"/>
-            <w:bookmarkStart w:id="485" w:name="Check2_Copy_211_Copy_53"/>
-            <w:bookmarkEnd w:id="485"/>
+            <w:bookmarkStart w:id="323" w:name="Check2_Copy_211_Copy_53"/>
+            <w:bookmarkStart w:id="324" w:name="Check2_Copy_211_Copy_53"/>
+            <w:bookmarkEnd w:id="324"/>
             <w:r>
               <w:rPr>
                 <w:rFonts w:eastAsia="Times New Roman" w:cs="Times New Roman"/>
@@ -22977,8 +22442,6 @@
               </w:rPr>
               <w:fldChar w:fldCharType="end"/>
             </w:r>
-            <w:bookmarkStart w:id="486" w:name="Check2_Copy_211_Copy_53"/>
-            <w:bookmarkEnd w:id="486"/>
             <w:r>
               <w:rPr>
                 <w:rFonts w:eastAsia="Times New Roman" w:cs="Times New Roman"/>
@@ -23013,6 +22476,8 @@
               <w:jc w:val="start"/>
               <w:rPr>
                 <w:rFonts w:ascii="Times New Roman" w:hAnsi="Times New Roman" w:eastAsia="Times New Roman" w:cs="Times New Roman"/>
+                <w:b/>
+                <w:color w:val="FF0000"/>
                 <w:kern w:val="0"/>
                 <w:lang w:val="en-US" w:eastAsia="en-US" w:bidi="ar-SA"/>
               </w:rPr>
@@ -23048,9 +22513,11 @@
       </w:pPr>
       <w:r>
         <w:rPr>
-          <w:color w:val="000000"/>
-          <w:sz w:val="23"/>
-          <w:szCs w:val="23"/>
+          <w:b w:val="false"/>
+          <w:bCs w:val="false"/>
+          <w:color w:val="000000"/>
+          <w:sz w:val="23"/>
+          <w:szCs w:val="20"/>
         </w:rPr>
       </w:r>
     </w:p>
@@ -23082,7 +22549,6 @@
     </w:p>
     <w:tbl>
       <w:tblPr>
-        <w:tblStyle w:val="TableGrid"/>
         <w:tblW w:w="9926" w:type="dxa"/>
         <w:jc w:val="start"/>
         <w:tblInd w:w="0" w:type="dxa"/>
@@ -23093,7 +22559,6 @@
           <w:bottom w:w="0" w:type="dxa"/>
           <w:end w:w="108" w:type="dxa"/>
         </w:tblCellMar>
-        <w:tblLook w:firstRow="1" w:noVBand="1" w:lastRow="0" w:firstColumn="1" w:lastColumn="0" w:noHBand="0" w:val="04a0"/>
       </w:tblPr>
       <w:tblGrid>
         <w:gridCol w:w="3308"/>
@@ -23154,9 +22619,9 @@
               </w:rPr>
               <w:fldChar w:fldCharType="separate"/>
             </w:r>
-            <w:bookmarkStart w:id="487" w:name="Check1_Copy_105_Copy_54"/>
-            <w:bookmarkStart w:id="488" w:name="Check1_Copy_105_Copy_54"/>
-            <w:bookmarkEnd w:id="488"/>
+            <w:bookmarkStart w:id="325" w:name="Check1_Copy_105_Copy_54"/>
+            <w:bookmarkStart w:id="326" w:name="Check1_Copy_105_Copy_54"/>
+            <w:bookmarkEnd w:id="326"/>
             <w:r>
               <w:rPr>
                 <w:rFonts w:eastAsia="Times New Roman" w:cs="Times New Roman"/>
@@ -23172,8 +22637,6 @@
               </w:rPr>
               <w:fldChar w:fldCharType="end"/>
             </w:r>
-            <w:bookmarkStart w:id="489" w:name="Check1_Copy_105_Copy_54"/>
-            <w:bookmarkEnd w:id="489"/>
             <w:r>
               <w:rPr>
                 <w:rFonts w:eastAsia="Times New Roman" w:cs="Times New Roman"/>
@@ -23236,9 +22699,9 @@
               </w:rPr>
               <w:fldChar w:fldCharType="separate"/>
             </w:r>
-            <w:bookmarkStart w:id="490" w:name="Check2_Copy_210_Copy_54"/>
-            <w:bookmarkStart w:id="491" w:name="Check2_Copy_210_Copy_54"/>
-            <w:bookmarkEnd w:id="491"/>
+            <w:bookmarkStart w:id="327" w:name="Check2_Copy_210_Copy_54"/>
+            <w:bookmarkStart w:id="328" w:name="Check2_Copy_210_Copy_54"/>
+            <w:bookmarkEnd w:id="328"/>
             <w:r>
               <w:rPr>
                 <w:rFonts w:eastAsia="Times New Roman" w:cs="Times New Roman"/>
@@ -23254,8 +22717,6 @@
               </w:rPr>
               <w:fldChar w:fldCharType="end"/>
             </w:r>
-            <w:bookmarkStart w:id="492" w:name="Check2_Copy_210_Copy_54"/>
-            <w:bookmarkEnd w:id="492"/>
             <w:r>
               <w:rPr>
                 <w:rFonts w:eastAsia="Times New Roman" w:cs="Times New Roman"/>
@@ -23318,9 +22779,9 @@
               </w:rPr>
               <w:fldChar w:fldCharType="separate"/>
             </w:r>
-            <w:bookmarkStart w:id="493" w:name="Check2_Copy_211_Copy_54"/>
-            <w:bookmarkStart w:id="494" w:name="Check2_Copy_211_Copy_54"/>
-            <w:bookmarkEnd w:id="494"/>
+            <w:bookmarkStart w:id="329" w:name="Check2_Copy_211_Copy_54"/>
+            <w:bookmarkStart w:id="330" w:name="Check2_Copy_211_Copy_54"/>
+            <w:bookmarkEnd w:id="330"/>
             <w:r>
               <w:rPr>
                 <w:rFonts w:eastAsia="Times New Roman" w:cs="Times New Roman"/>
@@ -23336,8 +22797,6 @@
               </w:rPr>
               <w:fldChar w:fldCharType="end"/>
             </w:r>
-            <w:bookmarkStart w:id="495" w:name="Check2_Copy_211_Copy_54"/>
-            <w:bookmarkEnd w:id="495"/>
             <w:r>
               <w:rPr>
                 <w:rFonts w:eastAsia="Times New Roman" w:cs="Times New Roman"/>
@@ -23372,6 +22831,8 @@
               <w:jc w:val="start"/>
               <w:rPr>
                 <w:rFonts w:ascii="Times New Roman" w:hAnsi="Times New Roman" w:eastAsia="Times New Roman" w:cs="Times New Roman"/>
+                <w:b/>
+                <w:color w:val="FF0000"/>
                 <w:kern w:val="0"/>
                 <w:lang w:val="en-US" w:eastAsia="en-US" w:bidi="ar-SA"/>
               </w:rPr>
@@ -23407,9 +22868,11 @@
       </w:pPr>
       <w:r>
         <w:rPr>
-          <w:color w:val="000000"/>
-          <w:sz w:val="23"/>
-          <w:szCs w:val="23"/>
+          <w:b w:val="false"/>
+          <w:bCs w:val="false"/>
+          <w:color w:val="000000"/>
+          <w:sz w:val="23"/>
+          <w:szCs w:val="20"/>
         </w:rPr>
       </w:r>
     </w:p>
@@ -23439,6 +22902,310 @@
         <w:t>3.14.4 Update malicious code protection mechanisms when new releases are available.</w:t>
       </w:r>
     </w:p>
+    <w:tbl>
+      <w:tblPr>
+        <w:tblW w:w="9926" w:type="dxa"/>
+        <w:jc w:val="start"/>
+        <w:tblInd w:w="0" w:type="dxa"/>
+        <w:tblLayout w:type="fixed"/>
+        <w:tblCellMar>
+          <w:top w:w="0" w:type="dxa"/>
+          <w:start w:w="108" w:type="dxa"/>
+          <w:bottom w:w="0" w:type="dxa"/>
+          <w:end w:w="108" w:type="dxa"/>
+        </w:tblCellMar>
+      </w:tblPr>
+      <w:tblGrid>
+        <w:gridCol w:w="3308"/>
+        <w:gridCol w:w="3309"/>
+        <w:gridCol w:w="3309"/>
+      </w:tblGrid>
+      <w:tr>
+        <w:trPr/>
+        <w:tc>
+          <w:tcPr>
+            <w:tcW w:w="3308" w:type="dxa"/>
+            <w:tcBorders/>
+          </w:tcPr>
+          <w:p>
+            <w:pPr>
+              <w:pStyle w:val="BodyTextIndent"/>
+              <w:widowControl/>
+              <w:tabs>
+                <w:tab w:val="clear" w:pos="709"/>
+                <w:tab w:val="left" w:pos="0" w:leader="none"/>
+                <w:tab w:val="left" w:pos="630" w:leader="none"/>
+              </w:tabs>
+              <w:bidi w:val="0"/>
+              <w:spacing w:before="0" w:after="0"/>
+              <w:ind w:start="0"/>
+              <w:jc w:val="start"/>
+              <w:rPr>
+                <w:rFonts w:ascii="Times New Roman" w:hAnsi="Times New Roman" w:eastAsia="Times New Roman" w:cs="Times New Roman"/>
+                <w:kern w:val="0"/>
+                <w:lang w:val="en-US" w:eastAsia="en-US" w:bidi="ar-SA"/>
+              </w:rPr>
+            </w:pPr>
+            <w:r>
+              <w:fldChar w:fldCharType="begin">
+                <w:ffData>
+                  <w:name w:val="Check1 Copy 105 Copy 54 Copy 1"/>
+                  <w:enabled/>
+                  <w:calcOnExit w:val="0"/>
+                  <w:checkBox>
+                    <w:sizeAuto/>
+                  </w:checkBox>
+                </w:ffData>
+              </w:fldChar>
+            </w:r>
+            <w:r>
+              <w:rPr>
+                <w:rFonts w:eastAsia="Times New Roman" w:cs="Times New Roman"/>
+                <w:kern w:val="0"/>
+                <w:lang w:val="en-US" w:eastAsia="en-US" w:bidi="ar-SA"/>
+              </w:rPr>
+              <w:instrText xml:space="preserve"> FORMCHECKBOX </w:instrText>
+            </w:r>
+            <w:r>
+              <w:rPr>
+                <w:rFonts w:eastAsia="Times New Roman" w:cs="Times New Roman"/>
+                <w:kern w:val="0"/>
+                <w:lang w:val="en-US" w:eastAsia="en-US" w:bidi="ar-SA"/>
+              </w:rPr>
+              <w:fldChar w:fldCharType="separate"/>
+            </w:r>
+            <w:bookmarkStart w:id="331" w:name="Check1_Copy_105_Copy_54_Copy_1"/>
+            <w:bookmarkStart w:id="332" w:name="Check1_Copy_105_Copy_54_Copy_1"/>
+            <w:bookmarkEnd w:id="332"/>
+            <w:r>
+              <w:rPr>
+                <w:rFonts w:eastAsia="Times New Roman" w:cs="Times New Roman"/>
+                <w:kern w:val="0"/>
+                <w:lang w:val="en-US" w:eastAsia="en-US" w:bidi="ar-SA"/>
+              </w:rPr>
+            </w:r>
+            <w:r>
+              <w:rPr>
+                <w:rFonts w:eastAsia="Times New Roman" w:cs="Times New Roman"/>
+                <w:kern w:val="0"/>
+                <w:lang w:val="en-US" w:eastAsia="en-US" w:bidi="ar-SA"/>
+              </w:rPr>
+              <w:fldChar w:fldCharType="end"/>
+            </w:r>
+            <w:r>
+              <w:rPr>
+                <w:rFonts w:eastAsia="Times New Roman" w:cs="Times New Roman"/>
+                <w:kern w:val="0"/>
+                <w:lang w:val="en-US" w:eastAsia="en-US" w:bidi="ar-SA"/>
+              </w:rPr>
+              <w:t xml:space="preserve"> Implemented</w:t>
+            </w:r>
+          </w:p>
+        </w:tc>
+        <w:tc>
+          <w:tcPr>
+            <w:tcW w:w="3309" w:type="dxa"/>
+            <w:tcBorders/>
+          </w:tcPr>
+          <w:p>
+            <w:pPr>
+              <w:pStyle w:val="BodyTextIndent"/>
+              <w:widowControl/>
+              <w:tabs>
+                <w:tab w:val="clear" w:pos="709"/>
+                <w:tab w:val="left" w:pos="0" w:leader="none"/>
+                <w:tab w:val="left" w:pos="630" w:leader="none"/>
+              </w:tabs>
+              <w:bidi w:val="0"/>
+              <w:spacing w:before="0" w:after="0"/>
+              <w:ind w:start="0"/>
+              <w:jc w:val="start"/>
+              <w:rPr>
+                <w:rFonts w:ascii="Times New Roman" w:hAnsi="Times New Roman" w:eastAsia="Times New Roman" w:cs="Times New Roman"/>
+                <w:kern w:val="0"/>
+                <w:lang w:val="en-US" w:eastAsia="en-US" w:bidi="ar-SA"/>
+              </w:rPr>
+            </w:pPr>
+            <w:r>
+              <w:fldChar w:fldCharType="begin">
+                <w:ffData>
+                  <w:name w:val="Check2 Copy 210 Copy 54 Copy 1"/>
+                  <w:enabled/>
+                  <w:calcOnExit w:val="0"/>
+                  <w:checkBox>
+                    <w:sizeAuto/>
+                  </w:checkBox>
+                </w:ffData>
+              </w:fldChar>
+            </w:r>
+            <w:r>
+              <w:rPr>
+                <w:rFonts w:eastAsia="Times New Roman" w:cs="Times New Roman"/>
+                <w:kern w:val="0"/>
+                <w:lang w:val="en-US" w:eastAsia="en-US" w:bidi="ar-SA"/>
+              </w:rPr>
+              <w:instrText xml:space="preserve"> FORMCHECKBOX </w:instrText>
+            </w:r>
+            <w:r>
+              <w:rPr>
+                <w:rFonts w:eastAsia="Times New Roman" w:cs="Times New Roman"/>
+                <w:kern w:val="0"/>
+                <w:lang w:val="en-US" w:eastAsia="en-US" w:bidi="ar-SA"/>
+              </w:rPr>
+              <w:fldChar w:fldCharType="separate"/>
+            </w:r>
+            <w:bookmarkStart w:id="333" w:name="Check2_Copy_210_Copy_54_Copy_1"/>
+            <w:bookmarkStart w:id="334" w:name="Check2_Copy_210_Copy_54_Copy_1"/>
+            <w:bookmarkEnd w:id="334"/>
+            <w:r>
+              <w:rPr>
+                <w:rFonts w:eastAsia="Times New Roman" w:cs="Times New Roman"/>
+                <w:kern w:val="0"/>
+                <w:lang w:val="en-US" w:eastAsia="en-US" w:bidi="ar-SA"/>
+              </w:rPr>
+            </w:r>
+            <w:r>
+              <w:rPr>
+                <w:rFonts w:eastAsia="Times New Roman" w:cs="Times New Roman"/>
+                <w:kern w:val="0"/>
+                <w:lang w:val="en-US" w:eastAsia="en-US" w:bidi="ar-SA"/>
+              </w:rPr>
+              <w:fldChar w:fldCharType="end"/>
+            </w:r>
+            <w:r>
+              <w:rPr>
+                <w:rFonts w:eastAsia="Times New Roman" w:cs="Times New Roman"/>
+                <w:kern w:val="0"/>
+                <w:lang w:val="en-US" w:eastAsia="en-US" w:bidi="ar-SA"/>
+              </w:rPr>
+              <w:t xml:space="preserve"> Planned to be Implemented  </w:t>
+            </w:r>
+          </w:p>
+        </w:tc>
+        <w:tc>
+          <w:tcPr>
+            <w:tcW w:w="3309" w:type="dxa"/>
+            <w:tcBorders/>
+          </w:tcPr>
+          <w:p>
+            <w:pPr>
+              <w:pStyle w:val="BodyTextIndent"/>
+              <w:widowControl/>
+              <w:tabs>
+                <w:tab w:val="clear" w:pos="709"/>
+                <w:tab w:val="left" w:pos="0" w:leader="none"/>
+                <w:tab w:val="left" w:pos="630" w:leader="none"/>
+              </w:tabs>
+              <w:bidi w:val="0"/>
+              <w:spacing w:before="0" w:after="0"/>
+              <w:ind w:start="0"/>
+              <w:jc w:val="start"/>
+              <w:rPr>
+                <w:rFonts w:ascii="Times New Roman" w:hAnsi="Times New Roman" w:eastAsia="Times New Roman" w:cs="Times New Roman"/>
+                <w:kern w:val="0"/>
+                <w:lang w:val="en-US" w:eastAsia="en-US" w:bidi="ar-SA"/>
+              </w:rPr>
+            </w:pPr>
+            <w:r>
+              <w:fldChar w:fldCharType="begin">
+                <w:ffData>
+                  <w:name w:val="Check2 Copy 211 Copy 54 Copy 1"/>
+                  <w:enabled/>
+                  <w:calcOnExit w:val="0"/>
+                  <w:checkBox>
+                    <w:sizeAuto/>
+                  </w:checkBox>
+                </w:ffData>
+              </w:fldChar>
+            </w:r>
+            <w:r>
+              <w:rPr>
+                <w:rFonts w:eastAsia="Times New Roman" w:cs="Times New Roman"/>
+                <w:kern w:val="0"/>
+                <w:lang w:val="en-US" w:eastAsia="en-US" w:bidi="ar-SA"/>
+              </w:rPr>
+              <w:instrText xml:space="preserve"> FORMCHECKBOX </w:instrText>
+            </w:r>
+            <w:r>
+              <w:rPr>
+                <w:rFonts w:eastAsia="Times New Roman" w:cs="Times New Roman"/>
+                <w:kern w:val="0"/>
+                <w:lang w:val="en-US" w:eastAsia="en-US" w:bidi="ar-SA"/>
+              </w:rPr>
+              <w:fldChar w:fldCharType="separate"/>
+            </w:r>
+            <w:bookmarkStart w:id="335" w:name="Check2_Copy_211_Copy_54_Copy_1"/>
+            <w:bookmarkStart w:id="336" w:name="Check2_Copy_211_Copy_54_Copy_1"/>
+            <w:bookmarkEnd w:id="336"/>
+            <w:r>
+              <w:rPr>
+                <w:rFonts w:eastAsia="Times New Roman" w:cs="Times New Roman"/>
+                <w:kern w:val="0"/>
+                <w:lang w:val="en-US" w:eastAsia="en-US" w:bidi="ar-SA"/>
+              </w:rPr>
+            </w:r>
+            <w:r>
+              <w:rPr>
+                <w:rFonts w:eastAsia="Times New Roman" w:cs="Times New Roman"/>
+                <w:kern w:val="0"/>
+                <w:lang w:val="en-US" w:eastAsia="en-US" w:bidi="ar-SA"/>
+              </w:rPr>
+              <w:fldChar w:fldCharType="end"/>
+            </w:r>
+            <w:r>
+              <w:rPr>
+                <w:rFonts w:eastAsia="Times New Roman" w:cs="Times New Roman"/>
+                <w:kern w:val="0"/>
+                <w:lang w:val="en-US" w:eastAsia="en-US" w:bidi="ar-SA"/>
+              </w:rPr>
+              <w:t xml:space="preserve"> Not Applicable </w:t>
+            </w:r>
+          </w:p>
+        </w:tc>
+      </w:tr>
+      <w:tr>
+        <w:trPr/>
+        <w:tc>
+          <w:tcPr>
+            <w:tcW w:w="9926" w:type="dxa"/>
+            <w:gridSpan w:val="3"/>
+            <w:tcBorders/>
+          </w:tcPr>
+          <w:p>
+            <w:pPr>
+              <w:pStyle w:val="BodyTextIndent"/>
+              <w:widowControl/>
+              <w:tabs>
+                <w:tab w:val="clear" w:pos="709"/>
+                <w:tab w:val="left" w:pos="0" w:leader="none"/>
+                <w:tab w:val="left" w:pos="630" w:leader="none"/>
+              </w:tabs>
+              <w:bidi w:val="0"/>
+              <w:spacing w:before="0" w:after="0"/>
+              <w:ind w:start="0"/>
+              <w:jc w:val="start"/>
+              <w:rPr>
+                <w:rFonts w:ascii="Times New Roman" w:hAnsi="Times New Roman" w:eastAsia="Times New Roman" w:cs="Times New Roman"/>
+                <w:b/>
+                <w:color w:val="FF0000"/>
+                <w:kern w:val="0"/>
+                <w:lang w:val="en-US" w:eastAsia="en-US" w:bidi="ar-SA"/>
+              </w:rPr>
+            </w:pPr>
+            <w:r>
+              <w:rPr>
+                <w:rFonts w:eastAsia="Times New Roman" w:cs="Times New Roman"/>
+                <w:b/>
+                <w:color w:val="FF0000"/>
+                <w:kern w:val="0"/>
+                <w:lang w:val="en-US" w:eastAsia="en-US" w:bidi="ar-SA"/>
+              </w:rPr>
+              <w:t>Current implementation or planned implementation details.  If “Not Applicable,” provide rationale.</w:t>
+            </w:r>
+          </w:p>
+        </w:tc>
+      </w:tr>
+    </w:tbl>
     <w:p>
       <w:pPr>
         <w:pStyle w:val="Normal"/>
@@ -23456,9 +23223,11 @@
       </w:pPr>
       <w:r>
         <w:rPr>
-          <w:color w:val="000000"/>
-          <w:sz w:val="23"/>
-          <w:szCs w:val="23"/>
+          <w:b w:val="false"/>
+          <w:bCs w:val="false"/>
+          <w:color w:val="000000"/>
+          <w:sz w:val="23"/>
+          <w:szCs w:val="20"/>
         </w:rPr>
       </w:r>
     </w:p>
@@ -23488,6 +23257,310 @@
         <w:t>3.14.5 Perform periodic scans of organizational systems and real-time scans of files from external sources as files are downloaded, opened, or executed.</w:t>
       </w:r>
     </w:p>
+    <w:tbl>
+      <w:tblPr>
+        <w:tblW w:w="9926" w:type="dxa"/>
+        <w:jc w:val="start"/>
+        <w:tblInd w:w="0" w:type="dxa"/>
+        <w:tblLayout w:type="fixed"/>
+        <w:tblCellMar>
+          <w:top w:w="0" w:type="dxa"/>
+          <w:start w:w="108" w:type="dxa"/>
+          <w:bottom w:w="0" w:type="dxa"/>
+          <w:end w:w="108" w:type="dxa"/>
+        </w:tblCellMar>
+      </w:tblPr>
+      <w:tblGrid>
+        <w:gridCol w:w="3308"/>
+        <w:gridCol w:w="3309"/>
+        <w:gridCol w:w="3309"/>
+      </w:tblGrid>
+      <w:tr>
+        <w:trPr/>
+        <w:tc>
+          <w:tcPr>
+            <w:tcW w:w="3308" w:type="dxa"/>
+            <w:tcBorders/>
+          </w:tcPr>
+          <w:p>
+            <w:pPr>
+              <w:pStyle w:val="BodyTextIndent"/>
+              <w:widowControl/>
+              <w:tabs>
+                <w:tab w:val="clear" w:pos="709"/>
+                <w:tab w:val="left" w:pos="0" w:leader="none"/>
+                <w:tab w:val="left" w:pos="630" w:leader="none"/>
+              </w:tabs>
+              <w:bidi w:val="0"/>
+              <w:spacing w:before="0" w:after="0"/>
+              <w:ind w:start="0"/>
+              <w:jc w:val="start"/>
+              <w:rPr>
+                <w:rFonts w:ascii="Times New Roman" w:hAnsi="Times New Roman" w:eastAsia="Times New Roman" w:cs="Times New Roman"/>
+                <w:kern w:val="0"/>
+                <w:lang w:val="en-US" w:eastAsia="en-US" w:bidi="ar-SA"/>
+              </w:rPr>
+            </w:pPr>
+            <w:r>
+              <w:fldChar w:fldCharType="begin">
+                <w:ffData>
+                  <w:name w:val="Check1 Copy 105 Copy 54 Copy 2"/>
+                  <w:enabled/>
+                  <w:calcOnExit w:val="0"/>
+                  <w:checkBox>
+                    <w:sizeAuto/>
+                  </w:checkBox>
+                </w:ffData>
+              </w:fldChar>
+            </w:r>
+            <w:r>
+              <w:rPr>
+                <w:rFonts w:eastAsia="Times New Roman" w:cs="Times New Roman"/>
+                <w:kern w:val="0"/>
+                <w:lang w:val="en-US" w:eastAsia="en-US" w:bidi="ar-SA"/>
+              </w:rPr>
+              <w:instrText xml:space="preserve"> FORMCHECKBOX </w:instrText>
+            </w:r>
+            <w:r>
+              <w:rPr>
+                <w:rFonts w:eastAsia="Times New Roman" w:cs="Times New Roman"/>
+                <w:kern w:val="0"/>
+                <w:lang w:val="en-US" w:eastAsia="en-US" w:bidi="ar-SA"/>
+              </w:rPr>
+              <w:fldChar w:fldCharType="separate"/>
+            </w:r>
+            <w:bookmarkStart w:id="337" w:name="Check1_Copy_105_Copy_54_Copy_2"/>
+            <w:bookmarkStart w:id="338" w:name="Check1_Copy_105_Copy_54_Copy_2"/>
+            <w:bookmarkEnd w:id="338"/>
+            <w:r>
+              <w:rPr>
+                <w:rFonts w:eastAsia="Times New Roman" w:cs="Times New Roman"/>
+                <w:kern w:val="0"/>
+                <w:lang w:val="en-US" w:eastAsia="en-US" w:bidi="ar-SA"/>
+              </w:rPr>
+            </w:r>
+            <w:r>
+              <w:rPr>
+                <w:rFonts w:eastAsia="Times New Roman" w:cs="Times New Roman"/>
+                <w:kern w:val="0"/>
+                <w:lang w:val="en-US" w:eastAsia="en-US" w:bidi="ar-SA"/>
+              </w:rPr>
+              <w:fldChar w:fldCharType="end"/>
+            </w:r>
+            <w:r>
+              <w:rPr>
+                <w:rFonts w:eastAsia="Times New Roman" w:cs="Times New Roman"/>
+                <w:kern w:val="0"/>
+                <w:lang w:val="en-US" w:eastAsia="en-US" w:bidi="ar-SA"/>
+              </w:rPr>
+              <w:t xml:space="preserve"> Implemented</w:t>
+            </w:r>
+          </w:p>
+        </w:tc>
+        <w:tc>
+          <w:tcPr>
+            <w:tcW w:w="3309" w:type="dxa"/>
+            <w:tcBorders/>
+          </w:tcPr>
+          <w:p>
+            <w:pPr>
+              <w:pStyle w:val="BodyTextIndent"/>
+              <w:widowControl/>
+              <w:tabs>
+                <w:tab w:val="clear" w:pos="709"/>
+                <w:tab w:val="left" w:pos="0" w:leader="none"/>
+                <w:tab w:val="left" w:pos="630" w:leader="none"/>
+              </w:tabs>
+              <w:bidi w:val="0"/>
+              <w:spacing w:before="0" w:after="0"/>
+              <w:ind w:start="0"/>
+              <w:jc w:val="start"/>
+              <w:rPr>
+                <w:rFonts w:ascii="Times New Roman" w:hAnsi="Times New Roman" w:eastAsia="Times New Roman" w:cs="Times New Roman"/>
+                <w:kern w:val="0"/>
+                <w:lang w:val="en-US" w:eastAsia="en-US" w:bidi="ar-SA"/>
+              </w:rPr>
+            </w:pPr>
+            <w:r>
+              <w:fldChar w:fldCharType="begin">
+                <w:ffData>
+                  <w:name w:val="Check2 Copy 210 Copy 54 Copy 2"/>
+                  <w:enabled/>
+                  <w:calcOnExit w:val="0"/>
+                  <w:checkBox>
+                    <w:sizeAuto/>
+                  </w:checkBox>
+                </w:ffData>
+              </w:fldChar>
+            </w:r>
+            <w:r>
+              <w:rPr>
+                <w:rFonts w:eastAsia="Times New Roman" w:cs="Times New Roman"/>
+                <w:kern w:val="0"/>
+                <w:lang w:val="en-US" w:eastAsia="en-US" w:bidi="ar-SA"/>
+              </w:rPr>
+              <w:instrText xml:space="preserve"> FORMCHECKBOX </w:instrText>
+            </w:r>
+            <w:r>
+              <w:rPr>
+                <w:rFonts w:eastAsia="Times New Roman" w:cs="Times New Roman"/>
+                <w:kern w:val="0"/>
+                <w:lang w:val="en-US" w:eastAsia="en-US" w:bidi="ar-SA"/>
+              </w:rPr>
+              <w:fldChar w:fldCharType="separate"/>
+            </w:r>
+            <w:bookmarkStart w:id="339" w:name="Check2_Copy_210_Copy_54_Copy_2"/>
+            <w:bookmarkStart w:id="340" w:name="Check2_Copy_210_Copy_54_Copy_2"/>
+            <w:bookmarkEnd w:id="340"/>
+            <w:r>
+              <w:rPr>
+                <w:rFonts w:eastAsia="Times New Roman" w:cs="Times New Roman"/>
+                <w:kern w:val="0"/>
+                <w:lang w:val="en-US" w:eastAsia="en-US" w:bidi="ar-SA"/>
+              </w:rPr>
+            </w:r>
+            <w:r>
+              <w:rPr>
+                <w:rFonts w:eastAsia="Times New Roman" w:cs="Times New Roman"/>
+                <w:kern w:val="0"/>
+                <w:lang w:val="en-US" w:eastAsia="en-US" w:bidi="ar-SA"/>
+              </w:rPr>
+              <w:fldChar w:fldCharType="end"/>
+            </w:r>
+            <w:r>
+              <w:rPr>
+                <w:rFonts w:eastAsia="Times New Roman" w:cs="Times New Roman"/>
+                <w:kern w:val="0"/>
+                <w:lang w:val="en-US" w:eastAsia="en-US" w:bidi="ar-SA"/>
+              </w:rPr>
+              <w:t xml:space="preserve"> Planned to be Implemented  </w:t>
+            </w:r>
+          </w:p>
+        </w:tc>
+        <w:tc>
+          <w:tcPr>
+            <w:tcW w:w="3309" w:type="dxa"/>
+            <w:tcBorders/>
+          </w:tcPr>
+          <w:p>
+            <w:pPr>
+              <w:pStyle w:val="BodyTextIndent"/>
+              <w:widowControl/>
+              <w:tabs>
+                <w:tab w:val="clear" w:pos="709"/>
+                <w:tab w:val="left" w:pos="0" w:leader="none"/>
+                <w:tab w:val="left" w:pos="630" w:leader="none"/>
+              </w:tabs>
+              <w:bidi w:val="0"/>
+              <w:spacing w:before="0" w:after="0"/>
+              <w:ind w:start="0"/>
+              <w:jc w:val="start"/>
+              <w:rPr>
+                <w:rFonts w:ascii="Times New Roman" w:hAnsi="Times New Roman" w:eastAsia="Times New Roman" w:cs="Times New Roman"/>
+                <w:kern w:val="0"/>
+                <w:lang w:val="en-US" w:eastAsia="en-US" w:bidi="ar-SA"/>
+              </w:rPr>
+            </w:pPr>
+            <w:r>
+              <w:fldChar w:fldCharType="begin">
+                <w:ffData>
+                  <w:name w:val="Check2 Copy 211 Copy 54 Copy 2"/>
+                  <w:enabled/>
+                  <w:calcOnExit w:val="0"/>
+                  <w:checkBox>
+                    <w:sizeAuto/>
+                  </w:checkBox>
+                </w:ffData>
+              </w:fldChar>
+            </w:r>
+            <w:r>
+              <w:rPr>
+                <w:rFonts w:eastAsia="Times New Roman" w:cs="Times New Roman"/>
+                <w:kern w:val="0"/>
+                <w:lang w:val="en-US" w:eastAsia="en-US" w:bidi="ar-SA"/>
+              </w:rPr>
+              <w:instrText xml:space="preserve"> FORMCHECKBOX </w:instrText>
+            </w:r>
+            <w:r>
+              <w:rPr>
+                <w:rFonts w:eastAsia="Times New Roman" w:cs="Times New Roman"/>
+                <w:kern w:val="0"/>
+                <w:lang w:val="en-US" w:eastAsia="en-US" w:bidi="ar-SA"/>
+              </w:rPr>
+              <w:fldChar w:fldCharType="separate"/>
+            </w:r>
+            <w:bookmarkStart w:id="341" w:name="Check2_Copy_211_Copy_54_Copy_2"/>
+            <w:bookmarkStart w:id="342" w:name="Check2_Copy_211_Copy_54_Copy_2"/>
+            <w:bookmarkEnd w:id="342"/>
+            <w:r>
+              <w:rPr>
+                <w:rFonts w:eastAsia="Times New Roman" w:cs="Times New Roman"/>
+                <w:kern w:val="0"/>
+                <w:lang w:val="en-US" w:eastAsia="en-US" w:bidi="ar-SA"/>
+              </w:rPr>
+            </w:r>
+            <w:r>
+              <w:rPr>
+                <w:rFonts w:eastAsia="Times New Roman" w:cs="Times New Roman"/>
+                <w:kern w:val="0"/>
+                <w:lang w:val="en-US" w:eastAsia="en-US" w:bidi="ar-SA"/>
+              </w:rPr>
+              <w:fldChar w:fldCharType="end"/>
+            </w:r>
+            <w:r>
+              <w:rPr>
+                <w:rFonts w:eastAsia="Times New Roman" w:cs="Times New Roman"/>
+                <w:kern w:val="0"/>
+                <w:lang w:val="en-US" w:eastAsia="en-US" w:bidi="ar-SA"/>
+              </w:rPr>
+              <w:t xml:space="preserve"> Not Applicable </w:t>
+            </w:r>
+          </w:p>
+        </w:tc>
+      </w:tr>
+      <w:tr>
+        <w:trPr/>
+        <w:tc>
+          <w:tcPr>
+            <w:tcW w:w="9926" w:type="dxa"/>
+            <w:gridSpan w:val="3"/>
+            <w:tcBorders/>
+          </w:tcPr>
+          <w:p>
+            <w:pPr>
+              <w:pStyle w:val="BodyTextIndent"/>
+              <w:widowControl/>
+              <w:tabs>
+                <w:tab w:val="clear" w:pos="709"/>
+                <w:tab w:val="left" w:pos="0" w:leader="none"/>
+                <w:tab w:val="left" w:pos="630" w:leader="none"/>
+              </w:tabs>
+              <w:bidi w:val="0"/>
+              <w:spacing w:before="0" w:after="0"/>
+              <w:ind w:start="0"/>
+              <w:jc w:val="start"/>
+              <w:rPr>
+                <w:rFonts w:ascii="Times New Roman" w:hAnsi="Times New Roman" w:eastAsia="Times New Roman" w:cs="Times New Roman"/>
+                <w:b/>
+                <w:color w:val="FF0000"/>
+                <w:kern w:val="0"/>
+                <w:lang w:val="en-US" w:eastAsia="en-US" w:bidi="ar-SA"/>
+              </w:rPr>
+            </w:pPr>
+            <w:r>
+              <w:rPr>
+                <w:rFonts w:eastAsia="Times New Roman" w:cs="Times New Roman"/>
+                <w:b/>
+                <w:color w:val="FF0000"/>
+                <w:kern w:val="0"/>
+                <w:lang w:val="en-US" w:eastAsia="en-US" w:bidi="ar-SA"/>
+              </w:rPr>
+              <w:t>Current implementation or planned implementation details.  If “Not Applicable,” provide rationale.</w:t>
+            </w:r>
+          </w:p>
+        </w:tc>
+      </w:tr>
+    </w:tbl>
     <w:p>
       <w:pPr>
         <w:pStyle w:val="Normal"/>
@@ -23505,9 +23578,11 @@
       </w:pPr>
       <w:r>
         <w:rPr>
-          <w:color w:val="000000"/>
-          <w:sz w:val="23"/>
-          <w:szCs w:val="23"/>
+          <w:b w:val="false"/>
+          <w:bCs w:val="false"/>
+          <w:color w:val="000000"/>
+          <w:sz w:val="23"/>
+          <w:szCs w:val="20"/>
         </w:rPr>
       </w:r>
     </w:p>
@@ -23539,7 +23614,6 @@
     </w:p>
     <w:tbl>
       <w:tblPr>
-        <w:tblStyle w:val="TableGrid"/>
         <w:tblW w:w="9926" w:type="dxa"/>
         <w:jc w:val="start"/>
         <w:tblInd w:w="0" w:type="dxa"/>
@@ -23550,7 +23624,6 @@
           <w:bottom w:w="0" w:type="dxa"/>
           <w:end w:w="108" w:type="dxa"/>
         </w:tblCellMar>
-        <w:tblLook w:firstRow="1" w:noVBand="1" w:lastRow="0" w:firstColumn="1" w:lastColumn="0" w:noHBand="0" w:val="04a0"/>
       </w:tblPr>
       <w:tblGrid>
         <w:gridCol w:w="3308"/>
@@ -23611,9 +23684,9 @@
               </w:rPr>
               <w:fldChar w:fldCharType="separate"/>
             </w:r>
-            <w:bookmarkStart w:id="496" w:name="Check1_Copy_105_Copy_55"/>
-            <w:bookmarkStart w:id="497" w:name="Check1_Copy_105_Copy_55"/>
-            <w:bookmarkEnd w:id="497"/>
+            <w:bookmarkStart w:id="343" w:name="Check1_Copy_105_Copy_55"/>
+            <w:bookmarkStart w:id="344" w:name="Check1_Copy_105_Copy_55"/>
+            <w:bookmarkEnd w:id="344"/>
             <w:r>
               <w:rPr>
                 <w:rFonts w:eastAsia="Times New Roman" w:cs="Times New Roman"/>
@@ -23629,8 +23702,6 @@
               </w:rPr>
               <w:fldChar w:fldCharType="end"/>
             </w:r>
-            <w:bookmarkStart w:id="498" w:name="Check1_Copy_105_Copy_55"/>
-            <w:bookmarkEnd w:id="498"/>
             <w:r>
               <w:rPr>
                 <w:rFonts w:eastAsia="Times New Roman" w:cs="Times New Roman"/>
@@ -23693,9 +23764,9 @@
               </w:rPr>
               <w:fldChar w:fldCharType="separate"/>
             </w:r>
-            <w:bookmarkStart w:id="499" w:name="Check2_Copy_210_Copy_55"/>
-            <w:bookmarkStart w:id="500" w:name="Check2_Copy_210_Copy_55"/>
-            <w:bookmarkEnd w:id="500"/>
+            <w:bookmarkStart w:id="345" w:name="Check2_Copy_210_Copy_55"/>
+            <w:bookmarkStart w:id="346" w:name="Check2_Copy_210_Copy_55"/>
+            <w:bookmarkEnd w:id="346"/>
             <w:r>
               <w:rPr>
                 <w:rFonts w:eastAsia="Times New Roman" w:cs="Times New Roman"/>
@@ -23711,8 +23782,6 @@
               </w:rPr>
               <w:fldChar w:fldCharType="end"/>
             </w:r>
-            <w:bookmarkStart w:id="501" w:name="Check2_Copy_210_Copy_55"/>
-            <w:bookmarkEnd w:id="501"/>
             <w:r>
               <w:rPr>
                 <w:rFonts w:eastAsia="Times New Roman" w:cs="Times New Roman"/>
@@ -23775,9 +23844,9 @@
               </w:rPr>
               <w:fldChar w:fldCharType="separate"/>
             </w:r>
-            <w:bookmarkStart w:id="502" w:name="Check2_Copy_211_Copy_55"/>
-            <w:bookmarkStart w:id="503" w:name="Check2_Copy_211_Copy_55"/>
-            <w:bookmarkEnd w:id="503"/>
+            <w:bookmarkStart w:id="347" w:name="Check2_Copy_211_Copy_55"/>
+            <w:bookmarkStart w:id="348" w:name="Check2_Copy_211_Copy_55"/>
+            <w:bookmarkEnd w:id="348"/>
             <w:r>
               <w:rPr>
                 <w:rFonts w:eastAsia="Times New Roman" w:cs="Times New Roman"/>
@@ -23793,8 +23862,6 @@
               </w:rPr>
               <w:fldChar w:fldCharType="end"/>
             </w:r>
-            <w:bookmarkStart w:id="504" w:name="Check2_Copy_211_Copy_55"/>
-            <w:bookmarkEnd w:id="504"/>
             <w:r>
               <w:rPr>
                 <w:rFonts w:eastAsia="Times New Roman" w:cs="Times New Roman"/>
@@ -23829,6 +23896,8 @@
               <w:jc w:val="start"/>
               <w:rPr>
                 <w:rFonts w:ascii="Times New Roman" w:hAnsi="Times New Roman" w:eastAsia="Times New Roman" w:cs="Times New Roman"/>
+                <w:b/>
+                <w:color w:val="FF0000"/>
                 <w:kern w:val="0"/>
                 <w:lang w:val="en-US" w:eastAsia="en-US" w:bidi="ar-SA"/>
               </w:rPr>
@@ -23864,9 +23933,11 @@
       </w:pPr>
       <w:r>
         <w:rPr>
-          <w:color w:val="000000"/>
-          <w:sz w:val="23"/>
-          <w:szCs w:val="23"/>
+          <w:b w:val="false"/>
+          <w:bCs w:val="false"/>
+          <w:color w:val="000000"/>
+          <w:sz w:val="23"/>
+          <w:szCs w:val="20"/>
         </w:rPr>
       </w:r>
     </w:p>
@@ -23898,7 +23969,6 @@
     </w:p>
     <w:tbl>
       <w:tblPr>
-        <w:tblStyle w:val="TableGrid"/>
         <w:tblW w:w="9926" w:type="dxa"/>
         <w:jc w:val="start"/>
         <w:tblInd w:w="0" w:type="dxa"/>
@@ -23909,7 +23979,6 @@
           <w:bottom w:w="0" w:type="dxa"/>
           <w:end w:w="108" w:type="dxa"/>
         </w:tblCellMar>
-        <w:tblLook w:firstRow="1" w:noVBand="1" w:lastRow="0" w:firstColumn="1" w:lastColumn="0" w:noHBand="0" w:val="04a0"/>
       </w:tblPr>
       <w:tblGrid>
         <w:gridCol w:w="3308"/>
@@ -23970,9 +24039,9 @@
               </w:rPr>
               <w:fldChar w:fldCharType="separate"/>
             </w:r>
-            <w:bookmarkStart w:id="505" w:name="Check1_Copy_105_Copy_56"/>
-            <w:bookmarkStart w:id="506" w:name="Check1_Copy_105_Copy_56"/>
-            <w:bookmarkEnd w:id="506"/>
+            <w:bookmarkStart w:id="349" w:name="Check1_Copy_105_Copy_56"/>
+            <w:bookmarkStart w:id="350" w:name="Check1_Copy_105_Copy_56"/>
+            <w:bookmarkEnd w:id="350"/>
             <w:r>
               <w:rPr>
                 <w:rFonts w:eastAsia="Times New Roman" w:cs="Times New Roman"/>
@@ -23988,8 +24057,6 @@
               </w:rPr>
               <w:fldChar w:fldCharType="end"/>
             </w:r>
-            <w:bookmarkStart w:id="507" w:name="Check1_Copy_105_Copy_56"/>
-            <w:bookmarkEnd w:id="507"/>
             <w:r>
               <w:rPr>
                 <w:rFonts w:eastAsia="Times New Roman" w:cs="Times New Roman"/>
@@ -24052,9 +24119,9 @@
               </w:rPr>
               <w:fldChar w:fldCharType="separate"/>
             </w:r>
-            <w:bookmarkStart w:id="508" w:name="Check2_Copy_210_Copy_56"/>
-            <w:bookmarkStart w:id="509" w:name="Check2_Copy_210_Copy_56"/>
-            <w:bookmarkEnd w:id="509"/>
+            <w:bookmarkStart w:id="351" w:name="Check2_Copy_210_Copy_56"/>
+            <w:bookmarkStart w:id="352" w:name="Check2_Copy_210_Copy_56"/>
+            <w:bookmarkEnd w:id="352"/>
             <w:r>
               <w:rPr>
                 <w:rFonts w:eastAsia="Times New Roman" w:cs="Times New Roman"/>
@@ -24070,8 +24137,6 @@
               </w:rPr>
               <w:fldChar w:fldCharType="end"/>
             </w:r>
-            <w:bookmarkStart w:id="510" w:name="Check2_Copy_210_Copy_56"/>
-            <w:bookmarkEnd w:id="510"/>
             <w:r>
               <w:rPr>
                 <w:rFonts w:eastAsia="Times New Roman" w:cs="Times New Roman"/>
@@ -24134,9 +24199,9 @@
               </w:rPr>
               <w:fldChar w:fldCharType="separate"/>
             </w:r>
-            <w:bookmarkStart w:id="511" w:name="Check2_Copy_211_Copy_56"/>
-            <w:bookmarkStart w:id="512" w:name="Check2_Copy_211_Copy_56"/>
-            <w:bookmarkEnd w:id="512"/>
+            <w:bookmarkStart w:id="353" w:name="Check2_Copy_211_Copy_56"/>
+            <w:bookmarkStart w:id="354" w:name="Check2_Copy_211_Copy_56"/>
+            <w:bookmarkEnd w:id="354"/>
             <w:r>
               <w:rPr>
                 <w:rFonts w:eastAsia="Times New Roman" w:cs="Times New Roman"/>
@@ -24152,8 +24217,6 @@
               </w:rPr>
               <w:fldChar w:fldCharType="end"/>
             </w:r>
-            <w:bookmarkStart w:id="513" w:name="Check2_Copy_211_Copy_56"/>
-            <w:bookmarkEnd w:id="513"/>
             <w:r>
               <w:rPr>
                 <w:rFonts w:eastAsia="Times New Roman" w:cs="Times New Roman"/>
@@ -24188,6 +24251,8 @@
               <w:jc w:val="start"/>
               <w:rPr>
                 <w:rFonts w:ascii="Times New Roman" w:hAnsi="Times New Roman" w:eastAsia="Times New Roman" w:cs="Times New Roman"/>
+                <w:b/>
+                <w:color w:val="FF0000"/>
                 <w:kern w:val="0"/>
                 <w:lang w:val="en-US" w:eastAsia="en-US" w:bidi="ar-SA"/>
               </w:rPr>
@@ -24223,9 +24288,11 @@
       </w:pPr>
       <w:r>
         <w:rPr>
-          <w:color w:val="000000"/>
-          <w:sz w:val="23"/>
-          <w:szCs w:val="23"/>
+          <w:b w:val="false"/>
+          <w:bCs w:val="false"/>
+          <w:color w:val="000000"/>
+          <w:sz w:val="23"/>
+          <w:szCs w:val="20"/>
         </w:rPr>
       </w:r>
     </w:p>
@@ -24283,7 +24350,6 @@
     </w:p>
     <w:tbl>
       <w:tblPr>
-        <w:tblStyle w:val="TableGrid"/>
         <w:tblW w:w="9926" w:type="dxa"/>
         <w:jc w:val="start"/>
         <w:tblInd w:w="0" w:type="dxa"/>
@@ -24294,7 +24360,6 @@
           <w:bottom w:w="0" w:type="dxa"/>
           <w:end w:w="108" w:type="dxa"/>
         </w:tblCellMar>
-        <w:tblLook w:firstRow="1" w:noVBand="1" w:lastRow="0" w:firstColumn="1" w:lastColumn="0" w:noHBand="0" w:val="04a0"/>
       </w:tblPr>
       <w:tblGrid>
         <w:gridCol w:w="3308"/>
@@ -24355,9 +24420,9 @@
               </w:rPr>
               <w:fldChar w:fldCharType="separate"/>
             </w:r>
-            <w:bookmarkStart w:id="514" w:name="Check1_Copy_105_Copy_57"/>
-            <w:bookmarkStart w:id="515" w:name="Check1_Copy_105_Copy_57"/>
-            <w:bookmarkEnd w:id="515"/>
+            <w:bookmarkStart w:id="355" w:name="Check1_Copy_105_Copy_57"/>
+            <w:bookmarkStart w:id="356" w:name="Check1_Copy_105_Copy_57"/>
+            <w:bookmarkEnd w:id="356"/>
             <w:r>
               <w:rPr>
                 <w:rFonts w:eastAsia="Times New Roman" w:cs="Times New Roman"/>
@@ -24373,8 +24438,6 @@
               </w:rPr>
               <w:fldChar w:fldCharType="end"/>
             </w:r>
-            <w:bookmarkStart w:id="516" w:name="Check1_Copy_105_Copy_57"/>
-            <w:bookmarkEnd w:id="516"/>
             <w:r>
               <w:rPr>
                 <w:rFonts w:eastAsia="Times New Roman" w:cs="Times New Roman"/>
@@ -24437,9 +24500,9 @@
               </w:rPr>
               <w:fldChar w:fldCharType="separate"/>
             </w:r>
-            <w:bookmarkStart w:id="517" w:name="Check2_Copy_210_Copy_57"/>
-            <w:bookmarkStart w:id="518" w:name="Check2_Copy_210_Copy_57"/>
-            <w:bookmarkEnd w:id="518"/>
+            <w:bookmarkStart w:id="357" w:name="Check2_Copy_210_Copy_57"/>
+            <w:bookmarkStart w:id="358" w:name="Check2_Copy_210_Copy_57"/>
+            <w:bookmarkEnd w:id="358"/>
             <w:r>
               <w:rPr>
                 <w:rFonts w:eastAsia="Times New Roman" w:cs="Times New Roman"/>
@@ -24455,8 +24518,6 @@
               </w:rPr>
               <w:fldChar w:fldCharType="end"/>
             </w:r>
-            <w:bookmarkStart w:id="519" w:name="Check2_Copy_210_Copy_57"/>
-            <w:bookmarkEnd w:id="519"/>
             <w:r>
               <w:rPr>
                 <w:rFonts w:eastAsia="Times New Roman" w:cs="Times New Roman"/>
@@ -24519,9 +24580,9 @@
               </w:rPr>
               <w:fldChar w:fldCharType="separate"/>
             </w:r>
-            <w:bookmarkStart w:id="520" w:name="Check2_Copy_211_Copy_57"/>
-            <w:bookmarkStart w:id="521" w:name="Check2_Copy_211_Copy_57"/>
-            <w:bookmarkEnd w:id="521"/>
+            <w:bookmarkStart w:id="359" w:name="Check2_Copy_211_Copy_57"/>
+            <w:bookmarkStart w:id="360" w:name="Check2_Copy_211_Copy_57"/>
+            <w:bookmarkEnd w:id="360"/>
             <w:r>
               <w:rPr>
                 <w:rFonts w:eastAsia="Times New Roman" w:cs="Times New Roman"/>
@@ -24537,8 +24598,6 @@
               </w:rPr>
               <w:fldChar w:fldCharType="end"/>
             </w:r>
-            <w:bookmarkStart w:id="522" w:name="Check2_Copy_211_Copy_57"/>
-            <w:bookmarkEnd w:id="522"/>
             <w:r>
               <w:rPr>
                 <w:rFonts w:eastAsia="Times New Roman" w:cs="Times New Roman"/>
@@ -24573,6 +24632,8 @@
               <w:jc w:val="start"/>
               <w:rPr>
                 <w:rFonts w:ascii="Times New Roman" w:hAnsi="Times New Roman" w:eastAsia="Times New Roman" w:cs="Times New Roman"/>
+                <w:b/>
+                <w:color w:val="FF0000"/>
                 <w:kern w:val="0"/>
                 <w:lang w:val="en-US" w:eastAsia="en-US" w:bidi="ar-SA"/>
               </w:rPr>
@@ -24674,25 +24735,24 @@
           <w:bottom w:w="0" w:type="dxa"/>
           <w:end w:w="108" w:type="dxa"/>
         </w:tblCellMar>
-        <w:tblLook w:firstRow="0" w:noVBand="0" w:lastRow="0" w:firstColumn="0" w:lastColumn="0" w:noHBand="0" w:val="0000"/>
       </w:tblPr>
       <w:tblGrid>
-        <w:gridCol w:w="1613"/>
-        <w:gridCol w:w="5492"/>
+        <w:gridCol w:w="1614"/>
+        <w:gridCol w:w="5491"/>
         <w:gridCol w:w="1890"/>
       </w:tblGrid>
       <w:tr>
         <w:trPr/>
         <w:tc>
           <w:tcPr>
-            <w:tcW w:w="1613" w:type="dxa"/>
+            <w:tcW w:w="1614" w:type="dxa"/>
             <w:tcBorders>
               <w:top w:val="single" w:sz="4" w:space="0" w:color="000000"/>
               <w:start w:val="single" w:sz="4" w:space="0" w:color="000000"/>
               <w:bottom w:val="single" w:sz="4" w:space="0" w:color="000000"/>
               <w:end w:val="single" w:sz="4" w:space="0" w:color="000000"/>
             </w:tcBorders>
-            <w:shd w:color="auto" w:fill="auto" w:val="pct15"/>
+            <w:shd w:fill="D8D8D8" w:val="clear"/>
           </w:tcPr>
           <w:p>
             <w:pPr>
@@ -24719,14 +24779,14 @@
         </w:tc>
         <w:tc>
           <w:tcPr>
-            <w:tcW w:w="5492" w:type="dxa"/>
+            <w:tcW w:w="5491" w:type="dxa"/>
             <w:tcBorders>
               <w:top w:val="single" w:sz="4" w:space="0" w:color="000000"/>
               <w:start w:val="single" w:sz="4" w:space="0" w:color="000000"/>
               <w:bottom w:val="single" w:sz="4" w:space="0" w:color="000000"/>
               <w:end w:val="single" w:sz="4" w:space="0" w:color="000000"/>
             </w:tcBorders>
-            <w:shd w:color="auto" w:fill="auto" w:val="pct15"/>
+            <w:shd w:fill="D8D8D8" w:val="clear"/>
           </w:tcPr>
           <w:p>
             <w:pPr>
@@ -24762,7 +24822,7 @@
               <w:bottom w:val="single" w:sz="4" w:space="0" w:color="000000"/>
               <w:end w:val="single" w:sz="4" w:space="0" w:color="000000"/>
             </w:tcBorders>
-            <w:shd w:color="auto" w:fill="auto" w:val="pct15"/>
+            <w:shd w:fill="D8D8D8" w:val="clear"/>
           </w:tcPr>
           <w:p>
             <w:pPr>
@@ -24794,7 +24854,7 @@
         <w:trPr/>
         <w:tc>
           <w:tcPr>
-            <w:tcW w:w="1613" w:type="dxa"/>
+            <w:tcW w:w="1614" w:type="dxa"/>
             <w:tcBorders>
               <w:top w:val="single" w:sz="4" w:space="0" w:color="000000"/>
               <w:start w:val="single" w:sz="4" w:space="0" w:color="000000"/>
@@ -24824,7 +24884,7 @@
         </w:tc>
         <w:tc>
           <w:tcPr>
-            <w:tcW w:w="5492" w:type="dxa"/>
+            <w:tcW w:w="5491" w:type="dxa"/>
             <w:tcBorders>
               <w:top w:val="single" w:sz="4" w:space="0" w:color="000000"/>
               <w:start w:val="single" w:sz="4" w:space="0" w:color="000000"/>
@@ -24887,7 +24947,7 @@
         <w:trPr/>
         <w:tc>
           <w:tcPr>
-            <w:tcW w:w="1613" w:type="dxa"/>
+            <w:tcW w:w="1614" w:type="dxa"/>
             <w:tcBorders>
               <w:top w:val="single" w:sz="4" w:space="0" w:color="000000"/>
               <w:start w:val="single" w:sz="4" w:space="0" w:color="000000"/>
@@ -24917,7 +24977,7 @@
         </w:tc>
         <w:tc>
           <w:tcPr>
-            <w:tcW w:w="5492" w:type="dxa"/>
+            <w:tcW w:w="5491" w:type="dxa"/>
             <w:tcBorders>
               <w:top w:val="single" w:sz="4" w:space="0" w:color="000000"/>
               <w:start w:val="single" w:sz="4" w:space="0" w:color="000000"/>
@@ -24980,7 +25040,7 @@
         <w:trPr/>
         <w:tc>
           <w:tcPr>
-            <w:tcW w:w="1613" w:type="dxa"/>
+            <w:tcW w:w="1614" w:type="dxa"/>
             <w:tcBorders>
               <w:top w:val="single" w:sz="4" w:space="0" w:color="000000"/>
               <w:start w:val="single" w:sz="4" w:space="0" w:color="000000"/>
@@ -25010,7 +25070,7 @@
         </w:tc>
         <w:tc>
           <w:tcPr>
-            <w:tcW w:w="5492" w:type="dxa"/>
+            <w:tcW w:w="5491" w:type="dxa"/>
             <w:tcBorders>
               <w:top w:val="single" w:sz="4" w:space="0" w:color="000000"/>
               <w:start w:val="single" w:sz="4" w:space="0" w:color="000000"/>
@@ -25073,7 +25133,7 @@
         <w:trPr/>
         <w:tc>
           <w:tcPr>
-            <w:tcW w:w="1613" w:type="dxa"/>
+            <w:tcW w:w="1614" w:type="dxa"/>
             <w:tcBorders>
               <w:top w:val="single" w:sz="4" w:space="0" w:color="000000"/>
               <w:start w:val="single" w:sz="4" w:space="0" w:color="000000"/>
@@ -25103,7 +25163,7 @@
         </w:tc>
         <w:tc>
           <w:tcPr>
-            <w:tcW w:w="5492" w:type="dxa"/>
+            <w:tcW w:w="5491" w:type="dxa"/>
             <w:tcBorders>
               <w:top w:val="single" w:sz="4" w:space="0" w:color="000000"/>
               <w:start w:val="single" w:sz="4" w:space="0" w:color="000000"/>
@@ -25166,7 +25226,7 @@
         <w:trPr/>
         <w:tc>
           <w:tcPr>
-            <w:tcW w:w="1613" w:type="dxa"/>
+            <w:tcW w:w="1614" w:type="dxa"/>
             <w:tcBorders>
               <w:top w:val="single" w:sz="4" w:space="0" w:color="000000"/>
               <w:start w:val="single" w:sz="4" w:space="0" w:color="000000"/>
@@ -25196,7 +25256,7 @@
         </w:tc>
         <w:tc>
           <w:tcPr>
-            <w:tcW w:w="5492" w:type="dxa"/>
+            <w:tcW w:w="5491" w:type="dxa"/>
             <w:tcBorders>
               <w:top w:val="single" w:sz="4" w:space="0" w:color="000000"/>
               <w:start w:val="single" w:sz="4" w:space="0" w:color="000000"/>
@@ -25259,7 +25319,7 @@
         <w:trPr/>
         <w:tc>
           <w:tcPr>
-            <w:tcW w:w="1613" w:type="dxa"/>
+            <w:tcW w:w="1614" w:type="dxa"/>
             <w:tcBorders>
               <w:top w:val="single" w:sz="4" w:space="0" w:color="000000"/>
               <w:start w:val="single" w:sz="4" w:space="0" w:color="000000"/>
@@ -25289,7 +25349,7 @@
         </w:tc>
         <w:tc>
           <w:tcPr>
-            <w:tcW w:w="5492" w:type="dxa"/>
+            <w:tcW w:w="5491" w:type="dxa"/>
             <w:tcBorders>
               <w:top w:val="single" w:sz="4" w:space="0" w:color="000000"/>
               <w:start w:val="single" w:sz="4" w:space="0" w:color="000000"/>
@@ -25352,7 +25412,7 @@
         <w:trPr/>
         <w:tc>
           <w:tcPr>
-            <w:tcW w:w="1613" w:type="dxa"/>
+            <w:tcW w:w="1614" w:type="dxa"/>
             <w:tcBorders>
               <w:top w:val="single" w:sz="4" w:space="0" w:color="000000"/>
               <w:start w:val="single" w:sz="4" w:space="0" w:color="000000"/>
@@ -25382,7 +25442,7 @@
         </w:tc>
         <w:tc>
           <w:tcPr>
-            <w:tcW w:w="5492" w:type="dxa"/>
+            <w:tcW w:w="5491" w:type="dxa"/>
             <w:tcBorders>
               <w:top w:val="single" w:sz="4" w:space="0" w:color="000000"/>
               <w:start w:val="single" w:sz="4" w:space="0" w:color="000000"/>
@@ -25445,7 +25505,7 @@
         <w:trPr/>
         <w:tc>
           <w:tcPr>
-            <w:tcW w:w="1613" w:type="dxa"/>
+            <w:tcW w:w="1614" w:type="dxa"/>
             <w:tcBorders>
               <w:top w:val="single" w:sz="4" w:space="0" w:color="000000"/>
               <w:start w:val="single" w:sz="4" w:space="0" w:color="000000"/>
@@ -25475,7 +25535,7 @@
         </w:tc>
         <w:tc>
           <w:tcPr>
-            <w:tcW w:w="5492" w:type="dxa"/>
+            <w:tcW w:w="5491" w:type="dxa"/>
             <w:tcBorders>
               <w:top w:val="single" w:sz="4" w:space="0" w:color="000000"/>
               <w:start w:val="single" w:sz="4" w:space="0" w:color="000000"/>
@@ -25551,36 +25611,20 @@
       </w:r>
     </w:p>
     <w:sectPr>
-      <w:headerReference w:type="even" r:id="rId3"/>
-      <w:headerReference w:type="default" r:id="rId4"/>
-      <w:headerReference w:type="first" r:id="rId5"/>
+      <w:headerReference w:type="default" r:id="rId3"/>
       <w:type w:val="nextPage"/>
       <w:pgSz w:w="12240" w:h="15840"/>
       <w:pgMar w:left="1134" w:right="1134" w:gutter="0" w:header="1134" w:top="1693" w:footer="0" w:bottom="1134"/>
       <w:pgNumType w:fmt="decimal"/>
       <w:formProt w:val="false"/>
       <w:textDirection w:val="lrTb"/>
-      <w:docGrid w:type="default" w:linePitch="100" w:charSpace="0"/>
+      <w:docGrid w:type="default" w:linePitch="600" w:charSpace="32768"/>
     </w:sectPr>
   </w:body>
 </w:document>
 </file>
 
 <file path=word/header1.xml><?xml version="1.0" encoding="utf-8"?>
-<w:hdr xmlns:o="urn:schemas-microsoft-com:office:office" xmlns:r="http://schemas.openxmlformats.org/officeDocument/2006/relationships" xmlns:v="urn:schemas-microsoft-com:vml" xmlns:w="http://schemas.openxmlformats.org/wordprocessingml/2006/main" xmlns:w10="urn:schemas-microsoft-com:office:word" xmlns:wp="http://schemas.openxmlformats.org/drawingml/2006/wordprocessingDrawing" xmlns:pic="http://schemas.openxmlformats.org/drawingml/2006/picture" xmlns:wps="http://schemas.microsoft.com/office/word/2010/wordprocessingShape" xmlns:wpg="http://schemas.microsoft.com/office/word/2010/wordprocessingGroup" xmlns:mc="http://schemas.openxmlformats.org/markup-compatibility/2006" xmlns:wp14="http://schemas.microsoft.com/office/word/2010/wordprocessingDrawing" xmlns:w14="http://schemas.microsoft.com/office/word/2010/wordml" xmlns:w15="http://schemas.microsoft.com/office/word/2012/wordml" mc:Ignorable="w14 wp14 w15">
-  <w:p>
-    <w:pPr>
-      <w:pStyle w:val="Header"/>
-      <w:rPr/>
-    </w:pPr>
-    <w:r>
-      <w:rPr/>
-    </w:r>
-  </w:p>
-</w:hdr>
-</file>
-
-<file path=word/header2.xml><?xml version="1.0" encoding="utf-8"?>
 <w:hdr xmlns:o="urn:schemas-microsoft-com:office:office" xmlns:r="http://schemas.openxmlformats.org/officeDocument/2006/relationships" xmlns:v="urn:schemas-microsoft-com:vml" xmlns:w="http://schemas.openxmlformats.org/wordprocessingml/2006/main" xmlns:w10="urn:schemas-microsoft-com:office:word" xmlns:wp="http://schemas.openxmlformats.org/drawingml/2006/wordprocessingDrawing" xmlns:pic="http://schemas.openxmlformats.org/drawingml/2006/picture" xmlns:wps="http://schemas.microsoft.com/office/word/2010/wordprocessingShape" xmlns:wpg="http://schemas.microsoft.com/office/word/2010/wordprocessingGroup" xmlns:mc="http://schemas.openxmlformats.org/markup-compatibility/2006" xmlns:wp14="http://schemas.microsoft.com/office/word/2010/wordprocessingDrawing" xmlns:w14="http://schemas.microsoft.com/office/word/2010/wordml" xmlns:w15="http://schemas.microsoft.com/office/word/2012/wordml" mc:Ignorable="w14 wp14 w15">
   <w:p>
     <w:pPr>
@@ -25596,7 +25640,7 @@
       <mc:AlternateContent>
         <mc:Choice Requires="wps">
           <w:drawing>
-            <wp:anchor distT="14605" distB="14605" distL="14605" distR="14605" simplePos="0" relativeHeight="12" behindDoc="1" locked="0" layoutInCell="1" allowOverlap="1" wp14:anchorId="3BF25457">
+            <wp:anchor distT="19050" distB="19050" distL="19050" distR="19050" simplePos="0" relativeHeight="12" behindDoc="1" locked="0" layoutInCell="1" allowOverlap="1">
               <wp:simplePos x="0" y="0"/>
               <wp:positionH relativeFrom="column">
                 <wp:posOffset>0</wp:posOffset>
@@ -25604,7 +25648,7 @@
               <wp:positionV relativeFrom="paragraph">
                 <wp:posOffset>227965</wp:posOffset>
               </wp:positionV>
-              <wp:extent cx="5943600" cy="635"/>
+              <wp:extent cx="5943600" cy="0"/>
               <wp:effectExtent l="14605" t="14605" r="14605" b="14605"/>
               <wp:wrapNone/>
               <wp:docPr id="1" name="Line 1"/>
@@ -25615,12 +25659,12 @@
                     <wps:spPr>
                       <a:xfrm>
                         <a:off x="0" y="0"/>
-                        <a:ext cx="5943600" cy="720"/>
+                        <a:ext cx="5943600" cy="0"/>
                       </a:xfrm>
                       <a:prstGeom prst="line">
                         <a:avLst/>
                       </a:prstGeom>
-                      <a:ln w="28575">
+                      <a:ln w="28440">
                         <a:solidFill>
                           <a:srgbClr val="000000"/>
                         </a:solidFill>
@@ -25642,121 +25686,7 @@
         </mc:Choice>
         <mc:Fallback>
           <w:pict>
-            <v:line id="shape_0" from="0pt,17.95pt" to="467.95pt,17.95pt" stroked="t" o:allowincell="f" style="position:absolute" wp14:anchorId="3BF25457">
-              <v:stroke color="black" weight="28440" joinstyle="round" endcap="flat"/>
-              <v:fill o:detectmouseclick="t" on="false"/>
-              <w10:wrap type="none"/>
-            </v:line>
-          </w:pict>
-        </mc:Fallback>
-      </mc:AlternateContent>
-    </w:r>
-    <w:r>
-      <w:rPr>
-        <w:b/>
-        <w:bCs/>
-      </w:rPr>
-      <w:t>&lt;&lt;</w:t>
-    </w:r>
-    <w:r>
-      <w:rPr>
-        <w:b/>
-        <w:bCs/>
-        <w:color w:val="FF0000"/>
-      </w:rPr>
-      <w:t>Insert name</w:t>
-    </w:r>
-    <w:r>
-      <w:rPr>
-        <w:b/>
-        <w:bCs/>
-      </w:rPr>
-      <w:t xml:space="preserve">&gt;&gt; SYSTEM SECURITY PLAN   </w:t>
-      <w:tab/>
-      <w:t xml:space="preserve">                    Last Updated:  &lt;&lt;</w:t>
-    </w:r>
-    <w:r>
-      <w:rPr>
-        <w:b/>
-        <w:bCs/>
-        <w:color w:val="FF0000"/>
-      </w:rPr>
-      <w:t>Insert date</w:t>
-    </w:r>
-    <w:r>
-      <w:rPr>
-        <w:b/>
-        <w:bCs/>
-      </w:rPr>
-      <w:t>&gt;&gt;</w:t>
-    </w:r>
-  </w:p>
-</w:hdr>
-</file>
-
-<file path=word/header3.xml><?xml version="1.0" encoding="utf-8"?>
-<w:hdr xmlns:o="urn:schemas-microsoft-com:office:office" xmlns:r="http://schemas.openxmlformats.org/officeDocument/2006/relationships" xmlns:v="urn:schemas-microsoft-com:vml" xmlns:w="http://schemas.openxmlformats.org/wordprocessingml/2006/main" xmlns:w10="urn:schemas-microsoft-com:office:word" xmlns:wp="http://schemas.openxmlformats.org/drawingml/2006/wordprocessingDrawing" xmlns:pic="http://schemas.openxmlformats.org/drawingml/2006/picture" xmlns:wps="http://schemas.microsoft.com/office/word/2010/wordprocessingShape" xmlns:wpg="http://schemas.microsoft.com/office/word/2010/wordprocessingGroup" xmlns:mc="http://schemas.openxmlformats.org/markup-compatibility/2006" xmlns:wp14="http://schemas.microsoft.com/office/word/2010/wordprocessingDrawing" xmlns:w14="http://schemas.microsoft.com/office/word/2010/wordml" xmlns:w15="http://schemas.microsoft.com/office/word/2012/wordml" mc:Ignorable="w14 wp14 w15">
-  <w:p>
-    <w:pPr>
-      <w:pStyle w:val="Header"/>
-      <w:bidi w:val="0"/>
-      <w:jc w:val="start"/>
-      <w:rPr>
-        <w:b/>
-        <w:bCs/>
-      </w:rPr>
-    </w:pPr>
-    <w:r>
-      <mc:AlternateContent>
-        <mc:Choice Requires="wps">
-          <w:drawing>
-            <wp:anchor distT="14605" distB="14605" distL="14605" distR="14605" simplePos="0" relativeHeight="12" behindDoc="1" locked="0" layoutInCell="1" allowOverlap="1" wp14:anchorId="3BF25457">
-              <wp:simplePos x="0" y="0"/>
-              <wp:positionH relativeFrom="column">
-                <wp:posOffset>0</wp:posOffset>
-              </wp:positionH>
-              <wp:positionV relativeFrom="paragraph">
-                <wp:posOffset>227965</wp:posOffset>
-              </wp:positionV>
-              <wp:extent cx="5943600" cy="635"/>
-              <wp:effectExtent l="14605" t="14605" r="14605" b="14605"/>
-              <wp:wrapNone/>
-              <wp:docPr id="2" name="Line 1"/>
-              <a:graphic xmlns:a="http://schemas.openxmlformats.org/drawingml/2006/main">
-                <a:graphicData uri="http://schemas.microsoft.com/office/word/2010/wordprocessingShape">
-                  <wps:wsp>
-                    <wps:cNvSpPr/>
-                    <wps:spPr>
-                      <a:xfrm>
-                        <a:off x="0" y="0"/>
-                        <a:ext cx="5943600" cy="720"/>
-                      </a:xfrm>
-                      <a:prstGeom prst="line">
-                        <a:avLst/>
-                      </a:prstGeom>
-                      <a:ln w="28575">
-                        <a:solidFill>
-                          <a:srgbClr val="000000"/>
-                        </a:solidFill>
-                        <a:round/>
-                      </a:ln>
-                    </wps:spPr>
-                    <wps:style>
-                      <a:lnRef idx="0"/>
-                      <a:fillRef idx="0"/>
-                      <a:effectRef idx="0"/>
-                      <a:fontRef idx="minor"/>
-                    </wps:style>
-                    <wps:bodyPr/>
-                  </wps:wsp>
-                </a:graphicData>
-              </a:graphic>
-            </wp:anchor>
-          </w:drawing>
-        </mc:Choice>
-        <mc:Fallback>
-          <w:pict>
-            <v:line id="shape_0" from="0pt,17.95pt" to="467.95pt,17.95pt" stroked="t" o:allowincell="f" style="position:absolute" wp14:anchorId="3BF25457">
+            <v:line id="shape_0" from="0pt,17.95pt" to="467.95pt,17.95pt" stroked="t" o:allowincell="f" style="position:absolute">
               <v:stroke color="black" weight="28440" joinstyle="round" endcap="flat"/>
               <v:fill o:detectmouseclick="t" on="false"/>
               <w10:wrap type="none"/>
@@ -25960,7 +25890,7 @@
       <w:start w:val="1"/>
       <w:numFmt w:val="none"/>
       <w:suff w:val="nothing"/>
-      <w:lvlText w:val=""/>
+      <w:lvlText w:val="%1"/>
       <w:lvlJc w:val="start"/>
       <w:pPr>
         <w:tabs>
@@ -25973,7 +25903,7 @@
       <w:start w:val="1"/>
       <w:numFmt w:val="none"/>
       <w:suff w:val="nothing"/>
-      <w:lvlText w:val=""/>
+      <w:lvlText w:val="%2"/>
       <w:lvlJc w:val="start"/>
       <w:pPr>
         <w:tabs>
@@ -25986,7 +25916,7 @@
       <w:start w:val="1"/>
       <w:numFmt w:val="none"/>
       <w:suff w:val="nothing"/>
-      <w:lvlText w:val=""/>
+      <w:lvlText w:val="%3"/>
       <w:lvlJc w:val="start"/>
       <w:pPr>
         <w:tabs>
@@ -25999,7 +25929,7 @@
       <w:start w:val="1"/>
       <w:numFmt w:val="none"/>
       <w:suff w:val="nothing"/>
-      <w:lvlText w:val=""/>
+      <w:lvlText w:val="%4"/>
       <w:lvlJc w:val="start"/>
       <w:pPr>
         <w:tabs>
@@ -26012,7 +25942,7 @@
       <w:start w:val="1"/>
       <w:numFmt w:val="none"/>
       <w:suff w:val="nothing"/>
-      <w:lvlText w:val=""/>
+      <w:lvlText w:val="%5"/>
       <w:lvlJc w:val="start"/>
       <w:pPr>
         <w:tabs>
@@ -26025,7 +25955,7 @@
       <w:start w:val="1"/>
       <w:numFmt w:val="none"/>
       <w:suff w:val="nothing"/>
-      <w:lvlText w:val=""/>
+      <w:lvlText w:val="%6"/>
       <w:lvlJc w:val="start"/>
       <w:pPr>
         <w:tabs>
@@ -26038,7 +25968,7 @@
       <w:start w:val="1"/>
       <w:numFmt w:val="none"/>
       <w:suff w:val="nothing"/>
-      <w:lvlText w:val=""/>
+      <w:lvlText w:val="%7"/>
       <w:lvlJc w:val="start"/>
       <w:pPr>
         <w:tabs>
@@ -26051,7 +25981,7 @@
       <w:start w:val="1"/>
       <w:numFmt w:val="none"/>
       <w:suff w:val="nothing"/>
-      <w:lvlText w:val=""/>
+      <w:lvlText w:val="%8"/>
       <w:lvlJc w:val="start"/>
       <w:pPr>
         <w:tabs>
@@ -26064,7 +25994,7 @@
       <w:start w:val="1"/>
       <w:numFmt w:val="none"/>
       <w:suff w:val="nothing"/>
-      <w:lvlText w:val=""/>
+      <w:lvlText w:val="%9"/>
       <w:lvlJc w:val="start"/>
       <w:pPr>
         <w:tabs>
@@ -26097,6 +26027,7 @@
     </w:rPrDefault>
     <w:pPrDefault>
       <w:pPr>
+        <w:widowControl/>
         <w:suppressAutoHyphens w:val="true"/>
       </w:pPr>
     </w:pPrDefault>
@@ -26106,10 +26037,10 @@
     <w:qFormat/>
     <w:pPr>
       <w:widowControl/>
-      <w:suppressAutoHyphens w:val="true"/>
+      <w:kinsoku w:val="true"/>
+      <w:overflowPunct w:val="true"/>
+      <w:autoSpaceDE w:val="true"/>
       <w:bidi w:val="0"/>
-      <w:spacing w:before="0" w:after="0"/>
-      <w:jc w:val="start"/>
     </w:pPr>
     <w:rPr>
       <w:rFonts w:ascii="Times New Roman" w:hAnsi="Times New Roman" w:eastAsia="NSimSun" w:cs="Lucida Sans"/>
@@ -26205,7 +26136,14 @@
     <w:name w:val="Header and Footer"/>
     <w:basedOn w:val="Normal"/>
     <w:qFormat/>
-    <w:pPr/>
+    <w:pPr>
+      <w:suppressLineNumbers/>
+      <w:tabs>
+        <w:tab w:val="clear" w:pos="709"/>
+        <w:tab w:val="center" w:pos="4986" w:leader="none"/>
+        <w:tab w:val="right" w:pos="9972" w:leader="none"/>
+      </w:tabs>
+    </w:pPr>
     <w:rPr/>
   </w:style>
   <w:style w:type="paragraph" w:styleId="Header">
@@ -26239,6 +26177,29 @@
     </w:pPr>
     <w:rPr>
       <w:szCs w:val="20"/>
+    </w:rPr>
+  </w:style>
+  <w:style w:type="paragraph" w:styleId="TableContents">
+    <w:name w:val="Table Contents"/>
+    <w:basedOn w:val="Normal"/>
+    <w:qFormat/>
+    <w:pPr>
+      <w:widowControl w:val="false"/>
+      <w:suppressLineNumbers/>
+    </w:pPr>
+    <w:rPr/>
+  </w:style>
+  <w:style w:type="paragraph" w:styleId="TableHeading">
+    <w:name w:val="Table Heading"/>
+    <w:basedOn w:val="TableContents"/>
+    <w:qFormat/>
+    <w:pPr>
+      <w:suppressLineNumbers/>
+      <w:jc w:val="center"/>
+    </w:pPr>
+    <w:rPr>
+      <w:b/>
+      <w:bCs/>
     </w:rPr>
   </w:style>
 </w:styles>

--- a/CMMC Level 1 SSP Template NIST.docx
+++ b/CMMC Level 1 SSP Template NIST.docx
@@ -117,19 +117,7 @@
         <w:rPr>
           <w:b/>
         </w:rPr>
-        <w:t xml:space="preserve">System Categorization:  </w:t>
-      </w:r>
-      <w:r>
-        <w:rPr>
-          <w:b/>
-        </w:rPr>
-        <w:t>Low</w:t>
-      </w:r>
-      <w:r>
-        <w:rPr>
-          <w:b/>
-        </w:rPr>
-        <w:t xml:space="preserve"> Impact for Confidentiality</w:t>
+        <w:t>System Categorization:  Low Impact for Confidentiality</w:t>
       </w:r>
     </w:p>
     <w:p>
@@ -180,7 +168,7 @@
           <w:b/>
           <w:bCs/>
         </w:rPr>
-        <w:t xml:space="preserve">] </w:t>
+        <w:t>]</w:t>
       </w:r>
     </w:p>
     <w:p>
@@ -221,7 +209,7 @@
           <w:b/>
           <w:bCs/>
         </w:rPr>
-        <w:t xml:space="preserve">Responsible Organization: </w:t>
+        <w:t>Responsible Organization:</w:t>
       </w:r>
     </w:p>
     <w:p>
@@ -362,7 +350,7 @@
       </w:tr>
       <w:tr>
         <w:trPr>
-          <w:trHeight w:val="56" w:hRule="atLeast"/>
+          <w:trHeight w:val="238" w:hRule="atLeast"/>
           <w:cantSplit w:val="true"/>
         </w:trPr>
         <w:tc>
@@ -428,7 +416,10 @@
         </w:rPr>
       </w:pPr>
       <w:r>
-        <w:rPr/>
+        <w:rPr>
+          <w:b/>
+          <w:bCs/>
+        </w:rPr>
       </w:r>
     </w:p>
     <w:p>
@@ -1148,12 +1139,6 @@
         </w:rPr>
         <w:t>]</w:t>
       </w:r>
-      <w:r>
-        <w:rPr>
-          <w:rFonts w:eastAsia="MS Mincho"/>
-        </w:rPr>
-        <w:t xml:space="preserve">  </w:t>
-      </w:r>
     </w:p>
     <w:p>
       <w:pPr>
@@ -1286,6 +1271,7 @@
           <w:tab w:val="clear" w:pos="8640"/>
         </w:tabs>
         <w:bidi w:val="0"/>
+        <w:ind w:hanging="0" w:start="0"/>
         <w:jc w:val="center"/>
         <w:outlineLvl w:val="0"/>
         <w:rPr>
@@ -1450,7 +1436,7 @@
                 <w:tab w:val="clear" w:pos="8640"/>
               </w:tabs>
               <w:bidi w:val="0"/>
-              <w:jc w:val="start"/>
+              <w:jc w:val="center"/>
               <w:rPr/>
             </w:pPr>
             <w:r>
@@ -1476,7 +1462,7 @@
                 <w:tab w:val="clear" w:pos="8640"/>
               </w:tabs>
               <w:bidi w:val="0"/>
-              <w:jc w:val="start"/>
+              <w:jc w:val="center"/>
               <w:rPr/>
             </w:pPr>
             <w:r>
@@ -2039,7 +2025,30 @@
           <w:sz w:val="23"/>
           <w:szCs w:val="23"/>
         </w:rPr>
-        <w:t>Provide a thorough description of how all of the security requirements are being implemented or planned to be implemented. The description for each security requirement contains: 1) the security requirement number and description; 2) how the security requirement is being implemented or planned to be implemented; and 3) any scoping guidance that has been applied (e.g., compensating mitigations(s) in place due to implementation constraints in lieu of the stated requirement).  If the requirement is not applicable to the system, provide rationale.</w:t>
+        <w:t>Provide a thorough description of how all of the security requirements are being implemented or planned to be implemented. The description for each security requirement contains: 1) the security requirement number and description; 2) how the security requirement is being implemented or planned to be implemented; and 3) any scoping guidance that has been applied (e.g., compensating mitigation(s) in place due to implementation constraints in lieu of the stated requirement).  If the requirement is not applicable to the system, provide rationale.</w:t>
+      </w:r>
+    </w:p>
+    <w:p>
+      <w:pPr>
+        <w:pStyle w:val="Normal"/>
+        <w:tabs>
+          <w:tab w:val="clear" w:pos="709"/>
+          <w:tab w:val="left" w:pos="540" w:leader="none"/>
+        </w:tabs>
+        <w:bidi w:val="0"/>
+        <w:jc w:val="start"/>
+        <w:rPr>
+          <w:color w:val="000000"/>
+          <w:sz w:val="23"/>
+          <w:szCs w:val="23"/>
+        </w:rPr>
+      </w:pPr>
+      <w:r>
+        <w:rPr>
+          <w:color w:val="000000"/>
+          <w:sz w:val="23"/>
+          <w:szCs w:val="23"/>
+        </w:rPr>
       </w:r>
     </w:p>
     <w:p>
@@ -2132,7 +2141,6 @@
       </w:pPr>
       <w:r>
         <w:rPr>
-          <w:b/>
           <w:color w:val="000000"/>
           <w:sz w:val="23"/>
           <w:szCs w:val="23"/>
@@ -2182,8 +2190,6 @@
       </w:pPr>
       <w:r>
         <w:rPr>
-          <w:b w:val="false"/>
-          <w:bCs w:val="false"/>
           <w:color w:val="000000"/>
           <w:sz w:val="23"/>
           <w:szCs w:val="23"/>
@@ -2280,6 +2286,12 @@
               </w:rPr>
               <w:fldChar w:fldCharType="end"/>
             </w:r>
+            <w:bookmarkStart w:id="3" w:name="Check1_Copy_105_Copy_1"/>
+            <w:bookmarkStart w:id="4" w:name="Check1_Copy_105_Copy_1"/>
+            <w:bookmarkStart w:id="5" w:name="Check1_Copy_105"/>
+            <w:bookmarkEnd w:id="3"/>
+            <w:bookmarkEnd w:id="4"/>
+            <w:bookmarkEnd w:id="5"/>
             <w:r>
               <w:rPr>
                 <w:rFonts w:eastAsia="Times New Roman" w:cs="Times New Roman"/>
@@ -2342,9 +2354,9 @@
               </w:rPr>
               <w:fldChar w:fldCharType="separate"/>
             </w:r>
-            <w:bookmarkStart w:id="3" w:name="Check2_Copy_210"/>
-            <w:bookmarkStart w:id="4" w:name="Check2_Copy_210"/>
-            <w:bookmarkEnd w:id="4"/>
+            <w:bookmarkStart w:id="6" w:name="Check2_Copy_210"/>
+            <w:bookmarkStart w:id="7" w:name="Check2_Copy_210"/>
+            <w:bookmarkEnd w:id="7"/>
             <w:r>
               <w:rPr>
                 <w:rFonts w:eastAsia="Times New Roman" w:cs="Times New Roman"/>
@@ -2360,6 +2372,12 @@
               </w:rPr>
               <w:fldChar w:fldCharType="end"/>
             </w:r>
+            <w:bookmarkStart w:id="8" w:name="Check2_Copy_210_Copy_1"/>
+            <w:bookmarkStart w:id="9" w:name="Check2_Copy_210_Copy_1"/>
+            <w:bookmarkStart w:id="10" w:name="Check2_Copy_210"/>
+            <w:bookmarkEnd w:id="8"/>
+            <w:bookmarkEnd w:id="9"/>
+            <w:bookmarkEnd w:id="10"/>
             <w:r>
               <w:rPr>
                 <w:rFonts w:eastAsia="Times New Roman" w:cs="Times New Roman"/>
@@ -2422,9 +2440,9 @@
               </w:rPr>
               <w:fldChar w:fldCharType="separate"/>
             </w:r>
-            <w:bookmarkStart w:id="5" w:name="Check2_Copy_211"/>
-            <w:bookmarkStart w:id="6" w:name="Check2_Copy_211"/>
-            <w:bookmarkEnd w:id="6"/>
+            <w:bookmarkStart w:id="11" w:name="Check2_Copy_211"/>
+            <w:bookmarkStart w:id="12" w:name="Check2_Copy_211"/>
+            <w:bookmarkEnd w:id="12"/>
             <w:r>
               <w:rPr>
                 <w:rFonts w:eastAsia="Times New Roman" w:cs="Times New Roman"/>
@@ -2440,6 +2458,12 @@
               </w:rPr>
               <w:fldChar w:fldCharType="end"/>
             </w:r>
+            <w:bookmarkStart w:id="13" w:name="Check2_Copy_211_Copy_1"/>
+            <w:bookmarkStart w:id="14" w:name="Check2_Copy_211_Copy_1"/>
+            <w:bookmarkStart w:id="15" w:name="Check2_Copy_211"/>
+            <w:bookmarkEnd w:id="13"/>
+            <w:bookmarkEnd w:id="14"/>
+            <w:bookmarkEnd w:id="15"/>
             <w:r>
               <w:rPr>
                 <w:rFonts w:eastAsia="Times New Roman" w:cs="Times New Roman"/>
@@ -2511,8 +2535,6 @@
       </w:pPr>
       <w:r>
         <w:rPr>
-          <w:b w:val="false"/>
-          <w:bCs w:val="false"/>
           <w:color w:val="000000"/>
           <w:sz w:val="23"/>
           <w:szCs w:val="23"/>
@@ -2617,9 +2639,9 @@
               </w:rPr>
               <w:fldChar w:fldCharType="separate"/>
             </w:r>
-            <w:bookmarkStart w:id="7" w:name="Check1_Copy_105_Copy_1"/>
-            <w:bookmarkStart w:id="8" w:name="Check1_Copy_105_Copy_1"/>
-            <w:bookmarkEnd w:id="8"/>
+            <w:bookmarkStart w:id="16" w:name="Check1_Copy_105_Copy_1"/>
+            <w:bookmarkStart w:id="17" w:name="Check1_Copy_105_Copy_1"/>
+            <w:bookmarkEnd w:id="17"/>
             <w:r>
               <w:rPr>
                 <w:rFonts w:eastAsia="Times New Roman" w:cs="Times New Roman"/>
@@ -2635,6 +2657,12 @@
               </w:rPr>
               <w:fldChar w:fldCharType="end"/>
             </w:r>
+            <w:bookmarkStart w:id="18" w:name="Check1_Copy_105_Copy_1_Copy_2"/>
+            <w:bookmarkStart w:id="19" w:name="Check1_Copy_105_Copy_1_Copy_1"/>
+            <w:bookmarkStart w:id="20" w:name="Check1_Copy_105_Copy_1_Copy_1"/>
+            <w:bookmarkEnd w:id="18"/>
+            <w:bookmarkEnd w:id="19"/>
+            <w:bookmarkEnd w:id="20"/>
             <w:r>
               <w:rPr>
                 <w:rFonts w:eastAsia="Times New Roman" w:cs="Times New Roman"/>
@@ -2697,9 +2725,9 @@
               </w:rPr>
               <w:fldChar w:fldCharType="separate"/>
             </w:r>
-            <w:bookmarkStart w:id="9" w:name="Check2_Copy_210_Copy_1"/>
-            <w:bookmarkStart w:id="10" w:name="Check2_Copy_210_Copy_1"/>
-            <w:bookmarkEnd w:id="10"/>
+            <w:bookmarkStart w:id="21" w:name="Check2_Copy_210_Copy_1"/>
+            <w:bookmarkStart w:id="22" w:name="Check2_Copy_210_Copy_1"/>
+            <w:bookmarkEnd w:id="22"/>
             <w:r>
               <w:rPr>
                 <w:rFonts w:eastAsia="Times New Roman" w:cs="Times New Roman"/>
@@ -2715,6 +2743,12 @@
               </w:rPr>
               <w:fldChar w:fldCharType="end"/>
             </w:r>
+            <w:bookmarkStart w:id="23" w:name="Check2_Copy_210_Copy_1_Copy_2"/>
+            <w:bookmarkStart w:id="24" w:name="Check2_Copy_210_Copy_1_Copy_1"/>
+            <w:bookmarkStart w:id="25" w:name="Check2_Copy_210_Copy_1_Copy_1"/>
+            <w:bookmarkEnd w:id="23"/>
+            <w:bookmarkEnd w:id="24"/>
+            <w:bookmarkEnd w:id="25"/>
             <w:r>
               <w:rPr>
                 <w:rFonts w:eastAsia="Times New Roman" w:cs="Times New Roman"/>
@@ -2777,9 +2811,9 @@
               </w:rPr>
               <w:fldChar w:fldCharType="separate"/>
             </w:r>
-            <w:bookmarkStart w:id="11" w:name="Check2_Copy_211_Copy_1"/>
-            <w:bookmarkStart w:id="12" w:name="Check2_Copy_211_Copy_1"/>
-            <w:bookmarkEnd w:id="12"/>
+            <w:bookmarkStart w:id="26" w:name="Check2_Copy_211_Copy_1"/>
+            <w:bookmarkStart w:id="27" w:name="Check2_Copy_211_Copy_1"/>
+            <w:bookmarkEnd w:id="27"/>
             <w:r>
               <w:rPr>
                 <w:rFonts w:eastAsia="Times New Roman" w:cs="Times New Roman"/>
@@ -2795,6 +2829,12 @@
               </w:rPr>
               <w:fldChar w:fldCharType="end"/>
             </w:r>
+            <w:bookmarkStart w:id="28" w:name="Check2_Copy_211_Copy_1_Copy_2"/>
+            <w:bookmarkStart w:id="29" w:name="Check2_Copy_211_Copy_1_Copy_1"/>
+            <w:bookmarkStart w:id="30" w:name="Check2_Copy_211_Copy_1_Copy_1"/>
+            <w:bookmarkEnd w:id="28"/>
+            <w:bookmarkEnd w:id="29"/>
+            <w:bookmarkEnd w:id="30"/>
             <w:r>
               <w:rPr>
                 <w:rFonts w:eastAsia="Times New Roman" w:cs="Times New Roman"/>
@@ -2866,8 +2906,6 @@
       </w:pPr>
       <w:r>
         <w:rPr>
-          <w:b w:val="false"/>
-          <w:bCs w:val="false"/>
           <w:color w:val="000000"/>
           <w:sz w:val="23"/>
           <w:szCs w:val="23"/>
@@ -2972,9 +3010,9 @@
               </w:rPr>
               <w:fldChar w:fldCharType="separate"/>
             </w:r>
-            <w:bookmarkStart w:id="13" w:name="Check1_Copy_105_Copy_2"/>
-            <w:bookmarkStart w:id="14" w:name="Check1_Copy_105_Copy_2"/>
-            <w:bookmarkEnd w:id="14"/>
+            <w:bookmarkStart w:id="31" w:name="Check1_Copy_105_Copy_2"/>
+            <w:bookmarkStart w:id="32" w:name="Check1_Copy_105_Copy_2"/>
+            <w:bookmarkEnd w:id="32"/>
             <w:r>
               <w:rPr>
                 <w:rFonts w:eastAsia="Times New Roman" w:cs="Times New Roman"/>
@@ -2990,6 +3028,12 @@
               </w:rPr>
               <w:fldChar w:fldCharType="end"/>
             </w:r>
+            <w:bookmarkStart w:id="33" w:name="Check1_Copy_105_Copy_2_Copy_1"/>
+            <w:bookmarkStart w:id="34" w:name="Check1_Copy_105_Copy_2_Copy_1"/>
+            <w:bookmarkStart w:id="35" w:name="Check1_Copy_105_Copy_2"/>
+            <w:bookmarkEnd w:id="33"/>
+            <w:bookmarkEnd w:id="34"/>
+            <w:bookmarkEnd w:id="35"/>
             <w:r>
               <w:rPr>
                 <w:rFonts w:eastAsia="Times New Roman" w:cs="Times New Roman"/>
@@ -3052,9 +3096,9 @@
               </w:rPr>
               <w:fldChar w:fldCharType="separate"/>
             </w:r>
-            <w:bookmarkStart w:id="15" w:name="Check2_Copy_210_Copy_2"/>
-            <w:bookmarkStart w:id="16" w:name="Check2_Copy_210_Copy_2"/>
-            <w:bookmarkEnd w:id="16"/>
+            <w:bookmarkStart w:id="36" w:name="Check2_Copy_210_Copy_2"/>
+            <w:bookmarkStart w:id="37" w:name="Check2_Copy_210_Copy_2"/>
+            <w:bookmarkEnd w:id="37"/>
             <w:r>
               <w:rPr>
                 <w:rFonts w:eastAsia="Times New Roman" w:cs="Times New Roman"/>
@@ -3070,6 +3114,12 @@
               </w:rPr>
               <w:fldChar w:fldCharType="end"/>
             </w:r>
+            <w:bookmarkStart w:id="38" w:name="Check2_Copy_210_Copy_2_Copy_1"/>
+            <w:bookmarkStart w:id="39" w:name="Check2_Copy_210_Copy_2_Copy_1"/>
+            <w:bookmarkStart w:id="40" w:name="Check2_Copy_210_Copy_2"/>
+            <w:bookmarkEnd w:id="38"/>
+            <w:bookmarkEnd w:id="39"/>
+            <w:bookmarkEnd w:id="40"/>
             <w:r>
               <w:rPr>
                 <w:rFonts w:eastAsia="Times New Roman" w:cs="Times New Roman"/>
@@ -3132,9 +3182,9 @@
               </w:rPr>
               <w:fldChar w:fldCharType="separate"/>
             </w:r>
-            <w:bookmarkStart w:id="17" w:name="Check2_Copy_211_Copy_2"/>
-            <w:bookmarkStart w:id="18" w:name="Check2_Copy_211_Copy_2"/>
-            <w:bookmarkEnd w:id="18"/>
+            <w:bookmarkStart w:id="41" w:name="Check2_Copy_211_Copy_2"/>
+            <w:bookmarkStart w:id="42" w:name="Check2_Copy_211_Copy_2"/>
+            <w:bookmarkEnd w:id="42"/>
             <w:r>
               <w:rPr>
                 <w:rFonts w:eastAsia="Times New Roman" w:cs="Times New Roman"/>
@@ -3150,6 +3200,12 @@
               </w:rPr>
               <w:fldChar w:fldCharType="end"/>
             </w:r>
+            <w:bookmarkStart w:id="43" w:name="Check2_Copy_211_Copy_2_Copy_1"/>
+            <w:bookmarkStart w:id="44" w:name="Check2_Copy_211_Copy_2_Copy_1"/>
+            <w:bookmarkStart w:id="45" w:name="Check2_Copy_211_Copy_2"/>
+            <w:bookmarkEnd w:id="43"/>
+            <w:bookmarkEnd w:id="44"/>
+            <w:bookmarkEnd w:id="45"/>
             <w:r>
               <w:rPr>
                 <w:rFonts w:eastAsia="Times New Roman" w:cs="Times New Roman"/>
@@ -3221,8 +3277,6 @@
       </w:pPr>
       <w:r>
         <w:rPr>
-          <w:b w:val="false"/>
-          <w:bCs w:val="false"/>
           <w:color w:val="000000"/>
           <w:sz w:val="23"/>
           <w:szCs w:val="23"/>
@@ -3327,9 +3381,9 @@
               </w:rPr>
               <w:fldChar w:fldCharType="separate"/>
             </w:r>
-            <w:bookmarkStart w:id="19" w:name="Check1_Copy_105_Copy_3"/>
-            <w:bookmarkStart w:id="20" w:name="Check1_Copy_105_Copy_3"/>
-            <w:bookmarkEnd w:id="20"/>
+            <w:bookmarkStart w:id="46" w:name="Check1_Copy_105_Copy_3"/>
+            <w:bookmarkStart w:id="47" w:name="Check1_Copy_105_Copy_3"/>
+            <w:bookmarkEnd w:id="47"/>
             <w:r>
               <w:rPr>
                 <w:rFonts w:eastAsia="Times New Roman" w:cs="Times New Roman"/>
@@ -3345,6 +3399,12 @@
               </w:rPr>
               <w:fldChar w:fldCharType="end"/>
             </w:r>
+            <w:bookmarkStart w:id="48" w:name="Check1_Copy_105_Copy_3_Copy_1"/>
+            <w:bookmarkStart w:id="49" w:name="Check1_Copy_105_Copy_3_Copy_1"/>
+            <w:bookmarkStart w:id="50" w:name="Check1_Copy_105_Copy_3"/>
+            <w:bookmarkEnd w:id="48"/>
+            <w:bookmarkEnd w:id="49"/>
+            <w:bookmarkEnd w:id="50"/>
             <w:r>
               <w:rPr>
                 <w:rFonts w:eastAsia="Times New Roman" w:cs="Times New Roman"/>
@@ -3407,9 +3467,9 @@
               </w:rPr>
               <w:fldChar w:fldCharType="separate"/>
             </w:r>
-            <w:bookmarkStart w:id="21" w:name="Check2_Copy_210_Copy_3"/>
-            <w:bookmarkStart w:id="22" w:name="Check2_Copy_210_Copy_3"/>
-            <w:bookmarkEnd w:id="22"/>
+            <w:bookmarkStart w:id="51" w:name="Check2_Copy_210_Copy_3"/>
+            <w:bookmarkStart w:id="52" w:name="Check2_Copy_210_Copy_3"/>
+            <w:bookmarkEnd w:id="52"/>
             <w:r>
               <w:rPr>
                 <w:rFonts w:eastAsia="Times New Roman" w:cs="Times New Roman"/>
@@ -3425,6 +3485,12 @@
               </w:rPr>
               <w:fldChar w:fldCharType="end"/>
             </w:r>
+            <w:bookmarkStart w:id="53" w:name="Check2_Copy_210_Copy_3_Copy_1"/>
+            <w:bookmarkStart w:id="54" w:name="Check2_Copy_210_Copy_3_Copy_1"/>
+            <w:bookmarkStart w:id="55" w:name="Check2_Copy_210_Copy_3"/>
+            <w:bookmarkEnd w:id="53"/>
+            <w:bookmarkEnd w:id="54"/>
+            <w:bookmarkEnd w:id="55"/>
             <w:r>
               <w:rPr>
                 <w:rFonts w:eastAsia="Times New Roman" w:cs="Times New Roman"/>
@@ -3487,9 +3553,9 @@
               </w:rPr>
               <w:fldChar w:fldCharType="separate"/>
             </w:r>
-            <w:bookmarkStart w:id="23" w:name="Check2_Copy_211_Copy_3"/>
-            <w:bookmarkStart w:id="24" w:name="Check2_Copy_211_Copy_3"/>
-            <w:bookmarkEnd w:id="24"/>
+            <w:bookmarkStart w:id="56" w:name="Check2_Copy_211_Copy_3"/>
+            <w:bookmarkStart w:id="57" w:name="Check2_Copy_211_Copy_3"/>
+            <w:bookmarkEnd w:id="57"/>
             <w:r>
               <w:rPr>
                 <w:rFonts w:eastAsia="Times New Roman" w:cs="Times New Roman"/>
@@ -3505,6 +3571,12 @@
               </w:rPr>
               <w:fldChar w:fldCharType="end"/>
             </w:r>
+            <w:bookmarkStart w:id="58" w:name="Check2_Copy_211_Copy_3_Copy_1"/>
+            <w:bookmarkStart w:id="59" w:name="Check2_Copy_211_Copy_3_Copy_1"/>
+            <w:bookmarkStart w:id="60" w:name="Check2_Copy_211_Copy_3"/>
+            <w:bookmarkEnd w:id="58"/>
+            <w:bookmarkEnd w:id="59"/>
+            <w:bookmarkEnd w:id="60"/>
             <w:r>
               <w:rPr>
                 <w:rFonts w:eastAsia="Times New Roman" w:cs="Times New Roman"/>
@@ -3576,8 +3648,6 @@
       </w:pPr>
       <w:r>
         <w:rPr>
-          <w:b w:val="false"/>
-          <w:bCs w:val="false"/>
           <w:color w:val="000000"/>
           <w:sz w:val="23"/>
           <w:szCs w:val="23"/>
@@ -3682,9 +3752,9 @@
               </w:rPr>
               <w:fldChar w:fldCharType="separate"/>
             </w:r>
-            <w:bookmarkStart w:id="25" w:name="Check1_Copy_105_Copy_4"/>
-            <w:bookmarkStart w:id="26" w:name="Check1_Copy_105_Copy_4"/>
-            <w:bookmarkEnd w:id="26"/>
+            <w:bookmarkStart w:id="61" w:name="Check1_Copy_105_Copy_4"/>
+            <w:bookmarkStart w:id="62" w:name="Check1_Copy_105_Copy_4"/>
+            <w:bookmarkEnd w:id="62"/>
             <w:r>
               <w:rPr>
                 <w:rFonts w:eastAsia="Times New Roman" w:cs="Times New Roman"/>
@@ -3700,6 +3770,12 @@
               </w:rPr>
               <w:fldChar w:fldCharType="end"/>
             </w:r>
+            <w:bookmarkStart w:id="63" w:name="Check1_Copy_105_Copy_4_Copy_1"/>
+            <w:bookmarkStart w:id="64" w:name="Check1_Copy_105_Copy_4_Copy_1"/>
+            <w:bookmarkStart w:id="65" w:name="Check1_Copy_105_Copy_4"/>
+            <w:bookmarkEnd w:id="63"/>
+            <w:bookmarkEnd w:id="64"/>
+            <w:bookmarkEnd w:id="65"/>
             <w:r>
               <w:rPr>
                 <w:rFonts w:eastAsia="Times New Roman" w:cs="Times New Roman"/>
@@ -3762,9 +3838,9 @@
               </w:rPr>
               <w:fldChar w:fldCharType="separate"/>
             </w:r>
-            <w:bookmarkStart w:id="27" w:name="Check2_Copy_210_Copy_4"/>
-            <w:bookmarkStart w:id="28" w:name="Check2_Copy_210_Copy_4"/>
-            <w:bookmarkEnd w:id="28"/>
+            <w:bookmarkStart w:id="66" w:name="Check2_Copy_210_Copy_4"/>
+            <w:bookmarkStart w:id="67" w:name="Check2_Copy_210_Copy_4"/>
+            <w:bookmarkEnd w:id="67"/>
             <w:r>
               <w:rPr>
                 <w:rFonts w:eastAsia="Times New Roman" w:cs="Times New Roman"/>
@@ -3780,6 +3856,12 @@
               </w:rPr>
               <w:fldChar w:fldCharType="end"/>
             </w:r>
+            <w:bookmarkStart w:id="68" w:name="Check2_Copy_210_Copy_4_Copy_1"/>
+            <w:bookmarkStart w:id="69" w:name="Check2_Copy_210_Copy_4_Copy_1"/>
+            <w:bookmarkStart w:id="70" w:name="Check2_Copy_210_Copy_4"/>
+            <w:bookmarkEnd w:id="68"/>
+            <w:bookmarkEnd w:id="69"/>
+            <w:bookmarkEnd w:id="70"/>
             <w:r>
               <w:rPr>
                 <w:rFonts w:eastAsia="Times New Roman" w:cs="Times New Roman"/>
@@ -3842,9 +3924,9 @@
               </w:rPr>
               <w:fldChar w:fldCharType="separate"/>
             </w:r>
-            <w:bookmarkStart w:id="29" w:name="Check2_Copy_211_Copy_4"/>
-            <w:bookmarkStart w:id="30" w:name="Check2_Copy_211_Copy_4"/>
-            <w:bookmarkEnd w:id="30"/>
+            <w:bookmarkStart w:id="71" w:name="Check2_Copy_211_Copy_4"/>
+            <w:bookmarkStart w:id="72" w:name="Check2_Copy_211_Copy_4"/>
+            <w:bookmarkEnd w:id="72"/>
             <w:r>
               <w:rPr>
                 <w:rFonts w:eastAsia="Times New Roman" w:cs="Times New Roman"/>
@@ -3860,6 +3942,12 @@
               </w:rPr>
               <w:fldChar w:fldCharType="end"/>
             </w:r>
+            <w:bookmarkStart w:id="73" w:name="Check2_Copy_211_Copy_4_Copy_1"/>
+            <w:bookmarkStart w:id="74" w:name="Check2_Copy_211_Copy_4_Copy_1"/>
+            <w:bookmarkStart w:id="75" w:name="Check2_Copy_211_Copy_4"/>
+            <w:bookmarkEnd w:id="73"/>
+            <w:bookmarkEnd w:id="74"/>
+            <w:bookmarkEnd w:id="75"/>
             <w:r>
               <w:rPr>
                 <w:rFonts w:eastAsia="Times New Roman" w:cs="Times New Roman"/>
@@ -3931,8 +4019,6 @@
       </w:pPr>
       <w:r>
         <w:rPr>
-          <w:b w:val="false"/>
-          <w:bCs w:val="false"/>
           <w:color w:val="000000"/>
           <w:sz w:val="23"/>
           <w:szCs w:val="23"/>
@@ -4037,9 +4123,9 @@
               </w:rPr>
               <w:fldChar w:fldCharType="separate"/>
             </w:r>
-            <w:bookmarkStart w:id="31" w:name="Check1_Copy_105_Copy_5"/>
-            <w:bookmarkStart w:id="32" w:name="Check1_Copy_105_Copy_5"/>
-            <w:bookmarkEnd w:id="32"/>
+            <w:bookmarkStart w:id="76" w:name="Check1_Copy_105_Copy_5"/>
+            <w:bookmarkStart w:id="77" w:name="Check1_Copy_105_Copy_5"/>
+            <w:bookmarkEnd w:id="77"/>
             <w:r>
               <w:rPr>
                 <w:rFonts w:eastAsia="Times New Roman" w:cs="Times New Roman"/>
@@ -4055,6 +4141,12 @@
               </w:rPr>
               <w:fldChar w:fldCharType="end"/>
             </w:r>
+            <w:bookmarkStart w:id="78" w:name="Check1_Copy_105_Copy_5_Copy_1"/>
+            <w:bookmarkStart w:id="79" w:name="Check1_Copy_105_Copy_5_Copy_1"/>
+            <w:bookmarkStart w:id="80" w:name="Check1_Copy_105_Copy_5"/>
+            <w:bookmarkEnd w:id="78"/>
+            <w:bookmarkEnd w:id="79"/>
+            <w:bookmarkEnd w:id="80"/>
             <w:r>
               <w:rPr>
                 <w:rFonts w:eastAsia="Times New Roman" w:cs="Times New Roman"/>
@@ -4117,9 +4209,9 @@
               </w:rPr>
               <w:fldChar w:fldCharType="separate"/>
             </w:r>
-            <w:bookmarkStart w:id="33" w:name="Check2_Copy_210_Copy_5"/>
-            <w:bookmarkStart w:id="34" w:name="Check2_Copy_210_Copy_5"/>
-            <w:bookmarkEnd w:id="34"/>
+            <w:bookmarkStart w:id="81" w:name="Check2_Copy_210_Copy_5"/>
+            <w:bookmarkStart w:id="82" w:name="Check2_Copy_210_Copy_5"/>
+            <w:bookmarkEnd w:id="82"/>
             <w:r>
               <w:rPr>
                 <w:rFonts w:eastAsia="Times New Roman" w:cs="Times New Roman"/>
@@ -4135,6 +4227,12 @@
               </w:rPr>
               <w:fldChar w:fldCharType="end"/>
             </w:r>
+            <w:bookmarkStart w:id="83" w:name="Check2_Copy_210_Copy_5_Copy_1"/>
+            <w:bookmarkStart w:id="84" w:name="Check2_Copy_210_Copy_5_Copy_1"/>
+            <w:bookmarkStart w:id="85" w:name="Check2_Copy_210_Copy_5"/>
+            <w:bookmarkEnd w:id="83"/>
+            <w:bookmarkEnd w:id="84"/>
+            <w:bookmarkEnd w:id="85"/>
             <w:r>
               <w:rPr>
                 <w:rFonts w:eastAsia="Times New Roman" w:cs="Times New Roman"/>
@@ -4197,9 +4295,9 @@
               </w:rPr>
               <w:fldChar w:fldCharType="separate"/>
             </w:r>
-            <w:bookmarkStart w:id="35" w:name="Check2_Copy_211_Copy_5"/>
-            <w:bookmarkStart w:id="36" w:name="Check2_Copy_211_Copy_5"/>
-            <w:bookmarkEnd w:id="36"/>
+            <w:bookmarkStart w:id="86" w:name="Check2_Copy_211_Copy_5"/>
+            <w:bookmarkStart w:id="87" w:name="Check2_Copy_211_Copy_5"/>
+            <w:bookmarkEnd w:id="87"/>
             <w:r>
               <w:rPr>
                 <w:rFonts w:eastAsia="Times New Roman" w:cs="Times New Roman"/>
@@ -4215,6 +4313,12 @@
               </w:rPr>
               <w:fldChar w:fldCharType="end"/>
             </w:r>
+            <w:bookmarkStart w:id="88" w:name="Check2_Copy_211_Copy_5_Copy_1"/>
+            <w:bookmarkStart w:id="89" w:name="Check2_Copy_211_Copy_5_Copy_1"/>
+            <w:bookmarkStart w:id="90" w:name="Check2_Copy_211_Copy_5"/>
+            <w:bookmarkEnd w:id="88"/>
+            <w:bookmarkEnd w:id="89"/>
+            <w:bookmarkEnd w:id="90"/>
             <w:r>
               <w:rPr>
                 <w:rFonts w:eastAsia="Times New Roman" w:cs="Times New Roman"/>
@@ -4286,7 +4390,6 @@
       </w:pPr>
       <w:r>
         <w:rPr>
-          <w:b/>
           <w:color w:val="000000"/>
           <w:sz w:val="23"/>
           <w:szCs w:val="23"/>
@@ -4336,8 +4439,6 @@
       </w:pPr>
       <w:r>
         <w:rPr>
-          <w:b w:val="false"/>
-          <w:bCs w:val="false"/>
           <w:color w:val="000000"/>
           <w:sz w:val="23"/>
           <w:szCs w:val="23"/>
@@ -4468,9 +4569,9 @@
               </w:rPr>
               <w:fldChar w:fldCharType="separate"/>
             </w:r>
-            <w:bookmarkStart w:id="37" w:name="Check1_Copy_105_Copy_6"/>
-            <w:bookmarkStart w:id="38" w:name="Check1_Copy_105_Copy_6"/>
-            <w:bookmarkEnd w:id="38"/>
+            <w:bookmarkStart w:id="91" w:name="Check1_Copy_105_Copy_6"/>
+            <w:bookmarkStart w:id="92" w:name="Check1_Copy_105_Copy_6"/>
+            <w:bookmarkEnd w:id="92"/>
             <w:r>
               <w:rPr>
                 <w:rFonts w:eastAsia="Times New Roman" w:cs="Times New Roman"/>
@@ -4486,6 +4587,12 @@
               </w:rPr>
               <w:fldChar w:fldCharType="end"/>
             </w:r>
+            <w:bookmarkStart w:id="93" w:name="Check1_Copy_105_Copy_6_Copy_1"/>
+            <w:bookmarkStart w:id="94" w:name="Check1_Copy_105_Copy_6_Copy_1"/>
+            <w:bookmarkStart w:id="95" w:name="Check1_Copy_105_Copy_6"/>
+            <w:bookmarkEnd w:id="93"/>
+            <w:bookmarkEnd w:id="94"/>
+            <w:bookmarkEnd w:id="95"/>
             <w:r>
               <w:rPr>
                 <w:rFonts w:eastAsia="Times New Roman" w:cs="Times New Roman"/>
@@ -4548,9 +4655,9 @@
               </w:rPr>
               <w:fldChar w:fldCharType="separate"/>
             </w:r>
-            <w:bookmarkStart w:id="39" w:name="Check2_Copy_210_Copy_6"/>
-            <w:bookmarkStart w:id="40" w:name="Check2_Copy_210_Copy_6"/>
-            <w:bookmarkEnd w:id="40"/>
+            <w:bookmarkStart w:id="96" w:name="Check2_Copy_210_Copy_6"/>
+            <w:bookmarkStart w:id="97" w:name="Check2_Copy_210_Copy_6"/>
+            <w:bookmarkEnd w:id="97"/>
             <w:r>
               <w:rPr>
                 <w:rFonts w:eastAsia="Times New Roman" w:cs="Times New Roman"/>
@@ -4566,6 +4673,12 @@
               </w:rPr>
               <w:fldChar w:fldCharType="end"/>
             </w:r>
+            <w:bookmarkStart w:id="98" w:name="Check2_Copy_210_Copy_6_Copy_1"/>
+            <w:bookmarkStart w:id="99" w:name="Check2_Copy_210_Copy_6_Copy_1"/>
+            <w:bookmarkStart w:id="100" w:name="Check2_Copy_210_Copy_6"/>
+            <w:bookmarkEnd w:id="98"/>
+            <w:bookmarkEnd w:id="99"/>
+            <w:bookmarkEnd w:id="100"/>
             <w:r>
               <w:rPr>
                 <w:rFonts w:eastAsia="Times New Roman" w:cs="Times New Roman"/>
@@ -4628,9 +4741,9 @@
               </w:rPr>
               <w:fldChar w:fldCharType="separate"/>
             </w:r>
-            <w:bookmarkStart w:id="41" w:name="Check2_Copy_211_Copy_6"/>
-            <w:bookmarkStart w:id="42" w:name="Check2_Copy_211_Copy_6"/>
-            <w:bookmarkEnd w:id="42"/>
+            <w:bookmarkStart w:id="101" w:name="Check2_Copy_211_Copy_6"/>
+            <w:bookmarkStart w:id="102" w:name="Check2_Copy_211_Copy_6"/>
+            <w:bookmarkEnd w:id="102"/>
             <w:r>
               <w:rPr>
                 <w:rFonts w:eastAsia="Times New Roman" w:cs="Times New Roman"/>
@@ -4646,6 +4759,12 @@
               </w:rPr>
               <w:fldChar w:fldCharType="end"/>
             </w:r>
+            <w:bookmarkStart w:id="103" w:name="Check2_Copy_211_Copy_6_Copy_1"/>
+            <w:bookmarkStart w:id="104" w:name="Check2_Copy_211_Copy_6_Copy_1"/>
+            <w:bookmarkStart w:id="105" w:name="Check2_Copy_211_Copy_6"/>
+            <w:bookmarkEnd w:id="103"/>
+            <w:bookmarkEnd w:id="104"/>
+            <w:bookmarkEnd w:id="105"/>
             <w:r>
               <w:rPr>
                 <w:rFonts w:eastAsia="Times New Roman" w:cs="Times New Roman"/>
@@ -4717,8 +4836,6 @@
       </w:pPr>
       <w:r>
         <w:rPr>
-          <w:b w:val="false"/>
-          <w:bCs w:val="false"/>
           <w:color w:val="000000"/>
           <w:sz w:val="23"/>
           <w:szCs w:val="23"/>
@@ -4849,9 +4966,9 @@
               </w:rPr>
               <w:fldChar w:fldCharType="separate"/>
             </w:r>
-            <w:bookmarkStart w:id="43" w:name="Check1_Copy_105_Copy_7"/>
-            <w:bookmarkStart w:id="44" w:name="Check1_Copy_105_Copy_7"/>
-            <w:bookmarkEnd w:id="44"/>
+            <w:bookmarkStart w:id="106" w:name="Check1_Copy_105_Copy_7"/>
+            <w:bookmarkStart w:id="107" w:name="Check1_Copy_105_Copy_7"/>
+            <w:bookmarkEnd w:id="107"/>
             <w:r>
               <w:rPr>
                 <w:rFonts w:eastAsia="Times New Roman" w:cs="Times New Roman"/>
@@ -4867,6 +4984,12 @@
               </w:rPr>
               <w:fldChar w:fldCharType="end"/>
             </w:r>
+            <w:bookmarkStart w:id="108" w:name="Check1_Copy_105_Copy_7_Copy_1"/>
+            <w:bookmarkStart w:id="109" w:name="Check1_Copy_105_Copy_7_Copy_1"/>
+            <w:bookmarkStart w:id="110" w:name="Check1_Copy_105_Copy_7"/>
+            <w:bookmarkEnd w:id="108"/>
+            <w:bookmarkEnd w:id="109"/>
+            <w:bookmarkEnd w:id="110"/>
             <w:r>
               <w:rPr>
                 <w:rFonts w:eastAsia="Times New Roman" w:cs="Times New Roman"/>
@@ -4929,9 +5052,9 @@
               </w:rPr>
               <w:fldChar w:fldCharType="separate"/>
             </w:r>
-            <w:bookmarkStart w:id="45" w:name="Check2_Copy_210_Copy_7"/>
-            <w:bookmarkStart w:id="46" w:name="Check2_Copy_210_Copy_7"/>
-            <w:bookmarkEnd w:id="46"/>
+            <w:bookmarkStart w:id="111" w:name="Check2_Copy_210_Copy_7"/>
+            <w:bookmarkStart w:id="112" w:name="Check2_Copy_210_Copy_7"/>
+            <w:bookmarkEnd w:id="112"/>
             <w:r>
               <w:rPr>
                 <w:rFonts w:eastAsia="Times New Roman" w:cs="Times New Roman"/>
@@ -4947,6 +5070,12 @@
               </w:rPr>
               <w:fldChar w:fldCharType="end"/>
             </w:r>
+            <w:bookmarkStart w:id="113" w:name="Check2_Copy_210_Copy_7_Copy_1"/>
+            <w:bookmarkStart w:id="114" w:name="Check2_Copy_210_Copy_7_Copy_1"/>
+            <w:bookmarkStart w:id="115" w:name="Check2_Copy_210_Copy_7"/>
+            <w:bookmarkEnd w:id="113"/>
+            <w:bookmarkEnd w:id="114"/>
+            <w:bookmarkEnd w:id="115"/>
             <w:r>
               <w:rPr>
                 <w:rFonts w:eastAsia="Times New Roman" w:cs="Times New Roman"/>
@@ -5009,9 +5138,9 @@
               </w:rPr>
               <w:fldChar w:fldCharType="separate"/>
             </w:r>
-            <w:bookmarkStart w:id="47" w:name="Check2_Copy_211_Copy_7"/>
-            <w:bookmarkStart w:id="48" w:name="Check2_Copy_211_Copy_7"/>
-            <w:bookmarkEnd w:id="48"/>
+            <w:bookmarkStart w:id="116" w:name="Check2_Copy_211_Copy_7"/>
+            <w:bookmarkStart w:id="117" w:name="Check2_Copy_211_Copy_7"/>
+            <w:bookmarkEnd w:id="117"/>
             <w:r>
               <w:rPr>
                 <w:rFonts w:eastAsia="Times New Roman" w:cs="Times New Roman"/>
@@ -5027,6 +5156,12 @@
               </w:rPr>
               <w:fldChar w:fldCharType="end"/>
             </w:r>
+            <w:bookmarkStart w:id="118" w:name="Check2_Copy_211_Copy_7_Copy_1"/>
+            <w:bookmarkStart w:id="119" w:name="Check2_Copy_211_Copy_7_Copy_1"/>
+            <w:bookmarkStart w:id="120" w:name="Check2_Copy_211_Copy_7"/>
+            <w:bookmarkEnd w:id="118"/>
+            <w:bookmarkEnd w:id="119"/>
+            <w:bookmarkEnd w:id="120"/>
             <w:r>
               <w:rPr>
                 <w:rFonts w:eastAsia="Times New Roman" w:cs="Times New Roman"/>
@@ -5098,8 +5233,6 @@
       </w:pPr>
       <w:r>
         <w:rPr>
-          <w:b w:val="false"/>
-          <w:bCs w:val="false"/>
           <w:color w:val="000000"/>
           <w:sz w:val="23"/>
           <w:szCs w:val="23"/>
@@ -5149,8 +5282,6 @@
       </w:pPr>
       <w:r>
         <w:rPr>
-          <w:b w:val="false"/>
-          <w:bCs w:val="false"/>
           <w:color w:val="000000"/>
           <w:sz w:val="23"/>
           <w:szCs w:val="23"/>
@@ -5255,9 +5386,9 @@
               </w:rPr>
               <w:fldChar w:fldCharType="separate"/>
             </w:r>
-            <w:bookmarkStart w:id="49" w:name="Check1_Copy_105_Copy_8"/>
-            <w:bookmarkStart w:id="50" w:name="Check1_Copy_105_Copy_8"/>
-            <w:bookmarkEnd w:id="50"/>
+            <w:bookmarkStart w:id="121" w:name="Check1_Copy_105_Copy_8"/>
+            <w:bookmarkStart w:id="122" w:name="Check1_Copy_105_Copy_8"/>
+            <w:bookmarkEnd w:id="122"/>
             <w:r>
               <w:rPr>
                 <w:rFonts w:eastAsia="Times New Roman" w:cs="Times New Roman"/>
@@ -5273,6 +5404,12 @@
               </w:rPr>
               <w:fldChar w:fldCharType="end"/>
             </w:r>
+            <w:bookmarkStart w:id="123" w:name="Check1_Copy_105_Copy_8_Copy_1"/>
+            <w:bookmarkStart w:id="124" w:name="Check1_Copy_105_Copy_8_Copy_1"/>
+            <w:bookmarkStart w:id="125" w:name="Check1_Copy_105_Copy_8"/>
+            <w:bookmarkEnd w:id="123"/>
+            <w:bookmarkEnd w:id="124"/>
+            <w:bookmarkEnd w:id="125"/>
             <w:r>
               <w:rPr>
                 <w:rFonts w:eastAsia="Times New Roman" w:cs="Times New Roman"/>
@@ -5335,9 +5472,9 @@
               </w:rPr>
               <w:fldChar w:fldCharType="separate"/>
             </w:r>
-            <w:bookmarkStart w:id="51" w:name="Check2_Copy_210_Copy_8"/>
-            <w:bookmarkStart w:id="52" w:name="Check2_Copy_210_Copy_8"/>
-            <w:bookmarkEnd w:id="52"/>
+            <w:bookmarkStart w:id="126" w:name="Check2_Copy_210_Copy_8"/>
+            <w:bookmarkStart w:id="127" w:name="Check2_Copy_210_Copy_8"/>
+            <w:bookmarkEnd w:id="127"/>
             <w:r>
               <w:rPr>
                 <w:rFonts w:eastAsia="Times New Roman" w:cs="Times New Roman"/>
@@ -5353,6 +5490,12 @@
               </w:rPr>
               <w:fldChar w:fldCharType="end"/>
             </w:r>
+            <w:bookmarkStart w:id="128" w:name="Check2_Copy_210_Copy_8_Copy_1"/>
+            <w:bookmarkStart w:id="129" w:name="Check2_Copy_210_Copy_8_Copy_1"/>
+            <w:bookmarkStart w:id="130" w:name="Check2_Copy_210_Copy_8"/>
+            <w:bookmarkEnd w:id="128"/>
+            <w:bookmarkEnd w:id="129"/>
+            <w:bookmarkEnd w:id="130"/>
             <w:r>
               <w:rPr>
                 <w:rFonts w:eastAsia="Times New Roman" w:cs="Times New Roman"/>
@@ -5415,9 +5558,9 @@
               </w:rPr>
               <w:fldChar w:fldCharType="separate"/>
             </w:r>
-            <w:bookmarkStart w:id="53" w:name="Check2_Copy_211_Copy_8"/>
-            <w:bookmarkStart w:id="54" w:name="Check2_Copy_211_Copy_8"/>
-            <w:bookmarkEnd w:id="54"/>
+            <w:bookmarkStart w:id="131" w:name="Check2_Copy_211_Copy_8"/>
+            <w:bookmarkStart w:id="132" w:name="Check2_Copy_211_Copy_8"/>
+            <w:bookmarkEnd w:id="132"/>
             <w:r>
               <w:rPr>
                 <w:rFonts w:eastAsia="Times New Roman" w:cs="Times New Roman"/>
@@ -5433,6 +5576,12 @@
               </w:rPr>
               <w:fldChar w:fldCharType="end"/>
             </w:r>
+            <w:bookmarkStart w:id="133" w:name="Check2_Copy_211_Copy_8_Copy_1"/>
+            <w:bookmarkStart w:id="134" w:name="Check2_Copy_211_Copy_8_Copy_1"/>
+            <w:bookmarkStart w:id="135" w:name="Check2_Copy_211_Copy_8"/>
+            <w:bookmarkEnd w:id="133"/>
+            <w:bookmarkEnd w:id="134"/>
+            <w:bookmarkEnd w:id="135"/>
             <w:r>
               <w:rPr>
                 <w:rFonts w:eastAsia="Times New Roman" w:cs="Times New Roman"/>
@@ -5504,8 +5653,6 @@
       </w:pPr>
       <w:r>
         <w:rPr>
-          <w:b w:val="false"/>
-          <w:bCs w:val="false"/>
           <w:color w:val="000000"/>
           <w:sz w:val="23"/>
           <w:szCs w:val="23"/>
@@ -5610,9 +5757,9 @@
               </w:rPr>
               <w:fldChar w:fldCharType="separate"/>
             </w:r>
-            <w:bookmarkStart w:id="55" w:name="Check1_Copy_105_Copy_9"/>
-            <w:bookmarkStart w:id="56" w:name="Check1_Copy_105_Copy_9"/>
-            <w:bookmarkEnd w:id="56"/>
+            <w:bookmarkStart w:id="136" w:name="Check1_Copy_105_Copy_9"/>
+            <w:bookmarkStart w:id="137" w:name="Check1_Copy_105_Copy_9"/>
+            <w:bookmarkEnd w:id="137"/>
             <w:r>
               <w:rPr>
                 <w:rFonts w:eastAsia="Times New Roman" w:cs="Times New Roman"/>
@@ -5628,6 +5775,12 @@
               </w:rPr>
               <w:fldChar w:fldCharType="end"/>
             </w:r>
+            <w:bookmarkStart w:id="138" w:name="Check1_Copy_105_Copy_9_Copy_1"/>
+            <w:bookmarkStart w:id="139" w:name="Check1_Copy_105_Copy_9_Copy_1"/>
+            <w:bookmarkStart w:id="140" w:name="Check1_Copy_105_Copy_9"/>
+            <w:bookmarkEnd w:id="138"/>
+            <w:bookmarkEnd w:id="139"/>
+            <w:bookmarkEnd w:id="140"/>
             <w:r>
               <w:rPr>
                 <w:rFonts w:eastAsia="Times New Roman" w:cs="Times New Roman"/>
@@ -5690,9 +5843,9 @@
               </w:rPr>
               <w:fldChar w:fldCharType="separate"/>
             </w:r>
-            <w:bookmarkStart w:id="57" w:name="Check2_Copy_210_Copy_9"/>
-            <w:bookmarkStart w:id="58" w:name="Check2_Copy_210_Copy_9"/>
-            <w:bookmarkEnd w:id="58"/>
+            <w:bookmarkStart w:id="141" w:name="Check2_Copy_210_Copy_9"/>
+            <w:bookmarkStart w:id="142" w:name="Check2_Copy_210_Copy_9"/>
+            <w:bookmarkEnd w:id="142"/>
             <w:r>
               <w:rPr>
                 <w:rFonts w:eastAsia="Times New Roman" w:cs="Times New Roman"/>
@@ -5708,6 +5861,12 @@
               </w:rPr>
               <w:fldChar w:fldCharType="end"/>
             </w:r>
+            <w:bookmarkStart w:id="143" w:name="Check2_Copy_210_Copy_9_Copy_1"/>
+            <w:bookmarkStart w:id="144" w:name="Check2_Copy_210_Copy_9_Copy_1"/>
+            <w:bookmarkStart w:id="145" w:name="Check2_Copy_210_Copy_9"/>
+            <w:bookmarkEnd w:id="143"/>
+            <w:bookmarkEnd w:id="144"/>
+            <w:bookmarkEnd w:id="145"/>
             <w:r>
               <w:rPr>
                 <w:rFonts w:eastAsia="Times New Roman" w:cs="Times New Roman"/>
@@ -5770,9 +5929,9 @@
               </w:rPr>
               <w:fldChar w:fldCharType="separate"/>
             </w:r>
-            <w:bookmarkStart w:id="59" w:name="Check2_Copy_211_Copy_9"/>
-            <w:bookmarkStart w:id="60" w:name="Check2_Copy_211_Copy_9"/>
-            <w:bookmarkEnd w:id="60"/>
+            <w:bookmarkStart w:id="146" w:name="Check2_Copy_211_Copy_9"/>
+            <w:bookmarkStart w:id="147" w:name="Check2_Copy_211_Copy_9"/>
+            <w:bookmarkEnd w:id="147"/>
             <w:r>
               <w:rPr>
                 <w:rFonts w:eastAsia="Times New Roman" w:cs="Times New Roman"/>
@@ -5788,6 +5947,12 @@
               </w:rPr>
               <w:fldChar w:fldCharType="end"/>
             </w:r>
+            <w:bookmarkStart w:id="148" w:name="Check2_Copy_211_Copy_9_Copy_1"/>
+            <w:bookmarkStart w:id="149" w:name="Check2_Copy_211_Copy_9_Copy_1"/>
+            <w:bookmarkStart w:id="150" w:name="Check2_Copy_211_Copy_9"/>
+            <w:bookmarkEnd w:id="148"/>
+            <w:bookmarkEnd w:id="149"/>
+            <w:bookmarkEnd w:id="150"/>
             <w:r>
               <w:rPr>
                 <w:rFonts w:eastAsia="Times New Roman" w:cs="Times New Roman"/>
@@ -5859,8 +6024,6 @@
       </w:pPr>
       <w:r>
         <w:rPr>
-          <w:b w:val="false"/>
-          <w:bCs w:val="false"/>
           <w:color w:val="000000"/>
           <w:sz w:val="23"/>
           <w:szCs w:val="23"/>
@@ -5965,9 +6128,9 @@
               </w:rPr>
               <w:fldChar w:fldCharType="separate"/>
             </w:r>
-            <w:bookmarkStart w:id="61" w:name="Check1_Copy_105_Copy_10"/>
-            <w:bookmarkStart w:id="62" w:name="Check1_Copy_105_Copy_10"/>
-            <w:bookmarkEnd w:id="62"/>
+            <w:bookmarkStart w:id="151" w:name="Check1_Copy_105_Copy_10"/>
+            <w:bookmarkStart w:id="152" w:name="Check1_Copy_105_Copy_10"/>
+            <w:bookmarkEnd w:id="152"/>
             <w:r>
               <w:rPr>
                 <w:rFonts w:eastAsia="Times New Roman" w:cs="Times New Roman"/>
@@ -5983,6 +6146,12 @@
               </w:rPr>
               <w:fldChar w:fldCharType="end"/>
             </w:r>
+            <w:bookmarkStart w:id="153" w:name="Check1_Copy_105_Copy_10_Copy_1"/>
+            <w:bookmarkStart w:id="154" w:name="Check1_Copy_105_Copy_10_Copy_1"/>
+            <w:bookmarkStart w:id="155" w:name="Check1_Copy_105_Copy_10"/>
+            <w:bookmarkEnd w:id="153"/>
+            <w:bookmarkEnd w:id="154"/>
+            <w:bookmarkEnd w:id="155"/>
             <w:r>
               <w:rPr>
                 <w:rFonts w:eastAsia="Times New Roman" w:cs="Times New Roman"/>
@@ -6045,9 +6214,9 @@
               </w:rPr>
               <w:fldChar w:fldCharType="separate"/>
             </w:r>
-            <w:bookmarkStart w:id="63" w:name="Check2_Copy_210_Copy_10"/>
-            <w:bookmarkStart w:id="64" w:name="Check2_Copy_210_Copy_10"/>
-            <w:bookmarkEnd w:id="64"/>
+            <w:bookmarkStart w:id="156" w:name="Check2_Copy_210_Copy_10"/>
+            <w:bookmarkStart w:id="157" w:name="Check2_Copy_210_Copy_10"/>
+            <w:bookmarkEnd w:id="157"/>
             <w:r>
               <w:rPr>
                 <w:rFonts w:eastAsia="Times New Roman" w:cs="Times New Roman"/>
@@ -6063,6 +6232,12 @@
               </w:rPr>
               <w:fldChar w:fldCharType="end"/>
             </w:r>
+            <w:bookmarkStart w:id="158" w:name="Check2_Copy_210_Copy_10_Copy_1"/>
+            <w:bookmarkStart w:id="159" w:name="Check2_Copy_210_Copy_10_Copy_1"/>
+            <w:bookmarkStart w:id="160" w:name="Check2_Copy_210_Copy_10"/>
+            <w:bookmarkEnd w:id="158"/>
+            <w:bookmarkEnd w:id="159"/>
+            <w:bookmarkEnd w:id="160"/>
             <w:r>
               <w:rPr>
                 <w:rFonts w:eastAsia="Times New Roman" w:cs="Times New Roman"/>
@@ -6125,9 +6300,9 @@
               </w:rPr>
               <w:fldChar w:fldCharType="separate"/>
             </w:r>
-            <w:bookmarkStart w:id="65" w:name="Check2_Copy_211_Copy_10"/>
-            <w:bookmarkStart w:id="66" w:name="Check2_Copy_211_Copy_10"/>
-            <w:bookmarkEnd w:id="66"/>
+            <w:bookmarkStart w:id="161" w:name="Check2_Copy_211_Copy_10"/>
+            <w:bookmarkStart w:id="162" w:name="Check2_Copy_211_Copy_10"/>
+            <w:bookmarkEnd w:id="162"/>
             <w:r>
               <w:rPr>
                 <w:rFonts w:eastAsia="Times New Roman" w:cs="Times New Roman"/>
@@ -6143,6 +6318,12 @@
               </w:rPr>
               <w:fldChar w:fldCharType="end"/>
             </w:r>
+            <w:bookmarkStart w:id="163" w:name="Check2_Copy_211_Copy_10_Copy_1"/>
+            <w:bookmarkStart w:id="164" w:name="Check2_Copy_211_Copy_10_Copy_1"/>
+            <w:bookmarkStart w:id="165" w:name="Check2_Copy_211_Copy_10"/>
+            <w:bookmarkEnd w:id="163"/>
+            <w:bookmarkEnd w:id="164"/>
+            <w:bookmarkEnd w:id="165"/>
             <w:r>
               <w:rPr>
                 <w:rFonts w:eastAsia="Times New Roman" w:cs="Times New Roman"/>
@@ -6214,8 +6395,6 @@
       </w:pPr>
       <w:r>
         <w:rPr>
-          <w:b w:val="false"/>
-          <w:bCs w:val="false"/>
           <w:color w:val="000000"/>
           <w:sz w:val="23"/>
           <w:szCs w:val="23"/>
@@ -6320,9 +6499,9 @@
               </w:rPr>
               <w:fldChar w:fldCharType="separate"/>
             </w:r>
-            <w:bookmarkStart w:id="67" w:name="Check1_Copy_105_Copy_11"/>
-            <w:bookmarkStart w:id="68" w:name="Check1_Copy_105_Copy_11"/>
-            <w:bookmarkEnd w:id="68"/>
+            <w:bookmarkStart w:id="166" w:name="Check1_Copy_105_Copy_11"/>
+            <w:bookmarkStart w:id="167" w:name="Check1_Copy_105_Copy_11"/>
+            <w:bookmarkEnd w:id="167"/>
             <w:r>
               <w:rPr>
                 <w:rFonts w:eastAsia="Times New Roman" w:cs="Times New Roman"/>
@@ -6338,6 +6517,12 @@
               </w:rPr>
               <w:fldChar w:fldCharType="end"/>
             </w:r>
+            <w:bookmarkStart w:id="168" w:name="Check1_Copy_105_Copy_11_Copy_1"/>
+            <w:bookmarkStart w:id="169" w:name="Check1_Copy_105_Copy_11_Copy_1"/>
+            <w:bookmarkStart w:id="170" w:name="Check1_Copy_105_Copy_11"/>
+            <w:bookmarkEnd w:id="168"/>
+            <w:bookmarkEnd w:id="169"/>
+            <w:bookmarkEnd w:id="170"/>
             <w:r>
               <w:rPr>
                 <w:rFonts w:eastAsia="Times New Roman" w:cs="Times New Roman"/>
@@ -6400,9 +6585,9 @@
               </w:rPr>
               <w:fldChar w:fldCharType="separate"/>
             </w:r>
-            <w:bookmarkStart w:id="69" w:name="Check2_Copy_210_Copy_11"/>
-            <w:bookmarkStart w:id="70" w:name="Check2_Copy_210_Copy_11"/>
-            <w:bookmarkEnd w:id="70"/>
+            <w:bookmarkStart w:id="171" w:name="Check2_Copy_210_Copy_11"/>
+            <w:bookmarkStart w:id="172" w:name="Check2_Copy_210_Copy_11"/>
+            <w:bookmarkEnd w:id="172"/>
             <w:r>
               <w:rPr>
                 <w:rFonts w:eastAsia="Times New Roman" w:cs="Times New Roman"/>
@@ -6418,6 +6603,12 @@
               </w:rPr>
               <w:fldChar w:fldCharType="end"/>
             </w:r>
+            <w:bookmarkStart w:id="173" w:name="Check2_Copy_210_Copy_11_Copy_1"/>
+            <w:bookmarkStart w:id="174" w:name="Check2_Copy_210_Copy_11_Copy_1"/>
+            <w:bookmarkStart w:id="175" w:name="Check2_Copy_210_Copy_11"/>
+            <w:bookmarkEnd w:id="173"/>
+            <w:bookmarkEnd w:id="174"/>
+            <w:bookmarkEnd w:id="175"/>
             <w:r>
               <w:rPr>
                 <w:rFonts w:eastAsia="Times New Roman" w:cs="Times New Roman"/>
@@ -6480,9 +6671,9 @@
               </w:rPr>
               <w:fldChar w:fldCharType="separate"/>
             </w:r>
-            <w:bookmarkStart w:id="71" w:name="Check2_Copy_211_Copy_11"/>
-            <w:bookmarkStart w:id="72" w:name="Check2_Copy_211_Copy_11"/>
-            <w:bookmarkEnd w:id="72"/>
+            <w:bookmarkStart w:id="176" w:name="Check2_Copy_211_Copy_11"/>
+            <w:bookmarkStart w:id="177" w:name="Check2_Copy_211_Copy_11"/>
+            <w:bookmarkEnd w:id="177"/>
             <w:r>
               <w:rPr>
                 <w:rFonts w:eastAsia="Times New Roman" w:cs="Times New Roman"/>
@@ -6498,6 +6689,12 @@
               </w:rPr>
               <w:fldChar w:fldCharType="end"/>
             </w:r>
+            <w:bookmarkStart w:id="178" w:name="Check2_Copy_211_Copy_11_Copy_1"/>
+            <w:bookmarkStart w:id="179" w:name="Check2_Copy_211_Copy_11_Copy_1"/>
+            <w:bookmarkStart w:id="180" w:name="Check2_Copy_211_Copy_11"/>
+            <w:bookmarkEnd w:id="178"/>
+            <w:bookmarkEnd w:id="179"/>
+            <w:bookmarkEnd w:id="180"/>
             <w:r>
               <w:rPr>
                 <w:rFonts w:eastAsia="Times New Roman" w:cs="Times New Roman"/>
@@ -6569,8 +6766,6 @@
       </w:pPr>
       <w:r>
         <w:rPr>
-          <w:b w:val="false"/>
-          <w:bCs w:val="false"/>
           <w:color w:val="000000"/>
           <w:sz w:val="23"/>
           <w:szCs w:val="23"/>
@@ -6675,9 +6870,9 @@
               </w:rPr>
               <w:fldChar w:fldCharType="separate"/>
             </w:r>
-            <w:bookmarkStart w:id="73" w:name="Check1_Copy_105_Copy_12"/>
-            <w:bookmarkStart w:id="74" w:name="Check1_Copy_105_Copy_12"/>
-            <w:bookmarkEnd w:id="74"/>
+            <w:bookmarkStart w:id="181" w:name="Check1_Copy_105_Copy_12"/>
+            <w:bookmarkStart w:id="182" w:name="Check1_Copy_105_Copy_12"/>
+            <w:bookmarkEnd w:id="182"/>
             <w:r>
               <w:rPr>
                 <w:rFonts w:eastAsia="Times New Roman" w:cs="Times New Roman"/>
@@ -6693,6 +6888,12 @@
               </w:rPr>
               <w:fldChar w:fldCharType="end"/>
             </w:r>
+            <w:bookmarkStart w:id="183" w:name="Check1_Copy_105_Copy_12_Copy_1"/>
+            <w:bookmarkStart w:id="184" w:name="Check1_Copy_105_Copy_12_Copy_1"/>
+            <w:bookmarkStart w:id="185" w:name="Check1_Copy_105_Copy_12"/>
+            <w:bookmarkEnd w:id="183"/>
+            <w:bookmarkEnd w:id="184"/>
+            <w:bookmarkEnd w:id="185"/>
             <w:r>
               <w:rPr>
                 <w:rFonts w:eastAsia="Times New Roman" w:cs="Times New Roman"/>
@@ -6755,9 +6956,9 @@
               </w:rPr>
               <w:fldChar w:fldCharType="separate"/>
             </w:r>
-            <w:bookmarkStart w:id="75" w:name="Check2_Copy_210_Copy_12"/>
-            <w:bookmarkStart w:id="76" w:name="Check2_Copy_210_Copy_12"/>
-            <w:bookmarkEnd w:id="76"/>
+            <w:bookmarkStart w:id="186" w:name="Check2_Copy_210_Copy_12"/>
+            <w:bookmarkStart w:id="187" w:name="Check2_Copy_210_Copy_12"/>
+            <w:bookmarkEnd w:id="187"/>
             <w:r>
               <w:rPr>
                 <w:rFonts w:eastAsia="Times New Roman" w:cs="Times New Roman"/>
@@ -6773,6 +6974,12 @@
               </w:rPr>
               <w:fldChar w:fldCharType="end"/>
             </w:r>
+            <w:bookmarkStart w:id="188" w:name="Check2_Copy_210_Copy_12_Copy_1"/>
+            <w:bookmarkStart w:id="189" w:name="Check2_Copy_210_Copy_12_Copy_1"/>
+            <w:bookmarkStart w:id="190" w:name="Check2_Copy_210_Copy_12"/>
+            <w:bookmarkEnd w:id="188"/>
+            <w:bookmarkEnd w:id="189"/>
+            <w:bookmarkEnd w:id="190"/>
             <w:r>
               <w:rPr>
                 <w:rFonts w:eastAsia="Times New Roman" w:cs="Times New Roman"/>
@@ -6835,9 +7042,9 @@
               </w:rPr>
               <w:fldChar w:fldCharType="separate"/>
             </w:r>
-            <w:bookmarkStart w:id="77" w:name="Check2_Copy_211_Copy_12"/>
-            <w:bookmarkStart w:id="78" w:name="Check2_Copy_211_Copy_12"/>
-            <w:bookmarkEnd w:id="78"/>
+            <w:bookmarkStart w:id="191" w:name="Check2_Copy_211_Copy_12"/>
+            <w:bookmarkStart w:id="192" w:name="Check2_Copy_211_Copy_12"/>
+            <w:bookmarkEnd w:id="192"/>
             <w:r>
               <w:rPr>
                 <w:rFonts w:eastAsia="Times New Roman" w:cs="Times New Roman"/>
@@ -6853,6 +7060,12 @@
               </w:rPr>
               <w:fldChar w:fldCharType="end"/>
             </w:r>
+            <w:bookmarkStart w:id="193" w:name="Check2_Copy_211_Copy_12_Copy_1"/>
+            <w:bookmarkStart w:id="194" w:name="Check2_Copy_211_Copy_12_Copy_1"/>
+            <w:bookmarkStart w:id="195" w:name="Check2_Copy_211_Copy_12"/>
+            <w:bookmarkEnd w:id="193"/>
+            <w:bookmarkEnd w:id="194"/>
+            <w:bookmarkEnd w:id="195"/>
             <w:r>
               <w:rPr>
                 <w:rFonts w:eastAsia="Times New Roman" w:cs="Times New Roman"/>
@@ -6924,8 +7137,6 @@
       </w:pPr>
       <w:r>
         <w:rPr>
-          <w:b w:val="false"/>
-          <w:bCs w:val="false"/>
           <w:color w:val="000000"/>
           <w:sz w:val="23"/>
           <w:szCs w:val="23"/>
@@ -7030,9 +7241,9 @@
               </w:rPr>
               <w:fldChar w:fldCharType="separate"/>
             </w:r>
-            <w:bookmarkStart w:id="79" w:name="Check1_Copy_105_Copy_13"/>
-            <w:bookmarkStart w:id="80" w:name="Check1_Copy_105_Copy_13"/>
-            <w:bookmarkEnd w:id="80"/>
+            <w:bookmarkStart w:id="196" w:name="Check1_Copy_105_Copy_13"/>
+            <w:bookmarkStart w:id="197" w:name="Check1_Copy_105_Copy_13"/>
+            <w:bookmarkEnd w:id="197"/>
             <w:r>
               <w:rPr>
                 <w:rFonts w:eastAsia="Times New Roman" w:cs="Times New Roman"/>
@@ -7048,6 +7259,12 @@
               </w:rPr>
               <w:fldChar w:fldCharType="end"/>
             </w:r>
+            <w:bookmarkStart w:id="198" w:name="Check1_Copy_105_Copy_13_Copy_1"/>
+            <w:bookmarkStart w:id="199" w:name="Check1_Copy_105_Copy_13_Copy_1"/>
+            <w:bookmarkStart w:id="200" w:name="Check1_Copy_105_Copy_13"/>
+            <w:bookmarkEnd w:id="198"/>
+            <w:bookmarkEnd w:id="199"/>
+            <w:bookmarkEnd w:id="200"/>
             <w:r>
               <w:rPr>
                 <w:rFonts w:eastAsia="Times New Roman" w:cs="Times New Roman"/>
@@ -7110,9 +7327,9 @@
               </w:rPr>
               <w:fldChar w:fldCharType="separate"/>
             </w:r>
-            <w:bookmarkStart w:id="81" w:name="Check2_Copy_210_Copy_13"/>
-            <w:bookmarkStart w:id="82" w:name="Check2_Copy_210_Copy_13"/>
-            <w:bookmarkEnd w:id="82"/>
+            <w:bookmarkStart w:id="201" w:name="Check2_Copy_210_Copy_13"/>
+            <w:bookmarkStart w:id="202" w:name="Check2_Copy_210_Copy_13"/>
+            <w:bookmarkEnd w:id="202"/>
             <w:r>
               <w:rPr>
                 <w:rFonts w:eastAsia="Times New Roman" w:cs="Times New Roman"/>
@@ -7128,6 +7345,12 @@
               </w:rPr>
               <w:fldChar w:fldCharType="end"/>
             </w:r>
+            <w:bookmarkStart w:id="203" w:name="Check2_Copy_210_Copy_13_Copy_1"/>
+            <w:bookmarkStart w:id="204" w:name="Check2_Copy_210_Copy_13_Copy_1"/>
+            <w:bookmarkStart w:id="205" w:name="Check2_Copy_210_Copy_13"/>
+            <w:bookmarkEnd w:id="203"/>
+            <w:bookmarkEnd w:id="204"/>
+            <w:bookmarkEnd w:id="205"/>
             <w:r>
               <w:rPr>
                 <w:rFonts w:eastAsia="Times New Roman" w:cs="Times New Roman"/>
@@ -7190,9 +7413,9 @@
               </w:rPr>
               <w:fldChar w:fldCharType="separate"/>
             </w:r>
-            <w:bookmarkStart w:id="83" w:name="Check2_Copy_211_Copy_13"/>
-            <w:bookmarkStart w:id="84" w:name="Check2_Copy_211_Copy_13"/>
-            <w:bookmarkEnd w:id="84"/>
+            <w:bookmarkStart w:id="206" w:name="Check2_Copy_211_Copy_13"/>
+            <w:bookmarkStart w:id="207" w:name="Check2_Copy_211_Copy_13"/>
+            <w:bookmarkEnd w:id="207"/>
             <w:r>
               <w:rPr>
                 <w:rFonts w:eastAsia="Times New Roman" w:cs="Times New Roman"/>
@@ -7208,6 +7431,12 @@
               </w:rPr>
               <w:fldChar w:fldCharType="end"/>
             </w:r>
+            <w:bookmarkStart w:id="208" w:name="Check2_Copy_211_Copy_13_Copy_1"/>
+            <w:bookmarkStart w:id="209" w:name="Check2_Copy_211_Copy_13_Copy_1"/>
+            <w:bookmarkStart w:id="210" w:name="Check2_Copy_211_Copy_13"/>
+            <w:bookmarkEnd w:id="208"/>
+            <w:bookmarkEnd w:id="209"/>
+            <w:bookmarkEnd w:id="210"/>
             <w:r>
               <w:rPr>
                 <w:rFonts w:eastAsia="Times New Roman" w:cs="Times New Roman"/>
@@ -7279,8 +7508,6 @@
       </w:pPr>
       <w:r>
         <w:rPr>
-          <w:b w:val="false"/>
-          <w:bCs w:val="false"/>
           <w:color w:val="000000"/>
           <w:sz w:val="23"/>
           <w:szCs w:val="23"/>
@@ -7330,8 +7557,6 @@
       </w:pPr>
       <w:r>
         <w:rPr>
-          <w:b w:val="false"/>
-          <w:bCs w:val="false"/>
           <w:color w:val="000000"/>
           <w:sz w:val="23"/>
           <w:szCs w:val="23"/>
@@ -7462,9 +7687,9 @@
               </w:rPr>
               <w:fldChar w:fldCharType="separate"/>
             </w:r>
-            <w:bookmarkStart w:id="85" w:name="Check1_Copy_105_Copy_14"/>
-            <w:bookmarkStart w:id="86" w:name="Check1_Copy_105_Copy_14"/>
-            <w:bookmarkEnd w:id="86"/>
+            <w:bookmarkStart w:id="211" w:name="Check1_Copy_105_Copy_14"/>
+            <w:bookmarkStart w:id="212" w:name="Check1_Copy_105_Copy_14"/>
+            <w:bookmarkEnd w:id="212"/>
             <w:r>
               <w:rPr>
                 <w:rFonts w:eastAsia="Times New Roman" w:cs="Times New Roman"/>
@@ -7480,6 +7705,12 @@
               </w:rPr>
               <w:fldChar w:fldCharType="end"/>
             </w:r>
+            <w:bookmarkStart w:id="213" w:name="Check1_Copy_105_Copy_14_Copy_1"/>
+            <w:bookmarkStart w:id="214" w:name="Check1_Copy_105_Copy_14_Copy_1"/>
+            <w:bookmarkStart w:id="215" w:name="Check1_Copy_105_Copy_14"/>
+            <w:bookmarkEnd w:id="213"/>
+            <w:bookmarkEnd w:id="214"/>
+            <w:bookmarkEnd w:id="215"/>
             <w:r>
               <w:rPr>
                 <w:rFonts w:eastAsia="Times New Roman" w:cs="Times New Roman"/>
@@ -7542,9 +7773,9 @@
               </w:rPr>
               <w:fldChar w:fldCharType="separate"/>
             </w:r>
-            <w:bookmarkStart w:id="87" w:name="Check2_Copy_210_Copy_14"/>
-            <w:bookmarkStart w:id="88" w:name="Check2_Copy_210_Copy_14"/>
-            <w:bookmarkEnd w:id="88"/>
+            <w:bookmarkStart w:id="216" w:name="Check2_Copy_210_Copy_14"/>
+            <w:bookmarkStart w:id="217" w:name="Check2_Copy_210_Copy_14"/>
+            <w:bookmarkEnd w:id="217"/>
             <w:r>
               <w:rPr>
                 <w:rFonts w:eastAsia="Times New Roman" w:cs="Times New Roman"/>
@@ -7560,6 +7791,12 @@
               </w:rPr>
               <w:fldChar w:fldCharType="end"/>
             </w:r>
+            <w:bookmarkStart w:id="218" w:name="Check2_Copy_210_Copy_14_Copy_1"/>
+            <w:bookmarkStart w:id="219" w:name="Check2_Copy_210_Copy_14_Copy_1"/>
+            <w:bookmarkStart w:id="220" w:name="Check2_Copy_210_Copy_14"/>
+            <w:bookmarkEnd w:id="218"/>
+            <w:bookmarkEnd w:id="219"/>
+            <w:bookmarkEnd w:id="220"/>
             <w:r>
               <w:rPr>
                 <w:rFonts w:eastAsia="Times New Roman" w:cs="Times New Roman"/>
@@ -7622,9 +7859,9 @@
               </w:rPr>
               <w:fldChar w:fldCharType="separate"/>
             </w:r>
-            <w:bookmarkStart w:id="89" w:name="Check2_Copy_211_Copy_14"/>
-            <w:bookmarkStart w:id="90" w:name="Check2_Copy_211_Copy_14"/>
-            <w:bookmarkEnd w:id="90"/>
+            <w:bookmarkStart w:id="221" w:name="Check2_Copy_211_Copy_14"/>
+            <w:bookmarkStart w:id="222" w:name="Check2_Copy_211_Copy_14"/>
+            <w:bookmarkEnd w:id="222"/>
             <w:r>
               <w:rPr>
                 <w:rFonts w:eastAsia="Times New Roman" w:cs="Times New Roman"/>
@@ -7640,6 +7877,12 @@
               </w:rPr>
               <w:fldChar w:fldCharType="end"/>
             </w:r>
+            <w:bookmarkStart w:id="223" w:name="Check2_Copy_211_Copy_14_Copy_1"/>
+            <w:bookmarkStart w:id="224" w:name="Check2_Copy_211_Copy_14_Copy_1"/>
+            <w:bookmarkStart w:id="225" w:name="Check2_Copy_211_Copy_14"/>
+            <w:bookmarkEnd w:id="223"/>
+            <w:bookmarkEnd w:id="224"/>
+            <w:bookmarkEnd w:id="225"/>
             <w:r>
               <w:rPr>
                 <w:rFonts w:eastAsia="Times New Roman" w:cs="Times New Roman"/>
@@ -7711,8 +7954,6 @@
       </w:pPr>
       <w:r>
         <w:rPr>
-          <w:b w:val="false"/>
-          <w:bCs w:val="false"/>
           <w:color w:val="000000"/>
           <w:sz w:val="23"/>
           <w:szCs w:val="23"/>
@@ -7843,9 +8084,9 @@
               </w:rPr>
               <w:fldChar w:fldCharType="separate"/>
             </w:r>
-            <w:bookmarkStart w:id="91" w:name="Check1_Copy_105_Copy_15"/>
-            <w:bookmarkStart w:id="92" w:name="Check1_Copy_105_Copy_15"/>
-            <w:bookmarkEnd w:id="92"/>
+            <w:bookmarkStart w:id="226" w:name="Check1_Copy_105_Copy_15"/>
+            <w:bookmarkStart w:id="227" w:name="Check1_Copy_105_Copy_15"/>
+            <w:bookmarkEnd w:id="227"/>
             <w:r>
               <w:rPr>
                 <w:rFonts w:eastAsia="Times New Roman" w:cs="Times New Roman"/>
@@ -7861,6 +8102,12 @@
               </w:rPr>
               <w:fldChar w:fldCharType="end"/>
             </w:r>
+            <w:bookmarkStart w:id="228" w:name="Check1_Copy_105_Copy_15_Copy_1"/>
+            <w:bookmarkStart w:id="229" w:name="Check1_Copy_105_Copy_15_Copy_1"/>
+            <w:bookmarkStart w:id="230" w:name="Check1_Copy_105_Copy_15"/>
+            <w:bookmarkEnd w:id="228"/>
+            <w:bookmarkEnd w:id="229"/>
+            <w:bookmarkEnd w:id="230"/>
             <w:r>
               <w:rPr>
                 <w:rFonts w:eastAsia="Times New Roman" w:cs="Times New Roman"/>
@@ -7923,9 +8170,9 @@
               </w:rPr>
               <w:fldChar w:fldCharType="separate"/>
             </w:r>
-            <w:bookmarkStart w:id="93" w:name="Check2_Copy_210_Copy_15"/>
-            <w:bookmarkStart w:id="94" w:name="Check2_Copy_210_Copy_15"/>
-            <w:bookmarkEnd w:id="94"/>
+            <w:bookmarkStart w:id="231" w:name="Check2_Copy_210_Copy_15"/>
+            <w:bookmarkStart w:id="232" w:name="Check2_Copy_210_Copy_15"/>
+            <w:bookmarkEnd w:id="232"/>
             <w:r>
               <w:rPr>
                 <w:rFonts w:eastAsia="Times New Roman" w:cs="Times New Roman"/>
@@ -7941,6 +8188,12 @@
               </w:rPr>
               <w:fldChar w:fldCharType="end"/>
             </w:r>
+            <w:bookmarkStart w:id="233" w:name="Check2_Copy_210_Copy_15_Copy_1"/>
+            <w:bookmarkStart w:id="234" w:name="Check2_Copy_210_Copy_15_Copy_1"/>
+            <w:bookmarkStart w:id="235" w:name="Check2_Copy_210_Copy_15"/>
+            <w:bookmarkEnd w:id="233"/>
+            <w:bookmarkEnd w:id="234"/>
+            <w:bookmarkEnd w:id="235"/>
             <w:r>
               <w:rPr>
                 <w:rFonts w:eastAsia="Times New Roman" w:cs="Times New Roman"/>
@@ -8003,9 +8256,9 @@
               </w:rPr>
               <w:fldChar w:fldCharType="separate"/>
             </w:r>
-            <w:bookmarkStart w:id="95" w:name="Check2_Copy_211_Copy_15"/>
-            <w:bookmarkStart w:id="96" w:name="Check2_Copy_211_Copy_15"/>
-            <w:bookmarkEnd w:id="96"/>
+            <w:bookmarkStart w:id="236" w:name="Check2_Copy_211_Copy_15"/>
+            <w:bookmarkStart w:id="237" w:name="Check2_Copy_211_Copy_15"/>
+            <w:bookmarkEnd w:id="237"/>
             <w:r>
               <w:rPr>
                 <w:rFonts w:eastAsia="Times New Roman" w:cs="Times New Roman"/>
@@ -8021,6 +8274,12 @@
               </w:rPr>
               <w:fldChar w:fldCharType="end"/>
             </w:r>
+            <w:bookmarkStart w:id="238" w:name="Check2_Copy_211_Copy_15_Copy_1"/>
+            <w:bookmarkStart w:id="239" w:name="Check2_Copy_211_Copy_15_Copy_1"/>
+            <w:bookmarkStart w:id="240" w:name="Check2_Copy_211_Copy_15"/>
+            <w:bookmarkEnd w:id="238"/>
+            <w:bookmarkEnd w:id="239"/>
+            <w:bookmarkEnd w:id="240"/>
             <w:r>
               <w:rPr>
                 <w:rFonts w:eastAsia="Times New Roman" w:cs="Times New Roman"/>
@@ -8092,8 +8351,6 @@
       </w:pPr>
       <w:r>
         <w:rPr>
-          <w:b w:val="false"/>
-          <w:bCs w:val="false"/>
           <w:color w:val="000000"/>
           <w:sz w:val="23"/>
           <w:szCs w:val="23"/>
@@ -8224,9 +8481,9 @@
               </w:rPr>
               <w:fldChar w:fldCharType="separate"/>
             </w:r>
-            <w:bookmarkStart w:id="97" w:name="Check1_Copy_105_Copy_16"/>
-            <w:bookmarkStart w:id="98" w:name="Check1_Copy_105_Copy_16"/>
-            <w:bookmarkEnd w:id="98"/>
+            <w:bookmarkStart w:id="241" w:name="Check1_Copy_105_Copy_16"/>
+            <w:bookmarkStart w:id="242" w:name="Check1_Copy_105_Copy_16"/>
+            <w:bookmarkEnd w:id="242"/>
             <w:r>
               <w:rPr>
                 <w:rFonts w:eastAsia="Times New Roman" w:cs="Times New Roman"/>
@@ -8242,6 +8499,12 @@
               </w:rPr>
               <w:fldChar w:fldCharType="end"/>
             </w:r>
+            <w:bookmarkStart w:id="243" w:name="Check1_Copy_105_Copy_16_Copy_1"/>
+            <w:bookmarkStart w:id="244" w:name="Check1_Copy_105_Copy_16_Copy_1"/>
+            <w:bookmarkStart w:id="245" w:name="Check1_Copy_105_Copy_16"/>
+            <w:bookmarkEnd w:id="243"/>
+            <w:bookmarkEnd w:id="244"/>
+            <w:bookmarkEnd w:id="245"/>
             <w:r>
               <w:rPr>
                 <w:rFonts w:eastAsia="Times New Roman" w:cs="Times New Roman"/>
@@ -8304,9 +8567,9 @@
               </w:rPr>
               <w:fldChar w:fldCharType="separate"/>
             </w:r>
-            <w:bookmarkStart w:id="99" w:name="Check2_Copy_210_Copy_16"/>
-            <w:bookmarkStart w:id="100" w:name="Check2_Copy_210_Copy_16"/>
-            <w:bookmarkEnd w:id="100"/>
+            <w:bookmarkStart w:id="246" w:name="Check2_Copy_210_Copy_16"/>
+            <w:bookmarkStart w:id="247" w:name="Check2_Copy_210_Copy_16"/>
+            <w:bookmarkEnd w:id="247"/>
             <w:r>
               <w:rPr>
                 <w:rFonts w:eastAsia="Times New Roman" w:cs="Times New Roman"/>
@@ -8322,6 +8585,12 @@
               </w:rPr>
               <w:fldChar w:fldCharType="end"/>
             </w:r>
+            <w:bookmarkStart w:id="248" w:name="Check2_Copy_210_Copy_16_Copy_1"/>
+            <w:bookmarkStart w:id="249" w:name="Check2_Copy_210_Copy_16_Copy_1"/>
+            <w:bookmarkStart w:id="250" w:name="Check2_Copy_210_Copy_16"/>
+            <w:bookmarkEnd w:id="248"/>
+            <w:bookmarkEnd w:id="249"/>
+            <w:bookmarkEnd w:id="250"/>
             <w:r>
               <w:rPr>
                 <w:rFonts w:eastAsia="Times New Roman" w:cs="Times New Roman"/>
@@ -8384,9 +8653,9 @@
               </w:rPr>
               <w:fldChar w:fldCharType="separate"/>
             </w:r>
-            <w:bookmarkStart w:id="101" w:name="Check2_Copy_211_Copy_16"/>
-            <w:bookmarkStart w:id="102" w:name="Check2_Copy_211_Copy_16"/>
-            <w:bookmarkEnd w:id="102"/>
+            <w:bookmarkStart w:id="251" w:name="Check2_Copy_211_Copy_16"/>
+            <w:bookmarkStart w:id="252" w:name="Check2_Copy_211_Copy_16"/>
+            <w:bookmarkEnd w:id="252"/>
             <w:r>
               <w:rPr>
                 <w:rFonts w:eastAsia="Times New Roman" w:cs="Times New Roman"/>
@@ -8402,6 +8671,12 @@
               </w:rPr>
               <w:fldChar w:fldCharType="end"/>
             </w:r>
+            <w:bookmarkStart w:id="253" w:name="Check2_Copy_211_Copy_16_Copy_1"/>
+            <w:bookmarkStart w:id="254" w:name="Check2_Copy_211_Copy_16_Copy_1"/>
+            <w:bookmarkStart w:id="255" w:name="Check2_Copy_211_Copy_16"/>
+            <w:bookmarkEnd w:id="253"/>
+            <w:bookmarkEnd w:id="254"/>
+            <w:bookmarkEnd w:id="255"/>
             <w:r>
               <w:rPr>
                 <w:rFonts w:eastAsia="Times New Roman" w:cs="Times New Roman"/>
@@ -8473,8 +8748,6 @@
       </w:pPr>
       <w:r>
         <w:rPr>
-          <w:b w:val="false"/>
-          <w:bCs w:val="false"/>
           <w:color w:val="000000"/>
           <w:sz w:val="23"/>
           <w:szCs w:val="23"/>
@@ -8605,9 +8878,9 @@
               </w:rPr>
               <w:fldChar w:fldCharType="separate"/>
             </w:r>
-            <w:bookmarkStart w:id="103" w:name="Check1_Copy_105_Copy_17"/>
-            <w:bookmarkStart w:id="104" w:name="Check1_Copy_105_Copy_17"/>
-            <w:bookmarkEnd w:id="104"/>
+            <w:bookmarkStart w:id="256" w:name="Check1_Copy_105_Copy_17"/>
+            <w:bookmarkStart w:id="257" w:name="Check1_Copy_105_Copy_17"/>
+            <w:bookmarkEnd w:id="257"/>
             <w:r>
               <w:rPr>
                 <w:rFonts w:eastAsia="Times New Roman" w:cs="Times New Roman"/>
@@ -8623,6 +8896,12 @@
               </w:rPr>
               <w:fldChar w:fldCharType="end"/>
             </w:r>
+            <w:bookmarkStart w:id="258" w:name="Check1_Copy_105_Copy_17_Copy_1"/>
+            <w:bookmarkStart w:id="259" w:name="Check1_Copy_105_Copy_17_Copy_1"/>
+            <w:bookmarkStart w:id="260" w:name="Check1_Copy_105_Copy_17"/>
+            <w:bookmarkEnd w:id="258"/>
+            <w:bookmarkEnd w:id="259"/>
+            <w:bookmarkEnd w:id="260"/>
             <w:r>
               <w:rPr>
                 <w:rFonts w:eastAsia="Times New Roman" w:cs="Times New Roman"/>
@@ -8685,9 +8964,9 @@
               </w:rPr>
               <w:fldChar w:fldCharType="separate"/>
             </w:r>
-            <w:bookmarkStart w:id="105" w:name="Check2_Copy_210_Copy_17"/>
-            <w:bookmarkStart w:id="106" w:name="Check2_Copy_210_Copy_17"/>
-            <w:bookmarkEnd w:id="106"/>
+            <w:bookmarkStart w:id="261" w:name="Check2_Copy_210_Copy_17"/>
+            <w:bookmarkStart w:id="262" w:name="Check2_Copy_210_Copy_17"/>
+            <w:bookmarkEnd w:id="262"/>
             <w:r>
               <w:rPr>
                 <w:rFonts w:eastAsia="Times New Roman" w:cs="Times New Roman"/>
@@ -8703,6 +8982,12 @@
               </w:rPr>
               <w:fldChar w:fldCharType="end"/>
             </w:r>
+            <w:bookmarkStart w:id="263" w:name="Check2_Copy_210_Copy_17_Copy_1"/>
+            <w:bookmarkStart w:id="264" w:name="Check2_Copy_210_Copy_17_Copy_1"/>
+            <w:bookmarkStart w:id="265" w:name="Check2_Copy_210_Copy_17"/>
+            <w:bookmarkEnd w:id="263"/>
+            <w:bookmarkEnd w:id="264"/>
+            <w:bookmarkEnd w:id="265"/>
             <w:r>
               <w:rPr>
                 <w:rFonts w:eastAsia="Times New Roman" w:cs="Times New Roman"/>
@@ -8765,9 +9050,9 @@
               </w:rPr>
               <w:fldChar w:fldCharType="separate"/>
             </w:r>
-            <w:bookmarkStart w:id="107" w:name="Check2_Copy_211_Copy_17"/>
-            <w:bookmarkStart w:id="108" w:name="Check2_Copy_211_Copy_17"/>
-            <w:bookmarkEnd w:id="108"/>
+            <w:bookmarkStart w:id="266" w:name="Check2_Copy_211_Copy_17"/>
+            <w:bookmarkStart w:id="267" w:name="Check2_Copy_211_Copy_17"/>
+            <w:bookmarkEnd w:id="267"/>
             <w:r>
               <w:rPr>
                 <w:rFonts w:eastAsia="Times New Roman" w:cs="Times New Roman"/>
@@ -8783,6 +9068,12 @@
               </w:rPr>
               <w:fldChar w:fldCharType="end"/>
             </w:r>
+            <w:bookmarkStart w:id="268" w:name="Check2_Copy_211_Copy_17_Copy_1"/>
+            <w:bookmarkStart w:id="269" w:name="Check2_Copy_211_Copy_17_Copy_1"/>
+            <w:bookmarkStart w:id="270" w:name="Check2_Copy_211_Copy_17"/>
+            <w:bookmarkEnd w:id="268"/>
+            <w:bookmarkEnd w:id="269"/>
+            <w:bookmarkEnd w:id="270"/>
             <w:r>
               <w:rPr>
                 <w:rFonts w:eastAsia="Times New Roman" w:cs="Times New Roman"/>
@@ -8854,8 +9145,6 @@
       </w:pPr>
       <w:r>
         <w:rPr>
-          <w:b w:val="false"/>
-          <w:bCs w:val="false"/>
           <w:color w:val="000000"/>
           <w:sz w:val="23"/>
           <w:szCs w:val="23"/>
@@ -8960,9 +9249,9 @@
               </w:rPr>
               <w:fldChar w:fldCharType="separate"/>
             </w:r>
-            <w:bookmarkStart w:id="109" w:name="Check1_Copy_105_Copy_18"/>
-            <w:bookmarkStart w:id="110" w:name="Check1_Copy_105_Copy_18"/>
-            <w:bookmarkEnd w:id="110"/>
+            <w:bookmarkStart w:id="271" w:name="Check1_Copy_105_Copy_18"/>
+            <w:bookmarkStart w:id="272" w:name="Check1_Copy_105_Copy_18"/>
+            <w:bookmarkEnd w:id="272"/>
             <w:r>
               <w:rPr>
                 <w:rFonts w:eastAsia="Times New Roman" w:cs="Times New Roman"/>
@@ -8978,6 +9267,12 @@
               </w:rPr>
               <w:fldChar w:fldCharType="end"/>
             </w:r>
+            <w:bookmarkStart w:id="273" w:name="Check1_Copy_105_Copy_18_Copy_1"/>
+            <w:bookmarkStart w:id="274" w:name="Check1_Copy_105_Copy_18_Copy_1"/>
+            <w:bookmarkStart w:id="275" w:name="Check1_Copy_105_Copy_18"/>
+            <w:bookmarkEnd w:id="273"/>
+            <w:bookmarkEnd w:id="274"/>
+            <w:bookmarkEnd w:id="275"/>
             <w:r>
               <w:rPr>
                 <w:rFonts w:eastAsia="Times New Roman" w:cs="Times New Roman"/>
@@ -9040,9 +9335,9 @@
               </w:rPr>
               <w:fldChar w:fldCharType="separate"/>
             </w:r>
-            <w:bookmarkStart w:id="111" w:name="Check2_Copy_210_Copy_18"/>
-            <w:bookmarkStart w:id="112" w:name="Check2_Copy_210_Copy_18"/>
-            <w:bookmarkEnd w:id="112"/>
+            <w:bookmarkStart w:id="276" w:name="Check2_Copy_210_Copy_18"/>
+            <w:bookmarkStart w:id="277" w:name="Check2_Copy_210_Copy_18"/>
+            <w:bookmarkEnd w:id="277"/>
             <w:r>
               <w:rPr>
                 <w:rFonts w:eastAsia="Times New Roman" w:cs="Times New Roman"/>
@@ -9058,6 +9353,12 @@
               </w:rPr>
               <w:fldChar w:fldCharType="end"/>
             </w:r>
+            <w:bookmarkStart w:id="278" w:name="Check2_Copy_210_Copy_18_Copy_1"/>
+            <w:bookmarkStart w:id="279" w:name="Check2_Copy_210_Copy_18_Copy_1"/>
+            <w:bookmarkStart w:id="280" w:name="Check2_Copy_210_Copy_18"/>
+            <w:bookmarkEnd w:id="278"/>
+            <w:bookmarkEnd w:id="279"/>
+            <w:bookmarkEnd w:id="280"/>
             <w:r>
               <w:rPr>
                 <w:rFonts w:eastAsia="Times New Roman" w:cs="Times New Roman"/>
@@ -9120,9 +9421,9 @@
               </w:rPr>
               <w:fldChar w:fldCharType="separate"/>
             </w:r>
-            <w:bookmarkStart w:id="113" w:name="Check2_Copy_211_Copy_18"/>
-            <w:bookmarkStart w:id="114" w:name="Check2_Copy_211_Copy_18"/>
-            <w:bookmarkEnd w:id="114"/>
+            <w:bookmarkStart w:id="281" w:name="Check2_Copy_211_Copy_18"/>
+            <w:bookmarkStart w:id="282" w:name="Check2_Copy_211_Copy_18"/>
+            <w:bookmarkEnd w:id="282"/>
             <w:r>
               <w:rPr>
                 <w:rFonts w:eastAsia="Times New Roman" w:cs="Times New Roman"/>
@@ -9138,6 +9439,12 @@
               </w:rPr>
               <w:fldChar w:fldCharType="end"/>
             </w:r>
+            <w:bookmarkStart w:id="283" w:name="Check2_Copy_211_Copy_18_Copy_1"/>
+            <w:bookmarkStart w:id="284" w:name="Check2_Copy_211_Copy_18_Copy_1"/>
+            <w:bookmarkStart w:id="285" w:name="Check2_Copy_211_Copy_18"/>
+            <w:bookmarkEnd w:id="283"/>
+            <w:bookmarkEnd w:id="284"/>
+            <w:bookmarkEnd w:id="285"/>
             <w:r>
               <w:rPr>
                 <w:rFonts w:eastAsia="Times New Roman" w:cs="Times New Roman"/>
@@ -9209,8 +9516,6 @@
       </w:pPr>
       <w:r>
         <w:rPr>
-          <w:b w:val="false"/>
-          <w:bCs w:val="false"/>
           <w:color w:val="000000"/>
           <w:sz w:val="23"/>
           <w:szCs w:val="23"/>
@@ -9260,8 +9565,6 @@
       </w:pPr>
       <w:r>
         <w:rPr>
-          <w:b w:val="false"/>
-          <w:bCs w:val="false"/>
           <w:color w:val="000000"/>
           <w:sz w:val="23"/>
           <w:szCs w:val="23"/>
@@ -9321,11 +9624,9 @@
       </w:pPr>
       <w:r>
         <w:rPr>
-          <w:b w:val="false"/>
-          <w:bCs w:val="false"/>
-          <w:color w:val="000000"/>
-          <w:sz w:val="23"/>
-          <w:szCs w:val="20"/>
+          <w:color w:val="000000"/>
+          <w:sz w:val="23"/>
+          <w:szCs w:val="23"/>
         </w:rPr>
       </w:r>
     </w:p>
@@ -9427,9 +9728,9 @@
               </w:rPr>
               <w:fldChar w:fldCharType="separate"/>
             </w:r>
-            <w:bookmarkStart w:id="115" w:name="Check1_Copy_105_Copy_19"/>
-            <w:bookmarkStart w:id="116" w:name="Check1_Copy_105_Copy_19"/>
-            <w:bookmarkEnd w:id="116"/>
+            <w:bookmarkStart w:id="286" w:name="Check1_Copy_105_Copy_19"/>
+            <w:bookmarkStart w:id="287" w:name="Check1_Copy_105_Copy_19"/>
+            <w:bookmarkEnd w:id="287"/>
             <w:r>
               <w:rPr>
                 <w:rFonts w:eastAsia="Times New Roman" w:cs="Times New Roman"/>
@@ -9445,6 +9746,12 @@
               </w:rPr>
               <w:fldChar w:fldCharType="end"/>
             </w:r>
+            <w:bookmarkStart w:id="288" w:name="Check1_Copy_105_Copy_19_Copy_1"/>
+            <w:bookmarkStart w:id="289" w:name="Check1_Copy_105_Copy_19_Copy_1"/>
+            <w:bookmarkStart w:id="290" w:name="Check1_Copy_105_Copy_19"/>
+            <w:bookmarkEnd w:id="288"/>
+            <w:bookmarkEnd w:id="289"/>
+            <w:bookmarkEnd w:id="290"/>
             <w:r>
               <w:rPr>
                 <w:rFonts w:eastAsia="Times New Roman" w:cs="Times New Roman"/>
@@ -9507,9 +9814,9 @@
               </w:rPr>
               <w:fldChar w:fldCharType="separate"/>
             </w:r>
-            <w:bookmarkStart w:id="117" w:name="Check2_Copy_210_Copy_19"/>
-            <w:bookmarkStart w:id="118" w:name="Check2_Copy_210_Copy_19"/>
-            <w:bookmarkEnd w:id="118"/>
+            <w:bookmarkStart w:id="291" w:name="Check2_Copy_210_Copy_19"/>
+            <w:bookmarkStart w:id="292" w:name="Check2_Copy_210_Copy_19"/>
+            <w:bookmarkEnd w:id="292"/>
             <w:r>
               <w:rPr>
                 <w:rFonts w:eastAsia="Times New Roman" w:cs="Times New Roman"/>
@@ -9525,6 +9832,12 @@
               </w:rPr>
               <w:fldChar w:fldCharType="end"/>
             </w:r>
+            <w:bookmarkStart w:id="293" w:name="Check2_Copy_210_Copy_19_Copy_1"/>
+            <w:bookmarkStart w:id="294" w:name="Check2_Copy_210_Copy_19_Copy_1"/>
+            <w:bookmarkStart w:id="295" w:name="Check2_Copy_210_Copy_19"/>
+            <w:bookmarkEnd w:id="293"/>
+            <w:bookmarkEnd w:id="294"/>
+            <w:bookmarkEnd w:id="295"/>
             <w:r>
               <w:rPr>
                 <w:rFonts w:eastAsia="Times New Roman" w:cs="Times New Roman"/>
@@ -9587,9 +9900,9 @@
               </w:rPr>
               <w:fldChar w:fldCharType="separate"/>
             </w:r>
-            <w:bookmarkStart w:id="119" w:name="Check2_Copy_211_Copy_19"/>
-            <w:bookmarkStart w:id="120" w:name="Check2_Copy_211_Copy_19"/>
-            <w:bookmarkEnd w:id="120"/>
+            <w:bookmarkStart w:id="296" w:name="Check2_Copy_211_Copy_19"/>
+            <w:bookmarkStart w:id="297" w:name="Check2_Copy_211_Copy_19"/>
+            <w:bookmarkEnd w:id="297"/>
             <w:r>
               <w:rPr>
                 <w:rFonts w:eastAsia="Times New Roman" w:cs="Times New Roman"/>
@@ -9605,6 +9918,12 @@
               </w:rPr>
               <w:fldChar w:fldCharType="end"/>
             </w:r>
+            <w:bookmarkStart w:id="298" w:name="Check2_Copy_211_Copy_19_Copy_1"/>
+            <w:bookmarkStart w:id="299" w:name="Check2_Copy_211_Copy_19_Copy_1"/>
+            <w:bookmarkStart w:id="300" w:name="Check2_Copy_211_Copy_19"/>
+            <w:bookmarkEnd w:id="298"/>
+            <w:bookmarkEnd w:id="299"/>
+            <w:bookmarkEnd w:id="300"/>
             <w:r>
               <w:rPr>
                 <w:rFonts w:eastAsia="Times New Roman" w:cs="Times New Roman"/>
@@ -9676,11 +9995,9 @@
       </w:pPr>
       <w:r>
         <w:rPr>
-          <w:b w:val="false"/>
-          <w:bCs w:val="false"/>
-          <w:color w:val="000000"/>
-          <w:sz w:val="23"/>
-          <w:szCs w:val="20"/>
+          <w:color w:val="000000"/>
+          <w:sz w:val="23"/>
+          <w:szCs w:val="23"/>
         </w:rPr>
       </w:r>
     </w:p>
@@ -9782,9 +10099,9 @@
               </w:rPr>
               <w:fldChar w:fldCharType="separate"/>
             </w:r>
-            <w:bookmarkStart w:id="121" w:name="Check1_Copy_105_Copy_20"/>
-            <w:bookmarkStart w:id="122" w:name="Check1_Copy_105_Copy_20"/>
-            <w:bookmarkEnd w:id="122"/>
+            <w:bookmarkStart w:id="301" w:name="Check1_Copy_105_Copy_20"/>
+            <w:bookmarkStart w:id="302" w:name="Check1_Copy_105_Copy_20"/>
+            <w:bookmarkEnd w:id="302"/>
             <w:r>
               <w:rPr>
                 <w:rFonts w:eastAsia="Times New Roman" w:cs="Times New Roman"/>
@@ -9800,6 +10117,12 @@
               </w:rPr>
               <w:fldChar w:fldCharType="end"/>
             </w:r>
+            <w:bookmarkStart w:id="303" w:name="Check1_Copy_105_Copy_20_Copy_1"/>
+            <w:bookmarkStart w:id="304" w:name="Check1_Copy_105_Copy_20_Copy_1"/>
+            <w:bookmarkStart w:id="305" w:name="Check1_Copy_105_Copy_20"/>
+            <w:bookmarkEnd w:id="303"/>
+            <w:bookmarkEnd w:id="304"/>
+            <w:bookmarkEnd w:id="305"/>
             <w:r>
               <w:rPr>
                 <w:rFonts w:eastAsia="Times New Roman" w:cs="Times New Roman"/>
@@ -9862,9 +10185,9 @@
               </w:rPr>
               <w:fldChar w:fldCharType="separate"/>
             </w:r>
-            <w:bookmarkStart w:id="123" w:name="Check2_Copy_210_Copy_20"/>
-            <w:bookmarkStart w:id="124" w:name="Check2_Copy_210_Copy_20"/>
-            <w:bookmarkEnd w:id="124"/>
+            <w:bookmarkStart w:id="306" w:name="Check2_Copy_210_Copy_20"/>
+            <w:bookmarkStart w:id="307" w:name="Check2_Copy_210_Copy_20"/>
+            <w:bookmarkEnd w:id="307"/>
             <w:r>
               <w:rPr>
                 <w:rFonts w:eastAsia="Times New Roman" w:cs="Times New Roman"/>
@@ -9880,6 +10203,12 @@
               </w:rPr>
               <w:fldChar w:fldCharType="end"/>
             </w:r>
+            <w:bookmarkStart w:id="308" w:name="Check2_Copy_210_Copy_20_Copy_1"/>
+            <w:bookmarkStart w:id="309" w:name="Check2_Copy_210_Copy_20_Copy_1"/>
+            <w:bookmarkStart w:id="310" w:name="Check2_Copy_210_Copy_20"/>
+            <w:bookmarkEnd w:id="308"/>
+            <w:bookmarkEnd w:id="309"/>
+            <w:bookmarkEnd w:id="310"/>
             <w:r>
               <w:rPr>
                 <w:rFonts w:eastAsia="Times New Roman" w:cs="Times New Roman"/>
@@ -9942,9 +10271,9 @@
               </w:rPr>
               <w:fldChar w:fldCharType="separate"/>
             </w:r>
-            <w:bookmarkStart w:id="125" w:name="Check2_Copy_211_Copy_20"/>
-            <w:bookmarkStart w:id="126" w:name="Check2_Copy_211_Copy_20"/>
-            <w:bookmarkEnd w:id="126"/>
+            <w:bookmarkStart w:id="311" w:name="Check2_Copy_211_Copy_20"/>
+            <w:bookmarkStart w:id="312" w:name="Check2_Copy_211_Copy_20"/>
+            <w:bookmarkEnd w:id="312"/>
             <w:r>
               <w:rPr>
                 <w:rFonts w:eastAsia="Times New Roman" w:cs="Times New Roman"/>
@@ -9960,6 +10289,12 @@
               </w:rPr>
               <w:fldChar w:fldCharType="end"/>
             </w:r>
+            <w:bookmarkStart w:id="313" w:name="Check2_Copy_211_Copy_20_Copy_1"/>
+            <w:bookmarkStart w:id="314" w:name="Check2_Copy_211_Copy_20_Copy_1"/>
+            <w:bookmarkStart w:id="315" w:name="Check2_Copy_211_Copy_20"/>
+            <w:bookmarkEnd w:id="313"/>
+            <w:bookmarkEnd w:id="314"/>
+            <w:bookmarkEnd w:id="315"/>
             <w:r>
               <w:rPr>
                 <w:rFonts w:eastAsia="Times New Roman" w:cs="Times New Roman"/>
@@ -10031,11 +10366,9 @@
       </w:pPr>
       <w:r>
         <w:rPr>
-          <w:b w:val="false"/>
-          <w:bCs w:val="false"/>
-          <w:color w:val="000000"/>
-          <w:sz w:val="23"/>
-          <w:szCs w:val="20"/>
+          <w:color w:val="000000"/>
+          <w:sz w:val="23"/>
+          <w:szCs w:val="23"/>
         </w:rPr>
       </w:r>
     </w:p>
@@ -10137,9 +10470,9 @@
               </w:rPr>
               <w:fldChar w:fldCharType="separate"/>
             </w:r>
-            <w:bookmarkStart w:id="127" w:name="Check1_Copy_105_Copy_21"/>
-            <w:bookmarkStart w:id="128" w:name="Check1_Copy_105_Copy_21"/>
-            <w:bookmarkEnd w:id="128"/>
+            <w:bookmarkStart w:id="316" w:name="Check1_Copy_105_Copy_21"/>
+            <w:bookmarkStart w:id="317" w:name="Check1_Copy_105_Copy_21"/>
+            <w:bookmarkEnd w:id="317"/>
             <w:r>
               <w:rPr>
                 <w:rFonts w:eastAsia="Times New Roman" w:cs="Times New Roman"/>
@@ -10155,6 +10488,12 @@
               </w:rPr>
               <w:fldChar w:fldCharType="end"/>
             </w:r>
+            <w:bookmarkStart w:id="318" w:name="Check1_Copy_105_Copy_21_Copy_1"/>
+            <w:bookmarkStart w:id="319" w:name="Check1_Copy_105_Copy_21_Copy_1"/>
+            <w:bookmarkStart w:id="320" w:name="Check1_Copy_105_Copy_21"/>
+            <w:bookmarkEnd w:id="318"/>
+            <w:bookmarkEnd w:id="319"/>
+            <w:bookmarkEnd w:id="320"/>
             <w:r>
               <w:rPr>
                 <w:rFonts w:eastAsia="Times New Roman" w:cs="Times New Roman"/>
@@ -10217,9 +10556,9 @@
               </w:rPr>
               <w:fldChar w:fldCharType="separate"/>
             </w:r>
-            <w:bookmarkStart w:id="129" w:name="Check2_Copy_210_Copy_21"/>
-            <w:bookmarkStart w:id="130" w:name="Check2_Copy_210_Copy_21"/>
-            <w:bookmarkEnd w:id="130"/>
+            <w:bookmarkStart w:id="321" w:name="Check2_Copy_210_Copy_21"/>
+            <w:bookmarkStart w:id="322" w:name="Check2_Copy_210_Copy_21"/>
+            <w:bookmarkEnd w:id="322"/>
             <w:r>
               <w:rPr>
                 <w:rFonts w:eastAsia="Times New Roman" w:cs="Times New Roman"/>
@@ -10235,6 +10574,12 @@
               </w:rPr>
               <w:fldChar w:fldCharType="end"/>
             </w:r>
+            <w:bookmarkStart w:id="323" w:name="Check2_Copy_210_Copy_21_Copy_1"/>
+            <w:bookmarkStart w:id="324" w:name="Check2_Copy_210_Copy_21_Copy_1"/>
+            <w:bookmarkStart w:id="325" w:name="Check2_Copy_210_Copy_21"/>
+            <w:bookmarkEnd w:id="323"/>
+            <w:bookmarkEnd w:id="324"/>
+            <w:bookmarkEnd w:id="325"/>
             <w:r>
               <w:rPr>
                 <w:rFonts w:eastAsia="Times New Roman" w:cs="Times New Roman"/>
@@ -10297,9 +10642,9 @@
               </w:rPr>
               <w:fldChar w:fldCharType="separate"/>
             </w:r>
-            <w:bookmarkStart w:id="131" w:name="Check2_Copy_211_Copy_21"/>
-            <w:bookmarkStart w:id="132" w:name="Check2_Copy_211_Copy_21"/>
-            <w:bookmarkEnd w:id="132"/>
+            <w:bookmarkStart w:id="326" w:name="Check2_Copy_211_Copy_21"/>
+            <w:bookmarkStart w:id="327" w:name="Check2_Copy_211_Copy_21"/>
+            <w:bookmarkEnd w:id="327"/>
             <w:r>
               <w:rPr>
                 <w:rFonts w:eastAsia="Times New Roman" w:cs="Times New Roman"/>
@@ -10315,6 +10660,12 @@
               </w:rPr>
               <w:fldChar w:fldCharType="end"/>
             </w:r>
+            <w:bookmarkStart w:id="328" w:name="Check2_Copy_211_Copy_21_Copy_1"/>
+            <w:bookmarkStart w:id="329" w:name="Check2_Copy_211_Copy_21_Copy_1"/>
+            <w:bookmarkStart w:id="330" w:name="Check2_Copy_211_Copy_21"/>
+            <w:bookmarkEnd w:id="328"/>
+            <w:bookmarkEnd w:id="329"/>
+            <w:bookmarkEnd w:id="330"/>
             <w:r>
               <w:rPr>
                 <w:rFonts w:eastAsia="Times New Roman" w:cs="Times New Roman"/>
@@ -10386,11 +10737,9 @@
       </w:pPr>
       <w:r>
         <w:rPr>
-          <w:b w:val="false"/>
-          <w:bCs w:val="false"/>
-          <w:color w:val="000000"/>
-          <w:sz w:val="23"/>
-          <w:szCs w:val="20"/>
+          <w:color w:val="000000"/>
+          <w:sz w:val="23"/>
+          <w:szCs w:val="23"/>
         </w:rPr>
       </w:r>
     </w:p>
@@ -10437,11 +10786,9 @@
       </w:pPr>
       <w:r>
         <w:rPr>
-          <w:b w:val="false"/>
-          <w:bCs w:val="false"/>
-          <w:color w:val="000000"/>
-          <w:sz w:val="23"/>
-          <w:szCs w:val="20"/>
+          <w:color w:val="000000"/>
+          <w:sz w:val="23"/>
+          <w:szCs w:val="23"/>
         </w:rPr>
       </w:r>
     </w:p>
@@ -10569,9 +10916,9 @@
               </w:rPr>
               <w:fldChar w:fldCharType="separate"/>
             </w:r>
-            <w:bookmarkStart w:id="133" w:name="Check1_Copy_105_Copy_22"/>
-            <w:bookmarkStart w:id="134" w:name="Check1_Copy_105_Copy_22"/>
-            <w:bookmarkEnd w:id="134"/>
+            <w:bookmarkStart w:id="331" w:name="Check1_Copy_105_Copy_22"/>
+            <w:bookmarkStart w:id="332" w:name="Check1_Copy_105_Copy_22"/>
+            <w:bookmarkEnd w:id="332"/>
             <w:r>
               <w:rPr>
                 <w:rFonts w:eastAsia="Times New Roman" w:cs="Times New Roman"/>
@@ -10587,6 +10934,12 @@
               </w:rPr>
               <w:fldChar w:fldCharType="end"/>
             </w:r>
+            <w:bookmarkStart w:id="333" w:name="Check1_Copy_105_Copy_22_Copy_1"/>
+            <w:bookmarkStart w:id="334" w:name="Check1_Copy_105_Copy_22_Copy_1"/>
+            <w:bookmarkStart w:id="335" w:name="Check1_Copy_105_Copy_22"/>
+            <w:bookmarkEnd w:id="333"/>
+            <w:bookmarkEnd w:id="334"/>
+            <w:bookmarkEnd w:id="335"/>
             <w:r>
               <w:rPr>
                 <w:rFonts w:eastAsia="Times New Roman" w:cs="Times New Roman"/>
@@ -10649,9 +11002,9 @@
               </w:rPr>
               <w:fldChar w:fldCharType="separate"/>
             </w:r>
-            <w:bookmarkStart w:id="135" w:name="Check2_Copy_210_Copy_22"/>
-            <w:bookmarkStart w:id="136" w:name="Check2_Copy_210_Copy_22"/>
-            <w:bookmarkEnd w:id="136"/>
+            <w:bookmarkStart w:id="336" w:name="Check2_Copy_210_Copy_22"/>
+            <w:bookmarkStart w:id="337" w:name="Check2_Copy_210_Copy_22"/>
+            <w:bookmarkEnd w:id="337"/>
             <w:r>
               <w:rPr>
                 <w:rFonts w:eastAsia="Times New Roman" w:cs="Times New Roman"/>
@@ -10667,6 +11020,12 @@
               </w:rPr>
               <w:fldChar w:fldCharType="end"/>
             </w:r>
+            <w:bookmarkStart w:id="338" w:name="Check2_Copy_210_Copy_22_Copy_1"/>
+            <w:bookmarkStart w:id="339" w:name="Check2_Copy_210_Copy_22_Copy_1"/>
+            <w:bookmarkStart w:id="340" w:name="Check2_Copy_210_Copy_22"/>
+            <w:bookmarkEnd w:id="338"/>
+            <w:bookmarkEnd w:id="339"/>
+            <w:bookmarkEnd w:id="340"/>
             <w:r>
               <w:rPr>
                 <w:rFonts w:eastAsia="Times New Roman" w:cs="Times New Roman"/>
@@ -10729,9 +11088,9 @@
               </w:rPr>
               <w:fldChar w:fldCharType="separate"/>
             </w:r>
-            <w:bookmarkStart w:id="137" w:name="Check2_Copy_211_Copy_22"/>
-            <w:bookmarkStart w:id="138" w:name="Check2_Copy_211_Copy_22"/>
-            <w:bookmarkEnd w:id="138"/>
+            <w:bookmarkStart w:id="341" w:name="Check2_Copy_211_Copy_22"/>
+            <w:bookmarkStart w:id="342" w:name="Check2_Copy_211_Copy_22"/>
+            <w:bookmarkEnd w:id="342"/>
             <w:r>
               <w:rPr>
                 <w:rFonts w:eastAsia="Times New Roman" w:cs="Times New Roman"/>
@@ -10747,6 +11106,12 @@
               </w:rPr>
               <w:fldChar w:fldCharType="end"/>
             </w:r>
+            <w:bookmarkStart w:id="343" w:name="Check2_Copy_211_Copy_22_Copy_1"/>
+            <w:bookmarkStart w:id="344" w:name="Check2_Copy_211_Copy_22_Copy_1"/>
+            <w:bookmarkStart w:id="345" w:name="Check2_Copy_211_Copy_22"/>
+            <w:bookmarkEnd w:id="343"/>
+            <w:bookmarkEnd w:id="344"/>
+            <w:bookmarkEnd w:id="345"/>
             <w:r>
               <w:rPr>
                 <w:rFonts w:eastAsia="Times New Roman" w:cs="Times New Roman"/>
@@ -10818,11 +11183,9 @@
       </w:pPr>
       <w:r>
         <w:rPr>
-          <w:b w:val="false"/>
-          <w:bCs w:val="false"/>
-          <w:color w:val="000000"/>
-          <w:sz w:val="23"/>
-          <w:szCs w:val="20"/>
+          <w:color w:val="000000"/>
+          <w:sz w:val="23"/>
+          <w:szCs w:val="23"/>
         </w:rPr>
       </w:r>
     </w:p>
@@ -10950,9 +11313,9 @@
               </w:rPr>
               <w:fldChar w:fldCharType="separate"/>
             </w:r>
-            <w:bookmarkStart w:id="139" w:name="Check1_Copy_105_Copy_23"/>
-            <w:bookmarkStart w:id="140" w:name="Check1_Copy_105_Copy_23"/>
-            <w:bookmarkEnd w:id="140"/>
+            <w:bookmarkStart w:id="346" w:name="Check1_Copy_105_Copy_23"/>
+            <w:bookmarkStart w:id="347" w:name="Check1_Copy_105_Copy_23"/>
+            <w:bookmarkEnd w:id="347"/>
             <w:r>
               <w:rPr>
                 <w:rFonts w:eastAsia="Times New Roman" w:cs="Times New Roman"/>
@@ -10968,6 +11331,12 @@
               </w:rPr>
               <w:fldChar w:fldCharType="end"/>
             </w:r>
+            <w:bookmarkStart w:id="348" w:name="Check1_Copy_105_Copy_23_Copy_1"/>
+            <w:bookmarkStart w:id="349" w:name="Check1_Copy_105_Copy_23_Copy_1"/>
+            <w:bookmarkStart w:id="350" w:name="Check1_Copy_105_Copy_23"/>
+            <w:bookmarkEnd w:id="348"/>
+            <w:bookmarkEnd w:id="349"/>
+            <w:bookmarkEnd w:id="350"/>
             <w:r>
               <w:rPr>
                 <w:rFonts w:eastAsia="Times New Roman" w:cs="Times New Roman"/>
@@ -11030,9 +11399,9 @@
               </w:rPr>
               <w:fldChar w:fldCharType="separate"/>
             </w:r>
-            <w:bookmarkStart w:id="141" w:name="Check2_Copy_210_Copy_23"/>
-            <w:bookmarkStart w:id="142" w:name="Check2_Copy_210_Copy_23"/>
-            <w:bookmarkEnd w:id="142"/>
+            <w:bookmarkStart w:id="351" w:name="Check2_Copy_210_Copy_23"/>
+            <w:bookmarkStart w:id="352" w:name="Check2_Copy_210_Copy_23"/>
+            <w:bookmarkEnd w:id="352"/>
             <w:r>
               <w:rPr>
                 <w:rFonts w:eastAsia="Times New Roman" w:cs="Times New Roman"/>
@@ -11048,6 +11417,12 @@
               </w:rPr>
               <w:fldChar w:fldCharType="end"/>
             </w:r>
+            <w:bookmarkStart w:id="353" w:name="Check2_Copy_210_Copy_23_Copy_1"/>
+            <w:bookmarkStart w:id="354" w:name="Check2_Copy_210_Copy_23_Copy_1"/>
+            <w:bookmarkStart w:id="355" w:name="Check2_Copy_210_Copy_23"/>
+            <w:bookmarkEnd w:id="353"/>
+            <w:bookmarkEnd w:id="354"/>
+            <w:bookmarkEnd w:id="355"/>
             <w:r>
               <w:rPr>
                 <w:rFonts w:eastAsia="Times New Roman" w:cs="Times New Roman"/>
@@ -11110,9 +11485,9 @@
               </w:rPr>
               <w:fldChar w:fldCharType="separate"/>
             </w:r>
-            <w:bookmarkStart w:id="143" w:name="Check2_Copy_211_Copy_23"/>
-            <w:bookmarkStart w:id="144" w:name="Check2_Copy_211_Copy_23"/>
-            <w:bookmarkEnd w:id="144"/>
+            <w:bookmarkStart w:id="356" w:name="Check2_Copy_211_Copy_23"/>
+            <w:bookmarkStart w:id="357" w:name="Check2_Copy_211_Copy_23"/>
+            <w:bookmarkEnd w:id="357"/>
             <w:r>
               <w:rPr>
                 <w:rFonts w:eastAsia="Times New Roman" w:cs="Times New Roman"/>
@@ -11128,6 +11503,12 @@
               </w:rPr>
               <w:fldChar w:fldCharType="end"/>
             </w:r>
+            <w:bookmarkStart w:id="358" w:name="Check2_Copy_211_Copy_23_Copy_1"/>
+            <w:bookmarkStart w:id="359" w:name="Check2_Copy_211_Copy_23_Copy_1"/>
+            <w:bookmarkStart w:id="360" w:name="Check2_Copy_211_Copy_23"/>
+            <w:bookmarkEnd w:id="358"/>
+            <w:bookmarkEnd w:id="359"/>
+            <w:bookmarkEnd w:id="360"/>
             <w:r>
               <w:rPr>
                 <w:rFonts w:eastAsia="Times New Roman" w:cs="Times New Roman"/>
@@ -11199,11 +11580,9 @@
       </w:pPr>
       <w:r>
         <w:rPr>
-          <w:b w:val="false"/>
-          <w:bCs w:val="false"/>
-          <w:color w:val="000000"/>
-          <w:sz w:val="23"/>
-          <w:szCs w:val="20"/>
+          <w:color w:val="000000"/>
+          <w:sz w:val="23"/>
+          <w:szCs w:val="23"/>
         </w:rPr>
       </w:r>
     </w:p>
@@ -11331,9 +11710,9 @@
               </w:rPr>
               <w:fldChar w:fldCharType="separate"/>
             </w:r>
-            <w:bookmarkStart w:id="145" w:name="Check1_Copy_105_Copy_24"/>
-            <w:bookmarkStart w:id="146" w:name="Check1_Copy_105_Copy_24"/>
-            <w:bookmarkEnd w:id="146"/>
+            <w:bookmarkStart w:id="361" w:name="Check1_Copy_105_Copy_24"/>
+            <w:bookmarkStart w:id="362" w:name="Check1_Copy_105_Copy_24"/>
+            <w:bookmarkEnd w:id="362"/>
             <w:r>
               <w:rPr>
                 <w:rFonts w:eastAsia="Times New Roman" w:cs="Times New Roman"/>
@@ -11349,6 +11728,12 @@
               </w:rPr>
               <w:fldChar w:fldCharType="end"/>
             </w:r>
+            <w:bookmarkStart w:id="363" w:name="Check1_Copy_105_Copy_24_Copy_1"/>
+            <w:bookmarkStart w:id="364" w:name="Check1_Copy_105_Copy_24_Copy_1"/>
+            <w:bookmarkStart w:id="365" w:name="Check1_Copy_105_Copy_24"/>
+            <w:bookmarkEnd w:id="363"/>
+            <w:bookmarkEnd w:id="364"/>
+            <w:bookmarkEnd w:id="365"/>
             <w:r>
               <w:rPr>
                 <w:rFonts w:eastAsia="Times New Roman" w:cs="Times New Roman"/>
@@ -11411,9 +11796,9 @@
               </w:rPr>
               <w:fldChar w:fldCharType="separate"/>
             </w:r>
-            <w:bookmarkStart w:id="147" w:name="Check2_Copy_210_Copy_24"/>
-            <w:bookmarkStart w:id="148" w:name="Check2_Copy_210_Copy_24"/>
-            <w:bookmarkEnd w:id="148"/>
+            <w:bookmarkStart w:id="366" w:name="Check2_Copy_210_Copy_24"/>
+            <w:bookmarkStart w:id="367" w:name="Check2_Copy_210_Copy_24"/>
+            <w:bookmarkEnd w:id="367"/>
             <w:r>
               <w:rPr>
                 <w:rFonts w:eastAsia="Times New Roman" w:cs="Times New Roman"/>
@@ -11429,6 +11814,12 @@
               </w:rPr>
               <w:fldChar w:fldCharType="end"/>
             </w:r>
+            <w:bookmarkStart w:id="368" w:name="Check2_Copy_210_Copy_24_Copy_1"/>
+            <w:bookmarkStart w:id="369" w:name="Check2_Copy_210_Copy_24_Copy_1"/>
+            <w:bookmarkStart w:id="370" w:name="Check2_Copy_210_Copy_24"/>
+            <w:bookmarkEnd w:id="368"/>
+            <w:bookmarkEnd w:id="369"/>
+            <w:bookmarkEnd w:id="370"/>
             <w:r>
               <w:rPr>
                 <w:rFonts w:eastAsia="Times New Roman" w:cs="Times New Roman"/>
@@ -11491,9 +11882,9 @@
               </w:rPr>
               <w:fldChar w:fldCharType="separate"/>
             </w:r>
-            <w:bookmarkStart w:id="149" w:name="Check2_Copy_211_Copy_24"/>
-            <w:bookmarkStart w:id="150" w:name="Check2_Copy_211_Copy_24"/>
-            <w:bookmarkEnd w:id="150"/>
+            <w:bookmarkStart w:id="371" w:name="Check2_Copy_211_Copy_24"/>
+            <w:bookmarkStart w:id="372" w:name="Check2_Copy_211_Copy_24"/>
+            <w:bookmarkEnd w:id="372"/>
             <w:r>
               <w:rPr>
                 <w:rFonts w:eastAsia="Times New Roman" w:cs="Times New Roman"/>
@@ -11509,6 +11900,12 @@
               </w:rPr>
               <w:fldChar w:fldCharType="end"/>
             </w:r>
+            <w:bookmarkStart w:id="373" w:name="Check2_Copy_211_Copy_24_Copy_1"/>
+            <w:bookmarkStart w:id="374" w:name="Check2_Copy_211_Copy_24_Copy_1"/>
+            <w:bookmarkStart w:id="375" w:name="Check2_Copy_211_Copy_24"/>
+            <w:bookmarkEnd w:id="373"/>
+            <w:bookmarkEnd w:id="374"/>
+            <w:bookmarkEnd w:id="375"/>
             <w:r>
               <w:rPr>
                 <w:rFonts w:eastAsia="Times New Roman" w:cs="Times New Roman"/>
@@ -11580,11 +11977,9 @@
       </w:pPr>
       <w:r>
         <w:rPr>
-          <w:b w:val="false"/>
-          <w:bCs w:val="false"/>
-          <w:color w:val="000000"/>
-          <w:sz w:val="23"/>
-          <w:szCs w:val="20"/>
+          <w:color w:val="000000"/>
+          <w:sz w:val="23"/>
+          <w:szCs w:val="23"/>
         </w:rPr>
       </w:r>
     </w:p>
@@ -11631,11 +12026,9 @@
       </w:pPr>
       <w:r>
         <w:rPr>
-          <w:b w:val="false"/>
-          <w:bCs w:val="false"/>
-          <w:color w:val="000000"/>
-          <w:sz w:val="23"/>
-          <w:szCs w:val="20"/>
+          <w:color w:val="000000"/>
+          <w:sz w:val="23"/>
+          <w:szCs w:val="23"/>
         </w:rPr>
       </w:r>
     </w:p>
@@ -11682,11 +12075,9 @@
       </w:pPr>
       <w:r>
         <w:rPr>
-          <w:b w:val="false"/>
-          <w:bCs w:val="false"/>
-          <w:color w:val="000000"/>
-          <w:sz w:val="23"/>
-          <w:szCs w:val="20"/>
+          <w:color w:val="000000"/>
+          <w:sz w:val="23"/>
+          <w:szCs w:val="23"/>
         </w:rPr>
       </w:r>
     </w:p>
@@ -11788,9 +12179,9 @@
               </w:rPr>
               <w:fldChar w:fldCharType="separate"/>
             </w:r>
-            <w:bookmarkStart w:id="151" w:name="Check1_Copy_105_Copy_25"/>
-            <w:bookmarkStart w:id="152" w:name="Check1_Copy_105_Copy_25"/>
-            <w:bookmarkEnd w:id="152"/>
+            <w:bookmarkStart w:id="376" w:name="Check1_Copy_105_Copy_25"/>
+            <w:bookmarkStart w:id="377" w:name="Check1_Copy_105_Copy_25"/>
+            <w:bookmarkEnd w:id="377"/>
             <w:r>
               <w:rPr>
                 <w:rFonts w:eastAsia="Times New Roman" w:cs="Times New Roman"/>
@@ -11806,6 +12197,12 @@
               </w:rPr>
               <w:fldChar w:fldCharType="end"/>
             </w:r>
+            <w:bookmarkStart w:id="378" w:name="Check1_Copy_105_Copy_25_Copy_1"/>
+            <w:bookmarkStart w:id="379" w:name="Check1_Copy_105_Copy_25_Copy_1"/>
+            <w:bookmarkStart w:id="380" w:name="Check1_Copy_105_Copy_25"/>
+            <w:bookmarkEnd w:id="378"/>
+            <w:bookmarkEnd w:id="379"/>
+            <w:bookmarkEnd w:id="380"/>
             <w:r>
               <w:rPr>
                 <w:rFonts w:eastAsia="Times New Roman" w:cs="Times New Roman"/>
@@ -11868,9 +12265,9 @@
               </w:rPr>
               <w:fldChar w:fldCharType="separate"/>
             </w:r>
-            <w:bookmarkStart w:id="153" w:name="Check2_Copy_210_Copy_25"/>
-            <w:bookmarkStart w:id="154" w:name="Check2_Copy_210_Copy_25"/>
-            <w:bookmarkEnd w:id="154"/>
+            <w:bookmarkStart w:id="381" w:name="Check2_Copy_210_Copy_25"/>
+            <w:bookmarkStart w:id="382" w:name="Check2_Copy_210_Copy_25"/>
+            <w:bookmarkEnd w:id="382"/>
             <w:r>
               <w:rPr>
                 <w:rFonts w:eastAsia="Times New Roman" w:cs="Times New Roman"/>
@@ -11886,6 +12283,12 @@
               </w:rPr>
               <w:fldChar w:fldCharType="end"/>
             </w:r>
+            <w:bookmarkStart w:id="383" w:name="Check2_Copy_210_Copy_25_Copy_1"/>
+            <w:bookmarkStart w:id="384" w:name="Check2_Copy_210_Copy_25_Copy_1"/>
+            <w:bookmarkStart w:id="385" w:name="Check2_Copy_210_Copy_25"/>
+            <w:bookmarkEnd w:id="383"/>
+            <w:bookmarkEnd w:id="384"/>
+            <w:bookmarkEnd w:id="385"/>
             <w:r>
               <w:rPr>
                 <w:rFonts w:eastAsia="Times New Roman" w:cs="Times New Roman"/>
@@ -11948,9 +12351,9 @@
               </w:rPr>
               <w:fldChar w:fldCharType="separate"/>
             </w:r>
-            <w:bookmarkStart w:id="155" w:name="Check2_Copy_211_Copy_25"/>
-            <w:bookmarkStart w:id="156" w:name="Check2_Copy_211_Copy_25"/>
-            <w:bookmarkEnd w:id="156"/>
+            <w:bookmarkStart w:id="386" w:name="Check2_Copy_211_Copy_25"/>
+            <w:bookmarkStart w:id="387" w:name="Check2_Copy_211_Copy_25"/>
+            <w:bookmarkEnd w:id="387"/>
             <w:r>
               <w:rPr>
                 <w:rFonts w:eastAsia="Times New Roman" w:cs="Times New Roman"/>
@@ -11966,6 +12369,12 @@
               </w:rPr>
               <w:fldChar w:fldCharType="end"/>
             </w:r>
+            <w:bookmarkStart w:id="388" w:name="Check2_Copy_211_Copy_25_Copy_1"/>
+            <w:bookmarkStart w:id="389" w:name="Check2_Copy_211_Copy_25_Copy_1"/>
+            <w:bookmarkStart w:id="390" w:name="Check2_Copy_211_Copy_25"/>
+            <w:bookmarkEnd w:id="388"/>
+            <w:bookmarkEnd w:id="389"/>
+            <w:bookmarkEnd w:id="390"/>
             <w:r>
               <w:rPr>
                 <w:rFonts w:eastAsia="Times New Roman" w:cs="Times New Roman"/>
@@ -12037,11 +12446,9 @@
       </w:pPr>
       <w:r>
         <w:rPr>
-          <w:b w:val="false"/>
-          <w:bCs w:val="false"/>
-          <w:color w:val="000000"/>
-          <w:sz w:val="23"/>
-          <w:szCs w:val="20"/>
+          <w:color w:val="000000"/>
+          <w:sz w:val="23"/>
+          <w:szCs w:val="23"/>
         </w:rPr>
       </w:r>
     </w:p>
@@ -12143,9 +12550,9 @@
               </w:rPr>
               <w:fldChar w:fldCharType="separate"/>
             </w:r>
-            <w:bookmarkStart w:id="157" w:name="Check1_Copy_105_Copy_26"/>
-            <w:bookmarkStart w:id="158" w:name="Check1_Copy_105_Copy_26"/>
-            <w:bookmarkEnd w:id="158"/>
+            <w:bookmarkStart w:id="391" w:name="Check1_Copy_105_Copy_26"/>
+            <w:bookmarkStart w:id="392" w:name="Check1_Copy_105_Copy_26"/>
+            <w:bookmarkEnd w:id="392"/>
             <w:r>
               <w:rPr>
                 <w:rFonts w:eastAsia="Times New Roman" w:cs="Times New Roman"/>
@@ -12161,6 +12568,12 @@
               </w:rPr>
               <w:fldChar w:fldCharType="end"/>
             </w:r>
+            <w:bookmarkStart w:id="393" w:name="Check1_Copy_105_Copy_26_Copy_1"/>
+            <w:bookmarkStart w:id="394" w:name="Check1_Copy_105_Copy_26_Copy_1"/>
+            <w:bookmarkStart w:id="395" w:name="Check1_Copy_105_Copy_26"/>
+            <w:bookmarkEnd w:id="393"/>
+            <w:bookmarkEnd w:id="394"/>
+            <w:bookmarkEnd w:id="395"/>
             <w:r>
               <w:rPr>
                 <w:rFonts w:eastAsia="Times New Roman" w:cs="Times New Roman"/>
@@ -12223,9 +12636,9 @@
               </w:rPr>
               <w:fldChar w:fldCharType="separate"/>
             </w:r>
-            <w:bookmarkStart w:id="159" w:name="Check2_Copy_210_Copy_26"/>
-            <w:bookmarkStart w:id="160" w:name="Check2_Copy_210_Copy_26"/>
-            <w:bookmarkEnd w:id="160"/>
+            <w:bookmarkStart w:id="396" w:name="Check2_Copy_210_Copy_26"/>
+            <w:bookmarkStart w:id="397" w:name="Check2_Copy_210_Copy_26"/>
+            <w:bookmarkEnd w:id="397"/>
             <w:r>
               <w:rPr>
                 <w:rFonts w:eastAsia="Times New Roman" w:cs="Times New Roman"/>
@@ -12241,6 +12654,12 @@
               </w:rPr>
               <w:fldChar w:fldCharType="end"/>
             </w:r>
+            <w:bookmarkStart w:id="398" w:name="Check2_Copy_210_Copy_26_Copy_1"/>
+            <w:bookmarkStart w:id="399" w:name="Check2_Copy_210_Copy_26_Copy_1"/>
+            <w:bookmarkStart w:id="400" w:name="Check2_Copy_210_Copy_26"/>
+            <w:bookmarkEnd w:id="398"/>
+            <w:bookmarkEnd w:id="399"/>
+            <w:bookmarkEnd w:id="400"/>
             <w:r>
               <w:rPr>
                 <w:rFonts w:eastAsia="Times New Roman" w:cs="Times New Roman"/>
@@ -12303,9 +12722,9 @@
               </w:rPr>
               <w:fldChar w:fldCharType="separate"/>
             </w:r>
-            <w:bookmarkStart w:id="161" w:name="Check2_Copy_211_Copy_26"/>
-            <w:bookmarkStart w:id="162" w:name="Check2_Copy_211_Copy_26"/>
-            <w:bookmarkEnd w:id="162"/>
+            <w:bookmarkStart w:id="401" w:name="Check2_Copy_211_Copy_26"/>
+            <w:bookmarkStart w:id="402" w:name="Check2_Copy_211_Copy_26"/>
+            <w:bookmarkEnd w:id="402"/>
             <w:r>
               <w:rPr>
                 <w:rFonts w:eastAsia="Times New Roman" w:cs="Times New Roman"/>
@@ -12321,6 +12740,12 @@
               </w:rPr>
               <w:fldChar w:fldCharType="end"/>
             </w:r>
+            <w:bookmarkStart w:id="403" w:name="Check2_Copy_211_Copy_26_Copy_1"/>
+            <w:bookmarkStart w:id="404" w:name="Check2_Copy_211_Copy_26_Copy_1"/>
+            <w:bookmarkStart w:id="405" w:name="Check2_Copy_211_Copy_26"/>
+            <w:bookmarkEnd w:id="403"/>
+            <w:bookmarkEnd w:id="404"/>
+            <w:bookmarkEnd w:id="405"/>
             <w:r>
               <w:rPr>
                 <w:rFonts w:eastAsia="Times New Roman" w:cs="Times New Roman"/>
@@ -12392,11 +12817,9 @@
       </w:pPr>
       <w:r>
         <w:rPr>
-          <w:b w:val="false"/>
-          <w:bCs w:val="false"/>
-          <w:color w:val="000000"/>
-          <w:sz w:val="23"/>
-          <w:szCs w:val="20"/>
+          <w:color w:val="000000"/>
+          <w:sz w:val="23"/>
+          <w:szCs w:val="23"/>
         </w:rPr>
       </w:r>
     </w:p>
@@ -12443,11 +12866,9 @@
       </w:pPr>
       <w:r>
         <w:rPr>
-          <w:b w:val="false"/>
-          <w:bCs w:val="false"/>
-          <w:color w:val="000000"/>
-          <w:sz w:val="23"/>
-          <w:szCs w:val="20"/>
+          <w:color w:val="000000"/>
+          <w:sz w:val="23"/>
+          <w:szCs w:val="23"/>
         </w:rPr>
       </w:r>
     </w:p>
@@ -12494,11 +12915,9 @@
       </w:pPr>
       <w:r>
         <w:rPr>
-          <w:b w:val="false"/>
-          <w:bCs w:val="false"/>
-          <w:color w:val="000000"/>
-          <w:sz w:val="23"/>
-          <w:szCs w:val="20"/>
+          <w:color w:val="000000"/>
+          <w:sz w:val="23"/>
+          <w:szCs w:val="23"/>
         </w:rPr>
       </w:r>
     </w:p>
@@ -12600,9 +13019,9 @@
               </w:rPr>
               <w:fldChar w:fldCharType="separate"/>
             </w:r>
-            <w:bookmarkStart w:id="163" w:name="Check1_Copy_105_Copy_27"/>
-            <w:bookmarkStart w:id="164" w:name="Check1_Copy_105_Copy_27"/>
-            <w:bookmarkEnd w:id="164"/>
+            <w:bookmarkStart w:id="406" w:name="Check1_Copy_105_Copy_27"/>
+            <w:bookmarkStart w:id="407" w:name="Check1_Copy_105_Copy_27"/>
+            <w:bookmarkEnd w:id="407"/>
             <w:r>
               <w:rPr>
                 <w:rFonts w:eastAsia="Times New Roman" w:cs="Times New Roman"/>
@@ -12618,6 +13037,12 @@
               </w:rPr>
               <w:fldChar w:fldCharType="end"/>
             </w:r>
+            <w:bookmarkStart w:id="408" w:name="Check1_Copy_105_Copy_27_Copy_1"/>
+            <w:bookmarkStart w:id="409" w:name="Check1_Copy_105_Copy_27_Copy_1"/>
+            <w:bookmarkStart w:id="410" w:name="Check1_Copy_105_Copy_27"/>
+            <w:bookmarkEnd w:id="408"/>
+            <w:bookmarkEnd w:id="409"/>
+            <w:bookmarkEnd w:id="410"/>
             <w:r>
               <w:rPr>
                 <w:rFonts w:eastAsia="Times New Roman" w:cs="Times New Roman"/>
@@ -12680,9 +13105,9 @@
               </w:rPr>
               <w:fldChar w:fldCharType="separate"/>
             </w:r>
-            <w:bookmarkStart w:id="165" w:name="Check2_Copy_210_Copy_27"/>
-            <w:bookmarkStart w:id="166" w:name="Check2_Copy_210_Copy_27"/>
-            <w:bookmarkEnd w:id="166"/>
+            <w:bookmarkStart w:id="411" w:name="Check2_Copy_210_Copy_27"/>
+            <w:bookmarkStart w:id="412" w:name="Check2_Copy_210_Copy_27"/>
+            <w:bookmarkEnd w:id="412"/>
             <w:r>
               <w:rPr>
                 <w:rFonts w:eastAsia="Times New Roman" w:cs="Times New Roman"/>
@@ -12698,6 +13123,12 @@
               </w:rPr>
               <w:fldChar w:fldCharType="end"/>
             </w:r>
+            <w:bookmarkStart w:id="413" w:name="Check2_Copy_210_Copy_27_Copy_1"/>
+            <w:bookmarkStart w:id="414" w:name="Check2_Copy_210_Copy_27_Copy_1"/>
+            <w:bookmarkStart w:id="415" w:name="Check2_Copy_210_Copy_27"/>
+            <w:bookmarkEnd w:id="413"/>
+            <w:bookmarkEnd w:id="414"/>
+            <w:bookmarkEnd w:id="415"/>
             <w:r>
               <w:rPr>
                 <w:rFonts w:eastAsia="Times New Roman" w:cs="Times New Roman"/>
@@ -12760,9 +13191,9 @@
               </w:rPr>
               <w:fldChar w:fldCharType="separate"/>
             </w:r>
-            <w:bookmarkStart w:id="167" w:name="Check2_Copy_211_Copy_27"/>
-            <w:bookmarkStart w:id="168" w:name="Check2_Copy_211_Copy_27"/>
-            <w:bookmarkEnd w:id="168"/>
+            <w:bookmarkStart w:id="416" w:name="Check2_Copy_211_Copy_27"/>
+            <w:bookmarkStart w:id="417" w:name="Check2_Copy_211_Copy_27"/>
+            <w:bookmarkEnd w:id="417"/>
             <w:r>
               <w:rPr>
                 <w:rFonts w:eastAsia="Times New Roman" w:cs="Times New Roman"/>
@@ -12778,6 +13209,12 @@
               </w:rPr>
               <w:fldChar w:fldCharType="end"/>
             </w:r>
+            <w:bookmarkStart w:id="418" w:name="Check2_Copy_211_Copy_27_Copy_1"/>
+            <w:bookmarkStart w:id="419" w:name="Check2_Copy_211_Copy_27_Copy_1"/>
+            <w:bookmarkStart w:id="420" w:name="Check2_Copy_211_Copy_27"/>
+            <w:bookmarkEnd w:id="418"/>
+            <w:bookmarkEnd w:id="419"/>
+            <w:bookmarkEnd w:id="420"/>
             <w:r>
               <w:rPr>
                 <w:rFonts w:eastAsia="Times New Roman" w:cs="Times New Roman"/>
@@ -12849,11 +13286,9 @@
       </w:pPr>
       <w:r>
         <w:rPr>
-          <w:b w:val="false"/>
-          <w:bCs w:val="false"/>
-          <w:color w:val="000000"/>
-          <w:sz w:val="23"/>
-          <w:szCs w:val="20"/>
+          <w:color w:val="000000"/>
+          <w:sz w:val="23"/>
+          <w:szCs w:val="23"/>
         </w:rPr>
       </w:r>
     </w:p>
@@ -12955,9 +13390,9 @@
               </w:rPr>
               <w:fldChar w:fldCharType="separate"/>
             </w:r>
-            <w:bookmarkStart w:id="169" w:name="Check1_Copy_105_Copy_28"/>
-            <w:bookmarkStart w:id="170" w:name="Check1_Copy_105_Copy_28"/>
-            <w:bookmarkEnd w:id="170"/>
+            <w:bookmarkStart w:id="421" w:name="Check1_Copy_105_Copy_28"/>
+            <w:bookmarkStart w:id="422" w:name="Check1_Copy_105_Copy_28"/>
+            <w:bookmarkEnd w:id="422"/>
             <w:r>
               <w:rPr>
                 <w:rFonts w:eastAsia="Times New Roman" w:cs="Times New Roman"/>
@@ -12973,6 +13408,12 @@
               </w:rPr>
               <w:fldChar w:fldCharType="end"/>
             </w:r>
+            <w:bookmarkStart w:id="423" w:name="Check1_Copy_105_Copy_28_Copy_1"/>
+            <w:bookmarkStart w:id="424" w:name="Check1_Copy_105_Copy_28_Copy_1"/>
+            <w:bookmarkStart w:id="425" w:name="Check1_Copy_105_Copy_28"/>
+            <w:bookmarkEnd w:id="423"/>
+            <w:bookmarkEnd w:id="424"/>
+            <w:bookmarkEnd w:id="425"/>
             <w:r>
               <w:rPr>
                 <w:rFonts w:eastAsia="Times New Roman" w:cs="Times New Roman"/>
@@ -13035,9 +13476,9 @@
               </w:rPr>
               <w:fldChar w:fldCharType="separate"/>
             </w:r>
-            <w:bookmarkStart w:id="171" w:name="Check2_Copy_210_Copy_28"/>
-            <w:bookmarkStart w:id="172" w:name="Check2_Copy_210_Copy_28"/>
-            <w:bookmarkEnd w:id="172"/>
+            <w:bookmarkStart w:id="426" w:name="Check2_Copy_210_Copy_28"/>
+            <w:bookmarkStart w:id="427" w:name="Check2_Copy_210_Copy_28"/>
+            <w:bookmarkEnd w:id="427"/>
             <w:r>
               <w:rPr>
                 <w:rFonts w:eastAsia="Times New Roman" w:cs="Times New Roman"/>
@@ -13053,6 +13494,12 @@
               </w:rPr>
               <w:fldChar w:fldCharType="end"/>
             </w:r>
+            <w:bookmarkStart w:id="428" w:name="Check2_Copy_210_Copy_28_Copy_1"/>
+            <w:bookmarkStart w:id="429" w:name="Check2_Copy_210_Copy_28_Copy_1"/>
+            <w:bookmarkStart w:id="430" w:name="Check2_Copy_210_Copy_28"/>
+            <w:bookmarkEnd w:id="428"/>
+            <w:bookmarkEnd w:id="429"/>
+            <w:bookmarkEnd w:id="430"/>
             <w:r>
               <w:rPr>
                 <w:rFonts w:eastAsia="Times New Roman" w:cs="Times New Roman"/>
@@ -13115,9 +13562,9 @@
               </w:rPr>
               <w:fldChar w:fldCharType="separate"/>
             </w:r>
-            <w:bookmarkStart w:id="173" w:name="Check2_Copy_211_Copy_28"/>
-            <w:bookmarkStart w:id="174" w:name="Check2_Copy_211_Copy_28"/>
-            <w:bookmarkEnd w:id="174"/>
+            <w:bookmarkStart w:id="431" w:name="Check2_Copy_211_Copy_28"/>
+            <w:bookmarkStart w:id="432" w:name="Check2_Copy_211_Copy_28"/>
+            <w:bookmarkEnd w:id="432"/>
             <w:r>
               <w:rPr>
                 <w:rFonts w:eastAsia="Times New Roman" w:cs="Times New Roman"/>
@@ -13133,6 +13580,12 @@
               </w:rPr>
               <w:fldChar w:fldCharType="end"/>
             </w:r>
+            <w:bookmarkStart w:id="433" w:name="Check2_Copy_211_Copy_28_Copy_1"/>
+            <w:bookmarkStart w:id="434" w:name="Check2_Copy_211_Copy_28_Copy_1"/>
+            <w:bookmarkStart w:id="435" w:name="Check2_Copy_211_Copy_28"/>
+            <w:bookmarkEnd w:id="433"/>
+            <w:bookmarkEnd w:id="434"/>
+            <w:bookmarkEnd w:id="435"/>
             <w:r>
               <w:rPr>
                 <w:rFonts w:eastAsia="Times New Roman" w:cs="Times New Roman"/>
@@ -13204,11 +13657,9 @@
       </w:pPr>
       <w:r>
         <w:rPr>
-          <w:b w:val="false"/>
-          <w:bCs w:val="false"/>
-          <w:color w:val="000000"/>
-          <w:sz w:val="23"/>
-          <w:szCs w:val="20"/>
+          <w:color w:val="000000"/>
+          <w:sz w:val="23"/>
+          <w:szCs w:val="23"/>
         </w:rPr>
       </w:r>
     </w:p>
@@ -13310,9 +13761,9 @@
               </w:rPr>
               <w:fldChar w:fldCharType="separate"/>
             </w:r>
-            <w:bookmarkStart w:id="175" w:name="Check1_Copy_105_Copy_29"/>
-            <w:bookmarkStart w:id="176" w:name="Check1_Copy_105_Copy_29"/>
-            <w:bookmarkEnd w:id="176"/>
+            <w:bookmarkStart w:id="436" w:name="Check1_Copy_105_Copy_29"/>
+            <w:bookmarkStart w:id="437" w:name="Check1_Copy_105_Copy_29"/>
+            <w:bookmarkEnd w:id="437"/>
             <w:r>
               <w:rPr>
                 <w:rFonts w:eastAsia="Times New Roman" w:cs="Times New Roman"/>
@@ -13328,6 +13779,12 @@
               </w:rPr>
               <w:fldChar w:fldCharType="end"/>
             </w:r>
+            <w:bookmarkStart w:id="438" w:name="Check1_Copy_105_Copy_29_Copy_1"/>
+            <w:bookmarkStart w:id="439" w:name="Check1_Copy_105_Copy_29_Copy_1"/>
+            <w:bookmarkStart w:id="440" w:name="Check1_Copy_105_Copy_29"/>
+            <w:bookmarkEnd w:id="438"/>
+            <w:bookmarkEnd w:id="439"/>
+            <w:bookmarkEnd w:id="440"/>
             <w:r>
               <w:rPr>
                 <w:rFonts w:eastAsia="Times New Roman" w:cs="Times New Roman"/>
@@ -13390,9 +13847,9 @@
               </w:rPr>
               <w:fldChar w:fldCharType="separate"/>
             </w:r>
-            <w:bookmarkStart w:id="177" w:name="Check2_Copy_210_Copy_29"/>
-            <w:bookmarkStart w:id="178" w:name="Check2_Copy_210_Copy_29"/>
-            <w:bookmarkEnd w:id="178"/>
+            <w:bookmarkStart w:id="441" w:name="Check2_Copy_210_Copy_29"/>
+            <w:bookmarkStart w:id="442" w:name="Check2_Copy_210_Copy_29"/>
+            <w:bookmarkEnd w:id="442"/>
             <w:r>
               <w:rPr>
                 <w:rFonts w:eastAsia="Times New Roman" w:cs="Times New Roman"/>
@@ -13408,6 +13865,12 @@
               </w:rPr>
               <w:fldChar w:fldCharType="end"/>
             </w:r>
+            <w:bookmarkStart w:id="443" w:name="Check2_Copy_210_Copy_29_Copy_1"/>
+            <w:bookmarkStart w:id="444" w:name="Check2_Copy_210_Copy_29_Copy_1"/>
+            <w:bookmarkStart w:id="445" w:name="Check2_Copy_210_Copy_29"/>
+            <w:bookmarkEnd w:id="443"/>
+            <w:bookmarkEnd w:id="444"/>
+            <w:bookmarkEnd w:id="445"/>
             <w:r>
               <w:rPr>
                 <w:rFonts w:eastAsia="Times New Roman" w:cs="Times New Roman"/>
@@ -13470,9 +13933,9 @@
               </w:rPr>
               <w:fldChar w:fldCharType="separate"/>
             </w:r>
-            <w:bookmarkStart w:id="179" w:name="Check2_Copy_211_Copy_29"/>
-            <w:bookmarkStart w:id="180" w:name="Check2_Copy_211_Copy_29"/>
-            <w:bookmarkEnd w:id="180"/>
+            <w:bookmarkStart w:id="446" w:name="Check2_Copy_211_Copy_29"/>
+            <w:bookmarkStart w:id="447" w:name="Check2_Copy_211_Copy_29"/>
+            <w:bookmarkEnd w:id="447"/>
             <w:r>
               <w:rPr>
                 <w:rFonts w:eastAsia="Times New Roman" w:cs="Times New Roman"/>
@@ -13488,6 +13951,12 @@
               </w:rPr>
               <w:fldChar w:fldCharType="end"/>
             </w:r>
+            <w:bookmarkStart w:id="448" w:name="Check2_Copy_211_Copy_29_Copy_1"/>
+            <w:bookmarkStart w:id="449" w:name="Check2_Copy_211_Copy_29_Copy_1"/>
+            <w:bookmarkStart w:id="450" w:name="Check2_Copy_211_Copy_29"/>
+            <w:bookmarkEnd w:id="448"/>
+            <w:bookmarkEnd w:id="449"/>
+            <w:bookmarkEnd w:id="450"/>
             <w:r>
               <w:rPr>
                 <w:rFonts w:eastAsia="Times New Roman" w:cs="Times New Roman"/>
@@ -13559,11 +14028,9 @@
       </w:pPr>
       <w:r>
         <w:rPr>
-          <w:b w:val="false"/>
-          <w:bCs w:val="false"/>
-          <w:color w:val="000000"/>
-          <w:sz w:val="23"/>
-          <w:szCs w:val="20"/>
+          <w:color w:val="000000"/>
+          <w:sz w:val="23"/>
+          <w:szCs w:val="23"/>
         </w:rPr>
       </w:r>
     </w:p>
@@ -13665,9 +14132,9 @@
               </w:rPr>
               <w:fldChar w:fldCharType="separate"/>
             </w:r>
-            <w:bookmarkStart w:id="181" w:name="Check1_Copy_105_Copy_30"/>
-            <w:bookmarkStart w:id="182" w:name="Check1_Copy_105_Copy_30"/>
-            <w:bookmarkEnd w:id="182"/>
+            <w:bookmarkStart w:id="451" w:name="Check1_Copy_105_Copy_30"/>
+            <w:bookmarkStart w:id="452" w:name="Check1_Copy_105_Copy_30"/>
+            <w:bookmarkEnd w:id="452"/>
             <w:r>
               <w:rPr>
                 <w:rFonts w:eastAsia="Times New Roman" w:cs="Times New Roman"/>
@@ -13683,6 +14150,12 @@
               </w:rPr>
               <w:fldChar w:fldCharType="end"/>
             </w:r>
+            <w:bookmarkStart w:id="453" w:name="Check1_Copy_105_Copy_30_Copy_1"/>
+            <w:bookmarkStart w:id="454" w:name="Check1_Copy_105_Copy_30_Copy_1"/>
+            <w:bookmarkStart w:id="455" w:name="Check1_Copy_105_Copy_30"/>
+            <w:bookmarkEnd w:id="453"/>
+            <w:bookmarkEnd w:id="454"/>
+            <w:bookmarkEnd w:id="455"/>
             <w:r>
               <w:rPr>
                 <w:rFonts w:eastAsia="Times New Roman" w:cs="Times New Roman"/>
@@ -13745,9 +14218,9 @@
               </w:rPr>
               <w:fldChar w:fldCharType="separate"/>
             </w:r>
-            <w:bookmarkStart w:id="183" w:name="Check2_Copy_210_Copy_30"/>
-            <w:bookmarkStart w:id="184" w:name="Check2_Copy_210_Copy_30"/>
-            <w:bookmarkEnd w:id="184"/>
+            <w:bookmarkStart w:id="456" w:name="Check2_Copy_210_Copy_30"/>
+            <w:bookmarkStart w:id="457" w:name="Check2_Copy_210_Copy_30"/>
+            <w:bookmarkEnd w:id="457"/>
             <w:r>
               <w:rPr>
                 <w:rFonts w:eastAsia="Times New Roman" w:cs="Times New Roman"/>
@@ -13763,6 +14236,12 @@
               </w:rPr>
               <w:fldChar w:fldCharType="end"/>
             </w:r>
+            <w:bookmarkStart w:id="458" w:name="Check2_Copy_210_Copy_30_Copy_1"/>
+            <w:bookmarkStart w:id="459" w:name="Check2_Copy_210_Copy_30_Copy_1"/>
+            <w:bookmarkStart w:id="460" w:name="Check2_Copy_210_Copy_30"/>
+            <w:bookmarkEnd w:id="458"/>
+            <w:bookmarkEnd w:id="459"/>
+            <w:bookmarkEnd w:id="460"/>
             <w:r>
               <w:rPr>
                 <w:rFonts w:eastAsia="Times New Roman" w:cs="Times New Roman"/>
@@ -13825,9 +14304,9 @@
               </w:rPr>
               <w:fldChar w:fldCharType="separate"/>
             </w:r>
-            <w:bookmarkStart w:id="185" w:name="Check2_Copy_211_Copy_30"/>
-            <w:bookmarkStart w:id="186" w:name="Check2_Copy_211_Copy_30"/>
-            <w:bookmarkEnd w:id="186"/>
+            <w:bookmarkStart w:id="461" w:name="Check2_Copy_211_Copy_30"/>
+            <w:bookmarkStart w:id="462" w:name="Check2_Copy_211_Copy_30"/>
+            <w:bookmarkEnd w:id="462"/>
             <w:r>
               <w:rPr>
                 <w:rFonts w:eastAsia="Times New Roman" w:cs="Times New Roman"/>
@@ -13843,6 +14322,12 @@
               </w:rPr>
               <w:fldChar w:fldCharType="end"/>
             </w:r>
+            <w:bookmarkStart w:id="463" w:name="Check2_Copy_211_Copy_30_Copy_1"/>
+            <w:bookmarkStart w:id="464" w:name="Check2_Copy_211_Copy_30_Copy_1"/>
+            <w:bookmarkStart w:id="465" w:name="Check2_Copy_211_Copy_30"/>
+            <w:bookmarkEnd w:id="463"/>
+            <w:bookmarkEnd w:id="464"/>
+            <w:bookmarkEnd w:id="465"/>
             <w:r>
               <w:rPr>
                 <w:rFonts w:eastAsia="Times New Roman" w:cs="Times New Roman"/>
@@ -13914,11 +14399,9 @@
       </w:pPr>
       <w:r>
         <w:rPr>
-          <w:b w:val="false"/>
-          <w:bCs w:val="false"/>
-          <w:color w:val="000000"/>
-          <w:sz w:val="23"/>
-          <w:szCs w:val="20"/>
+          <w:color w:val="000000"/>
+          <w:sz w:val="23"/>
+          <w:szCs w:val="23"/>
         </w:rPr>
       </w:r>
     </w:p>
@@ -13965,11 +14448,9 @@
       </w:pPr>
       <w:r>
         <w:rPr>
-          <w:b w:val="false"/>
-          <w:bCs w:val="false"/>
-          <w:color w:val="000000"/>
-          <w:sz w:val="23"/>
-          <w:szCs w:val="20"/>
+          <w:color w:val="000000"/>
+          <w:sz w:val="23"/>
+          <w:szCs w:val="23"/>
         </w:rPr>
       </w:r>
     </w:p>
@@ -14071,9 +14552,9 @@
               </w:rPr>
               <w:fldChar w:fldCharType="separate"/>
             </w:r>
-            <w:bookmarkStart w:id="187" w:name="Check1_Copy_105_Copy_31"/>
-            <w:bookmarkStart w:id="188" w:name="Check1_Copy_105_Copy_31"/>
-            <w:bookmarkEnd w:id="188"/>
+            <w:bookmarkStart w:id="466" w:name="Check1_Copy_105_Copy_31"/>
+            <w:bookmarkStart w:id="467" w:name="Check1_Copy_105_Copy_31"/>
+            <w:bookmarkEnd w:id="467"/>
             <w:r>
               <w:rPr>
                 <w:rFonts w:eastAsia="Times New Roman" w:cs="Times New Roman"/>
@@ -14089,6 +14570,12 @@
               </w:rPr>
               <w:fldChar w:fldCharType="end"/>
             </w:r>
+            <w:bookmarkStart w:id="468" w:name="Check1_Copy_105_Copy_31_Copy_1"/>
+            <w:bookmarkStart w:id="469" w:name="Check1_Copy_105_Copy_31_Copy_1"/>
+            <w:bookmarkStart w:id="470" w:name="Check1_Copy_105_Copy_31"/>
+            <w:bookmarkEnd w:id="468"/>
+            <w:bookmarkEnd w:id="469"/>
+            <w:bookmarkEnd w:id="470"/>
             <w:r>
               <w:rPr>
                 <w:rFonts w:eastAsia="Times New Roman" w:cs="Times New Roman"/>
@@ -14151,9 +14638,9 @@
               </w:rPr>
               <w:fldChar w:fldCharType="separate"/>
             </w:r>
-            <w:bookmarkStart w:id="189" w:name="Check2_Copy_210_Copy_31"/>
-            <w:bookmarkStart w:id="190" w:name="Check2_Copy_210_Copy_31"/>
-            <w:bookmarkEnd w:id="190"/>
+            <w:bookmarkStart w:id="471" w:name="Check2_Copy_210_Copy_31"/>
+            <w:bookmarkStart w:id="472" w:name="Check2_Copy_210_Copy_31"/>
+            <w:bookmarkEnd w:id="472"/>
             <w:r>
               <w:rPr>
                 <w:rFonts w:eastAsia="Times New Roman" w:cs="Times New Roman"/>
@@ -14169,6 +14656,12 @@
               </w:rPr>
               <w:fldChar w:fldCharType="end"/>
             </w:r>
+            <w:bookmarkStart w:id="473" w:name="Check2_Copy_210_Copy_31_Copy_1"/>
+            <w:bookmarkStart w:id="474" w:name="Check2_Copy_210_Copy_31_Copy_1"/>
+            <w:bookmarkStart w:id="475" w:name="Check2_Copy_210_Copy_31"/>
+            <w:bookmarkEnd w:id="473"/>
+            <w:bookmarkEnd w:id="474"/>
+            <w:bookmarkEnd w:id="475"/>
             <w:r>
               <w:rPr>
                 <w:rFonts w:eastAsia="Times New Roman" w:cs="Times New Roman"/>
@@ -14231,9 +14724,9 @@
               </w:rPr>
               <w:fldChar w:fldCharType="separate"/>
             </w:r>
-            <w:bookmarkStart w:id="191" w:name="Check2_Copy_211_Copy_31"/>
-            <w:bookmarkStart w:id="192" w:name="Check2_Copy_211_Copy_31"/>
-            <w:bookmarkEnd w:id="192"/>
+            <w:bookmarkStart w:id="476" w:name="Check2_Copy_211_Copy_31"/>
+            <w:bookmarkStart w:id="477" w:name="Check2_Copy_211_Copy_31"/>
+            <w:bookmarkEnd w:id="477"/>
             <w:r>
               <w:rPr>
                 <w:rFonts w:eastAsia="Times New Roman" w:cs="Times New Roman"/>
@@ -14249,6 +14742,12 @@
               </w:rPr>
               <w:fldChar w:fldCharType="end"/>
             </w:r>
+            <w:bookmarkStart w:id="478" w:name="Check2_Copy_211_Copy_31_Copy_1"/>
+            <w:bookmarkStart w:id="479" w:name="Check2_Copy_211_Copy_31_Copy_1"/>
+            <w:bookmarkStart w:id="480" w:name="Check2_Copy_211_Copy_31"/>
+            <w:bookmarkEnd w:id="478"/>
+            <w:bookmarkEnd w:id="479"/>
+            <w:bookmarkEnd w:id="480"/>
             <w:r>
               <w:rPr>
                 <w:rFonts w:eastAsia="Times New Roman" w:cs="Times New Roman"/>
@@ -14320,11 +14819,9 @@
       </w:pPr>
       <w:r>
         <w:rPr>
-          <w:b w:val="false"/>
-          <w:bCs w:val="false"/>
-          <w:color w:val="000000"/>
-          <w:sz w:val="23"/>
-          <w:szCs w:val="20"/>
+          <w:color w:val="000000"/>
+          <w:sz w:val="23"/>
+          <w:szCs w:val="23"/>
         </w:rPr>
       </w:r>
     </w:p>
@@ -14426,9 +14923,9 @@
               </w:rPr>
               <w:fldChar w:fldCharType="separate"/>
             </w:r>
-            <w:bookmarkStart w:id="193" w:name="Check1_Copy_105_Copy_32"/>
-            <w:bookmarkStart w:id="194" w:name="Check1_Copy_105_Copy_32"/>
-            <w:bookmarkEnd w:id="194"/>
+            <w:bookmarkStart w:id="481" w:name="Check1_Copy_105_Copy_32"/>
+            <w:bookmarkStart w:id="482" w:name="Check1_Copy_105_Copy_32"/>
+            <w:bookmarkEnd w:id="482"/>
             <w:r>
               <w:rPr>
                 <w:rFonts w:eastAsia="Times New Roman" w:cs="Times New Roman"/>
@@ -14444,6 +14941,12 @@
               </w:rPr>
               <w:fldChar w:fldCharType="end"/>
             </w:r>
+            <w:bookmarkStart w:id="483" w:name="Check1_Copy_105_Copy_32_Copy_1"/>
+            <w:bookmarkStart w:id="484" w:name="Check1_Copy_105_Copy_32_Copy_1"/>
+            <w:bookmarkStart w:id="485" w:name="Check1_Copy_105_Copy_32"/>
+            <w:bookmarkEnd w:id="483"/>
+            <w:bookmarkEnd w:id="484"/>
+            <w:bookmarkEnd w:id="485"/>
             <w:r>
               <w:rPr>
                 <w:rFonts w:eastAsia="Times New Roman" w:cs="Times New Roman"/>
@@ -14506,9 +15009,9 @@
               </w:rPr>
               <w:fldChar w:fldCharType="separate"/>
             </w:r>
-            <w:bookmarkStart w:id="195" w:name="Check2_Copy_210_Copy_32"/>
-            <w:bookmarkStart w:id="196" w:name="Check2_Copy_210_Copy_32"/>
-            <w:bookmarkEnd w:id="196"/>
+            <w:bookmarkStart w:id="486" w:name="Check2_Copy_210_Copy_32"/>
+            <w:bookmarkStart w:id="487" w:name="Check2_Copy_210_Copy_32"/>
+            <w:bookmarkEnd w:id="487"/>
             <w:r>
               <w:rPr>
                 <w:rFonts w:eastAsia="Times New Roman" w:cs="Times New Roman"/>
@@ -14524,6 +15027,12 @@
               </w:rPr>
               <w:fldChar w:fldCharType="end"/>
             </w:r>
+            <w:bookmarkStart w:id="488" w:name="Check2_Copy_210_Copy_32_Copy_1"/>
+            <w:bookmarkStart w:id="489" w:name="Check2_Copy_210_Copy_32_Copy_1"/>
+            <w:bookmarkStart w:id="490" w:name="Check2_Copy_210_Copy_32"/>
+            <w:bookmarkEnd w:id="488"/>
+            <w:bookmarkEnd w:id="489"/>
+            <w:bookmarkEnd w:id="490"/>
             <w:r>
               <w:rPr>
                 <w:rFonts w:eastAsia="Times New Roman" w:cs="Times New Roman"/>
@@ -14586,9 +15095,9 @@
               </w:rPr>
               <w:fldChar w:fldCharType="separate"/>
             </w:r>
-            <w:bookmarkStart w:id="197" w:name="Check2_Copy_211_Copy_32"/>
-            <w:bookmarkStart w:id="198" w:name="Check2_Copy_211_Copy_32"/>
-            <w:bookmarkEnd w:id="198"/>
+            <w:bookmarkStart w:id="491" w:name="Check2_Copy_211_Copy_32"/>
+            <w:bookmarkStart w:id="492" w:name="Check2_Copy_211_Copy_32"/>
+            <w:bookmarkEnd w:id="492"/>
             <w:r>
               <w:rPr>
                 <w:rFonts w:eastAsia="Times New Roman" w:cs="Times New Roman"/>
@@ -14604,6 +15113,12 @@
               </w:rPr>
               <w:fldChar w:fldCharType="end"/>
             </w:r>
+            <w:bookmarkStart w:id="493" w:name="Check2_Copy_211_Copy_32_Copy_1"/>
+            <w:bookmarkStart w:id="494" w:name="Check2_Copy_211_Copy_32_Copy_1"/>
+            <w:bookmarkStart w:id="495" w:name="Check2_Copy_211_Copy_32"/>
+            <w:bookmarkEnd w:id="493"/>
+            <w:bookmarkEnd w:id="494"/>
+            <w:bookmarkEnd w:id="495"/>
             <w:r>
               <w:rPr>
                 <w:rFonts w:eastAsia="Times New Roman" w:cs="Times New Roman"/>
@@ -14675,11 +15190,9 @@
       </w:pPr>
       <w:r>
         <w:rPr>
-          <w:b w:val="false"/>
-          <w:bCs w:val="false"/>
-          <w:color w:val="000000"/>
-          <w:sz w:val="23"/>
-          <w:szCs w:val="20"/>
+          <w:color w:val="000000"/>
+          <w:sz w:val="23"/>
+          <w:szCs w:val="23"/>
         </w:rPr>
       </w:r>
     </w:p>
@@ -14781,9 +15294,9 @@
               </w:rPr>
               <w:fldChar w:fldCharType="separate"/>
             </w:r>
-            <w:bookmarkStart w:id="199" w:name="Check1_Copy_105_Copy_33"/>
-            <w:bookmarkStart w:id="200" w:name="Check1_Copy_105_Copy_33"/>
-            <w:bookmarkEnd w:id="200"/>
+            <w:bookmarkStart w:id="496" w:name="Check1_Copy_105_Copy_33"/>
+            <w:bookmarkStart w:id="497" w:name="Check1_Copy_105_Copy_33"/>
+            <w:bookmarkEnd w:id="497"/>
             <w:r>
               <w:rPr>
                 <w:rFonts w:eastAsia="Times New Roman" w:cs="Times New Roman"/>
@@ -14799,6 +15312,12 @@
               </w:rPr>
               <w:fldChar w:fldCharType="end"/>
             </w:r>
+            <w:bookmarkStart w:id="498" w:name="Check1_Copy_105_Copy_33_Copy_1"/>
+            <w:bookmarkStart w:id="499" w:name="Check1_Copy_105_Copy_33_Copy_1"/>
+            <w:bookmarkStart w:id="500" w:name="Check1_Copy_105_Copy_33"/>
+            <w:bookmarkEnd w:id="498"/>
+            <w:bookmarkEnd w:id="499"/>
+            <w:bookmarkEnd w:id="500"/>
             <w:r>
               <w:rPr>
                 <w:rFonts w:eastAsia="Times New Roman" w:cs="Times New Roman"/>
@@ -14861,9 +15380,9 @@
               </w:rPr>
               <w:fldChar w:fldCharType="separate"/>
             </w:r>
-            <w:bookmarkStart w:id="201" w:name="Check2_Copy_210_Copy_33"/>
-            <w:bookmarkStart w:id="202" w:name="Check2_Copy_210_Copy_33"/>
-            <w:bookmarkEnd w:id="202"/>
+            <w:bookmarkStart w:id="501" w:name="Check2_Copy_210_Copy_33"/>
+            <w:bookmarkStart w:id="502" w:name="Check2_Copy_210_Copy_33"/>
+            <w:bookmarkEnd w:id="502"/>
             <w:r>
               <w:rPr>
                 <w:rFonts w:eastAsia="Times New Roman" w:cs="Times New Roman"/>
@@ -14879,6 +15398,12 @@
               </w:rPr>
               <w:fldChar w:fldCharType="end"/>
             </w:r>
+            <w:bookmarkStart w:id="503" w:name="Check2_Copy_210_Copy_33_Copy_1"/>
+            <w:bookmarkStart w:id="504" w:name="Check2_Copy_210_Copy_33_Copy_1"/>
+            <w:bookmarkStart w:id="505" w:name="Check2_Copy_210_Copy_33"/>
+            <w:bookmarkEnd w:id="503"/>
+            <w:bookmarkEnd w:id="504"/>
+            <w:bookmarkEnd w:id="505"/>
             <w:r>
               <w:rPr>
                 <w:rFonts w:eastAsia="Times New Roman" w:cs="Times New Roman"/>
@@ -14941,9 +15466,9 @@
               </w:rPr>
               <w:fldChar w:fldCharType="separate"/>
             </w:r>
-            <w:bookmarkStart w:id="203" w:name="Check2_Copy_211_Copy_33"/>
-            <w:bookmarkStart w:id="204" w:name="Check2_Copy_211_Copy_33"/>
-            <w:bookmarkEnd w:id="204"/>
+            <w:bookmarkStart w:id="506" w:name="Check2_Copy_211_Copy_33"/>
+            <w:bookmarkStart w:id="507" w:name="Check2_Copy_211_Copy_33"/>
+            <w:bookmarkEnd w:id="507"/>
             <w:r>
               <w:rPr>
                 <w:rFonts w:eastAsia="Times New Roman" w:cs="Times New Roman"/>
@@ -14959,6 +15484,12 @@
               </w:rPr>
               <w:fldChar w:fldCharType="end"/>
             </w:r>
+            <w:bookmarkStart w:id="508" w:name="Check2_Copy_211_Copy_33_Copy_1"/>
+            <w:bookmarkStart w:id="509" w:name="Check2_Copy_211_Copy_33_Copy_1"/>
+            <w:bookmarkStart w:id="510" w:name="Check2_Copy_211_Copy_33"/>
+            <w:bookmarkEnd w:id="508"/>
+            <w:bookmarkEnd w:id="509"/>
+            <w:bookmarkEnd w:id="510"/>
             <w:r>
               <w:rPr>
                 <w:rFonts w:eastAsia="Times New Roman" w:cs="Times New Roman"/>
@@ -15030,11 +15561,9 @@
       </w:pPr>
       <w:r>
         <w:rPr>
-          <w:b w:val="false"/>
-          <w:bCs w:val="false"/>
-          <w:color w:val="000000"/>
-          <w:sz w:val="23"/>
-          <w:szCs w:val="20"/>
+          <w:color w:val="000000"/>
+          <w:sz w:val="23"/>
+          <w:szCs w:val="23"/>
         </w:rPr>
       </w:r>
     </w:p>
@@ -15081,11 +15610,9 @@
       </w:pPr>
       <w:r>
         <w:rPr>
-          <w:b w:val="false"/>
-          <w:bCs w:val="false"/>
-          <w:color w:val="000000"/>
-          <w:sz w:val="23"/>
-          <w:szCs w:val="20"/>
+          <w:color w:val="000000"/>
+          <w:sz w:val="23"/>
+          <w:szCs w:val="23"/>
         </w:rPr>
       </w:r>
     </w:p>
@@ -15187,9 +15714,9 @@
               </w:rPr>
               <w:fldChar w:fldCharType="separate"/>
             </w:r>
-            <w:bookmarkStart w:id="205" w:name="Check1_Copy_105_Copy_34"/>
-            <w:bookmarkStart w:id="206" w:name="Check1_Copy_105_Copy_34"/>
-            <w:bookmarkEnd w:id="206"/>
+            <w:bookmarkStart w:id="511" w:name="Check1_Copy_105_Copy_34"/>
+            <w:bookmarkStart w:id="512" w:name="Check1_Copy_105_Copy_34"/>
+            <w:bookmarkEnd w:id="512"/>
             <w:r>
               <w:rPr>
                 <w:rFonts w:eastAsia="Times New Roman" w:cs="Times New Roman"/>
@@ -15205,6 +15732,12 @@
               </w:rPr>
               <w:fldChar w:fldCharType="end"/>
             </w:r>
+            <w:bookmarkStart w:id="513" w:name="Check1_Copy_105_Copy_34_Copy_1"/>
+            <w:bookmarkStart w:id="514" w:name="Check1_Copy_105_Copy_34_Copy_1"/>
+            <w:bookmarkStart w:id="515" w:name="Check1_Copy_105_Copy_34"/>
+            <w:bookmarkEnd w:id="513"/>
+            <w:bookmarkEnd w:id="514"/>
+            <w:bookmarkEnd w:id="515"/>
             <w:r>
               <w:rPr>
                 <w:rFonts w:eastAsia="Times New Roman" w:cs="Times New Roman"/>
@@ -15267,9 +15800,9 @@
               </w:rPr>
               <w:fldChar w:fldCharType="separate"/>
             </w:r>
-            <w:bookmarkStart w:id="207" w:name="Check2_Copy_210_Copy_34"/>
-            <w:bookmarkStart w:id="208" w:name="Check2_Copy_210_Copy_34"/>
-            <w:bookmarkEnd w:id="208"/>
+            <w:bookmarkStart w:id="516" w:name="Check2_Copy_210_Copy_34"/>
+            <w:bookmarkStart w:id="517" w:name="Check2_Copy_210_Copy_34"/>
+            <w:bookmarkEnd w:id="517"/>
             <w:r>
               <w:rPr>
                 <w:rFonts w:eastAsia="Times New Roman" w:cs="Times New Roman"/>
@@ -15285,6 +15818,12 @@
               </w:rPr>
               <w:fldChar w:fldCharType="end"/>
             </w:r>
+            <w:bookmarkStart w:id="518" w:name="Check2_Copy_210_Copy_34_Copy_1"/>
+            <w:bookmarkStart w:id="519" w:name="Check2_Copy_210_Copy_34_Copy_1"/>
+            <w:bookmarkStart w:id="520" w:name="Check2_Copy_210_Copy_34"/>
+            <w:bookmarkEnd w:id="518"/>
+            <w:bookmarkEnd w:id="519"/>
+            <w:bookmarkEnd w:id="520"/>
             <w:r>
               <w:rPr>
                 <w:rFonts w:eastAsia="Times New Roman" w:cs="Times New Roman"/>
@@ -15347,9 +15886,9 @@
               </w:rPr>
               <w:fldChar w:fldCharType="separate"/>
             </w:r>
-            <w:bookmarkStart w:id="209" w:name="Check2_Copy_211_Copy_34"/>
-            <w:bookmarkStart w:id="210" w:name="Check2_Copy_211_Copy_34"/>
-            <w:bookmarkEnd w:id="210"/>
+            <w:bookmarkStart w:id="521" w:name="Check2_Copy_211_Copy_34"/>
+            <w:bookmarkStart w:id="522" w:name="Check2_Copy_211_Copy_34"/>
+            <w:bookmarkEnd w:id="522"/>
             <w:r>
               <w:rPr>
                 <w:rFonts w:eastAsia="Times New Roman" w:cs="Times New Roman"/>
@@ -15365,6 +15904,12 @@
               </w:rPr>
               <w:fldChar w:fldCharType="end"/>
             </w:r>
+            <w:bookmarkStart w:id="523" w:name="Check2_Copy_211_Copy_34_Copy_1"/>
+            <w:bookmarkStart w:id="524" w:name="Check2_Copy_211_Copy_34_Copy_1"/>
+            <w:bookmarkStart w:id="525" w:name="Check2_Copy_211_Copy_34"/>
+            <w:bookmarkEnd w:id="523"/>
+            <w:bookmarkEnd w:id="524"/>
+            <w:bookmarkEnd w:id="525"/>
             <w:r>
               <w:rPr>
                 <w:rFonts w:eastAsia="Times New Roman" w:cs="Times New Roman"/>
@@ -15436,11 +15981,9 @@
       </w:pPr>
       <w:r>
         <w:rPr>
-          <w:b w:val="false"/>
-          <w:bCs w:val="false"/>
-          <w:color w:val="000000"/>
-          <w:sz w:val="23"/>
-          <w:szCs w:val="20"/>
+          <w:color w:val="000000"/>
+          <w:sz w:val="23"/>
+          <w:szCs w:val="23"/>
         </w:rPr>
       </w:r>
     </w:p>
@@ -15542,9 +16085,9 @@
               </w:rPr>
               <w:fldChar w:fldCharType="separate"/>
             </w:r>
-            <w:bookmarkStart w:id="211" w:name="Check1_Copy_105_Copy_35"/>
-            <w:bookmarkStart w:id="212" w:name="Check1_Copy_105_Copy_35"/>
-            <w:bookmarkEnd w:id="212"/>
+            <w:bookmarkStart w:id="526" w:name="Check1_Copy_105_Copy_35"/>
+            <w:bookmarkStart w:id="527" w:name="Check1_Copy_105_Copy_35"/>
+            <w:bookmarkEnd w:id="527"/>
             <w:r>
               <w:rPr>
                 <w:rFonts w:eastAsia="Times New Roman" w:cs="Times New Roman"/>
@@ -15560,6 +16103,12 @@
               </w:rPr>
               <w:fldChar w:fldCharType="end"/>
             </w:r>
+            <w:bookmarkStart w:id="528" w:name="Check1_Copy_105_Copy_35_Copy_1"/>
+            <w:bookmarkStart w:id="529" w:name="Check1_Copy_105_Copy_35_Copy_1"/>
+            <w:bookmarkStart w:id="530" w:name="Check1_Copy_105_Copy_35"/>
+            <w:bookmarkEnd w:id="528"/>
+            <w:bookmarkEnd w:id="529"/>
+            <w:bookmarkEnd w:id="530"/>
             <w:r>
               <w:rPr>
                 <w:rFonts w:eastAsia="Times New Roman" w:cs="Times New Roman"/>
@@ -15622,9 +16171,9 @@
               </w:rPr>
               <w:fldChar w:fldCharType="separate"/>
             </w:r>
-            <w:bookmarkStart w:id="213" w:name="Check2_Copy_210_Copy_35"/>
-            <w:bookmarkStart w:id="214" w:name="Check2_Copy_210_Copy_35"/>
-            <w:bookmarkEnd w:id="214"/>
+            <w:bookmarkStart w:id="531" w:name="Check2_Copy_210_Copy_35"/>
+            <w:bookmarkStart w:id="532" w:name="Check2_Copy_210_Copy_35"/>
+            <w:bookmarkEnd w:id="532"/>
             <w:r>
               <w:rPr>
                 <w:rFonts w:eastAsia="Times New Roman" w:cs="Times New Roman"/>
@@ -15640,6 +16189,12 @@
               </w:rPr>
               <w:fldChar w:fldCharType="end"/>
             </w:r>
+            <w:bookmarkStart w:id="533" w:name="Check2_Copy_210_Copy_35_Copy_1"/>
+            <w:bookmarkStart w:id="534" w:name="Check2_Copy_210_Copy_35_Copy_1"/>
+            <w:bookmarkStart w:id="535" w:name="Check2_Copy_210_Copy_35"/>
+            <w:bookmarkEnd w:id="533"/>
+            <w:bookmarkEnd w:id="534"/>
+            <w:bookmarkEnd w:id="535"/>
             <w:r>
               <w:rPr>
                 <w:rFonts w:eastAsia="Times New Roman" w:cs="Times New Roman"/>
@@ -15702,9 +16257,9 @@
               </w:rPr>
               <w:fldChar w:fldCharType="separate"/>
             </w:r>
-            <w:bookmarkStart w:id="215" w:name="Check2_Copy_211_Copy_35"/>
-            <w:bookmarkStart w:id="216" w:name="Check2_Copy_211_Copy_35"/>
-            <w:bookmarkEnd w:id="216"/>
+            <w:bookmarkStart w:id="536" w:name="Check2_Copy_211_Copy_35"/>
+            <w:bookmarkStart w:id="537" w:name="Check2_Copy_211_Copy_35"/>
+            <w:bookmarkEnd w:id="537"/>
             <w:r>
               <w:rPr>
                 <w:rFonts w:eastAsia="Times New Roman" w:cs="Times New Roman"/>
@@ -15720,6 +16275,12 @@
               </w:rPr>
               <w:fldChar w:fldCharType="end"/>
             </w:r>
+            <w:bookmarkStart w:id="538" w:name="Check2_Copy_211_Copy_35_Copy_1"/>
+            <w:bookmarkStart w:id="539" w:name="Check2_Copy_211_Copy_35_Copy_1"/>
+            <w:bookmarkStart w:id="540" w:name="Check2_Copy_211_Copy_35"/>
+            <w:bookmarkEnd w:id="538"/>
+            <w:bookmarkEnd w:id="539"/>
+            <w:bookmarkEnd w:id="540"/>
             <w:r>
               <w:rPr>
                 <w:rFonts w:eastAsia="Times New Roman" w:cs="Times New Roman"/>
@@ -15791,11 +16352,9 @@
       </w:pPr>
       <w:r>
         <w:rPr>
-          <w:b w:val="false"/>
-          <w:bCs w:val="false"/>
-          <w:color w:val="000000"/>
-          <w:sz w:val="23"/>
-          <w:szCs w:val="20"/>
+          <w:color w:val="000000"/>
+          <w:sz w:val="23"/>
+          <w:szCs w:val="23"/>
         </w:rPr>
       </w:r>
     </w:p>
@@ -15897,9 +16456,9 @@
               </w:rPr>
               <w:fldChar w:fldCharType="separate"/>
             </w:r>
-            <w:bookmarkStart w:id="217" w:name="Check1_Copy_105_Copy_36"/>
-            <w:bookmarkStart w:id="218" w:name="Check1_Copy_105_Copy_36"/>
-            <w:bookmarkEnd w:id="218"/>
+            <w:bookmarkStart w:id="541" w:name="Check1_Copy_105_Copy_36"/>
+            <w:bookmarkStart w:id="542" w:name="Check1_Copy_105_Copy_36"/>
+            <w:bookmarkEnd w:id="542"/>
             <w:r>
               <w:rPr>
                 <w:rFonts w:eastAsia="Times New Roman" w:cs="Times New Roman"/>
@@ -15915,6 +16474,12 @@
               </w:rPr>
               <w:fldChar w:fldCharType="end"/>
             </w:r>
+            <w:bookmarkStart w:id="543" w:name="Check1_Copy_105_Copy_36_Copy_1"/>
+            <w:bookmarkStart w:id="544" w:name="Check1_Copy_105_Copy_36_Copy_1"/>
+            <w:bookmarkStart w:id="545" w:name="Check1_Copy_105_Copy_36"/>
+            <w:bookmarkEnd w:id="543"/>
+            <w:bookmarkEnd w:id="544"/>
+            <w:bookmarkEnd w:id="545"/>
             <w:r>
               <w:rPr>
                 <w:rFonts w:eastAsia="Times New Roman" w:cs="Times New Roman"/>
@@ -15977,9 +16542,9 @@
               </w:rPr>
               <w:fldChar w:fldCharType="separate"/>
             </w:r>
-            <w:bookmarkStart w:id="219" w:name="Check2_Copy_210_Copy_36"/>
-            <w:bookmarkStart w:id="220" w:name="Check2_Copy_210_Copy_36"/>
-            <w:bookmarkEnd w:id="220"/>
+            <w:bookmarkStart w:id="546" w:name="Check2_Copy_210_Copy_36"/>
+            <w:bookmarkStart w:id="547" w:name="Check2_Copy_210_Copy_36"/>
+            <w:bookmarkEnd w:id="547"/>
             <w:r>
               <w:rPr>
                 <w:rFonts w:eastAsia="Times New Roman" w:cs="Times New Roman"/>
@@ -15995,6 +16560,12 @@
               </w:rPr>
               <w:fldChar w:fldCharType="end"/>
             </w:r>
+            <w:bookmarkStart w:id="548" w:name="Check2_Copy_210_Copy_36_Copy_1"/>
+            <w:bookmarkStart w:id="549" w:name="Check2_Copy_210_Copy_36_Copy_1"/>
+            <w:bookmarkStart w:id="550" w:name="Check2_Copy_210_Copy_36"/>
+            <w:bookmarkEnd w:id="548"/>
+            <w:bookmarkEnd w:id="549"/>
+            <w:bookmarkEnd w:id="550"/>
             <w:r>
               <w:rPr>
                 <w:rFonts w:eastAsia="Times New Roman" w:cs="Times New Roman"/>
@@ -16057,9 +16628,9 @@
               </w:rPr>
               <w:fldChar w:fldCharType="separate"/>
             </w:r>
-            <w:bookmarkStart w:id="221" w:name="Check2_Copy_211_Copy_36"/>
-            <w:bookmarkStart w:id="222" w:name="Check2_Copy_211_Copy_36"/>
-            <w:bookmarkEnd w:id="222"/>
+            <w:bookmarkStart w:id="551" w:name="Check2_Copy_211_Copy_36"/>
+            <w:bookmarkStart w:id="552" w:name="Check2_Copy_211_Copy_36"/>
+            <w:bookmarkEnd w:id="552"/>
             <w:r>
               <w:rPr>
                 <w:rFonts w:eastAsia="Times New Roman" w:cs="Times New Roman"/>
@@ -16075,6 +16646,12 @@
               </w:rPr>
               <w:fldChar w:fldCharType="end"/>
             </w:r>
+            <w:bookmarkStart w:id="553" w:name="Check2_Copy_211_Copy_36_Copy_1"/>
+            <w:bookmarkStart w:id="554" w:name="Check2_Copy_211_Copy_36_Copy_1"/>
+            <w:bookmarkStart w:id="555" w:name="Check2_Copy_211_Copy_36"/>
+            <w:bookmarkEnd w:id="553"/>
+            <w:bookmarkEnd w:id="554"/>
+            <w:bookmarkEnd w:id="555"/>
             <w:r>
               <w:rPr>
                 <w:rFonts w:eastAsia="Times New Roman" w:cs="Times New Roman"/>
@@ -16146,11 +16723,9 @@
       </w:pPr>
       <w:r>
         <w:rPr>
-          <w:b w:val="false"/>
-          <w:bCs w:val="false"/>
-          <w:color w:val="000000"/>
-          <w:sz w:val="23"/>
-          <w:szCs w:val="20"/>
+          <w:color w:val="000000"/>
+          <w:sz w:val="23"/>
+          <w:szCs w:val="23"/>
         </w:rPr>
       </w:r>
     </w:p>
@@ -16197,11 +16772,9 @@
       </w:pPr>
       <w:r>
         <w:rPr>
-          <w:b w:val="false"/>
-          <w:bCs w:val="false"/>
-          <w:color w:val="000000"/>
-          <w:sz w:val="23"/>
-          <w:szCs w:val="20"/>
+          <w:color w:val="000000"/>
+          <w:sz w:val="23"/>
+          <w:szCs w:val="23"/>
         </w:rPr>
       </w:r>
     </w:p>
@@ -16248,11 +16821,9 @@
       </w:pPr>
       <w:r>
         <w:rPr>
-          <w:b w:val="false"/>
-          <w:bCs w:val="false"/>
-          <w:color w:val="000000"/>
-          <w:sz w:val="23"/>
-          <w:szCs w:val="20"/>
+          <w:color w:val="000000"/>
+          <w:sz w:val="23"/>
+          <w:szCs w:val="23"/>
         </w:rPr>
       </w:r>
     </w:p>
@@ -16354,9 +16925,9 @@
               </w:rPr>
               <w:fldChar w:fldCharType="separate"/>
             </w:r>
-            <w:bookmarkStart w:id="223" w:name="Check1_Copy_105_Copy_37"/>
-            <w:bookmarkStart w:id="224" w:name="Check1_Copy_105_Copy_37"/>
-            <w:bookmarkEnd w:id="224"/>
+            <w:bookmarkStart w:id="556" w:name="Check1_Copy_105_Copy_37"/>
+            <w:bookmarkStart w:id="557" w:name="Check1_Copy_105_Copy_37"/>
+            <w:bookmarkEnd w:id="557"/>
             <w:r>
               <w:rPr>
                 <w:rFonts w:eastAsia="Times New Roman" w:cs="Times New Roman"/>
@@ -16372,6 +16943,12 @@
               </w:rPr>
               <w:fldChar w:fldCharType="end"/>
             </w:r>
+            <w:bookmarkStart w:id="558" w:name="Check1_Copy_105_Copy_37_Copy_1"/>
+            <w:bookmarkStart w:id="559" w:name="Check1_Copy_105_Copy_37_Copy_1"/>
+            <w:bookmarkStart w:id="560" w:name="Check1_Copy_105_Copy_37"/>
+            <w:bookmarkEnd w:id="558"/>
+            <w:bookmarkEnd w:id="559"/>
+            <w:bookmarkEnd w:id="560"/>
             <w:r>
               <w:rPr>
                 <w:rFonts w:eastAsia="Times New Roman" w:cs="Times New Roman"/>
@@ -16434,9 +17011,9 @@
               </w:rPr>
               <w:fldChar w:fldCharType="separate"/>
             </w:r>
-            <w:bookmarkStart w:id="225" w:name="Check2_Copy_210_Copy_37"/>
-            <w:bookmarkStart w:id="226" w:name="Check2_Copy_210_Copy_37"/>
-            <w:bookmarkEnd w:id="226"/>
+            <w:bookmarkStart w:id="561" w:name="Check2_Copy_210_Copy_37"/>
+            <w:bookmarkStart w:id="562" w:name="Check2_Copy_210_Copy_37"/>
+            <w:bookmarkEnd w:id="562"/>
             <w:r>
               <w:rPr>
                 <w:rFonts w:eastAsia="Times New Roman" w:cs="Times New Roman"/>
@@ -16452,6 +17029,12 @@
               </w:rPr>
               <w:fldChar w:fldCharType="end"/>
             </w:r>
+            <w:bookmarkStart w:id="563" w:name="Check2_Copy_210_Copy_37_Copy_1"/>
+            <w:bookmarkStart w:id="564" w:name="Check2_Copy_210_Copy_37_Copy_1"/>
+            <w:bookmarkStart w:id="565" w:name="Check2_Copy_210_Copy_37"/>
+            <w:bookmarkEnd w:id="563"/>
+            <w:bookmarkEnd w:id="564"/>
+            <w:bookmarkEnd w:id="565"/>
             <w:r>
               <w:rPr>
                 <w:rFonts w:eastAsia="Times New Roman" w:cs="Times New Roman"/>
@@ -16514,9 +17097,9 @@
               </w:rPr>
               <w:fldChar w:fldCharType="separate"/>
             </w:r>
-            <w:bookmarkStart w:id="227" w:name="Check2_Copy_211_Copy_37"/>
-            <w:bookmarkStart w:id="228" w:name="Check2_Copy_211_Copy_37"/>
-            <w:bookmarkEnd w:id="228"/>
+            <w:bookmarkStart w:id="566" w:name="Check2_Copy_211_Copy_37"/>
+            <w:bookmarkStart w:id="567" w:name="Check2_Copy_211_Copy_37"/>
+            <w:bookmarkEnd w:id="567"/>
             <w:r>
               <w:rPr>
                 <w:rFonts w:eastAsia="Times New Roman" w:cs="Times New Roman"/>
@@ -16532,6 +17115,12 @@
               </w:rPr>
               <w:fldChar w:fldCharType="end"/>
             </w:r>
+            <w:bookmarkStart w:id="568" w:name="Check2_Copy_211_Copy_37_Copy_1"/>
+            <w:bookmarkStart w:id="569" w:name="Check2_Copy_211_Copy_37_Copy_1"/>
+            <w:bookmarkStart w:id="570" w:name="Check2_Copy_211_Copy_37"/>
+            <w:bookmarkEnd w:id="568"/>
+            <w:bookmarkEnd w:id="569"/>
+            <w:bookmarkEnd w:id="570"/>
             <w:r>
               <w:rPr>
                 <w:rFonts w:eastAsia="Times New Roman" w:cs="Times New Roman"/>
@@ -16603,11 +17192,9 @@
       </w:pPr>
       <w:r>
         <w:rPr>
-          <w:b w:val="false"/>
-          <w:bCs w:val="false"/>
-          <w:color w:val="000000"/>
-          <w:sz w:val="23"/>
-          <w:szCs w:val="20"/>
+          <w:color w:val="000000"/>
+          <w:sz w:val="23"/>
+          <w:szCs w:val="23"/>
         </w:rPr>
       </w:r>
     </w:p>
@@ -16709,9 +17296,9 @@
               </w:rPr>
               <w:fldChar w:fldCharType="separate"/>
             </w:r>
-            <w:bookmarkStart w:id="229" w:name="Check1_Copy_105_Copy_38"/>
-            <w:bookmarkStart w:id="230" w:name="Check1_Copy_105_Copy_38"/>
-            <w:bookmarkEnd w:id="230"/>
+            <w:bookmarkStart w:id="571" w:name="Check1_Copy_105_Copy_38"/>
+            <w:bookmarkStart w:id="572" w:name="Check1_Copy_105_Copy_38"/>
+            <w:bookmarkEnd w:id="572"/>
             <w:r>
               <w:rPr>
                 <w:rFonts w:eastAsia="Times New Roman" w:cs="Times New Roman"/>
@@ -16727,6 +17314,12 @@
               </w:rPr>
               <w:fldChar w:fldCharType="end"/>
             </w:r>
+            <w:bookmarkStart w:id="573" w:name="Check1_Copy_105_Copy_38_Copy_1"/>
+            <w:bookmarkStart w:id="574" w:name="Check1_Copy_105_Copy_38_Copy_1"/>
+            <w:bookmarkStart w:id="575" w:name="Check1_Copy_105_Copy_38"/>
+            <w:bookmarkEnd w:id="573"/>
+            <w:bookmarkEnd w:id="574"/>
+            <w:bookmarkEnd w:id="575"/>
             <w:r>
               <w:rPr>
                 <w:rFonts w:eastAsia="Times New Roman" w:cs="Times New Roman"/>
@@ -16789,9 +17382,9 @@
               </w:rPr>
               <w:fldChar w:fldCharType="separate"/>
             </w:r>
-            <w:bookmarkStart w:id="231" w:name="Check2_Copy_210_Copy_38"/>
-            <w:bookmarkStart w:id="232" w:name="Check2_Copy_210_Copy_38"/>
-            <w:bookmarkEnd w:id="232"/>
+            <w:bookmarkStart w:id="576" w:name="Check2_Copy_210_Copy_38"/>
+            <w:bookmarkStart w:id="577" w:name="Check2_Copy_210_Copy_38"/>
+            <w:bookmarkEnd w:id="577"/>
             <w:r>
               <w:rPr>
                 <w:rFonts w:eastAsia="Times New Roman" w:cs="Times New Roman"/>
@@ -16807,6 +17400,12 @@
               </w:rPr>
               <w:fldChar w:fldCharType="end"/>
             </w:r>
+            <w:bookmarkStart w:id="578" w:name="Check2_Copy_210_Copy_38_Copy_1"/>
+            <w:bookmarkStart w:id="579" w:name="Check2_Copy_210_Copy_38_Copy_1"/>
+            <w:bookmarkStart w:id="580" w:name="Check2_Copy_210_Copy_38"/>
+            <w:bookmarkEnd w:id="578"/>
+            <w:bookmarkEnd w:id="579"/>
+            <w:bookmarkEnd w:id="580"/>
             <w:r>
               <w:rPr>
                 <w:rFonts w:eastAsia="Times New Roman" w:cs="Times New Roman"/>
@@ -16869,9 +17468,9 @@
               </w:rPr>
               <w:fldChar w:fldCharType="separate"/>
             </w:r>
-            <w:bookmarkStart w:id="233" w:name="Check2_Copy_211_Copy_38"/>
-            <w:bookmarkStart w:id="234" w:name="Check2_Copy_211_Copy_38"/>
-            <w:bookmarkEnd w:id="234"/>
+            <w:bookmarkStart w:id="581" w:name="Check2_Copy_211_Copy_38"/>
+            <w:bookmarkStart w:id="582" w:name="Check2_Copy_211_Copy_38"/>
+            <w:bookmarkEnd w:id="582"/>
             <w:r>
               <w:rPr>
                 <w:rFonts w:eastAsia="Times New Roman" w:cs="Times New Roman"/>
@@ -16887,6 +17486,12 @@
               </w:rPr>
               <w:fldChar w:fldCharType="end"/>
             </w:r>
+            <w:bookmarkStart w:id="583" w:name="Check2_Copy_211_Copy_38_Copy_1"/>
+            <w:bookmarkStart w:id="584" w:name="Check2_Copy_211_Copy_38_Copy_1"/>
+            <w:bookmarkStart w:id="585" w:name="Check2_Copy_211_Copy_38"/>
+            <w:bookmarkEnd w:id="583"/>
+            <w:bookmarkEnd w:id="584"/>
+            <w:bookmarkEnd w:id="585"/>
             <w:r>
               <w:rPr>
                 <w:rFonts w:eastAsia="Times New Roman" w:cs="Times New Roman"/>
@@ -16958,11 +17563,9 @@
       </w:pPr>
       <w:r>
         <w:rPr>
-          <w:b w:val="false"/>
-          <w:bCs w:val="false"/>
-          <w:color w:val="000000"/>
-          <w:sz w:val="23"/>
-          <w:szCs w:val="20"/>
+          <w:color w:val="000000"/>
+          <w:sz w:val="23"/>
+          <w:szCs w:val="23"/>
         </w:rPr>
       </w:r>
     </w:p>
@@ -17064,9 +17667,9 @@
               </w:rPr>
               <w:fldChar w:fldCharType="separate"/>
             </w:r>
-            <w:bookmarkStart w:id="235" w:name="Check1_Copy_105_Copy_39"/>
-            <w:bookmarkStart w:id="236" w:name="Check1_Copy_105_Copy_39"/>
-            <w:bookmarkEnd w:id="236"/>
+            <w:bookmarkStart w:id="586" w:name="Check1_Copy_105_Copy_39"/>
+            <w:bookmarkStart w:id="587" w:name="Check1_Copy_105_Copy_39"/>
+            <w:bookmarkEnd w:id="587"/>
             <w:r>
               <w:rPr>
                 <w:rFonts w:eastAsia="Times New Roman" w:cs="Times New Roman"/>
@@ -17082,6 +17685,12 @@
               </w:rPr>
               <w:fldChar w:fldCharType="end"/>
             </w:r>
+            <w:bookmarkStart w:id="588" w:name="Check1_Copy_105_Copy_39_Copy_1"/>
+            <w:bookmarkStart w:id="589" w:name="Check1_Copy_105_Copy_39_Copy_1"/>
+            <w:bookmarkStart w:id="590" w:name="Check1_Copy_105_Copy_39"/>
+            <w:bookmarkEnd w:id="588"/>
+            <w:bookmarkEnd w:id="589"/>
+            <w:bookmarkEnd w:id="590"/>
             <w:r>
               <w:rPr>
                 <w:rFonts w:eastAsia="Times New Roman" w:cs="Times New Roman"/>
@@ -17144,9 +17753,9 @@
               </w:rPr>
               <w:fldChar w:fldCharType="separate"/>
             </w:r>
-            <w:bookmarkStart w:id="237" w:name="Check2_Copy_210_Copy_39"/>
-            <w:bookmarkStart w:id="238" w:name="Check2_Copy_210_Copy_39"/>
-            <w:bookmarkEnd w:id="238"/>
+            <w:bookmarkStart w:id="591" w:name="Check2_Copy_210_Copy_39"/>
+            <w:bookmarkStart w:id="592" w:name="Check2_Copy_210_Copy_39"/>
+            <w:bookmarkEnd w:id="592"/>
             <w:r>
               <w:rPr>
                 <w:rFonts w:eastAsia="Times New Roman" w:cs="Times New Roman"/>
@@ -17162,6 +17771,12 @@
               </w:rPr>
               <w:fldChar w:fldCharType="end"/>
             </w:r>
+            <w:bookmarkStart w:id="593" w:name="Check2_Copy_210_Copy_39_Copy_1"/>
+            <w:bookmarkStart w:id="594" w:name="Check2_Copy_210_Copy_39_Copy_1"/>
+            <w:bookmarkStart w:id="595" w:name="Check2_Copy_210_Copy_39"/>
+            <w:bookmarkEnd w:id="593"/>
+            <w:bookmarkEnd w:id="594"/>
+            <w:bookmarkEnd w:id="595"/>
             <w:r>
               <w:rPr>
                 <w:rFonts w:eastAsia="Times New Roman" w:cs="Times New Roman"/>
@@ -17224,9 +17839,9 @@
               </w:rPr>
               <w:fldChar w:fldCharType="separate"/>
             </w:r>
-            <w:bookmarkStart w:id="239" w:name="Check2_Copy_211_Copy_39"/>
-            <w:bookmarkStart w:id="240" w:name="Check2_Copy_211_Copy_39"/>
-            <w:bookmarkEnd w:id="240"/>
+            <w:bookmarkStart w:id="596" w:name="Check2_Copy_211_Copy_39"/>
+            <w:bookmarkStart w:id="597" w:name="Check2_Copy_211_Copy_39"/>
+            <w:bookmarkEnd w:id="597"/>
             <w:r>
               <w:rPr>
                 <w:rFonts w:eastAsia="Times New Roman" w:cs="Times New Roman"/>
@@ -17242,6 +17857,12 @@
               </w:rPr>
               <w:fldChar w:fldCharType="end"/>
             </w:r>
+            <w:bookmarkStart w:id="598" w:name="Check2_Copy_211_Copy_39_Copy_1"/>
+            <w:bookmarkStart w:id="599" w:name="Check2_Copy_211_Copy_39_Copy_1"/>
+            <w:bookmarkStart w:id="600" w:name="Check2_Copy_211_Copy_39"/>
+            <w:bookmarkEnd w:id="598"/>
+            <w:bookmarkEnd w:id="599"/>
+            <w:bookmarkEnd w:id="600"/>
             <w:r>
               <w:rPr>
                 <w:rFonts w:eastAsia="Times New Roman" w:cs="Times New Roman"/>
@@ -17313,11 +17934,9 @@
       </w:pPr>
       <w:r>
         <w:rPr>
-          <w:b w:val="false"/>
-          <w:bCs w:val="false"/>
-          <w:color w:val="000000"/>
-          <w:sz w:val="23"/>
-          <w:szCs w:val="20"/>
+          <w:color w:val="000000"/>
+          <w:sz w:val="23"/>
+          <w:szCs w:val="23"/>
         </w:rPr>
       </w:r>
     </w:p>
@@ -17419,9 +18038,9 @@
               </w:rPr>
               <w:fldChar w:fldCharType="separate"/>
             </w:r>
-            <w:bookmarkStart w:id="241" w:name="Check1_Copy_105_Copy_40"/>
-            <w:bookmarkStart w:id="242" w:name="Check1_Copy_105_Copy_40"/>
-            <w:bookmarkEnd w:id="242"/>
+            <w:bookmarkStart w:id="601" w:name="Check1_Copy_105_Copy_40"/>
+            <w:bookmarkStart w:id="602" w:name="Check1_Copy_105_Copy_40"/>
+            <w:bookmarkEnd w:id="602"/>
             <w:r>
               <w:rPr>
                 <w:rFonts w:eastAsia="Times New Roman" w:cs="Times New Roman"/>
@@ -17437,6 +18056,12 @@
               </w:rPr>
               <w:fldChar w:fldCharType="end"/>
             </w:r>
+            <w:bookmarkStart w:id="603" w:name="Check1_Copy_105_Copy_40_Copy_1"/>
+            <w:bookmarkStart w:id="604" w:name="Check1_Copy_105_Copy_40_Copy_1"/>
+            <w:bookmarkStart w:id="605" w:name="Check1_Copy_105_Copy_40"/>
+            <w:bookmarkEnd w:id="603"/>
+            <w:bookmarkEnd w:id="604"/>
+            <w:bookmarkEnd w:id="605"/>
             <w:r>
               <w:rPr>
                 <w:rFonts w:eastAsia="Times New Roman" w:cs="Times New Roman"/>
@@ -17499,9 +18124,9 @@
               </w:rPr>
               <w:fldChar w:fldCharType="separate"/>
             </w:r>
-            <w:bookmarkStart w:id="243" w:name="Check2_Copy_210_Copy_40"/>
-            <w:bookmarkStart w:id="244" w:name="Check2_Copy_210_Copy_40"/>
-            <w:bookmarkEnd w:id="244"/>
+            <w:bookmarkStart w:id="606" w:name="Check2_Copy_210_Copy_40"/>
+            <w:bookmarkStart w:id="607" w:name="Check2_Copy_210_Copy_40"/>
+            <w:bookmarkEnd w:id="607"/>
             <w:r>
               <w:rPr>
                 <w:rFonts w:eastAsia="Times New Roman" w:cs="Times New Roman"/>
@@ -17517,6 +18142,12 @@
               </w:rPr>
               <w:fldChar w:fldCharType="end"/>
             </w:r>
+            <w:bookmarkStart w:id="608" w:name="Check2_Copy_210_Copy_40_Copy_1"/>
+            <w:bookmarkStart w:id="609" w:name="Check2_Copy_210_Copy_40_Copy_1"/>
+            <w:bookmarkStart w:id="610" w:name="Check2_Copy_210_Copy_40"/>
+            <w:bookmarkEnd w:id="608"/>
+            <w:bookmarkEnd w:id="609"/>
+            <w:bookmarkEnd w:id="610"/>
             <w:r>
               <w:rPr>
                 <w:rFonts w:eastAsia="Times New Roman" w:cs="Times New Roman"/>
@@ -17579,9 +18210,9 @@
               </w:rPr>
               <w:fldChar w:fldCharType="separate"/>
             </w:r>
-            <w:bookmarkStart w:id="245" w:name="Check2_Copy_211_Copy_40"/>
-            <w:bookmarkStart w:id="246" w:name="Check2_Copy_211_Copy_40"/>
-            <w:bookmarkEnd w:id="246"/>
+            <w:bookmarkStart w:id="611" w:name="Check2_Copy_211_Copy_40"/>
+            <w:bookmarkStart w:id="612" w:name="Check2_Copy_211_Copy_40"/>
+            <w:bookmarkEnd w:id="612"/>
             <w:r>
               <w:rPr>
                 <w:rFonts w:eastAsia="Times New Roman" w:cs="Times New Roman"/>
@@ -17597,6 +18228,12 @@
               </w:rPr>
               <w:fldChar w:fldCharType="end"/>
             </w:r>
+            <w:bookmarkStart w:id="613" w:name="Check2_Copy_211_Copy_40_Copy_1"/>
+            <w:bookmarkStart w:id="614" w:name="Check2_Copy_211_Copy_40_Copy_1"/>
+            <w:bookmarkStart w:id="615" w:name="Check2_Copy_211_Copy_40"/>
+            <w:bookmarkEnd w:id="613"/>
+            <w:bookmarkEnd w:id="614"/>
+            <w:bookmarkEnd w:id="615"/>
             <w:r>
               <w:rPr>
                 <w:rFonts w:eastAsia="Times New Roman" w:cs="Times New Roman"/>
@@ -17668,11 +18305,9 @@
       </w:pPr>
       <w:r>
         <w:rPr>
-          <w:b w:val="false"/>
-          <w:bCs w:val="false"/>
-          <w:color w:val="000000"/>
-          <w:sz w:val="23"/>
-          <w:szCs w:val="20"/>
+          <w:color w:val="000000"/>
+          <w:sz w:val="23"/>
+          <w:szCs w:val="23"/>
         </w:rPr>
       </w:r>
     </w:p>
@@ -17774,9 +18409,9 @@
               </w:rPr>
               <w:fldChar w:fldCharType="separate"/>
             </w:r>
-            <w:bookmarkStart w:id="247" w:name="Check1_Copy_105_Copy_41"/>
-            <w:bookmarkStart w:id="248" w:name="Check1_Copy_105_Copy_41"/>
-            <w:bookmarkEnd w:id="248"/>
+            <w:bookmarkStart w:id="616" w:name="Check1_Copy_105_Copy_41"/>
+            <w:bookmarkStart w:id="617" w:name="Check1_Copy_105_Copy_41"/>
+            <w:bookmarkEnd w:id="617"/>
             <w:r>
               <w:rPr>
                 <w:rFonts w:eastAsia="Times New Roman" w:cs="Times New Roman"/>
@@ -17792,6 +18427,12 @@
               </w:rPr>
               <w:fldChar w:fldCharType="end"/>
             </w:r>
+            <w:bookmarkStart w:id="618" w:name="Check1_Copy_105_Copy_41_Copy_1"/>
+            <w:bookmarkStart w:id="619" w:name="Check1_Copy_105_Copy_41_Copy_1"/>
+            <w:bookmarkStart w:id="620" w:name="Check1_Copy_105_Copy_41"/>
+            <w:bookmarkEnd w:id="618"/>
+            <w:bookmarkEnd w:id="619"/>
+            <w:bookmarkEnd w:id="620"/>
             <w:r>
               <w:rPr>
                 <w:rFonts w:eastAsia="Times New Roman" w:cs="Times New Roman"/>
@@ -17854,9 +18495,9 @@
               </w:rPr>
               <w:fldChar w:fldCharType="separate"/>
             </w:r>
-            <w:bookmarkStart w:id="249" w:name="Check2_Copy_210_Copy_41"/>
-            <w:bookmarkStart w:id="250" w:name="Check2_Copy_210_Copy_41"/>
-            <w:bookmarkEnd w:id="250"/>
+            <w:bookmarkStart w:id="621" w:name="Check2_Copy_210_Copy_41"/>
+            <w:bookmarkStart w:id="622" w:name="Check2_Copy_210_Copy_41"/>
+            <w:bookmarkEnd w:id="622"/>
             <w:r>
               <w:rPr>
                 <w:rFonts w:eastAsia="Times New Roman" w:cs="Times New Roman"/>
@@ -17872,6 +18513,12 @@
               </w:rPr>
               <w:fldChar w:fldCharType="end"/>
             </w:r>
+            <w:bookmarkStart w:id="623" w:name="Check2_Copy_210_Copy_41_Copy_1"/>
+            <w:bookmarkStart w:id="624" w:name="Check2_Copy_210_Copy_41_Copy_1"/>
+            <w:bookmarkStart w:id="625" w:name="Check2_Copy_210_Copy_41"/>
+            <w:bookmarkEnd w:id="623"/>
+            <w:bookmarkEnd w:id="624"/>
+            <w:bookmarkEnd w:id="625"/>
             <w:r>
               <w:rPr>
                 <w:rFonts w:eastAsia="Times New Roman" w:cs="Times New Roman"/>
@@ -17934,9 +18581,9 @@
               </w:rPr>
               <w:fldChar w:fldCharType="separate"/>
             </w:r>
-            <w:bookmarkStart w:id="251" w:name="Check2_Copy_211_Copy_41"/>
-            <w:bookmarkStart w:id="252" w:name="Check2_Copy_211_Copy_41"/>
-            <w:bookmarkEnd w:id="252"/>
+            <w:bookmarkStart w:id="626" w:name="Check2_Copy_211_Copy_41"/>
+            <w:bookmarkStart w:id="627" w:name="Check2_Copy_211_Copy_41"/>
+            <w:bookmarkEnd w:id="627"/>
             <w:r>
               <w:rPr>
                 <w:rFonts w:eastAsia="Times New Roman" w:cs="Times New Roman"/>
@@ -17952,6 +18599,12 @@
               </w:rPr>
               <w:fldChar w:fldCharType="end"/>
             </w:r>
+            <w:bookmarkStart w:id="628" w:name="Check2_Copy_211_Copy_41_Copy_1"/>
+            <w:bookmarkStart w:id="629" w:name="Check2_Copy_211_Copy_41_Copy_1"/>
+            <w:bookmarkStart w:id="630" w:name="Check2_Copy_211_Copy_41"/>
+            <w:bookmarkEnd w:id="628"/>
+            <w:bookmarkEnd w:id="629"/>
+            <w:bookmarkEnd w:id="630"/>
             <w:r>
               <w:rPr>
                 <w:rFonts w:eastAsia="Times New Roman" w:cs="Times New Roman"/>
@@ -18023,11 +18676,9 @@
       </w:pPr>
       <w:r>
         <w:rPr>
-          <w:b w:val="false"/>
-          <w:bCs w:val="false"/>
-          <w:color w:val="000000"/>
-          <w:sz w:val="23"/>
-          <w:szCs w:val="20"/>
+          <w:color w:val="000000"/>
+          <w:sz w:val="23"/>
+          <w:szCs w:val="23"/>
         </w:rPr>
       </w:r>
     </w:p>
@@ -18129,9 +18780,9 @@
               </w:rPr>
               <w:fldChar w:fldCharType="separate"/>
             </w:r>
-            <w:bookmarkStart w:id="253" w:name="Check1_Copy_105_Copy_42"/>
-            <w:bookmarkStart w:id="254" w:name="Check1_Copy_105_Copy_42"/>
-            <w:bookmarkEnd w:id="254"/>
+            <w:bookmarkStart w:id="631" w:name="Check1_Copy_105_Copy_42"/>
+            <w:bookmarkStart w:id="632" w:name="Check1_Copy_105_Copy_42"/>
+            <w:bookmarkEnd w:id="632"/>
             <w:r>
               <w:rPr>
                 <w:rFonts w:eastAsia="Times New Roman" w:cs="Times New Roman"/>
@@ -18147,6 +18798,12 @@
               </w:rPr>
               <w:fldChar w:fldCharType="end"/>
             </w:r>
+            <w:bookmarkStart w:id="633" w:name="Check1_Copy_105_Copy_42_Copy_1"/>
+            <w:bookmarkStart w:id="634" w:name="Check1_Copy_105_Copy_42_Copy_1"/>
+            <w:bookmarkStart w:id="635" w:name="Check1_Copy_105_Copy_42"/>
+            <w:bookmarkEnd w:id="633"/>
+            <w:bookmarkEnd w:id="634"/>
+            <w:bookmarkEnd w:id="635"/>
             <w:r>
               <w:rPr>
                 <w:rFonts w:eastAsia="Times New Roman" w:cs="Times New Roman"/>
@@ -18209,9 +18866,9 @@
               </w:rPr>
               <w:fldChar w:fldCharType="separate"/>
             </w:r>
-            <w:bookmarkStart w:id="255" w:name="Check2_Copy_210_Copy_42"/>
-            <w:bookmarkStart w:id="256" w:name="Check2_Copy_210_Copy_42"/>
-            <w:bookmarkEnd w:id="256"/>
+            <w:bookmarkStart w:id="636" w:name="Check2_Copy_210_Copy_42"/>
+            <w:bookmarkStart w:id="637" w:name="Check2_Copy_210_Copy_42"/>
+            <w:bookmarkEnd w:id="637"/>
             <w:r>
               <w:rPr>
                 <w:rFonts w:eastAsia="Times New Roman" w:cs="Times New Roman"/>
@@ -18227,6 +18884,12 @@
               </w:rPr>
               <w:fldChar w:fldCharType="end"/>
             </w:r>
+            <w:bookmarkStart w:id="638" w:name="Check2_Copy_210_Copy_42_Copy_1"/>
+            <w:bookmarkStart w:id="639" w:name="Check2_Copy_210_Copy_42_Copy_1"/>
+            <w:bookmarkStart w:id="640" w:name="Check2_Copy_210_Copy_42"/>
+            <w:bookmarkEnd w:id="638"/>
+            <w:bookmarkEnd w:id="639"/>
+            <w:bookmarkEnd w:id="640"/>
             <w:r>
               <w:rPr>
                 <w:rFonts w:eastAsia="Times New Roman" w:cs="Times New Roman"/>
@@ -18289,9 +18952,9 @@
               </w:rPr>
               <w:fldChar w:fldCharType="separate"/>
             </w:r>
-            <w:bookmarkStart w:id="257" w:name="Check2_Copy_211_Copy_42"/>
-            <w:bookmarkStart w:id="258" w:name="Check2_Copy_211_Copy_42"/>
-            <w:bookmarkEnd w:id="258"/>
+            <w:bookmarkStart w:id="641" w:name="Check2_Copy_211_Copy_42"/>
+            <w:bookmarkStart w:id="642" w:name="Check2_Copy_211_Copy_42"/>
+            <w:bookmarkEnd w:id="642"/>
             <w:r>
               <w:rPr>
                 <w:rFonts w:eastAsia="Times New Roman" w:cs="Times New Roman"/>
@@ -18307,6 +18970,12 @@
               </w:rPr>
               <w:fldChar w:fldCharType="end"/>
             </w:r>
+            <w:bookmarkStart w:id="643" w:name="Check2_Copy_211_Copy_42_Copy_1"/>
+            <w:bookmarkStart w:id="644" w:name="Check2_Copy_211_Copy_42_Copy_1"/>
+            <w:bookmarkStart w:id="645" w:name="Check2_Copy_211_Copy_42"/>
+            <w:bookmarkEnd w:id="643"/>
+            <w:bookmarkEnd w:id="644"/>
+            <w:bookmarkEnd w:id="645"/>
             <w:r>
               <w:rPr>
                 <w:rFonts w:eastAsia="Times New Roman" w:cs="Times New Roman"/>
@@ -18378,11 +19047,9 @@
       </w:pPr>
       <w:r>
         <w:rPr>
-          <w:b w:val="false"/>
-          <w:bCs w:val="false"/>
-          <w:color w:val="000000"/>
-          <w:sz w:val="23"/>
-          <w:szCs w:val="20"/>
+          <w:color w:val="000000"/>
+          <w:sz w:val="23"/>
+          <w:szCs w:val="23"/>
         </w:rPr>
       </w:r>
     </w:p>
@@ -18484,9 +19151,9 @@
               </w:rPr>
               <w:fldChar w:fldCharType="separate"/>
             </w:r>
-            <w:bookmarkStart w:id="259" w:name="Check1_Copy_105_Copy_43"/>
-            <w:bookmarkStart w:id="260" w:name="Check1_Copy_105_Copy_43"/>
-            <w:bookmarkEnd w:id="260"/>
+            <w:bookmarkStart w:id="646" w:name="Check1_Copy_105_Copy_43"/>
+            <w:bookmarkStart w:id="647" w:name="Check1_Copy_105_Copy_43"/>
+            <w:bookmarkEnd w:id="647"/>
             <w:r>
               <w:rPr>
                 <w:rFonts w:eastAsia="Times New Roman" w:cs="Times New Roman"/>
@@ -18502,6 +19169,12 @@
               </w:rPr>
               <w:fldChar w:fldCharType="end"/>
             </w:r>
+            <w:bookmarkStart w:id="648" w:name="Check1_Copy_105_Copy_43_Copy_1"/>
+            <w:bookmarkStart w:id="649" w:name="Check1_Copy_105_Copy_43_Copy_1"/>
+            <w:bookmarkStart w:id="650" w:name="Check1_Copy_105_Copy_43"/>
+            <w:bookmarkEnd w:id="648"/>
+            <w:bookmarkEnd w:id="649"/>
+            <w:bookmarkEnd w:id="650"/>
             <w:r>
               <w:rPr>
                 <w:rFonts w:eastAsia="Times New Roman" w:cs="Times New Roman"/>
@@ -18564,9 +19237,9 @@
               </w:rPr>
               <w:fldChar w:fldCharType="separate"/>
             </w:r>
-            <w:bookmarkStart w:id="261" w:name="Check2_Copy_210_Copy_43"/>
-            <w:bookmarkStart w:id="262" w:name="Check2_Copy_210_Copy_43"/>
-            <w:bookmarkEnd w:id="262"/>
+            <w:bookmarkStart w:id="651" w:name="Check2_Copy_210_Copy_43"/>
+            <w:bookmarkStart w:id="652" w:name="Check2_Copy_210_Copy_43"/>
+            <w:bookmarkEnd w:id="652"/>
             <w:r>
               <w:rPr>
                 <w:rFonts w:eastAsia="Times New Roman" w:cs="Times New Roman"/>
@@ -18582,6 +19255,12 @@
               </w:rPr>
               <w:fldChar w:fldCharType="end"/>
             </w:r>
+            <w:bookmarkStart w:id="653" w:name="Check2_Copy_210_Copy_43_Copy_1"/>
+            <w:bookmarkStart w:id="654" w:name="Check2_Copy_210_Copy_43_Copy_1"/>
+            <w:bookmarkStart w:id="655" w:name="Check2_Copy_210_Copy_43"/>
+            <w:bookmarkEnd w:id="653"/>
+            <w:bookmarkEnd w:id="654"/>
+            <w:bookmarkEnd w:id="655"/>
             <w:r>
               <w:rPr>
                 <w:rFonts w:eastAsia="Times New Roman" w:cs="Times New Roman"/>
@@ -18644,9 +19323,9 @@
               </w:rPr>
               <w:fldChar w:fldCharType="separate"/>
             </w:r>
-            <w:bookmarkStart w:id="263" w:name="Check2_Copy_211_Copy_43"/>
-            <w:bookmarkStart w:id="264" w:name="Check2_Copy_211_Copy_43"/>
-            <w:bookmarkEnd w:id="264"/>
+            <w:bookmarkStart w:id="656" w:name="Check2_Copy_211_Copy_43"/>
+            <w:bookmarkStart w:id="657" w:name="Check2_Copy_211_Copy_43"/>
+            <w:bookmarkEnd w:id="657"/>
             <w:r>
               <w:rPr>
                 <w:rFonts w:eastAsia="Times New Roman" w:cs="Times New Roman"/>
@@ -18662,6 +19341,12 @@
               </w:rPr>
               <w:fldChar w:fldCharType="end"/>
             </w:r>
+            <w:bookmarkStart w:id="658" w:name="Check2_Copy_211_Copy_43_Copy_1"/>
+            <w:bookmarkStart w:id="659" w:name="Check2_Copy_211_Copy_43_Copy_1"/>
+            <w:bookmarkStart w:id="660" w:name="Check2_Copy_211_Copy_43"/>
+            <w:bookmarkEnd w:id="658"/>
+            <w:bookmarkEnd w:id="659"/>
+            <w:bookmarkEnd w:id="660"/>
             <w:r>
               <w:rPr>
                 <w:rFonts w:eastAsia="Times New Roman" w:cs="Times New Roman"/>
@@ -18733,11 +19418,9 @@
       </w:pPr>
       <w:r>
         <w:rPr>
-          <w:b w:val="false"/>
-          <w:bCs w:val="false"/>
-          <w:color w:val="000000"/>
-          <w:sz w:val="23"/>
-          <w:szCs w:val="20"/>
+          <w:color w:val="000000"/>
+          <w:sz w:val="23"/>
+          <w:szCs w:val="23"/>
         </w:rPr>
       </w:r>
     </w:p>
@@ -18839,9 +19522,9 @@
               </w:rPr>
               <w:fldChar w:fldCharType="separate"/>
             </w:r>
-            <w:bookmarkStart w:id="265" w:name="Check1_Copy_105_Copy_44"/>
-            <w:bookmarkStart w:id="266" w:name="Check1_Copy_105_Copy_44"/>
-            <w:bookmarkEnd w:id="266"/>
+            <w:bookmarkStart w:id="661" w:name="Check1_Copy_105_Copy_44"/>
+            <w:bookmarkStart w:id="662" w:name="Check1_Copy_105_Copy_44"/>
+            <w:bookmarkEnd w:id="662"/>
             <w:r>
               <w:rPr>
                 <w:rFonts w:eastAsia="Times New Roman" w:cs="Times New Roman"/>
@@ -18857,6 +19540,12 @@
               </w:rPr>
               <w:fldChar w:fldCharType="end"/>
             </w:r>
+            <w:bookmarkStart w:id="663" w:name="Check1_Copy_105_Copy_44_Copy_1"/>
+            <w:bookmarkStart w:id="664" w:name="Check1_Copy_105_Copy_44_Copy_1"/>
+            <w:bookmarkStart w:id="665" w:name="Check1_Copy_105_Copy_44"/>
+            <w:bookmarkEnd w:id="663"/>
+            <w:bookmarkEnd w:id="664"/>
+            <w:bookmarkEnd w:id="665"/>
             <w:r>
               <w:rPr>
                 <w:rFonts w:eastAsia="Times New Roman" w:cs="Times New Roman"/>
@@ -18919,9 +19608,9 @@
               </w:rPr>
               <w:fldChar w:fldCharType="separate"/>
             </w:r>
-            <w:bookmarkStart w:id="267" w:name="Check2_Copy_210_Copy_44"/>
-            <w:bookmarkStart w:id="268" w:name="Check2_Copy_210_Copy_44"/>
-            <w:bookmarkEnd w:id="268"/>
+            <w:bookmarkStart w:id="666" w:name="Check2_Copy_210_Copy_44"/>
+            <w:bookmarkStart w:id="667" w:name="Check2_Copy_210_Copy_44"/>
+            <w:bookmarkEnd w:id="667"/>
             <w:r>
               <w:rPr>
                 <w:rFonts w:eastAsia="Times New Roman" w:cs="Times New Roman"/>
@@ -18937,6 +19626,12 @@
               </w:rPr>
               <w:fldChar w:fldCharType="end"/>
             </w:r>
+            <w:bookmarkStart w:id="668" w:name="Check2_Copy_210_Copy_44_Copy_1"/>
+            <w:bookmarkStart w:id="669" w:name="Check2_Copy_210_Copy_44_Copy_1"/>
+            <w:bookmarkStart w:id="670" w:name="Check2_Copy_210_Copy_44"/>
+            <w:bookmarkEnd w:id="668"/>
+            <w:bookmarkEnd w:id="669"/>
+            <w:bookmarkEnd w:id="670"/>
             <w:r>
               <w:rPr>
                 <w:rFonts w:eastAsia="Times New Roman" w:cs="Times New Roman"/>
@@ -18999,9 +19694,9 @@
               </w:rPr>
               <w:fldChar w:fldCharType="separate"/>
             </w:r>
-            <w:bookmarkStart w:id="269" w:name="Check2_Copy_211_Copy_44"/>
-            <w:bookmarkStart w:id="270" w:name="Check2_Copy_211_Copy_44"/>
-            <w:bookmarkEnd w:id="270"/>
+            <w:bookmarkStart w:id="671" w:name="Check2_Copy_211_Copy_44"/>
+            <w:bookmarkStart w:id="672" w:name="Check2_Copy_211_Copy_44"/>
+            <w:bookmarkEnd w:id="672"/>
             <w:r>
               <w:rPr>
                 <w:rFonts w:eastAsia="Times New Roman" w:cs="Times New Roman"/>
@@ -19017,6 +19712,12 @@
               </w:rPr>
               <w:fldChar w:fldCharType="end"/>
             </w:r>
+            <w:bookmarkStart w:id="673" w:name="Check2_Copy_211_Copy_44_Copy_1"/>
+            <w:bookmarkStart w:id="674" w:name="Check2_Copy_211_Copy_44_Copy_1"/>
+            <w:bookmarkStart w:id="675" w:name="Check2_Copy_211_Copy_44"/>
+            <w:bookmarkEnd w:id="673"/>
+            <w:bookmarkEnd w:id="674"/>
+            <w:bookmarkEnd w:id="675"/>
             <w:r>
               <w:rPr>
                 <w:rFonts w:eastAsia="Times New Roman" w:cs="Times New Roman"/>
@@ -19088,11 +19789,9 @@
       </w:pPr>
       <w:r>
         <w:rPr>
-          <w:b w:val="false"/>
-          <w:bCs w:val="false"/>
-          <w:color w:val="000000"/>
-          <w:sz w:val="23"/>
-          <w:szCs w:val="20"/>
+          <w:color w:val="000000"/>
+          <w:sz w:val="23"/>
+          <w:szCs w:val="23"/>
         </w:rPr>
       </w:r>
     </w:p>
@@ -19139,11 +19838,9 @@
       </w:pPr>
       <w:r>
         <w:rPr>
-          <w:b w:val="false"/>
-          <w:bCs w:val="false"/>
-          <w:color w:val="000000"/>
-          <w:sz w:val="23"/>
-          <w:szCs w:val="20"/>
+          <w:color w:val="000000"/>
+          <w:sz w:val="23"/>
+          <w:szCs w:val="23"/>
         </w:rPr>
       </w:r>
     </w:p>
@@ -19245,9 +19942,9 @@
               </w:rPr>
               <w:fldChar w:fldCharType="separate"/>
             </w:r>
-            <w:bookmarkStart w:id="271" w:name="Check1_Copy_105_Copy_45"/>
-            <w:bookmarkStart w:id="272" w:name="Check1_Copy_105_Copy_45"/>
-            <w:bookmarkEnd w:id="272"/>
+            <w:bookmarkStart w:id="676" w:name="Check1_Copy_105_Copy_45"/>
+            <w:bookmarkStart w:id="677" w:name="Check1_Copy_105_Copy_45"/>
+            <w:bookmarkEnd w:id="677"/>
             <w:r>
               <w:rPr>
                 <w:rFonts w:eastAsia="Times New Roman" w:cs="Times New Roman"/>
@@ -19263,6 +19960,12 @@
               </w:rPr>
               <w:fldChar w:fldCharType="end"/>
             </w:r>
+            <w:bookmarkStart w:id="678" w:name="Check1_Copy_105_Copy_45_Copy_1"/>
+            <w:bookmarkStart w:id="679" w:name="Check1_Copy_105_Copy_45_Copy_1"/>
+            <w:bookmarkStart w:id="680" w:name="Check1_Copy_105_Copy_45"/>
+            <w:bookmarkEnd w:id="678"/>
+            <w:bookmarkEnd w:id="679"/>
+            <w:bookmarkEnd w:id="680"/>
             <w:r>
               <w:rPr>
                 <w:rFonts w:eastAsia="Times New Roman" w:cs="Times New Roman"/>
@@ -19325,9 +20028,9 @@
               </w:rPr>
               <w:fldChar w:fldCharType="separate"/>
             </w:r>
-            <w:bookmarkStart w:id="273" w:name="Check2_Copy_210_Copy_45"/>
-            <w:bookmarkStart w:id="274" w:name="Check2_Copy_210_Copy_45"/>
-            <w:bookmarkEnd w:id="274"/>
+            <w:bookmarkStart w:id="681" w:name="Check2_Copy_210_Copy_45"/>
+            <w:bookmarkStart w:id="682" w:name="Check2_Copy_210_Copy_45"/>
+            <w:bookmarkEnd w:id="682"/>
             <w:r>
               <w:rPr>
                 <w:rFonts w:eastAsia="Times New Roman" w:cs="Times New Roman"/>
@@ -19343,6 +20046,12 @@
               </w:rPr>
               <w:fldChar w:fldCharType="end"/>
             </w:r>
+            <w:bookmarkStart w:id="683" w:name="Check2_Copy_210_Copy_45_Copy_1"/>
+            <w:bookmarkStart w:id="684" w:name="Check2_Copy_210_Copy_45_Copy_1"/>
+            <w:bookmarkStart w:id="685" w:name="Check2_Copy_210_Copy_45"/>
+            <w:bookmarkEnd w:id="683"/>
+            <w:bookmarkEnd w:id="684"/>
+            <w:bookmarkEnd w:id="685"/>
             <w:r>
               <w:rPr>
                 <w:rFonts w:eastAsia="Times New Roman" w:cs="Times New Roman"/>
@@ -19405,9 +20114,9 @@
               </w:rPr>
               <w:fldChar w:fldCharType="separate"/>
             </w:r>
-            <w:bookmarkStart w:id="275" w:name="Check2_Copy_211_Copy_45"/>
-            <w:bookmarkStart w:id="276" w:name="Check2_Copy_211_Copy_45"/>
-            <w:bookmarkEnd w:id="276"/>
+            <w:bookmarkStart w:id="686" w:name="Check2_Copy_211_Copy_45"/>
+            <w:bookmarkStart w:id="687" w:name="Check2_Copy_211_Copy_45"/>
+            <w:bookmarkEnd w:id="687"/>
             <w:r>
               <w:rPr>
                 <w:rFonts w:eastAsia="Times New Roman" w:cs="Times New Roman"/>
@@ -19423,6 +20132,12 @@
               </w:rPr>
               <w:fldChar w:fldCharType="end"/>
             </w:r>
+            <w:bookmarkStart w:id="688" w:name="Check2_Copy_211_Copy_45_Copy_1"/>
+            <w:bookmarkStart w:id="689" w:name="Check2_Copy_211_Copy_45_Copy_1"/>
+            <w:bookmarkStart w:id="690" w:name="Check2_Copy_211_Copy_45"/>
+            <w:bookmarkEnd w:id="688"/>
+            <w:bookmarkEnd w:id="689"/>
+            <w:bookmarkEnd w:id="690"/>
             <w:r>
               <w:rPr>
                 <w:rFonts w:eastAsia="Times New Roman" w:cs="Times New Roman"/>
@@ -19494,11 +20209,9 @@
       </w:pPr>
       <w:r>
         <w:rPr>
-          <w:b w:val="false"/>
-          <w:bCs w:val="false"/>
-          <w:color w:val="000000"/>
-          <w:sz w:val="23"/>
-          <w:szCs w:val="20"/>
+          <w:color w:val="000000"/>
+          <w:sz w:val="23"/>
+          <w:szCs w:val="23"/>
         </w:rPr>
       </w:r>
     </w:p>
@@ -19626,9 +20339,9 @@
               </w:rPr>
               <w:fldChar w:fldCharType="separate"/>
             </w:r>
-            <w:bookmarkStart w:id="277" w:name="Check1_Copy_105_Copy_46"/>
-            <w:bookmarkStart w:id="278" w:name="Check1_Copy_105_Copy_46"/>
-            <w:bookmarkEnd w:id="278"/>
+            <w:bookmarkStart w:id="691" w:name="Check1_Copy_105_Copy_46"/>
+            <w:bookmarkStart w:id="692" w:name="Check1_Copy_105_Copy_46"/>
+            <w:bookmarkEnd w:id="692"/>
             <w:r>
               <w:rPr>
                 <w:rFonts w:eastAsia="Times New Roman" w:cs="Times New Roman"/>
@@ -19644,6 +20357,12 @@
               </w:rPr>
               <w:fldChar w:fldCharType="end"/>
             </w:r>
+            <w:bookmarkStart w:id="693" w:name="Check1_Copy_105_Copy_46_Copy_1"/>
+            <w:bookmarkStart w:id="694" w:name="Check1_Copy_105_Copy_46_Copy_1"/>
+            <w:bookmarkStart w:id="695" w:name="Check1_Copy_105_Copy_46"/>
+            <w:bookmarkEnd w:id="693"/>
+            <w:bookmarkEnd w:id="694"/>
+            <w:bookmarkEnd w:id="695"/>
             <w:r>
               <w:rPr>
                 <w:rFonts w:eastAsia="Times New Roman" w:cs="Times New Roman"/>
@@ -19706,9 +20425,9 @@
               </w:rPr>
               <w:fldChar w:fldCharType="separate"/>
             </w:r>
-            <w:bookmarkStart w:id="279" w:name="Check2_Copy_210_Copy_46"/>
-            <w:bookmarkStart w:id="280" w:name="Check2_Copy_210_Copy_46"/>
-            <w:bookmarkEnd w:id="280"/>
+            <w:bookmarkStart w:id="696" w:name="Check2_Copy_210_Copy_46"/>
+            <w:bookmarkStart w:id="697" w:name="Check2_Copy_210_Copy_46"/>
+            <w:bookmarkEnd w:id="697"/>
             <w:r>
               <w:rPr>
                 <w:rFonts w:eastAsia="Times New Roman" w:cs="Times New Roman"/>
@@ -19724,6 +20443,12 @@
               </w:rPr>
               <w:fldChar w:fldCharType="end"/>
             </w:r>
+            <w:bookmarkStart w:id="698" w:name="Check2_Copy_210_Copy_46_Copy_1"/>
+            <w:bookmarkStart w:id="699" w:name="Check2_Copy_210_Copy_46_Copy_1"/>
+            <w:bookmarkStart w:id="700" w:name="Check2_Copy_210_Copy_46"/>
+            <w:bookmarkEnd w:id="698"/>
+            <w:bookmarkEnd w:id="699"/>
+            <w:bookmarkEnd w:id="700"/>
             <w:r>
               <w:rPr>
                 <w:rFonts w:eastAsia="Times New Roman" w:cs="Times New Roman"/>
@@ -19786,9 +20511,9 @@
               </w:rPr>
               <w:fldChar w:fldCharType="separate"/>
             </w:r>
-            <w:bookmarkStart w:id="281" w:name="Check2_Copy_211_Copy_46"/>
-            <w:bookmarkStart w:id="282" w:name="Check2_Copy_211_Copy_46"/>
-            <w:bookmarkEnd w:id="282"/>
+            <w:bookmarkStart w:id="701" w:name="Check2_Copy_211_Copy_46"/>
+            <w:bookmarkStart w:id="702" w:name="Check2_Copy_211_Copy_46"/>
+            <w:bookmarkEnd w:id="702"/>
             <w:r>
               <w:rPr>
                 <w:rFonts w:eastAsia="Times New Roman" w:cs="Times New Roman"/>
@@ -19804,6 +20529,12 @@
               </w:rPr>
               <w:fldChar w:fldCharType="end"/>
             </w:r>
+            <w:bookmarkStart w:id="703" w:name="Check2_Copy_211_Copy_46_Copy_1"/>
+            <w:bookmarkStart w:id="704" w:name="Check2_Copy_211_Copy_46_Copy_1"/>
+            <w:bookmarkStart w:id="705" w:name="Check2_Copy_211_Copy_46"/>
+            <w:bookmarkEnd w:id="703"/>
+            <w:bookmarkEnd w:id="704"/>
+            <w:bookmarkEnd w:id="705"/>
             <w:r>
               <w:rPr>
                 <w:rFonts w:eastAsia="Times New Roman" w:cs="Times New Roman"/>
@@ -19875,11 +20606,9 @@
       </w:pPr>
       <w:r>
         <w:rPr>
-          <w:b w:val="false"/>
-          <w:bCs w:val="false"/>
-          <w:color w:val="000000"/>
-          <w:sz w:val="23"/>
-          <w:szCs w:val="20"/>
+          <w:color w:val="000000"/>
+          <w:sz w:val="23"/>
+          <w:szCs w:val="23"/>
         </w:rPr>
       </w:r>
     </w:p>
@@ -19926,11 +20655,9 @@
       </w:pPr>
       <w:r>
         <w:rPr>
-          <w:b w:val="false"/>
-          <w:bCs w:val="false"/>
-          <w:color w:val="000000"/>
-          <w:sz w:val="23"/>
-          <w:szCs w:val="20"/>
+          <w:color w:val="000000"/>
+          <w:sz w:val="23"/>
+          <w:szCs w:val="23"/>
         </w:rPr>
       </w:r>
     </w:p>
@@ -19977,11 +20704,9 @@
       </w:pPr>
       <w:r>
         <w:rPr>
-          <w:b w:val="false"/>
-          <w:bCs w:val="false"/>
-          <w:color w:val="000000"/>
-          <w:sz w:val="23"/>
-          <w:szCs w:val="20"/>
+          <w:color w:val="000000"/>
+          <w:sz w:val="23"/>
+          <w:szCs w:val="23"/>
         </w:rPr>
       </w:r>
     </w:p>
@@ -20083,9 +20808,9 @@
               </w:rPr>
               <w:fldChar w:fldCharType="separate"/>
             </w:r>
-            <w:bookmarkStart w:id="283" w:name="Check1_Copy_105_Copy_47"/>
-            <w:bookmarkStart w:id="284" w:name="Check1_Copy_105_Copy_47"/>
-            <w:bookmarkEnd w:id="284"/>
+            <w:bookmarkStart w:id="706" w:name="Check1_Copy_105_Copy_47"/>
+            <w:bookmarkStart w:id="707" w:name="Check1_Copy_105_Copy_47"/>
+            <w:bookmarkEnd w:id="707"/>
             <w:r>
               <w:rPr>
                 <w:rFonts w:eastAsia="Times New Roman" w:cs="Times New Roman"/>
@@ -20101,6 +20826,12 @@
               </w:rPr>
               <w:fldChar w:fldCharType="end"/>
             </w:r>
+            <w:bookmarkStart w:id="708" w:name="Check1_Copy_105_Copy_47_Copy_1"/>
+            <w:bookmarkStart w:id="709" w:name="Check1_Copy_105_Copy_47_Copy_1"/>
+            <w:bookmarkStart w:id="710" w:name="Check1_Copy_105_Copy_47"/>
+            <w:bookmarkEnd w:id="708"/>
+            <w:bookmarkEnd w:id="709"/>
+            <w:bookmarkEnd w:id="710"/>
             <w:r>
               <w:rPr>
                 <w:rFonts w:eastAsia="Times New Roman" w:cs="Times New Roman"/>
@@ -20163,9 +20894,9 @@
               </w:rPr>
               <w:fldChar w:fldCharType="separate"/>
             </w:r>
-            <w:bookmarkStart w:id="285" w:name="Check2_Copy_210_Copy_47"/>
-            <w:bookmarkStart w:id="286" w:name="Check2_Copy_210_Copy_47"/>
-            <w:bookmarkEnd w:id="286"/>
+            <w:bookmarkStart w:id="711" w:name="Check2_Copy_210_Copy_47"/>
+            <w:bookmarkStart w:id="712" w:name="Check2_Copy_210_Copy_47"/>
+            <w:bookmarkEnd w:id="712"/>
             <w:r>
               <w:rPr>
                 <w:rFonts w:eastAsia="Times New Roman" w:cs="Times New Roman"/>
@@ -20181,6 +20912,12 @@
               </w:rPr>
               <w:fldChar w:fldCharType="end"/>
             </w:r>
+            <w:bookmarkStart w:id="713" w:name="Check2_Copy_210_Copy_47_Copy_1"/>
+            <w:bookmarkStart w:id="714" w:name="Check2_Copy_210_Copy_47_Copy_1"/>
+            <w:bookmarkStart w:id="715" w:name="Check2_Copy_210_Copy_47"/>
+            <w:bookmarkEnd w:id="713"/>
+            <w:bookmarkEnd w:id="714"/>
+            <w:bookmarkEnd w:id="715"/>
             <w:r>
               <w:rPr>
                 <w:rFonts w:eastAsia="Times New Roman" w:cs="Times New Roman"/>
@@ -20243,9 +20980,9 @@
               </w:rPr>
               <w:fldChar w:fldCharType="separate"/>
             </w:r>
-            <w:bookmarkStart w:id="287" w:name="Check2_Copy_211_Copy_47"/>
-            <w:bookmarkStart w:id="288" w:name="Check2_Copy_211_Copy_47"/>
-            <w:bookmarkEnd w:id="288"/>
+            <w:bookmarkStart w:id="716" w:name="Check2_Copy_211_Copy_47"/>
+            <w:bookmarkStart w:id="717" w:name="Check2_Copy_211_Copy_47"/>
+            <w:bookmarkEnd w:id="717"/>
             <w:r>
               <w:rPr>
                 <w:rFonts w:eastAsia="Times New Roman" w:cs="Times New Roman"/>
@@ -20261,6 +20998,12 @@
               </w:rPr>
               <w:fldChar w:fldCharType="end"/>
             </w:r>
+            <w:bookmarkStart w:id="718" w:name="Check2_Copy_211_Copy_47_Copy_1"/>
+            <w:bookmarkStart w:id="719" w:name="Check2_Copy_211_Copy_47_Copy_1"/>
+            <w:bookmarkStart w:id="720" w:name="Check2_Copy_211_Copy_47"/>
+            <w:bookmarkEnd w:id="718"/>
+            <w:bookmarkEnd w:id="719"/>
+            <w:bookmarkEnd w:id="720"/>
             <w:r>
               <w:rPr>
                 <w:rFonts w:eastAsia="Times New Roman" w:cs="Times New Roman"/>
@@ -20332,11 +21075,9 @@
       </w:pPr>
       <w:r>
         <w:rPr>
-          <w:b w:val="false"/>
-          <w:bCs w:val="false"/>
-          <w:color w:val="000000"/>
-          <w:sz w:val="23"/>
-          <w:szCs w:val="20"/>
+          <w:color w:val="000000"/>
+          <w:sz w:val="23"/>
+          <w:szCs w:val="23"/>
         </w:rPr>
       </w:r>
     </w:p>
@@ -20438,9 +21179,9 @@
               </w:rPr>
               <w:fldChar w:fldCharType="separate"/>
             </w:r>
-            <w:bookmarkStart w:id="289" w:name="Check1_Copy_105_Copy_48"/>
-            <w:bookmarkStart w:id="290" w:name="Check1_Copy_105_Copy_48"/>
-            <w:bookmarkEnd w:id="290"/>
+            <w:bookmarkStart w:id="721" w:name="Check1_Copy_105_Copy_48"/>
+            <w:bookmarkStart w:id="722" w:name="Check1_Copy_105_Copy_48"/>
+            <w:bookmarkEnd w:id="722"/>
             <w:r>
               <w:rPr>
                 <w:rFonts w:eastAsia="Times New Roman" w:cs="Times New Roman"/>
@@ -20456,6 +21197,12 @@
               </w:rPr>
               <w:fldChar w:fldCharType="end"/>
             </w:r>
+            <w:bookmarkStart w:id="723" w:name="Check1_Copy_105_Copy_48_Copy_1"/>
+            <w:bookmarkStart w:id="724" w:name="Check1_Copy_105_Copy_48_Copy_1"/>
+            <w:bookmarkStart w:id="725" w:name="Check1_Copy_105_Copy_48"/>
+            <w:bookmarkEnd w:id="723"/>
+            <w:bookmarkEnd w:id="724"/>
+            <w:bookmarkEnd w:id="725"/>
             <w:r>
               <w:rPr>
                 <w:rFonts w:eastAsia="Times New Roman" w:cs="Times New Roman"/>
@@ -20518,9 +21265,9 @@
               </w:rPr>
               <w:fldChar w:fldCharType="separate"/>
             </w:r>
-            <w:bookmarkStart w:id="291" w:name="Check2_Copy_210_Copy_48"/>
-            <w:bookmarkStart w:id="292" w:name="Check2_Copy_210_Copy_48"/>
-            <w:bookmarkEnd w:id="292"/>
+            <w:bookmarkStart w:id="726" w:name="Check2_Copy_210_Copy_48"/>
+            <w:bookmarkStart w:id="727" w:name="Check2_Copy_210_Copy_48"/>
+            <w:bookmarkEnd w:id="727"/>
             <w:r>
               <w:rPr>
                 <w:rFonts w:eastAsia="Times New Roman" w:cs="Times New Roman"/>
@@ -20536,6 +21283,12 @@
               </w:rPr>
               <w:fldChar w:fldCharType="end"/>
             </w:r>
+            <w:bookmarkStart w:id="728" w:name="Check2_Copy_210_Copy_48_Copy_1"/>
+            <w:bookmarkStart w:id="729" w:name="Check2_Copy_210_Copy_48_Copy_1"/>
+            <w:bookmarkStart w:id="730" w:name="Check2_Copy_210_Copy_48"/>
+            <w:bookmarkEnd w:id="728"/>
+            <w:bookmarkEnd w:id="729"/>
+            <w:bookmarkEnd w:id="730"/>
             <w:r>
               <w:rPr>
                 <w:rFonts w:eastAsia="Times New Roman" w:cs="Times New Roman"/>
@@ -20598,9 +21351,9 @@
               </w:rPr>
               <w:fldChar w:fldCharType="separate"/>
             </w:r>
-            <w:bookmarkStart w:id="293" w:name="Check2_Copy_211_Copy_48"/>
-            <w:bookmarkStart w:id="294" w:name="Check2_Copy_211_Copy_48"/>
-            <w:bookmarkEnd w:id="294"/>
+            <w:bookmarkStart w:id="731" w:name="Check2_Copy_211_Copy_48"/>
+            <w:bookmarkStart w:id="732" w:name="Check2_Copy_211_Copy_48"/>
+            <w:bookmarkEnd w:id="732"/>
             <w:r>
               <w:rPr>
                 <w:rFonts w:eastAsia="Times New Roman" w:cs="Times New Roman"/>
@@ -20616,6 +21369,12 @@
               </w:rPr>
               <w:fldChar w:fldCharType="end"/>
             </w:r>
+            <w:bookmarkStart w:id="733" w:name="Check2_Copy_211_Copy_48_Copy_1"/>
+            <w:bookmarkStart w:id="734" w:name="Check2_Copy_211_Copy_48_Copy_1"/>
+            <w:bookmarkStart w:id="735" w:name="Check2_Copy_211_Copy_48"/>
+            <w:bookmarkEnd w:id="733"/>
+            <w:bookmarkEnd w:id="734"/>
+            <w:bookmarkEnd w:id="735"/>
             <w:r>
               <w:rPr>
                 <w:rFonts w:eastAsia="Times New Roman" w:cs="Times New Roman"/>
@@ -20687,11 +21446,9 @@
       </w:pPr>
       <w:r>
         <w:rPr>
-          <w:b w:val="false"/>
-          <w:bCs w:val="false"/>
-          <w:color w:val="000000"/>
-          <w:sz w:val="23"/>
-          <w:szCs w:val="20"/>
+          <w:color w:val="000000"/>
+          <w:sz w:val="23"/>
+          <w:szCs w:val="23"/>
         </w:rPr>
       </w:r>
     </w:p>
@@ -20793,9 +21550,9 @@
               </w:rPr>
               <w:fldChar w:fldCharType="separate"/>
             </w:r>
-            <w:bookmarkStart w:id="295" w:name="Check1_Copy_105_Copy_49"/>
-            <w:bookmarkStart w:id="296" w:name="Check1_Copy_105_Copy_49"/>
-            <w:bookmarkEnd w:id="296"/>
+            <w:bookmarkStart w:id="736" w:name="Check1_Copy_105_Copy_49"/>
+            <w:bookmarkStart w:id="737" w:name="Check1_Copy_105_Copy_49"/>
+            <w:bookmarkEnd w:id="737"/>
             <w:r>
               <w:rPr>
                 <w:rFonts w:eastAsia="Times New Roman" w:cs="Times New Roman"/>
@@ -20811,6 +21568,12 @@
               </w:rPr>
               <w:fldChar w:fldCharType="end"/>
             </w:r>
+            <w:bookmarkStart w:id="738" w:name="Check1_Copy_105_Copy_49_Copy_1"/>
+            <w:bookmarkStart w:id="739" w:name="Check1_Copy_105_Copy_49_Copy_1"/>
+            <w:bookmarkStart w:id="740" w:name="Check1_Copy_105_Copy_49"/>
+            <w:bookmarkEnd w:id="738"/>
+            <w:bookmarkEnd w:id="739"/>
+            <w:bookmarkEnd w:id="740"/>
             <w:r>
               <w:rPr>
                 <w:rFonts w:eastAsia="Times New Roman" w:cs="Times New Roman"/>
@@ -20873,9 +21636,9 @@
               </w:rPr>
               <w:fldChar w:fldCharType="separate"/>
             </w:r>
-            <w:bookmarkStart w:id="297" w:name="Check2_Copy_210_Copy_49"/>
-            <w:bookmarkStart w:id="298" w:name="Check2_Copy_210_Copy_49"/>
-            <w:bookmarkEnd w:id="298"/>
+            <w:bookmarkStart w:id="741" w:name="Check2_Copy_210_Copy_49"/>
+            <w:bookmarkStart w:id="742" w:name="Check2_Copy_210_Copy_49"/>
+            <w:bookmarkEnd w:id="742"/>
             <w:r>
               <w:rPr>
                 <w:rFonts w:eastAsia="Times New Roman" w:cs="Times New Roman"/>
@@ -20891,6 +21654,12 @@
               </w:rPr>
               <w:fldChar w:fldCharType="end"/>
             </w:r>
+            <w:bookmarkStart w:id="743" w:name="Check2_Copy_210_Copy_49_Copy_1"/>
+            <w:bookmarkStart w:id="744" w:name="Check2_Copy_210_Copy_49_Copy_1"/>
+            <w:bookmarkStart w:id="745" w:name="Check2_Copy_210_Copy_49"/>
+            <w:bookmarkEnd w:id="743"/>
+            <w:bookmarkEnd w:id="744"/>
+            <w:bookmarkEnd w:id="745"/>
             <w:r>
               <w:rPr>
                 <w:rFonts w:eastAsia="Times New Roman" w:cs="Times New Roman"/>
@@ -20953,9 +21722,9 @@
               </w:rPr>
               <w:fldChar w:fldCharType="separate"/>
             </w:r>
-            <w:bookmarkStart w:id="299" w:name="Check2_Copy_211_Copy_49"/>
-            <w:bookmarkStart w:id="300" w:name="Check2_Copy_211_Copy_49"/>
-            <w:bookmarkEnd w:id="300"/>
+            <w:bookmarkStart w:id="746" w:name="Check2_Copy_211_Copy_49"/>
+            <w:bookmarkStart w:id="747" w:name="Check2_Copy_211_Copy_49"/>
+            <w:bookmarkEnd w:id="747"/>
             <w:r>
               <w:rPr>
                 <w:rFonts w:eastAsia="Times New Roman" w:cs="Times New Roman"/>
@@ -20971,6 +21740,12 @@
               </w:rPr>
               <w:fldChar w:fldCharType="end"/>
             </w:r>
+            <w:bookmarkStart w:id="748" w:name="Check2_Copy_211_Copy_49_Copy_1"/>
+            <w:bookmarkStart w:id="749" w:name="Check2_Copy_211_Copy_49_Copy_1"/>
+            <w:bookmarkStart w:id="750" w:name="Check2_Copy_211_Copy_49"/>
+            <w:bookmarkEnd w:id="748"/>
+            <w:bookmarkEnd w:id="749"/>
+            <w:bookmarkEnd w:id="750"/>
             <w:r>
               <w:rPr>
                 <w:rFonts w:eastAsia="Times New Roman" w:cs="Times New Roman"/>
@@ -21042,11 +21817,9 @@
       </w:pPr>
       <w:r>
         <w:rPr>
-          <w:b w:val="false"/>
-          <w:bCs w:val="false"/>
-          <w:color w:val="000000"/>
-          <w:sz w:val="23"/>
-          <w:szCs w:val="20"/>
+          <w:color w:val="000000"/>
+          <w:sz w:val="23"/>
+          <w:szCs w:val="23"/>
         </w:rPr>
       </w:r>
     </w:p>
@@ -21148,9 +21921,9 @@
               </w:rPr>
               <w:fldChar w:fldCharType="separate"/>
             </w:r>
-            <w:bookmarkStart w:id="301" w:name="Check1_Copy_105_Copy_50"/>
-            <w:bookmarkStart w:id="302" w:name="Check1_Copy_105_Copy_50"/>
-            <w:bookmarkEnd w:id="302"/>
+            <w:bookmarkStart w:id="751" w:name="Check1_Copy_105_Copy_50"/>
+            <w:bookmarkStart w:id="752" w:name="Check1_Copy_105_Copy_50"/>
+            <w:bookmarkEnd w:id="752"/>
             <w:r>
               <w:rPr>
                 <w:rFonts w:eastAsia="Times New Roman" w:cs="Times New Roman"/>
@@ -21166,6 +21939,12 @@
               </w:rPr>
               <w:fldChar w:fldCharType="end"/>
             </w:r>
+            <w:bookmarkStart w:id="753" w:name="Check1_Copy_105_Copy_50_Copy_1"/>
+            <w:bookmarkStart w:id="754" w:name="Check1_Copy_105_Copy_50_Copy_1"/>
+            <w:bookmarkStart w:id="755" w:name="Check1_Copy_105_Copy_50"/>
+            <w:bookmarkEnd w:id="753"/>
+            <w:bookmarkEnd w:id="754"/>
+            <w:bookmarkEnd w:id="755"/>
             <w:r>
               <w:rPr>
                 <w:rFonts w:eastAsia="Times New Roman" w:cs="Times New Roman"/>
@@ -21228,9 +22007,9 @@
               </w:rPr>
               <w:fldChar w:fldCharType="separate"/>
             </w:r>
-            <w:bookmarkStart w:id="303" w:name="Check2_Copy_210_Copy_50"/>
-            <w:bookmarkStart w:id="304" w:name="Check2_Copy_210_Copy_50"/>
-            <w:bookmarkEnd w:id="304"/>
+            <w:bookmarkStart w:id="756" w:name="Check2_Copy_210_Copy_50"/>
+            <w:bookmarkStart w:id="757" w:name="Check2_Copy_210_Copy_50"/>
+            <w:bookmarkEnd w:id="757"/>
             <w:r>
               <w:rPr>
                 <w:rFonts w:eastAsia="Times New Roman" w:cs="Times New Roman"/>
@@ -21246,6 +22025,12 @@
               </w:rPr>
               <w:fldChar w:fldCharType="end"/>
             </w:r>
+            <w:bookmarkStart w:id="758" w:name="Check2_Copy_210_Copy_50_Copy_1"/>
+            <w:bookmarkStart w:id="759" w:name="Check2_Copy_210_Copy_50_Copy_1"/>
+            <w:bookmarkStart w:id="760" w:name="Check2_Copy_210_Copy_50"/>
+            <w:bookmarkEnd w:id="758"/>
+            <w:bookmarkEnd w:id="759"/>
+            <w:bookmarkEnd w:id="760"/>
             <w:r>
               <w:rPr>
                 <w:rFonts w:eastAsia="Times New Roman" w:cs="Times New Roman"/>
@@ -21308,9 +22093,9 @@
               </w:rPr>
               <w:fldChar w:fldCharType="separate"/>
             </w:r>
-            <w:bookmarkStart w:id="305" w:name="Check2_Copy_211_Copy_50"/>
-            <w:bookmarkStart w:id="306" w:name="Check2_Copy_211_Copy_50"/>
-            <w:bookmarkEnd w:id="306"/>
+            <w:bookmarkStart w:id="761" w:name="Check2_Copy_211_Copy_50"/>
+            <w:bookmarkStart w:id="762" w:name="Check2_Copy_211_Copy_50"/>
+            <w:bookmarkEnd w:id="762"/>
             <w:r>
               <w:rPr>
                 <w:rFonts w:eastAsia="Times New Roman" w:cs="Times New Roman"/>
@@ -21326,6 +22111,12 @@
               </w:rPr>
               <w:fldChar w:fldCharType="end"/>
             </w:r>
+            <w:bookmarkStart w:id="763" w:name="Check2_Copy_211_Copy_50_Copy_1"/>
+            <w:bookmarkStart w:id="764" w:name="Check2_Copy_211_Copy_50_Copy_1"/>
+            <w:bookmarkStart w:id="765" w:name="Check2_Copy_211_Copy_50"/>
+            <w:bookmarkEnd w:id="763"/>
+            <w:bookmarkEnd w:id="764"/>
+            <w:bookmarkEnd w:id="765"/>
             <w:r>
               <w:rPr>
                 <w:rFonts w:eastAsia="Times New Roman" w:cs="Times New Roman"/>
@@ -21397,11 +22188,9 @@
       </w:pPr>
       <w:r>
         <w:rPr>
-          <w:b w:val="false"/>
-          <w:bCs w:val="false"/>
-          <w:color w:val="000000"/>
-          <w:sz w:val="23"/>
-          <w:szCs w:val="20"/>
+          <w:color w:val="000000"/>
+          <w:sz w:val="23"/>
+          <w:szCs w:val="23"/>
         </w:rPr>
       </w:r>
     </w:p>
@@ -21503,9 +22292,9 @@
               </w:rPr>
               <w:fldChar w:fldCharType="separate"/>
             </w:r>
-            <w:bookmarkStart w:id="307" w:name="Check1_Copy_105_Copy_51"/>
-            <w:bookmarkStart w:id="308" w:name="Check1_Copy_105_Copy_51"/>
-            <w:bookmarkEnd w:id="308"/>
+            <w:bookmarkStart w:id="766" w:name="Check1_Copy_105_Copy_51"/>
+            <w:bookmarkStart w:id="767" w:name="Check1_Copy_105_Copy_51"/>
+            <w:bookmarkEnd w:id="767"/>
             <w:r>
               <w:rPr>
                 <w:rFonts w:eastAsia="Times New Roman" w:cs="Times New Roman"/>
@@ -21521,6 +22310,12 @@
               </w:rPr>
               <w:fldChar w:fldCharType="end"/>
             </w:r>
+            <w:bookmarkStart w:id="768" w:name="Check1_Copy_105_Copy_51_Copy_1"/>
+            <w:bookmarkStart w:id="769" w:name="Check1_Copy_105_Copy_51_Copy_1"/>
+            <w:bookmarkStart w:id="770" w:name="Check1_Copy_105_Copy_51"/>
+            <w:bookmarkEnd w:id="768"/>
+            <w:bookmarkEnd w:id="769"/>
+            <w:bookmarkEnd w:id="770"/>
             <w:r>
               <w:rPr>
                 <w:rFonts w:eastAsia="Times New Roman" w:cs="Times New Roman"/>
@@ -21583,9 +22378,9 @@
               </w:rPr>
               <w:fldChar w:fldCharType="separate"/>
             </w:r>
-            <w:bookmarkStart w:id="309" w:name="Check2_Copy_210_Copy_51"/>
-            <w:bookmarkStart w:id="310" w:name="Check2_Copy_210_Copy_51"/>
-            <w:bookmarkEnd w:id="310"/>
+            <w:bookmarkStart w:id="771" w:name="Check2_Copy_210_Copy_51"/>
+            <w:bookmarkStart w:id="772" w:name="Check2_Copy_210_Copy_51"/>
+            <w:bookmarkEnd w:id="772"/>
             <w:r>
               <w:rPr>
                 <w:rFonts w:eastAsia="Times New Roman" w:cs="Times New Roman"/>
@@ -21601,6 +22396,12 @@
               </w:rPr>
               <w:fldChar w:fldCharType="end"/>
             </w:r>
+            <w:bookmarkStart w:id="773" w:name="Check2_Copy_210_Copy_51_Copy_1"/>
+            <w:bookmarkStart w:id="774" w:name="Check2_Copy_210_Copy_51_Copy_1"/>
+            <w:bookmarkStart w:id="775" w:name="Check2_Copy_210_Copy_51"/>
+            <w:bookmarkEnd w:id="773"/>
+            <w:bookmarkEnd w:id="774"/>
+            <w:bookmarkEnd w:id="775"/>
             <w:r>
               <w:rPr>
                 <w:rFonts w:eastAsia="Times New Roman" w:cs="Times New Roman"/>
@@ -21663,9 +22464,9 @@
               </w:rPr>
               <w:fldChar w:fldCharType="separate"/>
             </w:r>
-            <w:bookmarkStart w:id="311" w:name="Check2_Copy_211_Copy_51"/>
-            <w:bookmarkStart w:id="312" w:name="Check2_Copy_211_Copy_51"/>
-            <w:bookmarkEnd w:id="312"/>
+            <w:bookmarkStart w:id="776" w:name="Check2_Copy_211_Copy_51"/>
+            <w:bookmarkStart w:id="777" w:name="Check2_Copy_211_Copy_51"/>
+            <w:bookmarkEnd w:id="777"/>
             <w:r>
               <w:rPr>
                 <w:rFonts w:eastAsia="Times New Roman" w:cs="Times New Roman"/>
@@ -21681,6 +22482,12 @@
               </w:rPr>
               <w:fldChar w:fldCharType="end"/>
             </w:r>
+            <w:bookmarkStart w:id="778" w:name="Check2_Copy_211_Copy_51_Copy_1"/>
+            <w:bookmarkStart w:id="779" w:name="Check2_Copy_211_Copy_51_Copy_1"/>
+            <w:bookmarkStart w:id="780" w:name="Check2_Copy_211_Copy_51"/>
+            <w:bookmarkEnd w:id="778"/>
+            <w:bookmarkEnd w:id="779"/>
+            <w:bookmarkEnd w:id="780"/>
             <w:r>
               <w:rPr>
                 <w:rFonts w:eastAsia="Times New Roman" w:cs="Times New Roman"/>
@@ -21752,11 +22559,9 @@
       </w:pPr>
       <w:r>
         <w:rPr>
-          <w:b w:val="false"/>
-          <w:bCs w:val="false"/>
-          <w:color w:val="000000"/>
-          <w:sz w:val="23"/>
-          <w:szCs w:val="20"/>
+          <w:color w:val="000000"/>
+          <w:sz w:val="23"/>
+          <w:szCs w:val="23"/>
         </w:rPr>
       </w:r>
     </w:p>
@@ -21858,9 +22663,9 @@
               </w:rPr>
               <w:fldChar w:fldCharType="separate"/>
             </w:r>
-            <w:bookmarkStart w:id="313" w:name="Check1_Copy_105_Copy_52"/>
-            <w:bookmarkStart w:id="314" w:name="Check1_Copy_105_Copy_52"/>
-            <w:bookmarkEnd w:id="314"/>
+            <w:bookmarkStart w:id="781" w:name="Check1_Copy_105_Copy_52"/>
+            <w:bookmarkStart w:id="782" w:name="Check1_Copy_105_Copy_52"/>
+            <w:bookmarkEnd w:id="782"/>
             <w:r>
               <w:rPr>
                 <w:rFonts w:eastAsia="Times New Roman" w:cs="Times New Roman"/>
@@ -21876,6 +22681,12 @@
               </w:rPr>
               <w:fldChar w:fldCharType="end"/>
             </w:r>
+            <w:bookmarkStart w:id="783" w:name="Check1_Copy_105_Copy_52_Copy_1"/>
+            <w:bookmarkStart w:id="784" w:name="Check1_Copy_105_Copy_52_Copy_1"/>
+            <w:bookmarkStart w:id="785" w:name="Check1_Copy_105_Copy_52"/>
+            <w:bookmarkEnd w:id="783"/>
+            <w:bookmarkEnd w:id="784"/>
+            <w:bookmarkEnd w:id="785"/>
             <w:r>
               <w:rPr>
                 <w:rFonts w:eastAsia="Times New Roman" w:cs="Times New Roman"/>
@@ -21938,9 +22749,9 @@
               </w:rPr>
               <w:fldChar w:fldCharType="separate"/>
             </w:r>
-            <w:bookmarkStart w:id="315" w:name="Check2_Copy_210_Copy_52"/>
-            <w:bookmarkStart w:id="316" w:name="Check2_Copy_210_Copy_52"/>
-            <w:bookmarkEnd w:id="316"/>
+            <w:bookmarkStart w:id="786" w:name="Check2_Copy_210_Copy_52"/>
+            <w:bookmarkStart w:id="787" w:name="Check2_Copy_210_Copy_52"/>
+            <w:bookmarkEnd w:id="787"/>
             <w:r>
               <w:rPr>
                 <w:rFonts w:eastAsia="Times New Roman" w:cs="Times New Roman"/>
@@ -21956,6 +22767,12 @@
               </w:rPr>
               <w:fldChar w:fldCharType="end"/>
             </w:r>
+            <w:bookmarkStart w:id="788" w:name="Check2_Copy_210_Copy_52_Copy_1"/>
+            <w:bookmarkStart w:id="789" w:name="Check2_Copy_210_Copy_52_Copy_1"/>
+            <w:bookmarkStart w:id="790" w:name="Check2_Copy_210_Copy_52"/>
+            <w:bookmarkEnd w:id="788"/>
+            <w:bookmarkEnd w:id="789"/>
+            <w:bookmarkEnd w:id="790"/>
             <w:r>
               <w:rPr>
                 <w:rFonts w:eastAsia="Times New Roman" w:cs="Times New Roman"/>
@@ -22018,9 +22835,9 @@
               </w:rPr>
               <w:fldChar w:fldCharType="separate"/>
             </w:r>
-            <w:bookmarkStart w:id="317" w:name="Check2_Copy_211_Copy_52"/>
-            <w:bookmarkStart w:id="318" w:name="Check2_Copy_211_Copy_52"/>
-            <w:bookmarkEnd w:id="318"/>
+            <w:bookmarkStart w:id="791" w:name="Check2_Copy_211_Copy_52"/>
+            <w:bookmarkStart w:id="792" w:name="Check2_Copy_211_Copy_52"/>
+            <w:bookmarkEnd w:id="792"/>
             <w:r>
               <w:rPr>
                 <w:rFonts w:eastAsia="Times New Roman" w:cs="Times New Roman"/>
@@ -22036,6 +22853,12 @@
               </w:rPr>
               <w:fldChar w:fldCharType="end"/>
             </w:r>
+            <w:bookmarkStart w:id="793" w:name="Check2_Copy_211_Copy_52_Copy_1"/>
+            <w:bookmarkStart w:id="794" w:name="Check2_Copy_211_Copy_52_Copy_1"/>
+            <w:bookmarkStart w:id="795" w:name="Check2_Copy_211_Copy_52"/>
+            <w:bookmarkEnd w:id="793"/>
+            <w:bookmarkEnd w:id="794"/>
+            <w:bookmarkEnd w:id="795"/>
             <w:r>
               <w:rPr>
                 <w:rFonts w:eastAsia="Times New Roman" w:cs="Times New Roman"/>
@@ -22107,11 +22930,9 @@
       </w:pPr>
       <w:r>
         <w:rPr>
-          <w:b w:val="false"/>
-          <w:bCs w:val="false"/>
-          <w:color w:val="000000"/>
-          <w:sz w:val="23"/>
-          <w:szCs w:val="20"/>
+          <w:color w:val="000000"/>
+          <w:sz w:val="23"/>
+          <w:szCs w:val="23"/>
         </w:rPr>
       </w:r>
     </w:p>
@@ -22158,11 +22979,9 @@
       </w:pPr>
       <w:r>
         <w:rPr>
-          <w:b w:val="false"/>
-          <w:bCs w:val="false"/>
-          <w:color w:val="000000"/>
-          <w:sz w:val="23"/>
-          <w:szCs w:val="20"/>
+          <w:color w:val="000000"/>
+          <w:sz w:val="23"/>
+          <w:szCs w:val="23"/>
         </w:rPr>
       </w:r>
     </w:p>
@@ -22264,9 +23083,9 @@
               </w:rPr>
               <w:fldChar w:fldCharType="separate"/>
             </w:r>
-            <w:bookmarkStart w:id="319" w:name="Check1_Copy_105_Copy_53"/>
-            <w:bookmarkStart w:id="320" w:name="Check1_Copy_105_Copy_53"/>
-            <w:bookmarkEnd w:id="320"/>
+            <w:bookmarkStart w:id="796" w:name="Check1_Copy_105_Copy_53"/>
+            <w:bookmarkStart w:id="797" w:name="Check1_Copy_105_Copy_53"/>
+            <w:bookmarkEnd w:id="797"/>
             <w:r>
               <w:rPr>
                 <w:rFonts w:eastAsia="Times New Roman" w:cs="Times New Roman"/>
@@ -22282,6 +23101,12 @@
               </w:rPr>
               <w:fldChar w:fldCharType="end"/>
             </w:r>
+            <w:bookmarkStart w:id="798" w:name="Check1_Copy_105_Copy_53_Copy_1"/>
+            <w:bookmarkStart w:id="799" w:name="Check1_Copy_105_Copy_53_Copy_1"/>
+            <w:bookmarkStart w:id="800" w:name="Check1_Copy_105_Copy_53"/>
+            <w:bookmarkEnd w:id="798"/>
+            <w:bookmarkEnd w:id="799"/>
+            <w:bookmarkEnd w:id="800"/>
             <w:r>
               <w:rPr>
                 <w:rFonts w:eastAsia="Times New Roman" w:cs="Times New Roman"/>
@@ -22344,9 +23169,9 @@
               </w:rPr>
               <w:fldChar w:fldCharType="separate"/>
             </w:r>
-            <w:bookmarkStart w:id="321" w:name="Check2_Copy_210_Copy_53"/>
-            <w:bookmarkStart w:id="322" w:name="Check2_Copy_210_Copy_53"/>
-            <w:bookmarkEnd w:id="322"/>
+            <w:bookmarkStart w:id="801" w:name="Check2_Copy_210_Copy_53"/>
+            <w:bookmarkStart w:id="802" w:name="Check2_Copy_210_Copy_53"/>
+            <w:bookmarkEnd w:id="802"/>
             <w:r>
               <w:rPr>
                 <w:rFonts w:eastAsia="Times New Roman" w:cs="Times New Roman"/>
@@ -22362,6 +23187,12 @@
               </w:rPr>
               <w:fldChar w:fldCharType="end"/>
             </w:r>
+            <w:bookmarkStart w:id="803" w:name="Check2_Copy_210_Copy_53_Copy_1"/>
+            <w:bookmarkStart w:id="804" w:name="Check2_Copy_210_Copy_53_Copy_1"/>
+            <w:bookmarkStart w:id="805" w:name="Check2_Copy_210_Copy_53"/>
+            <w:bookmarkEnd w:id="803"/>
+            <w:bookmarkEnd w:id="804"/>
+            <w:bookmarkEnd w:id="805"/>
             <w:r>
               <w:rPr>
                 <w:rFonts w:eastAsia="Times New Roman" w:cs="Times New Roman"/>
@@ -22424,9 +23255,9 @@
               </w:rPr>
               <w:fldChar w:fldCharType="separate"/>
             </w:r>
-            <w:bookmarkStart w:id="323" w:name="Check2_Copy_211_Copy_53"/>
-            <w:bookmarkStart w:id="324" w:name="Check2_Copy_211_Copy_53"/>
-            <w:bookmarkEnd w:id="324"/>
+            <w:bookmarkStart w:id="806" w:name="Check2_Copy_211_Copy_53"/>
+            <w:bookmarkStart w:id="807" w:name="Check2_Copy_211_Copy_53"/>
+            <w:bookmarkEnd w:id="807"/>
             <w:r>
               <w:rPr>
                 <w:rFonts w:eastAsia="Times New Roman" w:cs="Times New Roman"/>
@@ -22442,6 +23273,12 @@
               </w:rPr>
               <w:fldChar w:fldCharType="end"/>
             </w:r>
+            <w:bookmarkStart w:id="808" w:name="Check2_Copy_211_Copy_53_Copy_1"/>
+            <w:bookmarkStart w:id="809" w:name="Check2_Copy_211_Copy_53_Copy_1"/>
+            <w:bookmarkStart w:id="810" w:name="Check2_Copy_211_Copy_53"/>
+            <w:bookmarkEnd w:id="808"/>
+            <w:bookmarkEnd w:id="809"/>
+            <w:bookmarkEnd w:id="810"/>
             <w:r>
               <w:rPr>
                 <w:rFonts w:eastAsia="Times New Roman" w:cs="Times New Roman"/>
@@ -22513,11 +23350,9 @@
       </w:pPr>
       <w:r>
         <w:rPr>
-          <w:b w:val="false"/>
-          <w:bCs w:val="false"/>
-          <w:color w:val="000000"/>
-          <w:sz w:val="23"/>
-          <w:szCs w:val="20"/>
+          <w:color w:val="000000"/>
+          <w:sz w:val="23"/>
+          <w:szCs w:val="23"/>
         </w:rPr>
       </w:r>
     </w:p>
@@ -22619,9 +23454,9 @@
               </w:rPr>
               <w:fldChar w:fldCharType="separate"/>
             </w:r>
-            <w:bookmarkStart w:id="325" w:name="Check1_Copy_105_Copy_54"/>
-            <w:bookmarkStart w:id="326" w:name="Check1_Copy_105_Copy_54"/>
-            <w:bookmarkEnd w:id="326"/>
+            <w:bookmarkStart w:id="811" w:name="Check1_Copy_105_Copy_54"/>
+            <w:bookmarkStart w:id="812" w:name="Check1_Copy_105_Copy_54"/>
+            <w:bookmarkEnd w:id="812"/>
             <w:r>
               <w:rPr>
                 <w:rFonts w:eastAsia="Times New Roman" w:cs="Times New Roman"/>
@@ -22637,6 +23472,12 @@
               </w:rPr>
               <w:fldChar w:fldCharType="end"/>
             </w:r>
+            <w:bookmarkStart w:id="813" w:name="Check1_Copy_105_Copy_54_Copy_1"/>
+            <w:bookmarkStart w:id="814" w:name="Check1_Copy_105_Copy_54_Copy_1"/>
+            <w:bookmarkStart w:id="815" w:name="Check1_Copy_105_Copy_54"/>
+            <w:bookmarkEnd w:id="813"/>
+            <w:bookmarkEnd w:id="814"/>
+            <w:bookmarkEnd w:id="815"/>
             <w:r>
               <w:rPr>
                 <w:rFonts w:eastAsia="Times New Roman" w:cs="Times New Roman"/>
@@ -22699,9 +23540,9 @@
               </w:rPr>
               <w:fldChar w:fldCharType="separate"/>
             </w:r>
-            <w:bookmarkStart w:id="327" w:name="Check2_Copy_210_Copy_54"/>
-            <w:bookmarkStart w:id="328" w:name="Check2_Copy_210_Copy_54"/>
-            <w:bookmarkEnd w:id="328"/>
+            <w:bookmarkStart w:id="816" w:name="Check2_Copy_210_Copy_54"/>
+            <w:bookmarkStart w:id="817" w:name="Check2_Copy_210_Copy_54"/>
+            <w:bookmarkEnd w:id="817"/>
             <w:r>
               <w:rPr>
                 <w:rFonts w:eastAsia="Times New Roman" w:cs="Times New Roman"/>
@@ -22717,6 +23558,12 @@
               </w:rPr>
               <w:fldChar w:fldCharType="end"/>
             </w:r>
+            <w:bookmarkStart w:id="818" w:name="Check2_Copy_210_Copy_54_Copy_1"/>
+            <w:bookmarkStart w:id="819" w:name="Check2_Copy_210_Copy_54_Copy_1"/>
+            <w:bookmarkStart w:id="820" w:name="Check2_Copy_210_Copy_54"/>
+            <w:bookmarkEnd w:id="818"/>
+            <w:bookmarkEnd w:id="819"/>
+            <w:bookmarkEnd w:id="820"/>
             <w:r>
               <w:rPr>
                 <w:rFonts w:eastAsia="Times New Roman" w:cs="Times New Roman"/>
@@ -22779,9 +23626,9 @@
               </w:rPr>
               <w:fldChar w:fldCharType="separate"/>
             </w:r>
-            <w:bookmarkStart w:id="329" w:name="Check2_Copy_211_Copy_54"/>
-            <w:bookmarkStart w:id="330" w:name="Check2_Copy_211_Copy_54"/>
-            <w:bookmarkEnd w:id="330"/>
+            <w:bookmarkStart w:id="821" w:name="Check2_Copy_211_Copy_54"/>
+            <w:bookmarkStart w:id="822" w:name="Check2_Copy_211_Copy_54"/>
+            <w:bookmarkEnd w:id="822"/>
             <w:r>
               <w:rPr>
                 <w:rFonts w:eastAsia="Times New Roman" w:cs="Times New Roman"/>
@@ -22797,6 +23644,12 @@
               </w:rPr>
               <w:fldChar w:fldCharType="end"/>
             </w:r>
+            <w:bookmarkStart w:id="823" w:name="Check2_Copy_211_Copy_54_Copy_1"/>
+            <w:bookmarkStart w:id="824" w:name="Check2_Copy_211_Copy_54_Copy_1"/>
+            <w:bookmarkStart w:id="825" w:name="Check2_Copy_211_Copy_54"/>
+            <w:bookmarkEnd w:id="823"/>
+            <w:bookmarkEnd w:id="824"/>
+            <w:bookmarkEnd w:id="825"/>
             <w:r>
               <w:rPr>
                 <w:rFonts w:eastAsia="Times New Roman" w:cs="Times New Roman"/>
@@ -22868,11 +23721,9 @@
       </w:pPr>
       <w:r>
         <w:rPr>
-          <w:b w:val="false"/>
-          <w:bCs w:val="false"/>
-          <w:color w:val="000000"/>
-          <w:sz w:val="23"/>
-          <w:szCs w:val="20"/>
+          <w:color w:val="000000"/>
+          <w:sz w:val="23"/>
+          <w:szCs w:val="23"/>
         </w:rPr>
       </w:r>
     </w:p>
@@ -22974,9 +23825,9 @@
               </w:rPr>
               <w:fldChar w:fldCharType="separate"/>
             </w:r>
-            <w:bookmarkStart w:id="331" w:name="Check1_Copy_105_Copy_54_Copy_1"/>
-            <w:bookmarkStart w:id="332" w:name="Check1_Copy_105_Copy_54_Copy_1"/>
-            <w:bookmarkEnd w:id="332"/>
+            <w:bookmarkStart w:id="826" w:name="Check1_Copy_105_Copy_54_Copy_1"/>
+            <w:bookmarkStart w:id="827" w:name="Check1_Copy_105_Copy_54_Copy_1"/>
+            <w:bookmarkEnd w:id="827"/>
             <w:r>
               <w:rPr>
                 <w:rFonts w:eastAsia="Times New Roman" w:cs="Times New Roman"/>
@@ -22992,6 +23843,12 @@
               </w:rPr>
               <w:fldChar w:fldCharType="end"/>
             </w:r>
+            <w:bookmarkStart w:id="828" w:name="Check1_Copy_105_Copy_54_Copy_1_Copy_2"/>
+            <w:bookmarkStart w:id="829" w:name="Check1_Copy_105_Copy_54_Copy_1_Copy_1"/>
+            <w:bookmarkStart w:id="830" w:name="Check1_Copy_105_Copy_54_Copy_1_Copy_1"/>
+            <w:bookmarkEnd w:id="828"/>
+            <w:bookmarkEnd w:id="829"/>
+            <w:bookmarkEnd w:id="830"/>
             <w:r>
               <w:rPr>
                 <w:rFonts w:eastAsia="Times New Roman" w:cs="Times New Roman"/>
@@ -23054,9 +23911,9 @@
               </w:rPr>
               <w:fldChar w:fldCharType="separate"/>
             </w:r>
-            <w:bookmarkStart w:id="333" w:name="Check2_Copy_210_Copy_54_Copy_1"/>
-            <w:bookmarkStart w:id="334" w:name="Check2_Copy_210_Copy_54_Copy_1"/>
-            <w:bookmarkEnd w:id="334"/>
+            <w:bookmarkStart w:id="831" w:name="Check2_Copy_210_Copy_54_Copy_1"/>
+            <w:bookmarkStart w:id="832" w:name="Check2_Copy_210_Copy_54_Copy_1"/>
+            <w:bookmarkEnd w:id="832"/>
             <w:r>
               <w:rPr>
                 <w:rFonts w:eastAsia="Times New Roman" w:cs="Times New Roman"/>
@@ -23072,6 +23929,12 @@
               </w:rPr>
               <w:fldChar w:fldCharType="end"/>
             </w:r>
+            <w:bookmarkStart w:id="833" w:name="Check2_Copy_210_Copy_54_Copy_1_Copy_2"/>
+            <w:bookmarkStart w:id="834" w:name="Check2_Copy_210_Copy_54_Copy_1_Copy_1"/>
+            <w:bookmarkStart w:id="835" w:name="Check2_Copy_210_Copy_54_Copy_1_Copy_1"/>
+            <w:bookmarkEnd w:id="833"/>
+            <w:bookmarkEnd w:id="834"/>
+            <w:bookmarkEnd w:id="835"/>
             <w:r>
               <w:rPr>
                 <w:rFonts w:eastAsia="Times New Roman" w:cs="Times New Roman"/>
@@ -23134,9 +23997,9 @@
               </w:rPr>
               <w:fldChar w:fldCharType="separate"/>
             </w:r>
-            <w:bookmarkStart w:id="335" w:name="Check2_Copy_211_Copy_54_Copy_1"/>
-            <w:bookmarkStart w:id="336" w:name="Check2_Copy_211_Copy_54_Copy_1"/>
-            <w:bookmarkEnd w:id="336"/>
+            <w:bookmarkStart w:id="836" w:name="Check2_Copy_211_Copy_54_Copy_1"/>
+            <w:bookmarkStart w:id="837" w:name="Check2_Copy_211_Copy_54_Copy_1"/>
+            <w:bookmarkEnd w:id="837"/>
             <w:r>
               <w:rPr>
                 <w:rFonts w:eastAsia="Times New Roman" w:cs="Times New Roman"/>
@@ -23152,6 +24015,12 @@
               </w:rPr>
               <w:fldChar w:fldCharType="end"/>
             </w:r>
+            <w:bookmarkStart w:id="838" w:name="Check2_Copy_211_Copy_54_Copy_1_Copy_2"/>
+            <w:bookmarkStart w:id="839" w:name="Check2_Copy_211_Copy_54_Copy_1_Copy_1"/>
+            <w:bookmarkStart w:id="840" w:name="Check2_Copy_211_Copy_54_Copy_1_Copy_1"/>
+            <w:bookmarkEnd w:id="838"/>
+            <w:bookmarkEnd w:id="839"/>
+            <w:bookmarkEnd w:id="840"/>
             <w:r>
               <w:rPr>
                 <w:rFonts w:eastAsia="Times New Roman" w:cs="Times New Roman"/>
@@ -23223,11 +24092,9 @@
       </w:pPr>
       <w:r>
         <w:rPr>
-          <w:b w:val="false"/>
-          <w:bCs w:val="false"/>
-          <w:color w:val="000000"/>
-          <w:sz w:val="23"/>
-          <w:szCs w:val="20"/>
+          <w:color w:val="000000"/>
+          <w:sz w:val="23"/>
+          <w:szCs w:val="23"/>
         </w:rPr>
       </w:r>
     </w:p>
@@ -23329,9 +24196,9 @@
               </w:rPr>
               <w:fldChar w:fldCharType="separate"/>
             </w:r>
-            <w:bookmarkStart w:id="337" w:name="Check1_Copy_105_Copy_54_Copy_2"/>
-            <w:bookmarkStart w:id="338" w:name="Check1_Copy_105_Copy_54_Copy_2"/>
-            <w:bookmarkEnd w:id="338"/>
+            <w:bookmarkStart w:id="841" w:name="Check1_Copy_105_Copy_54_Copy_2"/>
+            <w:bookmarkStart w:id="842" w:name="Check1_Copy_105_Copy_54_Copy_2"/>
+            <w:bookmarkEnd w:id="842"/>
             <w:r>
               <w:rPr>
                 <w:rFonts w:eastAsia="Times New Roman" w:cs="Times New Roman"/>
@@ -23347,6 +24214,12 @@
               </w:rPr>
               <w:fldChar w:fldCharType="end"/>
             </w:r>
+            <w:bookmarkStart w:id="843" w:name="Check1_Copy_105_Copy_54_Copy_2_Copy_1"/>
+            <w:bookmarkStart w:id="844" w:name="Check1_Copy_105_Copy_54_Copy_2_Copy_1"/>
+            <w:bookmarkStart w:id="845" w:name="Check1_Copy_105_Copy_54_Copy_2"/>
+            <w:bookmarkEnd w:id="843"/>
+            <w:bookmarkEnd w:id="844"/>
+            <w:bookmarkEnd w:id="845"/>
             <w:r>
               <w:rPr>
                 <w:rFonts w:eastAsia="Times New Roman" w:cs="Times New Roman"/>
@@ -23409,9 +24282,9 @@
               </w:rPr>
               <w:fldChar w:fldCharType="separate"/>
             </w:r>
-            <w:bookmarkStart w:id="339" w:name="Check2_Copy_210_Copy_54_Copy_2"/>
-            <w:bookmarkStart w:id="340" w:name="Check2_Copy_210_Copy_54_Copy_2"/>
-            <w:bookmarkEnd w:id="340"/>
+            <w:bookmarkStart w:id="846" w:name="Check2_Copy_210_Copy_54_Copy_2"/>
+            <w:bookmarkStart w:id="847" w:name="Check2_Copy_210_Copy_54_Copy_2"/>
+            <w:bookmarkEnd w:id="847"/>
             <w:r>
               <w:rPr>
                 <w:rFonts w:eastAsia="Times New Roman" w:cs="Times New Roman"/>
@@ -23427,6 +24300,12 @@
               </w:rPr>
               <w:fldChar w:fldCharType="end"/>
             </w:r>
+            <w:bookmarkStart w:id="848" w:name="Check2_Copy_210_Copy_54_Copy_2_Copy_1"/>
+            <w:bookmarkStart w:id="849" w:name="Check2_Copy_210_Copy_54_Copy_2_Copy_1"/>
+            <w:bookmarkStart w:id="850" w:name="Check2_Copy_210_Copy_54_Copy_2"/>
+            <w:bookmarkEnd w:id="848"/>
+            <w:bookmarkEnd w:id="849"/>
+            <w:bookmarkEnd w:id="850"/>
             <w:r>
               <w:rPr>
                 <w:rFonts w:eastAsia="Times New Roman" w:cs="Times New Roman"/>
@@ -23489,9 +24368,9 @@
               </w:rPr>
               <w:fldChar w:fldCharType="separate"/>
             </w:r>
-            <w:bookmarkStart w:id="341" w:name="Check2_Copy_211_Copy_54_Copy_2"/>
-            <w:bookmarkStart w:id="342" w:name="Check2_Copy_211_Copy_54_Copy_2"/>
-            <w:bookmarkEnd w:id="342"/>
+            <w:bookmarkStart w:id="851" w:name="Check2_Copy_211_Copy_54_Copy_2"/>
+            <w:bookmarkStart w:id="852" w:name="Check2_Copy_211_Copy_54_Copy_2"/>
+            <w:bookmarkEnd w:id="852"/>
             <w:r>
               <w:rPr>
                 <w:rFonts w:eastAsia="Times New Roman" w:cs="Times New Roman"/>
@@ -23507,6 +24386,12 @@
               </w:rPr>
               <w:fldChar w:fldCharType="end"/>
             </w:r>
+            <w:bookmarkStart w:id="853" w:name="Check2_Copy_211_Copy_54_Copy_2_Copy_1"/>
+            <w:bookmarkStart w:id="854" w:name="Check2_Copy_211_Copy_54_Copy_2_Copy_1"/>
+            <w:bookmarkStart w:id="855" w:name="Check2_Copy_211_Copy_54_Copy_2"/>
+            <w:bookmarkEnd w:id="853"/>
+            <w:bookmarkEnd w:id="854"/>
+            <w:bookmarkEnd w:id="855"/>
             <w:r>
               <w:rPr>
                 <w:rFonts w:eastAsia="Times New Roman" w:cs="Times New Roman"/>
@@ -23578,11 +24463,9 @@
       </w:pPr>
       <w:r>
         <w:rPr>
-          <w:b w:val="false"/>
-          <w:bCs w:val="false"/>
-          <w:color w:val="000000"/>
-          <w:sz w:val="23"/>
-          <w:szCs w:val="20"/>
+          <w:color w:val="000000"/>
+          <w:sz w:val="23"/>
+          <w:szCs w:val="23"/>
         </w:rPr>
       </w:r>
     </w:p>
@@ -23684,9 +24567,9 @@
               </w:rPr>
               <w:fldChar w:fldCharType="separate"/>
             </w:r>
-            <w:bookmarkStart w:id="343" w:name="Check1_Copy_105_Copy_55"/>
-            <w:bookmarkStart w:id="344" w:name="Check1_Copy_105_Copy_55"/>
-            <w:bookmarkEnd w:id="344"/>
+            <w:bookmarkStart w:id="856" w:name="Check1_Copy_105_Copy_55"/>
+            <w:bookmarkStart w:id="857" w:name="Check1_Copy_105_Copy_55"/>
+            <w:bookmarkEnd w:id="857"/>
             <w:r>
               <w:rPr>
                 <w:rFonts w:eastAsia="Times New Roman" w:cs="Times New Roman"/>
@@ -23702,6 +24585,12 @@
               </w:rPr>
               <w:fldChar w:fldCharType="end"/>
             </w:r>
+            <w:bookmarkStart w:id="858" w:name="Check1_Copy_105_Copy_55_Copy_1"/>
+            <w:bookmarkStart w:id="859" w:name="Check1_Copy_105_Copy_55_Copy_1"/>
+            <w:bookmarkStart w:id="860" w:name="Check1_Copy_105_Copy_55"/>
+            <w:bookmarkEnd w:id="858"/>
+            <w:bookmarkEnd w:id="859"/>
+            <w:bookmarkEnd w:id="860"/>
             <w:r>
               <w:rPr>
                 <w:rFonts w:eastAsia="Times New Roman" w:cs="Times New Roman"/>
@@ -23764,9 +24653,9 @@
               </w:rPr>
               <w:fldChar w:fldCharType="separate"/>
             </w:r>
-            <w:bookmarkStart w:id="345" w:name="Check2_Copy_210_Copy_55"/>
-            <w:bookmarkStart w:id="346" w:name="Check2_Copy_210_Copy_55"/>
-            <w:bookmarkEnd w:id="346"/>
+            <w:bookmarkStart w:id="861" w:name="Check2_Copy_210_Copy_55"/>
+            <w:bookmarkStart w:id="862" w:name="Check2_Copy_210_Copy_55"/>
+            <w:bookmarkEnd w:id="862"/>
             <w:r>
               <w:rPr>
                 <w:rFonts w:eastAsia="Times New Roman" w:cs="Times New Roman"/>
@@ -23782,6 +24671,12 @@
               </w:rPr>
               <w:fldChar w:fldCharType="end"/>
             </w:r>
+            <w:bookmarkStart w:id="863" w:name="Check2_Copy_210_Copy_55_Copy_1"/>
+            <w:bookmarkStart w:id="864" w:name="Check2_Copy_210_Copy_55_Copy_1"/>
+            <w:bookmarkStart w:id="865" w:name="Check2_Copy_210_Copy_55"/>
+            <w:bookmarkEnd w:id="863"/>
+            <w:bookmarkEnd w:id="864"/>
+            <w:bookmarkEnd w:id="865"/>
             <w:r>
               <w:rPr>
                 <w:rFonts w:eastAsia="Times New Roman" w:cs="Times New Roman"/>
@@ -23844,9 +24739,9 @@
               </w:rPr>
               <w:fldChar w:fldCharType="separate"/>
             </w:r>
-            <w:bookmarkStart w:id="347" w:name="Check2_Copy_211_Copy_55"/>
-            <w:bookmarkStart w:id="348" w:name="Check2_Copy_211_Copy_55"/>
-            <w:bookmarkEnd w:id="348"/>
+            <w:bookmarkStart w:id="866" w:name="Check2_Copy_211_Copy_55"/>
+            <w:bookmarkStart w:id="867" w:name="Check2_Copy_211_Copy_55"/>
+            <w:bookmarkEnd w:id="867"/>
             <w:r>
               <w:rPr>
                 <w:rFonts w:eastAsia="Times New Roman" w:cs="Times New Roman"/>
@@ -23862,6 +24757,12 @@
               </w:rPr>
               <w:fldChar w:fldCharType="end"/>
             </w:r>
+            <w:bookmarkStart w:id="868" w:name="Check2_Copy_211_Copy_55_Copy_1"/>
+            <w:bookmarkStart w:id="869" w:name="Check2_Copy_211_Copy_55_Copy_1"/>
+            <w:bookmarkStart w:id="870" w:name="Check2_Copy_211_Copy_55"/>
+            <w:bookmarkEnd w:id="868"/>
+            <w:bookmarkEnd w:id="869"/>
+            <w:bookmarkEnd w:id="870"/>
             <w:r>
               <w:rPr>
                 <w:rFonts w:eastAsia="Times New Roman" w:cs="Times New Roman"/>
@@ -23933,11 +24834,9 @@
       </w:pPr>
       <w:r>
         <w:rPr>
-          <w:b w:val="false"/>
-          <w:bCs w:val="false"/>
-          <w:color w:val="000000"/>
-          <w:sz w:val="23"/>
-          <w:szCs w:val="20"/>
+          <w:color w:val="000000"/>
+          <w:sz w:val="23"/>
+          <w:szCs w:val="23"/>
         </w:rPr>
       </w:r>
     </w:p>
@@ -24039,9 +24938,9 @@
               </w:rPr>
               <w:fldChar w:fldCharType="separate"/>
             </w:r>
-            <w:bookmarkStart w:id="349" w:name="Check1_Copy_105_Copy_56"/>
-            <w:bookmarkStart w:id="350" w:name="Check1_Copy_105_Copy_56"/>
-            <w:bookmarkEnd w:id="350"/>
+            <w:bookmarkStart w:id="871" w:name="Check1_Copy_105_Copy_56"/>
+            <w:bookmarkStart w:id="872" w:name="Check1_Copy_105_Copy_56"/>
+            <w:bookmarkEnd w:id="872"/>
             <w:r>
               <w:rPr>
                 <w:rFonts w:eastAsia="Times New Roman" w:cs="Times New Roman"/>
@@ -24057,6 +24956,12 @@
               </w:rPr>
               <w:fldChar w:fldCharType="end"/>
             </w:r>
+            <w:bookmarkStart w:id="873" w:name="Check1_Copy_105_Copy_56_Copy_1"/>
+            <w:bookmarkStart w:id="874" w:name="Check1_Copy_105_Copy_56_Copy_1"/>
+            <w:bookmarkStart w:id="875" w:name="Check1_Copy_105_Copy_56"/>
+            <w:bookmarkEnd w:id="873"/>
+            <w:bookmarkEnd w:id="874"/>
+            <w:bookmarkEnd w:id="875"/>
             <w:r>
               <w:rPr>
                 <w:rFonts w:eastAsia="Times New Roman" w:cs="Times New Roman"/>
@@ -24119,9 +25024,9 @@
               </w:rPr>
               <w:fldChar w:fldCharType="separate"/>
             </w:r>
-            <w:bookmarkStart w:id="351" w:name="Check2_Copy_210_Copy_56"/>
-            <w:bookmarkStart w:id="352" w:name="Check2_Copy_210_Copy_56"/>
-            <w:bookmarkEnd w:id="352"/>
+            <w:bookmarkStart w:id="876" w:name="Check2_Copy_210_Copy_56"/>
+            <w:bookmarkStart w:id="877" w:name="Check2_Copy_210_Copy_56"/>
+            <w:bookmarkEnd w:id="877"/>
             <w:r>
               <w:rPr>
                 <w:rFonts w:eastAsia="Times New Roman" w:cs="Times New Roman"/>
@@ -24137,6 +25042,12 @@
               </w:rPr>
               <w:fldChar w:fldCharType="end"/>
             </w:r>
+            <w:bookmarkStart w:id="878" w:name="Check2_Copy_210_Copy_56_Copy_1"/>
+            <w:bookmarkStart w:id="879" w:name="Check2_Copy_210_Copy_56_Copy_1"/>
+            <w:bookmarkStart w:id="880" w:name="Check2_Copy_210_Copy_56"/>
+            <w:bookmarkEnd w:id="878"/>
+            <w:bookmarkEnd w:id="879"/>
+            <w:bookmarkEnd w:id="880"/>
             <w:r>
               <w:rPr>
                 <w:rFonts w:eastAsia="Times New Roman" w:cs="Times New Roman"/>
@@ -24199,9 +25110,9 @@
               </w:rPr>
               <w:fldChar w:fldCharType="separate"/>
             </w:r>
-            <w:bookmarkStart w:id="353" w:name="Check2_Copy_211_Copy_56"/>
-            <w:bookmarkStart w:id="354" w:name="Check2_Copy_211_Copy_56"/>
-            <w:bookmarkEnd w:id="354"/>
+            <w:bookmarkStart w:id="881" w:name="Check2_Copy_211_Copy_56"/>
+            <w:bookmarkStart w:id="882" w:name="Check2_Copy_211_Copy_56"/>
+            <w:bookmarkEnd w:id="882"/>
             <w:r>
               <w:rPr>
                 <w:rFonts w:eastAsia="Times New Roman" w:cs="Times New Roman"/>
@@ -24217,6 +25128,12 @@
               </w:rPr>
               <w:fldChar w:fldCharType="end"/>
             </w:r>
+            <w:bookmarkStart w:id="883" w:name="Check2_Copy_211_Copy_56_Copy_1"/>
+            <w:bookmarkStart w:id="884" w:name="Check2_Copy_211_Copy_56_Copy_1"/>
+            <w:bookmarkStart w:id="885" w:name="Check2_Copy_211_Copy_56"/>
+            <w:bookmarkEnd w:id="883"/>
+            <w:bookmarkEnd w:id="884"/>
+            <w:bookmarkEnd w:id="885"/>
             <w:r>
               <w:rPr>
                 <w:rFonts w:eastAsia="Times New Roman" w:cs="Times New Roman"/>
@@ -24288,11 +25205,9 @@
       </w:pPr>
       <w:r>
         <w:rPr>
-          <w:b w:val="false"/>
-          <w:bCs w:val="false"/>
-          <w:color w:val="000000"/>
-          <w:sz w:val="23"/>
-          <w:szCs w:val="20"/>
+          <w:color w:val="000000"/>
+          <w:sz w:val="23"/>
+          <w:szCs w:val="23"/>
         </w:rPr>
       </w:r>
     </w:p>
@@ -24420,9 +25335,9 @@
               </w:rPr>
               <w:fldChar w:fldCharType="separate"/>
             </w:r>
-            <w:bookmarkStart w:id="355" w:name="Check1_Copy_105_Copy_57"/>
-            <w:bookmarkStart w:id="356" w:name="Check1_Copy_105_Copy_57"/>
-            <w:bookmarkEnd w:id="356"/>
+            <w:bookmarkStart w:id="886" w:name="Check1_Copy_105_Copy_57"/>
+            <w:bookmarkStart w:id="887" w:name="Check1_Copy_105_Copy_57"/>
+            <w:bookmarkEnd w:id="887"/>
             <w:r>
               <w:rPr>
                 <w:rFonts w:eastAsia="Times New Roman" w:cs="Times New Roman"/>
@@ -24438,6 +25353,12 @@
               </w:rPr>
               <w:fldChar w:fldCharType="end"/>
             </w:r>
+            <w:bookmarkStart w:id="888" w:name="Check1_Copy_105_Copy_57_Copy_1"/>
+            <w:bookmarkStart w:id="889" w:name="Check1_Copy_105_Copy_57_Copy_1"/>
+            <w:bookmarkStart w:id="890" w:name="Check1_Copy_105_Copy_57"/>
+            <w:bookmarkEnd w:id="888"/>
+            <w:bookmarkEnd w:id="889"/>
+            <w:bookmarkEnd w:id="890"/>
             <w:r>
               <w:rPr>
                 <w:rFonts w:eastAsia="Times New Roman" w:cs="Times New Roman"/>
@@ -24500,9 +25421,9 @@
               </w:rPr>
               <w:fldChar w:fldCharType="separate"/>
             </w:r>
-            <w:bookmarkStart w:id="357" w:name="Check2_Copy_210_Copy_57"/>
-            <w:bookmarkStart w:id="358" w:name="Check2_Copy_210_Copy_57"/>
-            <w:bookmarkEnd w:id="358"/>
+            <w:bookmarkStart w:id="891" w:name="Check2_Copy_210_Copy_57"/>
+            <w:bookmarkStart w:id="892" w:name="Check2_Copy_210_Copy_57"/>
+            <w:bookmarkEnd w:id="892"/>
             <w:r>
               <w:rPr>
                 <w:rFonts w:eastAsia="Times New Roman" w:cs="Times New Roman"/>
@@ -24518,6 +25439,12 @@
               </w:rPr>
               <w:fldChar w:fldCharType="end"/>
             </w:r>
+            <w:bookmarkStart w:id="893" w:name="Check2_Copy_210_Copy_57_Copy_1"/>
+            <w:bookmarkStart w:id="894" w:name="Check2_Copy_210_Copy_57_Copy_1"/>
+            <w:bookmarkStart w:id="895" w:name="Check2_Copy_210_Copy_57"/>
+            <w:bookmarkEnd w:id="893"/>
+            <w:bookmarkEnd w:id="894"/>
+            <w:bookmarkEnd w:id="895"/>
             <w:r>
               <w:rPr>
                 <w:rFonts w:eastAsia="Times New Roman" w:cs="Times New Roman"/>
@@ -24580,9 +25507,9 @@
               </w:rPr>
               <w:fldChar w:fldCharType="separate"/>
             </w:r>
-            <w:bookmarkStart w:id="359" w:name="Check2_Copy_211_Copy_57"/>
-            <w:bookmarkStart w:id="360" w:name="Check2_Copy_211_Copy_57"/>
-            <w:bookmarkEnd w:id="360"/>
+            <w:bookmarkStart w:id="896" w:name="Check2_Copy_211_Copy_57"/>
+            <w:bookmarkStart w:id="897" w:name="Check2_Copy_211_Copy_57"/>
+            <w:bookmarkEnd w:id="897"/>
             <w:r>
               <w:rPr>
                 <w:rFonts w:eastAsia="Times New Roman" w:cs="Times New Roman"/>
@@ -24598,6 +25525,12 @@
               </w:rPr>
               <w:fldChar w:fldCharType="end"/>
             </w:r>
+            <w:bookmarkStart w:id="898" w:name="Check2_Copy_211_Copy_57_Copy_1"/>
+            <w:bookmarkStart w:id="899" w:name="Check2_Copy_211_Copy_57_Copy_1"/>
+            <w:bookmarkStart w:id="900" w:name="Check2_Copy_211_Copy_57"/>
+            <w:bookmarkEnd w:id="898"/>
+            <w:bookmarkEnd w:id="899"/>
+            <w:bookmarkEnd w:id="900"/>
             <w:r>
               <w:rPr>
                 <w:rFonts w:eastAsia="Times New Roman" w:cs="Times New Roman"/>
@@ -24737,15 +25670,15 @@
         </w:tblCellMar>
       </w:tblPr>
       <w:tblGrid>
-        <w:gridCol w:w="1614"/>
-        <w:gridCol w:w="5491"/>
+        <w:gridCol w:w="1611"/>
+        <w:gridCol w:w="5494"/>
         <w:gridCol w:w="1890"/>
       </w:tblGrid>
       <w:tr>
         <w:trPr/>
         <w:tc>
           <w:tcPr>
-            <w:tcW w:w="1614" w:type="dxa"/>
+            <w:tcW w:w="1611" w:type="dxa"/>
             <w:tcBorders>
               <w:top w:val="single" w:sz="4" w:space="0" w:color="000000"/>
               <w:start w:val="single" w:sz="4" w:space="0" w:color="000000"/>
@@ -24779,7 +25712,7 @@
         </w:tc>
         <w:tc>
           <w:tcPr>
-            <w:tcW w:w="5491" w:type="dxa"/>
+            <w:tcW w:w="5494" w:type="dxa"/>
             <w:tcBorders>
               <w:top w:val="single" w:sz="4" w:space="0" w:color="000000"/>
               <w:start w:val="single" w:sz="4" w:space="0" w:color="000000"/>
@@ -24854,7 +25787,7 @@
         <w:trPr/>
         <w:tc>
           <w:tcPr>
-            <w:tcW w:w="1614" w:type="dxa"/>
+            <w:tcW w:w="1611" w:type="dxa"/>
             <w:tcBorders>
               <w:top w:val="single" w:sz="4" w:space="0" w:color="000000"/>
               <w:start w:val="single" w:sz="4" w:space="0" w:color="000000"/>
@@ -24884,7 +25817,7 @@
         </w:tc>
         <w:tc>
           <w:tcPr>
-            <w:tcW w:w="5491" w:type="dxa"/>
+            <w:tcW w:w="5494" w:type="dxa"/>
             <w:tcBorders>
               <w:top w:val="single" w:sz="4" w:space="0" w:color="000000"/>
               <w:start w:val="single" w:sz="4" w:space="0" w:color="000000"/>
@@ -24947,7 +25880,7 @@
         <w:trPr/>
         <w:tc>
           <w:tcPr>
-            <w:tcW w:w="1614" w:type="dxa"/>
+            <w:tcW w:w="1611" w:type="dxa"/>
             <w:tcBorders>
               <w:top w:val="single" w:sz="4" w:space="0" w:color="000000"/>
               <w:start w:val="single" w:sz="4" w:space="0" w:color="000000"/>
@@ -24977,7 +25910,7 @@
         </w:tc>
         <w:tc>
           <w:tcPr>
-            <w:tcW w:w="5491" w:type="dxa"/>
+            <w:tcW w:w="5494" w:type="dxa"/>
             <w:tcBorders>
               <w:top w:val="single" w:sz="4" w:space="0" w:color="000000"/>
               <w:start w:val="single" w:sz="4" w:space="0" w:color="000000"/>
@@ -25040,7 +25973,7 @@
         <w:trPr/>
         <w:tc>
           <w:tcPr>
-            <w:tcW w:w="1614" w:type="dxa"/>
+            <w:tcW w:w="1611" w:type="dxa"/>
             <w:tcBorders>
               <w:top w:val="single" w:sz="4" w:space="0" w:color="000000"/>
               <w:start w:val="single" w:sz="4" w:space="0" w:color="000000"/>
@@ -25070,7 +26003,7 @@
         </w:tc>
         <w:tc>
           <w:tcPr>
-            <w:tcW w:w="5491" w:type="dxa"/>
+            <w:tcW w:w="5494" w:type="dxa"/>
             <w:tcBorders>
               <w:top w:val="single" w:sz="4" w:space="0" w:color="000000"/>
               <w:start w:val="single" w:sz="4" w:space="0" w:color="000000"/>
@@ -25133,7 +26066,7 @@
         <w:trPr/>
         <w:tc>
           <w:tcPr>
-            <w:tcW w:w="1614" w:type="dxa"/>
+            <w:tcW w:w="1611" w:type="dxa"/>
             <w:tcBorders>
               <w:top w:val="single" w:sz="4" w:space="0" w:color="000000"/>
               <w:start w:val="single" w:sz="4" w:space="0" w:color="000000"/>
@@ -25163,7 +26096,7 @@
         </w:tc>
         <w:tc>
           <w:tcPr>
-            <w:tcW w:w="5491" w:type="dxa"/>
+            <w:tcW w:w="5494" w:type="dxa"/>
             <w:tcBorders>
               <w:top w:val="single" w:sz="4" w:space="0" w:color="000000"/>
               <w:start w:val="single" w:sz="4" w:space="0" w:color="000000"/>
@@ -25226,7 +26159,7 @@
         <w:trPr/>
         <w:tc>
           <w:tcPr>
-            <w:tcW w:w="1614" w:type="dxa"/>
+            <w:tcW w:w="1611" w:type="dxa"/>
             <w:tcBorders>
               <w:top w:val="single" w:sz="4" w:space="0" w:color="000000"/>
               <w:start w:val="single" w:sz="4" w:space="0" w:color="000000"/>
@@ -25256,7 +26189,7 @@
         </w:tc>
         <w:tc>
           <w:tcPr>
-            <w:tcW w:w="5491" w:type="dxa"/>
+            <w:tcW w:w="5494" w:type="dxa"/>
             <w:tcBorders>
               <w:top w:val="single" w:sz="4" w:space="0" w:color="000000"/>
               <w:start w:val="single" w:sz="4" w:space="0" w:color="000000"/>
@@ -25319,7 +26252,7 @@
         <w:trPr/>
         <w:tc>
           <w:tcPr>
-            <w:tcW w:w="1614" w:type="dxa"/>
+            <w:tcW w:w="1611" w:type="dxa"/>
             <w:tcBorders>
               <w:top w:val="single" w:sz="4" w:space="0" w:color="000000"/>
               <w:start w:val="single" w:sz="4" w:space="0" w:color="000000"/>
@@ -25349,7 +26282,7 @@
         </w:tc>
         <w:tc>
           <w:tcPr>
-            <w:tcW w:w="5491" w:type="dxa"/>
+            <w:tcW w:w="5494" w:type="dxa"/>
             <w:tcBorders>
               <w:top w:val="single" w:sz="4" w:space="0" w:color="000000"/>
               <w:start w:val="single" w:sz="4" w:space="0" w:color="000000"/>
@@ -25412,7 +26345,7 @@
         <w:trPr/>
         <w:tc>
           <w:tcPr>
-            <w:tcW w:w="1614" w:type="dxa"/>
+            <w:tcW w:w="1611" w:type="dxa"/>
             <w:tcBorders>
               <w:top w:val="single" w:sz="4" w:space="0" w:color="000000"/>
               <w:start w:val="single" w:sz="4" w:space="0" w:color="000000"/>
@@ -25442,7 +26375,7 @@
         </w:tc>
         <w:tc>
           <w:tcPr>
-            <w:tcW w:w="5491" w:type="dxa"/>
+            <w:tcW w:w="5494" w:type="dxa"/>
             <w:tcBorders>
               <w:top w:val="single" w:sz="4" w:space="0" w:color="000000"/>
               <w:start w:val="single" w:sz="4" w:space="0" w:color="000000"/>
@@ -25505,7 +26438,7 @@
         <w:trPr/>
         <w:tc>
           <w:tcPr>
-            <w:tcW w:w="1614" w:type="dxa"/>
+            <w:tcW w:w="1611" w:type="dxa"/>
             <w:tcBorders>
               <w:top w:val="single" w:sz="4" w:space="0" w:color="000000"/>
               <w:start w:val="single" w:sz="4" w:space="0" w:color="000000"/>
@@ -25535,7 +26468,7 @@
         </w:tc>
         <w:tc>
           <w:tcPr>
-            <w:tcW w:w="5491" w:type="dxa"/>
+            <w:tcW w:w="5494" w:type="dxa"/>
             <w:tcBorders>
               <w:top w:val="single" w:sz="4" w:space="0" w:color="000000"/>
               <w:start w:val="single" w:sz="4" w:space="0" w:color="000000"/>
@@ -25611,7 +26544,9 @@
       </w:r>
     </w:p>
     <w:sectPr>
-      <w:headerReference w:type="default" r:id="rId3"/>
+      <w:headerReference w:type="even" r:id="rId3"/>
+      <w:headerReference w:type="default" r:id="rId4"/>
+      <w:headerReference w:type="first" r:id="rId5"/>
       <w:type w:val="nextPage"/>
       <w:pgSz w:w="12240" w:h="15840"/>
       <w:pgMar w:left="1134" w:right="1134" w:gutter="0" w:header="1134" w:top="1693" w:footer="0" w:bottom="1134"/>
@@ -25629,6 +26564,20 @@
   <w:p>
     <w:pPr>
       <w:pStyle w:val="Header"/>
+      <w:rPr/>
+    </w:pPr>
+    <w:r>
+      <w:rPr/>
+    </w:r>
+  </w:p>
+</w:hdr>
+</file>
+
+<file path=word/header2.xml><?xml version="1.0" encoding="utf-8"?>
+<w:hdr xmlns:o="urn:schemas-microsoft-com:office:office" xmlns:r="http://schemas.openxmlformats.org/officeDocument/2006/relationships" xmlns:v="urn:schemas-microsoft-com:vml" xmlns:w="http://schemas.openxmlformats.org/wordprocessingml/2006/main" xmlns:w10="urn:schemas-microsoft-com:office:word" xmlns:wp="http://schemas.openxmlformats.org/drawingml/2006/wordprocessingDrawing" xmlns:pic="http://schemas.openxmlformats.org/drawingml/2006/picture" xmlns:wps="http://schemas.microsoft.com/office/word/2010/wordprocessingShape" xmlns:wpg="http://schemas.microsoft.com/office/word/2010/wordprocessingGroup" xmlns:mc="http://schemas.openxmlformats.org/markup-compatibility/2006" xmlns:wp14="http://schemas.microsoft.com/office/word/2010/wordprocessingDrawing" xmlns:w14="http://schemas.microsoft.com/office/word/2010/wordml" xmlns:w15="http://schemas.microsoft.com/office/word/2012/wordml" mc:Ignorable="w14 wp14 w15">
+  <w:p>
+    <w:pPr>
+      <w:pStyle w:val="Header"/>
       <w:bidi w:val="0"/>
       <w:jc w:val="start"/>
       <w:rPr>
@@ -25640,7 +26589,7 @@
       <mc:AlternateContent>
         <mc:Choice Requires="wps">
           <w:drawing>
-            <wp:anchor distT="19050" distB="19050" distL="19050" distR="19050" simplePos="0" relativeHeight="12" behindDoc="1" locked="0" layoutInCell="1" allowOverlap="1">
+            <wp:anchor distT="14605" distB="14605" distL="14605" distR="14605" simplePos="0" relativeHeight="12" behindDoc="1" locked="0" layoutInCell="1" allowOverlap="1">
               <wp:simplePos x="0" y="0"/>
               <wp:positionH relativeFrom="column">
                 <wp:posOffset>0</wp:posOffset>
@@ -25652,6 +26601,120 @@
               <wp:effectExtent l="14605" t="14605" r="14605" b="14605"/>
               <wp:wrapNone/>
               <wp:docPr id="1" name="Line 1"/>
+              <a:graphic xmlns:a="http://schemas.openxmlformats.org/drawingml/2006/main">
+                <a:graphicData uri="http://schemas.microsoft.com/office/word/2010/wordprocessingShape">
+                  <wps:wsp>
+                    <wps:cNvSpPr/>
+                    <wps:spPr>
+                      <a:xfrm>
+                        <a:off x="0" y="0"/>
+                        <a:ext cx="5943600" cy="0"/>
+                      </a:xfrm>
+                      <a:prstGeom prst="line">
+                        <a:avLst/>
+                      </a:prstGeom>
+                      <a:ln w="28440">
+                        <a:solidFill>
+                          <a:srgbClr val="000000"/>
+                        </a:solidFill>
+                        <a:round/>
+                      </a:ln>
+                    </wps:spPr>
+                    <wps:style>
+                      <a:lnRef idx="0"/>
+                      <a:fillRef idx="0"/>
+                      <a:effectRef idx="0"/>
+                      <a:fontRef idx="minor"/>
+                    </wps:style>
+                    <wps:bodyPr/>
+                  </wps:wsp>
+                </a:graphicData>
+              </a:graphic>
+            </wp:anchor>
+          </w:drawing>
+        </mc:Choice>
+        <mc:Fallback>
+          <w:pict>
+            <v:line id="shape_0" from="0pt,17.95pt" to="467.95pt,17.95pt" stroked="t" o:allowincell="f" style="position:absolute">
+              <v:stroke color="black" weight="28440" joinstyle="round" endcap="flat"/>
+              <v:fill o:detectmouseclick="t" on="false"/>
+              <w10:wrap type="none"/>
+            </v:line>
+          </w:pict>
+        </mc:Fallback>
+      </mc:AlternateContent>
+    </w:r>
+    <w:r>
+      <w:rPr>
+        <w:b/>
+        <w:bCs/>
+      </w:rPr>
+      <w:t>&lt;&lt;</w:t>
+    </w:r>
+    <w:r>
+      <w:rPr>
+        <w:b/>
+        <w:bCs/>
+        <w:color w:val="FF0000"/>
+      </w:rPr>
+      <w:t>Insert name</w:t>
+    </w:r>
+    <w:r>
+      <w:rPr>
+        <w:b/>
+        <w:bCs/>
+      </w:rPr>
+      <w:t xml:space="preserve">&gt;&gt; SYSTEM SECURITY PLAN   </w:t>
+      <w:tab/>
+      <w:t xml:space="preserve">                    Last Updated:  &lt;&lt;</w:t>
+    </w:r>
+    <w:r>
+      <w:rPr>
+        <w:b/>
+        <w:bCs/>
+        <w:color w:val="FF0000"/>
+      </w:rPr>
+      <w:t>Insert date</w:t>
+    </w:r>
+    <w:r>
+      <w:rPr>
+        <w:b/>
+        <w:bCs/>
+      </w:rPr>
+      <w:t>&gt;&gt;</w:t>
+    </w:r>
+  </w:p>
+</w:hdr>
+</file>
+
+<file path=word/header3.xml><?xml version="1.0" encoding="utf-8"?>
+<w:hdr xmlns:o="urn:schemas-microsoft-com:office:office" xmlns:r="http://schemas.openxmlformats.org/officeDocument/2006/relationships" xmlns:v="urn:schemas-microsoft-com:vml" xmlns:w="http://schemas.openxmlformats.org/wordprocessingml/2006/main" xmlns:w10="urn:schemas-microsoft-com:office:word" xmlns:wp="http://schemas.openxmlformats.org/drawingml/2006/wordprocessingDrawing" xmlns:pic="http://schemas.openxmlformats.org/drawingml/2006/picture" xmlns:wps="http://schemas.microsoft.com/office/word/2010/wordprocessingShape" xmlns:wpg="http://schemas.microsoft.com/office/word/2010/wordprocessingGroup" xmlns:mc="http://schemas.openxmlformats.org/markup-compatibility/2006" xmlns:wp14="http://schemas.microsoft.com/office/word/2010/wordprocessingDrawing" xmlns:w14="http://schemas.microsoft.com/office/word/2010/wordml" xmlns:w15="http://schemas.microsoft.com/office/word/2012/wordml" mc:Ignorable="w14 wp14 w15">
+  <w:p>
+    <w:pPr>
+      <w:pStyle w:val="Header"/>
+      <w:bidi w:val="0"/>
+      <w:jc w:val="start"/>
+      <w:rPr>
+        <w:b/>
+        <w:bCs/>
+      </w:rPr>
+    </w:pPr>
+    <w:r>
+      <mc:AlternateContent>
+        <mc:Choice Requires="wps">
+          <w:drawing>
+            <wp:anchor distT="14605" distB="14605" distL="14605" distR="14605" simplePos="0" relativeHeight="12" behindDoc="1" locked="0" layoutInCell="1" allowOverlap="1">
+              <wp:simplePos x="0" y="0"/>
+              <wp:positionH relativeFrom="column">
+                <wp:posOffset>0</wp:posOffset>
+              </wp:positionH>
+              <wp:positionV relativeFrom="paragraph">
+                <wp:posOffset>227965</wp:posOffset>
+              </wp:positionV>
+              <wp:extent cx="5943600" cy="0"/>
+              <wp:effectExtent l="14605" t="14605" r="14605" b="14605"/>
+              <wp:wrapNone/>
+              <wp:docPr id="2" name="Line 1"/>
               <a:graphic xmlns:a="http://schemas.openxmlformats.org/drawingml/2006/main">
                 <a:graphicData uri="http://schemas.microsoft.com/office/word/2010/wordprocessingShape">
                   <wps:wsp>
@@ -25890,7 +26953,7 @@
       <w:start w:val="1"/>
       <w:numFmt w:val="none"/>
       <w:suff w:val="nothing"/>
-      <w:lvlText w:val="%1"/>
+      <w:lvlText w:val=""/>
       <w:lvlJc w:val="start"/>
       <w:pPr>
         <w:tabs>
@@ -25903,7 +26966,7 @@
       <w:start w:val="1"/>
       <w:numFmt w:val="none"/>
       <w:suff w:val="nothing"/>
-      <w:lvlText w:val="%2"/>
+      <w:lvlText w:val=""/>
       <w:lvlJc w:val="start"/>
       <w:pPr>
         <w:tabs>
@@ -25916,7 +26979,7 @@
       <w:start w:val="1"/>
       <w:numFmt w:val="none"/>
       <w:suff w:val="nothing"/>
-      <w:lvlText w:val="%3"/>
+      <w:lvlText w:val=""/>
       <w:lvlJc w:val="start"/>
       <w:pPr>
         <w:tabs>
@@ -25929,7 +26992,7 @@
       <w:start w:val="1"/>
       <w:numFmt w:val="none"/>
       <w:suff w:val="nothing"/>
-      <w:lvlText w:val="%4"/>
+      <w:lvlText w:val=""/>
       <w:lvlJc w:val="start"/>
       <w:pPr>
         <w:tabs>
@@ -25942,7 +27005,7 @@
       <w:start w:val="1"/>
       <w:numFmt w:val="none"/>
       <w:suff w:val="nothing"/>
-      <w:lvlText w:val="%5"/>
+      <w:lvlText w:val=""/>
       <w:lvlJc w:val="start"/>
       <w:pPr>
         <w:tabs>
@@ -25955,7 +27018,7 @@
       <w:start w:val="1"/>
       <w:numFmt w:val="none"/>
       <w:suff w:val="nothing"/>
-      <w:lvlText w:val="%6"/>
+      <w:lvlText w:val=""/>
       <w:lvlJc w:val="start"/>
       <w:pPr>
         <w:tabs>
@@ -25968,7 +27031,7 @@
       <w:start w:val="1"/>
       <w:numFmt w:val="none"/>
       <w:suff w:val="nothing"/>
-      <w:lvlText w:val="%7"/>
+      <w:lvlText w:val=""/>
       <w:lvlJc w:val="start"/>
       <w:pPr>
         <w:tabs>
@@ -25981,7 +27044,7 @@
       <w:start w:val="1"/>
       <w:numFmt w:val="none"/>
       <w:suff w:val="nothing"/>
-      <w:lvlText w:val="%8"/>
+      <w:lvlText w:val=""/>
       <w:lvlJc w:val="start"/>
       <w:pPr>
         <w:tabs>
@@ -25994,7 +27057,7 @@
       <w:start w:val="1"/>
       <w:numFmt w:val="none"/>
       <w:suff w:val="nothing"/>
-      <w:lvlText w:val="%9"/>
+      <w:lvlText w:val=""/>
       <w:lvlJc w:val="start"/>
       <w:pPr>
         <w:tabs>
@@ -26027,7 +27090,6 @@
     </w:rPrDefault>
     <w:pPrDefault>
       <w:pPr>
-        <w:widowControl/>
         <w:suppressAutoHyphens w:val="true"/>
       </w:pPr>
     </w:pPrDefault>
@@ -26037,10 +27099,11 @@
     <w:qFormat/>
     <w:pPr>
       <w:widowControl/>
-      <w:kinsoku w:val="true"/>
-      <w:overflowPunct w:val="true"/>
-      <w:autoSpaceDE w:val="true"/>
+      <w:suppressAutoHyphens w:val="true"/>
+      <w:overflowPunct w:val="false"/>
       <w:bidi w:val="0"/>
+      <w:spacing w:before="0" w:after="0"/>
+      <w:jc w:val="start"/>
     </w:pPr>
     <w:rPr>
       <w:rFonts w:ascii="Times New Roman" w:hAnsi="Times New Roman" w:eastAsia="NSimSun" w:cs="Lucida Sans"/>

--- a/CMMC Level 1 SSP Template NIST.docx
+++ b/CMMC Level 1 SSP Template NIST.docx
@@ -78,7 +78,7 @@
           <w:b/>
           <w:color w:val="FF0000"/>
         </w:rPr>
-        <w:t>State the name of the system.  Spell out acronyms.</w:t>
+        <w:t>State the name of the system. Spell out acronyms.</w:t>
       </w:r>
       <w:r>
         <w:rPr/>
@@ -117,7 +117,7 @@
         <w:rPr>
           <w:b/>
         </w:rPr>
-        <w:t>System Categorization:  Low Impact for Confidentiality</w:t>
+        <w:t>System Categorization: Low Impact for Confidentiality</w:t>
       </w:r>
     </w:p>
     <w:p>
@@ -1118,7 +1118,7 @@
       </w:r>
       <w:r>
         <w:rPr/>
-        <w:t xml:space="preserve"> What is the function/purpose of the system?  </w:t>
+        <w:t xml:space="preserve">What is the function/purpose of the system? </w:t>
       </w:r>
       <w:r>
         <w:rPr>
@@ -1209,14 +1209,14 @@
         <w:rPr>
           <w:b/>
         </w:rPr>
-        <w:t xml:space="preserve">.  </w:t>
+        <w:t xml:space="preserve">. </w:t>
       </w:r>
       <w:r>
         <w:rPr>
           <w:b/>
           <w:color w:val="FF0000"/>
         </w:rPr>
-        <w:t xml:space="preserve">Include all those with privileged access such as system administrators, database administrators, application administrators, etc.  Add rows to define different roles </w:t>
+        <w:t xml:space="preserve">Include all those with privileged access such as system administrators, database administrators, application administrators, etc. Add rows to define different roles </w:t>
       </w:r>
       <w:r>
         <w:rPr>
@@ -1534,7 +1534,7 @@
         <w:rPr>
           <w:bCs/>
         </w:rPr>
-        <w:t xml:space="preserve">]. </w:t>
+        <w:t>].</w:t>
       </w:r>
     </w:p>
     <w:p>
@@ -1634,7 +1634,7 @@
       </w:r>
       <w:r>
         <w:rPr/>
-        <w:t>topology narrative and graphic that clearly depicts the system boundaries, system interconnections, and key devices.  (Note</w:t>
+        <w:t>topology narrative and graphic that clearly depicts the system boundaries, system interconnections, and key devices. (Note</w:t>
       </w:r>
       <w:r>
         <w:rPr>
@@ -1650,7 +1650,7 @@
       </w:r>
       <w:r>
         <w:rPr/>
-        <w:t xml:space="preserve">, but include an instance for each operating system in use, an instance for portable components (if applicable), all virtual and physical servers (e.g., file, print, web, database, application), as well as any networked workstations (e.g., Unix, Windows, Mac, Linux), firewalls, routers, switches, copiers, printers, lab equipment, handhelds).  If components of other systems that interconnect/interface with this system need to be shown on the diagram, denote the system boundaries by referencing the security plans or names and owners of the other system(s) in the diagram.  </w:t>
+        <w:t>, but include an instance for each operating system in use, an instance for portable components (if applicable), all virtual and physical servers (e.g., file, print, web, database, application), as well as any networked workstations (e.g., Unix, Windows, Mac, Linux), firewalls, routers, switches, copiers, printers, lab equipment, handhelds). If components of other systems that interconnect/interface with this system need to be shown on the diagram, denote the system boundaries by referencing the security plans or names and owners of the other system(s) in the diagram.</w:t>
       </w:r>
     </w:p>
     <w:p>
@@ -1738,7 +1738,7 @@
       </w:r>
       <w:r>
         <w:rPr/>
-        <w:t xml:space="preserve"> listing of all hardware (a reference to the organizational component inventory database is acceptable) and software (system software and application software) components, including make/OEM, model, version, service packs, and person or role responsible for the component.  </w:t>
+        <w:t xml:space="preserve"> listing of all hardware (a reference to the organizational component inventory database is acceptable) and software (system software and application software) components, including make/OEM, model, version, service packs, and person or role responsible for the component. </w:t>
       </w:r>
       <w:r>
         <w:rPr>
@@ -1798,7 +1798,7 @@
       </w:pPr>
       <w:r>
         <w:rPr/>
-        <w:t xml:space="preserve">List all software components installed on the system.  </w:t>
+        <w:t xml:space="preserve">List all software components installed on the system. </w:t>
       </w:r>
       <w:r>
         <w:rPr>
@@ -2025,7 +2025,7 @@
           <w:sz w:val="23"/>
           <w:szCs w:val="23"/>
         </w:rPr>
-        <w:t>Provide a thorough description of how all of the security requirements are being implemented or planned to be implemented. The description for each security requirement contains: 1) the security requirement number and description; 2) how the security requirement is being implemented or planned to be implemented; and 3) any scoping guidance that has been applied (e.g., compensating mitigation(s) in place due to implementation constraints in lieu of the stated requirement).  If the requirement is not applicable to the system, provide rationale.</w:t>
+        <w:t>Provide a thorough description of how all of the security requirements are being implemented or planned to be implemented. The description for each security requirement contains: 1) the security requirement number and description; 2) how the security requirement is being implemented or planned to be implemented; and 3) any scoping guidance that has been applied (e.g., compensating mitigation(s) in place due to implementation constraints in lieu of the stated requirement). If the requirement is Not Applicableto the system, provide rationale.</w:t>
       </w:r>
     </w:p>
     <w:p>
@@ -2287,11 +2287,13 @@
               <w:fldChar w:fldCharType="end"/>
             </w:r>
             <w:bookmarkStart w:id="3" w:name="Check1_Copy_105_Copy_1"/>
-            <w:bookmarkStart w:id="4" w:name="Check1_Copy_105_Copy_1"/>
-            <w:bookmarkStart w:id="5" w:name="Check1_Copy_105"/>
+            <w:bookmarkStart w:id="4" w:name="Check1_Copy_105_Copy_1_Copy_1"/>
+            <w:bookmarkStart w:id="5" w:name="Check1_Copy_105_Copy_1"/>
+            <w:bookmarkStart w:id="6" w:name="Check1_Copy_105"/>
             <w:bookmarkEnd w:id="3"/>
             <w:bookmarkEnd w:id="4"/>
             <w:bookmarkEnd w:id="5"/>
+            <w:bookmarkEnd w:id="6"/>
             <w:r>
               <w:rPr>
                 <w:rFonts w:eastAsia="Times New Roman" w:cs="Times New Roman"/>
@@ -2354,9 +2356,9 @@
               </w:rPr>
               <w:fldChar w:fldCharType="separate"/>
             </w:r>
-            <w:bookmarkStart w:id="6" w:name="Check2_Copy_210"/>
             <w:bookmarkStart w:id="7" w:name="Check2_Copy_210"/>
-            <w:bookmarkEnd w:id="7"/>
+            <w:bookmarkStart w:id="8" w:name="Check2_Copy_210"/>
+            <w:bookmarkEnd w:id="8"/>
             <w:r>
               <w:rPr>
                 <w:rFonts w:eastAsia="Times New Roman" w:cs="Times New Roman"/>
@@ -2372,19 +2374,21 @@
               </w:rPr>
               <w:fldChar w:fldCharType="end"/>
             </w:r>
-            <w:bookmarkStart w:id="8" w:name="Check2_Copy_210_Copy_1"/>
             <w:bookmarkStart w:id="9" w:name="Check2_Copy_210_Copy_1"/>
-            <w:bookmarkStart w:id="10" w:name="Check2_Copy_210"/>
-            <w:bookmarkEnd w:id="8"/>
+            <w:bookmarkStart w:id="10" w:name="Check2_Copy_210_Copy_1_Copy_1"/>
+            <w:bookmarkStart w:id="11" w:name="Check2_Copy_210_Copy_1"/>
+            <w:bookmarkStart w:id="12" w:name="Check2_Copy_210"/>
             <w:bookmarkEnd w:id="9"/>
             <w:bookmarkEnd w:id="10"/>
-            <w:r>
-              <w:rPr>
-                <w:rFonts w:eastAsia="Times New Roman" w:cs="Times New Roman"/>
-                <w:kern w:val="0"/>
-                <w:lang w:val="en-US" w:eastAsia="en-US" w:bidi="ar-SA"/>
-              </w:rPr>
-              <w:t xml:space="preserve"> Planned to be Implemented  </w:t>
+            <w:bookmarkEnd w:id="11"/>
+            <w:bookmarkEnd w:id="12"/>
+            <w:r>
+              <w:rPr>
+                <w:rFonts w:eastAsia="Times New Roman" w:cs="Times New Roman"/>
+                <w:kern w:val="0"/>
+                <w:lang w:val="en-US" w:eastAsia="en-US" w:bidi="ar-SA"/>
+              </w:rPr>
+              <w:t xml:space="preserve"> Planned to be Implemented</w:t>
             </w:r>
           </w:p>
         </w:tc>
@@ -2440,9 +2444,9 @@
               </w:rPr>
               <w:fldChar w:fldCharType="separate"/>
             </w:r>
-            <w:bookmarkStart w:id="11" w:name="Check2_Copy_211"/>
-            <w:bookmarkStart w:id="12" w:name="Check2_Copy_211"/>
-            <w:bookmarkEnd w:id="12"/>
+            <w:bookmarkStart w:id="13" w:name="Check2_Copy_211"/>
+            <w:bookmarkStart w:id="14" w:name="Check2_Copy_211"/>
+            <w:bookmarkEnd w:id="14"/>
             <w:r>
               <w:rPr>
                 <w:rFonts w:eastAsia="Times New Roman" w:cs="Times New Roman"/>
@@ -2458,19 +2462,21 @@
               </w:rPr>
               <w:fldChar w:fldCharType="end"/>
             </w:r>
-            <w:bookmarkStart w:id="13" w:name="Check2_Copy_211_Copy_1"/>
-            <w:bookmarkStart w:id="14" w:name="Check2_Copy_211_Copy_1"/>
-            <w:bookmarkStart w:id="15" w:name="Check2_Copy_211"/>
-            <w:bookmarkEnd w:id="13"/>
-            <w:bookmarkEnd w:id="14"/>
+            <w:bookmarkStart w:id="15" w:name="Check2_Copy_211_Copy_1"/>
+            <w:bookmarkStart w:id="16" w:name="Check2_Copy_211_Copy_1_Copy_1"/>
+            <w:bookmarkStart w:id="17" w:name="Check2_Copy_211_Copy_1"/>
+            <w:bookmarkStart w:id="18" w:name="Check2_Copy_211"/>
             <w:bookmarkEnd w:id="15"/>
-            <w:r>
-              <w:rPr>
-                <w:rFonts w:eastAsia="Times New Roman" w:cs="Times New Roman"/>
-                <w:kern w:val="0"/>
-                <w:lang w:val="en-US" w:eastAsia="en-US" w:bidi="ar-SA"/>
-              </w:rPr>
-              <w:t xml:space="preserve"> Not Applicable </w:t>
+            <w:bookmarkEnd w:id="16"/>
+            <w:bookmarkEnd w:id="17"/>
+            <w:bookmarkEnd w:id="18"/>
+            <w:r>
+              <w:rPr>
+                <w:rFonts w:eastAsia="Times New Roman" w:cs="Times New Roman"/>
+                <w:kern w:val="0"/>
+                <w:lang w:val="en-US" w:eastAsia="en-US" w:bidi="ar-SA"/>
+              </w:rPr>
+              <w:t xml:space="preserve"> Not Applicable</w:t>
             </w:r>
           </w:p>
         </w:tc>
@@ -2512,7 +2518,7 @@
                 <w:kern w:val="0"/>
                 <w:lang w:val="en-US" w:eastAsia="en-US" w:bidi="ar-SA"/>
               </w:rPr>
-              <w:t>Current implementation or planned implementation details.  If “Not Applicable,” provide rationale.</w:t>
+              <w:t>Current implementation or planned implementation details. If “Not Applicable,” provide rationale.</w:t>
             </w:r>
           </w:p>
         </w:tc>
@@ -2639,9 +2645,9 @@
               </w:rPr>
               <w:fldChar w:fldCharType="separate"/>
             </w:r>
-            <w:bookmarkStart w:id="16" w:name="Check1_Copy_105_Copy_1"/>
-            <w:bookmarkStart w:id="17" w:name="Check1_Copy_105_Copy_1"/>
-            <w:bookmarkEnd w:id="17"/>
+            <w:bookmarkStart w:id="19" w:name="Check1_Copy_105_Copy_1"/>
+            <w:bookmarkStart w:id="20" w:name="Check1_Copy_105_Copy_1"/>
+            <w:bookmarkEnd w:id="20"/>
             <w:r>
               <w:rPr>
                 <w:rFonts w:eastAsia="Times New Roman" w:cs="Times New Roman"/>
@@ -2657,12 +2663,14 @@
               </w:rPr>
               <w:fldChar w:fldCharType="end"/>
             </w:r>
-            <w:bookmarkStart w:id="18" w:name="Check1_Copy_105_Copy_1_Copy_2"/>
-            <w:bookmarkStart w:id="19" w:name="Check1_Copy_105_Copy_1_Copy_1"/>
-            <w:bookmarkStart w:id="20" w:name="Check1_Copy_105_Copy_1_Copy_1"/>
-            <w:bookmarkEnd w:id="18"/>
-            <w:bookmarkEnd w:id="19"/>
-            <w:bookmarkEnd w:id="20"/>
+            <w:bookmarkStart w:id="21" w:name="Check1_Copy_105_Copy_1_Copy_1_Copy_1"/>
+            <w:bookmarkStart w:id="22" w:name="Check1_Copy_105_Copy_1_Copy_1"/>
+            <w:bookmarkStart w:id="23" w:name="Check1_Copy_105_Copy_1_Copy_2"/>
+            <w:bookmarkStart w:id="24" w:name="Check1_Copy_105_Copy_1_Copy_2"/>
+            <w:bookmarkEnd w:id="21"/>
+            <w:bookmarkEnd w:id="22"/>
+            <w:bookmarkEnd w:id="23"/>
+            <w:bookmarkEnd w:id="24"/>
             <w:r>
               <w:rPr>
                 <w:rFonts w:eastAsia="Times New Roman" w:cs="Times New Roman"/>
@@ -2725,9 +2733,9 @@
               </w:rPr>
               <w:fldChar w:fldCharType="separate"/>
             </w:r>
-            <w:bookmarkStart w:id="21" w:name="Check2_Copy_210_Copy_1"/>
-            <w:bookmarkStart w:id="22" w:name="Check2_Copy_210_Copy_1"/>
-            <w:bookmarkEnd w:id="22"/>
+            <w:bookmarkStart w:id="25" w:name="Check2_Copy_210_Copy_1"/>
+            <w:bookmarkStart w:id="26" w:name="Check2_Copy_210_Copy_1"/>
+            <w:bookmarkEnd w:id="26"/>
             <w:r>
               <w:rPr>
                 <w:rFonts w:eastAsia="Times New Roman" w:cs="Times New Roman"/>
@@ -2743,19 +2751,21 @@
               </w:rPr>
               <w:fldChar w:fldCharType="end"/>
             </w:r>
-            <w:bookmarkStart w:id="23" w:name="Check2_Copy_210_Copy_1_Copy_2"/>
-            <w:bookmarkStart w:id="24" w:name="Check2_Copy_210_Copy_1_Copy_1"/>
-            <w:bookmarkStart w:id="25" w:name="Check2_Copy_210_Copy_1_Copy_1"/>
-            <w:bookmarkEnd w:id="23"/>
-            <w:bookmarkEnd w:id="24"/>
-            <w:bookmarkEnd w:id="25"/>
-            <w:r>
-              <w:rPr>
-                <w:rFonts w:eastAsia="Times New Roman" w:cs="Times New Roman"/>
-                <w:kern w:val="0"/>
-                <w:lang w:val="en-US" w:eastAsia="en-US" w:bidi="ar-SA"/>
-              </w:rPr>
-              <w:t xml:space="preserve"> Planned to be Implemented  </w:t>
+            <w:bookmarkStart w:id="27" w:name="Check2_Copy_210_Copy_1_Copy_1_Copy_1"/>
+            <w:bookmarkStart w:id="28" w:name="Check2_Copy_210_Copy_1_Copy_1"/>
+            <w:bookmarkStart w:id="29" w:name="Check2_Copy_210_Copy_1_Copy_2"/>
+            <w:bookmarkStart w:id="30" w:name="Check2_Copy_210_Copy_1_Copy_2"/>
+            <w:bookmarkEnd w:id="27"/>
+            <w:bookmarkEnd w:id="28"/>
+            <w:bookmarkEnd w:id="29"/>
+            <w:bookmarkEnd w:id="30"/>
+            <w:r>
+              <w:rPr>
+                <w:rFonts w:eastAsia="Times New Roman" w:cs="Times New Roman"/>
+                <w:kern w:val="0"/>
+                <w:lang w:val="en-US" w:eastAsia="en-US" w:bidi="ar-SA"/>
+              </w:rPr>
+              <w:t xml:space="preserve"> Planned to be Implemented</w:t>
             </w:r>
           </w:p>
         </w:tc>
@@ -2811,9 +2821,9 @@
               </w:rPr>
               <w:fldChar w:fldCharType="separate"/>
             </w:r>
-            <w:bookmarkStart w:id="26" w:name="Check2_Copy_211_Copy_1"/>
-            <w:bookmarkStart w:id="27" w:name="Check2_Copy_211_Copy_1"/>
-            <w:bookmarkEnd w:id="27"/>
+            <w:bookmarkStart w:id="31" w:name="Check2_Copy_211_Copy_1"/>
+            <w:bookmarkStart w:id="32" w:name="Check2_Copy_211_Copy_1"/>
+            <w:bookmarkEnd w:id="32"/>
             <w:r>
               <w:rPr>
                 <w:rFonts w:eastAsia="Times New Roman" w:cs="Times New Roman"/>
@@ -2829,19 +2839,21 @@
               </w:rPr>
               <w:fldChar w:fldCharType="end"/>
             </w:r>
-            <w:bookmarkStart w:id="28" w:name="Check2_Copy_211_Copy_1_Copy_2"/>
-            <w:bookmarkStart w:id="29" w:name="Check2_Copy_211_Copy_1_Copy_1"/>
-            <w:bookmarkStart w:id="30" w:name="Check2_Copy_211_Copy_1_Copy_1"/>
-            <w:bookmarkEnd w:id="28"/>
-            <w:bookmarkEnd w:id="29"/>
-            <w:bookmarkEnd w:id="30"/>
-            <w:r>
-              <w:rPr>
-                <w:rFonts w:eastAsia="Times New Roman" w:cs="Times New Roman"/>
-                <w:kern w:val="0"/>
-                <w:lang w:val="en-US" w:eastAsia="en-US" w:bidi="ar-SA"/>
-              </w:rPr>
-              <w:t xml:space="preserve"> Not Applicable </w:t>
+            <w:bookmarkStart w:id="33" w:name="Check2_Copy_211_Copy_1_Copy_1_Copy_1"/>
+            <w:bookmarkStart w:id="34" w:name="Check2_Copy_211_Copy_1_Copy_1"/>
+            <w:bookmarkStart w:id="35" w:name="Check2_Copy_211_Copy_1_Copy_2"/>
+            <w:bookmarkStart w:id="36" w:name="Check2_Copy_211_Copy_1_Copy_2"/>
+            <w:bookmarkEnd w:id="33"/>
+            <w:bookmarkEnd w:id="34"/>
+            <w:bookmarkEnd w:id="35"/>
+            <w:bookmarkEnd w:id="36"/>
+            <w:r>
+              <w:rPr>
+                <w:rFonts w:eastAsia="Times New Roman" w:cs="Times New Roman"/>
+                <w:kern w:val="0"/>
+                <w:lang w:val="en-US" w:eastAsia="en-US" w:bidi="ar-SA"/>
+              </w:rPr>
+              <w:t xml:space="preserve"> Not Applicable</w:t>
             </w:r>
           </w:p>
         </w:tc>
@@ -2883,7 +2895,7 @@
                 <w:kern w:val="0"/>
                 <w:lang w:val="en-US" w:eastAsia="en-US" w:bidi="ar-SA"/>
               </w:rPr>
-              <w:t>Current implementation or planned implementation details.  If “Not Applicable,” provide rationale.</w:t>
+              <w:t>Current implementation or planned implementation details. If “Not Applicable,” provide rationale.</w:t>
             </w:r>
           </w:p>
         </w:tc>
@@ -3010,9 +3022,9 @@
               </w:rPr>
               <w:fldChar w:fldCharType="separate"/>
             </w:r>
-            <w:bookmarkStart w:id="31" w:name="Check1_Copy_105_Copy_2"/>
-            <w:bookmarkStart w:id="32" w:name="Check1_Copy_105_Copy_2"/>
-            <w:bookmarkEnd w:id="32"/>
+            <w:bookmarkStart w:id="37" w:name="Check1_Copy_105_Copy_2"/>
+            <w:bookmarkStart w:id="38" w:name="Check1_Copy_105_Copy_2"/>
+            <w:bookmarkEnd w:id="38"/>
             <w:r>
               <w:rPr>
                 <w:rFonts w:eastAsia="Times New Roman" w:cs="Times New Roman"/>
@@ -3028,12 +3040,14 @@
               </w:rPr>
               <w:fldChar w:fldCharType="end"/>
             </w:r>
-            <w:bookmarkStart w:id="33" w:name="Check1_Copy_105_Copy_2_Copy_1"/>
-            <w:bookmarkStart w:id="34" w:name="Check1_Copy_105_Copy_2_Copy_1"/>
-            <w:bookmarkStart w:id="35" w:name="Check1_Copy_105_Copy_2"/>
-            <w:bookmarkEnd w:id="33"/>
-            <w:bookmarkEnd w:id="34"/>
-            <w:bookmarkEnd w:id="35"/>
+            <w:bookmarkStart w:id="39" w:name="Check1_Copy_105_Copy_2_Copy_1"/>
+            <w:bookmarkStart w:id="40" w:name="Check1_Copy_105_Copy_2_Copy_1_Copy_1"/>
+            <w:bookmarkStart w:id="41" w:name="Check1_Copy_105_Copy_2_Copy_1"/>
+            <w:bookmarkStart w:id="42" w:name="Check1_Copy_105_Copy_2"/>
+            <w:bookmarkEnd w:id="39"/>
+            <w:bookmarkEnd w:id="40"/>
+            <w:bookmarkEnd w:id="41"/>
+            <w:bookmarkEnd w:id="42"/>
             <w:r>
               <w:rPr>
                 <w:rFonts w:eastAsia="Times New Roman" w:cs="Times New Roman"/>
@@ -3096,9 +3110,9 @@
               </w:rPr>
               <w:fldChar w:fldCharType="separate"/>
             </w:r>
-            <w:bookmarkStart w:id="36" w:name="Check2_Copy_210_Copy_2"/>
-            <w:bookmarkStart w:id="37" w:name="Check2_Copy_210_Copy_2"/>
-            <w:bookmarkEnd w:id="37"/>
+            <w:bookmarkStart w:id="43" w:name="Check2_Copy_210_Copy_2"/>
+            <w:bookmarkStart w:id="44" w:name="Check2_Copy_210_Copy_2"/>
+            <w:bookmarkEnd w:id="44"/>
             <w:r>
               <w:rPr>
                 <w:rFonts w:eastAsia="Times New Roman" w:cs="Times New Roman"/>
@@ -3114,19 +3128,21 @@
               </w:rPr>
               <w:fldChar w:fldCharType="end"/>
             </w:r>
-            <w:bookmarkStart w:id="38" w:name="Check2_Copy_210_Copy_2_Copy_1"/>
-            <w:bookmarkStart w:id="39" w:name="Check2_Copy_210_Copy_2_Copy_1"/>
-            <w:bookmarkStart w:id="40" w:name="Check2_Copy_210_Copy_2"/>
-            <w:bookmarkEnd w:id="38"/>
-            <w:bookmarkEnd w:id="39"/>
-            <w:bookmarkEnd w:id="40"/>
-            <w:r>
-              <w:rPr>
-                <w:rFonts w:eastAsia="Times New Roman" w:cs="Times New Roman"/>
-                <w:kern w:val="0"/>
-                <w:lang w:val="en-US" w:eastAsia="en-US" w:bidi="ar-SA"/>
-              </w:rPr>
-              <w:t xml:space="preserve"> Planned to be Implemented  </w:t>
+            <w:bookmarkStart w:id="45" w:name="Check2_Copy_210_Copy_2_Copy_1"/>
+            <w:bookmarkStart w:id="46" w:name="Check2_Copy_210_Copy_2_Copy_1_Copy_1"/>
+            <w:bookmarkStart w:id="47" w:name="Check2_Copy_210_Copy_2_Copy_1"/>
+            <w:bookmarkStart w:id="48" w:name="Check2_Copy_210_Copy_2"/>
+            <w:bookmarkEnd w:id="45"/>
+            <w:bookmarkEnd w:id="46"/>
+            <w:bookmarkEnd w:id="47"/>
+            <w:bookmarkEnd w:id="48"/>
+            <w:r>
+              <w:rPr>
+                <w:rFonts w:eastAsia="Times New Roman" w:cs="Times New Roman"/>
+                <w:kern w:val="0"/>
+                <w:lang w:val="en-US" w:eastAsia="en-US" w:bidi="ar-SA"/>
+              </w:rPr>
+              <w:t xml:space="preserve"> Planned to be Implemented</w:t>
             </w:r>
           </w:p>
         </w:tc>
@@ -3182,9 +3198,9 @@
               </w:rPr>
               <w:fldChar w:fldCharType="separate"/>
             </w:r>
-            <w:bookmarkStart w:id="41" w:name="Check2_Copy_211_Copy_2"/>
-            <w:bookmarkStart w:id="42" w:name="Check2_Copy_211_Copy_2"/>
-            <w:bookmarkEnd w:id="42"/>
+            <w:bookmarkStart w:id="49" w:name="Check2_Copy_211_Copy_2"/>
+            <w:bookmarkStart w:id="50" w:name="Check2_Copy_211_Copy_2"/>
+            <w:bookmarkEnd w:id="50"/>
             <w:r>
               <w:rPr>
                 <w:rFonts w:eastAsia="Times New Roman" w:cs="Times New Roman"/>
@@ -3200,19 +3216,21 @@
               </w:rPr>
               <w:fldChar w:fldCharType="end"/>
             </w:r>
-            <w:bookmarkStart w:id="43" w:name="Check2_Copy_211_Copy_2_Copy_1"/>
-            <w:bookmarkStart w:id="44" w:name="Check2_Copy_211_Copy_2_Copy_1"/>
-            <w:bookmarkStart w:id="45" w:name="Check2_Copy_211_Copy_2"/>
-            <w:bookmarkEnd w:id="43"/>
-            <w:bookmarkEnd w:id="44"/>
-            <w:bookmarkEnd w:id="45"/>
-            <w:r>
-              <w:rPr>
-                <w:rFonts w:eastAsia="Times New Roman" w:cs="Times New Roman"/>
-                <w:kern w:val="0"/>
-                <w:lang w:val="en-US" w:eastAsia="en-US" w:bidi="ar-SA"/>
-              </w:rPr>
-              <w:t xml:space="preserve"> Not Applicable </w:t>
+            <w:bookmarkStart w:id="51" w:name="Check2_Copy_211_Copy_2_Copy_1"/>
+            <w:bookmarkStart w:id="52" w:name="Check2_Copy_211_Copy_2_Copy_1_Copy_1"/>
+            <w:bookmarkStart w:id="53" w:name="Check2_Copy_211_Copy_2_Copy_1"/>
+            <w:bookmarkStart w:id="54" w:name="Check2_Copy_211_Copy_2"/>
+            <w:bookmarkEnd w:id="51"/>
+            <w:bookmarkEnd w:id="52"/>
+            <w:bookmarkEnd w:id="53"/>
+            <w:bookmarkEnd w:id="54"/>
+            <w:r>
+              <w:rPr>
+                <w:rFonts w:eastAsia="Times New Roman" w:cs="Times New Roman"/>
+                <w:kern w:val="0"/>
+                <w:lang w:val="en-US" w:eastAsia="en-US" w:bidi="ar-SA"/>
+              </w:rPr>
+              <w:t xml:space="preserve"> Not Applicable</w:t>
             </w:r>
           </w:p>
         </w:tc>
@@ -3254,7 +3272,7 @@
                 <w:kern w:val="0"/>
                 <w:lang w:val="en-US" w:eastAsia="en-US" w:bidi="ar-SA"/>
               </w:rPr>
-              <w:t>Current implementation or planned implementation details.  If “Not Applicable,” provide rationale.</w:t>
+              <w:t>Current implementation or planned implementation details. If “Not Applicable,” provide rationale.</w:t>
             </w:r>
           </w:p>
         </w:tc>
@@ -3381,9 +3399,9 @@
               </w:rPr>
               <w:fldChar w:fldCharType="separate"/>
             </w:r>
-            <w:bookmarkStart w:id="46" w:name="Check1_Copy_105_Copy_3"/>
-            <w:bookmarkStart w:id="47" w:name="Check1_Copy_105_Copy_3"/>
-            <w:bookmarkEnd w:id="47"/>
+            <w:bookmarkStart w:id="55" w:name="Check1_Copy_105_Copy_3"/>
+            <w:bookmarkStart w:id="56" w:name="Check1_Copy_105_Copy_3"/>
+            <w:bookmarkEnd w:id="56"/>
             <w:r>
               <w:rPr>
                 <w:rFonts w:eastAsia="Times New Roman" w:cs="Times New Roman"/>
@@ -3399,12 +3417,14 @@
               </w:rPr>
               <w:fldChar w:fldCharType="end"/>
             </w:r>
-            <w:bookmarkStart w:id="48" w:name="Check1_Copy_105_Copy_3_Copy_1"/>
-            <w:bookmarkStart w:id="49" w:name="Check1_Copy_105_Copy_3_Copy_1"/>
-            <w:bookmarkStart w:id="50" w:name="Check1_Copy_105_Copy_3"/>
-            <w:bookmarkEnd w:id="48"/>
-            <w:bookmarkEnd w:id="49"/>
-            <w:bookmarkEnd w:id="50"/>
+            <w:bookmarkStart w:id="57" w:name="Check1_Copy_105_Copy_3_Copy_1"/>
+            <w:bookmarkStart w:id="58" w:name="Check1_Copy_105_Copy_3_Copy_1_Copy_1"/>
+            <w:bookmarkStart w:id="59" w:name="Check1_Copy_105_Copy_3_Copy_1"/>
+            <w:bookmarkStart w:id="60" w:name="Check1_Copy_105_Copy_3"/>
+            <w:bookmarkEnd w:id="57"/>
+            <w:bookmarkEnd w:id="58"/>
+            <w:bookmarkEnd w:id="59"/>
+            <w:bookmarkEnd w:id="60"/>
             <w:r>
               <w:rPr>
                 <w:rFonts w:eastAsia="Times New Roman" w:cs="Times New Roman"/>
@@ -3467,9 +3487,9 @@
               </w:rPr>
               <w:fldChar w:fldCharType="separate"/>
             </w:r>
-            <w:bookmarkStart w:id="51" w:name="Check2_Copy_210_Copy_3"/>
-            <w:bookmarkStart w:id="52" w:name="Check2_Copy_210_Copy_3"/>
-            <w:bookmarkEnd w:id="52"/>
+            <w:bookmarkStart w:id="61" w:name="Check2_Copy_210_Copy_3"/>
+            <w:bookmarkStart w:id="62" w:name="Check2_Copy_210_Copy_3"/>
+            <w:bookmarkEnd w:id="62"/>
             <w:r>
               <w:rPr>
                 <w:rFonts w:eastAsia="Times New Roman" w:cs="Times New Roman"/>
@@ -3485,19 +3505,21 @@
               </w:rPr>
               <w:fldChar w:fldCharType="end"/>
             </w:r>
-            <w:bookmarkStart w:id="53" w:name="Check2_Copy_210_Copy_3_Copy_1"/>
-            <w:bookmarkStart w:id="54" w:name="Check2_Copy_210_Copy_3_Copy_1"/>
-            <w:bookmarkStart w:id="55" w:name="Check2_Copy_210_Copy_3"/>
-            <w:bookmarkEnd w:id="53"/>
-            <w:bookmarkEnd w:id="54"/>
-            <w:bookmarkEnd w:id="55"/>
-            <w:r>
-              <w:rPr>
-                <w:rFonts w:eastAsia="Times New Roman" w:cs="Times New Roman"/>
-                <w:kern w:val="0"/>
-                <w:lang w:val="en-US" w:eastAsia="en-US" w:bidi="ar-SA"/>
-              </w:rPr>
-              <w:t xml:space="preserve"> Planned to be Implemented  </w:t>
+            <w:bookmarkStart w:id="63" w:name="Check2_Copy_210_Copy_3_Copy_1"/>
+            <w:bookmarkStart w:id="64" w:name="Check2_Copy_210_Copy_3_Copy_1_Copy_1"/>
+            <w:bookmarkStart w:id="65" w:name="Check2_Copy_210_Copy_3_Copy_1"/>
+            <w:bookmarkStart w:id="66" w:name="Check2_Copy_210_Copy_3"/>
+            <w:bookmarkEnd w:id="63"/>
+            <w:bookmarkEnd w:id="64"/>
+            <w:bookmarkEnd w:id="65"/>
+            <w:bookmarkEnd w:id="66"/>
+            <w:r>
+              <w:rPr>
+                <w:rFonts w:eastAsia="Times New Roman" w:cs="Times New Roman"/>
+                <w:kern w:val="0"/>
+                <w:lang w:val="en-US" w:eastAsia="en-US" w:bidi="ar-SA"/>
+              </w:rPr>
+              <w:t xml:space="preserve"> Planned to be Implemented</w:t>
             </w:r>
           </w:p>
         </w:tc>
@@ -3553,9 +3575,9 @@
               </w:rPr>
               <w:fldChar w:fldCharType="separate"/>
             </w:r>
-            <w:bookmarkStart w:id="56" w:name="Check2_Copy_211_Copy_3"/>
-            <w:bookmarkStart w:id="57" w:name="Check2_Copy_211_Copy_3"/>
-            <w:bookmarkEnd w:id="57"/>
+            <w:bookmarkStart w:id="67" w:name="Check2_Copy_211_Copy_3"/>
+            <w:bookmarkStart w:id="68" w:name="Check2_Copy_211_Copy_3"/>
+            <w:bookmarkEnd w:id="68"/>
             <w:r>
               <w:rPr>
                 <w:rFonts w:eastAsia="Times New Roman" w:cs="Times New Roman"/>
@@ -3571,19 +3593,21 @@
               </w:rPr>
               <w:fldChar w:fldCharType="end"/>
             </w:r>
-            <w:bookmarkStart w:id="58" w:name="Check2_Copy_211_Copy_3_Copy_1"/>
-            <w:bookmarkStart w:id="59" w:name="Check2_Copy_211_Copy_3_Copy_1"/>
-            <w:bookmarkStart w:id="60" w:name="Check2_Copy_211_Copy_3"/>
-            <w:bookmarkEnd w:id="58"/>
-            <w:bookmarkEnd w:id="59"/>
-            <w:bookmarkEnd w:id="60"/>
-            <w:r>
-              <w:rPr>
-                <w:rFonts w:eastAsia="Times New Roman" w:cs="Times New Roman"/>
-                <w:kern w:val="0"/>
-                <w:lang w:val="en-US" w:eastAsia="en-US" w:bidi="ar-SA"/>
-              </w:rPr>
-              <w:t xml:space="preserve"> Not Applicable </w:t>
+            <w:bookmarkStart w:id="69" w:name="Check2_Copy_211_Copy_3_Copy_1"/>
+            <w:bookmarkStart w:id="70" w:name="Check2_Copy_211_Copy_3_Copy_1_Copy_1"/>
+            <w:bookmarkStart w:id="71" w:name="Check2_Copy_211_Copy_3_Copy_1"/>
+            <w:bookmarkStart w:id="72" w:name="Check2_Copy_211_Copy_3"/>
+            <w:bookmarkEnd w:id="69"/>
+            <w:bookmarkEnd w:id="70"/>
+            <w:bookmarkEnd w:id="71"/>
+            <w:bookmarkEnd w:id="72"/>
+            <w:r>
+              <w:rPr>
+                <w:rFonts w:eastAsia="Times New Roman" w:cs="Times New Roman"/>
+                <w:kern w:val="0"/>
+                <w:lang w:val="en-US" w:eastAsia="en-US" w:bidi="ar-SA"/>
+              </w:rPr>
+              <w:t xml:space="preserve"> Not Applicable</w:t>
             </w:r>
           </w:p>
         </w:tc>
@@ -3625,7 +3649,7 @@
                 <w:kern w:val="0"/>
                 <w:lang w:val="en-US" w:eastAsia="en-US" w:bidi="ar-SA"/>
               </w:rPr>
-              <w:t>Current implementation or planned implementation details.  If “Not Applicable,” provide rationale.</w:t>
+              <w:t>Current implementation or planned implementation details. If “Not Applicable,” provide rationale.</w:t>
             </w:r>
           </w:p>
         </w:tc>
@@ -3752,9 +3776,9 @@
               </w:rPr>
               <w:fldChar w:fldCharType="separate"/>
             </w:r>
-            <w:bookmarkStart w:id="61" w:name="Check1_Copy_105_Copy_4"/>
-            <w:bookmarkStart w:id="62" w:name="Check1_Copy_105_Copy_4"/>
-            <w:bookmarkEnd w:id="62"/>
+            <w:bookmarkStart w:id="73" w:name="Check1_Copy_105_Copy_4"/>
+            <w:bookmarkStart w:id="74" w:name="Check1_Copy_105_Copy_4"/>
+            <w:bookmarkEnd w:id="74"/>
             <w:r>
               <w:rPr>
                 <w:rFonts w:eastAsia="Times New Roman" w:cs="Times New Roman"/>
@@ -3770,12 +3794,14 @@
               </w:rPr>
               <w:fldChar w:fldCharType="end"/>
             </w:r>
-            <w:bookmarkStart w:id="63" w:name="Check1_Copy_105_Copy_4_Copy_1"/>
-            <w:bookmarkStart w:id="64" w:name="Check1_Copy_105_Copy_4_Copy_1"/>
-            <w:bookmarkStart w:id="65" w:name="Check1_Copy_105_Copy_4"/>
-            <w:bookmarkEnd w:id="63"/>
-            <w:bookmarkEnd w:id="64"/>
-            <w:bookmarkEnd w:id="65"/>
+            <w:bookmarkStart w:id="75" w:name="Check1_Copy_105_Copy_4_Copy_1"/>
+            <w:bookmarkStart w:id="76" w:name="Check1_Copy_105_Copy_4_Copy_1_Copy_1"/>
+            <w:bookmarkStart w:id="77" w:name="Check1_Copy_105_Copy_4_Copy_1"/>
+            <w:bookmarkStart w:id="78" w:name="Check1_Copy_105_Copy_4"/>
+            <w:bookmarkEnd w:id="75"/>
+            <w:bookmarkEnd w:id="76"/>
+            <w:bookmarkEnd w:id="77"/>
+            <w:bookmarkEnd w:id="78"/>
             <w:r>
               <w:rPr>
                 <w:rFonts w:eastAsia="Times New Roman" w:cs="Times New Roman"/>
@@ -3838,9 +3864,9 @@
               </w:rPr>
               <w:fldChar w:fldCharType="separate"/>
             </w:r>
-            <w:bookmarkStart w:id="66" w:name="Check2_Copy_210_Copy_4"/>
-            <w:bookmarkStart w:id="67" w:name="Check2_Copy_210_Copy_4"/>
-            <w:bookmarkEnd w:id="67"/>
+            <w:bookmarkStart w:id="79" w:name="Check2_Copy_210_Copy_4"/>
+            <w:bookmarkStart w:id="80" w:name="Check2_Copy_210_Copy_4"/>
+            <w:bookmarkEnd w:id="80"/>
             <w:r>
               <w:rPr>
                 <w:rFonts w:eastAsia="Times New Roman" w:cs="Times New Roman"/>
@@ -3856,19 +3882,21 @@
               </w:rPr>
               <w:fldChar w:fldCharType="end"/>
             </w:r>
-            <w:bookmarkStart w:id="68" w:name="Check2_Copy_210_Copy_4_Copy_1"/>
-            <w:bookmarkStart w:id="69" w:name="Check2_Copy_210_Copy_4_Copy_1"/>
-            <w:bookmarkStart w:id="70" w:name="Check2_Copy_210_Copy_4"/>
-            <w:bookmarkEnd w:id="68"/>
-            <w:bookmarkEnd w:id="69"/>
-            <w:bookmarkEnd w:id="70"/>
-            <w:r>
-              <w:rPr>
-                <w:rFonts w:eastAsia="Times New Roman" w:cs="Times New Roman"/>
-                <w:kern w:val="0"/>
-                <w:lang w:val="en-US" w:eastAsia="en-US" w:bidi="ar-SA"/>
-              </w:rPr>
-              <w:t xml:space="preserve"> Planned to be Implemented  </w:t>
+            <w:bookmarkStart w:id="81" w:name="Check2_Copy_210_Copy_4_Copy_1"/>
+            <w:bookmarkStart w:id="82" w:name="Check2_Copy_210_Copy_4_Copy_1_Copy_1"/>
+            <w:bookmarkStart w:id="83" w:name="Check2_Copy_210_Copy_4_Copy_1"/>
+            <w:bookmarkStart w:id="84" w:name="Check2_Copy_210_Copy_4"/>
+            <w:bookmarkEnd w:id="81"/>
+            <w:bookmarkEnd w:id="82"/>
+            <w:bookmarkEnd w:id="83"/>
+            <w:bookmarkEnd w:id="84"/>
+            <w:r>
+              <w:rPr>
+                <w:rFonts w:eastAsia="Times New Roman" w:cs="Times New Roman"/>
+                <w:kern w:val="0"/>
+                <w:lang w:val="en-US" w:eastAsia="en-US" w:bidi="ar-SA"/>
+              </w:rPr>
+              <w:t xml:space="preserve"> Planned to be Implemented</w:t>
             </w:r>
           </w:p>
         </w:tc>
@@ -3924,9 +3952,9 @@
               </w:rPr>
               <w:fldChar w:fldCharType="separate"/>
             </w:r>
-            <w:bookmarkStart w:id="71" w:name="Check2_Copy_211_Copy_4"/>
-            <w:bookmarkStart w:id="72" w:name="Check2_Copy_211_Copy_4"/>
-            <w:bookmarkEnd w:id="72"/>
+            <w:bookmarkStart w:id="85" w:name="Check2_Copy_211_Copy_4"/>
+            <w:bookmarkStart w:id="86" w:name="Check2_Copy_211_Copy_4"/>
+            <w:bookmarkEnd w:id="86"/>
             <w:r>
               <w:rPr>
                 <w:rFonts w:eastAsia="Times New Roman" w:cs="Times New Roman"/>
@@ -3942,19 +3970,21 @@
               </w:rPr>
               <w:fldChar w:fldCharType="end"/>
             </w:r>
-            <w:bookmarkStart w:id="73" w:name="Check2_Copy_211_Copy_4_Copy_1"/>
-            <w:bookmarkStart w:id="74" w:name="Check2_Copy_211_Copy_4_Copy_1"/>
-            <w:bookmarkStart w:id="75" w:name="Check2_Copy_211_Copy_4"/>
-            <w:bookmarkEnd w:id="73"/>
-            <w:bookmarkEnd w:id="74"/>
-            <w:bookmarkEnd w:id="75"/>
-            <w:r>
-              <w:rPr>
-                <w:rFonts w:eastAsia="Times New Roman" w:cs="Times New Roman"/>
-                <w:kern w:val="0"/>
-                <w:lang w:val="en-US" w:eastAsia="en-US" w:bidi="ar-SA"/>
-              </w:rPr>
-              <w:t xml:space="preserve"> Not Applicable </w:t>
+            <w:bookmarkStart w:id="87" w:name="Check2_Copy_211_Copy_4_Copy_1"/>
+            <w:bookmarkStart w:id="88" w:name="Check2_Copy_211_Copy_4_Copy_1_Copy_1"/>
+            <w:bookmarkStart w:id="89" w:name="Check2_Copy_211_Copy_4_Copy_1"/>
+            <w:bookmarkStart w:id="90" w:name="Check2_Copy_211_Copy_4"/>
+            <w:bookmarkEnd w:id="87"/>
+            <w:bookmarkEnd w:id="88"/>
+            <w:bookmarkEnd w:id="89"/>
+            <w:bookmarkEnd w:id="90"/>
+            <w:r>
+              <w:rPr>
+                <w:rFonts w:eastAsia="Times New Roman" w:cs="Times New Roman"/>
+                <w:kern w:val="0"/>
+                <w:lang w:val="en-US" w:eastAsia="en-US" w:bidi="ar-SA"/>
+              </w:rPr>
+              <w:t xml:space="preserve"> Not Applicable</w:t>
             </w:r>
           </w:p>
         </w:tc>
@@ -3996,7 +4026,7 @@
                 <w:kern w:val="0"/>
                 <w:lang w:val="en-US" w:eastAsia="en-US" w:bidi="ar-SA"/>
               </w:rPr>
-              <w:t>Current implementation or planned implementation details.  If “Not Applicable,” provide rationale.</w:t>
+              <w:t>Current implementation or planned implementation details. If “Not Applicable,” provide rationale.</w:t>
             </w:r>
           </w:p>
         </w:tc>
@@ -4123,9 +4153,9 @@
               </w:rPr>
               <w:fldChar w:fldCharType="separate"/>
             </w:r>
-            <w:bookmarkStart w:id="76" w:name="Check1_Copy_105_Copy_5"/>
-            <w:bookmarkStart w:id="77" w:name="Check1_Copy_105_Copy_5"/>
-            <w:bookmarkEnd w:id="77"/>
+            <w:bookmarkStart w:id="91" w:name="Check1_Copy_105_Copy_5"/>
+            <w:bookmarkStart w:id="92" w:name="Check1_Copy_105_Copy_5"/>
+            <w:bookmarkEnd w:id="92"/>
             <w:r>
               <w:rPr>
                 <w:rFonts w:eastAsia="Times New Roman" w:cs="Times New Roman"/>
@@ -4141,12 +4171,14 @@
               </w:rPr>
               <w:fldChar w:fldCharType="end"/>
             </w:r>
-            <w:bookmarkStart w:id="78" w:name="Check1_Copy_105_Copy_5_Copy_1"/>
-            <w:bookmarkStart w:id="79" w:name="Check1_Copy_105_Copy_5_Copy_1"/>
-            <w:bookmarkStart w:id="80" w:name="Check1_Copy_105_Copy_5"/>
-            <w:bookmarkEnd w:id="78"/>
-            <w:bookmarkEnd w:id="79"/>
-            <w:bookmarkEnd w:id="80"/>
+            <w:bookmarkStart w:id="93" w:name="Check1_Copy_105_Copy_5_Copy_1"/>
+            <w:bookmarkStart w:id="94" w:name="Check1_Copy_105_Copy_5_Copy_1_Copy_1"/>
+            <w:bookmarkStart w:id="95" w:name="Check1_Copy_105_Copy_5_Copy_1"/>
+            <w:bookmarkStart w:id="96" w:name="Check1_Copy_105_Copy_5"/>
+            <w:bookmarkEnd w:id="93"/>
+            <w:bookmarkEnd w:id="94"/>
+            <w:bookmarkEnd w:id="95"/>
+            <w:bookmarkEnd w:id="96"/>
             <w:r>
               <w:rPr>
                 <w:rFonts w:eastAsia="Times New Roman" w:cs="Times New Roman"/>
@@ -4209,9 +4241,9 @@
               </w:rPr>
               <w:fldChar w:fldCharType="separate"/>
             </w:r>
-            <w:bookmarkStart w:id="81" w:name="Check2_Copy_210_Copy_5"/>
-            <w:bookmarkStart w:id="82" w:name="Check2_Copy_210_Copy_5"/>
-            <w:bookmarkEnd w:id="82"/>
+            <w:bookmarkStart w:id="97" w:name="Check2_Copy_210_Copy_5"/>
+            <w:bookmarkStart w:id="98" w:name="Check2_Copy_210_Copy_5"/>
+            <w:bookmarkEnd w:id="98"/>
             <w:r>
               <w:rPr>
                 <w:rFonts w:eastAsia="Times New Roman" w:cs="Times New Roman"/>
@@ -4227,19 +4259,21 @@
               </w:rPr>
               <w:fldChar w:fldCharType="end"/>
             </w:r>
-            <w:bookmarkStart w:id="83" w:name="Check2_Copy_210_Copy_5_Copy_1"/>
-            <w:bookmarkStart w:id="84" w:name="Check2_Copy_210_Copy_5_Copy_1"/>
-            <w:bookmarkStart w:id="85" w:name="Check2_Copy_210_Copy_5"/>
-            <w:bookmarkEnd w:id="83"/>
-            <w:bookmarkEnd w:id="84"/>
-            <w:bookmarkEnd w:id="85"/>
-            <w:r>
-              <w:rPr>
-                <w:rFonts w:eastAsia="Times New Roman" w:cs="Times New Roman"/>
-                <w:kern w:val="0"/>
-                <w:lang w:val="en-US" w:eastAsia="en-US" w:bidi="ar-SA"/>
-              </w:rPr>
-              <w:t xml:space="preserve"> Planned to be Implemented  </w:t>
+            <w:bookmarkStart w:id="99" w:name="Check2_Copy_210_Copy_5_Copy_1"/>
+            <w:bookmarkStart w:id="100" w:name="Check2_Copy_210_Copy_5_Copy_1_Copy_1"/>
+            <w:bookmarkStart w:id="101" w:name="Check2_Copy_210_Copy_5_Copy_1"/>
+            <w:bookmarkStart w:id="102" w:name="Check2_Copy_210_Copy_5"/>
+            <w:bookmarkEnd w:id="99"/>
+            <w:bookmarkEnd w:id="100"/>
+            <w:bookmarkEnd w:id="101"/>
+            <w:bookmarkEnd w:id="102"/>
+            <w:r>
+              <w:rPr>
+                <w:rFonts w:eastAsia="Times New Roman" w:cs="Times New Roman"/>
+                <w:kern w:val="0"/>
+                <w:lang w:val="en-US" w:eastAsia="en-US" w:bidi="ar-SA"/>
+              </w:rPr>
+              <w:t xml:space="preserve"> Planned to be Implemented</w:t>
             </w:r>
           </w:p>
         </w:tc>
@@ -4295,9 +4329,9 @@
               </w:rPr>
               <w:fldChar w:fldCharType="separate"/>
             </w:r>
-            <w:bookmarkStart w:id="86" w:name="Check2_Copy_211_Copy_5"/>
-            <w:bookmarkStart w:id="87" w:name="Check2_Copy_211_Copy_5"/>
-            <w:bookmarkEnd w:id="87"/>
+            <w:bookmarkStart w:id="103" w:name="Check2_Copy_211_Copy_5"/>
+            <w:bookmarkStart w:id="104" w:name="Check2_Copy_211_Copy_5"/>
+            <w:bookmarkEnd w:id="104"/>
             <w:r>
               <w:rPr>
                 <w:rFonts w:eastAsia="Times New Roman" w:cs="Times New Roman"/>
@@ -4313,19 +4347,21 @@
               </w:rPr>
               <w:fldChar w:fldCharType="end"/>
             </w:r>
-            <w:bookmarkStart w:id="88" w:name="Check2_Copy_211_Copy_5_Copy_1"/>
-            <w:bookmarkStart w:id="89" w:name="Check2_Copy_211_Copy_5_Copy_1"/>
-            <w:bookmarkStart w:id="90" w:name="Check2_Copy_211_Copy_5"/>
-            <w:bookmarkEnd w:id="88"/>
-            <w:bookmarkEnd w:id="89"/>
-            <w:bookmarkEnd w:id="90"/>
-            <w:r>
-              <w:rPr>
-                <w:rFonts w:eastAsia="Times New Roman" w:cs="Times New Roman"/>
-                <w:kern w:val="0"/>
-                <w:lang w:val="en-US" w:eastAsia="en-US" w:bidi="ar-SA"/>
-              </w:rPr>
-              <w:t xml:space="preserve"> Not Applicable </w:t>
+            <w:bookmarkStart w:id="105" w:name="Check2_Copy_211_Copy_5_Copy_1"/>
+            <w:bookmarkStart w:id="106" w:name="Check2_Copy_211_Copy_5_Copy_1_Copy_1"/>
+            <w:bookmarkStart w:id="107" w:name="Check2_Copy_211_Copy_5_Copy_1"/>
+            <w:bookmarkStart w:id="108" w:name="Check2_Copy_211_Copy_5"/>
+            <w:bookmarkEnd w:id="105"/>
+            <w:bookmarkEnd w:id="106"/>
+            <w:bookmarkEnd w:id="107"/>
+            <w:bookmarkEnd w:id="108"/>
+            <w:r>
+              <w:rPr>
+                <w:rFonts w:eastAsia="Times New Roman" w:cs="Times New Roman"/>
+                <w:kern w:val="0"/>
+                <w:lang w:val="en-US" w:eastAsia="en-US" w:bidi="ar-SA"/>
+              </w:rPr>
+              <w:t xml:space="preserve"> Not Applicable</w:t>
             </w:r>
           </w:p>
         </w:tc>
@@ -4367,7 +4403,7 @@
                 <w:kern w:val="0"/>
                 <w:lang w:val="en-US" w:eastAsia="en-US" w:bidi="ar-SA"/>
               </w:rPr>
-              <w:t>Current implementation or planned implementation details.  If “Not Applicable,” provide rationale.</w:t>
+              <w:t>Current implementation or planned implementation details. If “Not Applicable,” provide rationale.</w:t>
             </w:r>
           </w:p>
         </w:tc>
@@ -4569,9 +4605,9 @@
               </w:rPr>
               <w:fldChar w:fldCharType="separate"/>
             </w:r>
-            <w:bookmarkStart w:id="91" w:name="Check1_Copy_105_Copy_6"/>
-            <w:bookmarkStart w:id="92" w:name="Check1_Copy_105_Copy_6"/>
-            <w:bookmarkEnd w:id="92"/>
+            <w:bookmarkStart w:id="109" w:name="Check1_Copy_105_Copy_6"/>
+            <w:bookmarkStart w:id="110" w:name="Check1_Copy_105_Copy_6"/>
+            <w:bookmarkEnd w:id="110"/>
             <w:r>
               <w:rPr>
                 <w:rFonts w:eastAsia="Times New Roman" w:cs="Times New Roman"/>
@@ -4587,12 +4623,14 @@
               </w:rPr>
               <w:fldChar w:fldCharType="end"/>
             </w:r>
-            <w:bookmarkStart w:id="93" w:name="Check1_Copy_105_Copy_6_Copy_1"/>
-            <w:bookmarkStart w:id="94" w:name="Check1_Copy_105_Copy_6_Copy_1"/>
-            <w:bookmarkStart w:id="95" w:name="Check1_Copy_105_Copy_6"/>
-            <w:bookmarkEnd w:id="93"/>
-            <w:bookmarkEnd w:id="94"/>
-            <w:bookmarkEnd w:id="95"/>
+            <w:bookmarkStart w:id="111" w:name="Check1_Copy_105_Copy_6_Copy_1"/>
+            <w:bookmarkStart w:id="112" w:name="Check1_Copy_105_Copy_6_Copy_1_Copy_1"/>
+            <w:bookmarkStart w:id="113" w:name="Check1_Copy_105_Copy_6_Copy_1"/>
+            <w:bookmarkStart w:id="114" w:name="Check1_Copy_105_Copy_6"/>
+            <w:bookmarkEnd w:id="111"/>
+            <w:bookmarkEnd w:id="112"/>
+            <w:bookmarkEnd w:id="113"/>
+            <w:bookmarkEnd w:id="114"/>
             <w:r>
               <w:rPr>
                 <w:rFonts w:eastAsia="Times New Roman" w:cs="Times New Roman"/>
@@ -4655,9 +4693,9 @@
               </w:rPr>
               <w:fldChar w:fldCharType="separate"/>
             </w:r>
-            <w:bookmarkStart w:id="96" w:name="Check2_Copy_210_Copy_6"/>
-            <w:bookmarkStart w:id="97" w:name="Check2_Copy_210_Copy_6"/>
-            <w:bookmarkEnd w:id="97"/>
+            <w:bookmarkStart w:id="115" w:name="Check2_Copy_210_Copy_6"/>
+            <w:bookmarkStart w:id="116" w:name="Check2_Copy_210_Copy_6"/>
+            <w:bookmarkEnd w:id="116"/>
             <w:r>
               <w:rPr>
                 <w:rFonts w:eastAsia="Times New Roman" w:cs="Times New Roman"/>
@@ -4673,19 +4711,21 @@
               </w:rPr>
               <w:fldChar w:fldCharType="end"/>
             </w:r>
-            <w:bookmarkStart w:id="98" w:name="Check2_Copy_210_Copy_6_Copy_1"/>
-            <w:bookmarkStart w:id="99" w:name="Check2_Copy_210_Copy_6_Copy_1"/>
-            <w:bookmarkStart w:id="100" w:name="Check2_Copy_210_Copy_6"/>
-            <w:bookmarkEnd w:id="98"/>
-            <w:bookmarkEnd w:id="99"/>
-            <w:bookmarkEnd w:id="100"/>
-            <w:r>
-              <w:rPr>
-                <w:rFonts w:eastAsia="Times New Roman" w:cs="Times New Roman"/>
-                <w:kern w:val="0"/>
-                <w:lang w:val="en-US" w:eastAsia="en-US" w:bidi="ar-SA"/>
-              </w:rPr>
-              <w:t xml:space="preserve"> Planned to be Implemented  </w:t>
+            <w:bookmarkStart w:id="117" w:name="Check2_Copy_210_Copy_6_Copy_1"/>
+            <w:bookmarkStart w:id="118" w:name="Check2_Copy_210_Copy_6_Copy_1_Copy_1"/>
+            <w:bookmarkStart w:id="119" w:name="Check2_Copy_210_Copy_6_Copy_1"/>
+            <w:bookmarkStart w:id="120" w:name="Check2_Copy_210_Copy_6"/>
+            <w:bookmarkEnd w:id="117"/>
+            <w:bookmarkEnd w:id="118"/>
+            <w:bookmarkEnd w:id="119"/>
+            <w:bookmarkEnd w:id="120"/>
+            <w:r>
+              <w:rPr>
+                <w:rFonts w:eastAsia="Times New Roman" w:cs="Times New Roman"/>
+                <w:kern w:val="0"/>
+                <w:lang w:val="en-US" w:eastAsia="en-US" w:bidi="ar-SA"/>
+              </w:rPr>
+              <w:t xml:space="preserve"> Planned to be Implemented</w:t>
             </w:r>
           </w:p>
         </w:tc>
@@ -4741,9 +4781,9 @@
               </w:rPr>
               <w:fldChar w:fldCharType="separate"/>
             </w:r>
-            <w:bookmarkStart w:id="101" w:name="Check2_Copy_211_Copy_6"/>
-            <w:bookmarkStart w:id="102" w:name="Check2_Copy_211_Copy_6"/>
-            <w:bookmarkEnd w:id="102"/>
+            <w:bookmarkStart w:id="121" w:name="Check2_Copy_211_Copy_6"/>
+            <w:bookmarkStart w:id="122" w:name="Check2_Copy_211_Copy_6"/>
+            <w:bookmarkEnd w:id="122"/>
             <w:r>
               <w:rPr>
                 <w:rFonts w:eastAsia="Times New Roman" w:cs="Times New Roman"/>
@@ -4759,19 +4799,21 @@
               </w:rPr>
               <w:fldChar w:fldCharType="end"/>
             </w:r>
-            <w:bookmarkStart w:id="103" w:name="Check2_Copy_211_Copy_6_Copy_1"/>
-            <w:bookmarkStart w:id="104" w:name="Check2_Copy_211_Copy_6_Copy_1"/>
-            <w:bookmarkStart w:id="105" w:name="Check2_Copy_211_Copy_6"/>
-            <w:bookmarkEnd w:id="103"/>
-            <w:bookmarkEnd w:id="104"/>
-            <w:bookmarkEnd w:id="105"/>
-            <w:r>
-              <w:rPr>
-                <w:rFonts w:eastAsia="Times New Roman" w:cs="Times New Roman"/>
-                <w:kern w:val="0"/>
-                <w:lang w:val="en-US" w:eastAsia="en-US" w:bidi="ar-SA"/>
-              </w:rPr>
-              <w:t xml:space="preserve"> Not Applicable </w:t>
+            <w:bookmarkStart w:id="123" w:name="Check2_Copy_211_Copy_6_Copy_1"/>
+            <w:bookmarkStart w:id="124" w:name="Check2_Copy_211_Copy_6_Copy_1_Copy_1"/>
+            <w:bookmarkStart w:id="125" w:name="Check2_Copy_211_Copy_6_Copy_1"/>
+            <w:bookmarkStart w:id="126" w:name="Check2_Copy_211_Copy_6"/>
+            <w:bookmarkEnd w:id="123"/>
+            <w:bookmarkEnd w:id="124"/>
+            <w:bookmarkEnd w:id="125"/>
+            <w:bookmarkEnd w:id="126"/>
+            <w:r>
+              <w:rPr>
+                <w:rFonts w:eastAsia="Times New Roman" w:cs="Times New Roman"/>
+                <w:kern w:val="0"/>
+                <w:lang w:val="en-US" w:eastAsia="en-US" w:bidi="ar-SA"/>
+              </w:rPr>
+              <w:t xml:space="preserve"> Not Applicable</w:t>
             </w:r>
           </w:p>
         </w:tc>
@@ -4813,7 +4855,7 @@
                 <w:kern w:val="0"/>
                 <w:lang w:val="en-US" w:eastAsia="en-US" w:bidi="ar-SA"/>
               </w:rPr>
-              <w:t>Current implementation or planned implementation details.  If “Not Applicable,” provide rationale.</w:t>
+              <w:t>Current implementation or planned implementation details. If “Not Applicable,” provide rationale.</w:t>
             </w:r>
           </w:p>
         </w:tc>
@@ -4966,9 +5008,9 @@
               </w:rPr>
               <w:fldChar w:fldCharType="separate"/>
             </w:r>
-            <w:bookmarkStart w:id="106" w:name="Check1_Copy_105_Copy_7"/>
-            <w:bookmarkStart w:id="107" w:name="Check1_Copy_105_Copy_7"/>
-            <w:bookmarkEnd w:id="107"/>
+            <w:bookmarkStart w:id="127" w:name="Check1_Copy_105_Copy_7"/>
+            <w:bookmarkStart w:id="128" w:name="Check1_Copy_105_Copy_7"/>
+            <w:bookmarkEnd w:id="128"/>
             <w:r>
               <w:rPr>
                 <w:rFonts w:eastAsia="Times New Roman" w:cs="Times New Roman"/>
@@ -4984,12 +5026,14 @@
               </w:rPr>
               <w:fldChar w:fldCharType="end"/>
             </w:r>
-            <w:bookmarkStart w:id="108" w:name="Check1_Copy_105_Copy_7_Copy_1"/>
-            <w:bookmarkStart w:id="109" w:name="Check1_Copy_105_Copy_7_Copy_1"/>
-            <w:bookmarkStart w:id="110" w:name="Check1_Copy_105_Copy_7"/>
-            <w:bookmarkEnd w:id="108"/>
-            <w:bookmarkEnd w:id="109"/>
-            <w:bookmarkEnd w:id="110"/>
+            <w:bookmarkStart w:id="129" w:name="Check1_Copy_105_Copy_7_Copy_1"/>
+            <w:bookmarkStart w:id="130" w:name="Check1_Copy_105_Copy_7_Copy_1_Copy_1"/>
+            <w:bookmarkStart w:id="131" w:name="Check1_Copy_105_Copy_7_Copy_1"/>
+            <w:bookmarkStart w:id="132" w:name="Check1_Copy_105_Copy_7"/>
+            <w:bookmarkEnd w:id="129"/>
+            <w:bookmarkEnd w:id="130"/>
+            <w:bookmarkEnd w:id="131"/>
+            <w:bookmarkEnd w:id="132"/>
             <w:r>
               <w:rPr>
                 <w:rFonts w:eastAsia="Times New Roman" w:cs="Times New Roman"/>
@@ -5052,9 +5096,9 @@
               </w:rPr>
               <w:fldChar w:fldCharType="separate"/>
             </w:r>
-            <w:bookmarkStart w:id="111" w:name="Check2_Copy_210_Copy_7"/>
-            <w:bookmarkStart w:id="112" w:name="Check2_Copy_210_Copy_7"/>
-            <w:bookmarkEnd w:id="112"/>
+            <w:bookmarkStart w:id="133" w:name="Check2_Copy_210_Copy_7"/>
+            <w:bookmarkStart w:id="134" w:name="Check2_Copy_210_Copy_7"/>
+            <w:bookmarkEnd w:id="134"/>
             <w:r>
               <w:rPr>
                 <w:rFonts w:eastAsia="Times New Roman" w:cs="Times New Roman"/>
@@ -5070,19 +5114,21 @@
               </w:rPr>
               <w:fldChar w:fldCharType="end"/>
             </w:r>
-            <w:bookmarkStart w:id="113" w:name="Check2_Copy_210_Copy_7_Copy_1"/>
-            <w:bookmarkStart w:id="114" w:name="Check2_Copy_210_Copy_7_Copy_1"/>
-            <w:bookmarkStart w:id="115" w:name="Check2_Copy_210_Copy_7"/>
-            <w:bookmarkEnd w:id="113"/>
-            <w:bookmarkEnd w:id="114"/>
-            <w:bookmarkEnd w:id="115"/>
-            <w:r>
-              <w:rPr>
-                <w:rFonts w:eastAsia="Times New Roman" w:cs="Times New Roman"/>
-                <w:kern w:val="0"/>
-                <w:lang w:val="en-US" w:eastAsia="en-US" w:bidi="ar-SA"/>
-              </w:rPr>
-              <w:t xml:space="preserve"> Planned to be Implemented  </w:t>
+            <w:bookmarkStart w:id="135" w:name="Check2_Copy_210_Copy_7_Copy_1"/>
+            <w:bookmarkStart w:id="136" w:name="Check2_Copy_210_Copy_7_Copy_1_Copy_1"/>
+            <w:bookmarkStart w:id="137" w:name="Check2_Copy_210_Copy_7_Copy_1"/>
+            <w:bookmarkStart w:id="138" w:name="Check2_Copy_210_Copy_7"/>
+            <w:bookmarkEnd w:id="135"/>
+            <w:bookmarkEnd w:id="136"/>
+            <w:bookmarkEnd w:id="137"/>
+            <w:bookmarkEnd w:id="138"/>
+            <w:r>
+              <w:rPr>
+                <w:rFonts w:eastAsia="Times New Roman" w:cs="Times New Roman"/>
+                <w:kern w:val="0"/>
+                <w:lang w:val="en-US" w:eastAsia="en-US" w:bidi="ar-SA"/>
+              </w:rPr>
+              <w:t xml:space="preserve"> Planned to be Implemented</w:t>
             </w:r>
           </w:p>
         </w:tc>
@@ -5138,9 +5184,9 @@
               </w:rPr>
               <w:fldChar w:fldCharType="separate"/>
             </w:r>
-            <w:bookmarkStart w:id="116" w:name="Check2_Copy_211_Copy_7"/>
-            <w:bookmarkStart w:id="117" w:name="Check2_Copy_211_Copy_7"/>
-            <w:bookmarkEnd w:id="117"/>
+            <w:bookmarkStart w:id="139" w:name="Check2_Copy_211_Copy_7"/>
+            <w:bookmarkStart w:id="140" w:name="Check2_Copy_211_Copy_7"/>
+            <w:bookmarkEnd w:id="140"/>
             <w:r>
               <w:rPr>
                 <w:rFonts w:eastAsia="Times New Roman" w:cs="Times New Roman"/>
@@ -5156,19 +5202,21 @@
               </w:rPr>
               <w:fldChar w:fldCharType="end"/>
             </w:r>
-            <w:bookmarkStart w:id="118" w:name="Check2_Copy_211_Copy_7_Copy_1"/>
-            <w:bookmarkStart w:id="119" w:name="Check2_Copy_211_Copy_7_Copy_1"/>
-            <w:bookmarkStart w:id="120" w:name="Check2_Copy_211_Copy_7"/>
-            <w:bookmarkEnd w:id="118"/>
-            <w:bookmarkEnd w:id="119"/>
-            <w:bookmarkEnd w:id="120"/>
-            <w:r>
-              <w:rPr>
-                <w:rFonts w:eastAsia="Times New Roman" w:cs="Times New Roman"/>
-                <w:kern w:val="0"/>
-                <w:lang w:val="en-US" w:eastAsia="en-US" w:bidi="ar-SA"/>
-              </w:rPr>
-              <w:t xml:space="preserve"> Not Applicable </w:t>
+            <w:bookmarkStart w:id="141" w:name="Check2_Copy_211_Copy_7_Copy_1"/>
+            <w:bookmarkStart w:id="142" w:name="Check2_Copy_211_Copy_7_Copy_1_Copy_1"/>
+            <w:bookmarkStart w:id="143" w:name="Check2_Copy_211_Copy_7_Copy_1"/>
+            <w:bookmarkStart w:id="144" w:name="Check2_Copy_211_Copy_7"/>
+            <w:bookmarkEnd w:id="141"/>
+            <w:bookmarkEnd w:id="142"/>
+            <w:bookmarkEnd w:id="143"/>
+            <w:bookmarkEnd w:id="144"/>
+            <w:r>
+              <w:rPr>
+                <w:rFonts w:eastAsia="Times New Roman" w:cs="Times New Roman"/>
+                <w:kern w:val="0"/>
+                <w:lang w:val="en-US" w:eastAsia="en-US" w:bidi="ar-SA"/>
+              </w:rPr>
+              <w:t xml:space="preserve"> Not Applicable</w:t>
             </w:r>
           </w:p>
         </w:tc>
@@ -5210,7 +5258,7 @@
                 <w:kern w:val="0"/>
                 <w:lang w:val="en-US" w:eastAsia="en-US" w:bidi="ar-SA"/>
               </w:rPr>
-              <w:t>Current implementation or planned implementation details.  If “Not Applicable,” provide rationale.</w:t>
+              <w:t>Current implementation or planned implementation details. If “Not Applicable,” provide rationale.</w:t>
             </w:r>
           </w:p>
         </w:tc>
@@ -5311,7 +5359,7 @@
           <w:sz w:val="23"/>
           <w:szCs w:val="23"/>
         </w:rPr>
-        <w:t>3.1.20.a connections to external systems are identified.</w:t>
+        <w:t>3.1.20. a connections to external systems are identified.</w:t>
       </w:r>
     </w:p>
     <w:tbl>
@@ -5386,9 +5434,9 @@
               </w:rPr>
               <w:fldChar w:fldCharType="separate"/>
             </w:r>
-            <w:bookmarkStart w:id="121" w:name="Check1_Copy_105_Copy_8"/>
-            <w:bookmarkStart w:id="122" w:name="Check1_Copy_105_Copy_8"/>
-            <w:bookmarkEnd w:id="122"/>
+            <w:bookmarkStart w:id="145" w:name="Check1_Copy_105_Copy_8"/>
+            <w:bookmarkStart w:id="146" w:name="Check1_Copy_105_Copy_8"/>
+            <w:bookmarkEnd w:id="146"/>
             <w:r>
               <w:rPr>
                 <w:rFonts w:eastAsia="Times New Roman" w:cs="Times New Roman"/>
@@ -5404,12 +5452,14 @@
               </w:rPr>
               <w:fldChar w:fldCharType="end"/>
             </w:r>
-            <w:bookmarkStart w:id="123" w:name="Check1_Copy_105_Copy_8_Copy_1"/>
-            <w:bookmarkStart w:id="124" w:name="Check1_Copy_105_Copy_8_Copy_1"/>
-            <w:bookmarkStart w:id="125" w:name="Check1_Copy_105_Copy_8"/>
-            <w:bookmarkEnd w:id="123"/>
-            <w:bookmarkEnd w:id="124"/>
-            <w:bookmarkEnd w:id="125"/>
+            <w:bookmarkStart w:id="147" w:name="Check1_Copy_105_Copy_8_Copy_1"/>
+            <w:bookmarkStart w:id="148" w:name="Check1_Copy_105_Copy_8_Copy_1_Copy_1"/>
+            <w:bookmarkStart w:id="149" w:name="Check1_Copy_105_Copy_8_Copy_1"/>
+            <w:bookmarkStart w:id="150" w:name="Check1_Copy_105_Copy_8"/>
+            <w:bookmarkEnd w:id="147"/>
+            <w:bookmarkEnd w:id="148"/>
+            <w:bookmarkEnd w:id="149"/>
+            <w:bookmarkEnd w:id="150"/>
             <w:r>
               <w:rPr>
                 <w:rFonts w:eastAsia="Times New Roman" w:cs="Times New Roman"/>
@@ -5472,9 +5522,9 @@
               </w:rPr>
               <w:fldChar w:fldCharType="separate"/>
             </w:r>
-            <w:bookmarkStart w:id="126" w:name="Check2_Copy_210_Copy_8"/>
-            <w:bookmarkStart w:id="127" w:name="Check2_Copy_210_Copy_8"/>
-            <w:bookmarkEnd w:id="127"/>
+            <w:bookmarkStart w:id="151" w:name="Check2_Copy_210_Copy_8"/>
+            <w:bookmarkStart w:id="152" w:name="Check2_Copy_210_Copy_8"/>
+            <w:bookmarkEnd w:id="152"/>
             <w:r>
               <w:rPr>
                 <w:rFonts w:eastAsia="Times New Roman" w:cs="Times New Roman"/>
@@ -5490,19 +5540,21 @@
               </w:rPr>
               <w:fldChar w:fldCharType="end"/>
             </w:r>
-            <w:bookmarkStart w:id="128" w:name="Check2_Copy_210_Copy_8_Copy_1"/>
-            <w:bookmarkStart w:id="129" w:name="Check2_Copy_210_Copy_8_Copy_1"/>
-            <w:bookmarkStart w:id="130" w:name="Check2_Copy_210_Copy_8"/>
-            <w:bookmarkEnd w:id="128"/>
-            <w:bookmarkEnd w:id="129"/>
-            <w:bookmarkEnd w:id="130"/>
-            <w:r>
-              <w:rPr>
-                <w:rFonts w:eastAsia="Times New Roman" w:cs="Times New Roman"/>
-                <w:kern w:val="0"/>
-                <w:lang w:val="en-US" w:eastAsia="en-US" w:bidi="ar-SA"/>
-              </w:rPr>
-              <w:t xml:space="preserve"> Planned to be Implemented  </w:t>
+            <w:bookmarkStart w:id="153" w:name="Check2_Copy_210_Copy_8_Copy_1"/>
+            <w:bookmarkStart w:id="154" w:name="Check2_Copy_210_Copy_8_Copy_1_Copy_1"/>
+            <w:bookmarkStart w:id="155" w:name="Check2_Copy_210_Copy_8_Copy_1"/>
+            <w:bookmarkStart w:id="156" w:name="Check2_Copy_210_Copy_8"/>
+            <w:bookmarkEnd w:id="153"/>
+            <w:bookmarkEnd w:id="154"/>
+            <w:bookmarkEnd w:id="155"/>
+            <w:bookmarkEnd w:id="156"/>
+            <w:r>
+              <w:rPr>
+                <w:rFonts w:eastAsia="Times New Roman" w:cs="Times New Roman"/>
+                <w:kern w:val="0"/>
+                <w:lang w:val="en-US" w:eastAsia="en-US" w:bidi="ar-SA"/>
+              </w:rPr>
+              <w:t xml:space="preserve"> Planned to be Implemented</w:t>
             </w:r>
           </w:p>
         </w:tc>
@@ -5558,9 +5610,9 @@
               </w:rPr>
               <w:fldChar w:fldCharType="separate"/>
             </w:r>
-            <w:bookmarkStart w:id="131" w:name="Check2_Copy_211_Copy_8"/>
-            <w:bookmarkStart w:id="132" w:name="Check2_Copy_211_Copy_8"/>
-            <w:bookmarkEnd w:id="132"/>
+            <w:bookmarkStart w:id="157" w:name="Check2_Copy_211_Copy_8"/>
+            <w:bookmarkStart w:id="158" w:name="Check2_Copy_211_Copy_8"/>
+            <w:bookmarkEnd w:id="158"/>
             <w:r>
               <w:rPr>
                 <w:rFonts w:eastAsia="Times New Roman" w:cs="Times New Roman"/>
@@ -5576,19 +5628,21 @@
               </w:rPr>
               <w:fldChar w:fldCharType="end"/>
             </w:r>
-            <w:bookmarkStart w:id="133" w:name="Check2_Copy_211_Copy_8_Copy_1"/>
-            <w:bookmarkStart w:id="134" w:name="Check2_Copy_211_Copy_8_Copy_1"/>
-            <w:bookmarkStart w:id="135" w:name="Check2_Copy_211_Copy_8"/>
-            <w:bookmarkEnd w:id="133"/>
-            <w:bookmarkEnd w:id="134"/>
-            <w:bookmarkEnd w:id="135"/>
-            <w:r>
-              <w:rPr>
-                <w:rFonts w:eastAsia="Times New Roman" w:cs="Times New Roman"/>
-                <w:kern w:val="0"/>
-                <w:lang w:val="en-US" w:eastAsia="en-US" w:bidi="ar-SA"/>
-              </w:rPr>
-              <w:t xml:space="preserve"> Not Applicable </w:t>
+            <w:bookmarkStart w:id="159" w:name="Check2_Copy_211_Copy_8_Copy_1"/>
+            <w:bookmarkStart w:id="160" w:name="Check2_Copy_211_Copy_8_Copy_1_Copy_1"/>
+            <w:bookmarkStart w:id="161" w:name="Check2_Copy_211_Copy_8_Copy_1"/>
+            <w:bookmarkStart w:id="162" w:name="Check2_Copy_211_Copy_8"/>
+            <w:bookmarkEnd w:id="159"/>
+            <w:bookmarkEnd w:id="160"/>
+            <w:bookmarkEnd w:id="161"/>
+            <w:bookmarkEnd w:id="162"/>
+            <w:r>
+              <w:rPr>
+                <w:rFonts w:eastAsia="Times New Roman" w:cs="Times New Roman"/>
+                <w:kern w:val="0"/>
+                <w:lang w:val="en-US" w:eastAsia="en-US" w:bidi="ar-SA"/>
+              </w:rPr>
+              <w:t xml:space="preserve"> Not Applicable</w:t>
             </w:r>
           </w:p>
         </w:tc>
@@ -5630,7 +5684,7 @@
                 <w:kern w:val="0"/>
                 <w:lang w:val="en-US" w:eastAsia="en-US" w:bidi="ar-SA"/>
               </w:rPr>
-              <w:t>Current implementation or planned implementation details.  If “Not Applicable,” provide rationale.</w:t>
+              <w:t>Current implementation or planned implementation details. If “Not Applicable,” provide rationale.</w:t>
             </w:r>
           </w:p>
         </w:tc>
@@ -5757,9 +5811,9 @@
               </w:rPr>
               <w:fldChar w:fldCharType="separate"/>
             </w:r>
-            <w:bookmarkStart w:id="136" w:name="Check1_Copy_105_Copy_9"/>
-            <w:bookmarkStart w:id="137" w:name="Check1_Copy_105_Copy_9"/>
-            <w:bookmarkEnd w:id="137"/>
+            <w:bookmarkStart w:id="163" w:name="Check1_Copy_105_Copy_9"/>
+            <w:bookmarkStart w:id="164" w:name="Check1_Copy_105_Copy_9"/>
+            <w:bookmarkEnd w:id="164"/>
             <w:r>
               <w:rPr>
                 <w:rFonts w:eastAsia="Times New Roman" w:cs="Times New Roman"/>
@@ -5775,12 +5829,14 @@
               </w:rPr>
               <w:fldChar w:fldCharType="end"/>
             </w:r>
-            <w:bookmarkStart w:id="138" w:name="Check1_Copy_105_Copy_9_Copy_1"/>
-            <w:bookmarkStart w:id="139" w:name="Check1_Copy_105_Copy_9_Copy_1"/>
-            <w:bookmarkStart w:id="140" w:name="Check1_Copy_105_Copy_9"/>
-            <w:bookmarkEnd w:id="138"/>
-            <w:bookmarkEnd w:id="139"/>
-            <w:bookmarkEnd w:id="140"/>
+            <w:bookmarkStart w:id="165" w:name="Check1_Copy_105_Copy_9_Copy_1"/>
+            <w:bookmarkStart w:id="166" w:name="Check1_Copy_105_Copy_9_Copy_1_Copy_1"/>
+            <w:bookmarkStart w:id="167" w:name="Check1_Copy_105_Copy_9_Copy_1"/>
+            <w:bookmarkStart w:id="168" w:name="Check1_Copy_105_Copy_9"/>
+            <w:bookmarkEnd w:id="165"/>
+            <w:bookmarkEnd w:id="166"/>
+            <w:bookmarkEnd w:id="167"/>
+            <w:bookmarkEnd w:id="168"/>
             <w:r>
               <w:rPr>
                 <w:rFonts w:eastAsia="Times New Roman" w:cs="Times New Roman"/>
@@ -5843,9 +5899,9 @@
               </w:rPr>
               <w:fldChar w:fldCharType="separate"/>
             </w:r>
-            <w:bookmarkStart w:id="141" w:name="Check2_Copy_210_Copy_9"/>
-            <w:bookmarkStart w:id="142" w:name="Check2_Copy_210_Copy_9"/>
-            <w:bookmarkEnd w:id="142"/>
+            <w:bookmarkStart w:id="169" w:name="Check2_Copy_210_Copy_9"/>
+            <w:bookmarkStart w:id="170" w:name="Check2_Copy_210_Copy_9"/>
+            <w:bookmarkEnd w:id="170"/>
             <w:r>
               <w:rPr>
                 <w:rFonts w:eastAsia="Times New Roman" w:cs="Times New Roman"/>
@@ -5861,19 +5917,21 @@
               </w:rPr>
               <w:fldChar w:fldCharType="end"/>
             </w:r>
-            <w:bookmarkStart w:id="143" w:name="Check2_Copy_210_Copy_9_Copy_1"/>
-            <w:bookmarkStart w:id="144" w:name="Check2_Copy_210_Copy_9_Copy_1"/>
-            <w:bookmarkStart w:id="145" w:name="Check2_Copy_210_Copy_9"/>
-            <w:bookmarkEnd w:id="143"/>
-            <w:bookmarkEnd w:id="144"/>
-            <w:bookmarkEnd w:id="145"/>
-            <w:r>
-              <w:rPr>
-                <w:rFonts w:eastAsia="Times New Roman" w:cs="Times New Roman"/>
-                <w:kern w:val="0"/>
-                <w:lang w:val="en-US" w:eastAsia="en-US" w:bidi="ar-SA"/>
-              </w:rPr>
-              <w:t xml:space="preserve"> Planned to be Implemented  </w:t>
+            <w:bookmarkStart w:id="171" w:name="Check2_Copy_210_Copy_9_Copy_1"/>
+            <w:bookmarkStart w:id="172" w:name="Check2_Copy_210_Copy_9_Copy_1_Copy_1"/>
+            <w:bookmarkStart w:id="173" w:name="Check2_Copy_210_Copy_9_Copy_1"/>
+            <w:bookmarkStart w:id="174" w:name="Check2_Copy_210_Copy_9"/>
+            <w:bookmarkEnd w:id="171"/>
+            <w:bookmarkEnd w:id="172"/>
+            <w:bookmarkEnd w:id="173"/>
+            <w:bookmarkEnd w:id="174"/>
+            <w:r>
+              <w:rPr>
+                <w:rFonts w:eastAsia="Times New Roman" w:cs="Times New Roman"/>
+                <w:kern w:val="0"/>
+                <w:lang w:val="en-US" w:eastAsia="en-US" w:bidi="ar-SA"/>
+              </w:rPr>
+              <w:t xml:space="preserve"> Planned to be Implemented</w:t>
             </w:r>
           </w:p>
         </w:tc>
@@ -5929,9 +5987,9 @@
               </w:rPr>
               <w:fldChar w:fldCharType="separate"/>
             </w:r>
-            <w:bookmarkStart w:id="146" w:name="Check2_Copy_211_Copy_9"/>
-            <w:bookmarkStart w:id="147" w:name="Check2_Copy_211_Copy_9"/>
-            <w:bookmarkEnd w:id="147"/>
+            <w:bookmarkStart w:id="175" w:name="Check2_Copy_211_Copy_9"/>
+            <w:bookmarkStart w:id="176" w:name="Check2_Copy_211_Copy_9"/>
+            <w:bookmarkEnd w:id="176"/>
             <w:r>
               <w:rPr>
                 <w:rFonts w:eastAsia="Times New Roman" w:cs="Times New Roman"/>
@@ -5947,19 +6005,21 @@
               </w:rPr>
               <w:fldChar w:fldCharType="end"/>
             </w:r>
-            <w:bookmarkStart w:id="148" w:name="Check2_Copy_211_Copy_9_Copy_1"/>
-            <w:bookmarkStart w:id="149" w:name="Check2_Copy_211_Copy_9_Copy_1"/>
-            <w:bookmarkStart w:id="150" w:name="Check2_Copy_211_Copy_9"/>
-            <w:bookmarkEnd w:id="148"/>
-            <w:bookmarkEnd w:id="149"/>
-            <w:bookmarkEnd w:id="150"/>
-            <w:r>
-              <w:rPr>
-                <w:rFonts w:eastAsia="Times New Roman" w:cs="Times New Roman"/>
-                <w:kern w:val="0"/>
-                <w:lang w:val="en-US" w:eastAsia="en-US" w:bidi="ar-SA"/>
-              </w:rPr>
-              <w:t xml:space="preserve"> Not Applicable </w:t>
+            <w:bookmarkStart w:id="177" w:name="Check2_Copy_211_Copy_9_Copy_1"/>
+            <w:bookmarkStart w:id="178" w:name="Check2_Copy_211_Copy_9_Copy_1_Copy_1"/>
+            <w:bookmarkStart w:id="179" w:name="Check2_Copy_211_Copy_9_Copy_1"/>
+            <w:bookmarkStart w:id="180" w:name="Check2_Copy_211_Copy_9"/>
+            <w:bookmarkEnd w:id="177"/>
+            <w:bookmarkEnd w:id="178"/>
+            <w:bookmarkEnd w:id="179"/>
+            <w:bookmarkEnd w:id="180"/>
+            <w:r>
+              <w:rPr>
+                <w:rFonts w:eastAsia="Times New Roman" w:cs="Times New Roman"/>
+                <w:kern w:val="0"/>
+                <w:lang w:val="en-US" w:eastAsia="en-US" w:bidi="ar-SA"/>
+              </w:rPr>
+              <w:t xml:space="preserve"> Not Applicable</w:t>
             </w:r>
           </w:p>
         </w:tc>
@@ -6001,7 +6061,7 @@
                 <w:kern w:val="0"/>
                 <w:lang w:val="en-US" w:eastAsia="en-US" w:bidi="ar-SA"/>
               </w:rPr>
-              <w:t>Current implementation or planned implementation details.  If “Not Applicable,” provide rationale.</w:t>
+              <w:t>Current implementation or planned implementation details. If “Not Applicable,” provide rationale.</w:t>
             </w:r>
           </w:p>
         </w:tc>
@@ -6128,9 +6188,9 @@
               </w:rPr>
               <w:fldChar w:fldCharType="separate"/>
             </w:r>
-            <w:bookmarkStart w:id="151" w:name="Check1_Copy_105_Copy_10"/>
-            <w:bookmarkStart w:id="152" w:name="Check1_Copy_105_Copy_10"/>
-            <w:bookmarkEnd w:id="152"/>
+            <w:bookmarkStart w:id="181" w:name="Check1_Copy_105_Copy_10"/>
+            <w:bookmarkStart w:id="182" w:name="Check1_Copy_105_Copy_10"/>
+            <w:bookmarkEnd w:id="182"/>
             <w:r>
               <w:rPr>
                 <w:rFonts w:eastAsia="Times New Roman" w:cs="Times New Roman"/>
@@ -6146,12 +6206,14 @@
               </w:rPr>
               <w:fldChar w:fldCharType="end"/>
             </w:r>
-            <w:bookmarkStart w:id="153" w:name="Check1_Copy_105_Copy_10_Copy_1"/>
-            <w:bookmarkStart w:id="154" w:name="Check1_Copy_105_Copy_10_Copy_1"/>
-            <w:bookmarkStart w:id="155" w:name="Check1_Copy_105_Copy_10"/>
-            <w:bookmarkEnd w:id="153"/>
-            <w:bookmarkEnd w:id="154"/>
-            <w:bookmarkEnd w:id="155"/>
+            <w:bookmarkStart w:id="183" w:name="Check1_Copy_105_Copy_10_Copy_1"/>
+            <w:bookmarkStart w:id="184" w:name="Check1_Copy_105_Copy_10_Copy_1_Copy_1"/>
+            <w:bookmarkStart w:id="185" w:name="Check1_Copy_105_Copy_10_Copy_1"/>
+            <w:bookmarkStart w:id="186" w:name="Check1_Copy_105_Copy_10"/>
+            <w:bookmarkEnd w:id="183"/>
+            <w:bookmarkEnd w:id="184"/>
+            <w:bookmarkEnd w:id="185"/>
+            <w:bookmarkEnd w:id="186"/>
             <w:r>
               <w:rPr>
                 <w:rFonts w:eastAsia="Times New Roman" w:cs="Times New Roman"/>
@@ -6214,9 +6276,9 @@
               </w:rPr>
               <w:fldChar w:fldCharType="separate"/>
             </w:r>
-            <w:bookmarkStart w:id="156" w:name="Check2_Copy_210_Copy_10"/>
-            <w:bookmarkStart w:id="157" w:name="Check2_Copy_210_Copy_10"/>
-            <w:bookmarkEnd w:id="157"/>
+            <w:bookmarkStart w:id="187" w:name="Check2_Copy_210_Copy_10"/>
+            <w:bookmarkStart w:id="188" w:name="Check2_Copy_210_Copy_10"/>
+            <w:bookmarkEnd w:id="188"/>
             <w:r>
               <w:rPr>
                 <w:rFonts w:eastAsia="Times New Roman" w:cs="Times New Roman"/>
@@ -6232,19 +6294,21 @@
               </w:rPr>
               <w:fldChar w:fldCharType="end"/>
             </w:r>
-            <w:bookmarkStart w:id="158" w:name="Check2_Copy_210_Copy_10_Copy_1"/>
-            <w:bookmarkStart w:id="159" w:name="Check2_Copy_210_Copy_10_Copy_1"/>
-            <w:bookmarkStart w:id="160" w:name="Check2_Copy_210_Copy_10"/>
-            <w:bookmarkEnd w:id="158"/>
-            <w:bookmarkEnd w:id="159"/>
-            <w:bookmarkEnd w:id="160"/>
-            <w:r>
-              <w:rPr>
-                <w:rFonts w:eastAsia="Times New Roman" w:cs="Times New Roman"/>
-                <w:kern w:val="0"/>
-                <w:lang w:val="en-US" w:eastAsia="en-US" w:bidi="ar-SA"/>
-              </w:rPr>
-              <w:t xml:space="preserve"> Planned to be Implemented  </w:t>
+            <w:bookmarkStart w:id="189" w:name="Check2_Copy_210_Copy_10_Copy_1"/>
+            <w:bookmarkStart w:id="190" w:name="Check2_Copy_210_Copy_10_Copy_1_Copy_1"/>
+            <w:bookmarkStart w:id="191" w:name="Check2_Copy_210_Copy_10_Copy_1"/>
+            <w:bookmarkStart w:id="192" w:name="Check2_Copy_210_Copy_10"/>
+            <w:bookmarkEnd w:id="189"/>
+            <w:bookmarkEnd w:id="190"/>
+            <w:bookmarkEnd w:id="191"/>
+            <w:bookmarkEnd w:id="192"/>
+            <w:r>
+              <w:rPr>
+                <w:rFonts w:eastAsia="Times New Roman" w:cs="Times New Roman"/>
+                <w:kern w:val="0"/>
+                <w:lang w:val="en-US" w:eastAsia="en-US" w:bidi="ar-SA"/>
+              </w:rPr>
+              <w:t xml:space="preserve"> Planned to be Implemented</w:t>
             </w:r>
           </w:p>
         </w:tc>
@@ -6300,9 +6364,9 @@
               </w:rPr>
               <w:fldChar w:fldCharType="separate"/>
             </w:r>
-            <w:bookmarkStart w:id="161" w:name="Check2_Copy_211_Copy_10"/>
-            <w:bookmarkStart w:id="162" w:name="Check2_Copy_211_Copy_10"/>
-            <w:bookmarkEnd w:id="162"/>
+            <w:bookmarkStart w:id="193" w:name="Check2_Copy_211_Copy_10"/>
+            <w:bookmarkStart w:id="194" w:name="Check2_Copy_211_Copy_10"/>
+            <w:bookmarkEnd w:id="194"/>
             <w:r>
               <w:rPr>
                 <w:rFonts w:eastAsia="Times New Roman" w:cs="Times New Roman"/>
@@ -6318,19 +6382,21 @@
               </w:rPr>
               <w:fldChar w:fldCharType="end"/>
             </w:r>
-            <w:bookmarkStart w:id="163" w:name="Check2_Copy_211_Copy_10_Copy_1"/>
-            <w:bookmarkStart w:id="164" w:name="Check2_Copy_211_Copy_10_Copy_1"/>
-            <w:bookmarkStart w:id="165" w:name="Check2_Copy_211_Copy_10"/>
-            <w:bookmarkEnd w:id="163"/>
-            <w:bookmarkEnd w:id="164"/>
-            <w:bookmarkEnd w:id="165"/>
-            <w:r>
-              <w:rPr>
-                <w:rFonts w:eastAsia="Times New Roman" w:cs="Times New Roman"/>
-                <w:kern w:val="0"/>
-                <w:lang w:val="en-US" w:eastAsia="en-US" w:bidi="ar-SA"/>
-              </w:rPr>
-              <w:t xml:space="preserve"> Not Applicable </w:t>
+            <w:bookmarkStart w:id="195" w:name="Check2_Copy_211_Copy_10_Copy_1"/>
+            <w:bookmarkStart w:id="196" w:name="Check2_Copy_211_Copy_10_Copy_1_Copy_1"/>
+            <w:bookmarkStart w:id="197" w:name="Check2_Copy_211_Copy_10_Copy_1"/>
+            <w:bookmarkStart w:id="198" w:name="Check2_Copy_211_Copy_10"/>
+            <w:bookmarkEnd w:id="195"/>
+            <w:bookmarkEnd w:id="196"/>
+            <w:bookmarkEnd w:id="197"/>
+            <w:bookmarkEnd w:id="198"/>
+            <w:r>
+              <w:rPr>
+                <w:rFonts w:eastAsia="Times New Roman" w:cs="Times New Roman"/>
+                <w:kern w:val="0"/>
+                <w:lang w:val="en-US" w:eastAsia="en-US" w:bidi="ar-SA"/>
+              </w:rPr>
+              <w:t xml:space="preserve"> Not Applicable</w:t>
             </w:r>
           </w:p>
         </w:tc>
@@ -6372,7 +6438,7 @@
                 <w:kern w:val="0"/>
                 <w:lang w:val="en-US" w:eastAsia="en-US" w:bidi="ar-SA"/>
               </w:rPr>
-              <w:t>Current implementation or planned implementation details.  If “Not Applicable,” provide rationale.</w:t>
+              <w:t>Current implementation or planned implementation details. If “Not Applicable,” provide rationale.</w:t>
             </w:r>
           </w:p>
         </w:tc>
@@ -6499,9 +6565,9 @@
               </w:rPr>
               <w:fldChar w:fldCharType="separate"/>
             </w:r>
-            <w:bookmarkStart w:id="166" w:name="Check1_Copy_105_Copy_11"/>
-            <w:bookmarkStart w:id="167" w:name="Check1_Copy_105_Copy_11"/>
-            <w:bookmarkEnd w:id="167"/>
+            <w:bookmarkStart w:id="199" w:name="Check1_Copy_105_Copy_11"/>
+            <w:bookmarkStart w:id="200" w:name="Check1_Copy_105_Copy_11"/>
+            <w:bookmarkEnd w:id="200"/>
             <w:r>
               <w:rPr>
                 <w:rFonts w:eastAsia="Times New Roman" w:cs="Times New Roman"/>
@@ -6517,12 +6583,14 @@
               </w:rPr>
               <w:fldChar w:fldCharType="end"/>
             </w:r>
-            <w:bookmarkStart w:id="168" w:name="Check1_Copy_105_Copy_11_Copy_1"/>
-            <w:bookmarkStart w:id="169" w:name="Check1_Copy_105_Copy_11_Copy_1"/>
-            <w:bookmarkStart w:id="170" w:name="Check1_Copy_105_Copy_11"/>
-            <w:bookmarkEnd w:id="168"/>
-            <w:bookmarkEnd w:id="169"/>
-            <w:bookmarkEnd w:id="170"/>
+            <w:bookmarkStart w:id="201" w:name="Check1_Copy_105_Copy_11_Copy_1"/>
+            <w:bookmarkStart w:id="202" w:name="Check1_Copy_105_Copy_11_Copy_1_Copy_1"/>
+            <w:bookmarkStart w:id="203" w:name="Check1_Copy_105_Copy_11_Copy_1"/>
+            <w:bookmarkStart w:id="204" w:name="Check1_Copy_105_Copy_11"/>
+            <w:bookmarkEnd w:id="201"/>
+            <w:bookmarkEnd w:id="202"/>
+            <w:bookmarkEnd w:id="203"/>
+            <w:bookmarkEnd w:id="204"/>
             <w:r>
               <w:rPr>
                 <w:rFonts w:eastAsia="Times New Roman" w:cs="Times New Roman"/>
@@ -6585,9 +6653,9 @@
               </w:rPr>
               <w:fldChar w:fldCharType="separate"/>
             </w:r>
-            <w:bookmarkStart w:id="171" w:name="Check2_Copy_210_Copy_11"/>
-            <w:bookmarkStart w:id="172" w:name="Check2_Copy_210_Copy_11"/>
-            <w:bookmarkEnd w:id="172"/>
+            <w:bookmarkStart w:id="205" w:name="Check2_Copy_210_Copy_11"/>
+            <w:bookmarkStart w:id="206" w:name="Check2_Copy_210_Copy_11"/>
+            <w:bookmarkEnd w:id="206"/>
             <w:r>
               <w:rPr>
                 <w:rFonts w:eastAsia="Times New Roman" w:cs="Times New Roman"/>
@@ -6603,19 +6671,21 @@
               </w:rPr>
               <w:fldChar w:fldCharType="end"/>
             </w:r>
-            <w:bookmarkStart w:id="173" w:name="Check2_Copy_210_Copy_11_Copy_1"/>
-            <w:bookmarkStart w:id="174" w:name="Check2_Copy_210_Copy_11_Copy_1"/>
-            <w:bookmarkStart w:id="175" w:name="Check2_Copy_210_Copy_11"/>
-            <w:bookmarkEnd w:id="173"/>
-            <w:bookmarkEnd w:id="174"/>
-            <w:bookmarkEnd w:id="175"/>
-            <w:r>
-              <w:rPr>
-                <w:rFonts w:eastAsia="Times New Roman" w:cs="Times New Roman"/>
-                <w:kern w:val="0"/>
-                <w:lang w:val="en-US" w:eastAsia="en-US" w:bidi="ar-SA"/>
-              </w:rPr>
-              <w:t xml:space="preserve"> Planned to be Implemented  </w:t>
+            <w:bookmarkStart w:id="207" w:name="Check2_Copy_210_Copy_11_Copy_1"/>
+            <w:bookmarkStart w:id="208" w:name="Check2_Copy_210_Copy_11_Copy_1_Copy_1"/>
+            <w:bookmarkStart w:id="209" w:name="Check2_Copy_210_Copy_11_Copy_1"/>
+            <w:bookmarkStart w:id="210" w:name="Check2_Copy_210_Copy_11"/>
+            <w:bookmarkEnd w:id="207"/>
+            <w:bookmarkEnd w:id="208"/>
+            <w:bookmarkEnd w:id="209"/>
+            <w:bookmarkEnd w:id="210"/>
+            <w:r>
+              <w:rPr>
+                <w:rFonts w:eastAsia="Times New Roman" w:cs="Times New Roman"/>
+                <w:kern w:val="0"/>
+                <w:lang w:val="en-US" w:eastAsia="en-US" w:bidi="ar-SA"/>
+              </w:rPr>
+              <w:t xml:space="preserve"> Planned to be Implemented</w:t>
             </w:r>
           </w:p>
         </w:tc>
@@ -6671,9 +6741,9 @@
               </w:rPr>
               <w:fldChar w:fldCharType="separate"/>
             </w:r>
-            <w:bookmarkStart w:id="176" w:name="Check2_Copy_211_Copy_11"/>
-            <w:bookmarkStart w:id="177" w:name="Check2_Copy_211_Copy_11"/>
-            <w:bookmarkEnd w:id="177"/>
+            <w:bookmarkStart w:id="211" w:name="Check2_Copy_211_Copy_11"/>
+            <w:bookmarkStart w:id="212" w:name="Check2_Copy_211_Copy_11"/>
+            <w:bookmarkEnd w:id="212"/>
             <w:r>
               <w:rPr>
                 <w:rFonts w:eastAsia="Times New Roman" w:cs="Times New Roman"/>
@@ -6689,19 +6759,21 @@
               </w:rPr>
               <w:fldChar w:fldCharType="end"/>
             </w:r>
-            <w:bookmarkStart w:id="178" w:name="Check2_Copy_211_Copy_11_Copy_1"/>
-            <w:bookmarkStart w:id="179" w:name="Check2_Copy_211_Copy_11_Copy_1"/>
-            <w:bookmarkStart w:id="180" w:name="Check2_Copy_211_Copy_11"/>
-            <w:bookmarkEnd w:id="178"/>
-            <w:bookmarkEnd w:id="179"/>
-            <w:bookmarkEnd w:id="180"/>
-            <w:r>
-              <w:rPr>
-                <w:rFonts w:eastAsia="Times New Roman" w:cs="Times New Roman"/>
-                <w:kern w:val="0"/>
-                <w:lang w:val="en-US" w:eastAsia="en-US" w:bidi="ar-SA"/>
-              </w:rPr>
-              <w:t xml:space="preserve"> Not Applicable </w:t>
+            <w:bookmarkStart w:id="213" w:name="Check2_Copy_211_Copy_11_Copy_1"/>
+            <w:bookmarkStart w:id="214" w:name="Check2_Copy_211_Copy_11_Copy_1_Copy_1"/>
+            <w:bookmarkStart w:id="215" w:name="Check2_Copy_211_Copy_11_Copy_1"/>
+            <w:bookmarkStart w:id="216" w:name="Check2_Copy_211_Copy_11"/>
+            <w:bookmarkEnd w:id="213"/>
+            <w:bookmarkEnd w:id="214"/>
+            <w:bookmarkEnd w:id="215"/>
+            <w:bookmarkEnd w:id="216"/>
+            <w:r>
+              <w:rPr>
+                <w:rFonts w:eastAsia="Times New Roman" w:cs="Times New Roman"/>
+                <w:kern w:val="0"/>
+                <w:lang w:val="en-US" w:eastAsia="en-US" w:bidi="ar-SA"/>
+              </w:rPr>
+              <w:t xml:space="preserve"> Not Applicable</w:t>
             </w:r>
           </w:p>
         </w:tc>
@@ -6743,7 +6815,7 @@
                 <w:kern w:val="0"/>
                 <w:lang w:val="en-US" w:eastAsia="en-US" w:bidi="ar-SA"/>
               </w:rPr>
-              <w:t>Current implementation or planned implementation details.  If “Not Applicable,” provide rationale.</w:t>
+              <w:t>Current implementation or planned implementation details. If “Not Applicable,” provide rationale.</w:t>
             </w:r>
           </w:p>
         </w:tc>
@@ -6870,9 +6942,9 @@
               </w:rPr>
               <w:fldChar w:fldCharType="separate"/>
             </w:r>
-            <w:bookmarkStart w:id="181" w:name="Check1_Copy_105_Copy_12"/>
-            <w:bookmarkStart w:id="182" w:name="Check1_Copy_105_Copy_12"/>
-            <w:bookmarkEnd w:id="182"/>
+            <w:bookmarkStart w:id="217" w:name="Check1_Copy_105_Copy_12"/>
+            <w:bookmarkStart w:id="218" w:name="Check1_Copy_105_Copy_12"/>
+            <w:bookmarkEnd w:id="218"/>
             <w:r>
               <w:rPr>
                 <w:rFonts w:eastAsia="Times New Roman" w:cs="Times New Roman"/>
@@ -6888,12 +6960,14 @@
               </w:rPr>
               <w:fldChar w:fldCharType="end"/>
             </w:r>
-            <w:bookmarkStart w:id="183" w:name="Check1_Copy_105_Copy_12_Copy_1"/>
-            <w:bookmarkStart w:id="184" w:name="Check1_Copy_105_Copy_12_Copy_1"/>
-            <w:bookmarkStart w:id="185" w:name="Check1_Copy_105_Copy_12"/>
-            <w:bookmarkEnd w:id="183"/>
-            <w:bookmarkEnd w:id="184"/>
-            <w:bookmarkEnd w:id="185"/>
+            <w:bookmarkStart w:id="219" w:name="Check1_Copy_105_Copy_12_Copy_1"/>
+            <w:bookmarkStart w:id="220" w:name="Check1_Copy_105_Copy_12_Copy_1_Copy_1"/>
+            <w:bookmarkStart w:id="221" w:name="Check1_Copy_105_Copy_12_Copy_1"/>
+            <w:bookmarkStart w:id="222" w:name="Check1_Copy_105_Copy_12"/>
+            <w:bookmarkEnd w:id="219"/>
+            <w:bookmarkEnd w:id="220"/>
+            <w:bookmarkEnd w:id="221"/>
+            <w:bookmarkEnd w:id="222"/>
             <w:r>
               <w:rPr>
                 <w:rFonts w:eastAsia="Times New Roman" w:cs="Times New Roman"/>
@@ -6956,9 +7030,9 @@
               </w:rPr>
               <w:fldChar w:fldCharType="separate"/>
             </w:r>
-            <w:bookmarkStart w:id="186" w:name="Check2_Copy_210_Copy_12"/>
-            <w:bookmarkStart w:id="187" w:name="Check2_Copy_210_Copy_12"/>
-            <w:bookmarkEnd w:id="187"/>
+            <w:bookmarkStart w:id="223" w:name="Check2_Copy_210_Copy_12"/>
+            <w:bookmarkStart w:id="224" w:name="Check2_Copy_210_Copy_12"/>
+            <w:bookmarkEnd w:id="224"/>
             <w:r>
               <w:rPr>
                 <w:rFonts w:eastAsia="Times New Roman" w:cs="Times New Roman"/>
@@ -6974,19 +7048,21 @@
               </w:rPr>
               <w:fldChar w:fldCharType="end"/>
             </w:r>
-            <w:bookmarkStart w:id="188" w:name="Check2_Copy_210_Copy_12_Copy_1"/>
-            <w:bookmarkStart w:id="189" w:name="Check2_Copy_210_Copy_12_Copy_1"/>
-            <w:bookmarkStart w:id="190" w:name="Check2_Copy_210_Copy_12"/>
-            <w:bookmarkEnd w:id="188"/>
-            <w:bookmarkEnd w:id="189"/>
-            <w:bookmarkEnd w:id="190"/>
-            <w:r>
-              <w:rPr>
-                <w:rFonts w:eastAsia="Times New Roman" w:cs="Times New Roman"/>
-                <w:kern w:val="0"/>
-                <w:lang w:val="en-US" w:eastAsia="en-US" w:bidi="ar-SA"/>
-              </w:rPr>
-              <w:t xml:space="preserve"> Planned to be Implemented  </w:t>
+            <w:bookmarkStart w:id="225" w:name="Check2_Copy_210_Copy_12_Copy_1"/>
+            <w:bookmarkStart w:id="226" w:name="Check2_Copy_210_Copy_12_Copy_1_Copy_1"/>
+            <w:bookmarkStart w:id="227" w:name="Check2_Copy_210_Copy_12_Copy_1"/>
+            <w:bookmarkStart w:id="228" w:name="Check2_Copy_210_Copy_12"/>
+            <w:bookmarkEnd w:id="225"/>
+            <w:bookmarkEnd w:id="226"/>
+            <w:bookmarkEnd w:id="227"/>
+            <w:bookmarkEnd w:id="228"/>
+            <w:r>
+              <w:rPr>
+                <w:rFonts w:eastAsia="Times New Roman" w:cs="Times New Roman"/>
+                <w:kern w:val="0"/>
+                <w:lang w:val="en-US" w:eastAsia="en-US" w:bidi="ar-SA"/>
+              </w:rPr>
+              <w:t xml:space="preserve"> Planned to be Implemented</w:t>
             </w:r>
           </w:p>
         </w:tc>
@@ -7042,9 +7118,9 @@
               </w:rPr>
               <w:fldChar w:fldCharType="separate"/>
             </w:r>
-            <w:bookmarkStart w:id="191" w:name="Check2_Copy_211_Copy_12"/>
-            <w:bookmarkStart w:id="192" w:name="Check2_Copy_211_Copy_12"/>
-            <w:bookmarkEnd w:id="192"/>
+            <w:bookmarkStart w:id="229" w:name="Check2_Copy_211_Copy_12"/>
+            <w:bookmarkStart w:id="230" w:name="Check2_Copy_211_Copy_12"/>
+            <w:bookmarkEnd w:id="230"/>
             <w:r>
               <w:rPr>
                 <w:rFonts w:eastAsia="Times New Roman" w:cs="Times New Roman"/>
@@ -7060,19 +7136,21 @@
               </w:rPr>
               <w:fldChar w:fldCharType="end"/>
             </w:r>
-            <w:bookmarkStart w:id="193" w:name="Check2_Copy_211_Copy_12_Copy_1"/>
-            <w:bookmarkStart w:id="194" w:name="Check2_Copy_211_Copy_12_Copy_1"/>
-            <w:bookmarkStart w:id="195" w:name="Check2_Copy_211_Copy_12"/>
-            <w:bookmarkEnd w:id="193"/>
-            <w:bookmarkEnd w:id="194"/>
-            <w:bookmarkEnd w:id="195"/>
-            <w:r>
-              <w:rPr>
-                <w:rFonts w:eastAsia="Times New Roman" w:cs="Times New Roman"/>
-                <w:kern w:val="0"/>
-                <w:lang w:val="en-US" w:eastAsia="en-US" w:bidi="ar-SA"/>
-              </w:rPr>
-              <w:t xml:space="preserve"> Not Applicable </w:t>
+            <w:bookmarkStart w:id="231" w:name="Check2_Copy_211_Copy_12_Copy_1"/>
+            <w:bookmarkStart w:id="232" w:name="Check2_Copy_211_Copy_12_Copy_1_Copy_1"/>
+            <w:bookmarkStart w:id="233" w:name="Check2_Copy_211_Copy_12_Copy_1"/>
+            <w:bookmarkStart w:id="234" w:name="Check2_Copy_211_Copy_12"/>
+            <w:bookmarkEnd w:id="231"/>
+            <w:bookmarkEnd w:id="232"/>
+            <w:bookmarkEnd w:id="233"/>
+            <w:bookmarkEnd w:id="234"/>
+            <w:r>
+              <w:rPr>
+                <w:rFonts w:eastAsia="Times New Roman" w:cs="Times New Roman"/>
+                <w:kern w:val="0"/>
+                <w:lang w:val="en-US" w:eastAsia="en-US" w:bidi="ar-SA"/>
+              </w:rPr>
+              <w:t xml:space="preserve"> Not Applicable</w:t>
             </w:r>
           </w:p>
         </w:tc>
@@ -7114,7 +7192,7 @@
                 <w:kern w:val="0"/>
                 <w:lang w:val="en-US" w:eastAsia="en-US" w:bidi="ar-SA"/>
               </w:rPr>
-              <w:t>Current implementation or planned implementation details.  If “Not Applicable,” provide rationale.</w:t>
+              <w:t>Current implementation or planned implementation details. If “Not Applicable,” provide rationale.</w:t>
             </w:r>
           </w:p>
         </w:tc>
@@ -7241,9 +7319,9 @@
               </w:rPr>
               <w:fldChar w:fldCharType="separate"/>
             </w:r>
-            <w:bookmarkStart w:id="196" w:name="Check1_Copy_105_Copy_13"/>
-            <w:bookmarkStart w:id="197" w:name="Check1_Copy_105_Copy_13"/>
-            <w:bookmarkEnd w:id="197"/>
+            <w:bookmarkStart w:id="235" w:name="Check1_Copy_105_Copy_13"/>
+            <w:bookmarkStart w:id="236" w:name="Check1_Copy_105_Copy_13"/>
+            <w:bookmarkEnd w:id="236"/>
             <w:r>
               <w:rPr>
                 <w:rFonts w:eastAsia="Times New Roman" w:cs="Times New Roman"/>
@@ -7259,12 +7337,14 @@
               </w:rPr>
               <w:fldChar w:fldCharType="end"/>
             </w:r>
-            <w:bookmarkStart w:id="198" w:name="Check1_Copy_105_Copy_13_Copy_1"/>
-            <w:bookmarkStart w:id="199" w:name="Check1_Copy_105_Copy_13_Copy_1"/>
-            <w:bookmarkStart w:id="200" w:name="Check1_Copy_105_Copy_13"/>
-            <w:bookmarkEnd w:id="198"/>
-            <w:bookmarkEnd w:id="199"/>
-            <w:bookmarkEnd w:id="200"/>
+            <w:bookmarkStart w:id="237" w:name="Check1_Copy_105_Copy_13_Copy_1"/>
+            <w:bookmarkStart w:id="238" w:name="Check1_Copy_105_Copy_13_Copy_1_Copy_1"/>
+            <w:bookmarkStart w:id="239" w:name="Check1_Copy_105_Copy_13_Copy_1"/>
+            <w:bookmarkStart w:id="240" w:name="Check1_Copy_105_Copy_13"/>
+            <w:bookmarkEnd w:id="237"/>
+            <w:bookmarkEnd w:id="238"/>
+            <w:bookmarkEnd w:id="239"/>
+            <w:bookmarkEnd w:id="240"/>
             <w:r>
               <w:rPr>
                 <w:rFonts w:eastAsia="Times New Roman" w:cs="Times New Roman"/>
@@ -7327,9 +7407,9 @@
               </w:rPr>
               <w:fldChar w:fldCharType="separate"/>
             </w:r>
-            <w:bookmarkStart w:id="201" w:name="Check2_Copy_210_Copy_13"/>
-            <w:bookmarkStart w:id="202" w:name="Check2_Copy_210_Copy_13"/>
-            <w:bookmarkEnd w:id="202"/>
+            <w:bookmarkStart w:id="241" w:name="Check2_Copy_210_Copy_13"/>
+            <w:bookmarkStart w:id="242" w:name="Check2_Copy_210_Copy_13"/>
+            <w:bookmarkEnd w:id="242"/>
             <w:r>
               <w:rPr>
                 <w:rFonts w:eastAsia="Times New Roman" w:cs="Times New Roman"/>
@@ -7345,19 +7425,21 @@
               </w:rPr>
               <w:fldChar w:fldCharType="end"/>
             </w:r>
-            <w:bookmarkStart w:id="203" w:name="Check2_Copy_210_Copy_13_Copy_1"/>
-            <w:bookmarkStart w:id="204" w:name="Check2_Copy_210_Copy_13_Copy_1"/>
-            <w:bookmarkStart w:id="205" w:name="Check2_Copy_210_Copy_13"/>
-            <w:bookmarkEnd w:id="203"/>
-            <w:bookmarkEnd w:id="204"/>
-            <w:bookmarkEnd w:id="205"/>
-            <w:r>
-              <w:rPr>
-                <w:rFonts w:eastAsia="Times New Roman" w:cs="Times New Roman"/>
-                <w:kern w:val="0"/>
-                <w:lang w:val="en-US" w:eastAsia="en-US" w:bidi="ar-SA"/>
-              </w:rPr>
-              <w:t xml:space="preserve"> Planned to be Implemented  </w:t>
+            <w:bookmarkStart w:id="243" w:name="Check2_Copy_210_Copy_13_Copy_1"/>
+            <w:bookmarkStart w:id="244" w:name="Check2_Copy_210_Copy_13_Copy_1_Copy_1"/>
+            <w:bookmarkStart w:id="245" w:name="Check2_Copy_210_Copy_13_Copy_1"/>
+            <w:bookmarkStart w:id="246" w:name="Check2_Copy_210_Copy_13"/>
+            <w:bookmarkEnd w:id="243"/>
+            <w:bookmarkEnd w:id="244"/>
+            <w:bookmarkEnd w:id="245"/>
+            <w:bookmarkEnd w:id="246"/>
+            <w:r>
+              <w:rPr>
+                <w:rFonts w:eastAsia="Times New Roman" w:cs="Times New Roman"/>
+                <w:kern w:val="0"/>
+                <w:lang w:val="en-US" w:eastAsia="en-US" w:bidi="ar-SA"/>
+              </w:rPr>
+              <w:t xml:space="preserve"> Planned to be Implemented</w:t>
             </w:r>
           </w:p>
         </w:tc>
@@ -7413,9 +7495,9 @@
               </w:rPr>
               <w:fldChar w:fldCharType="separate"/>
             </w:r>
-            <w:bookmarkStart w:id="206" w:name="Check2_Copy_211_Copy_13"/>
-            <w:bookmarkStart w:id="207" w:name="Check2_Copy_211_Copy_13"/>
-            <w:bookmarkEnd w:id="207"/>
+            <w:bookmarkStart w:id="247" w:name="Check2_Copy_211_Copy_13"/>
+            <w:bookmarkStart w:id="248" w:name="Check2_Copy_211_Copy_13"/>
+            <w:bookmarkEnd w:id="248"/>
             <w:r>
               <w:rPr>
                 <w:rFonts w:eastAsia="Times New Roman" w:cs="Times New Roman"/>
@@ -7431,19 +7513,21 @@
               </w:rPr>
               <w:fldChar w:fldCharType="end"/>
             </w:r>
-            <w:bookmarkStart w:id="208" w:name="Check2_Copy_211_Copy_13_Copy_1"/>
-            <w:bookmarkStart w:id="209" w:name="Check2_Copy_211_Copy_13_Copy_1"/>
-            <w:bookmarkStart w:id="210" w:name="Check2_Copy_211_Copy_13"/>
-            <w:bookmarkEnd w:id="208"/>
-            <w:bookmarkEnd w:id="209"/>
-            <w:bookmarkEnd w:id="210"/>
-            <w:r>
-              <w:rPr>
-                <w:rFonts w:eastAsia="Times New Roman" w:cs="Times New Roman"/>
-                <w:kern w:val="0"/>
-                <w:lang w:val="en-US" w:eastAsia="en-US" w:bidi="ar-SA"/>
-              </w:rPr>
-              <w:t xml:space="preserve"> Not Applicable </w:t>
+            <w:bookmarkStart w:id="249" w:name="Check2_Copy_211_Copy_13_Copy_1"/>
+            <w:bookmarkStart w:id="250" w:name="Check2_Copy_211_Copy_13_Copy_1_Copy_1"/>
+            <w:bookmarkStart w:id="251" w:name="Check2_Copy_211_Copy_13_Copy_1"/>
+            <w:bookmarkStart w:id="252" w:name="Check2_Copy_211_Copy_13"/>
+            <w:bookmarkEnd w:id="249"/>
+            <w:bookmarkEnd w:id="250"/>
+            <w:bookmarkEnd w:id="251"/>
+            <w:bookmarkEnd w:id="252"/>
+            <w:r>
+              <w:rPr>
+                <w:rFonts w:eastAsia="Times New Roman" w:cs="Times New Roman"/>
+                <w:kern w:val="0"/>
+                <w:lang w:val="en-US" w:eastAsia="en-US" w:bidi="ar-SA"/>
+              </w:rPr>
+              <w:t xml:space="preserve"> Not Applicable</w:t>
             </w:r>
           </w:p>
         </w:tc>
@@ -7485,7 +7569,7 @@
                 <w:kern w:val="0"/>
                 <w:lang w:val="en-US" w:eastAsia="en-US" w:bidi="ar-SA"/>
               </w:rPr>
-              <w:t>Current implementation or planned implementation details.  If “Not Applicable,” provide rationale.</w:t>
+              <w:t>Current implementation or planned implementation details. If “Not Applicable,” provide rationale.</w:t>
             </w:r>
           </w:p>
         </w:tc>
@@ -7687,9 +7771,9 @@
               </w:rPr>
               <w:fldChar w:fldCharType="separate"/>
             </w:r>
-            <w:bookmarkStart w:id="211" w:name="Check1_Copy_105_Copy_14"/>
-            <w:bookmarkStart w:id="212" w:name="Check1_Copy_105_Copy_14"/>
-            <w:bookmarkEnd w:id="212"/>
+            <w:bookmarkStart w:id="253" w:name="Check1_Copy_105_Copy_14"/>
+            <w:bookmarkStart w:id="254" w:name="Check1_Copy_105_Copy_14"/>
+            <w:bookmarkEnd w:id="254"/>
             <w:r>
               <w:rPr>
                 <w:rFonts w:eastAsia="Times New Roman" w:cs="Times New Roman"/>
@@ -7705,12 +7789,14 @@
               </w:rPr>
               <w:fldChar w:fldCharType="end"/>
             </w:r>
-            <w:bookmarkStart w:id="213" w:name="Check1_Copy_105_Copy_14_Copy_1"/>
-            <w:bookmarkStart w:id="214" w:name="Check1_Copy_105_Copy_14_Copy_1"/>
-            <w:bookmarkStart w:id="215" w:name="Check1_Copy_105_Copy_14"/>
-            <w:bookmarkEnd w:id="213"/>
-            <w:bookmarkEnd w:id="214"/>
-            <w:bookmarkEnd w:id="215"/>
+            <w:bookmarkStart w:id="255" w:name="Check1_Copy_105_Copy_14_Copy_1"/>
+            <w:bookmarkStart w:id="256" w:name="Check1_Copy_105_Copy_14_Copy_1_Copy_1"/>
+            <w:bookmarkStart w:id="257" w:name="Check1_Copy_105_Copy_14_Copy_1"/>
+            <w:bookmarkStart w:id="258" w:name="Check1_Copy_105_Copy_14"/>
+            <w:bookmarkEnd w:id="255"/>
+            <w:bookmarkEnd w:id="256"/>
+            <w:bookmarkEnd w:id="257"/>
+            <w:bookmarkEnd w:id="258"/>
             <w:r>
               <w:rPr>
                 <w:rFonts w:eastAsia="Times New Roman" w:cs="Times New Roman"/>
@@ -7773,9 +7859,9 @@
               </w:rPr>
               <w:fldChar w:fldCharType="separate"/>
             </w:r>
-            <w:bookmarkStart w:id="216" w:name="Check2_Copy_210_Copy_14"/>
-            <w:bookmarkStart w:id="217" w:name="Check2_Copy_210_Copy_14"/>
-            <w:bookmarkEnd w:id="217"/>
+            <w:bookmarkStart w:id="259" w:name="Check2_Copy_210_Copy_14"/>
+            <w:bookmarkStart w:id="260" w:name="Check2_Copy_210_Copy_14"/>
+            <w:bookmarkEnd w:id="260"/>
             <w:r>
               <w:rPr>
                 <w:rFonts w:eastAsia="Times New Roman" w:cs="Times New Roman"/>
@@ -7791,19 +7877,21 @@
               </w:rPr>
               <w:fldChar w:fldCharType="end"/>
             </w:r>
-            <w:bookmarkStart w:id="218" w:name="Check2_Copy_210_Copy_14_Copy_1"/>
-            <w:bookmarkStart w:id="219" w:name="Check2_Copy_210_Copy_14_Copy_1"/>
-            <w:bookmarkStart w:id="220" w:name="Check2_Copy_210_Copy_14"/>
-            <w:bookmarkEnd w:id="218"/>
-            <w:bookmarkEnd w:id="219"/>
-            <w:bookmarkEnd w:id="220"/>
-            <w:r>
-              <w:rPr>
-                <w:rFonts w:eastAsia="Times New Roman" w:cs="Times New Roman"/>
-                <w:kern w:val="0"/>
-                <w:lang w:val="en-US" w:eastAsia="en-US" w:bidi="ar-SA"/>
-              </w:rPr>
-              <w:t xml:space="preserve"> Planned to be Implemented  </w:t>
+            <w:bookmarkStart w:id="261" w:name="Check2_Copy_210_Copy_14_Copy_1"/>
+            <w:bookmarkStart w:id="262" w:name="Check2_Copy_210_Copy_14_Copy_1_Copy_1"/>
+            <w:bookmarkStart w:id="263" w:name="Check2_Copy_210_Copy_14_Copy_1"/>
+            <w:bookmarkStart w:id="264" w:name="Check2_Copy_210_Copy_14"/>
+            <w:bookmarkEnd w:id="261"/>
+            <w:bookmarkEnd w:id="262"/>
+            <w:bookmarkEnd w:id="263"/>
+            <w:bookmarkEnd w:id="264"/>
+            <w:r>
+              <w:rPr>
+                <w:rFonts w:eastAsia="Times New Roman" w:cs="Times New Roman"/>
+                <w:kern w:val="0"/>
+                <w:lang w:val="en-US" w:eastAsia="en-US" w:bidi="ar-SA"/>
+              </w:rPr>
+              <w:t xml:space="preserve"> Planned to be Implemented</w:t>
             </w:r>
           </w:p>
         </w:tc>
@@ -7859,9 +7947,9 @@
               </w:rPr>
               <w:fldChar w:fldCharType="separate"/>
             </w:r>
-            <w:bookmarkStart w:id="221" w:name="Check2_Copy_211_Copy_14"/>
-            <w:bookmarkStart w:id="222" w:name="Check2_Copy_211_Copy_14"/>
-            <w:bookmarkEnd w:id="222"/>
+            <w:bookmarkStart w:id="265" w:name="Check2_Copy_211_Copy_14"/>
+            <w:bookmarkStart w:id="266" w:name="Check2_Copy_211_Copy_14"/>
+            <w:bookmarkEnd w:id="266"/>
             <w:r>
               <w:rPr>
                 <w:rFonts w:eastAsia="Times New Roman" w:cs="Times New Roman"/>
@@ -7877,19 +7965,21 @@
               </w:rPr>
               <w:fldChar w:fldCharType="end"/>
             </w:r>
-            <w:bookmarkStart w:id="223" w:name="Check2_Copy_211_Copy_14_Copy_1"/>
-            <w:bookmarkStart w:id="224" w:name="Check2_Copy_211_Copy_14_Copy_1"/>
-            <w:bookmarkStart w:id="225" w:name="Check2_Copy_211_Copy_14"/>
-            <w:bookmarkEnd w:id="223"/>
-            <w:bookmarkEnd w:id="224"/>
-            <w:bookmarkEnd w:id="225"/>
-            <w:r>
-              <w:rPr>
-                <w:rFonts w:eastAsia="Times New Roman" w:cs="Times New Roman"/>
-                <w:kern w:val="0"/>
-                <w:lang w:val="en-US" w:eastAsia="en-US" w:bidi="ar-SA"/>
-              </w:rPr>
-              <w:t xml:space="preserve"> Not Applicable </w:t>
+            <w:bookmarkStart w:id="267" w:name="Check2_Copy_211_Copy_14_Copy_1"/>
+            <w:bookmarkStart w:id="268" w:name="Check2_Copy_211_Copy_14_Copy_1_Copy_1"/>
+            <w:bookmarkStart w:id="269" w:name="Check2_Copy_211_Copy_14_Copy_1"/>
+            <w:bookmarkStart w:id="270" w:name="Check2_Copy_211_Copy_14"/>
+            <w:bookmarkEnd w:id="267"/>
+            <w:bookmarkEnd w:id="268"/>
+            <w:bookmarkEnd w:id="269"/>
+            <w:bookmarkEnd w:id="270"/>
+            <w:r>
+              <w:rPr>
+                <w:rFonts w:eastAsia="Times New Roman" w:cs="Times New Roman"/>
+                <w:kern w:val="0"/>
+                <w:lang w:val="en-US" w:eastAsia="en-US" w:bidi="ar-SA"/>
+              </w:rPr>
+              <w:t xml:space="preserve"> Not Applicable</w:t>
             </w:r>
           </w:p>
         </w:tc>
@@ -7931,7 +8021,7 @@
                 <w:kern w:val="0"/>
                 <w:lang w:val="en-US" w:eastAsia="en-US" w:bidi="ar-SA"/>
               </w:rPr>
-              <w:t>Current implementation or planned implementation details.  If “Not Applicable,” provide rationale.</w:t>
+              <w:t>Current implementation or planned implementation details. If “Not Applicable,” provide rationale.</w:t>
             </w:r>
           </w:p>
         </w:tc>
@@ -8084,9 +8174,9 @@
               </w:rPr>
               <w:fldChar w:fldCharType="separate"/>
             </w:r>
-            <w:bookmarkStart w:id="226" w:name="Check1_Copy_105_Copy_15"/>
-            <w:bookmarkStart w:id="227" w:name="Check1_Copy_105_Copy_15"/>
-            <w:bookmarkEnd w:id="227"/>
+            <w:bookmarkStart w:id="271" w:name="Check1_Copy_105_Copy_15"/>
+            <w:bookmarkStart w:id="272" w:name="Check1_Copy_105_Copy_15"/>
+            <w:bookmarkEnd w:id="272"/>
             <w:r>
               <w:rPr>
                 <w:rFonts w:eastAsia="Times New Roman" w:cs="Times New Roman"/>
@@ -8102,12 +8192,14 @@
               </w:rPr>
               <w:fldChar w:fldCharType="end"/>
             </w:r>
-            <w:bookmarkStart w:id="228" w:name="Check1_Copy_105_Copy_15_Copy_1"/>
-            <w:bookmarkStart w:id="229" w:name="Check1_Copy_105_Copy_15_Copy_1"/>
-            <w:bookmarkStart w:id="230" w:name="Check1_Copy_105_Copy_15"/>
-            <w:bookmarkEnd w:id="228"/>
-            <w:bookmarkEnd w:id="229"/>
-            <w:bookmarkEnd w:id="230"/>
+            <w:bookmarkStart w:id="273" w:name="Check1_Copy_105_Copy_15_Copy_1"/>
+            <w:bookmarkStart w:id="274" w:name="Check1_Copy_105_Copy_15_Copy_1_Copy_1"/>
+            <w:bookmarkStart w:id="275" w:name="Check1_Copy_105_Copy_15_Copy_1"/>
+            <w:bookmarkStart w:id="276" w:name="Check1_Copy_105_Copy_15"/>
+            <w:bookmarkEnd w:id="273"/>
+            <w:bookmarkEnd w:id="274"/>
+            <w:bookmarkEnd w:id="275"/>
+            <w:bookmarkEnd w:id="276"/>
             <w:r>
               <w:rPr>
                 <w:rFonts w:eastAsia="Times New Roman" w:cs="Times New Roman"/>
@@ -8170,9 +8262,9 @@
               </w:rPr>
               <w:fldChar w:fldCharType="separate"/>
             </w:r>
-            <w:bookmarkStart w:id="231" w:name="Check2_Copy_210_Copy_15"/>
-            <w:bookmarkStart w:id="232" w:name="Check2_Copy_210_Copy_15"/>
-            <w:bookmarkEnd w:id="232"/>
+            <w:bookmarkStart w:id="277" w:name="Check2_Copy_210_Copy_15"/>
+            <w:bookmarkStart w:id="278" w:name="Check2_Copy_210_Copy_15"/>
+            <w:bookmarkEnd w:id="278"/>
             <w:r>
               <w:rPr>
                 <w:rFonts w:eastAsia="Times New Roman" w:cs="Times New Roman"/>
@@ -8188,19 +8280,21 @@
               </w:rPr>
               <w:fldChar w:fldCharType="end"/>
             </w:r>
-            <w:bookmarkStart w:id="233" w:name="Check2_Copy_210_Copy_15_Copy_1"/>
-            <w:bookmarkStart w:id="234" w:name="Check2_Copy_210_Copy_15_Copy_1"/>
-            <w:bookmarkStart w:id="235" w:name="Check2_Copy_210_Copy_15"/>
-            <w:bookmarkEnd w:id="233"/>
-            <w:bookmarkEnd w:id="234"/>
-            <w:bookmarkEnd w:id="235"/>
-            <w:r>
-              <w:rPr>
-                <w:rFonts w:eastAsia="Times New Roman" w:cs="Times New Roman"/>
-                <w:kern w:val="0"/>
-                <w:lang w:val="en-US" w:eastAsia="en-US" w:bidi="ar-SA"/>
-              </w:rPr>
-              <w:t xml:space="preserve"> Planned to be Implemented  </w:t>
+            <w:bookmarkStart w:id="279" w:name="Check2_Copy_210_Copy_15_Copy_1"/>
+            <w:bookmarkStart w:id="280" w:name="Check2_Copy_210_Copy_15_Copy_1_Copy_1"/>
+            <w:bookmarkStart w:id="281" w:name="Check2_Copy_210_Copy_15_Copy_1"/>
+            <w:bookmarkStart w:id="282" w:name="Check2_Copy_210_Copy_15"/>
+            <w:bookmarkEnd w:id="279"/>
+            <w:bookmarkEnd w:id="280"/>
+            <w:bookmarkEnd w:id="281"/>
+            <w:bookmarkEnd w:id="282"/>
+            <w:r>
+              <w:rPr>
+                <w:rFonts w:eastAsia="Times New Roman" w:cs="Times New Roman"/>
+                <w:kern w:val="0"/>
+                <w:lang w:val="en-US" w:eastAsia="en-US" w:bidi="ar-SA"/>
+              </w:rPr>
+              <w:t xml:space="preserve"> Planned to be Implemented</w:t>
             </w:r>
           </w:p>
         </w:tc>
@@ -8256,9 +8350,9 @@
               </w:rPr>
               <w:fldChar w:fldCharType="separate"/>
             </w:r>
-            <w:bookmarkStart w:id="236" w:name="Check2_Copy_211_Copy_15"/>
-            <w:bookmarkStart w:id="237" w:name="Check2_Copy_211_Copy_15"/>
-            <w:bookmarkEnd w:id="237"/>
+            <w:bookmarkStart w:id="283" w:name="Check2_Copy_211_Copy_15"/>
+            <w:bookmarkStart w:id="284" w:name="Check2_Copy_211_Copy_15"/>
+            <w:bookmarkEnd w:id="284"/>
             <w:r>
               <w:rPr>
                 <w:rFonts w:eastAsia="Times New Roman" w:cs="Times New Roman"/>
@@ -8274,19 +8368,21 @@
               </w:rPr>
               <w:fldChar w:fldCharType="end"/>
             </w:r>
-            <w:bookmarkStart w:id="238" w:name="Check2_Copy_211_Copy_15_Copy_1"/>
-            <w:bookmarkStart w:id="239" w:name="Check2_Copy_211_Copy_15_Copy_1"/>
-            <w:bookmarkStart w:id="240" w:name="Check2_Copy_211_Copy_15"/>
-            <w:bookmarkEnd w:id="238"/>
-            <w:bookmarkEnd w:id="239"/>
-            <w:bookmarkEnd w:id="240"/>
-            <w:r>
-              <w:rPr>
-                <w:rFonts w:eastAsia="Times New Roman" w:cs="Times New Roman"/>
-                <w:kern w:val="0"/>
-                <w:lang w:val="en-US" w:eastAsia="en-US" w:bidi="ar-SA"/>
-              </w:rPr>
-              <w:t xml:space="preserve"> Not Applicable </w:t>
+            <w:bookmarkStart w:id="285" w:name="Check2_Copy_211_Copy_15_Copy_1"/>
+            <w:bookmarkStart w:id="286" w:name="Check2_Copy_211_Copy_15_Copy_1_Copy_1"/>
+            <w:bookmarkStart w:id="287" w:name="Check2_Copy_211_Copy_15_Copy_1"/>
+            <w:bookmarkStart w:id="288" w:name="Check2_Copy_211_Copy_15"/>
+            <w:bookmarkEnd w:id="285"/>
+            <w:bookmarkEnd w:id="286"/>
+            <w:bookmarkEnd w:id="287"/>
+            <w:bookmarkEnd w:id="288"/>
+            <w:r>
+              <w:rPr>
+                <w:rFonts w:eastAsia="Times New Roman" w:cs="Times New Roman"/>
+                <w:kern w:val="0"/>
+                <w:lang w:val="en-US" w:eastAsia="en-US" w:bidi="ar-SA"/>
+              </w:rPr>
+              <w:t xml:space="preserve"> Not Applicable</w:t>
             </w:r>
           </w:p>
         </w:tc>
@@ -8328,7 +8424,7 @@
                 <w:kern w:val="0"/>
                 <w:lang w:val="en-US" w:eastAsia="en-US" w:bidi="ar-SA"/>
               </w:rPr>
-              <w:t>Current implementation or planned implementation details.  If “Not Applicable,” provide rationale.</w:t>
+              <w:t>Current implementation or planned implementation details. If “Not Applicable,” provide rationale.</w:t>
             </w:r>
           </w:p>
         </w:tc>
@@ -8481,9 +8577,9 @@
               </w:rPr>
               <w:fldChar w:fldCharType="separate"/>
             </w:r>
-            <w:bookmarkStart w:id="241" w:name="Check1_Copy_105_Copy_16"/>
-            <w:bookmarkStart w:id="242" w:name="Check1_Copy_105_Copy_16"/>
-            <w:bookmarkEnd w:id="242"/>
+            <w:bookmarkStart w:id="289" w:name="Check1_Copy_105_Copy_16"/>
+            <w:bookmarkStart w:id="290" w:name="Check1_Copy_105_Copy_16"/>
+            <w:bookmarkEnd w:id="290"/>
             <w:r>
               <w:rPr>
                 <w:rFonts w:eastAsia="Times New Roman" w:cs="Times New Roman"/>
@@ -8499,12 +8595,14 @@
               </w:rPr>
               <w:fldChar w:fldCharType="end"/>
             </w:r>
-            <w:bookmarkStart w:id="243" w:name="Check1_Copy_105_Copy_16_Copy_1"/>
-            <w:bookmarkStart w:id="244" w:name="Check1_Copy_105_Copy_16_Copy_1"/>
-            <w:bookmarkStart w:id="245" w:name="Check1_Copy_105_Copy_16"/>
-            <w:bookmarkEnd w:id="243"/>
-            <w:bookmarkEnd w:id="244"/>
-            <w:bookmarkEnd w:id="245"/>
+            <w:bookmarkStart w:id="291" w:name="Check1_Copy_105_Copy_16_Copy_1"/>
+            <w:bookmarkStart w:id="292" w:name="Check1_Copy_105_Copy_16_Copy_1_Copy_1"/>
+            <w:bookmarkStart w:id="293" w:name="Check1_Copy_105_Copy_16_Copy_1"/>
+            <w:bookmarkStart w:id="294" w:name="Check1_Copy_105_Copy_16"/>
+            <w:bookmarkEnd w:id="291"/>
+            <w:bookmarkEnd w:id="292"/>
+            <w:bookmarkEnd w:id="293"/>
+            <w:bookmarkEnd w:id="294"/>
             <w:r>
               <w:rPr>
                 <w:rFonts w:eastAsia="Times New Roman" w:cs="Times New Roman"/>
@@ -8567,9 +8665,9 @@
               </w:rPr>
               <w:fldChar w:fldCharType="separate"/>
             </w:r>
-            <w:bookmarkStart w:id="246" w:name="Check2_Copy_210_Copy_16"/>
-            <w:bookmarkStart w:id="247" w:name="Check2_Copy_210_Copy_16"/>
-            <w:bookmarkEnd w:id="247"/>
+            <w:bookmarkStart w:id="295" w:name="Check2_Copy_210_Copy_16"/>
+            <w:bookmarkStart w:id="296" w:name="Check2_Copy_210_Copy_16"/>
+            <w:bookmarkEnd w:id="296"/>
             <w:r>
               <w:rPr>
                 <w:rFonts w:eastAsia="Times New Roman" w:cs="Times New Roman"/>
@@ -8585,19 +8683,21 @@
               </w:rPr>
               <w:fldChar w:fldCharType="end"/>
             </w:r>
-            <w:bookmarkStart w:id="248" w:name="Check2_Copy_210_Copy_16_Copy_1"/>
-            <w:bookmarkStart w:id="249" w:name="Check2_Copy_210_Copy_16_Copy_1"/>
-            <w:bookmarkStart w:id="250" w:name="Check2_Copy_210_Copy_16"/>
-            <w:bookmarkEnd w:id="248"/>
-            <w:bookmarkEnd w:id="249"/>
-            <w:bookmarkEnd w:id="250"/>
-            <w:r>
-              <w:rPr>
-                <w:rFonts w:eastAsia="Times New Roman" w:cs="Times New Roman"/>
-                <w:kern w:val="0"/>
-                <w:lang w:val="en-US" w:eastAsia="en-US" w:bidi="ar-SA"/>
-              </w:rPr>
-              <w:t xml:space="preserve"> Planned to be Implemented  </w:t>
+            <w:bookmarkStart w:id="297" w:name="Check2_Copy_210_Copy_16_Copy_1"/>
+            <w:bookmarkStart w:id="298" w:name="Check2_Copy_210_Copy_16_Copy_1_Copy_1"/>
+            <w:bookmarkStart w:id="299" w:name="Check2_Copy_210_Copy_16_Copy_1"/>
+            <w:bookmarkStart w:id="300" w:name="Check2_Copy_210_Copy_16"/>
+            <w:bookmarkEnd w:id="297"/>
+            <w:bookmarkEnd w:id="298"/>
+            <w:bookmarkEnd w:id="299"/>
+            <w:bookmarkEnd w:id="300"/>
+            <w:r>
+              <w:rPr>
+                <w:rFonts w:eastAsia="Times New Roman" w:cs="Times New Roman"/>
+                <w:kern w:val="0"/>
+                <w:lang w:val="en-US" w:eastAsia="en-US" w:bidi="ar-SA"/>
+              </w:rPr>
+              <w:t xml:space="preserve"> Planned to be Implemented</w:t>
             </w:r>
           </w:p>
         </w:tc>
@@ -8653,9 +8753,9 @@
               </w:rPr>
               <w:fldChar w:fldCharType="separate"/>
             </w:r>
-            <w:bookmarkStart w:id="251" w:name="Check2_Copy_211_Copy_16"/>
-            <w:bookmarkStart w:id="252" w:name="Check2_Copy_211_Copy_16"/>
-            <w:bookmarkEnd w:id="252"/>
+            <w:bookmarkStart w:id="301" w:name="Check2_Copy_211_Copy_16"/>
+            <w:bookmarkStart w:id="302" w:name="Check2_Copy_211_Copy_16"/>
+            <w:bookmarkEnd w:id="302"/>
             <w:r>
               <w:rPr>
                 <w:rFonts w:eastAsia="Times New Roman" w:cs="Times New Roman"/>
@@ -8671,19 +8771,21 @@
               </w:rPr>
               <w:fldChar w:fldCharType="end"/>
             </w:r>
-            <w:bookmarkStart w:id="253" w:name="Check2_Copy_211_Copy_16_Copy_1"/>
-            <w:bookmarkStart w:id="254" w:name="Check2_Copy_211_Copy_16_Copy_1"/>
-            <w:bookmarkStart w:id="255" w:name="Check2_Copy_211_Copy_16"/>
-            <w:bookmarkEnd w:id="253"/>
-            <w:bookmarkEnd w:id="254"/>
-            <w:bookmarkEnd w:id="255"/>
-            <w:r>
-              <w:rPr>
-                <w:rFonts w:eastAsia="Times New Roman" w:cs="Times New Roman"/>
-                <w:kern w:val="0"/>
-                <w:lang w:val="en-US" w:eastAsia="en-US" w:bidi="ar-SA"/>
-              </w:rPr>
-              <w:t xml:space="preserve"> Not Applicable </w:t>
+            <w:bookmarkStart w:id="303" w:name="Check2_Copy_211_Copy_16_Copy_1"/>
+            <w:bookmarkStart w:id="304" w:name="Check2_Copy_211_Copy_16_Copy_1_Copy_1"/>
+            <w:bookmarkStart w:id="305" w:name="Check2_Copy_211_Copy_16_Copy_1"/>
+            <w:bookmarkStart w:id="306" w:name="Check2_Copy_211_Copy_16"/>
+            <w:bookmarkEnd w:id="303"/>
+            <w:bookmarkEnd w:id="304"/>
+            <w:bookmarkEnd w:id="305"/>
+            <w:bookmarkEnd w:id="306"/>
+            <w:r>
+              <w:rPr>
+                <w:rFonts w:eastAsia="Times New Roman" w:cs="Times New Roman"/>
+                <w:kern w:val="0"/>
+                <w:lang w:val="en-US" w:eastAsia="en-US" w:bidi="ar-SA"/>
+              </w:rPr>
+              <w:t xml:space="preserve"> Not Applicable</w:t>
             </w:r>
           </w:p>
         </w:tc>
@@ -8725,7 +8827,7 @@
                 <w:kern w:val="0"/>
                 <w:lang w:val="en-US" w:eastAsia="en-US" w:bidi="ar-SA"/>
               </w:rPr>
-              <w:t>Current implementation or planned implementation details.  If “Not Applicable,” provide rationale.</w:t>
+              <w:t>Current implementation or planned implementation details. If “Not Applicable,” provide rationale.</w:t>
             </w:r>
           </w:p>
         </w:tc>
@@ -8878,9 +8980,9 @@
               </w:rPr>
               <w:fldChar w:fldCharType="separate"/>
             </w:r>
-            <w:bookmarkStart w:id="256" w:name="Check1_Copy_105_Copy_17"/>
-            <w:bookmarkStart w:id="257" w:name="Check1_Copy_105_Copy_17"/>
-            <w:bookmarkEnd w:id="257"/>
+            <w:bookmarkStart w:id="307" w:name="Check1_Copy_105_Copy_17"/>
+            <w:bookmarkStart w:id="308" w:name="Check1_Copy_105_Copy_17"/>
+            <w:bookmarkEnd w:id="308"/>
             <w:r>
               <w:rPr>
                 <w:rFonts w:eastAsia="Times New Roman" w:cs="Times New Roman"/>
@@ -8896,12 +8998,14 @@
               </w:rPr>
               <w:fldChar w:fldCharType="end"/>
             </w:r>
-            <w:bookmarkStart w:id="258" w:name="Check1_Copy_105_Copy_17_Copy_1"/>
-            <w:bookmarkStart w:id="259" w:name="Check1_Copy_105_Copy_17_Copy_1"/>
-            <w:bookmarkStart w:id="260" w:name="Check1_Copy_105_Copy_17"/>
-            <w:bookmarkEnd w:id="258"/>
-            <w:bookmarkEnd w:id="259"/>
-            <w:bookmarkEnd w:id="260"/>
+            <w:bookmarkStart w:id="309" w:name="Check1_Copy_105_Copy_17_Copy_1"/>
+            <w:bookmarkStart w:id="310" w:name="Check1_Copy_105_Copy_17_Copy_1_Copy_1"/>
+            <w:bookmarkStart w:id="311" w:name="Check1_Copy_105_Copy_17_Copy_1"/>
+            <w:bookmarkStart w:id="312" w:name="Check1_Copy_105_Copy_17"/>
+            <w:bookmarkEnd w:id="309"/>
+            <w:bookmarkEnd w:id="310"/>
+            <w:bookmarkEnd w:id="311"/>
+            <w:bookmarkEnd w:id="312"/>
             <w:r>
               <w:rPr>
                 <w:rFonts w:eastAsia="Times New Roman" w:cs="Times New Roman"/>
@@ -8964,9 +9068,9 @@
               </w:rPr>
               <w:fldChar w:fldCharType="separate"/>
             </w:r>
-            <w:bookmarkStart w:id="261" w:name="Check2_Copy_210_Copy_17"/>
-            <w:bookmarkStart w:id="262" w:name="Check2_Copy_210_Copy_17"/>
-            <w:bookmarkEnd w:id="262"/>
+            <w:bookmarkStart w:id="313" w:name="Check2_Copy_210_Copy_17"/>
+            <w:bookmarkStart w:id="314" w:name="Check2_Copy_210_Copy_17"/>
+            <w:bookmarkEnd w:id="314"/>
             <w:r>
               <w:rPr>
                 <w:rFonts w:eastAsia="Times New Roman" w:cs="Times New Roman"/>
@@ -8982,19 +9086,21 @@
               </w:rPr>
               <w:fldChar w:fldCharType="end"/>
             </w:r>
-            <w:bookmarkStart w:id="263" w:name="Check2_Copy_210_Copy_17_Copy_1"/>
-            <w:bookmarkStart w:id="264" w:name="Check2_Copy_210_Copy_17_Copy_1"/>
-            <w:bookmarkStart w:id="265" w:name="Check2_Copy_210_Copy_17"/>
-            <w:bookmarkEnd w:id="263"/>
-            <w:bookmarkEnd w:id="264"/>
-            <w:bookmarkEnd w:id="265"/>
-            <w:r>
-              <w:rPr>
-                <w:rFonts w:eastAsia="Times New Roman" w:cs="Times New Roman"/>
-                <w:kern w:val="0"/>
-                <w:lang w:val="en-US" w:eastAsia="en-US" w:bidi="ar-SA"/>
-              </w:rPr>
-              <w:t xml:space="preserve"> Planned to be Implemented  </w:t>
+            <w:bookmarkStart w:id="315" w:name="Check2_Copy_210_Copy_17_Copy_1"/>
+            <w:bookmarkStart w:id="316" w:name="Check2_Copy_210_Copy_17_Copy_1_Copy_1"/>
+            <w:bookmarkStart w:id="317" w:name="Check2_Copy_210_Copy_17_Copy_1"/>
+            <w:bookmarkStart w:id="318" w:name="Check2_Copy_210_Copy_17"/>
+            <w:bookmarkEnd w:id="315"/>
+            <w:bookmarkEnd w:id="316"/>
+            <w:bookmarkEnd w:id="317"/>
+            <w:bookmarkEnd w:id="318"/>
+            <w:r>
+              <w:rPr>
+                <w:rFonts w:eastAsia="Times New Roman" w:cs="Times New Roman"/>
+                <w:kern w:val="0"/>
+                <w:lang w:val="en-US" w:eastAsia="en-US" w:bidi="ar-SA"/>
+              </w:rPr>
+              <w:t xml:space="preserve"> Planned to be Implemented</w:t>
             </w:r>
           </w:p>
         </w:tc>
@@ -9050,9 +9156,9 @@
               </w:rPr>
               <w:fldChar w:fldCharType="separate"/>
             </w:r>
-            <w:bookmarkStart w:id="266" w:name="Check2_Copy_211_Copy_17"/>
-            <w:bookmarkStart w:id="267" w:name="Check2_Copy_211_Copy_17"/>
-            <w:bookmarkEnd w:id="267"/>
+            <w:bookmarkStart w:id="319" w:name="Check2_Copy_211_Copy_17"/>
+            <w:bookmarkStart w:id="320" w:name="Check2_Copy_211_Copy_17"/>
+            <w:bookmarkEnd w:id="320"/>
             <w:r>
               <w:rPr>
                 <w:rFonts w:eastAsia="Times New Roman" w:cs="Times New Roman"/>
@@ -9068,19 +9174,21 @@
               </w:rPr>
               <w:fldChar w:fldCharType="end"/>
             </w:r>
-            <w:bookmarkStart w:id="268" w:name="Check2_Copy_211_Copy_17_Copy_1"/>
-            <w:bookmarkStart w:id="269" w:name="Check2_Copy_211_Copy_17_Copy_1"/>
-            <w:bookmarkStart w:id="270" w:name="Check2_Copy_211_Copy_17"/>
-            <w:bookmarkEnd w:id="268"/>
-            <w:bookmarkEnd w:id="269"/>
-            <w:bookmarkEnd w:id="270"/>
-            <w:r>
-              <w:rPr>
-                <w:rFonts w:eastAsia="Times New Roman" w:cs="Times New Roman"/>
-                <w:kern w:val="0"/>
-                <w:lang w:val="en-US" w:eastAsia="en-US" w:bidi="ar-SA"/>
-              </w:rPr>
-              <w:t xml:space="preserve"> Not Applicable </w:t>
+            <w:bookmarkStart w:id="321" w:name="Check2_Copy_211_Copy_17_Copy_1"/>
+            <w:bookmarkStart w:id="322" w:name="Check2_Copy_211_Copy_17_Copy_1_Copy_1"/>
+            <w:bookmarkStart w:id="323" w:name="Check2_Copy_211_Copy_17_Copy_1"/>
+            <w:bookmarkStart w:id="324" w:name="Check2_Copy_211_Copy_17"/>
+            <w:bookmarkEnd w:id="321"/>
+            <w:bookmarkEnd w:id="322"/>
+            <w:bookmarkEnd w:id="323"/>
+            <w:bookmarkEnd w:id="324"/>
+            <w:r>
+              <w:rPr>
+                <w:rFonts w:eastAsia="Times New Roman" w:cs="Times New Roman"/>
+                <w:kern w:val="0"/>
+                <w:lang w:val="en-US" w:eastAsia="en-US" w:bidi="ar-SA"/>
+              </w:rPr>
+              <w:t xml:space="preserve"> Not Applicable</w:t>
             </w:r>
           </w:p>
         </w:tc>
@@ -9122,7 +9230,7 @@
                 <w:kern w:val="0"/>
                 <w:lang w:val="en-US" w:eastAsia="en-US" w:bidi="ar-SA"/>
               </w:rPr>
-              <w:t>Current implementation or planned implementation details.  If “Not Applicable,” provide rationale.</w:t>
+              <w:t>Current implementation or planned implementation details. If “Not Applicable,” provide rationale.</w:t>
             </w:r>
           </w:p>
         </w:tc>
@@ -9249,9 +9357,9 @@
               </w:rPr>
               <w:fldChar w:fldCharType="separate"/>
             </w:r>
-            <w:bookmarkStart w:id="271" w:name="Check1_Copy_105_Copy_18"/>
-            <w:bookmarkStart w:id="272" w:name="Check1_Copy_105_Copy_18"/>
-            <w:bookmarkEnd w:id="272"/>
+            <w:bookmarkStart w:id="325" w:name="Check1_Copy_105_Copy_18"/>
+            <w:bookmarkStart w:id="326" w:name="Check1_Copy_105_Copy_18"/>
+            <w:bookmarkEnd w:id="326"/>
             <w:r>
               <w:rPr>
                 <w:rFonts w:eastAsia="Times New Roman" w:cs="Times New Roman"/>
@@ -9267,12 +9375,14 @@
               </w:rPr>
               <w:fldChar w:fldCharType="end"/>
             </w:r>
-            <w:bookmarkStart w:id="273" w:name="Check1_Copy_105_Copy_18_Copy_1"/>
-            <w:bookmarkStart w:id="274" w:name="Check1_Copy_105_Copy_18_Copy_1"/>
-            <w:bookmarkStart w:id="275" w:name="Check1_Copy_105_Copy_18"/>
-            <w:bookmarkEnd w:id="273"/>
-            <w:bookmarkEnd w:id="274"/>
-            <w:bookmarkEnd w:id="275"/>
+            <w:bookmarkStart w:id="327" w:name="Check1_Copy_105_Copy_18_Copy_1"/>
+            <w:bookmarkStart w:id="328" w:name="Check1_Copy_105_Copy_18_Copy_1_Copy_1"/>
+            <w:bookmarkStart w:id="329" w:name="Check1_Copy_105_Copy_18_Copy_1"/>
+            <w:bookmarkStart w:id="330" w:name="Check1_Copy_105_Copy_18"/>
+            <w:bookmarkEnd w:id="327"/>
+            <w:bookmarkEnd w:id="328"/>
+            <w:bookmarkEnd w:id="329"/>
+            <w:bookmarkEnd w:id="330"/>
             <w:r>
               <w:rPr>
                 <w:rFonts w:eastAsia="Times New Roman" w:cs="Times New Roman"/>
@@ -9335,9 +9445,9 @@
               </w:rPr>
               <w:fldChar w:fldCharType="separate"/>
             </w:r>
-            <w:bookmarkStart w:id="276" w:name="Check2_Copy_210_Copy_18"/>
-            <w:bookmarkStart w:id="277" w:name="Check2_Copy_210_Copy_18"/>
-            <w:bookmarkEnd w:id="277"/>
+            <w:bookmarkStart w:id="331" w:name="Check2_Copy_210_Copy_18"/>
+            <w:bookmarkStart w:id="332" w:name="Check2_Copy_210_Copy_18"/>
+            <w:bookmarkEnd w:id="332"/>
             <w:r>
               <w:rPr>
                 <w:rFonts w:eastAsia="Times New Roman" w:cs="Times New Roman"/>
@@ -9353,19 +9463,21 @@
               </w:rPr>
               <w:fldChar w:fldCharType="end"/>
             </w:r>
-            <w:bookmarkStart w:id="278" w:name="Check2_Copy_210_Copy_18_Copy_1"/>
-            <w:bookmarkStart w:id="279" w:name="Check2_Copy_210_Copy_18_Copy_1"/>
-            <w:bookmarkStart w:id="280" w:name="Check2_Copy_210_Copy_18"/>
-            <w:bookmarkEnd w:id="278"/>
-            <w:bookmarkEnd w:id="279"/>
-            <w:bookmarkEnd w:id="280"/>
-            <w:r>
-              <w:rPr>
-                <w:rFonts w:eastAsia="Times New Roman" w:cs="Times New Roman"/>
-                <w:kern w:val="0"/>
-                <w:lang w:val="en-US" w:eastAsia="en-US" w:bidi="ar-SA"/>
-              </w:rPr>
-              <w:t xml:space="preserve"> Planned to be Implemented  </w:t>
+            <w:bookmarkStart w:id="333" w:name="Check2_Copy_210_Copy_18_Copy_1"/>
+            <w:bookmarkStart w:id="334" w:name="Check2_Copy_210_Copy_18_Copy_1_Copy_1"/>
+            <w:bookmarkStart w:id="335" w:name="Check2_Copy_210_Copy_18_Copy_1"/>
+            <w:bookmarkStart w:id="336" w:name="Check2_Copy_210_Copy_18"/>
+            <w:bookmarkEnd w:id="333"/>
+            <w:bookmarkEnd w:id="334"/>
+            <w:bookmarkEnd w:id="335"/>
+            <w:bookmarkEnd w:id="336"/>
+            <w:r>
+              <w:rPr>
+                <w:rFonts w:eastAsia="Times New Roman" w:cs="Times New Roman"/>
+                <w:kern w:val="0"/>
+                <w:lang w:val="en-US" w:eastAsia="en-US" w:bidi="ar-SA"/>
+              </w:rPr>
+              <w:t xml:space="preserve"> Planned to be Implemented</w:t>
             </w:r>
           </w:p>
         </w:tc>
@@ -9421,9 +9533,9 @@
               </w:rPr>
               <w:fldChar w:fldCharType="separate"/>
             </w:r>
-            <w:bookmarkStart w:id="281" w:name="Check2_Copy_211_Copy_18"/>
-            <w:bookmarkStart w:id="282" w:name="Check2_Copy_211_Copy_18"/>
-            <w:bookmarkEnd w:id="282"/>
+            <w:bookmarkStart w:id="337" w:name="Check2_Copy_211_Copy_18"/>
+            <w:bookmarkStart w:id="338" w:name="Check2_Copy_211_Copy_18"/>
+            <w:bookmarkEnd w:id="338"/>
             <w:r>
               <w:rPr>
                 <w:rFonts w:eastAsia="Times New Roman" w:cs="Times New Roman"/>
@@ -9439,19 +9551,21 @@
               </w:rPr>
               <w:fldChar w:fldCharType="end"/>
             </w:r>
-            <w:bookmarkStart w:id="283" w:name="Check2_Copy_211_Copy_18_Copy_1"/>
-            <w:bookmarkStart w:id="284" w:name="Check2_Copy_211_Copy_18_Copy_1"/>
-            <w:bookmarkStart w:id="285" w:name="Check2_Copy_211_Copy_18"/>
-            <w:bookmarkEnd w:id="283"/>
-            <w:bookmarkEnd w:id="284"/>
-            <w:bookmarkEnd w:id="285"/>
-            <w:r>
-              <w:rPr>
-                <w:rFonts w:eastAsia="Times New Roman" w:cs="Times New Roman"/>
-                <w:kern w:val="0"/>
-                <w:lang w:val="en-US" w:eastAsia="en-US" w:bidi="ar-SA"/>
-              </w:rPr>
-              <w:t xml:space="preserve"> Not Applicable </w:t>
+            <w:bookmarkStart w:id="339" w:name="Check2_Copy_211_Copy_18_Copy_1"/>
+            <w:bookmarkStart w:id="340" w:name="Check2_Copy_211_Copy_18_Copy_1_Copy_1"/>
+            <w:bookmarkStart w:id="341" w:name="Check2_Copy_211_Copy_18_Copy_1"/>
+            <w:bookmarkStart w:id="342" w:name="Check2_Copy_211_Copy_18"/>
+            <w:bookmarkEnd w:id="339"/>
+            <w:bookmarkEnd w:id="340"/>
+            <w:bookmarkEnd w:id="341"/>
+            <w:bookmarkEnd w:id="342"/>
+            <w:r>
+              <w:rPr>
+                <w:rFonts w:eastAsia="Times New Roman" w:cs="Times New Roman"/>
+                <w:kern w:val="0"/>
+                <w:lang w:val="en-US" w:eastAsia="en-US" w:bidi="ar-SA"/>
+              </w:rPr>
+              <w:t xml:space="preserve"> Not Applicable</w:t>
             </w:r>
           </w:p>
         </w:tc>
@@ -9493,7 +9607,7 @@
                 <w:kern w:val="0"/>
                 <w:lang w:val="en-US" w:eastAsia="en-US" w:bidi="ar-SA"/>
               </w:rPr>
-              <w:t>Current implementation or planned implementation details.  If “Not Applicable,” provide rationale.</w:t>
+              <w:t>Current implementation or planned implementation details. If “Not Applicable,” provide rationale.</w:t>
             </w:r>
           </w:p>
         </w:tc>
@@ -9728,9 +9842,9 @@
               </w:rPr>
               <w:fldChar w:fldCharType="separate"/>
             </w:r>
-            <w:bookmarkStart w:id="286" w:name="Check1_Copy_105_Copy_19"/>
-            <w:bookmarkStart w:id="287" w:name="Check1_Copy_105_Copy_19"/>
-            <w:bookmarkEnd w:id="287"/>
+            <w:bookmarkStart w:id="343" w:name="Check1_Copy_105_Copy_19"/>
+            <w:bookmarkStart w:id="344" w:name="Check1_Copy_105_Copy_19"/>
+            <w:bookmarkEnd w:id="344"/>
             <w:r>
               <w:rPr>
                 <w:rFonts w:eastAsia="Times New Roman" w:cs="Times New Roman"/>
@@ -9746,12 +9860,14 @@
               </w:rPr>
               <w:fldChar w:fldCharType="end"/>
             </w:r>
-            <w:bookmarkStart w:id="288" w:name="Check1_Copy_105_Copy_19_Copy_1"/>
-            <w:bookmarkStart w:id="289" w:name="Check1_Copy_105_Copy_19_Copy_1"/>
-            <w:bookmarkStart w:id="290" w:name="Check1_Copy_105_Copy_19"/>
-            <w:bookmarkEnd w:id="288"/>
-            <w:bookmarkEnd w:id="289"/>
-            <w:bookmarkEnd w:id="290"/>
+            <w:bookmarkStart w:id="345" w:name="Check1_Copy_105_Copy_19_Copy_1"/>
+            <w:bookmarkStart w:id="346" w:name="Check1_Copy_105_Copy_19_Copy_1_Copy_1"/>
+            <w:bookmarkStart w:id="347" w:name="Check1_Copy_105_Copy_19_Copy_1"/>
+            <w:bookmarkStart w:id="348" w:name="Check1_Copy_105_Copy_19"/>
+            <w:bookmarkEnd w:id="345"/>
+            <w:bookmarkEnd w:id="346"/>
+            <w:bookmarkEnd w:id="347"/>
+            <w:bookmarkEnd w:id="348"/>
             <w:r>
               <w:rPr>
                 <w:rFonts w:eastAsia="Times New Roman" w:cs="Times New Roman"/>
@@ -9814,9 +9930,9 @@
               </w:rPr>
               <w:fldChar w:fldCharType="separate"/>
             </w:r>
-            <w:bookmarkStart w:id="291" w:name="Check2_Copy_210_Copy_19"/>
-            <w:bookmarkStart w:id="292" w:name="Check2_Copy_210_Copy_19"/>
-            <w:bookmarkEnd w:id="292"/>
+            <w:bookmarkStart w:id="349" w:name="Check2_Copy_210_Copy_19"/>
+            <w:bookmarkStart w:id="350" w:name="Check2_Copy_210_Copy_19"/>
+            <w:bookmarkEnd w:id="350"/>
             <w:r>
               <w:rPr>
                 <w:rFonts w:eastAsia="Times New Roman" w:cs="Times New Roman"/>
@@ -9832,19 +9948,21 @@
               </w:rPr>
               <w:fldChar w:fldCharType="end"/>
             </w:r>
-            <w:bookmarkStart w:id="293" w:name="Check2_Copy_210_Copy_19_Copy_1"/>
-            <w:bookmarkStart w:id="294" w:name="Check2_Copy_210_Copy_19_Copy_1"/>
-            <w:bookmarkStart w:id="295" w:name="Check2_Copy_210_Copy_19"/>
-            <w:bookmarkEnd w:id="293"/>
-            <w:bookmarkEnd w:id="294"/>
-            <w:bookmarkEnd w:id="295"/>
-            <w:r>
-              <w:rPr>
-                <w:rFonts w:eastAsia="Times New Roman" w:cs="Times New Roman"/>
-                <w:kern w:val="0"/>
-                <w:lang w:val="en-US" w:eastAsia="en-US" w:bidi="ar-SA"/>
-              </w:rPr>
-              <w:t xml:space="preserve"> Planned to be Implemented  </w:t>
+            <w:bookmarkStart w:id="351" w:name="Check2_Copy_210_Copy_19_Copy_1"/>
+            <w:bookmarkStart w:id="352" w:name="Check2_Copy_210_Copy_19_Copy_1_Copy_1"/>
+            <w:bookmarkStart w:id="353" w:name="Check2_Copy_210_Copy_19_Copy_1"/>
+            <w:bookmarkStart w:id="354" w:name="Check2_Copy_210_Copy_19"/>
+            <w:bookmarkEnd w:id="351"/>
+            <w:bookmarkEnd w:id="352"/>
+            <w:bookmarkEnd w:id="353"/>
+            <w:bookmarkEnd w:id="354"/>
+            <w:r>
+              <w:rPr>
+                <w:rFonts w:eastAsia="Times New Roman" w:cs="Times New Roman"/>
+                <w:kern w:val="0"/>
+                <w:lang w:val="en-US" w:eastAsia="en-US" w:bidi="ar-SA"/>
+              </w:rPr>
+              <w:t xml:space="preserve"> Planned to be Implemented</w:t>
             </w:r>
           </w:p>
         </w:tc>
@@ -9900,9 +10018,9 @@
               </w:rPr>
               <w:fldChar w:fldCharType="separate"/>
             </w:r>
-            <w:bookmarkStart w:id="296" w:name="Check2_Copy_211_Copy_19"/>
-            <w:bookmarkStart w:id="297" w:name="Check2_Copy_211_Copy_19"/>
-            <w:bookmarkEnd w:id="297"/>
+            <w:bookmarkStart w:id="355" w:name="Check2_Copy_211_Copy_19"/>
+            <w:bookmarkStart w:id="356" w:name="Check2_Copy_211_Copy_19"/>
+            <w:bookmarkEnd w:id="356"/>
             <w:r>
               <w:rPr>
                 <w:rFonts w:eastAsia="Times New Roman" w:cs="Times New Roman"/>
@@ -9918,19 +10036,21 @@
               </w:rPr>
               <w:fldChar w:fldCharType="end"/>
             </w:r>
-            <w:bookmarkStart w:id="298" w:name="Check2_Copy_211_Copy_19_Copy_1"/>
-            <w:bookmarkStart w:id="299" w:name="Check2_Copy_211_Copy_19_Copy_1"/>
-            <w:bookmarkStart w:id="300" w:name="Check2_Copy_211_Copy_19"/>
-            <w:bookmarkEnd w:id="298"/>
-            <w:bookmarkEnd w:id="299"/>
-            <w:bookmarkEnd w:id="300"/>
-            <w:r>
-              <w:rPr>
-                <w:rFonts w:eastAsia="Times New Roman" w:cs="Times New Roman"/>
-                <w:kern w:val="0"/>
-                <w:lang w:val="en-US" w:eastAsia="en-US" w:bidi="ar-SA"/>
-              </w:rPr>
-              <w:t xml:space="preserve"> Not Applicable </w:t>
+            <w:bookmarkStart w:id="357" w:name="Check2_Copy_211_Copy_19_Copy_1"/>
+            <w:bookmarkStart w:id="358" w:name="Check2_Copy_211_Copy_19_Copy_1_Copy_1"/>
+            <w:bookmarkStart w:id="359" w:name="Check2_Copy_211_Copy_19_Copy_1"/>
+            <w:bookmarkStart w:id="360" w:name="Check2_Copy_211_Copy_19"/>
+            <w:bookmarkEnd w:id="357"/>
+            <w:bookmarkEnd w:id="358"/>
+            <w:bookmarkEnd w:id="359"/>
+            <w:bookmarkEnd w:id="360"/>
+            <w:r>
+              <w:rPr>
+                <w:rFonts w:eastAsia="Times New Roman" w:cs="Times New Roman"/>
+                <w:kern w:val="0"/>
+                <w:lang w:val="en-US" w:eastAsia="en-US" w:bidi="ar-SA"/>
+              </w:rPr>
+              <w:t xml:space="preserve"> Not Applicable</w:t>
             </w:r>
           </w:p>
         </w:tc>
@@ -9972,7 +10092,7 @@
                 <w:kern w:val="0"/>
                 <w:lang w:val="en-US" w:eastAsia="en-US" w:bidi="ar-SA"/>
               </w:rPr>
-              <w:t>Current implementation or planned implementation details.  If “Not Applicable,” provide rationale.</w:t>
+              <w:t>Current implementation or planned implementation details. If “Not Applicable,” provide rationale.</w:t>
             </w:r>
           </w:p>
         </w:tc>
@@ -10099,9 +10219,9 @@
               </w:rPr>
               <w:fldChar w:fldCharType="separate"/>
             </w:r>
-            <w:bookmarkStart w:id="301" w:name="Check1_Copy_105_Copy_20"/>
-            <w:bookmarkStart w:id="302" w:name="Check1_Copy_105_Copy_20"/>
-            <w:bookmarkEnd w:id="302"/>
+            <w:bookmarkStart w:id="361" w:name="Check1_Copy_105_Copy_20"/>
+            <w:bookmarkStart w:id="362" w:name="Check1_Copy_105_Copy_20"/>
+            <w:bookmarkEnd w:id="362"/>
             <w:r>
               <w:rPr>
                 <w:rFonts w:eastAsia="Times New Roman" w:cs="Times New Roman"/>
@@ -10117,12 +10237,14 @@
               </w:rPr>
               <w:fldChar w:fldCharType="end"/>
             </w:r>
-            <w:bookmarkStart w:id="303" w:name="Check1_Copy_105_Copy_20_Copy_1"/>
-            <w:bookmarkStart w:id="304" w:name="Check1_Copy_105_Copy_20_Copy_1"/>
-            <w:bookmarkStart w:id="305" w:name="Check1_Copy_105_Copy_20"/>
-            <w:bookmarkEnd w:id="303"/>
-            <w:bookmarkEnd w:id="304"/>
-            <w:bookmarkEnd w:id="305"/>
+            <w:bookmarkStart w:id="363" w:name="Check1_Copy_105_Copy_20_Copy_1"/>
+            <w:bookmarkStart w:id="364" w:name="Check1_Copy_105_Copy_20_Copy_1_Copy_1"/>
+            <w:bookmarkStart w:id="365" w:name="Check1_Copy_105_Copy_20_Copy_1"/>
+            <w:bookmarkStart w:id="366" w:name="Check1_Copy_105_Copy_20"/>
+            <w:bookmarkEnd w:id="363"/>
+            <w:bookmarkEnd w:id="364"/>
+            <w:bookmarkEnd w:id="365"/>
+            <w:bookmarkEnd w:id="366"/>
             <w:r>
               <w:rPr>
                 <w:rFonts w:eastAsia="Times New Roman" w:cs="Times New Roman"/>
@@ -10185,9 +10307,9 @@
               </w:rPr>
               <w:fldChar w:fldCharType="separate"/>
             </w:r>
-            <w:bookmarkStart w:id="306" w:name="Check2_Copy_210_Copy_20"/>
-            <w:bookmarkStart w:id="307" w:name="Check2_Copy_210_Copy_20"/>
-            <w:bookmarkEnd w:id="307"/>
+            <w:bookmarkStart w:id="367" w:name="Check2_Copy_210_Copy_20"/>
+            <w:bookmarkStart w:id="368" w:name="Check2_Copy_210_Copy_20"/>
+            <w:bookmarkEnd w:id="368"/>
             <w:r>
               <w:rPr>
                 <w:rFonts w:eastAsia="Times New Roman" w:cs="Times New Roman"/>
@@ -10203,19 +10325,21 @@
               </w:rPr>
               <w:fldChar w:fldCharType="end"/>
             </w:r>
-            <w:bookmarkStart w:id="308" w:name="Check2_Copy_210_Copy_20_Copy_1"/>
-            <w:bookmarkStart w:id="309" w:name="Check2_Copy_210_Copy_20_Copy_1"/>
-            <w:bookmarkStart w:id="310" w:name="Check2_Copy_210_Copy_20"/>
-            <w:bookmarkEnd w:id="308"/>
-            <w:bookmarkEnd w:id="309"/>
-            <w:bookmarkEnd w:id="310"/>
-            <w:r>
-              <w:rPr>
-                <w:rFonts w:eastAsia="Times New Roman" w:cs="Times New Roman"/>
-                <w:kern w:val="0"/>
-                <w:lang w:val="en-US" w:eastAsia="en-US" w:bidi="ar-SA"/>
-              </w:rPr>
-              <w:t xml:space="preserve"> Planned to be Implemented  </w:t>
+            <w:bookmarkStart w:id="369" w:name="Check2_Copy_210_Copy_20_Copy_1"/>
+            <w:bookmarkStart w:id="370" w:name="Check2_Copy_210_Copy_20_Copy_1_Copy_1"/>
+            <w:bookmarkStart w:id="371" w:name="Check2_Copy_210_Copy_20_Copy_1"/>
+            <w:bookmarkStart w:id="372" w:name="Check2_Copy_210_Copy_20"/>
+            <w:bookmarkEnd w:id="369"/>
+            <w:bookmarkEnd w:id="370"/>
+            <w:bookmarkEnd w:id="371"/>
+            <w:bookmarkEnd w:id="372"/>
+            <w:r>
+              <w:rPr>
+                <w:rFonts w:eastAsia="Times New Roman" w:cs="Times New Roman"/>
+                <w:kern w:val="0"/>
+                <w:lang w:val="en-US" w:eastAsia="en-US" w:bidi="ar-SA"/>
+              </w:rPr>
+              <w:t xml:space="preserve"> Planned to be Implemented</w:t>
             </w:r>
           </w:p>
         </w:tc>
@@ -10271,9 +10395,9 @@
               </w:rPr>
               <w:fldChar w:fldCharType="separate"/>
             </w:r>
-            <w:bookmarkStart w:id="311" w:name="Check2_Copy_211_Copy_20"/>
-            <w:bookmarkStart w:id="312" w:name="Check2_Copy_211_Copy_20"/>
-            <w:bookmarkEnd w:id="312"/>
+            <w:bookmarkStart w:id="373" w:name="Check2_Copy_211_Copy_20"/>
+            <w:bookmarkStart w:id="374" w:name="Check2_Copy_211_Copy_20"/>
+            <w:bookmarkEnd w:id="374"/>
             <w:r>
               <w:rPr>
                 <w:rFonts w:eastAsia="Times New Roman" w:cs="Times New Roman"/>
@@ -10289,19 +10413,21 @@
               </w:rPr>
               <w:fldChar w:fldCharType="end"/>
             </w:r>
-            <w:bookmarkStart w:id="313" w:name="Check2_Copy_211_Copy_20_Copy_1"/>
-            <w:bookmarkStart w:id="314" w:name="Check2_Copy_211_Copy_20_Copy_1"/>
-            <w:bookmarkStart w:id="315" w:name="Check2_Copy_211_Copy_20"/>
-            <w:bookmarkEnd w:id="313"/>
-            <w:bookmarkEnd w:id="314"/>
-            <w:bookmarkEnd w:id="315"/>
-            <w:r>
-              <w:rPr>
-                <w:rFonts w:eastAsia="Times New Roman" w:cs="Times New Roman"/>
-                <w:kern w:val="0"/>
-                <w:lang w:val="en-US" w:eastAsia="en-US" w:bidi="ar-SA"/>
-              </w:rPr>
-              <w:t xml:space="preserve"> Not Applicable </w:t>
+            <w:bookmarkStart w:id="375" w:name="Check2_Copy_211_Copy_20_Copy_1"/>
+            <w:bookmarkStart w:id="376" w:name="Check2_Copy_211_Copy_20_Copy_1_Copy_1"/>
+            <w:bookmarkStart w:id="377" w:name="Check2_Copy_211_Copy_20_Copy_1"/>
+            <w:bookmarkStart w:id="378" w:name="Check2_Copy_211_Copy_20"/>
+            <w:bookmarkEnd w:id="375"/>
+            <w:bookmarkEnd w:id="376"/>
+            <w:bookmarkEnd w:id="377"/>
+            <w:bookmarkEnd w:id="378"/>
+            <w:r>
+              <w:rPr>
+                <w:rFonts w:eastAsia="Times New Roman" w:cs="Times New Roman"/>
+                <w:kern w:val="0"/>
+                <w:lang w:val="en-US" w:eastAsia="en-US" w:bidi="ar-SA"/>
+              </w:rPr>
+              <w:t xml:space="preserve"> Not Applicable</w:t>
             </w:r>
           </w:p>
         </w:tc>
@@ -10343,7 +10469,7 @@
                 <w:kern w:val="0"/>
                 <w:lang w:val="en-US" w:eastAsia="en-US" w:bidi="ar-SA"/>
               </w:rPr>
-              <w:t>Current implementation or planned implementation details.  If “Not Applicable,” provide rationale.</w:t>
+              <w:t>Current implementation or planned implementation details. If “Not Applicable,” provide rationale.</w:t>
             </w:r>
           </w:p>
         </w:tc>
@@ -10470,9 +10596,9 @@
               </w:rPr>
               <w:fldChar w:fldCharType="separate"/>
             </w:r>
-            <w:bookmarkStart w:id="316" w:name="Check1_Copy_105_Copy_21"/>
-            <w:bookmarkStart w:id="317" w:name="Check1_Copy_105_Copy_21"/>
-            <w:bookmarkEnd w:id="317"/>
+            <w:bookmarkStart w:id="379" w:name="Check1_Copy_105_Copy_21"/>
+            <w:bookmarkStart w:id="380" w:name="Check1_Copy_105_Copy_21"/>
+            <w:bookmarkEnd w:id="380"/>
             <w:r>
               <w:rPr>
                 <w:rFonts w:eastAsia="Times New Roman" w:cs="Times New Roman"/>
@@ -10488,12 +10614,14 @@
               </w:rPr>
               <w:fldChar w:fldCharType="end"/>
             </w:r>
-            <w:bookmarkStart w:id="318" w:name="Check1_Copy_105_Copy_21_Copy_1"/>
-            <w:bookmarkStart w:id="319" w:name="Check1_Copy_105_Copy_21_Copy_1"/>
-            <w:bookmarkStart w:id="320" w:name="Check1_Copy_105_Copy_21"/>
-            <w:bookmarkEnd w:id="318"/>
-            <w:bookmarkEnd w:id="319"/>
-            <w:bookmarkEnd w:id="320"/>
+            <w:bookmarkStart w:id="381" w:name="Check1_Copy_105_Copy_21_Copy_1"/>
+            <w:bookmarkStart w:id="382" w:name="Check1_Copy_105_Copy_21_Copy_1_Copy_1"/>
+            <w:bookmarkStart w:id="383" w:name="Check1_Copy_105_Copy_21_Copy_1"/>
+            <w:bookmarkStart w:id="384" w:name="Check1_Copy_105_Copy_21"/>
+            <w:bookmarkEnd w:id="381"/>
+            <w:bookmarkEnd w:id="382"/>
+            <w:bookmarkEnd w:id="383"/>
+            <w:bookmarkEnd w:id="384"/>
             <w:r>
               <w:rPr>
                 <w:rFonts w:eastAsia="Times New Roman" w:cs="Times New Roman"/>
@@ -10556,9 +10684,9 @@
               </w:rPr>
               <w:fldChar w:fldCharType="separate"/>
             </w:r>
-            <w:bookmarkStart w:id="321" w:name="Check2_Copy_210_Copy_21"/>
-            <w:bookmarkStart w:id="322" w:name="Check2_Copy_210_Copy_21"/>
-            <w:bookmarkEnd w:id="322"/>
+            <w:bookmarkStart w:id="385" w:name="Check2_Copy_210_Copy_21"/>
+            <w:bookmarkStart w:id="386" w:name="Check2_Copy_210_Copy_21"/>
+            <w:bookmarkEnd w:id="386"/>
             <w:r>
               <w:rPr>
                 <w:rFonts w:eastAsia="Times New Roman" w:cs="Times New Roman"/>
@@ -10574,19 +10702,21 @@
               </w:rPr>
               <w:fldChar w:fldCharType="end"/>
             </w:r>
-            <w:bookmarkStart w:id="323" w:name="Check2_Copy_210_Copy_21_Copy_1"/>
-            <w:bookmarkStart w:id="324" w:name="Check2_Copy_210_Copy_21_Copy_1"/>
-            <w:bookmarkStart w:id="325" w:name="Check2_Copy_210_Copy_21"/>
-            <w:bookmarkEnd w:id="323"/>
-            <w:bookmarkEnd w:id="324"/>
-            <w:bookmarkEnd w:id="325"/>
-            <w:r>
-              <w:rPr>
-                <w:rFonts w:eastAsia="Times New Roman" w:cs="Times New Roman"/>
-                <w:kern w:val="0"/>
-                <w:lang w:val="en-US" w:eastAsia="en-US" w:bidi="ar-SA"/>
-              </w:rPr>
-              <w:t xml:space="preserve"> Planned to be Implemented  </w:t>
+            <w:bookmarkStart w:id="387" w:name="Check2_Copy_210_Copy_21_Copy_1"/>
+            <w:bookmarkStart w:id="388" w:name="Check2_Copy_210_Copy_21_Copy_1_Copy_1"/>
+            <w:bookmarkStart w:id="389" w:name="Check2_Copy_210_Copy_21_Copy_1"/>
+            <w:bookmarkStart w:id="390" w:name="Check2_Copy_210_Copy_21"/>
+            <w:bookmarkEnd w:id="387"/>
+            <w:bookmarkEnd w:id="388"/>
+            <w:bookmarkEnd w:id="389"/>
+            <w:bookmarkEnd w:id="390"/>
+            <w:r>
+              <w:rPr>
+                <w:rFonts w:eastAsia="Times New Roman" w:cs="Times New Roman"/>
+                <w:kern w:val="0"/>
+                <w:lang w:val="en-US" w:eastAsia="en-US" w:bidi="ar-SA"/>
+              </w:rPr>
+              <w:t xml:space="preserve"> Planned to be Implemented</w:t>
             </w:r>
           </w:p>
         </w:tc>
@@ -10642,9 +10772,9 @@
               </w:rPr>
               <w:fldChar w:fldCharType="separate"/>
             </w:r>
-            <w:bookmarkStart w:id="326" w:name="Check2_Copy_211_Copy_21"/>
-            <w:bookmarkStart w:id="327" w:name="Check2_Copy_211_Copy_21"/>
-            <w:bookmarkEnd w:id="327"/>
+            <w:bookmarkStart w:id="391" w:name="Check2_Copy_211_Copy_21"/>
+            <w:bookmarkStart w:id="392" w:name="Check2_Copy_211_Copy_21"/>
+            <w:bookmarkEnd w:id="392"/>
             <w:r>
               <w:rPr>
                 <w:rFonts w:eastAsia="Times New Roman" w:cs="Times New Roman"/>
@@ -10660,19 +10790,21 @@
               </w:rPr>
               <w:fldChar w:fldCharType="end"/>
             </w:r>
-            <w:bookmarkStart w:id="328" w:name="Check2_Copy_211_Copy_21_Copy_1"/>
-            <w:bookmarkStart w:id="329" w:name="Check2_Copy_211_Copy_21_Copy_1"/>
-            <w:bookmarkStart w:id="330" w:name="Check2_Copy_211_Copy_21"/>
-            <w:bookmarkEnd w:id="328"/>
-            <w:bookmarkEnd w:id="329"/>
-            <w:bookmarkEnd w:id="330"/>
-            <w:r>
-              <w:rPr>
-                <w:rFonts w:eastAsia="Times New Roman" w:cs="Times New Roman"/>
-                <w:kern w:val="0"/>
-                <w:lang w:val="en-US" w:eastAsia="en-US" w:bidi="ar-SA"/>
-              </w:rPr>
-              <w:t xml:space="preserve"> Not Applicable </w:t>
+            <w:bookmarkStart w:id="393" w:name="Check2_Copy_211_Copy_21_Copy_1"/>
+            <w:bookmarkStart w:id="394" w:name="Check2_Copy_211_Copy_21_Copy_1_Copy_1"/>
+            <w:bookmarkStart w:id="395" w:name="Check2_Copy_211_Copy_21_Copy_1"/>
+            <w:bookmarkStart w:id="396" w:name="Check2_Copy_211_Copy_21"/>
+            <w:bookmarkEnd w:id="393"/>
+            <w:bookmarkEnd w:id="394"/>
+            <w:bookmarkEnd w:id="395"/>
+            <w:bookmarkEnd w:id="396"/>
+            <w:r>
+              <w:rPr>
+                <w:rFonts w:eastAsia="Times New Roman" w:cs="Times New Roman"/>
+                <w:kern w:val="0"/>
+                <w:lang w:val="en-US" w:eastAsia="en-US" w:bidi="ar-SA"/>
+              </w:rPr>
+              <w:t xml:space="preserve"> Not Applicable</w:t>
             </w:r>
           </w:p>
         </w:tc>
@@ -10714,7 +10846,7 @@
                 <w:kern w:val="0"/>
                 <w:lang w:val="en-US" w:eastAsia="en-US" w:bidi="ar-SA"/>
               </w:rPr>
-              <w:t>Current implementation or planned implementation details.  If “Not Applicable,” provide rationale.</w:t>
+              <w:t>Current implementation or planned implementation details. If “Not Applicable,” provide rationale.</w:t>
             </w:r>
           </w:p>
         </w:tc>
@@ -10916,9 +11048,9 @@
               </w:rPr>
               <w:fldChar w:fldCharType="separate"/>
             </w:r>
-            <w:bookmarkStart w:id="331" w:name="Check1_Copy_105_Copy_22"/>
-            <w:bookmarkStart w:id="332" w:name="Check1_Copy_105_Copy_22"/>
-            <w:bookmarkEnd w:id="332"/>
+            <w:bookmarkStart w:id="397" w:name="Check1_Copy_105_Copy_22"/>
+            <w:bookmarkStart w:id="398" w:name="Check1_Copy_105_Copy_22"/>
+            <w:bookmarkEnd w:id="398"/>
             <w:r>
               <w:rPr>
                 <w:rFonts w:eastAsia="Times New Roman" w:cs="Times New Roman"/>
@@ -10934,12 +11066,14 @@
               </w:rPr>
               <w:fldChar w:fldCharType="end"/>
             </w:r>
-            <w:bookmarkStart w:id="333" w:name="Check1_Copy_105_Copy_22_Copy_1"/>
-            <w:bookmarkStart w:id="334" w:name="Check1_Copy_105_Copy_22_Copy_1"/>
-            <w:bookmarkStart w:id="335" w:name="Check1_Copy_105_Copy_22"/>
-            <w:bookmarkEnd w:id="333"/>
-            <w:bookmarkEnd w:id="334"/>
-            <w:bookmarkEnd w:id="335"/>
+            <w:bookmarkStart w:id="399" w:name="Check1_Copy_105_Copy_22_Copy_1"/>
+            <w:bookmarkStart w:id="400" w:name="Check1_Copy_105_Copy_22_Copy_1_Copy_1"/>
+            <w:bookmarkStart w:id="401" w:name="Check1_Copy_105_Copy_22_Copy_1"/>
+            <w:bookmarkStart w:id="402" w:name="Check1_Copy_105_Copy_22"/>
+            <w:bookmarkEnd w:id="399"/>
+            <w:bookmarkEnd w:id="400"/>
+            <w:bookmarkEnd w:id="401"/>
+            <w:bookmarkEnd w:id="402"/>
             <w:r>
               <w:rPr>
                 <w:rFonts w:eastAsia="Times New Roman" w:cs="Times New Roman"/>
@@ -11002,9 +11136,9 @@
               </w:rPr>
               <w:fldChar w:fldCharType="separate"/>
             </w:r>
-            <w:bookmarkStart w:id="336" w:name="Check2_Copy_210_Copy_22"/>
-            <w:bookmarkStart w:id="337" w:name="Check2_Copy_210_Copy_22"/>
-            <w:bookmarkEnd w:id="337"/>
+            <w:bookmarkStart w:id="403" w:name="Check2_Copy_210_Copy_22"/>
+            <w:bookmarkStart w:id="404" w:name="Check2_Copy_210_Copy_22"/>
+            <w:bookmarkEnd w:id="404"/>
             <w:r>
               <w:rPr>
                 <w:rFonts w:eastAsia="Times New Roman" w:cs="Times New Roman"/>
@@ -11020,19 +11154,21 @@
               </w:rPr>
               <w:fldChar w:fldCharType="end"/>
             </w:r>
-            <w:bookmarkStart w:id="338" w:name="Check2_Copy_210_Copy_22_Copy_1"/>
-            <w:bookmarkStart w:id="339" w:name="Check2_Copy_210_Copy_22_Copy_1"/>
-            <w:bookmarkStart w:id="340" w:name="Check2_Copy_210_Copy_22"/>
-            <w:bookmarkEnd w:id="338"/>
-            <w:bookmarkEnd w:id="339"/>
-            <w:bookmarkEnd w:id="340"/>
-            <w:r>
-              <w:rPr>
-                <w:rFonts w:eastAsia="Times New Roman" w:cs="Times New Roman"/>
-                <w:kern w:val="0"/>
-                <w:lang w:val="en-US" w:eastAsia="en-US" w:bidi="ar-SA"/>
-              </w:rPr>
-              <w:t xml:space="preserve"> Planned to be Implemented  </w:t>
+            <w:bookmarkStart w:id="405" w:name="Check2_Copy_210_Copy_22_Copy_1"/>
+            <w:bookmarkStart w:id="406" w:name="Check2_Copy_210_Copy_22_Copy_1_Copy_1"/>
+            <w:bookmarkStart w:id="407" w:name="Check2_Copy_210_Copy_22_Copy_1"/>
+            <w:bookmarkStart w:id="408" w:name="Check2_Copy_210_Copy_22"/>
+            <w:bookmarkEnd w:id="405"/>
+            <w:bookmarkEnd w:id="406"/>
+            <w:bookmarkEnd w:id="407"/>
+            <w:bookmarkEnd w:id="408"/>
+            <w:r>
+              <w:rPr>
+                <w:rFonts w:eastAsia="Times New Roman" w:cs="Times New Roman"/>
+                <w:kern w:val="0"/>
+                <w:lang w:val="en-US" w:eastAsia="en-US" w:bidi="ar-SA"/>
+              </w:rPr>
+              <w:t xml:space="preserve"> Planned to be Implemented</w:t>
             </w:r>
           </w:p>
         </w:tc>
@@ -11088,9 +11224,9 @@
               </w:rPr>
               <w:fldChar w:fldCharType="separate"/>
             </w:r>
-            <w:bookmarkStart w:id="341" w:name="Check2_Copy_211_Copy_22"/>
-            <w:bookmarkStart w:id="342" w:name="Check2_Copy_211_Copy_22"/>
-            <w:bookmarkEnd w:id="342"/>
+            <w:bookmarkStart w:id="409" w:name="Check2_Copy_211_Copy_22"/>
+            <w:bookmarkStart w:id="410" w:name="Check2_Copy_211_Copy_22"/>
+            <w:bookmarkEnd w:id="410"/>
             <w:r>
               <w:rPr>
                 <w:rFonts w:eastAsia="Times New Roman" w:cs="Times New Roman"/>
@@ -11106,19 +11242,21 @@
               </w:rPr>
               <w:fldChar w:fldCharType="end"/>
             </w:r>
-            <w:bookmarkStart w:id="343" w:name="Check2_Copy_211_Copy_22_Copy_1"/>
-            <w:bookmarkStart w:id="344" w:name="Check2_Copy_211_Copy_22_Copy_1"/>
-            <w:bookmarkStart w:id="345" w:name="Check2_Copy_211_Copy_22"/>
-            <w:bookmarkEnd w:id="343"/>
-            <w:bookmarkEnd w:id="344"/>
-            <w:bookmarkEnd w:id="345"/>
-            <w:r>
-              <w:rPr>
-                <w:rFonts w:eastAsia="Times New Roman" w:cs="Times New Roman"/>
-                <w:kern w:val="0"/>
-                <w:lang w:val="en-US" w:eastAsia="en-US" w:bidi="ar-SA"/>
-              </w:rPr>
-              <w:t xml:space="preserve"> Not Applicable </w:t>
+            <w:bookmarkStart w:id="411" w:name="Check2_Copy_211_Copy_22_Copy_1"/>
+            <w:bookmarkStart w:id="412" w:name="Check2_Copy_211_Copy_22_Copy_1_Copy_1"/>
+            <w:bookmarkStart w:id="413" w:name="Check2_Copy_211_Copy_22_Copy_1"/>
+            <w:bookmarkStart w:id="414" w:name="Check2_Copy_211_Copy_22"/>
+            <w:bookmarkEnd w:id="411"/>
+            <w:bookmarkEnd w:id="412"/>
+            <w:bookmarkEnd w:id="413"/>
+            <w:bookmarkEnd w:id="414"/>
+            <w:r>
+              <w:rPr>
+                <w:rFonts w:eastAsia="Times New Roman" w:cs="Times New Roman"/>
+                <w:kern w:val="0"/>
+                <w:lang w:val="en-US" w:eastAsia="en-US" w:bidi="ar-SA"/>
+              </w:rPr>
+              <w:t xml:space="preserve"> Not Applicable</w:t>
             </w:r>
           </w:p>
         </w:tc>
@@ -11160,7 +11298,7 @@
                 <w:kern w:val="0"/>
                 <w:lang w:val="en-US" w:eastAsia="en-US" w:bidi="ar-SA"/>
               </w:rPr>
-              <w:t>Current implementation or planned implementation details.  If “Not Applicable,” provide rationale.</w:t>
+              <w:t>Current implementation or planned implementation details. If “Not Applicable,” provide rationale.</w:t>
             </w:r>
           </w:p>
         </w:tc>
@@ -11313,9 +11451,9 @@
               </w:rPr>
               <w:fldChar w:fldCharType="separate"/>
             </w:r>
-            <w:bookmarkStart w:id="346" w:name="Check1_Copy_105_Copy_23"/>
-            <w:bookmarkStart w:id="347" w:name="Check1_Copy_105_Copy_23"/>
-            <w:bookmarkEnd w:id="347"/>
+            <w:bookmarkStart w:id="415" w:name="Check1_Copy_105_Copy_23"/>
+            <w:bookmarkStart w:id="416" w:name="Check1_Copy_105_Copy_23"/>
+            <w:bookmarkEnd w:id="416"/>
             <w:r>
               <w:rPr>
                 <w:rFonts w:eastAsia="Times New Roman" w:cs="Times New Roman"/>
@@ -11331,12 +11469,14 @@
               </w:rPr>
               <w:fldChar w:fldCharType="end"/>
             </w:r>
-            <w:bookmarkStart w:id="348" w:name="Check1_Copy_105_Copy_23_Copy_1"/>
-            <w:bookmarkStart w:id="349" w:name="Check1_Copy_105_Copy_23_Copy_1"/>
-            <w:bookmarkStart w:id="350" w:name="Check1_Copy_105_Copy_23"/>
-            <w:bookmarkEnd w:id="348"/>
-            <w:bookmarkEnd w:id="349"/>
-            <w:bookmarkEnd w:id="350"/>
+            <w:bookmarkStart w:id="417" w:name="Check1_Copy_105_Copy_23_Copy_1"/>
+            <w:bookmarkStart w:id="418" w:name="Check1_Copy_105_Copy_23_Copy_1_Copy_1"/>
+            <w:bookmarkStart w:id="419" w:name="Check1_Copy_105_Copy_23_Copy_1"/>
+            <w:bookmarkStart w:id="420" w:name="Check1_Copy_105_Copy_23"/>
+            <w:bookmarkEnd w:id="417"/>
+            <w:bookmarkEnd w:id="418"/>
+            <w:bookmarkEnd w:id="419"/>
+            <w:bookmarkEnd w:id="420"/>
             <w:r>
               <w:rPr>
                 <w:rFonts w:eastAsia="Times New Roman" w:cs="Times New Roman"/>
@@ -11399,9 +11539,9 @@
               </w:rPr>
               <w:fldChar w:fldCharType="separate"/>
             </w:r>
-            <w:bookmarkStart w:id="351" w:name="Check2_Copy_210_Copy_23"/>
-            <w:bookmarkStart w:id="352" w:name="Check2_Copy_210_Copy_23"/>
-            <w:bookmarkEnd w:id="352"/>
+            <w:bookmarkStart w:id="421" w:name="Check2_Copy_210_Copy_23"/>
+            <w:bookmarkStart w:id="422" w:name="Check2_Copy_210_Copy_23"/>
+            <w:bookmarkEnd w:id="422"/>
             <w:r>
               <w:rPr>
                 <w:rFonts w:eastAsia="Times New Roman" w:cs="Times New Roman"/>
@@ -11417,19 +11557,21 @@
               </w:rPr>
               <w:fldChar w:fldCharType="end"/>
             </w:r>
-            <w:bookmarkStart w:id="353" w:name="Check2_Copy_210_Copy_23_Copy_1"/>
-            <w:bookmarkStart w:id="354" w:name="Check2_Copy_210_Copy_23_Copy_1"/>
-            <w:bookmarkStart w:id="355" w:name="Check2_Copy_210_Copy_23"/>
-            <w:bookmarkEnd w:id="353"/>
-            <w:bookmarkEnd w:id="354"/>
-            <w:bookmarkEnd w:id="355"/>
-            <w:r>
-              <w:rPr>
-                <w:rFonts w:eastAsia="Times New Roman" w:cs="Times New Roman"/>
-                <w:kern w:val="0"/>
-                <w:lang w:val="en-US" w:eastAsia="en-US" w:bidi="ar-SA"/>
-              </w:rPr>
-              <w:t xml:space="preserve"> Planned to be Implemented  </w:t>
+            <w:bookmarkStart w:id="423" w:name="Check2_Copy_210_Copy_23_Copy_1"/>
+            <w:bookmarkStart w:id="424" w:name="Check2_Copy_210_Copy_23_Copy_1_Copy_1"/>
+            <w:bookmarkStart w:id="425" w:name="Check2_Copy_210_Copy_23_Copy_1"/>
+            <w:bookmarkStart w:id="426" w:name="Check2_Copy_210_Copy_23"/>
+            <w:bookmarkEnd w:id="423"/>
+            <w:bookmarkEnd w:id="424"/>
+            <w:bookmarkEnd w:id="425"/>
+            <w:bookmarkEnd w:id="426"/>
+            <w:r>
+              <w:rPr>
+                <w:rFonts w:eastAsia="Times New Roman" w:cs="Times New Roman"/>
+                <w:kern w:val="0"/>
+                <w:lang w:val="en-US" w:eastAsia="en-US" w:bidi="ar-SA"/>
+              </w:rPr>
+              <w:t xml:space="preserve"> Planned to be Implemented</w:t>
             </w:r>
           </w:p>
         </w:tc>
@@ -11485,9 +11627,9 @@
               </w:rPr>
               <w:fldChar w:fldCharType="separate"/>
             </w:r>
-            <w:bookmarkStart w:id="356" w:name="Check2_Copy_211_Copy_23"/>
-            <w:bookmarkStart w:id="357" w:name="Check2_Copy_211_Copy_23"/>
-            <w:bookmarkEnd w:id="357"/>
+            <w:bookmarkStart w:id="427" w:name="Check2_Copy_211_Copy_23"/>
+            <w:bookmarkStart w:id="428" w:name="Check2_Copy_211_Copy_23"/>
+            <w:bookmarkEnd w:id="428"/>
             <w:r>
               <w:rPr>
                 <w:rFonts w:eastAsia="Times New Roman" w:cs="Times New Roman"/>
@@ -11503,19 +11645,21 @@
               </w:rPr>
               <w:fldChar w:fldCharType="end"/>
             </w:r>
-            <w:bookmarkStart w:id="358" w:name="Check2_Copy_211_Copy_23_Copy_1"/>
-            <w:bookmarkStart w:id="359" w:name="Check2_Copy_211_Copy_23_Copy_1"/>
-            <w:bookmarkStart w:id="360" w:name="Check2_Copy_211_Copy_23"/>
-            <w:bookmarkEnd w:id="358"/>
-            <w:bookmarkEnd w:id="359"/>
-            <w:bookmarkEnd w:id="360"/>
-            <w:r>
-              <w:rPr>
-                <w:rFonts w:eastAsia="Times New Roman" w:cs="Times New Roman"/>
-                <w:kern w:val="0"/>
-                <w:lang w:val="en-US" w:eastAsia="en-US" w:bidi="ar-SA"/>
-              </w:rPr>
-              <w:t xml:space="preserve"> Not Applicable </w:t>
+            <w:bookmarkStart w:id="429" w:name="Check2_Copy_211_Copy_23_Copy_1"/>
+            <w:bookmarkStart w:id="430" w:name="Check2_Copy_211_Copy_23_Copy_1_Copy_1"/>
+            <w:bookmarkStart w:id="431" w:name="Check2_Copy_211_Copy_23_Copy_1"/>
+            <w:bookmarkStart w:id="432" w:name="Check2_Copy_211_Copy_23"/>
+            <w:bookmarkEnd w:id="429"/>
+            <w:bookmarkEnd w:id="430"/>
+            <w:bookmarkEnd w:id="431"/>
+            <w:bookmarkEnd w:id="432"/>
+            <w:r>
+              <w:rPr>
+                <w:rFonts w:eastAsia="Times New Roman" w:cs="Times New Roman"/>
+                <w:kern w:val="0"/>
+                <w:lang w:val="en-US" w:eastAsia="en-US" w:bidi="ar-SA"/>
+              </w:rPr>
+              <w:t xml:space="preserve"> Not Applicable</w:t>
             </w:r>
           </w:p>
         </w:tc>
@@ -11557,7 +11701,7 @@
                 <w:kern w:val="0"/>
                 <w:lang w:val="en-US" w:eastAsia="en-US" w:bidi="ar-SA"/>
               </w:rPr>
-              <w:t>Current implementation or planned implementation details.  If “Not Applicable,” provide rationale.</w:t>
+              <w:t>Current implementation or planned implementation details. If “Not Applicable,” provide rationale.</w:t>
             </w:r>
           </w:p>
         </w:tc>
@@ -11710,9 +11854,9 @@
               </w:rPr>
               <w:fldChar w:fldCharType="separate"/>
             </w:r>
-            <w:bookmarkStart w:id="361" w:name="Check1_Copy_105_Copy_24"/>
-            <w:bookmarkStart w:id="362" w:name="Check1_Copy_105_Copy_24"/>
-            <w:bookmarkEnd w:id="362"/>
+            <w:bookmarkStart w:id="433" w:name="Check1_Copy_105_Copy_24"/>
+            <w:bookmarkStart w:id="434" w:name="Check1_Copy_105_Copy_24"/>
+            <w:bookmarkEnd w:id="434"/>
             <w:r>
               <w:rPr>
                 <w:rFonts w:eastAsia="Times New Roman" w:cs="Times New Roman"/>
@@ -11728,12 +11872,14 @@
               </w:rPr>
               <w:fldChar w:fldCharType="end"/>
             </w:r>
-            <w:bookmarkStart w:id="363" w:name="Check1_Copy_105_Copy_24_Copy_1"/>
-            <w:bookmarkStart w:id="364" w:name="Check1_Copy_105_Copy_24_Copy_1"/>
-            <w:bookmarkStart w:id="365" w:name="Check1_Copy_105_Copy_24"/>
-            <w:bookmarkEnd w:id="363"/>
-            <w:bookmarkEnd w:id="364"/>
-            <w:bookmarkEnd w:id="365"/>
+            <w:bookmarkStart w:id="435" w:name="Check1_Copy_105_Copy_24_Copy_1"/>
+            <w:bookmarkStart w:id="436" w:name="Check1_Copy_105_Copy_24_Copy_1_Copy_1"/>
+            <w:bookmarkStart w:id="437" w:name="Check1_Copy_105_Copy_24_Copy_1"/>
+            <w:bookmarkStart w:id="438" w:name="Check1_Copy_105_Copy_24"/>
+            <w:bookmarkEnd w:id="435"/>
+            <w:bookmarkEnd w:id="436"/>
+            <w:bookmarkEnd w:id="437"/>
+            <w:bookmarkEnd w:id="438"/>
             <w:r>
               <w:rPr>
                 <w:rFonts w:eastAsia="Times New Roman" w:cs="Times New Roman"/>
@@ -11796,9 +11942,9 @@
               </w:rPr>
               <w:fldChar w:fldCharType="separate"/>
             </w:r>
-            <w:bookmarkStart w:id="366" w:name="Check2_Copy_210_Copy_24"/>
-            <w:bookmarkStart w:id="367" w:name="Check2_Copy_210_Copy_24"/>
-            <w:bookmarkEnd w:id="367"/>
+            <w:bookmarkStart w:id="439" w:name="Check2_Copy_210_Copy_24"/>
+            <w:bookmarkStart w:id="440" w:name="Check2_Copy_210_Copy_24"/>
+            <w:bookmarkEnd w:id="440"/>
             <w:r>
               <w:rPr>
                 <w:rFonts w:eastAsia="Times New Roman" w:cs="Times New Roman"/>
@@ -11814,19 +11960,21 @@
               </w:rPr>
               <w:fldChar w:fldCharType="end"/>
             </w:r>
-            <w:bookmarkStart w:id="368" w:name="Check2_Copy_210_Copy_24_Copy_1"/>
-            <w:bookmarkStart w:id="369" w:name="Check2_Copy_210_Copy_24_Copy_1"/>
-            <w:bookmarkStart w:id="370" w:name="Check2_Copy_210_Copy_24"/>
-            <w:bookmarkEnd w:id="368"/>
-            <w:bookmarkEnd w:id="369"/>
-            <w:bookmarkEnd w:id="370"/>
-            <w:r>
-              <w:rPr>
-                <w:rFonts w:eastAsia="Times New Roman" w:cs="Times New Roman"/>
-                <w:kern w:val="0"/>
-                <w:lang w:val="en-US" w:eastAsia="en-US" w:bidi="ar-SA"/>
-              </w:rPr>
-              <w:t xml:space="preserve"> Planned to be Implemented  </w:t>
+            <w:bookmarkStart w:id="441" w:name="Check2_Copy_210_Copy_24_Copy_1"/>
+            <w:bookmarkStart w:id="442" w:name="Check2_Copy_210_Copy_24_Copy_1_Copy_1"/>
+            <w:bookmarkStart w:id="443" w:name="Check2_Copy_210_Copy_24_Copy_1"/>
+            <w:bookmarkStart w:id="444" w:name="Check2_Copy_210_Copy_24"/>
+            <w:bookmarkEnd w:id="441"/>
+            <w:bookmarkEnd w:id="442"/>
+            <w:bookmarkEnd w:id="443"/>
+            <w:bookmarkEnd w:id="444"/>
+            <w:r>
+              <w:rPr>
+                <w:rFonts w:eastAsia="Times New Roman" w:cs="Times New Roman"/>
+                <w:kern w:val="0"/>
+                <w:lang w:val="en-US" w:eastAsia="en-US" w:bidi="ar-SA"/>
+              </w:rPr>
+              <w:t xml:space="preserve"> Planned to be Implemented</w:t>
             </w:r>
           </w:p>
         </w:tc>
@@ -11882,9 +12030,9 @@
               </w:rPr>
               <w:fldChar w:fldCharType="separate"/>
             </w:r>
-            <w:bookmarkStart w:id="371" w:name="Check2_Copy_211_Copy_24"/>
-            <w:bookmarkStart w:id="372" w:name="Check2_Copy_211_Copy_24"/>
-            <w:bookmarkEnd w:id="372"/>
+            <w:bookmarkStart w:id="445" w:name="Check2_Copy_211_Copy_24"/>
+            <w:bookmarkStart w:id="446" w:name="Check2_Copy_211_Copy_24"/>
+            <w:bookmarkEnd w:id="446"/>
             <w:r>
               <w:rPr>
                 <w:rFonts w:eastAsia="Times New Roman" w:cs="Times New Roman"/>
@@ -11900,19 +12048,21 @@
               </w:rPr>
               <w:fldChar w:fldCharType="end"/>
             </w:r>
-            <w:bookmarkStart w:id="373" w:name="Check2_Copy_211_Copy_24_Copy_1"/>
-            <w:bookmarkStart w:id="374" w:name="Check2_Copy_211_Copy_24_Copy_1"/>
-            <w:bookmarkStart w:id="375" w:name="Check2_Copy_211_Copy_24"/>
-            <w:bookmarkEnd w:id="373"/>
-            <w:bookmarkEnd w:id="374"/>
-            <w:bookmarkEnd w:id="375"/>
-            <w:r>
-              <w:rPr>
-                <w:rFonts w:eastAsia="Times New Roman" w:cs="Times New Roman"/>
-                <w:kern w:val="0"/>
-                <w:lang w:val="en-US" w:eastAsia="en-US" w:bidi="ar-SA"/>
-              </w:rPr>
-              <w:t xml:space="preserve"> Not Applicable </w:t>
+            <w:bookmarkStart w:id="447" w:name="Check2_Copy_211_Copy_24_Copy_1"/>
+            <w:bookmarkStart w:id="448" w:name="Check2_Copy_211_Copy_24_Copy_1_Copy_1"/>
+            <w:bookmarkStart w:id="449" w:name="Check2_Copy_211_Copy_24_Copy_1"/>
+            <w:bookmarkStart w:id="450" w:name="Check2_Copy_211_Copy_24"/>
+            <w:bookmarkEnd w:id="447"/>
+            <w:bookmarkEnd w:id="448"/>
+            <w:bookmarkEnd w:id="449"/>
+            <w:bookmarkEnd w:id="450"/>
+            <w:r>
+              <w:rPr>
+                <w:rFonts w:eastAsia="Times New Roman" w:cs="Times New Roman"/>
+                <w:kern w:val="0"/>
+                <w:lang w:val="en-US" w:eastAsia="en-US" w:bidi="ar-SA"/>
+              </w:rPr>
+              <w:t xml:space="preserve"> Not Applicable</w:t>
             </w:r>
           </w:p>
         </w:tc>
@@ -11954,7 +12104,7 @@
                 <w:kern w:val="0"/>
                 <w:lang w:val="en-US" w:eastAsia="en-US" w:bidi="ar-SA"/>
               </w:rPr>
-              <w:t>Current implementation or planned implementation details.  If “Not Applicable,” provide rationale.</w:t>
+              <w:t>Current implementation or planned implementation details. If “Not Applicable,” provide rationale.</w:t>
             </w:r>
           </w:p>
         </w:tc>
@@ -12179,9 +12329,9 @@
               </w:rPr>
               <w:fldChar w:fldCharType="separate"/>
             </w:r>
-            <w:bookmarkStart w:id="376" w:name="Check1_Copy_105_Copy_25"/>
-            <w:bookmarkStart w:id="377" w:name="Check1_Copy_105_Copy_25"/>
-            <w:bookmarkEnd w:id="377"/>
+            <w:bookmarkStart w:id="451" w:name="Check1_Copy_105_Copy_25"/>
+            <w:bookmarkStart w:id="452" w:name="Check1_Copy_105_Copy_25"/>
+            <w:bookmarkEnd w:id="452"/>
             <w:r>
               <w:rPr>
                 <w:rFonts w:eastAsia="Times New Roman" w:cs="Times New Roman"/>
@@ -12197,12 +12347,14 @@
               </w:rPr>
               <w:fldChar w:fldCharType="end"/>
             </w:r>
-            <w:bookmarkStart w:id="378" w:name="Check1_Copy_105_Copy_25_Copy_1"/>
-            <w:bookmarkStart w:id="379" w:name="Check1_Copy_105_Copy_25_Copy_1"/>
-            <w:bookmarkStart w:id="380" w:name="Check1_Copy_105_Copy_25"/>
-            <w:bookmarkEnd w:id="378"/>
-            <w:bookmarkEnd w:id="379"/>
-            <w:bookmarkEnd w:id="380"/>
+            <w:bookmarkStart w:id="453" w:name="Check1_Copy_105_Copy_25_Copy_1"/>
+            <w:bookmarkStart w:id="454" w:name="Check1_Copy_105_Copy_25_Copy_1_Copy_1"/>
+            <w:bookmarkStart w:id="455" w:name="Check1_Copy_105_Copy_25_Copy_1"/>
+            <w:bookmarkStart w:id="456" w:name="Check1_Copy_105_Copy_25"/>
+            <w:bookmarkEnd w:id="453"/>
+            <w:bookmarkEnd w:id="454"/>
+            <w:bookmarkEnd w:id="455"/>
+            <w:bookmarkEnd w:id="456"/>
             <w:r>
               <w:rPr>
                 <w:rFonts w:eastAsia="Times New Roman" w:cs="Times New Roman"/>
@@ -12265,9 +12417,9 @@
               </w:rPr>
               <w:fldChar w:fldCharType="separate"/>
             </w:r>
-            <w:bookmarkStart w:id="381" w:name="Check2_Copy_210_Copy_25"/>
-            <w:bookmarkStart w:id="382" w:name="Check2_Copy_210_Copy_25"/>
-            <w:bookmarkEnd w:id="382"/>
+            <w:bookmarkStart w:id="457" w:name="Check2_Copy_210_Copy_25"/>
+            <w:bookmarkStart w:id="458" w:name="Check2_Copy_210_Copy_25"/>
+            <w:bookmarkEnd w:id="458"/>
             <w:r>
               <w:rPr>
                 <w:rFonts w:eastAsia="Times New Roman" w:cs="Times New Roman"/>
@@ -12283,19 +12435,21 @@
               </w:rPr>
               <w:fldChar w:fldCharType="end"/>
             </w:r>
-            <w:bookmarkStart w:id="383" w:name="Check2_Copy_210_Copy_25_Copy_1"/>
-            <w:bookmarkStart w:id="384" w:name="Check2_Copy_210_Copy_25_Copy_1"/>
-            <w:bookmarkStart w:id="385" w:name="Check2_Copy_210_Copy_25"/>
-            <w:bookmarkEnd w:id="383"/>
-            <w:bookmarkEnd w:id="384"/>
-            <w:bookmarkEnd w:id="385"/>
-            <w:r>
-              <w:rPr>
-                <w:rFonts w:eastAsia="Times New Roman" w:cs="Times New Roman"/>
-                <w:kern w:val="0"/>
-                <w:lang w:val="en-US" w:eastAsia="en-US" w:bidi="ar-SA"/>
-              </w:rPr>
-              <w:t xml:space="preserve"> Planned to be Implemented  </w:t>
+            <w:bookmarkStart w:id="459" w:name="Check2_Copy_210_Copy_25_Copy_1"/>
+            <w:bookmarkStart w:id="460" w:name="Check2_Copy_210_Copy_25_Copy_1_Copy_1"/>
+            <w:bookmarkStart w:id="461" w:name="Check2_Copy_210_Copy_25_Copy_1"/>
+            <w:bookmarkStart w:id="462" w:name="Check2_Copy_210_Copy_25"/>
+            <w:bookmarkEnd w:id="459"/>
+            <w:bookmarkEnd w:id="460"/>
+            <w:bookmarkEnd w:id="461"/>
+            <w:bookmarkEnd w:id="462"/>
+            <w:r>
+              <w:rPr>
+                <w:rFonts w:eastAsia="Times New Roman" w:cs="Times New Roman"/>
+                <w:kern w:val="0"/>
+                <w:lang w:val="en-US" w:eastAsia="en-US" w:bidi="ar-SA"/>
+              </w:rPr>
+              <w:t xml:space="preserve"> Planned to be Implemented</w:t>
             </w:r>
           </w:p>
         </w:tc>
@@ -12351,9 +12505,9 @@
               </w:rPr>
               <w:fldChar w:fldCharType="separate"/>
             </w:r>
-            <w:bookmarkStart w:id="386" w:name="Check2_Copy_211_Copy_25"/>
-            <w:bookmarkStart w:id="387" w:name="Check2_Copy_211_Copy_25"/>
-            <w:bookmarkEnd w:id="387"/>
+            <w:bookmarkStart w:id="463" w:name="Check2_Copy_211_Copy_25"/>
+            <w:bookmarkStart w:id="464" w:name="Check2_Copy_211_Copy_25"/>
+            <w:bookmarkEnd w:id="464"/>
             <w:r>
               <w:rPr>
                 <w:rFonts w:eastAsia="Times New Roman" w:cs="Times New Roman"/>
@@ -12369,19 +12523,21 @@
               </w:rPr>
               <w:fldChar w:fldCharType="end"/>
             </w:r>
-            <w:bookmarkStart w:id="388" w:name="Check2_Copy_211_Copy_25_Copy_1"/>
-            <w:bookmarkStart w:id="389" w:name="Check2_Copy_211_Copy_25_Copy_1"/>
-            <w:bookmarkStart w:id="390" w:name="Check2_Copy_211_Copy_25"/>
-            <w:bookmarkEnd w:id="388"/>
-            <w:bookmarkEnd w:id="389"/>
-            <w:bookmarkEnd w:id="390"/>
-            <w:r>
-              <w:rPr>
-                <w:rFonts w:eastAsia="Times New Roman" w:cs="Times New Roman"/>
-                <w:kern w:val="0"/>
-                <w:lang w:val="en-US" w:eastAsia="en-US" w:bidi="ar-SA"/>
-              </w:rPr>
-              <w:t xml:space="preserve"> Not Applicable </w:t>
+            <w:bookmarkStart w:id="465" w:name="Check2_Copy_211_Copy_25_Copy_1"/>
+            <w:bookmarkStart w:id="466" w:name="Check2_Copy_211_Copy_25_Copy_1_Copy_1"/>
+            <w:bookmarkStart w:id="467" w:name="Check2_Copy_211_Copy_25_Copy_1"/>
+            <w:bookmarkStart w:id="468" w:name="Check2_Copy_211_Copy_25"/>
+            <w:bookmarkEnd w:id="465"/>
+            <w:bookmarkEnd w:id="466"/>
+            <w:bookmarkEnd w:id="467"/>
+            <w:bookmarkEnd w:id="468"/>
+            <w:r>
+              <w:rPr>
+                <w:rFonts w:eastAsia="Times New Roman" w:cs="Times New Roman"/>
+                <w:kern w:val="0"/>
+                <w:lang w:val="en-US" w:eastAsia="en-US" w:bidi="ar-SA"/>
+              </w:rPr>
+              <w:t xml:space="preserve"> Not Applicable</w:t>
             </w:r>
           </w:p>
         </w:tc>
@@ -12423,7 +12579,7 @@
                 <w:kern w:val="0"/>
                 <w:lang w:val="en-US" w:eastAsia="en-US" w:bidi="ar-SA"/>
               </w:rPr>
-              <w:t>Current implementation or planned implementation details.  If “Not Applicable,” provide rationale.</w:t>
+              <w:t>Current implementation or planned implementation details. If “Not Applicable,” provide rationale.</w:t>
             </w:r>
           </w:p>
         </w:tc>
@@ -12550,9 +12706,9 @@
               </w:rPr>
               <w:fldChar w:fldCharType="separate"/>
             </w:r>
-            <w:bookmarkStart w:id="391" w:name="Check1_Copy_105_Copy_26"/>
-            <w:bookmarkStart w:id="392" w:name="Check1_Copy_105_Copy_26"/>
-            <w:bookmarkEnd w:id="392"/>
+            <w:bookmarkStart w:id="469" w:name="Check1_Copy_105_Copy_26"/>
+            <w:bookmarkStart w:id="470" w:name="Check1_Copy_105_Copy_26"/>
+            <w:bookmarkEnd w:id="470"/>
             <w:r>
               <w:rPr>
                 <w:rFonts w:eastAsia="Times New Roman" w:cs="Times New Roman"/>
@@ -12568,12 +12724,14 @@
               </w:rPr>
               <w:fldChar w:fldCharType="end"/>
             </w:r>
-            <w:bookmarkStart w:id="393" w:name="Check1_Copy_105_Copy_26_Copy_1"/>
-            <w:bookmarkStart w:id="394" w:name="Check1_Copy_105_Copy_26_Copy_1"/>
-            <w:bookmarkStart w:id="395" w:name="Check1_Copy_105_Copy_26"/>
-            <w:bookmarkEnd w:id="393"/>
-            <w:bookmarkEnd w:id="394"/>
-            <w:bookmarkEnd w:id="395"/>
+            <w:bookmarkStart w:id="471" w:name="Check1_Copy_105_Copy_26_Copy_1"/>
+            <w:bookmarkStart w:id="472" w:name="Check1_Copy_105_Copy_26_Copy_1_Copy_1"/>
+            <w:bookmarkStart w:id="473" w:name="Check1_Copy_105_Copy_26_Copy_1"/>
+            <w:bookmarkStart w:id="474" w:name="Check1_Copy_105_Copy_26"/>
+            <w:bookmarkEnd w:id="471"/>
+            <w:bookmarkEnd w:id="472"/>
+            <w:bookmarkEnd w:id="473"/>
+            <w:bookmarkEnd w:id="474"/>
             <w:r>
               <w:rPr>
                 <w:rFonts w:eastAsia="Times New Roman" w:cs="Times New Roman"/>
@@ -12636,9 +12794,9 @@
               </w:rPr>
               <w:fldChar w:fldCharType="separate"/>
             </w:r>
-            <w:bookmarkStart w:id="396" w:name="Check2_Copy_210_Copy_26"/>
-            <w:bookmarkStart w:id="397" w:name="Check2_Copy_210_Copy_26"/>
-            <w:bookmarkEnd w:id="397"/>
+            <w:bookmarkStart w:id="475" w:name="Check2_Copy_210_Copy_26"/>
+            <w:bookmarkStart w:id="476" w:name="Check2_Copy_210_Copy_26"/>
+            <w:bookmarkEnd w:id="476"/>
             <w:r>
               <w:rPr>
                 <w:rFonts w:eastAsia="Times New Roman" w:cs="Times New Roman"/>
@@ -12654,19 +12812,21 @@
               </w:rPr>
               <w:fldChar w:fldCharType="end"/>
             </w:r>
-            <w:bookmarkStart w:id="398" w:name="Check2_Copy_210_Copy_26_Copy_1"/>
-            <w:bookmarkStart w:id="399" w:name="Check2_Copy_210_Copy_26_Copy_1"/>
-            <w:bookmarkStart w:id="400" w:name="Check2_Copy_210_Copy_26"/>
-            <w:bookmarkEnd w:id="398"/>
-            <w:bookmarkEnd w:id="399"/>
-            <w:bookmarkEnd w:id="400"/>
-            <w:r>
-              <w:rPr>
-                <w:rFonts w:eastAsia="Times New Roman" w:cs="Times New Roman"/>
-                <w:kern w:val="0"/>
-                <w:lang w:val="en-US" w:eastAsia="en-US" w:bidi="ar-SA"/>
-              </w:rPr>
-              <w:t xml:space="preserve"> Planned to be Implemented  </w:t>
+            <w:bookmarkStart w:id="477" w:name="Check2_Copy_210_Copy_26_Copy_1"/>
+            <w:bookmarkStart w:id="478" w:name="Check2_Copy_210_Copy_26_Copy_1_Copy_1"/>
+            <w:bookmarkStart w:id="479" w:name="Check2_Copy_210_Copy_26_Copy_1"/>
+            <w:bookmarkStart w:id="480" w:name="Check2_Copy_210_Copy_26"/>
+            <w:bookmarkEnd w:id="477"/>
+            <w:bookmarkEnd w:id="478"/>
+            <w:bookmarkEnd w:id="479"/>
+            <w:bookmarkEnd w:id="480"/>
+            <w:r>
+              <w:rPr>
+                <w:rFonts w:eastAsia="Times New Roman" w:cs="Times New Roman"/>
+                <w:kern w:val="0"/>
+                <w:lang w:val="en-US" w:eastAsia="en-US" w:bidi="ar-SA"/>
+              </w:rPr>
+              <w:t xml:space="preserve"> Planned to be Implemented</w:t>
             </w:r>
           </w:p>
         </w:tc>
@@ -12722,9 +12882,9 @@
               </w:rPr>
               <w:fldChar w:fldCharType="separate"/>
             </w:r>
-            <w:bookmarkStart w:id="401" w:name="Check2_Copy_211_Copy_26"/>
-            <w:bookmarkStart w:id="402" w:name="Check2_Copy_211_Copy_26"/>
-            <w:bookmarkEnd w:id="402"/>
+            <w:bookmarkStart w:id="481" w:name="Check2_Copy_211_Copy_26"/>
+            <w:bookmarkStart w:id="482" w:name="Check2_Copy_211_Copy_26"/>
+            <w:bookmarkEnd w:id="482"/>
             <w:r>
               <w:rPr>
                 <w:rFonts w:eastAsia="Times New Roman" w:cs="Times New Roman"/>
@@ -12740,19 +12900,21 @@
               </w:rPr>
               <w:fldChar w:fldCharType="end"/>
             </w:r>
-            <w:bookmarkStart w:id="403" w:name="Check2_Copy_211_Copy_26_Copy_1"/>
-            <w:bookmarkStart w:id="404" w:name="Check2_Copy_211_Copy_26_Copy_1"/>
-            <w:bookmarkStart w:id="405" w:name="Check2_Copy_211_Copy_26"/>
-            <w:bookmarkEnd w:id="403"/>
-            <w:bookmarkEnd w:id="404"/>
-            <w:bookmarkEnd w:id="405"/>
-            <w:r>
-              <w:rPr>
-                <w:rFonts w:eastAsia="Times New Roman" w:cs="Times New Roman"/>
-                <w:kern w:val="0"/>
-                <w:lang w:val="en-US" w:eastAsia="en-US" w:bidi="ar-SA"/>
-              </w:rPr>
-              <w:t xml:space="preserve"> Not Applicable </w:t>
+            <w:bookmarkStart w:id="483" w:name="Check2_Copy_211_Copy_26_Copy_1"/>
+            <w:bookmarkStart w:id="484" w:name="Check2_Copy_211_Copy_26_Copy_1_Copy_1"/>
+            <w:bookmarkStart w:id="485" w:name="Check2_Copy_211_Copy_26_Copy_1"/>
+            <w:bookmarkStart w:id="486" w:name="Check2_Copy_211_Copy_26"/>
+            <w:bookmarkEnd w:id="483"/>
+            <w:bookmarkEnd w:id="484"/>
+            <w:bookmarkEnd w:id="485"/>
+            <w:bookmarkEnd w:id="486"/>
+            <w:r>
+              <w:rPr>
+                <w:rFonts w:eastAsia="Times New Roman" w:cs="Times New Roman"/>
+                <w:kern w:val="0"/>
+                <w:lang w:val="en-US" w:eastAsia="en-US" w:bidi="ar-SA"/>
+              </w:rPr>
+              <w:t xml:space="preserve"> Not Applicable</w:t>
             </w:r>
           </w:p>
         </w:tc>
@@ -12794,7 +12956,7 @@
                 <w:kern w:val="0"/>
                 <w:lang w:val="en-US" w:eastAsia="en-US" w:bidi="ar-SA"/>
               </w:rPr>
-              <w:t>Current implementation or planned implementation details.  If “Not Applicable,” provide rationale.</w:t>
+              <w:t>Current implementation or planned implementation details. If “Not Applicable,” provide rationale.</w:t>
             </w:r>
           </w:p>
         </w:tc>
@@ -13019,9 +13181,9 @@
               </w:rPr>
               <w:fldChar w:fldCharType="separate"/>
             </w:r>
-            <w:bookmarkStart w:id="406" w:name="Check1_Copy_105_Copy_27"/>
-            <w:bookmarkStart w:id="407" w:name="Check1_Copy_105_Copy_27"/>
-            <w:bookmarkEnd w:id="407"/>
+            <w:bookmarkStart w:id="487" w:name="Check1_Copy_105_Copy_27"/>
+            <w:bookmarkStart w:id="488" w:name="Check1_Copy_105_Copy_27"/>
+            <w:bookmarkEnd w:id="488"/>
             <w:r>
               <w:rPr>
                 <w:rFonts w:eastAsia="Times New Roman" w:cs="Times New Roman"/>
@@ -13037,12 +13199,14 @@
               </w:rPr>
               <w:fldChar w:fldCharType="end"/>
             </w:r>
-            <w:bookmarkStart w:id="408" w:name="Check1_Copy_105_Copy_27_Copy_1"/>
-            <w:bookmarkStart w:id="409" w:name="Check1_Copy_105_Copy_27_Copy_1"/>
-            <w:bookmarkStart w:id="410" w:name="Check1_Copy_105_Copy_27"/>
-            <w:bookmarkEnd w:id="408"/>
-            <w:bookmarkEnd w:id="409"/>
-            <w:bookmarkEnd w:id="410"/>
+            <w:bookmarkStart w:id="489" w:name="Check1_Copy_105_Copy_27_Copy_1"/>
+            <w:bookmarkStart w:id="490" w:name="Check1_Copy_105_Copy_27_Copy_1_Copy_1"/>
+            <w:bookmarkStart w:id="491" w:name="Check1_Copy_105_Copy_27_Copy_1"/>
+            <w:bookmarkStart w:id="492" w:name="Check1_Copy_105_Copy_27"/>
+            <w:bookmarkEnd w:id="489"/>
+            <w:bookmarkEnd w:id="490"/>
+            <w:bookmarkEnd w:id="491"/>
+            <w:bookmarkEnd w:id="492"/>
             <w:r>
               <w:rPr>
                 <w:rFonts w:eastAsia="Times New Roman" w:cs="Times New Roman"/>
@@ -13105,9 +13269,9 @@
               </w:rPr>
               <w:fldChar w:fldCharType="separate"/>
             </w:r>
-            <w:bookmarkStart w:id="411" w:name="Check2_Copy_210_Copy_27"/>
-            <w:bookmarkStart w:id="412" w:name="Check2_Copy_210_Copy_27"/>
-            <w:bookmarkEnd w:id="412"/>
+            <w:bookmarkStart w:id="493" w:name="Check2_Copy_210_Copy_27"/>
+            <w:bookmarkStart w:id="494" w:name="Check2_Copy_210_Copy_27"/>
+            <w:bookmarkEnd w:id="494"/>
             <w:r>
               <w:rPr>
                 <w:rFonts w:eastAsia="Times New Roman" w:cs="Times New Roman"/>
@@ -13123,19 +13287,21 @@
               </w:rPr>
               <w:fldChar w:fldCharType="end"/>
             </w:r>
-            <w:bookmarkStart w:id="413" w:name="Check2_Copy_210_Copy_27_Copy_1"/>
-            <w:bookmarkStart w:id="414" w:name="Check2_Copy_210_Copy_27_Copy_1"/>
-            <w:bookmarkStart w:id="415" w:name="Check2_Copy_210_Copy_27"/>
-            <w:bookmarkEnd w:id="413"/>
-            <w:bookmarkEnd w:id="414"/>
-            <w:bookmarkEnd w:id="415"/>
-            <w:r>
-              <w:rPr>
-                <w:rFonts w:eastAsia="Times New Roman" w:cs="Times New Roman"/>
-                <w:kern w:val="0"/>
-                <w:lang w:val="en-US" w:eastAsia="en-US" w:bidi="ar-SA"/>
-              </w:rPr>
-              <w:t xml:space="preserve"> Planned to be Implemented  </w:t>
+            <w:bookmarkStart w:id="495" w:name="Check2_Copy_210_Copy_27_Copy_1"/>
+            <w:bookmarkStart w:id="496" w:name="Check2_Copy_210_Copy_27_Copy_1_Copy_1"/>
+            <w:bookmarkStart w:id="497" w:name="Check2_Copy_210_Copy_27_Copy_1"/>
+            <w:bookmarkStart w:id="498" w:name="Check2_Copy_210_Copy_27"/>
+            <w:bookmarkEnd w:id="495"/>
+            <w:bookmarkEnd w:id="496"/>
+            <w:bookmarkEnd w:id="497"/>
+            <w:bookmarkEnd w:id="498"/>
+            <w:r>
+              <w:rPr>
+                <w:rFonts w:eastAsia="Times New Roman" w:cs="Times New Roman"/>
+                <w:kern w:val="0"/>
+                <w:lang w:val="en-US" w:eastAsia="en-US" w:bidi="ar-SA"/>
+              </w:rPr>
+              <w:t xml:space="preserve"> Planned to be Implemented</w:t>
             </w:r>
           </w:p>
         </w:tc>
@@ -13191,9 +13357,9 @@
               </w:rPr>
               <w:fldChar w:fldCharType="separate"/>
             </w:r>
-            <w:bookmarkStart w:id="416" w:name="Check2_Copy_211_Copy_27"/>
-            <w:bookmarkStart w:id="417" w:name="Check2_Copy_211_Copy_27"/>
-            <w:bookmarkEnd w:id="417"/>
+            <w:bookmarkStart w:id="499" w:name="Check2_Copy_211_Copy_27"/>
+            <w:bookmarkStart w:id="500" w:name="Check2_Copy_211_Copy_27"/>
+            <w:bookmarkEnd w:id="500"/>
             <w:r>
               <w:rPr>
                 <w:rFonts w:eastAsia="Times New Roman" w:cs="Times New Roman"/>
@@ -13209,19 +13375,21 @@
               </w:rPr>
               <w:fldChar w:fldCharType="end"/>
             </w:r>
-            <w:bookmarkStart w:id="418" w:name="Check2_Copy_211_Copy_27_Copy_1"/>
-            <w:bookmarkStart w:id="419" w:name="Check2_Copy_211_Copy_27_Copy_1"/>
-            <w:bookmarkStart w:id="420" w:name="Check2_Copy_211_Copy_27"/>
-            <w:bookmarkEnd w:id="418"/>
-            <w:bookmarkEnd w:id="419"/>
-            <w:bookmarkEnd w:id="420"/>
-            <w:r>
-              <w:rPr>
-                <w:rFonts w:eastAsia="Times New Roman" w:cs="Times New Roman"/>
-                <w:kern w:val="0"/>
-                <w:lang w:val="en-US" w:eastAsia="en-US" w:bidi="ar-SA"/>
-              </w:rPr>
-              <w:t xml:space="preserve"> Not Applicable </w:t>
+            <w:bookmarkStart w:id="501" w:name="Check2_Copy_211_Copy_27_Copy_1"/>
+            <w:bookmarkStart w:id="502" w:name="Check2_Copy_211_Copy_27_Copy_1_Copy_1"/>
+            <w:bookmarkStart w:id="503" w:name="Check2_Copy_211_Copy_27_Copy_1"/>
+            <w:bookmarkStart w:id="504" w:name="Check2_Copy_211_Copy_27"/>
+            <w:bookmarkEnd w:id="501"/>
+            <w:bookmarkEnd w:id="502"/>
+            <w:bookmarkEnd w:id="503"/>
+            <w:bookmarkEnd w:id="504"/>
+            <w:r>
+              <w:rPr>
+                <w:rFonts w:eastAsia="Times New Roman" w:cs="Times New Roman"/>
+                <w:kern w:val="0"/>
+                <w:lang w:val="en-US" w:eastAsia="en-US" w:bidi="ar-SA"/>
+              </w:rPr>
+              <w:t xml:space="preserve"> Not Applicable</w:t>
             </w:r>
           </w:p>
         </w:tc>
@@ -13263,7 +13431,7 @@
                 <w:kern w:val="0"/>
                 <w:lang w:val="en-US" w:eastAsia="en-US" w:bidi="ar-SA"/>
               </w:rPr>
-              <w:t>Current implementation or planned implementation details.  If “Not Applicable,” provide rationale.</w:t>
+              <w:t>Current implementation or planned implementation details. If “Not Applicable,” provide rationale.</w:t>
             </w:r>
           </w:p>
         </w:tc>
@@ -13390,9 +13558,9 @@
               </w:rPr>
               <w:fldChar w:fldCharType="separate"/>
             </w:r>
-            <w:bookmarkStart w:id="421" w:name="Check1_Copy_105_Copy_28"/>
-            <w:bookmarkStart w:id="422" w:name="Check1_Copy_105_Copy_28"/>
-            <w:bookmarkEnd w:id="422"/>
+            <w:bookmarkStart w:id="505" w:name="Check1_Copy_105_Copy_28"/>
+            <w:bookmarkStart w:id="506" w:name="Check1_Copy_105_Copy_28"/>
+            <w:bookmarkEnd w:id="506"/>
             <w:r>
               <w:rPr>
                 <w:rFonts w:eastAsia="Times New Roman" w:cs="Times New Roman"/>
@@ -13408,12 +13576,14 @@
               </w:rPr>
               <w:fldChar w:fldCharType="end"/>
             </w:r>
-            <w:bookmarkStart w:id="423" w:name="Check1_Copy_105_Copy_28_Copy_1"/>
-            <w:bookmarkStart w:id="424" w:name="Check1_Copy_105_Copy_28_Copy_1"/>
-            <w:bookmarkStart w:id="425" w:name="Check1_Copy_105_Copy_28"/>
-            <w:bookmarkEnd w:id="423"/>
-            <w:bookmarkEnd w:id="424"/>
-            <w:bookmarkEnd w:id="425"/>
+            <w:bookmarkStart w:id="507" w:name="Check1_Copy_105_Copy_28_Copy_1"/>
+            <w:bookmarkStart w:id="508" w:name="Check1_Copy_105_Copy_28_Copy_1_Copy_1"/>
+            <w:bookmarkStart w:id="509" w:name="Check1_Copy_105_Copy_28_Copy_1"/>
+            <w:bookmarkStart w:id="510" w:name="Check1_Copy_105_Copy_28"/>
+            <w:bookmarkEnd w:id="507"/>
+            <w:bookmarkEnd w:id="508"/>
+            <w:bookmarkEnd w:id="509"/>
+            <w:bookmarkEnd w:id="510"/>
             <w:r>
               <w:rPr>
                 <w:rFonts w:eastAsia="Times New Roman" w:cs="Times New Roman"/>
@@ -13476,9 +13646,9 @@
               </w:rPr>
               <w:fldChar w:fldCharType="separate"/>
             </w:r>
-            <w:bookmarkStart w:id="426" w:name="Check2_Copy_210_Copy_28"/>
-            <w:bookmarkStart w:id="427" w:name="Check2_Copy_210_Copy_28"/>
-            <w:bookmarkEnd w:id="427"/>
+            <w:bookmarkStart w:id="511" w:name="Check2_Copy_210_Copy_28"/>
+            <w:bookmarkStart w:id="512" w:name="Check2_Copy_210_Copy_28"/>
+            <w:bookmarkEnd w:id="512"/>
             <w:r>
               <w:rPr>
                 <w:rFonts w:eastAsia="Times New Roman" w:cs="Times New Roman"/>
@@ -13494,19 +13664,21 @@
               </w:rPr>
               <w:fldChar w:fldCharType="end"/>
             </w:r>
-            <w:bookmarkStart w:id="428" w:name="Check2_Copy_210_Copy_28_Copy_1"/>
-            <w:bookmarkStart w:id="429" w:name="Check2_Copy_210_Copy_28_Copy_1"/>
-            <w:bookmarkStart w:id="430" w:name="Check2_Copy_210_Copy_28"/>
-            <w:bookmarkEnd w:id="428"/>
-            <w:bookmarkEnd w:id="429"/>
-            <w:bookmarkEnd w:id="430"/>
-            <w:r>
-              <w:rPr>
-                <w:rFonts w:eastAsia="Times New Roman" w:cs="Times New Roman"/>
-                <w:kern w:val="0"/>
-                <w:lang w:val="en-US" w:eastAsia="en-US" w:bidi="ar-SA"/>
-              </w:rPr>
-              <w:t xml:space="preserve"> Planned to be Implemented  </w:t>
+            <w:bookmarkStart w:id="513" w:name="Check2_Copy_210_Copy_28_Copy_1"/>
+            <w:bookmarkStart w:id="514" w:name="Check2_Copy_210_Copy_28_Copy_1_Copy_1"/>
+            <w:bookmarkStart w:id="515" w:name="Check2_Copy_210_Copy_28_Copy_1"/>
+            <w:bookmarkStart w:id="516" w:name="Check2_Copy_210_Copy_28"/>
+            <w:bookmarkEnd w:id="513"/>
+            <w:bookmarkEnd w:id="514"/>
+            <w:bookmarkEnd w:id="515"/>
+            <w:bookmarkEnd w:id="516"/>
+            <w:r>
+              <w:rPr>
+                <w:rFonts w:eastAsia="Times New Roman" w:cs="Times New Roman"/>
+                <w:kern w:val="0"/>
+                <w:lang w:val="en-US" w:eastAsia="en-US" w:bidi="ar-SA"/>
+              </w:rPr>
+              <w:t xml:space="preserve"> Planned to be Implemented</w:t>
             </w:r>
           </w:p>
         </w:tc>
@@ -13562,9 +13734,9 @@
               </w:rPr>
               <w:fldChar w:fldCharType="separate"/>
             </w:r>
-            <w:bookmarkStart w:id="431" w:name="Check2_Copy_211_Copy_28"/>
-            <w:bookmarkStart w:id="432" w:name="Check2_Copy_211_Copy_28"/>
-            <w:bookmarkEnd w:id="432"/>
+            <w:bookmarkStart w:id="517" w:name="Check2_Copy_211_Copy_28"/>
+            <w:bookmarkStart w:id="518" w:name="Check2_Copy_211_Copy_28"/>
+            <w:bookmarkEnd w:id="518"/>
             <w:r>
               <w:rPr>
                 <w:rFonts w:eastAsia="Times New Roman" w:cs="Times New Roman"/>
@@ -13580,19 +13752,21 @@
               </w:rPr>
               <w:fldChar w:fldCharType="end"/>
             </w:r>
-            <w:bookmarkStart w:id="433" w:name="Check2_Copy_211_Copy_28_Copy_1"/>
-            <w:bookmarkStart w:id="434" w:name="Check2_Copy_211_Copy_28_Copy_1"/>
-            <w:bookmarkStart w:id="435" w:name="Check2_Copy_211_Copy_28"/>
-            <w:bookmarkEnd w:id="433"/>
-            <w:bookmarkEnd w:id="434"/>
-            <w:bookmarkEnd w:id="435"/>
-            <w:r>
-              <w:rPr>
-                <w:rFonts w:eastAsia="Times New Roman" w:cs="Times New Roman"/>
-                <w:kern w:val="0"/>
-                <w:lang w:val="en-US" w:eastAsia="en-US" w:bidi="ar-SA"/>
-              </w:rPr>
-              <w:t xml:space="preserve"> Not Applicable </w:t>
+            <w:bookmarkStart w:id="519" w:name="Check2_Copy_211_Copy_28_Copy_1"/>
+            <w:bookmarkStart w:id="520" w:name="Check2_Copy_211_Copy_28_Copy_1_Copy_1"/>
+            <w:bookmarkStart w:id="521" w:name="Check2_Copy_211_Copy_28_Copy_1"/>
+            <w:bookmarkStart w:id="522" w:name="Check2_Copy_211_Copy_28"/>
+            <w:bookmarkEnd w:id="519"/>
+            <w:bookmarkEnd w:id="520"/>
+            <w:bookmarkEnd w:id="521"/>
+            <w:bookmarkEnd w:id="522"/>
+            <w:r>
+              <w:rPr>
+                <w:rFonts w:eastAsia="Times New Roman" w:cs="Times New Roman"/>
+                <w:kern w:val="0"/>
+                <w:lang w:val="en-US" w:eastAsia="en-US" w:bidi="ar-SA"/>
+              </w:rPr>
+              <w:t xml:space="preserve"> Not Applicable</w:t>
             </w:r>
           </w:p>
         </w:tc>
@@ -13634,7 +13808,7 @@
                 <w:kern w:val="0"/>
                 <w:lang w:val="en-US" w:eastAsia="en-US" w:bidi="ar-SA"/>
               </w:rPr>
-              <w:t>Current implementation or planned implementation details.  If “Not Applicable,” provide rationale.</w:t>
+              <w:t>Current implementation or planned implementation details. If “Not Applicable,” provide rationale.</w:t>
             </w:r>
           </w:p>
         </w:tc>
@@ -13761,9 +13935,9 @@
               </w:rPr>
               <w:fldChar w:fldCharType="separate"/>
             </w:r>
-            <w:bookmarkStart w:id="436" w:name="Check1_Copy_105_Copy_29"/>
-            <w:bookmarkStart w:id="437" w:name="Check1_Copy_105_Copy_29"/>
-            <w:bookmarkEnd w:id="437"/>
+            <w:bookmarkStart w:id="523" w:name="Check1_Copy_105_Copy_29"/>
+            <w:bookmarkStart w:id="524" w:name="Check1_Copy_105_Copy_29"/>
+            <w:bookmarkEnd w:id="524"/>
             <w:r>
               <w:rPr>
                 <w:rFonts w:eastAsia="Times New Roman" w:cs="Times New Roman"/>
@@ -13779,12 +13953,14 @@
               </w:rPr>
               <w:fldChar w:fldCharType="end"/>
             </w:r>
-            <w:bookmarkStart w:id="438" w:name="Check1_Copy_105_Copy_29_Copy_1"/>
-            <w:bookmarkStart w:id="439" w:name="Check1_Copy_105_Copy_29_Copy_1"/>
-            <w:bookmarkStart w:id="440" w:name="Check1_Copy_105_Copy_29"/>
-            <w:bookmarkEnd w:id="438"/>
-            <w:bookmarkEnd w:id="439"/>
-            <w:bookmarkEnd w:id="440"/>
+            <w:bookmarkStart w:id="525" w:name="Check1_Copy_105_Copy_29_Copy_1"/>
+            <w:bookmarkStart w:id="526" w:name="Check1_Copy_105_Copy_29_Copy_1_Copy_1"/>
+            <w:bookmarkStart w:id="527" w:name="Check1_Copy_105_Copy_29_Copy_1"/>
+            <w:bookmarkStart w:id="528" w:name="Check1_Copy_105_Copy_29"/>
+            <w:bookmarkEnd w:id="525"/>
+            <w:bookmarkEnd w:id="526"/>
+            <w:bookmarkEnd w:id="527"/>
+            <w:bookmarkEnd w:id="528"/>
             <w:r>
               <w:rPr>
                 <w:rFonts w:eastAsia="Times New Roman" w:cs="Times New Roman"/>
@@ -13847,9 +14023,9 @@
               </w:rPr>
               <w:fldChar w:fldCharType="separate"/>
             </w:r>
-            <w:bookmarkStart w:id="441" w:name="Check2_Copy_210_Copy_29"/>
-            <w:bookmarkStart w:id="442" w:name="Check2_Copy_210_Copy_29"/>
-            <w:bookmarkEnd w:id="442"/>
+            <w:bookmarkStart w:id="529" w:name="Check2_Copy_210_Copy_29"/>
+            <w:bookmarkStart w:id="530" w:name="Check2_Copy_210_Copy_29"/>
+            <w:bookmarkEnd w:id="530"/>
             <w:r>
               <w:rPr>
                 <w:rFonts w:eastAsia="Times New Roman" w:cs="Times New Roman"/>
@@ -13865,19 +14041,21 @@
               </w:rPr>
               <w:fldChar w:fldCharType="end"/>
             </w:r>
-            <w:bookmarkStart w:id="443" w:name="Check2_Copy_210_Copy_29_Copy_1"/>
-            <w:bookmarkStart w:id="444" w:name="Check2_Copy_210_Copy_29_Copy_1"/>
-            <w:bookmarkStart w:id="445" w:name="Check2_Copy_210_Copy_29"/>
-            <w:bookmarkEnd w:id="443"/>
-            <w:bookmarkEnd w:id="444"/>
-            <w:bookmarkEnd w:id="445"/>
-            <w:r>
-              <w:rPr>
-                <w:rFonts w:eastAsia="Times New Roman" w:cs="Times New Roman"/>
-                <w:kern w:val="0"/>
-                <w:lang w:val="en-US" w:eastAsia="en-US" w:bidi="ar-SA"/>
-              </w:rPr>
-              <w:t xml:space="preserve"> Planned to be Implemented  </w:t>
+            <w:bookmarkStart w:id="531" w:name="Check2_Copy_210_Copy_29_Copy_1"/>
+            <w:bookmarkStart w:id="532" w:name="Check2_Copy_210_Copy_29_Copy_1_Copy_1"/>
+            <w:bookmarkStart w:id="533" w:name="Check2_Copy_210_Copy_29_Copy_1"/>
+            <w:bookmarkStart w:id="534" w:name="Check2_Copy_210_Copy_29"/>
+            <w:bookmarkEnd w:id="531"/>
+            <w:bookmarkEnd w:id="532"/>
+            <w:bookmarkEnd w:id="533"/>
+            <w:bookmarkEnd w:id="534"/>
+            <w:r>
+              <w:rPr>
+                <w:rFonts w:eastAsia="Times New Roman" w:cs="Times New Roman"/>
+                <w:kern w:val="0"/>
+                <w:lang w:val="en-US" w:eastAsia="en-US" w:bidi="ar-SA"/>
+              </w:rPr>
+              <w:t xml:space="preserve"> Planned to be Implemented</w:t>
             </w:r>
           </w:p>
         </w:tc>
@@ -13933,9 +14111,9 @@
               </w:rPr>
               <w:fldChar w:fldCharType="separate"/>
             </w:r>
-            <w:bookmarkStart w:id="446" w:name="Check2_Copy_211_Copy_29"/>
-            <w:bookmarkStart w:id="447" w:name="Check2_Copy_211_Copy_29"/>
-            <w:bookmarkEnd w:id="447"/>
+            <w:bookmarkStart w:id="535" w:name="Check2_Copy_211_Copy_29"/>
+            <w:bookmarkStart w:id="536" w:name="Check2_Copy_211_Copy_29"/>
+            <w:bookmarkEnd w:id="536"/>
             <w:r>
               <w:rPr>
                 <w:rFonts w:eastAsia="Times New Roman" w:cs="Times New Roman"/>
@@ -13951,19 +14129,21 @@
               </w:rPr>
               <w:fldChar w:fldCharType="end"/>
             </w:r>
-            <w:bookmarkStart w:id="448" w:name="Check2_Copy_211_Copy_29_Copy_1"/>
-            <w:bookmarkStart w:id="449" w:name="Check2_Copy_211_Copy_29_Copy_1"/>
-            <w:bookmarkStart w:id="450" w:name="Check2_Copy_211_Copy_29"/>
-            <w:bookmarkEnd w:id="448"/>
-            <w:bookmarkEnd w:id="449"/>
-            <w:bookmarkEnd w:id="450"/>
-            <w:r>
-              <w:rPr>
-                <w:rFonts w:eastAsia="Times New Roman" w:cs="Times New Roman"/>
-                <w:kern w:val="0"/>
-                <w:lang w:val="en-US" w:eastAsia="en-US" w:bidi="ar-SA"/>
-              </w:rPr>
-              <w:t xml:space="preserve"> Not Applicable </w:t>
+            <w:bookmarkStart w:id="537" w:name="Check2_Copy_211_Copy_29_Copy_1"/>
+            <w:bookmarkStart w:id="538" w:name="Check2_Copy_211_Copy_29_Copy_1_Copy_1"/>
+            <w:bookmarkStart w:id="539" w:name="Check2_Copy_211_Copy_29_Copy_1"/>
+            <w:bookmarkStart w:id="540" w:name="Check2_Copy_211_Copy_29"/>
+            <w:bookmarkEnd w:id="537"/>
+            <w:bookmarkEnd w:id="538"/>
+            <w:bookmarkEnd w:id="539"/>
+            <w:bookmarkEnd w:id="540"/>
+            <w:r>
+              <w:rPr>
+                <w:rFonts w:eastAsia="Times New Roman" w:cs="Times New Roman"/>
+                <w:kern w:val="0"/>
+                <w:lang w:val="en-US" w:eastAsia="en-US" w:bidi="ar-SA"/>
+              </w:rPr>
+              <w:t xml:space="preserve"> Not Applicable</w:t>
             </w:r>
           </w:p>
         </w:tc>
@@ -14005,7 +14185,7 @@
                 <w:kern w:val="0"/>
                 <w:lang w:val="en-US" w:eastAsia="en-US" w:bidi="ar-SA"/>
               </w:rPr>
-              <w:t>Current implementation or planned implementation details.  If “Not Applicable,” provide rationale.</w:t>
+              <w:t>Current implementation or planned implementation details. If “Not Applicable,” provide rationale.</w:t>
             </w:r>
           </w:p>
         </w:tc>
@@ -14132,9 +14312,9 @@
               </w:rPr>
               <w:fldChar w:fldCharType="separate"/>
             </w:r>
-            <w:bookmarkStart w:id="451" w:name="Check1_Copy_105_Copy_30"/>
-            <w:bookmarkStart w:id="452" w:name="Check1_Copy_105_Copy_30"/>
-            <w:bookmarkEnd w:id="452"/>
+            <w:bookmarkStart w:id="541" w:name="Check1_Copy_105_Copy_30"/>
+            <w:bookmarkStart w:id="542" w:name="Check1_Copy_105_Copy_30"/>
+            <w:bookmarkEnd w:id="542"/>
             <w:r>
               <w:rPr>
                 <w:rFonts w:eastAsia="Times New Roman" w:cs="Times New Roman"/>
@@ -14150,12 +14330,14 @@
               </w:rPr>
               <w:fldChar w:fldCharType="end"/>
             </w:r>
-            <w:bookmarkStart w:id="453" w:name="Check1_Copy_105_Copy_30_Copy_1"/>
-            <w:bookmarkStart w:id="454" w:name="Check1_Copy_105_Copy_30_Copy_1"/>
-            <w:bookmarkStart w:id="455" w:name="Check1_Copy_105_Copy_30"/>
-            <w:bookmarkEnd w:id="453"/>
-            <w:bookmarkEnd w:id="454"/>
-            <w:bookmarkEnd w:id="455"/>
+            <w:bookmarkStart w:id="543" w:name="Check1_Copy_105_Copy_30_Copy_1"/>
+            <w:bookmarkStart w:id="544" w:name="Check1_Copy_105_Copy_30_Copy_1_Copy_1"/>
+            <w:bookmarkStart w:id="545" w:name="Check1_Copy_105_Copy_30_Copy_1"/>
+            <w:bookmarkStart w:id="546" w:name="Check1_Copy_105_Copy_30"/>
+            <w:bookmarkEnd w:id="543"/>
+            <w:bookmarkEnd w:id="544"/>
+            <w:bookmarkEnd w:id="545"/>
+            <w:bookmarkEnd w:id="546"/>
             <w:r>
               <w:rPr>
                 <w:rFonts w:eastAsia="Times New Roman" w:cs="Times New Roman"/>
@@ -14218,9 +14400,9 @@
               </w:rPr>
               <w:fldChar w:fldCharType="separate"/>
             </w:r>
-            <w:bookmarkStart w:id="456" w:name="Check2_Copy_210_Copy_30"/>
-            <w:bookmarkStart w:id="457" w:name="Check2_Copy_210_Copy_30"/>
-            <w:bookmarkEnd w:id="457"/>
+            <w:bookmarkStart w:id="547" w:name="Check2_Copy_210_Copy_30"/>
+            <w:bookmarkStart w:id="548" w:name="Check2_Copy_210_Copy_30"/>
+            <w:bookmarkEnd w:id="548"/>
             <w:r>
               <w:rPr>
                 <w:rFonts w:eastAsia="Times New Roman" w:cs="Times New Roman"/>
@@ -14236,19 +14418,21 @@
               </w:rPr>
               <w:fldChar w:fldCharType="end"/>
             </w:r>
-            <w:bookmarkStart w:id="458" w:name="Check2_Copy_210_Copy_30_Copy_1"/>
-            <w:bookmarkStart w:id="459" w:name="Check2_Copy_210_Copy_30_Copy_1"/>
-            <w:bookmarkStart w:id="460" w:name="Check2_Copy_210_Copy_30"/>
-            <w:bookmarkEnd w:id="458"/>
-            <w:bookmarkEnd w:id="459"/>
-            <w:bookmarkEnd w:id="460"/>
-            <w:r>
-              <w:rPr>
-                <w:rFonts w:eastAsia="Times New Roman" w:cs="Times New Roman"/>
-                <w:kern w:val="0"/>
-                <w:lang w:val="en-US" w:eastAsia="en-US" w:bidi="ar-SA"/>
-              </w:rPr>
-              <w:t xml:space="preserve"> Planned to be Implemented  </w:t>
+            <w:bookmarkStart w:id="549" w:name="Check2_Copy_210_Copy_30_Copy_1"/>
+            <w:bookmarkStart w:id="550" w:name="Check2_Copy_210_Copy_30_Copy_1_Copy_1"/>
+            <w:bookmarkStart w:id="551" w:name="Check2_Copy_210_Copy_30_Copy_1"/>
+            <w:bookmarkStart w:id="552" w:name="Check2_Copy_210_Copy_30"/>
+            <w:bookmarkEnd w:id="549"/>
+            <w:bookmarkEnd w:id="550"/>
+            <w:bookmarkEnd w:id="551"/>
+            <w:bookmarkEnd w:id="552"/>
+            <w:r>
+              <w:rPr>
+                <w:rFonts w:eastAsia="Times New Roman" w:cs="Times New Roman"/>
+                <w:kern w:val="0"/>
+                <w:lang w:val="en-US" w:eastAsia="en-US" w:bidi="ar-SA"/>
+              </w:rPr>
+              <w:t xml:space="preserve"> Planned to be Implemented</w:t>
             </w:r>
           </w:p>
         </w:tc>
@@ -14304,9 +14488,9 @@
               </w:rPr>
               <w:fldChar w:fldCharType="separate"/>
             </w:r>
-            <w:bookmarkStart w:id="461" w:name="Check2_Copy_211_Copy_30"/>
-            <w:bookmarkStart w:id="462" w:name="Check2_Copy_211_Copy_30"/>
-            <w:bookmarkEnd w:id="462"/>
+            <w:bookmarkStart w:id="553" w:name="Check2_Copy_211_Copy_30"/>
+            <w:bookmarkStart w:id="554" w:name="Check2_Copy_211_Copy_30"/>
+            <w:bookmarkEnd w:id="554"/>
             <w:r>
               <w:rPr>
                 <w:rFonts w:eastAsia="Times New Roman" w:cs="Times New Roman"/>
@@ -14322,19 +14506,21 @@
               </w:rPr>
               <w:fldChar w:fldCharType="end"/>
             </w:r>
-            <w:bookmarkStart w:id="463" w:name="Check2_Copy_211_Copy_30_Copy_1"/>
-            <w:bookmarkStart w:id="464" w:name="Check2_Copy_211_Copy_30_Copy_1"/>
-            <w:bookmarkStart w:id="465" w:name="Check2_Copy_211_Copy_30"/>
-            <w:bookmarkEnd w:id="463"/>
-            <w:bookmarkEnd w:id="464"/>
-            <w:bookmarkEnd w:id="465"/>
-            <w:r>
-              <w:rPr>
-                <w:rFonts w:eastAsia="Times New Roman" w:cs="Times New Roman"/>
-                <w:kern w:val="0"/>
-                <w:lang w:val="en-US" w:eastAsia="en-US" w:bidi="ar-SA"/>
-              </w:rPr>
-              <w:t xml:space="preserve"> Not Applicable </w:t>
+            <w:bookmarkStart w:id="555" w:name="Check2_Copy_211_Copy_30_Copy_1"/>
+            <w:bookmarkStart w:id="556" w:name="Check2_Copy_211_Copy_30_Copy_1_Copy_1"/>
+            <w:bookmarkStart w:id="557" w:name="Check2_Copy_211_Copy_30_Copy_1"/>
+            <w:bookmarkStart w:id="558" w:name="Check2_Copy_211_Copy_30"/>
+            <w:bookmarkEnd w:id="555"/>
+            <w:bookmarkEnd w:id="556"/>
+            <w:bookmarkEnd w:id="557"/>
+            <w:bookmarkEnd w:id="558"/>
+            <w:r>
+              <w:rPr>
+                <w:rFonts w:eastAsia="Times New Roman" w:cs="Times New Roman"/>
+                <w:kern w:val="0"/>
+                <w:lang w:val="en-US" w:eastAsia="en-US" w:bidi="ar-SA"/>
+              </w:rPr>
+              <w:t xml:space="preserve"> Not Applicable</w:t>
             </w:r>
           </w:p>
         </w:tc>
@@ -14376,7 +14562,7 @@
                 <w:kern w:val="0"/>
                 <w:lang w:val="en-US" w:eastAsia="en-US" w:bidi="ar-SA"/>
               </w:rPr>
-              <w:t>Current implementation or planned implementation details.  If “Not Applicable,” provide rationale.</w:t>
+              <w:t>Current implementation or planned implementation details. If “Not Applicable,” provide rationale.</w:t>
             </w:r>
           </w:p>
         </w:tc>
@@ -14552,9 +14738,9 @@
               </w:rPr>
               <w:fldChar w:fldCharType="separate"/>
             </w:r>
-            <w:bookmarkStart w:id="466" w:name="Check1_Copy_105_Copy_31"/>
-            <w:bookmarkStart w:id="467" w:name="Check1_Copy_105_Copy_31"/>
-            <w:bookmarkEnd w:id="467"/>
+            <w:bookmarkStart w:id="559" w:name="Check1_Copy_105_Copy_31"/>
+            <w:bookmarkStart w:id="560" w:name="Check1_Copy_105_Copy_31"/>
+            <w:bookmarkEnd w:id="560"/>
             <w:r>
               <w:rPr>
                 <w:rFonts w:eastAsia="Times New Roman" w:cs="Times New Roman"/>
@@ -14570,12 +14756,14 @@
               </w:rPr>
               <w:fldChar w:fldCharType="end"/>
             </w:r>
-            <w:bookmarkStart w:id="468" w:name="Check1_Copy_105_Copy_31_Copy_1"/>
-            <w:bookmarkStart w:id="469" w:name="Check1_Copy_105_Copy_31_Copy_1"/>
-            <w:bookmarkStart w:id="470" w:name="Check1_Copy_105_Copy_31"/>
-            <w:bookmarkEnd w:id="468"/>
-            <w:bookmarkEnd w:id="469"/>
-            <w:bookmarkEnd w:id="470"/>
+            <w:bookmarkStart w:id="561" w:name="Check1_Copy_105_Copy_31_Copy_1"/>
+            <w:bookmarkStart w:id="562" w:name="Check1_Copy_105_Copy_31_Copy_1_Copy_1"/>
+            <w:bookmarkStart w:id="563" w:name="Check1_Copy_105_Copy_31_Copy_1"/>
+            <w:bookmarkStart w:id="564" w:name="Check1_Copy_105_Copy_31"/>
+            <w:bookmarkEnd w:id="561"/>
+            <w:bookmarkEnd w:id="562"/>
+            <w:bookmarkEnd w:id="563"/>
+            <w:bookmarkEnd w:id="564"/>
             <w:r>
               <w:rPr>
                 <w:rFonts w:eastAsia="Times New Roman" w:cs="Times New Roman"/>
@@ -14638,9 +14826,9 @@
               </w:rPr>
               <w:fldChar w:fldCharType="separate"/>
             </w:r>
-            <w:bookmarkStart w:id="471" w:name="Check2_Copy_210_Copy_31"/>
-            <w:bookmarkStart w:id="472" w:name="Check2_Copy_210_Copy_31"/>
-            <w:bookmarkEnd w:id="472"/>
+            <w:bookmarkStart w:id="565" w:name="Check2_Copy_210_Copy_31"/>
+            <w:bookmarkStart w:id="566" w:name="Check2_Copy_210_Copy_31"/>
+            <w:bookmarkEnd w:id="566"/>
             <w:r>
               <w:rPr>
                 <w:rFonts w:eastAsia="Times New Roman" w:cs="Times New Roman"/>
@@ -14656,19 +14844,21 @@
               </w:rPr>
               <w:fldChar w:fldCharType="end"/>
             </w:r>
-            <w:bookmarkStart w:id="473" w:name="Check2_Copy_210_Copy_31_Copy_1"/>
-            <w:bookmarkStart w:id="474" w:name="Check2_Copy_210_Copy_31_Copy_1"/>
-            <w:bookmarkStart w:id="475" w:name="Check2_Copy_210_Copy_31"/>
-            <w:bookmarkEnd w:id="473"/>
-            <w:bookmarkEnd w:id="474"/>
-            <w:bookmarkEnd w:id="475"/>
-            <w:r>
-              <w:rPr>
-                <w:rFonts w:eastAsia="Times New Roman" w:cs="Times New Roman"/>
-                <w:kern w:val="0"/>
-                <w:lang w:val="en-US" w:eastAsia="en-US" w:bidi="ar-SA"/>
-              </w:rPr>
-              <w:t xml:space="preserve"> Planned to be Implemented  </w:t>
+            <w:bookmarkStart w:id="567" w:name="Check2_Copy_210_Copy_31_Copy_1"/>
+            <w:bookmarkStart w:id="568" w:name="Check2_Copy_210_Copy_31_Copy_1_Copy_1"/>
+            <w:bookmarkStart w:id="569" w:name="Check2_Copy_210_Copy_31_Copy_1"/>
+            <w:bookmarkStart w:id="570" w:name="Check2_Copy_210_Copy_31"/>
+            <w:bookmarkEnd w:id="567"/>
+            <w:bookmarkEnd w:id="568"/>
+            <w:bookmarkEnd w:id="569"/>
+            <w:bookmarkEnd w:id="570"/>
+            <w:r>
+              <w:rPr>
+                <w:rFonts w:eastAsia="Times New Roman" w:cs="Times New Roman"/>
+                <w:kern w:val="0"/>
+                <w:lang w:val="en-US" w:eastAsia="en-US" w:bidi="ar-SA"/>
+              </w:rPr>
+              <w:t xml:space="preserve"> Planned to be Implemented</w:t>
             </w:r>
           </w:p>
         </w:tc>
@@ -14724,9 +14914,9 @@
               </w:rPr>
               <w:fldChar w:fldCharType="separate"/>
             </w:r>
-            <w:bookmarkStart w:id="476" w:name="Check2_Copy_211_Copy_31"/>
-            <w:bookmarkStart w:id="477" w:name="Check2_Copy_211_Copy_31"/>
-            <w:bookmarkEnd w:id="477"/>
+            <w:bookmarkStart w:id="571" w:name="Check2_Copy_211_Copy_31"/>
+            <w:bookmarkStart w:id="572" w:name="Check2_Copy_211_Copy_31"/>
+            <w:bookmarkEnd w:id="572"/>
             <w:r>
               <w:rPr>
                 <w:rFonts w:eastAsia="Times New Roman" w:cs="Times New Roman"/>
@@ -14742,19 +14932,21 @@
               </w:rPr>
               <w:fldChar w:fldCharType="end"/>
             </w:r>
-            <w:bookmarkStart w:id="478" w:name="Check2_Copy_211_Copy_31_Copy_1"/>
-            <w:bookmarkStart w:id="479" w:name="Check2_Copy_211_Copy_31_Copy_1"/>
-            <w:bookmarkStart w:id="480" w:name="Check2_Copy_211_Copy_31"/>
-            <w:bookmarkEnd w:id="478"/>
-            <w:bookmarkEnd w:id="479"/>
-            <w:bookmarkEnd w:id="480"/>
-            <w:r>
-              <w:rPr>
-                <w:rFonts w:eastAsia="Times New Roman" w:cs="Times New Roman"/>
-                <w:kern w:val="0"/>
-                <w:lang w:val="en-US" w:eastAsia="en-US" w:bidi="ar-SA"/>
-              </w:rPr>
-              <w:t xml:space="preserve"> Not Applicable </w:t>
+            <w:bookmarkStart w:id="573" w:name="Check2_Copy_211_Copy_31_Copy_1"/>
+            <w:bookmarkStart w:id="574" w:name="Check2_Copy_211_Copy_31_Copy_1_Copy_1"/>
+            <w:bookmarkStart w:id="575" w:name="Check2_Copy_211_Copy_31_Copy_1"/>
+            <w:bookmarkStart w:id="576" w:name="Check2_Copy_211_Copy_31"/>
+            <w:bookmarkEnd w:id="573"/>
+            <w:bookmarkEnd w:id="574"/>
+            <w:bookmarkEnd w:id="575"/>
+            <w:bookmarkEnd w:id="576"/>
+            <w:r>
+              <w:rPr>
+                <w:rFonts w:eastAsia="Times New Roman" w:cs="Times New Roman"/>
+                <w:kern w:val="0"/>
+                <w:lang w:val="en-US" w:eastAsia="en-US" w:bidi="ar-SA"/>
+              </w:rPr>
+              <w:t xml:space="preserve"> Not Applicable</w:t>
             </w:r>
           </w:p>
         </w:tc>
@@ -14796,7 +14988,7 @@
                 <w:kern w:val="0"/>
                 <w:lang w:val="en-US" w:eastAsia="en-US" w:bidi="ar-SA"/>
               </w:rPr>
-              <w:t>Current implementation or planned implementation details.  If “Not Applicable,” provide rationale.</w:t>
+              <w:t>Current implementation or planned implementation details. If “Not Applicable,” provide rationale.</w:t>
             </w:r>
           </w:p>
         </w:tc>
@@ -14923,9 +15115,9 @@
               </w:rPr>
               <w:fldChar w:fldCharType="separate"/>
             </w:r>
-            <w:bookmarkStart w:id="481" w:name="Check1_Copy_105_Copy_32"/>
-            <w:bookmarkStart w:id="482" w:name="Check1_Copy_105_Copy_32"/>
-            <w:bookmarkEnd w:id="482"/>
+            <w:bookmarkStart w:id="577" w:name="Check1_Copy_105_Copy_32"/>
+            <w:bookmarkStart w:id="578" w:name="Check1_Copy_105_Copy_32"/>
+            <w:bookmarkEnd w:id="578"/>
             <w:r>
               <w:rPr>
                 <w:rFonts w:eastAsia="Times New Roman" w:cs="Times New Roman"/>
@@ -14941,12 +15133,14 @@
               </w:rPr>
               <w:fldChar w:fldCharType="end"/>
             </w:r>
-            <w:bookmarkStart w:id="483" w:name="Check1_Copy_105_Copy_32_Copy_1"/>
-            <w:bookmarkStart w:id="484" w:name="Check1_Copy_105_Copy_32_Copy_1"/>
-            <w:bookmarkStart w:id="485" w:name="Check1_Copy_105_Copy_32"/>
-            <w:bookmarkEnd w:id="483"/>
-            <w:bookmarkEnd w:id="484"/>
-            <w:bookmarkEnd w:id="485"/>
+            <w:bookmarkStart w:id="579" w:name="Check1_Copy_105_Copy_32_Copy_1"/>
+            <w:bookmarkStart w:id="580" w:name="Check1_Copy_105_Copy_32_Copy_1_Copy_1"/>
+            <w:bookmarkStart w:id="581" w:name="Check1_Copy_105_Copy_32_Copy_1"/>
+            <w:bookmarkStart w:id="582" w:name="Check1_Copy_105_Copy_32"/>
+            <w:bookmarkEnd w:id="579"/>
+            <w:bookmarkEnd w:id="580"/>
+            <w:bookmarkEnd w:id="581"/>
+            <w:bookmarkEnd w:id="582"/>
             <w:r>
               <w:rPr>
                 <w:rFonts w:eastAsia="Times New Roman" w:cs="Times New Roman"/>
@@ -15009,9 +15203,9 @@
               </w:rPr>
               <w:fldChar w:fldCharType="separate"/>
             </w:r>
-            <w:bookmarkStart w:id="486" w:name="Check2_Copy_210_Copy_32"/>
-            <w:bookmarkStart w:id="487" w:name="Check2_Copy_210_Copy_32"/>
-            <w:bookmarkEnd w:id="487"/>
+            <w:bookmarkStart w:id="583" w:name="Check2_Copy_210_Copy_32"/>
+            <w:bookmarkStart w:id="584" w:name="Check2_Copy_210_Copy_32"/>
+            <w:bookmarkEnd w:id="584"/>
             <w:r>
               <w:rPr>
                 <w:rFonts w:eastAsia="Times New Roman" w:cs="Times New Roman"/>
@@ -15027,19 +15221,21 @@
               </w:rPr>
               <w:fldChar w:fldCharType="end"/>
             </w:r>
-            <w:bookmarkStart w:id="488" w:name="Check2_Copy_210_Copy_32_Copy_1"/>
-            <w:bookmarkStart w:id="489" w:name="Check2_Copy_210_Copy_32_Copy_1"/>
-            <w:bookmarkStart w:id="490" w:name="Check2_Copy_210_Copy_32"/>
-            <w:bookmarkEnd w:id="488"/>
-            <w:bookmarkEnd w:id="489"/>
-            <w:bookmarkEnd w:id="490"/>
-            <w:r>
-              <w:rPr>
-                <w:rFonts w:eastAsia="Times New Roman" w:cs="Times New Roman"/>
-                <w:kern w:val="0"/>
-                <w:lang w:val="en-US" w:eastAsia="en-US" w:bidi="ar-SA"/>
-              </w:rPr>
-              <w:t xml:space="preserve"> Planned to be Implemented  </w:t>
+            <w:bookmarkStart w:id="585" w:name="Check2_Copy_210_Copy_32_Copy_1"/>
+            <w:bookmarkStart w:id="586" w:name="Check2_Copy_210_Copy_32_Copy_1_Copy_1"/>
+            <w:bookmarkStart w:id="587" w:name="Check2_Copy_210_Copy_32_Copy_1"/>
+            <w:bookmarkStart w:id="588" w:name="Check2_Copy_210_Copy_32"/>
+            <w:bookmarkEnd w:id="585"/>
+            <w:bookmarkEnd w:id="586"/>
+            <w:bookmarkEnd w:id="587"/>
+            <w:bookmarkEnd w:id="588"/>
+            <w:r>
+              <w:rPr>
+                <w:rFonts w:eastAsia="Times New Roman" w:cs="Times New Roman"/>
+                <w:kern w:val="0"/>
+                <w:lang w:val="en-US" w:eastAsia="en-US" w:bidi="ar-SA"/>
+              </w:rPr>
+              <w:t xml:space="preserve"> Planned to be Implemented</w:t>
             </w:r>
           </w:p>
         </w:tc>
@@ -15095,9 +15291,9 @@
               </w:rPr>
               <w:fldChar w:fldCharType="separate"/>
             </w:r>
-            <w:bookmarkStart w:id="491" w:name="Check2_Copy_211_Copy_32"/>
-            <w:bookmarkStart w:id="492" w:name="Check2_Copy_211_Copy_32"/>
-            <w:bookmarkEnd w:id="492"/>
+            <w:bookmarkStart w:id="589" w:name="Check2_Copy_211_Copy_32"/>
+            <w:bookmarkStart w:id="590" w:name="Check2_Copy_211_Copy_32"/>
+            <w:bookmarkEnd w:id="590"/>
             <w:r>
               <w:rPr>
                 <w:rFonts w:eastAsia="Times New Roman" w:cs="Times New Roman"/>
@@ -15113,19 +15309,21 @@
               </w:rPr>
               <w:fldChar w:fldCharType="end"/>
             </w:r>
-            <w:bookmarkStart w:id="493" w:name="Check2_Copy_211_Copy_32_Copy_1"/>
-            <w:bookmarkStart w:id="494" w:name="Check2_Copy_211_Copy_32_Copy_1"/>
-            <w:bookmarkStart w:id="495" w:name="Check2_Copy_211_Copy_32"/>
-            <w:bookmarkEnd w:id="493"/>
-            <w:bookmarkEnd w:id="494"/>
-            <w:bookmarkEnd w:id="495"/>
-            <w:r>
-              <w:rPr>
-                <w:rFonts w:eastAsia="Times New Roman" w:cs="Times New Roman"/>
-                <w:kern w:val="0"/>
-                <w:lang w:val="en-US" w:eastAsia="en-US" w:bidi="ar-SA"/>
-              </w:rPr>
-              <w:t xml:space="preserve"> Not Applicable </w:t>
+            <w:bookmarkStart w:id="591" w:name="Check2_Copy_211_Copy_32_Copy_1"/>
+            <w:bookmarkStart w:id="592" w:name="Check2_Copy_211_Copy_32_Copy_1_Copy_1"/>
+            <w:bookmarkStart w:id="593" w:name="Check2_Copy_211_Copy_32_Copy_1"/>
+            <w:bookmarkStart w:id="594" w:name="Check2_Copy_211_Copy_32"/>
+            <w:bookmarkEnd w:id="591"/>
+            <w:bookmarkEnd w:id="592"/>
+            <w:bookmarkEnd w:id="593"/>
+            <w:bookmarkEnd w:id="594"/>
+            <w:r>
+              <w:rPr>
+                <w:rFonts w:eastAsia="Times New Roman" w:cs="Times New Roman"/>
+                <w:kern w:val="0"/>
+                <w:lang w:val="en-US" w:eastAsia="en-US" w:bidi="ar-SA"/>
+              </w:rPr>
+              <w:t xml:space="preserve"> Not Applicable</w:t>
             </w:r>
           </w:p>
         </w:tc>
@@ -15167,7 +15365,7 @@
                 <w:kern w:val="0"/>
                 <w:lang w:val="en-US" w:eastAsia="en-US" w:bidi="ar-SA"/>
               </w:rPr>
-              <w:t>Current implementation or planned implementation details.  If “Not Applicable,” provide rationale.</w:t>
+              <w:t>Current implementation or planned implementation details. If “Not Applicable,” provide rationale.</w:t>
             </w:r>
           </w:p>
         </w:tc>
@@ -15294,9 +15492,9 @@
               </w:rPr>
               <w:fldChar w:fldCharType="separate"/>
             </w:r>
-            <w:bookmarkStart w:id="496" w:name="Check1_Copy_105_Copy_33"/>
-            <w:bookmarkStart w:id="497" w:name="Check1_Copy_105_Copy_33"/>
-            <w:bookmarkEnd w:id="497"/>
+            <w:bookmarkStart w:id="595" w:name="Check1_Copy_105_Copy_33"/>
+            <w:bookmarkStart w:id="596" w:name="Check1_Copy_105_Copy_33"/>
+            <w:bookmarkEnd w:id="596"/>
             <w:r>
               <w:rPr>
                 <w:rFonts w:eastAsia="Times New Roman" w:cs="Times New Roman"/>
@@ -15312,12 +15510,14 @@
               </w:rPr>
               <w:fldChar w:fldCharType="end"/>
             </w:r>
-            <w:bookmarkStart w:id="498" w:name="Check1_Copy_105_Copy_33_Copy_1"/>
-            <w:bookmarkStart w:id="499" w:name="Check1_Copy_105_Copy_33_Copy_1"/>
-            <w:bookmarkStart w:id="500" w:name="Check1_Copy_105_Copy_33"/>
-            <w:bookmarkEnd w:id="498"/>
-            <w:bookmarkEnd w:id="499"/>
-            <w:bookmarkEnd w:id="500"/>
+            <w:bookmarkStart w:id="597" w:name="Check1_Copy_105_Copy_33_Copy_1"/>
+            <w:bookmarkStart w:id="598" w:name="Check1_Copy_105_Copy_33_Copy_1_Copy_1"/>
+            <w:bookmarkStart w:id="599" w:name="Check1_Copy_105_Copy_33_Copy_1"/>
+            <w:bookmarkStart w:id="600" w:name="Check1_Copy_105_Copy_33"/>
+            <w:bookmarkEnd w:id="597"/>
+            <w:bookmarkEnd w:id="598"/>
+            <w:bookmarkEnd w:id="599"/>
+            <w:bookmarkEnd w:id="600"/>
             <w:r>
               <w:rPr>
                 <w:rFonts w:eastAsia="Times New Roman" w:cs="Times New Roman"/>
@@ -15380,9 +15580,9 @@
               </w:rPr>
               <w:fldChar w:fldCharType="separate"/>
             </w:r>
-            <w:bookmarkStart w:id="501" w:name="Check2_Copy_210_Copy_33"/>
-            <w:bookmarkStart w:id="502" w:name="Check2_Copy_210_Copy_33"/>
-            <w:bookmarkEnd w:id="502"/>
+            <w:bookmarkStart w:id="601" w:name="Check2_Copy_210_Copy_33"/>
+            <w:bookmarkStart w:id="602" w:name="Check2_Copy_210_Copy_33"/>
+            <w:bookmarkEnd w:id="602"/>
             <w:r>
               <w:rPr>
                 <w:rFonts w:eastAsia="Times New Roman" w:cs="Times New Roman"/>
@@ -15398,19 +15598,21 @@
               </w:rPr>
               <w:fldChar w:fldCharType="end"/>
             </w:r>
-            <w:bookmarkStart w:id="503" w:name="Check2_Copy_210_Copy_33_Copy_1"/>
-            <w:bookmarkStart w:id="504" w:name="Check2_Copy_210_Copy_33_Copy_1"/>
-            <w:bookmarkStart w:id="505" w:name="Check2_Copy_210_Copy_33"/>
-            <w:bookmarkEnd w:id="503"/>
-            <w:bookmarkEnd w:id="504"/>
-            <w:bookmarkEnd w:id="505"/>
-            <w:r>
-              <w:rPr>
-                <w:rFonts w:eastAsia="Times New Roman" w:cs="Times New Roman"/>
-                <w:kern w:val="0"/>
-                <w:lang w:val="en-US" w:eastAsia="en-US" w:bidi="ar-SA"/>
-              </w:rPr>
-              <w:t xml:space="preserve"> Planned to be Implemented  </w:t>
+            <w:bookmarkStart w:id="603" w:name="Check2_Copy_210_Copy_33_Copy_1"/>
+            <w:bookmarkStart w:id="604" w:name="Check2_Copy_210_Copy_33_Copy_1_Copy_1"/>
+            <w:bookmarkStart w:id="605" w:name="Check2_Copy_210_Copy_33_Copy_1"/>
+            <w:bookmarkStart w:id="606" w:name="Check2_Copy_210_Copy_33"/>
+            <w:bookmarkEnd w:id="603"/>
+            <w:bookmarkEnd w:id="604"/>
+            <w:bookmarkEnd w:id="605"/>
+            <w:bookmarkEnd w:id="606"/>
+            <w:r>
+              <w:rPr>
+                <w:rFonts w:eastAsia="Times New Roman" w:cs="Times New Roman"/>
+                <w:kern w:val="0"/>
+                <w:lang w:val="en-US" w:eastAsia="en-US" w:bidi="ar-SA"/>
+              </w:rPr>
+              <w:t xml:space="preserve"> Planned to be Implemented</w:t>
             </w:r>
           </w:p>
         </w:tc>
@@ -15466,9 +15668,9 @@
               </w:rPr>
               <w:fldChar w:fldCharType="separate"/>
             </w:r>
-            <w:bookmarkStart w:id="506" w:name="Check2_Copy_211_Copy_33"/>
-            <w:bookmarkStart w:id="507" w:name="Check2_Copy_211_Copy_33"/>
-            <w:bookmarkEnd w:id="507"/>
+            <w:bookmarkStart w:id="607" w:name="Check2_Copy_211_Copy_33"/>
+            <w:bookmarkStart w:id="608" w:name="Check2_Copy_211_Copy_33"/>
+            <w:bookmarkEnd w:id="608"/>
             <w:r>
               <w:rPr>
                 <w:rFonts w:eastAsia="Times New Roman" w:cs="Times New Roman"/>
@@ -15484,19 +15686,21 @@
               </w:rPr>
               <w:fldChar w:fldCharType="end"/>
             </w:r>
-            <w:bookmarkStart w:id="508" w:name="Check2_Copy_211_Copy_33_Copy_1"/>
-            <w:bookmarkStart w:id="509" w:name="Check2_Copy_211_Copy_33_Copy_1"/>
-            <w:bookmarkStart w:id="510" w:name="Check2_Copy_211_Copy_33"/>
-            <w:bookmarkEnd w:id="508"/>
-            <w:bookmarkEnd w:id="509"/>
-            <w:bookmarkEnd w:id="510"/>
-            <w:r>
-              <w:rPr>
-                <w:rFonts w:eastAsia="Times New Roman" w:cs="Times New Roman"/>
-                <w:kern w:val="0"/>
-                <w:lang w:val="en-US" w:eastAsia="en-US" w:bidi="ar-SA"/>
-              </w:rPr>
-              <w:t xml:space="preserve"> Not Applicable </w:t>
+            <w:bookmarkStart w:id="609" w:name="Check2_Copy_211_Copy_33_Copy_1"/>
+            <w:bookmarkStart w:id="610" w:name="Check2_Copy_211_Copy_33_Copy_1_Copy_1"/>
+            <w:bookmarkStart w:id="611" w:name="Check2_Copy_211_Copy_33_Copy_1"/>
+            <w:bookmarkStart w:id="612" w:name="Check2_Copy_211_Copy_33"/>
+            <w:bookmarkEnd w:id="609"/>
+            <w:bookmarkEnd w:id="610"/>
+            <w:bookmarkEnd w:id="611"/>
+            <w:bookmarkEnd w:id="612"/>
+            <w:r>
+              <w:rPr>
+                <w:rFonts w:eastAsia="Times New Roman" w:cs="Times New Roman"/>
+                <w:kern w:val="0"/>
+                <w:lang w:val="en-US" w:eastAsia="en-US" w:bidi="ar-SA"/>
+              </w:rPr>
+              <w:t xml:space="preserve"> Not Applicable</w:t>
             </w:r>
           </w:p>
         </w:tc>
@@ -15538,7 +15742,7 @@
                 <w:kern w:val="0"/>
                 <w:lang w:val="en-US" w:eastAsia="en-US" w:bidi="ar-SA"/>
               </w:rPr>
-              <w:t>Current implementation or planned implementation details.  If “Not Applicable,” provide rationale.</w:t>
+              <w:t>Current implementation or planned implementation details. If “Not Applicable,” provide rationale.</w:t>
             </w:r>
           </w:p>
         </w:tc>
@@ -15714,9 +15918,9 @@
               </w:rPr>
               <w:fldChar w:fldCharType="separate"/>
             </w:r>
-            <w:bookmarkStart w:id="511" w:name="Check1_Copy_105_Copy_34"/>
-            <w:bookmarkStart w:id="512" w:name="Check1_Copy_105_Copy_34"/>
-            <w:bookmarkEnd w:id="512"/>
+            <w:bookmarkStart w:id="613" w:name="Check1_Copy_105_Copy_34"/>
+            <w:bookmarkStart w:id="614" w:name="Check1_Copy_105_Copy_34"/>
+            <w:bookmarkEnd w:id="614"/>
             <w:r>
               <w:rPr>
                 <w:rFonts w:eastAsia="Times New Roman" w:cs="Times New Roman"/>
@@ -15732,12 +15936,14 @@
               </w:rPr>
               <w:fldChar w:fldCharType="end"/>
             </w:r>
-            <w:bookmarkStart w:id="513" w:name="Check1_Copy_105_Copy_34_Copy_1"/>
-            <w:bookmarkStart w:id="514" w:name="Check1_Copy_105_Copy_34_Copy_1"/>
-            <w:bookmarkStart w:id="515" w:name="Check1_Copy_105_Copy_34"/>
-            <w:bookmarkEnd w:id="513"/>
-            <w:bookmarkEnd w:id="514"/>
-            <w:bookmarkEnd w:id="515"/>
+            <w:bookmarkStart w:id="615" w:name="Check1_Copy_105_Copy_34_Copy_1"/>
+            <w:bookmarkStart w:id="616" w:name="Check1_Copy_105_Copy_34_Copy_1_Copy_1"/>
+            <w:bookmarkStart w:id="617" w:name="Check1_Copy_105_Copy_34_Copy_1"/>
+            <w:bookmarkStart w:id="618" w:name="Check1_Copy_105_Copy_34"/>
+            <w:bookmarkEnd w:id="615"/>
+            <w:bookmarkEnd w:id="616"/>
+            <w:bookmarkEnd w:id="617"/>
+            <w:bookmarkEnd w:id="618"/>
             <w:r>
               <w:rPr>
                 <w:rFonts w:eastAsia="Times New Roman" w:cs="Times New Roman"/>
@@ -15800,9 +16006,9 @@
               </w:rPr>
               <w:fldChar w:fldCharType="separate"/>
             </w:r>
-            <w:bookmarkStart w:id="516" w:name="Check2_Copy_210_Copy_34"/>
-            <w:bookmarkStart w:id="517" w:name="Check2_Copy_210_Copy_34"/>
-            <w:bookmarkEnd w:id="517"/>
+            <w:bookmarkStart w:id="619" w:name="Check2_Copy_210_Copy_34"/>
+            <w:bookmarkStart w:id="620" w:name="Check2_Copy_210_Copy_34"/>
+            <w:bookmarkEnd w:id="620"/>
             <w:r>
               <w:rPr>
                 <w:rFonts w:eastAsia="Times New Roman" w:cs="Times New Roman"/>
@@ -15818,19 +16024,21 @@
               </w:rPr>
               <w:fldChar w:fldCharType="end"/>
             </w:r>
-            <w:bookmarkStart w:id="518" w:name="Check2_Copy_210_Copy_34_Copy_1"/>
-            <w:bookmarkStart w:id="519" w:name="Check2_Copy_210_Copy_34_Copy_1"/>
-            <w:bookmarkStart w:id="520" w:name="Check2_Copy_210_Copy_34"/>
-            <w:bookmarkEnd w:id="518"/>
-            <w:bookmarkEnd w:id="519"/>
-            <w:bookmarkEnd w:id="520"/>
-            <w:r>
-              <w:rPr>
-                <w:rFonts w:eastAsia="Times New Roman" w:cs="Times New Roman"/>
-                <w:kern w:val="0"/>
-                <w:lang w:val="en-US" w:eastAsia="en-US" w:bidi="ar-SA"/>
-              </w:rPr>
-              <w:t xml:space="preserve"> Planned to be Implemented  </w:t>
+            <w:bookmarkStart w:id="621" w:name="Check2_Copy_210_Copy_34_Copy_1"/>
+            <w:bookmarkStart w:id="622" w:name="Check2_Copy_210_Copy_34_Copy_1_Copy_1"/>
+            <w:bookmarkStart w:id="623" w:name="Check2_Copy_210_Copy_34_Copy_1"/>
+            <w:bookmarkStart w:id="624" w:name="Check2_Copy_210_Copy_34"/>
+            <w:bookmarkEnd w:id="621"/>
+            <w:bookmarkEnd w:id="622"/>
+            <w:bookmarkEnd w:id="623"/>
+            <w:bookmarkEnd w:id="624"/>
+            <w:r>
+              <w:rPr>
+                <w:rFonts w:eastAsia="Times New Roman" w:cs="Times New Roman"/>
+                <w:kern w:val="0"/>
+                <w:lang w:val="en-US" w:eastAsia="en-US" w:bidi="ar-SA"/>
+              </w:rPr>
+              <w:t xml:space="preserve"> Planned to be Implemented</w:t>
             </w:r>
           </w:p>
         </w:tc>
@@ -15886,9 +16094,9 @@
               </w:rPr>
               <w:fldChar w:fldCharType="separate"/>
             </w:r>
-            <w:bookmarkStart w:id="521" w:name="Check2_Copy_211_Copy_34"/>
-            <w:bookmarkStart w:id="522" w:name="Check2_Copy_211_Copy_34"/>
-            <w:bookmarkEnd w:id="522"/>
+            <w:bookmarkStart w:id="625" w:name="Check2_Copy_211_Copy_34"/>
+            <w:bookmarkStart w:id="626" w:name="Check2_Copy_211_Copy_34"/>
+            <w:bookmarkEnd w:id="626"/>
             <w:r>
               <w:rPr>
                 <w:rFonts w:eastAsia="Times New Roman" w:cs="Times New Roman"/>
@@ -15904,19 +16112,21 @@
               </w:rPr>
               <w:fldChar w:fldCharType="end"/>
             </w:r>
-            <w:bookmarkStart w:id="523" w:name="Check2_Copy_211_Copy_34_Copy_1"/>
-            <w:bookmarkStart w:id="524" w:name="Check2_Copy_211_Copy_34_Copy_1"/>
-            <w:bookmarkStart w:id="525" w:name="Check2_Copy_211_Copy_34"/>
-            <w:bookmarkEnd w:id="523"/>
-            <w:bookmarkEnd w:id="524"/>
-            <w:bookmarkEnd w:id="525"/>
-            <w:r>
-              <w:rPr>
-                <w:rFonts w:eastAsia="Times New Roman" w:cs="Times New Roman"/>
-                <w:kern w:val="0"/>
-                <w:lang w:val="en-US" w:eastAsia="en-US" w:bidi="ar-SA"/>
-              </w:rPr>
-              <w:t xml:space="preserve"> Not Applicable </w:t>
+            <w:bookmarkStart w:id="627" w:name="Check2_Copy_211_Copy_34_Copy_1"/>
+            <w:bookmarkStart w:id="628" w:name="Check2_Copy_211_Copy_34_Copy_1_Copy_1"/>
+            <w:bookmarkStart w:id="629" w:name="Check2_Copy_211_Copy_34_Copy_1"/>
+            <w:bookmarkStart w:id="630" w:name="Check2_Copy_211_Copy_34"/>
+            <w:bookmarkEnd w:id="627"/>
+            <w:bookmarkEnd w:id="628"/>
+            <w:bookmarkEnd w:id="629"/>
+            <w:bookmarkEnd w:id="630"/>
+            <w:r>
+              <w:rPr>
+                <w:rFonts w:eastAsia="Times New Roman" w:cs="Times New Roman"/>
+                <w:kern w:val="0"/>
+                <w:lang w:val="en-US" w:eastAsia="en-US" w:bidi="ar-SA"/>
+              </w:rPr>
+              <w:t xml:space="preserve"> Not Applicable</w:t>
             </w:r>
           </w:p>
         </w:tc>
@@ -15958,7 +16168,7 @@
                 <w:kern w:val="0"/>
                 <w:lang w:val="en-US" w:eastAsia="en-US" w:bidi="ar-SA"/>
               </w:rPr>
-              <w:t>Current implementation or planned implementation details.  If “Not Applicable,” provide rationale.</w:t>
+              <w:t>Current implementation or planned implementation details. If “Not Applicable,” provide rationale.</w:t>
             </w:r>
           </w:p>
         </w:tc>
@@ -16085,9 +16295,9 @@
               </w:rPr>
               <w:fldChar w:fldCharType="separate"/>
             </w:r>
-            <w:bookmarkStart w:id="526" w:name="Check1_Copy_105_Copy_35"/>
-            <w:bookmarkStart w:id="527" w:name="Check1_Copy_105_Copy_35"/>
-            <w:bookmarkEnd w:id="527"/>
+            <w:bookmarkStart w:id="631" w:name="Check1_Copy_105_Copy_35"/>
+            <w:bookmarkStart w:id="632" w:name="Check1_Copy_105_Copy_35"/>
+            <w:bookmarkEnd w:id="632"/>
             <w:r>
               <w:rPr>
                 <w:rFonts w:eastAsia="Times New Roman" w:cs="Times New Roman"/>
@@ -16103,12 +16313,14 @@
               </w:rPr>
               <w:fldChar w:fldCharType="end"/>
             </w:r>
-            <w:bookmarkStart w:id="528" w:name="Check1_Copy_105_Copy_35_Copy_1"/>
-            <w:bookmarkStart w:id="529" w:name="Check1_Copy_105_Copy_35_Copy_1"/>
-            <w:bookmarkStart w:id="530" w:name="Check1_Copy_105_Copy_35"/>
-            <w:bookmarkEnd w:id="528"/>
-            <w:bookmarkEnd w:id="529"/>
-            <w:bookmarkEnd w:id="530"/>
+            <w:bookmarkStart w:id="633" w:name="Check1_Copy_105_Copy_35_Copy_1"/>
+            <w:bookmarkStart w:id="634" w:name="Check1_Copy_105_Copy_35_Copy_1_Copy_1"/>
+            <w:bookmarkStart w:id="635" w:name="Check1_Copy_105_Copy_35_Copy_1"/>
+            <w:bookmarkStart w:id="636" w:name="Check1_Copy_105_Copy_35"/>
+            <w:bookmarkEnd w:id="633"/>
+            <w:bookmarkEnd w:id="634"/>
+            <w:bookmarkEnd w:id="635"/>
+            <w:bookmarkEnd w:id="636"/>
             <w:r>
               <w:rPr>
                 <w:rFonts w:eastAsia="Times New Roman" w:cs="Times New Roman"/>
@@ -16171,9 +16383,9 @@
               </w:rPr>
               <w:fldChar w:fldCharType="separate"/>
             </w:r>
-            <w:bookmarkStart w:id="531" w:name="Check2_Copy_210_Copy_35"/>
-            <w:bookmarkStart w:id="532" w:name="Check2_Copy_210_Copy_35"/>
-            <w:bookmarkEnd w:id="532"/>
+            <w:bookmarkStart w:id="637" w:name="Check2_Copy_210_Copy_35"/>
+            <w:bookmarkStart w:id="638" w:name="Check2_Copy_210_Copy_35"/>
+            <w:bookmarkEnd w:id="638"/>
             <w:r>
               <w:rPr>
                 <w:rFonts w:eastAsia="Times New Roman" w:cs="Times New Roman"/>
@@ -16189,19 +16401,21 @@
               </w:rPr>
               <w:fldChar w:fldCharType="end"/>
             </w:r>
-            <w:bookmarkStart w:id="533" w:name="Check2_Copy_210_Copy_35_Copy_1"/>
-            <w:bookmarkStart w:id="534" w:name="Check2_Copy_210_Copy_35_Copy_1"/>
-            <w:bookmarkStart w:id="535" w:name="Check2_Copy_210_Copy_35"/>
-            <w:bookmarkEnd w:id="533"/>
-            <w:bookmarkEnd w:id="534"/>
-            <w:bookmarkEnd w:id="535"/>
-            <w:r>
-              <w:rPr>
-                <w:rFonts w:eastAsia="Times New Roman" w:cs="Times New Roman"/>
-                <w:kern w:val="0"/>
-                <w:lang w:val="en-US" w:eastAsia="en-US" w:bidi="ar-SA"/>
-              </w:rPr>
-              <w:t xml:space="preserve"> Planned to be Implemented  </w:t>
+            <w:bookmarkStart w:id="639" w:name="Check2_Copy_210_Copy_35_Copy_1"/>
+            <w:bookmarkStart w:id="640" w:name="Check2_Copy_210_Copy_35_Copy_1_Copy_1"/>
+            <w:bookmarkStart w:id="641" w:name="Check2_Copy_210_Copy_35_Copy_1"/>
+            <w:bookmarkStart w:id="642" w:name="Check2_Copy_210_Copy_35"/>
+            <w:bookmarkEnd w:id="639"/>
+            <w:bookmarkEnd w:id="640"/>
+            <w:bookmarkEnd w:id="641"/>
+            <w:bookmarkEnd w:id="642"/>
+            <w:r>
+              <w:rPr>
+                <w:rFonts w:eastAsia="Times New Roman" w:cs="Times New Roman"/>
+                <w:kern w:val="0"/>
+                <w:lang w:val="en-US" w:eastAsia="en-US" w:bidi="ar-SA"/>
+              </w:rPr>
+              <w:t xml:space="preserve"> Planned to be Implemented</w:t>
             </w:r>
           </w:p>
         </w:tc>
@@ -16257,9 +16471,9 @@
               </w:rPr>
               <w:fldChar w:fldCharType="separate"/>
             </w:r>
-            <w:bookmarkStart w:id="536" w:name="Check2_Copy_211_Copy_35"/>
-            <w:bookmarkStart w:id="537" w:name="Check2_Copy_211_Copy_35"/>
-            <w:bookmarkEnd w:id="537"/>
+            <w:bookmarkStart w:id="643" w:name="Check2_Copy_211_Copy_35"/>
+            <w:bookmarkStart w:id="644" w:name="Check2_Copy_211_Copy_35"/>
+            <w:bookmarkEnd w:id="644"/>
             <w:r>
               <w:rPr>
                 <w:rFonts w:eastAsia="Times New Roman" w:cs="Times New Roman"/>
@@ -16275,19 +16489,21 @@
               </w:rPr>
               <w:fldChar w:fldCharType="end"/>
             </w:r>
-            <w:bookmarkStart w:id="538" w:name="Check2_Copy_211_Copy_35_Copy_1"/>
-            <w:bookmarkStart w:id="539" w:name="Check2_Copy_211_Copy_35_Copy_1"/>
-            <w:bookmarkStart w:id="540" w:name="Check2_Copy_211_Copy_35"/>
-            <w:bookmarkEnd w:id="538"/>
-            <w:bookmarkEnd w:id="539"/>
-            <w:bookmarkEnd w:id="540"/>
-            <w:r>
-              <w:rPr>
-                <w:rFonts w:eastAsia="Times New Roman" w:cs="Times New Roman"/>
-                <w:kern w:val="0"/>
-                <w:lang w:val="en-US" w:eastAsia="en-US" w:bidi="ar-SA"/>
-              </w:rPr>
-              <w:t xml:space="preserve"> Not Applicable </w:t>
+            <w:bookmarkStart w:id="645" w:name="Check2_Copy_211_Copy_35_Copy_1"/>
+            <w:bookmarkStart w:id="646" w:name="Check2_Copy_211_Copy_35_Copy_1_Copy_1"/>
+            <w:bookmarkStart w:id="647" w:name="Check2_Copy_211_Copy_35_Copy_1"/>
+            <w:bookmarkStart w:id="648" w:name="Check2_Copy_211_Copy_35"/>
+            <w:bookmarkEnd w:id="645"/>
+            <w:bookmarkEnd w:id="646"/>
+            <w:bookmarkEnd w:id="647"/>
+            <w:bookmarkEnd w:id="648"/>
+            <w:r>
+              <w:rPr>
+                <w:rFonts w:eastAsia="Times New Roman" w:cs="Times New Roman"/>
+                <w:kern w:val="0"/>
+                <w:lang w:val="en-US" w:eastAsia="en-US" w:bidi="ar-SA"/>
+              </w:rPr>
+              <w:t xml:space="preserve"> Not Applicable</w:t>
             </w:r>
           </w:p>
         </w:tc>
@@ -16329,7 +16545,7 @@
                 <w:kern w:val="0"/>
                 <w:lang w:val="en-US" w:eastAsia="en-US" w:bidi="ar-SA"/>
               </w:rPr>
-              <w:t>Current implementation or planned implementation details.  If “Not Applicable,” provide rationale.</w:t>
+              <w:t>Current implementation or planned implementation details. If “Not Applicable,” provide rationale.</w:t>
             </w:r>
           </w:p>
         </w:tc>
@@ -16456,9 +16672,9 @@
               </w:rPr>
               <w:fldChar w:fldCharType="separate"/>
             </w:r>
-            <w:bookmarkStart w:id="541" w:name="Check1_Copy_105_Copy_36"/>
-            <w:bookmarkStart w:id="542" w:name="Check1_Copy_105_Copy_36"/>
-            <w:bookmarkEnd w:id="542"/>
+            <w:bookmarkStart w:id="649" w:name="Check1_Copy_105_Copy_36"/>
+            <w:bookmarkStart w:id="650" w:name="Check1_Copy_105_Copy_36"/>
+            <w:bookmarkEnd w:id="650"/>
             <w:r>
               <w:rPr>
                 <w:rFonts w:eastAsia="Times New Roman" w:cs="Times New Roman"/>
@@ -16474,12 +16690,14 @@
               </w:rPr>
               <w:fldChar w:fldCharType="end"/>
             </w:r>
-            <w:bookmarkStart w:id="543" w:name="Check1_Copy_105_Copy_36_Copy_1"/>
-            <w:bookmarkStart w:id="544" w:name="Check1_Copy_105_Copy_36_Copy_1"/>
-            <w:bookmarkStart w:id="545" w:name="Check1_Copy_105_Copy_36"/>
-            <w:bookmarkEnd w:id="543"/>
-            <w:bookmarkEnd w:id="544"/>
-            <w:bookmarkEnd w:id="545"/>
+            <w:bookmarkStart w:id="651" w:name="Check1_Copy_105_Copy_36_Copy_1"/>
+            <w:bookmarkStart w:id="652" w:name="Check1_Copy_105_Copy_36_Copy_1_Copy_1"/>
+            <w:bookmarkStart w:id="653" w:name="Check1_Copy_105_Copy_36_Copy_1"/>
+            <w:bookmarkStart w:id="654" w:name="Check1_Copy_105_Copy_36"/>
+            <w:bookmarkEnd w:id="651"/>
+            <w:bookmarkEnd w:id="652"/>
+            <w:bookmarkEnd w:id="653"/>
+            <w:bookmarkEnd w:id="654"/>
             <w:r>
               <w:rPr>
                 <w:rFonts w:eastAsia="Times New Roman" w:cs="Times New Roman"/>
@@ -16542,9 +16760,9 @@
               </w:rPr>
               <w:fldChar w:fldCharType="separate"/>
             </w:r>
-            <w:bookmarkStart w:id="546" w:name="Check2_Copy_210_Copy_36"/>
-            <w:bookmarkStart w:id="547" w:name="Check2_Copy_210_Copy_36"/>
-            <w:bookmarkEnd w:id="547"/>
+            <w:bookmarkStart w:id="655" w:name="Check2_Copy_210_Copy_36"/>
+            <w:bookmarkStart w:id="656" w:name="Check2_Copy_210_Copy_36"/>
+            <w:bookmarkEnd w:id="656"/>
             <w:r>
               <w:rPr>
                 <w:rFonts w:eastAsia="Times New Roman" w:cs="Times New Roman"/>
@@ -16560,19 +16778,21 @@
               </w:rPr>
               <w:fldChar w:fldCharType="end"/>
             </w:r>
-            <w:bookmarkStart w:id="548" w:name="Check2_Copy_210_Copy_36_Copy_1"/>
-            <w:bookmarkStart w:id="549" w:name="Check2_Copy_210_Copy_36_Copy_1"/>
-            <w:bookmarkStart w:id="550" w:name="Check2_Copy_210_Copy_36"/>
-            <w:bookmarkEnd w:id="548"/>
-            <w:bookmarkEnd w:id="549"/>
-            <w:bookmarkEnd w:id="550"/>
-            <w:r>
-              <w:rPr>
-                <w:rFonts w:eastAsia="Times New Roman" w:cs="Times New Roman"/>
-                <w:kern w:val="0"/>
-                <w:lang w:val="en-US" w:eastAsia="en-US" w:bidi="ar-SA"/>
-              </w:rPr>
-              <w:t xml:space="preserve"> Planned to be Implemented  </w:t>
+            <w:bookmarkStart w:id="657" w:name="Check2_Copy_210_Copy_36_Copy_1"/>
+            <w:bookmarkStart w:id="658" w:name="Check2_Copy_210_Copy_36_Copy_1_Copy_1"/>
+            <w:bookmarkStart w:id="659" w:name="Check2_Copy_210_Copy_36_Copy_1"/>
+            <w:bookmarkStart w:id="660" w:name="Check2_Copy_210_Copy_36"/>
+            <w:bookmarkEnd w:id="657"/>
+            <w:bookmarkEnd w:id="658"/>
+            <w:bookmarkEnd w:id="659"/>
+            <w:bookmarkEnd w:id="660"/>
+            <w:r>
+              <w:rPr>
+                <w:rFonts w:eastAsia="Times New Roman" w:cs="Times New Roman"/>
+                <w:kern w:val="0"/>
+                <w:lang w:val="en-US" w:eastAsia="en-US" w:bidi="ar-SA"/>
+              </w:rPr>
+              <w:t xml:space="preserve"> Planned to be Implemented</w:t>
             </w:r>
           </w:p>
         </w:tc>
@@ -16628,9 +16848,9 @@
               </w:rPr>
               <w:fldChar w:fldCharType="separate"/>
             </w:r>
-            <w:bookmarkStart w:id="551" w:name="Check2_Copy_211_Copy_36"/>
-            <w:bookmarkStart w:id="552" w:name="Check2_Copy_211_Copy_36"/>
-            <w:bookmarkEnd w:id="552"/>
+            <w:bookmarkStart w:id="661" w:name="Check2_Copy_211_Copy_36"/>
+            <w:bookmarkStart w:id="662" w:name="Check2_Copy_211_Copy_36"/>
+            <w:bookmarkEnd w:id="662"/>
             <w:r>
               <w:rPr>
                 <w:rFonts w:eastAsia="Times New Roman" w:cs="Times New Roman"/>
@@ -16646,19 +16866,21 @@
               </w:rPr>
               <w:fldChar w:fldCharType="end"/>
             </w:r>
-            <w:bookmarkStart w:id="553" w:name="Check2_Copy_211_Copy_36_Copy_1"/>
-            <w:bookmarkStart w:id="554" w:name="Check2_Copy_211_Copy_36_Copy_1"/>
-            <w:bookmarkStart w:id="555" w:name="Check2_Copy_211_Copy_36"/>
-            <w:bookmarkEnd w:id="553"/>
-            <w:bookmarkEnd w:id="554"/>
-            <w:bookmarkEnd w:id="555"/>
-            <w:r>
-              <w:rPr>
-                <w:rFonts w:eastAsia="Times New Roman" w:cs="Times New Roman"/>
-                <w:kern w:val="0"/>
-                <w:lang w:val="en-US" w:eastAsia="en-US" w:bidi="ar-SA"/>
-              </w:rPr>
-              <w:t xml:space="preserve"> Not Applicable </w:t>
+            <w:bookmarkStart w:id="663" w:name="Check2_Copy_211_Copy_36_Copy_1"/>
+            <w:bookmarkStart w:id="664" w:name="Check2_Copy_211_Copy_36_Copy_1_Copy_1"/>
+            <w:bookmarkStart w:id="665" w:name="Check2_Copy_211_Copy_36_Copy_1"/>
+            <w:bookmarkStart w:id="666" w:name="Check2_Copy_211_Copy_36"/>
+            <w:bookmarkEnd w:id="663"/>
+            <w:bookmarkEnd w:id="664"/>
+            <w:bookmarkEnd w:id="665"/>
+            <w:bookmarkEnd w:id="666"/>
+            <w:r>
+              <w:rPr>
+                <w:rFonts w:eastAsia="Times New Roman" w:cs="Times New Roman"/>
+                <w:kern w:val="0"/>
+                <w:lang w:val="en-US" w:eastAsia="en-US" w:bidi="ar-SA"/>
+              </w:rPr>
+              <w:t xml:space="preserve"> Not Applicable</w:t>
             </w:r>
           </w:p>
         </w:tc>
@@ -16700,7 +16922,7 @@
                 <w:kern w:val="0"/>
                 <w:lang w:val="en-US" w:eastAsia="en-US" w:bidi="ar-SA"/>
               </w:rPr>
-              <w:t>Current implementation or planned implementation details.  If “Not Applicable,” provide rationale.</w:t>
+              <w:t>Current implementation or planned implementation details. If “Not Applicable,” provide rationale.</w:t>
             </w:r>
           </w:p>
         </w:tc>
@@ -16925,9 +17147,9 @@
               </w:rPr>
               <w:fldChar w:fldCharType="separate"/>
             </w:r>
-            <w:bookmarkStart w:id="556" w:name="Check1_Copy_105_Copy_37"/>
-            <w:bookmarkStart w:id="557" w:name="Check1_Copy_105_Copy_37"/>
-            <w:bookmarkEnd w:id="557"/>
+            <w:bookmarkStart w:id="667" w:name="Check1_Copy_105_Copy_37"/>
+            <w:bookmarkStart w:id="668" w:name="Check1_Copy_105_Copy_37"/>
+            <w:bookmarkEnd w:id="668"/>
             <w:r>
               <w:rPr>
                 <w:rFonts w:eastAsia="Times New Roman" w:cs="Times New Roman"/>
@@ -16943,12 +17165,14 @@
               </w:rPr>
               <w:fldChar w:fldCharType="end"/>
             </w:r>
-            <w:bookmarkStart w:id="558" w:name="Check1_Copy_105_Copy_37_Copy_1"/>
-            <w:bookmarkStart w:id="559" w:name="Check1_Copy_105_Copy_37_Copy_1"/>
-            <w:bookmarkStart w:id="560" w:name="Check1_Copy_105_Copy_37"/>
-            <w:bookmarkEnd w:id="558"/>
-            <w:bookmarkEnd w:id="559"/>
-            <w:bookmarkEnd w:id="560"/>
+            <w:bookmarkStart w:id="669" w:name="Check1_Copy_105_Copy_37_Copy_1"/>
+            <w:bookmarkStart w:id="670" w:name="Check1_Copy_105_Copy_37_Copy_1_Copy_1"/>
+            <w:bookmarkStart w:id="671" w:name="Check1_Copy_105_Copy_37_Copy_1"/>
+            <w:bookmarkStart w:id="672" w:name="Check1_Copy_105_Copy_37"/>
+            <w:bookmarkEnd w:id="669"/>
+            <w:bookmarkEnd w:id="670"/>
+            <w:bookmarkEnd w:id="671"/>
+            <w:bookmarkEnd w:id="672"/>
             <w:r>
               <w:rPr>
                 <w:rFonts w:eastAsia="Times New Roman" w:cs="Times New Roman"/>
@@ -17011,9 +17235,9 @@
               </w:rPr>
               <w:fldChar w:fldCharType="separate"/>
             </w:r>
-            <w:bookmarkStart w:id="561" w:name="Check2_Copy_210_Copy_37"/>
-            <w:bookmarkStart w:id="562" w:name="Check2_Copy_210_Copy_37"/>
-            <w:bookmarkEnd w:id="562"/>
+            <w:bookmarkStart w:id="673" w:name="Check2_Copy_210_Copy_37"/>
+            <w:bookmarkStart w:id="674" w:name="Check2_Copy_210_Copy_37"/>
+            <w:bookmarkEnd w:id="674"/>
             <w:r>
               <w:rPr>
                 <w:rFonts w:eastAsia="Times New Roman" w:cs="Times New Roman"/>
@@ -17029,19 +17253,21 @@
               </w:rPr>
               <w:fldChar w:fldCharType="end"/>
             </w:r>
-            <w:bookmarkStart w:id="563" w:name="Check2_Copy_210_Copy_37_Copy_1"/>
-            <w:bookmarkStart w:id="564" w:name="Check2_Copy_210_Copy_37_Copy_1"/>
-            <w:bookmarkStart w:id="565" w:name="Check2_Copy_210_Copy_37"/>
-            <w:bookmarkEnd w:id="563"/>
-            <w:bookmarkEnd w:id="564"/>
-            <w:bookmarkEnd w:id="565"/>
-            <w:r>
-              <w:rPr>
-                <w:rFonts w:eastAsia="Times New Roman" w:cs="Times New Roman"/>
-                <w:kern w:val="0"/>
-                <w:lang w:val="en-US" w:eastAsia="en-US" w:bidi="ar-SA"/>
-              </w:rPr>
-              <w:t xml:space="preserve"> Planned to be Implemented  </w:t>
+            <w:bookmarkStart w:id="675" w:name="Check2_Copy_210_Copy_37_Copy_1"/>
+            <w:bookmarkStart w:id="676" w:name="Check2_Copy_210_Copy_37_Copy_1_Copy_1"/>
+            <w:bookmarkStart w:id="677" w:name="Check2_Copy_210_Copy_37_Copy_1"/>
+            <w:bookmarkStart w:id="678" w:name="Check2_Copy_210_Copy_37"/>
+            <w:bookmarkEnd w:id="675"/>
+            <w:bookmarkEnd w:id="676"/>
+            <w:bookmarkEnd w:id="677"/>
+            <w:bookmarkEnd w:id="678"/>
+            <w:r>
+              <w:rPr>
+                <w:rFonts w:eastAsia="Times New Roman" w:cs="Times New Roman"/>
+                <w:kern w:val="0"/>
+                <w:lang w:val="en-US" w:eastAsia="en-US" w:bidi="ar-SA"/>
+              </w:rPr>
+              <w:t xml:space="preserve"> Planned to be Implemented</w:t>
             </w:r>
           </w:p>
         </w:tc>
@@ -17097,9 +17323,9 @@
               </w:rPr>
               <w:fldChar w:fldCharType="separate"/>
             </w:r>
-            <w:bookmarkStart w:id="566" w:name="Check2_Copy_211_Copy_37"/>
-            <w:bookmarkStart w:id="567" w:name="Check2_Copy_211_Copy_37"/>
-            <w:bookmarkEnd w:id="567"/>
+            <w:bookmarkStart w:id="679" w:name="Check2_Copy_211_Copy_37"/>
+            <w:bookmarkStart w:id="680" w:name="Check2_Copy_211_Copy_37"/>
+            <w:bookmarkEnd w:id="680"/>
             <w:r>
               <w:rPr>
                 <w:rFonts w:eastAsia="Times New Roman" w:cs="Times New Roman"/>
@@ -17115,19 +17341,21 @@
               </w:rPr>
               <w:fldChar w:fldCharType="end"/>
             </w:r>
-            <w:bookmarkStart w:id="568" w:name="Check2_Copy_211_Copy_37_Copy_1"/>
-            <w:bookmarkStart w:id="569" w:name="Check2_Copy_211_Copy_37_Copy_1"/>
-            <w:bookmarkStart w:id="570" w:name="Check2_Copy_211_Copy_37"/>
-            <w:bookmarkEnd w:id="568"/>
-            <w:bookmarkEnd w:id="569"/>
-            <w:bookmarkEnd w:id="570"/>
-            <w:r>
-              <w:rPr>
-                <w:rFonts w:eastAsia="Times New Roman" w:cs="Times New Roman"/>
-                <w:kern w:val="0"/>
-                <w:lang w:val="en-US" w:eastAsia="en-US" w:bidi="ar-SA"/>
-              </w:rPr>
-              <w:t xml:space="preserve"> Not Applicable </w:t>
+            <w:bookmarkStart w:id="681" w:name="Check2_Copy_211_Copy_37_Copy_1"/>
+            <w:bookmarkStart w:id="682" w:name="Check2_Copy_211_Copy_37_Copy_1_Copy_1"/>
+            <w:bookmarkStart w:id="683" w:name="Check2_Copy_211_Copy_37_Copy_1"/>
+            <w:bookmarkStart w:id="684" w:name="Check2_Copy_211_Copy_37"/>
+            <w:bookmarkEnd w:id="681"/>
+            <w:bookmarkEnd w:id="682"/>
+            <w:bookmarkEnd w:id="683"/>
+            <w:bookmarkEnd w:id="684"/>
+            <w:r>
+              <w:rPr>
+                <w:rFonts w:eastAsia="Times New Roman" w:cs="Times New Roman"/>
+                <w:kern w:val="0"/>
+                <w:lang w:val="en-US" w:eastAsia="en-US" w:bidi="ar-SA"/>
+              </w:rPr>
+              <w:t xml:space="preserve"> Not Applicable</w:t>
             </w:r>
           </w:p>
         </w:tc>
@@ -17169,7 +17397,7 @@
                 <w:kern w:val="0"/>
                 <w:lang w:val="en-US" w:eastAsia="en-US" w:bidi="ar-SA"/>
               </w:rPr>
-              <w:t>Current implementation or planned implementation details.  If “Not Applicable,” provide rationale.</w:t>
+              <w:t>Current implementation or planned implementation details. If “Not Applicable,” provide rationale.</w:t>
             </w:r>
           </w:p>
         </w:tc>
@@ -17296,9 +17524,9 @@
               </w:rPr>
               <w:fldChar w:fldCharType="separate"/>
             </w:r>
-            <w:bookmarkStart w:id="571" w:name="Check1_Copy_105_Copy_38"/>
-            <w:bookmarkStart w:id="572" w:name="Check1_Copy_105_Copy_38"/>
-            <w:bookmarkEnd w:id="572"/>
+            <w:bookmarkStart w:id="685" w:name="Check1_Copy_105_Copy_38"/>
+            <w:bookmarkStart w:id="686" w:name="Check1_Copy_105_Copy_38"/>
+            <w:bookmarkEnd w:id="686"/>
             <w:r>
               <w:rPr>
                 <w:rFonts w:eastAsia="Times New Roman" w:cs="Times New Roman"/>
@@ -17314,12 +17542,14 @@
               </w:rPr>
               <w:fldChar w:fldCharType="end"/>
             </w:r>
-            <w:bookmarkStart w:id="573" w:name="Check1_Copy_105_Copy_38_Copy_1"/>
-            <w:bookmarkStart w:id="574" w:name="Check1_Copy_105_Copy_38_Copy_1"/>
-            <w:bookmarkStart w:id="575" w:name="Check1_Copy_105_Copy_38"/>
-            <w:bookmarkEnd w:id="573"/>
-            <w:bookmarkEnd w:id="574"/>
-            <w:bookmarkEnd w:id="575"/>
+            <w:bookmarkStart w:id="687" w:name="Check1_Copy_105_Copy_38_Copy_1"/>
+            <w:bookmarkStart w:id="688" w:name="Check1_Copy_105_Copy_38_Copy_1_Copy_1"/>
+            <w:bookmarkStart w:id="689" w:name="Check1_Copy_105_Copy_38_Copy_1"/>
+            <w:bookmarkStart w:id="690" w:name="Check1_Copy_105_Copy_38"/>
+            <w:bookmarkEnd w:id="687"/>
+            <w:bookmarkEnd w:id="688"/>
+            <w:bookmarkEnd w:id="689"/>
+            <w:bookmarkEnd w:id="690"/>
             <w:r>
               <w:rPr>
                 <w:rFonts w:eastAsia="Times New Roman" w:cs="Times New Roman"/>
@@ -17382,9 +17612,9 @@
               </w:rPr>
               <w:fldChar w:fldCharType="separate"/>
             </w:r>
-            <w:bookmarkStart w:id="576" w:name="Check2_Copy_210_Copy_38"/>
-            <w:bookmarkStart w:id="577" w:name="Check2_Copy_210_Copy_38"/>
-            <w:bookmarkEnd w:id="577"/>
+            <w:bookmarkStart w:id="691" w:name="Check2_Copy_210_Copy_38"/>
+            <w:bookmarkStart w:id="692" w:name="Check2_Copy_210_Copy_38"/>
+            <w:bookmarkEnd w:id="692"/>
             <w:r>
               <w:rPr>
                 <w:rFonts w:eastAsia="Times New Roman" w:cs="Times New Roman"/>
@@ -17400,19 +17630,21 @@
               </w:rPr>
               <w:fldChar w:fldCharType="end"/>
             </w:r>
-            <w:bookmarkStart w:id="578" w:name="Check2_Copy_210_Copy_38_Copy_1"/>
-            <w:bookmarkStart w:id="579" w:name="Check2_Copy_210_Copy_38_Copy_1"/>
-            <w:bookmarkStart w:id="580" w:name="Check2_Copy_210_Copy_38"/>
-            <w:bookmarkEnd w:id="578"/>
-            <w:bookmarkEnd w:id="579"/>
-            <w:bookmarkEnd w:id="580"/>
-            <w:r>
-              <w:rPr>
-                <w:rFonts w:eastAsia="Times New Roman" w:cs="Times New Roman"/>
-                <w:kern w:val="0"/>
-                <w:lang w:val="en-US" w:eastAsia="en-US" w:bidi="ar-SA"/>
-              </w:rPr>
-              <w:t xml:space="preserve"> Planned to be Implemented  </w:t>
+            <w:bookmarkStart w:id="693" w:name="Check2_Copy_210_Copy_38_Copy_1"/>
+            <w:bookmarkStart w:id="694" w:name="Check2_Copy_210_Copy_38_Copy_1_Copy_1"/>
+            <w:bookmarkStart w:id="695" w:name="Check2_Copy_210_Copy_38_Copy_1"/>
+            <w:bookmarkStart w:id="696" w:name="Check2_Copy_210_Copy_38"/>
+            <w:bookmarkEnd w:id="693"/>
+            <w:bookmarkEnd w:id="694"/>
+            <w:bookmarkEnd w:id="695"/>
+            <w:bookmarkEnd w:id="696"/>
+            <w:r>
+              <w:rPr>
+                <w:rFonts w:eastAsia="Times New Roman" w:cs="Times New Roman"/>
+                <w:kern w:val="0"/>
+                <w:lang w:val="en-US" w:eastAsia="en-US" w:bidi="ar-SA"/>
+              </w:rPr>
+              <w:t xml:space="preserve"> Planned to be Implemented</w:t>
             </w:r>
           </w:p>
         </w:tc>
@@ -17468,9 +17700,9 @@
               </w:rPr>
               <w:fldChar w:fldCharType="separate"/>
             </w:r>
-            <w:bookmarkStart w:id="581" w:name="Check2_Copy_211_Copy_38"/>
-            <w:bookmarkStart w:id="582" w:name="Check2_Copy_211_Copy_38"/>
-            <w:bookmarkEnd w:id="582"/>
+            <w:bookmarkStart w:id="697" w:name="Check2_Copy_211_Copy_38"/>
+            <w:bookmarkStart w:id="698" w:name="Check2_Copy_211_Copy_38"/>
+            <w:bookmarkEnd w:id="698"/>
             <w:r>
               <w:rPr>
                 <w:rFonts w:eastAsia="Times New Roman" w:cs="Times New Roman"/>
@@ -17486,19 +17718,21 @@
               </w:rPr>
               <w:fldChar w:fldCharType="end"/>
             </w:r>
-            <w:bookmarkStart w:id="583" w:name="Check2_Copy_211_Copy_38_Copy_1"/>
-            <w:bookmarkStart w:id="584" w:name="Check2_Copy_211_Copy_38_Copy_1"/>
-            <w:bookmarkStart w:id="585" w:name="Check2_Copy_211_Copy_38"/>
-            <w:bookmarkEnd w:id="583"/>
-            <w:bookmarkEnd w:id="584"/>
-            <w:bookmarkEnd w:id="585"/>
-            <w:r>
-              <w:rPr>
-                <w:rFonts w:eastAsia="Times New Roman" w:cs="Times New Roman"/>
-                <w:kern w:val="0"/>
-                <w:lang w:val="en-US" w:eastAsia="en-US" w:bidi="ar-SA"/>
-              </w:rPr>
-              <w:t xml:space="preserve"> Not Applicable </w:t>
+            <w:bookmarkStart w:id="699" w:name="Check2_Copy_211_Copy_38_Copy_1"/>
+            <w:bookmarkStart w:id="700" w:name="Check2_Copy_211_Copy_38_Copy_1_Copy_1"/>
+            <w:bookmarkStart w:id="701" w:name="Check2_Copy_211_Copy_38_Copy_1"/>
+            <w:bookmarkStart w:id="702" w:name="Check2_Copy_211_Copy_38"/>
+            <w:bookmarkEnd w:id="699"/>
+            <w:bookmarkEnd w:id="700"/>
+            <w:bookmarkEnd w:id="701"/>
+            <w:bookmarkEnd w:id="702"/>
+            <w:r>
+              <w:rPr>
+                <w:rFonts w:eastAsia="Times New Roman" w:cs="Times New Roman"/>
+                <w:kern w:val="0"/>
+                <w:lang w:val="en-US" w:eastAsia="en-US" w:bidi="ar-SA"/>
+              </w:rPr>
+              <w:t xml:space="preserve"> Not Applicable</w:t>
             </w:r>
           </w:p>
         </w:tc>
@@ -17540,7 +17774,7 @@
                 <w:kern w:val="0"/>
                 <w:lang w:val="en-US" w:eastAsia="en-US" w:bidi="ar-SA"/>
               </w:rPr>
-              <w:t>Current implementation or planned implementation details.  If “Not Applicable,” provide rationale.</w:t>
+              <w:t>Current implementation or planned implementation details. If “Not Applicable,” provide rationale.</w:t>
             </w:r>
           </w:p>
         </w:tc>
@@ -17667,9 +17901,9 @@
               </w:rPr>
               <w:fldChar w:fldCharType="separate"/>
             </w:r>
-            <w:bookmarkStart w:id="586" w:name="Check1_Copy_105_Copy_39"/>
-            <w:bookmarkStart w:id="587" w:name="Check1_Copy_105_Copy_39"/>
-            <w:bookmarkEnd w:id="587"/>
+            <w:bookmarkStart w:id="703" w:name="Check1_Copy_105_Copy_39"/>
+            <w:bookmarkStart w:id="704" w:name="Check1_Copy_105_Copy_39"/>
+            <w:bookmarkEnd w:id="704"/>
             <w:r>
               <w:rPr>
                 <w:rFonts w:eastAsia="Times New Roman" w:cs="Times New Roman"/>
@@ -17685,12 +17919,14 @@
               </w:rPr>
               <w:fldChar w:fldCharType="end"/>
             </w:r>
-            <w:bookmarkStart w:id="588" w:name="Check1_Copy_105_Copy_39_Copy_1"/>
-            <w:bookmarkStart w:id="589" w:name="Check1_Copy_105_Copy_39_Copy_1"/>
-            <w:bookmarkStart w:id="590" w:name="Check1_Copy_105_Copy_39"/>
-            <w:bookmarkEnd w:id="588"/>
-            <w:bookmarkEnd w:id="589"/>
-            <w:bookmarkEnd w:id="590"/>
+            <w:bookmarkStart w:id="705" w:name="Check1_Copy_105_Copy_39_Copy_1"/>
+            <w:bookmarkStart w:id="706" w:name="Check1_Copy_105_Copy_39_Copy_1_Copy_1"/>
+            <w:bookmarkStart w:id="707" w:name="Check1_Copy_105_Copy_39_Copy_1"/>
+            <w:bookmarkStart w:id="708" w:name="Check1_Copy_105_Copy_39"/>
+            <w:bookmarkEnd w:id="705"/>
+            <w:bookmarkEnd w:id="706"/>
+            <w:bookmarkEnd w:id="707"/>
+            <w:bookmarkEnd w:id="708"/>
             <w:r>
               <w:rPr>
                 <w:rFonts w:eastAsia="Times New Roman" w:cs="Times New Roman"/>
@@ -17753,9 +17989,9 @@
               </w:rPr>
               <w:fldChar w:fldCharType="separate"/>
             </w:r>
-            <w:bookmarkStart w:id="591" w:name="Check2_Copy_210_Copy_39"/>
-            <w:bookmarkStart w:id="592" w:name="Check2_Copy_210_Copy_39"/>
-            <w:bookmarkEnd w:id="592"/>
+            <w:bookmarkStart w:id="709" w:name="Check2_Copy_210_Copy_39"/>
+            <w:bookmarkStart w:id="710" w:name="Check2_Copy_210_Copy_39"/>
+            <w:bookmarkEnd w:id="710"/>
             <w:r>
               <w:rPr>
                 <w:rFonts w:eastAsia="Times New Roman" w:cs="Times New Roman"/>
@@ -17771,19 +18007,21 @@
               </w:rPr>
               <w:fldChar w:fldCharType="end"/>
             </w:r>
-            <w:bookmarkStart w:id="593" w:name="Check2_Copy_210_Copy_39_Copy_1"/>
-            <w:bookmarkStart w:id="594" w:name="Check2_Copy_210_Copy_39_Copy_1"/>
-            <w:bookmarkStart w:id="595" w:name="Check2_Copy_210_Copy_39"/>
-            <w:bookmarkEnd w:id="593"/>
-            <w:bookmarkEnd w:id="594"/>
-            <w:bookmarkEnd w:id="595"/>
-            <w:r>
-              <w:rPr>
-                <w:rFonts w:eastAsia="Times New Roman" w:cs="Times New Roman"/>
-                <w:kern w:val="0"/>
-                <w:lang w:val="en-US" w:eastAsia="en-US" w:bidi="ar-SA"/>
-              </w:rPr>
-              <w:t xml:space="preserve"> Planned to be Implemented  </w:t>
+            <w:bookmarkStart w:id="711" w:name="Check2_Copy_210_Copy_39_Copy_1"/>
+            <w:bookmarkStart w:id="712" w:name="Check2_Copy_210_Copy_39_Copy_1_Copy_1"/>
+            <w:bookmarkStart w:id="713" w:name="Check2_Copy_210_Copy_39_Copy_1"/>
+            <w:bookmarkStart w:id="714" w:name="Check2_Copy_210_Copy_39"/>
+            <w:bookmarkEnd w:id="711"/>
+            <w:bookmarkEnd w:id="712"/>
+            <w:bookmarkEnd w:id="713"/>
+            <w:bookmarkEnd w:id="714"/>
+            <w:r>
+              <w:rPr>
+                <w:rFonts w:eastAsia="Times New Roman" w:cs="Times New Roman"/>
+                <w:kern w:val="0"/>
+                <w:lang w:val="en-US" w:eastAsia="en-US" w:bidi="ar-SA"/>
+              </w:rPr>
+              <w:t xml:space="preserve"> Planned to be Implemented</w:t>
             </w:r>
           </w:p>
         </w:tc>
@@ -17839,9 +18077,9 @@
               </w:rPr>
               <w:fldChar w:fldCharType="separate"/>
             </w:r>
-            <w:bookmarkStart w:id="596" w:name="Check2_Copy_211_Copy_39"/>
-            <w:bookmarkStart w:id="597" w:name="Check2_Copy_211_Copy_39"/>
-            <w:bookmarkEnd w:id="597"/>
+            <w:bookmarkStart w:id="715" w:name="Check2_Copy_211_Copy_39"/>
+            <w:bookmarkStart w:id="716" w:name="Check2_Copy_211_Copy_39"/>
+            <w:bookmarkEnd w:id="716"/>
             <w:r>
               <w:rPr>
                 <w:rFonts w:eastAsia="Times New Roman" w:cs="Times New Roman"/>
@@ -17857,19 +18095,21 @@
               </w:rPr>
               <w:fldChar w:fldCharType="end"/>
             </w:r>
-            <w:bookmarkStart w:id="598" w:name="Check2_Copy_211_Copy_39_Copy_1"/>
-            <w:bookmarkStart w:id="599" w:name="Check2_Copy_211_Copy_39_Copy_1"/>
-            <w:bookmarkStart w:id="600" w:name="Check2_Copy_211_Copy_39"/>
-            <w:bookmarkEnd w:id="598"/>
-            <w:bookmarkEnd w:id="599"/>
-            <w:bookmarkEnd w:id="600"/>
-            <w:r>
-              <w:rPr>
-                <w:rFonts w:eastAsia="Times New Roman" w:cs="Times New Roman"/>
-                <w:kern w:val="0"/>
-                <w:lang w:val="en-US" w:eastAsia="en-US" w:bidi="ar-SA"/>
-              </w:rPr>
-              <w:t xml:space="preserve"> Not Applicable </w:t>
+            <w:bookmarkStart w:id="717" w:name="Check2_Copy_211_Copy_39_Copy_1"/>
+            <w:bookmarkStart w:id="718" w:name="Check2_Copy_211_Copy_39_Copy_1_Copy_1"/>
+            <w:bookmarkStart w:id="719" w:name="Check2_Copy_211_Copy_39_Copy_1"/>
+            <w:bookmarkStart w:id="720" w:name="Check2_Copy_211_Copy_39"/>
+            <w:bookmarkEnd w:id="717"/>
+            <w:bookmarkEnd w:id="718"/>
+            <w:bookmarkEnd w:id="719"/>
+            <w:bookmarkEnd w:id="720"/>
+            <w:r>
+              <w:rPr>
+                <w:rFonts w:eastAsia="Times New Roman" w:cs="Times New Roman"/>
+                <w:kern w:val="0"/>
+                <w:lang w:val="en-US" w:eastAsia="en-US" w:bidi="ar-SA"/>
+              </w:rPr>
+              <w:t xml:space="preserve"> Not Applicable</w:t>
             </w:r>
           </w:p>
         </w:tc>
@@ -17911,7 +18151,7 @@
                 <w:kern w:val="0"/>
                 <w:lang w:val="en-US" w:eastAsia="en-US" w:bidi="ar-SA"/>
               </w:rPr>
-              <w:t>Current implementation or planned implementation details.  If “Not Applicable,” provide rationale.</w:t>
+              <w:t>Current implementation or planned implementation details. If “Not Applicable,” provide rationale.</w:t>
             </w:r>
           </w:p>
         </w:tc>
@@ -18038,9 +18278,9 @@
               </w:rPr>
               <w:fldChar w:fldCharType="separate"/>
             </w:r>
-            <w:bookmarkStart w:id="601" w:name="Check1_Copy_105_Copy_40"/>
-            <w:bookmarkStart w:id="602" w:name="Check1_Copy_105_Copy_40"/>
-            <w:bookmarkEnd w:id="602"/>
+            <w:bookmarkStart w:id="721" w:name="Check1_Copy_105_Copy_40"/>
+            <w:bookmarkStart w:id="722" w:name="Check1_Copy_105_Copy_40"/>
+            <w:bookmarkEnd w:id="722"/>
             <w:r>
               <w:rPr>
                 <w:rFonts w:eastAsia="Times New Roman" w:cs="Times New Roman"/>
@@ -18056,12 +18296,14 @@
               </w:rPr>
               <w:fldChar w:fldCharType="end"/>
             </w:r>
-            <w:bookmarkStart w:id="603" w:name="Check1_Copy_105_Copy_40_Copy_1"/>
-            <w:bookmarkStart w:id="604" w:name="Check1_Copy_105_Copy_40_Copy_1"/>
-            <w:bookmarkStart w:id="605" w:name="Check1_Copy_105_Copy_40"/>
-            <w:bookmarkEnd w:id="603"/>
-            <w:bookmarkEnd w:id="604"/>
-            <w:bookmarkEnd w:id="605"/>
+            <w:bookmarkStart w:id="723" w:name="Check1_Copy_105_Copy_40_Copy_1"/>
+            <w:bookmarkStart w:id="724" w:name="Check1_Copy_105_Copy_40_Copy_1_Copy_1"/>
+            <w:bookmarkStart w:id="725" w:name="Check1_Copy_105_Copy_40_Copy_1"/>
+            <w:bookmarkStart w:id="726" w:name="Check1_Copy_105_Copy_40"/>
+            <w:bookmarkEnd w:id="723"/>
+            <w:bookmarkEnd w:id="724"/>
+            <w:bookmarkEnd w:id="725"/>
+            <w:bookmarkEnd w:id="726"/>
             <w:r>
               <w:rPr>
                 <w:rFonts w:eastAsia="Times New Roman" w:cs="Times New Roman"/>
@@ -18124,9 +18366,9 @@
               </w:rPr>
               <w:fldChar w:fldCharType="separate"/>
             </w:r>
-            <w:bookmarkStart w:id="606" w:name="Check2_Copy_210_Copy_40"/>
-            <w:bookmarkStart w:id="607" w:name="Check2_Copy_210_Copy_40"/>
-            <w:bookmarkEnd w:id="607"/>
+            <w:bookmarkStart w:id="727" w:name="Check2_Copy_210_Copy_40"/>
+            <w:bookmarkStart w:id="728" w:name="Check2_Copy_210_Copy_40"/>
+            <w:bookmarkEnd w:id="728"/>
             <w:r>
               <w:rPr>
                 <w:rFonts w:eastAsia="Times New Roman" w:cs="Times New Roman"/>
@@ -18142,19 +18384,21 @@
               </w:rPr>
               <w:fldChar w:fldCharType="end"/>
             </w:r>
-            <w:bookmarkStart w:id="608" w:name="Check2_Copy_210_Copy_40_Copy_1"/>
-            <w:bookmarkStart w:id="609" w:name="Check2_Copy_210_Copy_40_Copy_1"/>
-            <w:bookmarkStart w:id="610" w:name="Check2_Copy_210_Copy_40"/>
-            <w:bookmarkEnd w:id="608"/>
-            <w:bookmarkEnd w:id="609"/>
-            <w:bookmarkEnd w:id="610"/>
-            <w:r>
-              <w:rPr>
-                <w:rFonts w:eastAsia="Times New Roman" w:cs="Times New Roman"/>
-                <w:kern w:val="0"/>
-                <w:lang w:val="en-US" w:eastAsia="en-US" w:bidi="ar-SA"/>
-              </w:rPr>
-              <w:t xml:space="preserve"> Planned to be Implemented  </w:t>
+            <w:bookmarkStart w:id="729" w:name="Check2_Copy_210_Copy_40_Copy_1"/>
+            <w:bookmarkStart w:id="730" w:name="Check2_Copy_210_Copy_40_Copy_1_Copy_1"/>
+            <w:bookmarkStart w:id="731" w:name="Check2_Copy_210_Copy_40_Copy_1"/>
+            <w:bookmarkStart w:id="732" w:name="Check2_Copy_210_Copy_40"/>
+            <w:bookmarkEnd w:id="729"/>
+            <w:bookmarkEnd w:id="730"/>
+            <w:bookmarkEnd w:id="731"/>
+            <w:bookmarkEnd w:id="732"/>
+            <w:r>
+              <w:rPr>
+                <w:rFonts w:eastAsia="Times New Roman" w:cs="Times New Roman"/>
+                <w:kern w:val="0"/>
+                <w:lang w:val="en-US" w:eastAsia="en-US" w:bidi="ar-SA"/>
+              </w:rPr>
+              <w:t xml:space="preserve"> Planned to be Implemented</w:t>
             </w:r>
           </w:p>
         </w:tc>
@@ -18210,9 +18454,9 @@
               </w:rPr>
               <w:fldChar w:fldCharType="separate"/>
             </w:r>
-            <w:bookmarkStart w:id="611" w:name="Check2_Copy_211_Copy_40"/>
-            <w:bookmarkStart w:id="612" w:name="Check2_Copy_211_Copy_40"/>
-            <w:bookmarkEnd w:id="612"/>
+            <w:bookmarkStart w:id="733" w:name="Check2_Copy_211_Copy_40"/>
+            <w:bookmarkStart w:id="734" w:name="Check2_Copy_211_Copy_40"/>
+            <w:bookmarkEnd w:id="734"/>
             <w:r>
               <w:rPr>
                 <w:rFonts w:eastAsia="Times New Roman" w:cs="Times New Roman"/>
@@ -18228,19 +18472,21 @@
               </w:rPr>
               <w:fldChar w:fldCharType="end"/>
             </w:r>
-            <w:bookmarkStart w:id="613" w:name="Check2_Copy_211_Copy_40_Copy_1"/>
-            <w:bookmarkStart w:id="614" w:name="Check2_Copy_211_Copy_40_Copy_1"/>
-            <w:bookmarkStart w:id="615" w:name="Check2_Copy_211_Copy_40"/>
-            <w:bookmarkEnd w:id="613"/>
-            <w:bookmarkEnd w:id="614"/>
-            <w:bookmarkEnd w:id="615"/>
-            <w:r>
-              <w:rPr>
-                <w:rFonts w:eastAsia="Times New Roman" w:cs="Times New Roman"/>
-                <w:kern w:val="0"/>
-                <w:lang w:val="en-US" w:eastAsia="en-US" w:bidi="ar-SA"/>
-              </w:rPr>
-              <w:t xml:space="preserve"> Not Applicable </w:t>
+            <w:bookmarkStart w:id="735" w:name="Check2_Copy_211_Copy_40_Copy_1"/>
+            <w:bookmarkStart w:id="736" w:name="Check2_Copy_211_Copy_40_Copy_1_Copy_1"/>
+            <w:bookmarkStart w:id="737" w:name="Check2_Copy_211_Copy_40_Copy_1"/>
+            <w:bookmarkStart w:id="738" w:name="Check2_Copy_211_Copy_40"/>
+            <w:bookmarkEnd w:id="735"/>
+            <w:bookmarkEnd w:id="736"/>
+            <w:bookmarkEnd w:id="737"/>
+            <w:bookmarkEnd w:id="738"/>
+            <w:r>
+              <w:rPr>
+                <w:rFonts w:eastAsia="Times New Roman" w:cs="Times New Roman"/>
+                <w:kern w:val="0"/>
+                <w:lang w:val="en-US" w:eastAsia="en-US" w:bidi="ar-SA"/>
+              </w:rPr>
+              <w:t xml:space="preserve"> Not Applicable</w:t>
             </w:r>
           </w:p>
         </w:tc>
@@ -18282,7 +18528,7 @@
                 <w:kern w:val="0"/>
                 <w:lang w:val="en-US" w:eastAsia="en-US" w:bidi="ar-SA"/>
               </w:rPr>
-              <w:t>Current implementation or planned implementation details.  If “Not Applicable,” provide rationale.</w:t>
+              <w:t>Current implementation or planned implementation details. If “Not Applicable,” provide rationale.</w:t>
             </w:r>
           </w:p>
         </w:tc>
@@ -18409,9 +18655,9 @@
               </w:rPr>
               <w:fldChar w:fldCharType="separate"/>
             </w:r>
-            <w:bookmarkStart w:id="616" w:name="Check1_Copy_105_Copy_41"/>
-            <w:bookmarkStart w:id="617" w:name="Check1_Copy_105_Copy_41"/>
-            <w:bookmarkEnd w:id="617"/>
+            <w:bookmarkStart w:id="739" w:name="Check1_Copy_105_Copy_41"/>
+            <w:bookmarkStart w:id="740" w:name="Check1_Copy_105_Copy_41"/>
+            <w:bookmarkEnd w:id="740"/>
             <w:r>
               <w:rPr>
                 <w:rFonts w:eastAsia="Times New Roman" w:cs="Times New Roman"/>
@@ -18427,12 +18673,14 @@
               </w:rPr>
               <w:fldChar w:fldCharType="end"/>
             </w:r>
-            <w:bookmarkStart w:id="618" w:name="Check1_Copy_105_Copy_41_Copy_1"/>
-            <w:bookmarkStart w:id="619" w:name="Check1_Copy_105_Copy_41_Copy_1"/>
-            <w:bookmarkStart w:id="620" w:name="Check1_Copy_105_Copy_41"/>
-            <w:bookmarkEnd w:id="618"/>
-            <w:bookmarkEnd w:id="619"/>
-            <w:bookmarkEnd w:id="620"/>
+            <w:bookmarkStart w:id="741" w:name="Check1_Copy_105_Copy_41_Copy_1"/>
+            <w:bookmarkStart w:id="742" w:name="Check1_Copy_105_Copy_41_Copy_1_Copy_1"/>
+            <w:bookmarkStart w:id="743" w:name="Check1_Copy_105_Copy_41_Copy_1"/>
+            <w:bookmarkStart w:id="744" w:name="Check1_Copy_105_Copy_41"/>
+            <w:bookmarkEnd w:id="741"/>
+            <w:bookmarkEnd w:id="742"/>
+            <w:bookmarkEnd w:id="743"/>
+            <w:bookmarkEnd w:id="744"/>
             <w:r>
               <w:rPr>
                 <w:rFonts w:eastAsia="Times New Roman" w:cs="Times New Roman"/>
@@ -18495,9 +18743,9 @@
               </w:rPr>
               <w:fldChar w:fldCharType="separate"/>
             </w:r>
-            <w:bookmarkStart w:id="621" w:name="Check2_Copy_210_Copy_41"/>
-            <w:bookmarkStart w:id="622" w:name="Check2_Copy_210_Copy_41"/>
-            <w:bookmarkEnd w:id="622"/>
+            <w:bookmarkStart w:id="745" w:name="Check2_Copy_210_Copy_41"/>
+            <w:bookmarkStart w:id="746" w:name="Check2_Copy_210_Copy_41"/>
+            <w:bookmarkEnd w:id="746"/>
             <w:r>
               <w:rPr>
                 <w:rFonts w:eastAsia="Times New Roman" w:cs="Times New Roman"/>
@@ -18513,19 +18761,21 @@
               </w:rPr>
               <w:fldChar w:fldCharType="end"/>
             </w:r>
-            <w:bookmarkStart w:id="623" w:name="Check2_Copy_210_Copy_41_Copy_1"/>
-            <w:bookmarkStart w:id="624" w:name="Check2_Copy_210_Copy_41_Copy_1"/>
-            <w:bookmarkStart w:id="625" w:name="Check2_Copy_210_Copy_41"/>
-            <w:bookmarkEnd w:id="623"/>
-            <w:bookmarkEnd w:id="624"/>
-            <w:bookmarkEnd w:id="625"/>
-            <w:r>
-              <w:rPr>
-                <w:rFonts w:eastAsia="Times New Roman" w:cs="Times New Roman"/>
-                <w:kern w:val="0"/>
-                <w:lang w:val="en-US" w:eastAsia="en-US" w:bidi="ar-SA"/>
-              </w:rPr>
-              <w:t xml:space="preserve"> Planned to be Implemented  </w:t>
+            <w:bookmarkStart w:id="747" w:name="Check2_Copy_210_Copy_41_Copy_1"/>
+            <w:bookmarkStart w:id="748" w:name="Check2_Copy_210_Copy_41_Copy_1_Copy_1"/>
+            <w:bookmarkStart w:id="749" w:name="Check2_Copy_210_Copy_41_Copy_1"/>
+            <w:bookmarkStart w:id="750" w:name="Check2_Copy_210_Copy_41"/>
+            <w:bookmarkEnd w:id="747"/>
+            <w:bookmarkEnd w:id="748"/>
+            <w:bookmarkEnd w:id="749"/>
+            <w:bookmarkEnd w:id="750"/>
+            <w:r>
+              <w:rPr>
+                <w:rFonts w:eastAsia="Times New Roman" w:cs="Times New Roman"/>
+                <w:kern w:val="0"/>
+                <w:lang w:val="en-US" w:eastAsia="en-US" w:bidi="ar-SA"/>
+              </w:rPr>
+              <w:t xml:space="preserve"> Planned to be Implemented</w:t>
             </w:r>
           </w:p>
         </w:tc>
@@ -18581,9 +18831,9 @@
               </w:rPr>
               <w:fldChar w:fldCharType="separate"/>
             </w:r>
-            <w:bookmarkStart w:id="626" w:name="Check2_Copy_211_Copy_41"/>
-            <w:bookmarkStart w:id="627" w:name="Check2_Copy_211_Copy_41"/>
-            <w:bookmarkEnd w:id="627"/>
+            <w:bookmarkStart w:id="751" w:name="Check2_Copy_211_Copy_41"/>
+            <w:bookmarkStart w:id="752" w:name="Check2_Copy_211_Copy_41"/>
+            <w:bookmarkEnd w:id="752"/>
             <w:r>
               <w:rPr>
                 <w:rFonts w:eastAsia="Times New Roman" w:cs="Times New Roman"/>
@@ -18599,19 +18849,21 @@
               </w:rPr>
               <w:fldChar w:fldCharType="end"/>
             </w:r>
-            <w:bookmarkStart w:id="628" w:name="Check2_Copy_211_Copy_41_Copy_1"/>
-            <w:bookmarkStart w:id="629" w:name="Check2_Copy_211_Copy_41_Copy_1"/>
-            <w:bookmarkStart w:id="630" w:name="Check2_Copy_211_Copy_41"/>
-            <w:bookmarkEnd w:id="628"/>
-            <w:bookmarkEnd w:id="629"/>
-            <w:bookmarkEnd w:id="630"/>
-            <w:r>
-              <w:rPr>
-                <w:rFonts w:eastAsia="Times New Roman" w:cs="Times New Roman"/>
-                <w:kern w:val="0"/>
-                <w:lang w:val="en-US" w:eastAsia="en-US" w:bidi="ar-SA"/>
-              </w:rPr>
-              <w:t xml:space="preserve"> Not Applicable </w:t>
+            <w:bookmarkStart w:id="753" w:name="Check2_Copy_211_Copy_41_Copy_1"/>
+            <w:bookmarkStart w:id="754" w:name="Check2_Copy_211_Copy_41_Copy_1_Copy_1"/>
+            <w:bookmarkStart w:id="755" w:name="Check2_Copy_211_Copy_41_Copy_1"/>
+            <w:bookmarkStart w:id="756" w:name="Check2_Copy_211_Copy_41"/>
+            <w:bookmarkEnd w:id="753"/>
+            <w:bookmarkEnd w:id="754"/>
+            <w:bookmarkEnd w:id="755"/>
+            <w:bookmarkEnd w:id="756"/>
+            <w:r>
+              <w:rPr>
+                <w:rFonts w:eastAsia="Times New Roman" w:cs="Times New Roman"/>
+                <w:kern w:val="0"/>
+                <w:lang w:val="en-US" w:eastAsia="en-US" w:bidi="ar-SA"/>
+              </w:rPr>
+              <w:t xml:space="preserve"> Not Applicable</w:t>
             </w:r>
           </w:p>
         </w:tc>
@@ -18653,7 +18905,7 @@
                 <w:kern w:val="0"/>
                 <w:lang w:val="en-US" w:eastAsia="en-US" w:bidi="ar-SA"/>
               </w:rPr>
-              <w:t>Current implementation or planned implementation details.  If “Not Applicable,” provide rationale.</w:t>
+              <w:t>Current implementation or planned implementation details. If “Not Applicable,” provide rationale.</w:t>
             </w:r>
           </w:p>
         </w:tc>
@@ -18780,9 +19032,9 @@
               </w:rPr>
               <w:fldChar w:fldCharType="separate"/>
             </w:r>
-            <w:bookmarkStart w:id="631" w:name="Check1_Copy_105_Copy_42"/>
-            <w:bookmarkStart w:id="632" w:name="Check1_Copy_105_Copy_42"/>
-            <w:bookmarkEnd w:id="632"/>
+            <w:bookmarkStart w:id="757" w:name="Check1_Copy_105_Copy_42"/>
+            <w:bookmarkStart w:id="758" w:name="Check1_Copy_105_Copy_42"/>
+            <w:bookmarkEnd w:id="758"/>
             <w:r>
               <w:rPr>
                 <w:rFonts w:eastAsia="Times New Roman" w:cs="Times New Roman"/>
@@ -18798,12 +19050,14 @@
               </w:rPr>
               <w:fldChar w:fldCharType="end"/>
             </w:r>
-            <w:bookmarkStart w:id="633" w:name="Check1_Copy_105_Copy_42_Copy_1"/>
-            <w:bookmarkStart w:id="634" w:name="Check1_Copy_105_Copy_42_Copy_1"/>
-            <w:bookmarkStart w:id="635" w:name="Check1_Copy_105_Copy_42"/>
-            <w:bookmarkEnd w:id="633"/>
-            <w:bookmarkEnd w:id="634"/>
-            <w:bookmarkEnd w:id="635"/>
+            <w:bookmarkStart w:id="759" w:name="Check1_Copy_105_Copy_42_Copy_1"/>
+            <w:bookmarkStart w:id="760" w:name="Check1_Copy_105_Copy_42_Copy_1_Copy_1"/>
+            <w:bookmarkStart w:id="761" w:name="Check1_Copy_105_Copy_42_Copy_1"/>
+            <w:bookmarkStart w:id="762" w:name="Check1_Copy_105_Copy_42"/>
+            <w:bookmarkEnd w:id="759"/>
+            <w:bookmarkEnd w:id="760"/>
+            <w:bookmarkEnd w:id="761"/>
+            <w:bookmarkEnd w:id="762"/>
             <w:r>
               <w:rPr>
                 <w:rFonts w:eastAsia="Times New Roman" w:cs="Times New Roman"/>
@@ -18866,9 +19120,9 @@
               </w:rPr>
               <w:fldChar w:fldCharType="separate"/>
             </w:r>
-            <w:bookmarkStart w:id="636" w:name="Check2_Copy_210_Copy_42"/>
-            <w:bookmarkStart w:id="637" w:name="Check2_Copy_210_Copy_42"/>
-            <w:bookmarkEnd w:id="637"/>
+            <w:bookmarkStart w:id="763" w:name="Check2_Copy_210_Copy_42"/>
+            <w:bookmarkStart w:id="764" w:name="Check2_Copy_210_Copy_42"/>
+            <w:bookmarkEnd w:id="764"/>
             <w:r>
               <w:rPr>
                 <w:rFonts w:eastAsia="Times New Roman" w:cs="Times New Roman"/>
@@ -18884,19 +19138,21 @@
               </w:rPr>
               <w:fldChar w:fldCharType="end"/>
             </w:r>
-            <w:bookmarkStart w:id="638" w:name="Check2_Copy_210_Copy_42_Copy_1"/>
-            <w:bookmarkStart w:id="639" w:name="Check2_Copy_210_Copy_42_Copy_1"/>
-            <w:bookmarkStart w:id="640" w:name="Check2_Copy_210_Copy_42"/>
-            <w:bookmarkEnd w:id="638"/>
-            <w:bookmarkEnd w:id="639"/>
-            <w:bookmarkEnd w:id="640"/>
-            <w:r>
-              <w:rPr>
-                <w:rFonts w:eastAsia="Times New Roman" w:cs="Times New Roman"/>
-                <w:kern w:val="0"/>
-                <w:lang w:val="en-US" w:eastAsia="en-US" w:bidi="ar-SA"/>
-              </w:rPr>
-              <w:t xml:space="preserve"> Planned to be Implemented  </w:t>
+            <w:bookmarkStart w:id="765" w:name="Check2_Copy_210_Copy_42_Copy_1"/>
+            <w:bookmarkStart w:id="766" w:name="Check2_Copy_210_Copy_42_Copy_1_Copy_1"/>
+            <w:bookmarkStart w:id="767" w:name="Check2_Copy_210_Copy_42_Copy_1"/>
+            <w:bookmarkStart w:id="768" w:name="Check2_Copy_210_Copy_42"/>
+            <w:bookmarkEnd w:id="765"/>
+            <w:bookmarkEnd w:id="766"/>
+            <w:bookmarkEnd w:id="767"/>
+            <w:bookmarkEnd w:id="768"/>
+            <w:r>
+              <w:rPr>
+                <w:rFonts w:eastAsia="Times New Roman" w:cs="Times New Roman"/>
+                <w:kern w:val="0"/>
+                <w:lang w:val="en-US" w:eastAsia="en-US" w:bidi="ar-SA"/>
+              </w:rPr>
+              <w:t xml:space="preserve"> Planned to be Implemented</w:t>
             </w:r>
           </w:p>
         </w:tc>
@@ -18952,9 +19208,9 @@
               </w:rPr>
               <w:fldChar w:fldCharType="separate"/>
             </w:r>
-            <w:bookmarkStart w:id="641" w:name="Check2_Copy_211_Copy_42"/>
-            <w:bookmarkStart w:id="642" w:name="Check2_Copy_211_Copy_42"/>
-            <w:bookmarkEnd w:id="642"/>
+            <w:bookmarkStart w:id="769" w:name="Check2_Copy_211_Copy_42"/>
+            <w:bookmarkStart w:id="770" w:name="Check2_Copy_211_Copy_42"/>
+            <w:bookmarkEnd w:id="770"/>
             <w:r>
               <w:rPr>
                 <w:rFonts w:eastAsia="Times New Roman" w:cs="Times New Roman"/>
@@ -18970,19 +19226,21 @@
               </w:rPr>
               <w:fldChar w:fldCharType="end"/>
             </w:r>
-            <w:bookmarkStart w:id="643" w:name="Check2_Copy_211_Copy_42_Copy_1"/>
-            <w:bookmarkStart w:id="644" w:name="Check2_Copy_211_Copy_42_Copy_1"/>
-            <w:bookmarkStart w:id="645" w:name="Check2_Copy_211_Copy_42"/>
-            <w:bookmarkEnd w:id="643"/>
-            <w:bookmarkEnd w:id="644"/>
-            <w:bookmarkEnd w:id="645"/>
-            <w:r>
-              <w:rPr>
-                <w:rFonts w:eastAsia="Times New Roman" w:cs="Times New Roman"/>
-                <w:kern w:val="0"/>
-                <w:lang w:val="en-US" w:eastAsia="en-US" w:bidi="ar-SA"/>
-              </w:rPr>
-              <w:t xml:space="preserve"> Not Applicable </w:t>
+            <w:bookmarkStart w:id="771" w:name="Check2_Copy_211_Copy_42_Copy_1"/>
+            <w:bookmarkStart w:id="772" w:name="Check2_Copy_211_Copy_42_Copy_1_Copy_1"/>
+            <w:bookmarkStart w:id="773" w:name="Check2_Copy_211_Copy_42_Copy_1"/>
+            <w:bookmarkStart w:id="774" w:name="Check2_Copy_211_Copy_42"/>
+            <w:bookmarkEnd w:id="771"/>
+            <w:bookmarkEnd w:id="772"/>
+            <w:bookmarkEnd w:id="773"/>
+            <w:bookmarkEnd w:id="774"/>
+            <w:r>
+              <w:rPr>
+                <w:rFonts w:eastAsia="Times New Roman" w:cs="Times New Roman"/>
+                <w:kern w:val="0"/>
+                <w:lang w:val="en-US" w:eastAsia="en-US" w:bidi="ar-SA"/>
+              </w:rPr>
+              <w:t xml:space="preserve"> Not Applicable</w:t>
             </w:r>
           </w:p>
         </w:tc>
@@ -19024,7 +19282,7 @@
                 <w:kern w:val="0"/>
                 <w:lang w:val="en-US" w:eastAsia="en-US" w:bidi="ar-SA"/>
               </w:rPr>
-              <w:t>Current implementation or planned implementation details.  If “Not Applicable,” provide rationale.</w:t>
+              <w:t>Current implementation or planned implementation details. If “Not Applicable,” provide rationale.</w:t>
             </w:r>
           </w:p>
         </w:tc>
@@ -19151,9 +19409,9 @@
               </w:rPr>
               <w:fldChar w:fldCharType="separate"/>
             </w:r>
-            <w:bookmarkStart w:id="646" w:name="Check1_Copy_105_Copy_43"/>
-            <w:bookmarkStart w:id="647" w:name="Check1_Copy_105_Copy_43"/>
-            <w:bookmarkEnd w:id="647"/>
+            <w:bookmarkStart w:id="775" w:name="Check1_Copy_105_Copy_43"/>
+            <w:bookmarkStart w:id="776" w:name="Check1_Copy_105_Copy_43"/>
+            <w:bookmarkEnd w:id="776"/>
             <w:r>
               <w:rPr>
                 <w:rFonts w:eastAsia="Times New Roman" w:cs="Times New Roman"/>
@@ -19169,12 +19427,14 @@
               </w:rPr>
               <w:fldChar w:fldCharType="end"/>
             </w:r>
-            <w:bookmarkStart w:id="648" w:name="Check1_Copy_105_Copy_43_Copy_1"/>
-            <w:bookmarkStart w:id="649" w:name="Check1_Copy_105_Copy_43_Copy_1"/>
-            <w:bookmarkStart w:id="650" w:name="Check1_Copy_105_Copy_43"/>
-            <w:bookmarkEnd w:id="648"/>
-            <w:bookmarkEnd w:id="649"/>
-            <w:bookmarkEnd w:id="650"/>
+            <w:bookmarkStart w:id="777" w:name="Check1_Copy_105_Copy_43_Copy_1"/>
+            <w:bookmarkStart w:id="778" w:name="Check1_Copy_105_Copy_43_Copy_1_Copy_1"/>
+            <w:bookmarkStart w:id="779" w:name="Check1_Copy_105_Copy_43_Copy_1"/>
+            <w:bookmarkStart w:id="780" w:name="Check1_Copy_105_Copy_43"/>
+            <w:bookmarkEnd w:id="777"/>
+            <w:bookmarkEnd w:id="778"/>
+            <w:bookmarkEnd w:id="779"/>
+            <w:bookmarkEnd w:id="780"/>
             <w:r>
               <w:rPr>
                 <w:rFonts w:eastAsia="Times New Roman" w:cs="Times New Roman"/>
@@ -19237,9 +19497,9 @@
               </w:rPr>
               <w:fldChar w:fldCharType="separate"/>
             </w:r>
-            <w:bookmarkStart w:id="651" w:name="Check2_Copy_210_Copy_43"/>
-            <w:bookmarkStart w:id="652" w:name="Check2_Copy_210_Copy_43"/>
-            <w:bookmarkEnd w:id="652"/>
+            <w:bookmarkStart w:id="781" w:name="Check2_Copy_210_Copy_43"/>
+            <w:bookmarkStart w:id="782" w:name="Check2_Copy_210_Copy_43"/>
+            <w:bookmarkEnd w:id="782"/>
             <w:r>
               <w:rPr>
                 <w:rFonts w:eastAsia="Times New Roman" w:cs="Times New Roman"/>
@@ -19255,19 +19515,21 @@
               </w:rPr>
               <w:fldChar w:fldCharType="end"/>
             </w:r>
-            <w:bookmarkStart w:id="653" w:name="Check2_Copy_210_Copy_43_Copy_1"/>
-            <w:bookmarkStart w:id="654" w:name="Check2_Copy_210_Copy_43_Copy_1"/>
-            <w:bookmarkStart w:id="655" w:name="Check2_Copy_210_Copy_43"/>
-            <w:bookmarkEnd w:id="653"/>
-            <w:bookmarkEnd w:id="654"/>
-            <w:bookmarkEnd w:id="655"/>
-            <w:r>
-              <w:rPr>
-                <w:rFonts w:eastAsia="Times New Roman" w:cs="Times New Roman"/>
-                <w:kern w:val="0"/>
-                <w:lang w:val="en-US" w:eastAsia="en-US" w:bidi="ar-SA"/>
-              </w:rPr>
-              <w:t xml:space="preserve"> Planned to be Implemented  </w:t>
+            <w:bookmarkStart w:id="783" w:name="Check2_Copy_210_Copy_43_Copy_1"/>
+            <w:bookmarkStart w:id="784" w:name="Check2_Copy_210_Copy_43_Copy_1_Copy_1"/>
+            <w:bookmarkStart w:id="785" w:name="Check2_Copy_210_Copy_43_Copy_1"/>
+            <w:bookmarkStart w:id="786" w:name="Check2_Copy_210_Copy_43"/>
+            <w:bookmarkEnd w:id="783"/>
+            <w:bookmarkEnd w:id="784"/>
+            <w:bookmarkEnd w:id="785"/>
+            <w:bookmarkEnd w:id="786"/>
+            <w:r>
+              <w:rPr>
+                <w:rFonts w:eastAsia="Times New Roman" w:cs="Times New Roman"/>
+                <w:kern w:val="0"/>
+                <w:lang w:val="en-US" w:eastAsia="en-US" w:bidi="ar-SA"/>
+              </w:rPr>
+              <w:t xml:space="preserve"> Planned to be Implemented</w:t>
             </w:r>
           </w:p>
         </w:tc>
@@ -19323,9 +19585,9 @@
               </w:rPr>
               <w:fldChar w:fldCharType="separate"/>
             </w:r>
-            <w:bookmarkStart w:id="656" w:name="Check2_Copy_211_Copy_43"/>
-            <w:bookmarkStart w:id="657" w:name="Check2_Copy_211_Copy_43"/>
-            <w:bookmarkEnd w:id="657"/>
+            <w:bookmarkStart w:id="787" w:name="Check2_Copy_211_Copy_43"/>
+            <w:bookmarkStart w:id="788" w:name="Check2_Copy_211_Copy_43"/>
+            <w:bookmarkEnd w:id="788"/>
             <w:r>
               <w:rPr>
                 <w:rFonts w:eastAsia="Times New Roman" w:cs="Times New Roman"/>
@@ -19341,19 +19603,21 @@
               </w:rPr>
               <w:fldChar w:fldCharType="end"/>
             </w:r>
-            <w:bookmarkStart w:id="658" w:name="Check2_Copy_211_Copy_43_Copy_1"/>
-            <w:bookmarkStart w:id="659" w:name="Check2_Copy_211_Copy_43_Copy_1"/>
-            <w:bookmarkStart w:id="660" w:name="Check2_Copy_211_Copy_43"/>
-            <w:bookmarkEnd w:id="658"/>
-            <w:bookmarkEnd w:id="659"/>
-            <w:bookmarkEnd w:id="660"/>
-            <w:r>
-              <w:rPr>
-                <w:rFonts w:eastAsia="Times New Roman" w:cs="Times New Roman"/>
-                <w:kern w:val="0"/>
-                <w:lang w:val="en-US" w:eastAsia="en-US" w:bidi="ar-SA"/>
-              </w:rPr>
-              <w:t xml:space="preserve"> Not Applicable </w:t>
+            <w:bookmarkStart w:id="789" w:name="Check2_Copy_211_Copy_43_Copy_1"/>
+            <w:bookmarkStart w:id="790" w:name="Check2_Copy_211_Copy_43_Copy_1_Copy_1"/>
+            <w:bookmarkStart w:id="791" w:name="Check2_Copy_211_Copy_43_Copy_1"/>
+            <w:bookmarkStart w:id="792" w:name="Check2_Copy_211_Copy_43"/>
+            <w:bookmarkEnd w:id="789"/>
+            <w:bookmarkEnd w:id="790"/>
+            <w:bookmarkEnd w:id="791"/>
+            <w:bookmarkEnd w:id="792"/>
+            <w:r>
+              <w:rPr>
+                <w:rFonts w:eastAsia="Times New Roman" w:cs="Times New Roman"/>
+                <w:kern w:val="0"/>
+                <w:lang w:val="en-US" w:eastAsia="en-US" w:bidi="ar-SA"/>
+              </w:rPr>
+              <w:t xml:space="preserve"> Not Applicable</w:t>
             </w:r>
           </w:p>
         </w:tc>
@@ -19395,7 +19659,7 @@
                 <w:kern w:val="0"/>
                 <w:lang w:val="en-US" w:eastAsia="en-US" w:bidi="ar-SA"/>
               </w:rPr>
-              <w:t>Current implementation or planned implementation details.  If “Not Applicable,” provide rationale.</w:t>
+              <w:t>Current implementation or planned implementation details. If “Not Applicable,” provide rationale.</w:t>
             </w:r>
           </w:p>
         </w:tc>
@@ -19522,9 +19786,9 @@
               </w:rPr>
               <w:fldChar w:fldCharType="separate"/>
             </w:r>
-            <w:bookmarkStart w:id="661" w:name="Check1_Copy_105_Copy_44"/>
-            <w:bookmarkStart w:id="662" w:name="Check1_Copy_105_Copy_44"/>
-            <w:bookmarkEnd w:id="662"/>
+            <w:bookmarkStart w:id="793" w:name="Check1_Copy_105_Copy_44"/>
+            <w:bookmarkStart w:id="794" w:name="Check1_Copy_105_Copy_44"/>
+            <w:bookmarkEnd w:id="794"/>
             <w:r>
               <w:rPr>
                 <w:rFonts w:eastAsia="Times New Roman" w:cs="Times New Roman"/>
@@ -19540,12 +19804,14 @@
               </w:rPr>
               <w:fldChar w:fldCharType="end"/>
             </w:r>
-            <w:bookmarkStart w:id="663" w:name="Check1_Copy_105_Copy_44_Copy_1"/>
-            <w:bookmarkStart w:id="664" w:name="Check1_Copy_105_Copy_44_Copy_1"/>
-            <w:bookmarkStart w:id="665" w:name="Check1_Copy_105_Copy_44"/>
-            <w:bookmarkEnd w:id="663"/>
-            <w:bookmarkEnd w:id="664"/>
-            <w:bookmarkEnd w:id="665"/>
+            <w:bookmarkStart w:id="795" w:name="Check1_Copy_105_Copy_44_Copy_1"/>
+            <w:bookmarkStart w:id="796" w:name="Check1_Copy_105_Copy_44_Copy_1_Copy_1"/>
+            <w:bookmarkStart w:id="797" w:name="Check1_Copy_105_Copy_44_Copy_1"/>
+            <w:bookmarkStart w:id="798" w:name="Check1_Copy_105_Copy_44"/>
+            <w:bookmarkEnd w:id="795"/>
+            <w:bookmarkEnd w:id="796"/>
+            <w:bookmarkEnd w:id="797"/>
+            <w:bookmarkEnd w:id="798"/>
             <w:r>
               <w:rPr>
                 <w:rFonts w:eastAsia="Times New Roman" w:cs="Times New Roman"/>
@@ -19608,9 +19874,9 @@
               </w:rPr>
               <w:fldChar w:fldCharType="separate"/>
             </w:r>
-            <w:bookmarkStart w:id="666" w:name="Check2_Copy_210_Copy_44"/>
-            <w:bookmarkStart w:id="667" w:name="Check2_Copy_210_Copy_44"/>
-            <w:bookmarkEnd w:id="667"/>
+            <w:bookmarkStart w:id="799" w:name="Check2_Copy_210_Copy_44"/>
+            <w:bookmarkStart w:id="800" w:name="Check2_Copy_210_Copy_44"/>
+            <w:bookmarkEnd w:id="800"/>
             <w:r>
               <w:rPr>
                 <w:rFonts w:eastAsia="Times New Roman" w:cs="Times New Roman"/>
@@ -19626,19 +19892,21 @@
               </w:rPr>
               <w:fldChar w:fldCharType="end"/>
             </w:r>
-            <w:bookmarkStart w:id="668" w:name="Check2_Copy_210_Copy_44_Copy_1"/>
-            <w:bookmarkStart w:id="669" w:name="Check2_Copy_210_Copy_44_Copy_1"/>
-            <w:bookmarkStart w:id="670" w:name="Check2_Copy_210_Copy_44"/>
-            <w:bookmarkEnd w:id="668"/>
-            <w:bookmarkEnd w:id="669"/>
-            <w:bookmarkEnd w:id="670"/>
-            <w:r>
-              <w:rPr>
-                <w:rFonts w:eastAsia="Times New Roman" w:cs="Times New Roman"/>
-                <w:kern w:val="0"/>
-                <w:lang w:val="en-US" w:eastAsia="en-US" w:bidi="ar-SA"/>
-              </w:rPr>
-              <w:t xml:space="preserve"> Planned to be Implemented  </w:t>
+            <w:bookmarkStart w:id="801" w:name="Check2_Copy_210_Copy_44_Copy_1"/>
+            <w:bookmarkStart w:id="802" w:name="Check2_Copy_210_Copy_44_Copy_1_Copy_1"/>
+            <w:bookmarkStart w:id="803" w:name="Check2_Copy_210_Copy_44_Copy_1"/>
+            <w:bookmarkStart w:id="804" w:name="Check2_Copy_210_Copy_44"/>
+            <w:bookmarkEnd w:id="801"/>
+            <w:bookmarkEnd w:id="802"/>
+            <w:bookmarkEnd w:id="803"/>
+            <w:bookmarkEnd w:id="804"/>
+            <w:r>
+              <w:rPr>
+                <w:rFonts w:eastAsia="Times New Roman" w:cs="Times New Roman"/>
+                <w:kern w:val="0"/>
+                <w:lang w:val="en-US" w:eastAsia="en-US" w:bidi="ar-SA"/>
+              </w:rPr>
+              <w:t xml:space="preserve"> Planned to be Implemented</w:t>
             </w:r>
           </w:p>
         </w:tc>
@@ -19694,9 +19962,9 @@
               </w:rPr>
               <w:fldChar w:fldCharType="separate"/>
             </w:r>
-            <w:bookmarkStart w:id="671" w:name="Check2_Copy_211_Copy_44"/>
-            <w:bookmarkStart w:id="672" w:name="Check2_Copy_211_Copy_44"/>
-            <w:bookmarkEnd w:id="672"/>
+            <w:bookmarkStart w:id="805" w:name="Check2_Copy_211_Copy_44"/>
+            <w:bookmarkStart w:id="806" w:name="Check2_Copy_211_Copy_44"/>
+            <w:bookmarkEnd w:id="806"/>
             <w:r>
               <w:rPr>
                 <w:rFonts w:eastAsia="Times New Roman" w:cs="Times New Roman"/>
@@ -19712,19 +19980,21 @@
               </w:rPr>
               <w:fldChar w:fldCharType="end"/>
             </w:r>
-            <w:bookmarkStart w:id="673" w:name="Check2_Copy_211_Copy_44_Copy_1"/>
-            <w:bookmarkStart w:id="674" w:name="Check2_Copy_211_Copy_44_Copy_1"/>
-            <w:bookmarkStart w:id="675" w:name="Check2_Copy_211_Copy_44"/>
-            <w:bookmarkEnd w:id="673"/>
-            <w:bookmarkEnd w:id="674"/>
-            <w:bookmarkEnd w:id="675"/>
-            <w:r>
-              <w:rPr>
-                <w:rFonts w:eastAsia="Times New Roman" w:cs="Times New Roman"/>
-                <w:kern w:val="0"/>
-                <w:lang w:val="en-US" w:eastAsia="en-US" w:bidi="ar-SA"/>
-              </w:rPr>
-              <w:t xml:space="preserve"> Not Applicable </w:t>
+            <w:bookmarkStart w:id="807" w:name="Check2_Copy_211_Copy_44_Copy_1"/>
+            <w:bookmarkStart w:id="808" w:name="Check2_Copy_211_Copy_44_Copy_1_Copy_1"/>
+            <w:bookmarkStart w:id="809" w:name="Check2_Copy_211_Copy_44_Copy_1"/>
+            <w:bookmarkStart w:id="810" w:name="Check2_Copy_211_Copy_44"/>
+            <w:bookmarkEnd w:id="807"/>
+            <w:bookmarkEnd w:id="808"/>
+            <w:bookmarkEnd w:id="809"/>
+            <w:bookmarkEnd w:id="810"/>
+            <w:r>
+              <w:rPr>
+                <w:rFonts w:eastAsia="Times New Roman" w:cs="Times New Roman"/>
+                <w:kern w:val="0"/>
+                <w:lang w:val="en-US" w:eastAsia="en-US" w:bidi="ar-SA"/>
+              </w:rPr>
+              <w:t xml:space="preserve"> Not Applicable</w:t>
             </w:r>
           </w:p>
         </w:tc>
@@ -19766,7 +20036,7 @@
                 <w:kern w:val="0"/>
                 <w:lang w:val="en-US" w:eastAsia="en-US" w:bidi="ar-SA"/>
               </w:rPr>
-              <w:t>Current implementation or planned implementation details.  If “Not Applicable,” provide rationale.</w:t>
+              <w:t>Current implementation or planned implementation details. If “Not Applicable,” provide rationale.</w:t>
             </w:r>
           </w:p>
         </w:tc>
@@ -19942,9 +20212,9 @@
               </w:rPr>
               <w:fldChar w:fldCharType="separate"/>
             </w:r>
-            <w:bookmarkStart w:id="676" w:name="Check1_Copy_105_Copy_45"/>
-            <w:bookmarkStart w:id="677" w:name="Check1_Copy_105_Copy_45"/>
-            <w:bookmarkEnd w:id="677"/>
+            <w:bookmarkStart w:id="811" w:name="Check1_Copy_105_Copy_45"/>
+            <w:bookmarkStart w:id="812" w:name="Check1_Copy_105_Copy_45"/>
+            <w:bookmarkEnd w:id="812"/>
             <w:r>
               <w:rPr>
                 <w:rFonts w:eastAsia="Times New Roman" w:cs="Times New Roman"/>
@@ -19960,12 +20230,14 @@
               </w:rPr>
               <w:fldChar w:fldCharType="end"/>
             </w:r>
-            <w:bookmarkStart w:id="678" w:name="Check1_Copy_105_Copy_45_Copy_1"/>
-            <w:bookmarkStart w:id="679" w:name="Check1_Copy_105_Copy_45_Copy_1"/>
-            <w:bookmarkStart w:id="680" w:name="Check1_Copy_105_Copy_45"/>
-            <w:bookmarkEnd w:id="678"/>
-            <w:bookmarkEnd w:id="679"/>
-            <w:bookmarkEnd w:id="680"/>
+            <w:bookmarkStart w:id="813" w:name="Check1_Copy_105_Copy_45_Copy_1"/>
+            <w:bookmarkStart w:id="814" w:name="Check1_Copy_105_Copy_45_Copy_1_Copy_1"/>
+            <w:bookmarkStart w:id="815" w:name="Check1_Copy_105_Copy_45_Copy_1"/>
+            <w:bookmarkStart w:id="816" w:name="Check1_Copy_105_Copy_45"/>
+            <w:bookmarkEnd w:id="813"/>
+            <w:bookmarkEnd w:id="814"/>
+            <w:bookmarkEnd w:id="815"/>
+            <w:bookmarkEnd w:id="816"/>
             <w:r>
               <w:rPr>
                 <w:rFonts w:eastAsia="Times New Roman" w:cs="Times New Roman"/>
@@ -20028,9 +20300,9 @@
               </w:rPr>
               <w:fldChar w:fldCharType="separate"/>
             </w:r>
-            <w:bookmarkStart w:id="681" w:name="Check2_Copy_210_Copy_45"/>
-            <w:bookmarkStart w:id="682" w:name="Check2_Copy_210_Copy_45"/>
-            <w:bookmarkEnd w:id="682"/>
+            <w:bookmarkStart w:id="817" w:name="Check2_Copy_210_Copy_45"/>
+            <w:bookmarkStart w:id="818" w:name="Check2_Copy_210_Copy_45"/>
+            <w:bookmarkEnd w:id="818"/>
             <w:r>
               <w:rPr>
                 <w:rFonts w:eastAsia="Times New Roman" w:cs="Times New Roman"/>
@@ -20046,19 +20318,21 @@
               </w:rPr>
               <w:fldChar w:fldCharType="end"/>
             </w:r>
-            <w:bookmarkStart w:id="683" w:name="Check2_Copy_210_Copy_45_Copy_1"/>
-            <w:bookmarkStart w:id="684" w:name="Check2_Copy_210_Copy_45_Copy_1"/>
-            <w:bookmarkStart w:id="685" w:name="Check2_Copy_210_Copy_45"/>
-            <w:bookmarkEnd w:id="683"/>
-            <w:bookmarkEnd w:id="684"/>
-            <w:bookmarkEnd w:id="685"/>
-            <w:r>
-              <w:rPr>
-                <w:rFonts w:eastAsia="Times New Roman" w:cs="Times New Roman"/>
-                <w:kern w:val="0"/>
-                <w:lang w:val="en-US" w:eastAsia="en-US" w:bidi="ar-SA"/>
-              </w:rPr>
-              <w:t xml:space="preserve"> Planned to be Implemented  </w:t>
+            <w:bookmarkStart w:id="819" w:name="Check2_Copy_210_Copy_45_Copy_1"/>
+            <w:bookmarkStart w:id="820" w:name="Check2_Copy_210_Copy_45_Copy_1_Copy_1"/>
+            <w:bookmarkStart w:id="821" w:name="Check2_Copy_210_Copy_45_Copy_1"/>
+            <w:bookmarkStart w:id="822" w:name="Check2_Copy_210_Copy_45"/>
+            <w:bookmarkEnd w:id="819"/>
+            <w:bookmarkEnd w:id="820"/>
+            <w:bookmarkEnd w:id="821"/>
+            <w:bookmarkEnd w:id="822"/>
+            <w:r>
+              <w:rPr>
+                <w:rFonts w:eastAsia="Times New Roman" w:cs="Times New Roman"/>
+                <w:kern w:val="0"/>
+                <w:lang w:val="en-US" w:eastAsia="en-US" w:bidi="ar-SA"/>
+              </w:rPr>
+              <w:t xml:space="preserve"> Planned to be Implemented</w:t>
             </w:r>
           </w:p>
         </w:tc>
@@ -20114,9 +20388,9 @@
               </w:rPr>
               <w:fldChar w:fldCharType="separate"/>
             </w:r>
-            <w:bookmarkStart w:id="686" w:name="Check2_Copy_211_Copy_45"/>
-            <w:bookmarkStart w:id="687" w:name="Check2_Copy_211_Copy_45"/>
-            <w:bookmarkEnd w:id="687"/>
+            <w:bookmarkStart w:id="823" w:name="Check2_Copy_211_Copy_45"/>
+            <w:bookmarkStart w:id="824" w:name="Check2_Copy_211_Copy_45"/>
+            <w:bookmarkEnd w:id="824"/>
             <w:r>
               <w:rPr>
                 <w:rFonts w:eastAsia="Times New Roman" w:cs="Times New Roman"/>
@@ -20132,19 +20406,21 @@
               </w:rPr>
               <w:fldChar w:fldCharType="end"/>
             </w:r>
-            <w:bookmarkStart w:id="688" w:name="Check2_Copy_211_Copy_45_Copy_1"/>
-            <w:bookmarkStart w:id="689" w:name="Check2_Copy_211_Copy_45_Copy_1"/>
-            <w:bookmarkStart w:id="690" w:name="Check2_Copy_211_Copy_45"/>
-            <w:bookmarkEnd w:id="688"/>
-            <w:bookmarkEnd w:id="689"/>
-            <w:bookmarkEnd w:id="690"/>
-            <w:r>
-              <w:rPr>
-                <w:rFonts w:eastAsia="Times New Roman" w:cs="Times New Roman"/>
-                <w:kern w:val="0"/>
-                <w:lang w:val="en-US" w:eastAsia="en-US" w:bidi="ar-SA"/>
-              </w:rPr>
-              <w:t xml:space="preserve"> Not Applicable </w:t>
+            <w:bookmarkStart w:id="825" w:name="Check2_Copy_211_Copy_45_Copy_1"/>
+            <w:bookmarkStart w:id="826" w:name="Check2_Copy_211_Copy_45_Copy_1_Copy_1"/>
+            <w:bookmarkStart w:id="827" w:name="Check2_Copy_211_Copy_45_Copy_1"/>
+            <w:bookmarkStart w:id="828" w:name="Check2_Copy_211_Copy_45"/>
+            <w:bookmarkEnd w:id="825"/>
+            <w:bookmarkEnd w:id="826"/>
+            <w:bookmarkEnd w:id="827"/>
+            <w:bookmarkEnd w:id="828"/>
+            <w:r>
+              <w:rPr>
+                <w:rFonts w:eastAsia="Times New Roman" w:cs="Times New Roman"/>
+                <w:kern w:val="0"/>
+                <w:lang w:val="en-US" w:eastAsia="en-US" w:bidi="ar-SA"/>
+              </w:rPr>
+              <w:t xml:space="preserve"> Not Applicable</w:t>
             </w:r>
           </w:p>
         </w:tc>
@@ -20186,7 +20462,7 @@
                 <w:kern w:val="0"/>
                 <w:lang w:val="en-US" w:eastAsia="en-US" w:bidi="ar-SA"/>
               </w:rPr>
-              <w:t>Current implementation or planned implementation details.  If “Not Applicable,” provide rationale.</w:t>
+              <w:t>Current implementation or planned implementation details. If “Not Applicable,” provide rationale.</w:t>
             </w:r>
           </w:p>
         </w:tc>
@@ -20339,9 +20615,9 @@
               </w:rPr>
               <w:fldChar w:fldCharType="separate"/>
             </w:r>
-            <w:bookmarkStart w:id="691" w:name="Check1_Copy_105_Copy_46"/>
-            <w:bookmarkStart w:id="692" w:name="Check1_Copy_105_Copy_46"/>
-            <w:bookmarkEnd w:id="692"/>
+            <w:bookmarkStart w:id="829" w:name="Check1_Copy_105_Copy_46"/>
+            <w:bookmarkStart w:id="830" w:name="Check1_Copy_105_Copy_46"/>
+            <w:bookmarkEnd w:id="830"/>
             <w:r>
               <w:rPr>
                 <w:rFonts w:eastAsia="Times New Roman" w:cs="Times New Roman"/>
@@ -20357,12 +20633,14 @@
               </w:rPr>
               <w:fldChar w:fldCharType="end"/>
             </w:r>
-            <w:bookmarkStart w:id="693" w:name="Check1_Copy_105_Copy_46_Copy_1"/>
-            <w:bookmarkStart w:id="694" w:name="Check1_Copy_105_Copy_46_Copy_1"/>
-            <w:bookmarkStart w:id="695" w:name="Check1_Copy_105_Copy_46"/>
-            <w:bookmarkEnd w:id="693"/>
-            <w:bookmarkEnd w:id="694"/>
-            <w:bookmarkEnd w:id="695"/>
+            <w:bookmarkStart w:id="831" w:name="Check1_Copy_105_Copy_46_Copy_1"/>
+            <w:bookmarkStart w:id="832" w:name="Check1_Copy_105_Copy_46_Copy_1_Copy_1"/>
+            <w:bookmarkStart w:id="833" w:name="Check1_Copy_105_Copy_46_Copy_1"/>
+            <w:bookmarkStart w:id="834" w:name="Check1_Copy_105_Copy_46"/>
+            <w:bookmarkEnd w:id="831"/>
+            <w:bookmarkEnd w:id="832"/>
+            <w:bookmarkEnd w:id="833"/>
+            <w:bookmarkEnd w:id="834"/>
             <w:r>
               <w:rPr>
                 <w:rFonts w:eastAsia="Times New Roman" w:cs="Times New Roman"/>
@@ -20425,9 +20703,9 @@
               </w:rPr>
               <w:fldChar w:fldCharType="separate"/>
             </w:r>
-            <w:bookmarkStart w:id="696" w:name="Check2_Copy_210_Copy_46"/>
-            <w:bookmarkStart w:id="697" w:name="Check2_Copy_210_Copy_46"/>
-            <w:bookmarkEnd w:id="697"/>
+            <w:bookmarkStart w:id="835" w:name="Check2_Copy_210_Copy_46"/>
+            <w:bookmarkStart w:id="836" w:name="Check2_Copy_210_Copy_46"/>
+            <w:bookmarkEnd w:id="836"/>
             <w:r>
               <w:rPr>
                 <w:rFonts w:eastAsia="Times New Roman" w:cs="Times New Roman"/>
@@ -20443,19 +20721,21 @@
               </w:rPr>
               <w:fldChar w:fldCharType="end"/>
             </w:r>
-            <w:bookmarkStart w:id="698" w:name="Check2_Copy_210_Copy_46_Copy_1"/>
-            <w:bookmarkStart w:id="699" w:name="Check2_Copy_210_Copy_46_Copy_1"/>
-            <w:bookmarkStart w:id="700" w:name="Check2_Copy_210_Copy_46"/>
-            <w:bookmarkEnd w:id="698"/>
-            <w:bookmarkEnd w:id="699"/>
-            <w:bookmarkEnd w:id="700"/>
-            <w:r>
-              <w:rPr>
-                <w:rFonts w:eastAsia="Times New Roman" w:cs="Times New Roman"/>
-                <w:kern w:val="0"/>
-                <w:lang w:val="en-US" w:eastAsia="en-US" w:bidi="ar-SA"/>
-              </w:rPr>
-              <w:t xml:space="preserve"> Planned to be Implemented  </w:t>
+            <w:bookmarkStart w:id="837" w:name="Check2_Copy_210_Copy_46_Copy_1"/>
+            <w:bookmarkStart w:id="838" w:name="Check2_Copy_210_Copy_46_Copy_1_Copy_1"/>
+            <w:bookmarkStart w:id="839" w:name="Check2_Copy_210_Copy_46_Copy_1"/>
+            <w:bookmarkStart w:id="840" w:name="Check2_Copy_210_Copy_46"/>
+            <w:bookmarkEnd w:id="837"/>
+            <w:bookmarkEnd w:id="838"/>
+            <w:bookmarkEnd w:id="839"/>
+            <w:bookmarkEnd w:id="840"/>
+            <w:r>
+              <w:rPr>
+                <w:rFonts w:eastAsia="Times New Roman" w:cs="Times New Roman"/>
+                <w:kern w:val="0"/>
+                <w:lang w:val="en-US" w:eastAsia="en-US" w:bidi="ar-SA"/>
+              </w:rPr>
+              <w:t xml:space="preserve"> Planned to be Implemented</w:t>
             </w:r>
           </w:p>
         </w:tc>
@@ -20511,9 +20791,9 @@
               </w:rPr>
               <w:fldChar w:fldCharType="separate"/>
             </w:r>
-            <w:bookmarkStart w:id="701" w:name="Check2_Copy_211_Copy_46"/>
-            <w:bookmarkStart w:id="702" w:name="Check2_Copy_211_Copy_46"/>
-            <w:bookmarkEnd w:id="702"/>
+            <w:bookmarkStart w:id="841" w:name="Check2_Copy_211_Copy_46"/>
+            <w:bookmarkStart w:id="842" w:name="Check2_Copy_211_Copy_46"/>
+            <w:bookmarkEnd w:id="842"/>
             <w:r>
               <w:rPr>
                 <w:rFonts w:eastAsia="Times New Roman" w:cs="Times New Roman"/>
@@ -20529,19 +20809,21 @@
               </w:rPr>
               <w:fldChar w:fldCharType="end"/>
             </w:r>
-            <w:bookmarkStart w:id="703" w:name="Check2_Copy_211_Copy_46_Copy_1"/>
-            <w:bookmarkStart w:id="704" w:name="Check2_Copy_211_Copy_46_Copy_1"/>
-            <w:bookmarkStart w:id="705" w:name="Check2_Copy_211_Copy_46"/>
-            <w:bookmarkEnd w:id="703"/>
-            <w:bookmarkEnd w:id="704"/>
-            <w:bookmarkEnd w:id="705"/>
-            <w:r>
-              <w:rPr>
-                <w:rFonts w:eastAsia="Times New Roman" w:cs="Times New Roman"/>
-                <w:kern w:val="0"/>
-                <w:lang w:val="en-US" w:eastAsia="en-US" w:bidi="ar-SA"/>
-              </w:rPr>
-              <w:t xml:space="preserve"> Not Applicable </w:t>
+            <w:bookmarkStart w:id="843" w:name="Check2_Copy_211_Copy_46_Copy_1"/>
+            <w:bookmarkStart w:id="844" w:name="Check2_Copy_211_Copy_46_Copy_1_Copy_1"/>
+            <w:bookmarkStart w:id="845" w:name="Check2_Copy_211_Copy_46_Copy_1"/>
+            <w:bookmarkStart w:id="846" w:name="Check2_Copy_211_Copy_46"/>
+            <w:bookmarkEnd w:id="843"/>
+            <w:bookmarkEnd w:id="844"/>
+            <w:bookmarkEnd w:id="845"/>
+            <w:bookmarkEnd w:id="846"/>
+            <w:r>
+              <w:rPr>
+                <w:rFonts w:eastAsia="Times New Roman" w:cs="Times New Roman"/>
+                <w:kern w:val="0"/>
+                <w:lang w:val="en-US" w:eastAsia="en-US" w:bidi="ar-SA"/>
+              </w:rPr>
+              <w:t xml:space="preserve"> Not Applicable</w:t>
             </w:r>
           </w:p>
         </w:tc>
@@ -20583,7 +20865,7 @@
                 <w:kern w:val="0"/>
                 <w:lang w:val="en-US" w:eastAsia="en-US" w:bidi="ar-SA"/>
               </w:rPr>
-              <w:t>Current implementation or planned implementation details.  If “Not Applicable,” provide rationale.</w:t>
+              <w:t>Current implementation or planned implementation details. If “Not Applicable,” provide rationale.</w:t>
             </w:r>
           </w:p>
         </w:tc>
@@ -20808,9 +21090,9 @@
               </w:rPr>
               <w:fldChar w:fldCharType="separate"/>
             </w:r>
-            <w:bookmarkStart w:id="706" w:name="Check1_Copy_105_Copy_47"/>
-            <w:bookmarkStart w:id="707" w:name="Check1_Copy_105_Copy_47"/>
-            <w:bookmarkEnd w:id="707"/>
+            <w:bookmarkStart w:id="847" w:name="Check1_Copy_105_Copy_47"/>
+            <w:bookmarkStart w:id="848" w:name="Check1_Copy_105_Copy_47"/>
+            <w:bookmarkEnd w:id="848"/>
             <w:r>
               <w:rPr>
                 <w:rFonts w:eastAsia="Times New Roman" w:cs="Times New Roman"/>
@@ -20826,12 +21108,14 @@
               </w:rPr>
               <w:fldChar w:fldCharType="end"/>
             </w:r>
-            <w:bookmarkStart w:id="708" w:name="Check1_Copy_105_Copy_47_Copy_1"/>
-            <w:bookmarkStart w:id="709" w:name="Check1_Copy_105_Copy_47_Copy_1"/>
-            <w:bookmarkStart w:id="710" w:name="Check1_Copy_105_Copy_47"/>
-            <w:bookmarkEnd w:id="708"/>
-            <w:bookmarkEnd w:id="709"/>
-            <w:bookmarkEnd w:id="710"/>
+            <w:bookmarkStart w:id="849" w:name="Check1_Copy_105_Copy_47_Copy_1"/>
+            <w:bookmarkStart w:id="850" w:name="Check1_Copy_105_Copy_47_Copy_1_Copy_1"/>
+            <w:bookmarkStart w:id="851" w:name="Check1_Copy_105_Copy_47_Copy_1"/>
+            <w:bookmarkStart w:id="852" w:name="Check1_Copy_105_Copy_47"/>
+            <w:bookmarkEnd w:id="849"/>
+            <w:bookmarkEnd w:id="850"/>
+            <w:bookmarkEnd w:id="851"/>
+            <w:bookmarkEnd w:id="852"/>
             <w:r>
               <w:rPr>
                 <w:rFonts w:eastAsia="Times New Roman" w:cs="Times New Roman"/>
@@ -20894,9 +21178,9 @@
               </w:rPr>
               <w:fldChar w:fldCharType="separate"/>
             </w:r>
-            <w:bookmarkStart w:id="711" w:name="Check2_Copy_210_Copy_47"/>
-            <w:bookmarkStart w:id="712" w:name="Check2_Copy_210_Copy_47"/>
-            <w:bookmarkEnd w:id="712"/>
+            <w:bookmarkStart w:id="853" w:name="Check2_Copy_210_Copy_47"/>
+            <w:bookmarkStart w:id="854" w:name="Check2_Copy_210_Copy_47"/>
+            <w:bookmarkEnd w:id="854"/>
             <w:r>
               <w:rPr>
                 <w:rFonts w:eastAsia="Times New Roman" w:cs="Times New Roman"/>
@@ -20912,19 +21196,21 @@
               </w:rPr>
               <w:fldChar w:fldCharType="end"/>
             </w:r>
-            <w:bookmarkStart w:id="713" w:name="Check2_Copy_210_Copy_47_Copy_1"/>
-            <w:bookmarkStart w:id="714" w:name="Check2_Copy_210_Copy_47_Copy_1"/>
-            <w:bookmarkStart w:id="715" w:name="Check2_Copy_210_Copy_47"/>
-            <w:bookmarkEnd w:id="713"/>
-            <w:bookmarkEnd w:id="714"/>
-            <w:bookmarkEnd w:id="715"/>
-            <w:r>
-              <w:rPr>
-                <w:rFonts w:eastAsia="Times New Roman" w:cs="Times New Roman"/>
-                <w:kern w:val="0"/>
-                <w:lang w:val="en-US" w:eastAsia="en-US" w:bidi="ar-SA"/>
-              </w:rPr>
-              <w:t xml:space="preserve"> Planned to be Implemented  </w:t>
+            <w:bookmarkStart w:id="855" w:name="Check2_Copy_210_Copy_47_Copy_1"/>
+            <w:bookmarkStart w:id="856" w:name="Check2_Copy_210_Copy_47_Copy_1_Copy_1"/>
+            <w:bookmarkStart w:id="857" w:name="Check2_Copy_210_Copy_47_Copy_1"/>
+            <w:bookmarkStart w:id="858" w:name="Check2_Copy_210_Copy_47"/>
+            <w:bookmarkEnd w:id="855"/>
+            <w:bookmarkEnd w:id="856"/>
+            <w:bookmarkEnd w:id="857"/>
+            <w:bookmarkEnd w:id="858"/>
+            <w:r>
+              <w:rPr>
+                <w:rFonts w:eastAsia="Times New Roman" w:cs="Times New Roman"/>
+                <w:kern w:val="0"/>
+                <w:lang w:val="en-US" w:eastAsia="en-US" w:bidi="ar-SA"/>
+              </w:rPr>
+              <w:t xml:space="preserve"> Planned to be Implemented</w:t>
             </w:r>
           </w:p>
         </w:tc>
@@ -20980,9 +21266,9 @@
               </w:rPr>
               <w:fldChar w:fldCharType="separate"/>
             </w:r>
-            <w:bookmarkStart w:id="716" w:name="Check2_Copy_211_Copy_47"/>
-            <w:bookmarkStart w:id="717" w:name="Check2_Copy_211_Copy_47"/>
-            <w:bookmarkEnd w:id="717"/>
+            <w:bookmarkStart w:id="859" w:name="Check2_Copy_211_Copy_47"/>
+            <w:bookmarkStart w:id="860" w:name="Check2_Copy_211_Copy_47"/>
+            <w:bookmarkEnd w:id="860"/>
             <w:r>
               <w:rPr>
                 <w:rFonts w:eastAsia="Times New Roman" w:cs="Times New Roman"/>
@@ -20998,19 +21284,21 @@
               </w:rPr>
               <w:fldChar w:fldCharType="end"/>
             </w:r>
-            <w:bookmarkStart w:id="718" w:name="Check2_Copy_211_Copy_47_Copy_1"/>
-            <w:bookmarkStart w:id="719" w:name="Check2_Copy_211_Copy_47_Copy_1"/>
-            <w:bookmarkStart w:id="720" w:name="Check2_Copy_211_Copy_47"/>
-            <w:bookmarkEnd w:id="718"/>
-            <w:bookmarkEnd w:id="719"/>
-            <w:bookmarkEnd w:id="720"/>
-            <w:r>
-              <w:rPr>
-                <w:rFonts w:eastAsia="Times New Roman" w:cs="Times New Roman"/>
-                <w:kern w:val="0"/>
-                <w:lang w:val="en-US" w:eastAsia="en-US" w:bidi="ar-SA"/>
-              </w:rPr>
-              <w:t xml:space="preserve"> Not Applicable </w:t>
+            <w:bookmarkStart w:id="861" w:name="Check2_Copy_211_Copy_47_Copy_1"/>
+            <w:bookmarkStart w:id="862" w:name="Check2_Copy_211_Copy_47_Copy_1_Copy_1"/>
+            <w:bookmarkStart w:id="863" w:name="Check2_Copy_211_Copy_47_Copy_1"/>
+            <w:bookmarkStart w:id="864" w:name="Check2_Copy_211_Copy_47"/>
+            <w:bookmarkEnd w:id="861"/>
+            <w:bookmarkEnd w:id="862"/>
+            <w:bookmarkEnd w:id="863"/>
+            <w:bookmarkEnd w:id="864"/>
+            <w:r>
+              <w:rPr>
+                <w:rFonts w:eastAsia="Times New Roman" w:cs="Times New Roman"/>
+                <w:kern w:val="0"/>
+                <w:lang w:val="en-US" w:eastAsia="en-US" w:bidi="ar-SA"/>
+              </w:rPr>
+              <w:t xml:space="preserve"> Not Applicable</w:t>
             </w:r>
           </w:p>
         </w:tc>
@@ -21052,7 +21340,7 @@
                 <w:kern w:val="0"/>
                 <w:lang w:val="en-US" w:eastAsia="en-US" w:bidi="ar-SA"/>
               </w:rPr>
-              <w:t>Current implementation or planned implementation details.  If “Not Applicable,” provide rationale.</w:t>
+              <w:t>Current implementation or planned implementation details. If “Not Applicable,” provide rationale.</w:t>
             </w:r>
           </w:p>
         </w:tc>
@@ -21179,9 +21467,9 @@
               </w:rPr>
               <w:fldChar w:fldCharType="separate"/>
             </w:r>
-            <w:bookmarkStart w:id="721" w:name="Check1_Copy_105_Copy_48"/>
-            <w:bookmarkStart w:id="722" w:name="Check1_Copy_105_Copy_48"/>
-            <w:bookmarkEnd w:id="722"/>
+            <w:bookmarkStart w:id="865" w:name="Check1_Copy_105_Copy_48"/>
+            <w:bookmarkStart w:id="866" w:name="Check1_Copy_105_Copy_48"/>
+            <w:bookmarkEnd w:id="866"/>
             <w:r>
               <w:rPr>
                 <w:rFonts w:eastAsia="Times New Roman" w:cs="Times New Roman"/>
@@ -21197,12 +21485,14 @@
               </w:rPr>
               <w:fldChar w:fldCharType="end"/>
             </w:r>
-            <w:bookmarkStart w:id="723" w:name="Check1_Copy_105_Copy_48_Copy_1"/>
-            <w:bookmarkStart w:id="724" w:name="Check1_Copy_105_Copy_48_Copy_1"/>
-            <w:bookmarkStart w:id="725" w:name="Check1_Copy_105_Copy_48"/>
-            <w:bookmarkEnd w:id="723"/>
-            <w:bookmarkEnd w:id="724"/>
-            <w:bookmarkEnd w:id="725"/>
+            <w:bookmarkStart w:id="867" w:name="Check1_Copy_105_Copy_48_Copy_1"/>
+            <w:bookmarkStart w:id="868" w:name="Check1_Copy_105_Copy_48_Copy_1_Copy_1"/>
+            <w:bookmarkStart w:id="869" w:name="Check1_Copy_105_Copy_48_Copy_1"/>
+            <w:bookmarkStart w:id="870" w:name="Check1_Copy_105_Copy_48"/>
+            <w:bookmarkEnd w:id="867"/>
+            <w:bookmarkEnd w:id="868"/>
+            <w:bookmarkEnd w:id="869"/>
+            <w:bookmarkEnd w:id="870"/>
             <w:r>
               <w:rPr>
                 <w:rFonts w:eastAsia="Times New Roman" w:cs="Times New Roman"/>
@@ -21265,9 +21555,9 @@
               </w:rPr>
               <w:fldChar w:fldCharType="separate"/>
             </w:r>
-            <w:bookmarkStart w:id="726" w:name="Check2_Copy_210_Copy_48"/>
-            <w:bookmarkStart w:id="727" w:name="Check2_Copy_210_Copy_48"/>
-            <w:bookmarkEnd w:id="727"/>
+            <w:bookmarkStart w:id="871" w:name="Check2_Copy_210_Copy_48"/>
+            <w:bookmarkStart w:id="872" w:name="Check2_Copy_210_Copy_48"/>
+            <w:bookmarkEnd w:id="872"/>
             <w:r>
               <w:rPr>
                 <w:rFonts w:eastAsia="Times New Roman" w:cs="Times New Roman"/>
@@ -21283,19 +21573,21 @@
               </w:rPr>
               <w:fldChar w:fldCharType="end"/>
             </w:r>
-            <w:bookmarkStart w:id="728" w:name="Check2_Copy_210_Copy_48_Copy_1"/>
-            <w:bookmarkStart w:id="729" w:name="Check2_Copy_210_Copy_48_Copy_1"/>
-            <w:bookmarkStart w:id="730" w:name="Check2_Copy_210_Copy_48"/>
-            <w:bookmarkEnd w:id="728"/>
-            <w:bookmarkEnd w:id="729"/>
-            <w:bookmarkEnd w:id="730"/>
-            <w:r>
-              <w:rPr>
-                <w:rFonts w:eastAsia="Times New Roman" w:cs="Times New Roman"/>
-                <w:kern w:val="0"/>
-                <w:lang w:val="en-US" w:eastAsia="en-US" w:bidi="ar-SA"/>
-              </w:rPr>
-              <w:t xml:space="preserve"> Planned to be Implemented  </w:t>
+            <w:bookmarkStart w:id="873" w:name="Check2_Copy_210_Copy_48_Copy_1"/>
+            <w:bookmarkStart w:id="874" w:name="Check2_Copy_210_Copy_48_Copy_1_Copy_1"/>
+            <w:bookmarkStart w:id="875" w:name="Check2_Copy_210_Copy_48_Copy_1"/>
+            <w:bookmarkStart w:id="876" w:name="Check2_Copy_210_Copy_48"/>
+            <w:bookmarkEnd w:id="873"/>
+            <w:bookmarkEnd w:id="874"/>
+            <w:bookmarkEnd w:id="875"/>
+            <w:bookmarkEnd w:id="876"/>
+            <w:r>
+              <w:rPr>
+                <w:rFonts w:eastAsia="Times New Roman" w:cs="Times New Roman"/>
+                <w:kern w:val="0"/>
+                <w:lang w:val="en-US" w:eastAsia="en-US" w:bidi="ar-SA"/>
+              </w:rPr>
+              <w:t xml:space="preserve"> Planned to be Implemented</w:t>
             </w:r>
           </w:p>
         </w:tc>
@@ -21351,9 +21643,9 @@
               </w:rPr>
               <w:fldChar w:fldCharType="separate"/>
             </w:r>
-            <w:bookmarkStart w:id="731" w:name="Check2_Copy_211_Copy_48"/>
-            <w:bookmarkStart w:id="732" w:name="Check2_Copy_211_Copy_48"/>
-            <w:bookmarkEnd w:id="732"/>
+            <w:bookmarkStart w:id="877" w:name="Check2_Copy_211_Copy_48"/>
+            <w:bookmarkStart w:id="878" w:name="Check2_Copy_211_Copy_48"/>
+            <w:bookmarkEnd w:id="878"/>
             <w:r>
               <w:rPr>
                 <w:rFonts w:eastAsia="Times New Roman" w:cs="Times New Roman"/>
@@ -21369,19 +21661,21 @@
               </w:rPr>
               <w:fldChar w:fldCharType="end"/>
             </w:r>
-            <w:bookmarkStart w:id="733" w:name="Check2_Copy_211_Copy_48_Copy_1"/>
-            <w:bookmarkStart w:id="734" w:name="Check2_Copy_211_Copy_48_Copy_1"/>
-            <w:bookmarkStart w:id="735" w:name="Check2_Copy_211_Copy_48"/>
-            <w:bookmarkEnd w:id="733"/>
-            <w:bookmarkEnd w:id="734"/>
-            <w:bookmarkEnd w:id="735"/>
-            <w:r>
-              <w:rPr>
-                <w:rFonts w:eastAsia="Times New Roman" w:cs="Times New Roman"/>
-                <w:kern w:val="0"/>
-                <w:lang w:val="en-US" w:eastAsia="en-US" w:bidi="ar-SA"/>
-              </w:rPr>
-              <w:t xml:space="preserve"> Not Applicable </w:t>
+            <w:bookmarkStart w:id="879" w:name="Check2_Copy_211_Copy_48_Copy_1"/>
+            <w:bookmarkStart w:id="880" w:name="Check2_Copy_211_Copy_48_Copy_1_Copy_1"/>
+            <w:bookmarkStart w:id="881" w:name="Check2_Copy_211_Copy_48_Copy_1"/>
+            <w:bookmarkStart w:id="882" w:name="Check2_Copy_211_Copy_48"/>
+            <w:bookmarkEnd w:id="879"/>
+            <w:bookmarkEnd w:id="880"/>
+            <w:bookmarkEnd w:id="881"/>
+            <w:bookmarkEnd w:id="882"/>
+            <w:r>
+              <w:rPr>
+                <w:rFonts w:eastAsia="Times New Roman" w:cs="Times New Roman"/>
+                <w:kern w:val="0"/>
+                <w:lang w:val="en-US" w:eastAsia="en-US" w:bidi="ar-SA"/>
+              </w:rPr>
+              <w:t xml:space="preserve"> Not Applicable</w:t>
             </w:r>
           </w:p>
         </w:tc>
@@ -21423,7 +21717,7 @@
                 <w:kern w:val="0"/>
                 <w:lang w:val="en-US" w:eastAsia="en-US" w:bidi="ar-SA"/>
               </w:rPr>
-              <w:t>Current implementation or planned implementation details.  If “Not Applicable,” provide rationale.</w:t>
+              <w:t>Current implementation or planned implementation details. If “Not Applicable,” provide rationale.</w:t>
             </w:r>
           </w:p>
         </w:tc>
@@ -21550,9 +21844,9 @@
               </w:rPr>
               <w:fldChar w:fldCharType="separate"/>
             </w:r>
-            <w:bookmarkStart w:id="736" w:name="Check1_Copy_105_Copy_49"/>
-            <w:bookmarkStart w:id="737" w:name="Check1_Copy_105_Copy_49"/>
-            <w:bookmarkEnd w:id="737"/>
+            <w:bookmarkStart w:id="883" w:name="Check1_Copy_105_Copy_49"/>
+            <w:bookmarkStart w:id="884" w:name="Check1_Copy_105_Copy_49"/>
+            <w:bookmarkEnd w:id="884"/>
             <w:r>
               <w:rPr>
                 <w:rFonts w:eastAsia="Times New Roman" w:cs="Times New Roman"/>
@@ -21568,12 +21862,14 @@
               </w:rPr>
               <w:fldChar w:fldCharType="end"/>
             </w:r>
-            <w:bookmarkStart w:id="738" w:name="Check1_Copy_105_Copy_49_Copy_1"/>
-            <w:bookmarkStart w:id="739" w:name="Check1_Copy_105_Copy_49_Copy_1"/>
-            <w:bookmarkStart w:id="740" w:name="Check1_Copy_105_Copy_49"/>
-            <w:bookmarkEnd w:id="738"/>
-            <w:bookmarkEnd w:id="739"/>
-            <w:bookmarkEnd w:id="740"/>
+            <w:bookmarkStart w:id="885" w:name="Check1_Copy_105_Copy_49_Copy_1"/>
+            <w:bookmarkStart w:id="886" w:name="Check1_Copy_105_Copy_49_Copy_1_Copy_1"/>
+            <w:bookmarkStart w:id="887" w:name="Check1_Copy_105_Copy_49_Copy_1"/>
+            <w:bookmarkStart w:id="888" w:name="Check1_Copy_105_Copy_49"/>
+            <w:bookmarkEnd w:id="885"/>
+            <w:bookmarkEnd w:id="886"/>
+            <w:bookmarkEnd w:id="887"/>
+            <w:bookmarkEnd w:id="888"/>
             <w:r>
               <w:rPr>
                 <w:rFonts w:eastAsia="Times New Roman" w:cs="Times New Roman"/>
@@ -21636,9 +21932,9 @@
               </w:rPr>
               <w:fldChar w:fldCharType="separate"/>
             </w:r>
-            <w:bookmarkStart w:id="741" w:name="Check2_Copy_210_Copy_49"/>
-            <w:bookmarkStart w:id="742" w:name="Check2_Copy_210_Copy_49"/>
-            <w:bookmarkEnd w:id="742"/>
+            <w:bookmarkStart w:id="889" w:name="Check2_Copy_210_Copy_49"/>
+            <w:bookmarkStart w:id="890" w:name="Check2_Copy_210_Copy_49"/>
+            <w:bookmarkEnd w:id="890"/>
             <w:r>
               <w:rPr>
                 <w:rFonts w:eastAsia="Times New Roman" w:cs="Times New Roman"/>
@@ -21654,19 +21950,21 @@
               </w:rPr>
               <w:fldChar w:fldCharType="end"/>
             </w:r>
-            <w:bookmarkStart w:id="743" w:name="Check2_Copy_210_Copy_49_Copy_1"/>
-            <w:bookmarkStart w:id="744" w:name="Check2_Copy_210_Copy_49_Copy_1"/>
-            <w:bookmarkStart w:id="745" w:name="Check2_Copy_210_Copy_49"/>
-            <w:bookmarkEnd w:id="743"/>
-            <w:bookmarkEnd w:id="744"/>
-            <w:bookmarkEnd w:id="745"/>
-            <w:r>
-              <w:rPr>
-                <w:rFonts w:eastAsia="Times New Roman" w:cs="Times New Roman"/>
-                <w:kern w:val="0"/>
-                <w:lang w:val="en-US" w:eastAsia="en-US" w:bidi="ar-SA"/>
-              </w:rPr>
-              <w:t xml:space="preserve"> Planned to be Implemented  </w:t>
+            <w:bookmarkStart w:id="891" w:name="Check2_Copy_210_Copy_49_Copy_1"/>
+            <w:bookmarkStart w:id="892" w:name="Check2_Copy_210_Copy_49_Copy_1_Copy_1"/>
+            <w:bookmarkStart w:id="893" w:name="Check2_Copy_210_Copy_49_Copy_1"/>
+            <w:bookmarkStart w:id="894" w:name="Check2_Copy_210_Copy_49"/>
+            <w:bookmarkEnd w:id="891"/>
+            <w:bookmarkEnd w:id="892"/>
+            <w:bookmarkEnd w:id="893"/>
+            <w:bookmarkEnd w:id="894"/>
+            <w:r>
+              <w:rPr>
+                <w:rFonts w:eastAsia="Times New Roman" w:cs="Times New Roman"/>
+                <w:kern w:val="0"/>
+                <w:lang w:val="en-US" w:eastAsia="en-US" w:bidi="ar-SA"/>
+              </w:rPr>
+              <w:t xml:space="preserve"> Planned to be Implemented</w:t>
             </w:r>
           </w:p>
         </w:tc>
@@ -21722,9 +22020,9 @@
               </w:rPr>
               <w:fldChar w:fldCharType="separate"/>
             </w:r>
-            <w:bookmarkStart w:id="746" w:name="Check2_Copy_211_Copy_49"/>
-            <w:bookmarkStart w:id="747" w:name="Check2_Copy_211_Copy_49"/>
-            <w:bookmarkEnd w:id="747"/>
+            <w:bookmarkStart w:id="895" w:name="Check2_Copy_211_Copy_49"/>
+            <w:bookmarkStart w:id="896" w:name="Check2_Copy_211_Copy_49"/>
+            <w:bookmarkEnd w:id="896"/>
             <w:r>
               <w:rPr>
                 <w:rFonts w:eastAsia="Times New Roman" w:cs="Times New Roman"/>
@@ -21740,19 +22038,21 @@
               </w:rPr>
               <w:fldChar w:fldCharType="end"/>
             </w:r>
-            <w:bookmarkStart w:id="748" w:name="Check2_Copy_211_Copy_49_Copy_1"/>
-            <w:bookmarkStart w:id="749" w:name="Check2_Copy_211_Copy_49_Copy_1"/>
-            <w:bookmarkStart w:id="750" w:name="Check2_Copy_211_Copy_49"/>
-            <w:bookmarkEnd w:id="748"/>
-            <w:bookmarkEnd w:id="749"/>
-            <w:bookmarkEnd w:id="750"/>
-            <w:r>
-              <w:rPr>
-                <w:rFonts w:eastAsia="Times New Roman" w:cs="Times New Roman"/>
-                <w:kern w:val="0"/>
-                <w:lang w:val="en-US" w:eastAsia="en-US" w:bidi="ar-SA"/>
-              </w:rPr>
-              <w:t xml:space="preserve"> Not Applicable </w:t>
+            <w:bookmarkStart w:id="897" w:name="Check2_Copy_211_Copy_49_Copy_1"/>
+            <w:bookmarkStart w:id="898" w:name="Check2_Copy_211_Copy_49_Copy_1_Copy_1"/>
+            <w:bookmarkStart w:id="899" w:name="Check2_Copy_211_Copy_49_Copy_1"/>
+            <w:bookmarkStart w:id="900" w:name="Check2_Copy_211_Copy_49"/>
+            <w:bookmarkEnd w:id="897"/>
+            <w:bookmarkEnd w:id="898"/>
+            <w:bookmarkEnd w:id="899"/>
+            <w:bookmarkEnd w:id="900"/>
+            <w:r>
+              <w:rPr>
+                <w:rFonts w:eastAsia="Times New Roman" w:cs="Times New Roman"/>
+                <w:kern w:val="0"/>
+                <w:lang w:val="en-US" w:eastAsia="en-US" w:bidi="ar-SA"/>
+              </w:rPr>
+              <w:t xml:space="preserve"> Not Applicable</w:t>
             </w:r>
           </w:p>
         </w:tc>
@@ -21794,7 +22094,7 @@
                 <w:kern w:val="0"/>
                 <w:lang w:val="en-US" w:eastAsia="en-US" w:bidi="ar-SA"/>
               </w:rPr>
-              <w:t>Current implementation or planned implementation details.  If “Not Applicable,” provide rationale.</w:t>
+              <w:t>Current implementation or planned implementation details. If “Not Applicable,” provide rationale.</w:t>
             </w:r>
           </w:p>
         </w:tc>
@@ -21921,9 +22221,9 @@
               </w:rPr>
               <w:fldChar w:fldCharType="separate"/>
             </w:r>
-            <w:bookmarkStart w:id="751" w:name="Check1_Copy_105_Copy_50"/>
-            <w:bookmarkStart w:id="752" w:name="Check1_Copy_105_Copy_50"/>
-            <w:bookmarkEnd w:id="752"/>
+            <w:bookmarkStart w:id="901" w:name="Check1_Copy_105_Copy_50"/>
+            <w:bookmarkStart w:id="902" w:name="Check1_Copy_105_Copy_50"/>
+            <w:bookmarkEnd w:id="902"/>
             <w:r>
               <w:rPr>
                 <w:rFonts w:eastAsia="Times New Roman" w:cs="Times New Roman"/>
@@ -21939,12 +22239,14 @@
               </w:rPr>
               <w:fldChar w:fldCharType="end"/>
             </w:r>
-            <w:bookmarkStart w:id="753" w:name="Check1_Copy_105_Copy_50_Copy_1"/>
-            <w:bookmarkStart w:id="754" w:name="Check1_Copy_105_Copy_50_Copy_1"/>
-            <w:bookmarkStart w:id="755" w:name="Check1_Copy_105_Copy_50"/>
-            <w:bookmarkEnd w:id="753"/>
-            <w:bookmarkEnd w:id="754"/>
-            <w:bookmarkEnd w:id="755"/>
+            <w:bookmarkStart w:id="903" w:name="Check1_Copy_105_Copy_50_Copy_1"/>
+            <w:bookmarkStart w:id="904" w:name="Check1_Copy_105_Copy_50_Copy_1_Copy_1"/>
+            <w:bookmarkStart w:id="905" w:name="Check1_Copy_105_Copy_50_Copy_1"/>
+            <w:bookmarkStart w:id="906" w:name="Check1_Copy_105_Copy_50"/>
+            <w:bookmarkEnd w:id="903"/>
+            <w:bookmarkEnd w:id="904"/>
+            <w:bookmarkEnd w:id="905"/>
+            <w:bookmarkEnd w:id="906"/>
             <w:r>
               <w:rPr>
                 <w:rFonts w:eastAsia="Times New Roman" w:cs="Times New Roman"/>
@@ -22007,9 +22309,9 @@
               </w:rPr>
               <w:fldChar w:fldCharType="separate"/>
             </w:r>
-            <w:bookmarkStart w:id="756" w:name="Check2_Copy_210_Copy_50"/>
-            <w:bookmarkStart w:id="757" w:name="Check2_Copy_210_Copy_50"/>
-            <w:bookmarkEnd w:id="757"/>
+            <w:bookmarkStart w:id="907" w:name="Check2_Copy_210_Copy_50"/>
+            <w:bookmarkStart w:id="908" w:name="Check2_Copy_210_Copy_50"/>
+            <w:bookmarkEnd w:id="908"/>
             <w:r>
               <w:rPr>
                 <w:rFonts w:eastAsia="Times New Roman" w:cs="Times New Roman"/>
@@ -22025,19 +22327,21 @@
               </w:rPr>
               <w:fldChar w:fldCharType="end"/>
             </w:r>
-            <w:bookmarkStart w:id="758" w:name="Check2_Copy_210_Copy_50_Copy_1"/>
-            <w:bookmarkStart w:id="759" w:name="Check2_Copy_210_Copy_50_Copy_1"/>
-            <w:bookmarkStart w:id="760" w:name="Check2_Copy_210_Copy_50"/>
-            <w:bookmarkEnd w:id="758"/>
-            <w:bookmarkEnd w:id="759"/>
-            <w:bookmarkEnd w:id="760"/>
-            <w:r>
-              <w:rPr>
-                <w:rFonts w:eastAsia="Times New Roman" w:cs="Times New Roman"/>
-                <w:kern w:val="0"/>
-                <w:lang w:val="en-US" w:eastAsia="en-US" w:bidi="ar-SA"/>
-              </w:rPr>
-              <w:t xml:space="preserve"> Planned to be Implemented  </w:t>
+            <w:bookmarkStart w:id="909" w:name="Check2_Copy_210_Copy_50_Copy_1"/>
+            <w:bookmarkStart w:id="910" w:name="Check2_Copy_210_Copy_50_Copy_1_Copy_1"/>
+            <w:bookmarkStart w:id="911" w:name="Check2_Copy_210_Copy_50_Copy_1"/>
+            <w:bookmarkStart w:id="912" w:name="Check2_Copy_210_Copy_50"/>
+            <w:bookmarkEnd w:id="909"/>
+            <w:bookmarkEnd w:id="910"/>
+            <w:bookmarkEnd w:id="911"/>
+            <w:bookmarkEnd w:id="912"/>
+            <w:r>
+              <w:rPr>
+                <w:rFonts w:eastAsia="Times New Roman" w:cs="Times New Roman"/>
+                <w:kern w:val="0"/>
+                <w:lang w:val="en-US" w:eastAsia="en-US" w:bidi="ar-SA"/>
+              </w:rPr>
+              <w:t xml:space="preserve"> Planned to be Implemented</w:t>
             </w:r>
           </w:p>
         </w:tc>
@@ -22093,9 +22397,9 @@
               </w:rPr>
               <w:fldChar w:fldCharType="separate"/>
             </w:r>
-            <w:bookmarkStart w:id="761" w:name="Check2_Copy_211_Copy_50"/>
-            <w:bookmarkStart w:id="762" w:name="Check2_Copy_211_Copy_50"/>
-            <w:bookmarkEnd w:id="762"/>
+            <w:bookmarkStart w:id="913" w:name="Check2_Copy_211_Copy_50"/>
+            <w:bookmarkStart w:id="914" w:name="Check2_Copy_211_Copy_50"/>
+            <w:bookmarkEnd w:id="914"/>
             <w:r>
               <w:rPr>
                 <w:rFonts w:eastAsia="Times New Roman" w:cs="Times New Roman"/>
@@ -22111,19 +22415,21 @@
               </w:rPr>
               <w:fldChar w:fldCharType="end"/>
             </w:r>
-            <w:bookmarkStart w:id="763" w:name="Check2_Copy_211_Copy_50_Copy_1"/>
-            <w:bookmarkStart w:id="764" w:name="Check2_Copy_211_Copy_50_Copy_1"/>
-            <w:bookmarkStart w:id="765" w:name="Check2_Copy_211_Copy_50"/>
-            <w:bookmarkEnd w:id="763"/>
-            <w:bookmarkEnd w:id="764"/>
-            <w:bookmarkEnd w:id="765"/>
-            <w:r>
-              <w:rPr>
-                <w:rFonts w:eastAsia="Times New Roman" w:cs="Times New Roman"/>
-                <w:kern w:val="0"/>
-                <w:lang w:val="en-US" w:eastAsia="en-US" w:bidi="ar-SA"/>
-              </w:rPr>
-              <w:t xml:space="preserve"> Not Applicable </w:t>
+            <w:bookmarkStart w:id="915" w:name="Check2_Copy_211_Copy_50_Copy_1"/>
+            <w:bookmarkStart w:id="916" w:name="Check2_Copy_211_Copy_50_Copy_1_Copy_1"/>
+            <w:bookmarkStart w:id="917" w:name="Check2_Copy_211_Copy_50_Copy_1"/>
+            <w:bookmarkStart w:id="918" w:name="Check2_Copy_211_Copy_50"/>
+            <w:bookmarkEnd w:id="915"/>
+            <w:bookmarkEnd w:id="916"/>
+            <w:bookmarkEnd w:id="917"/>
+            <w:bookmarkEnd w:id="918"/>
+            <w:r>
+              <w:rPr>
+                <w:rFonts w:eastAsia="Times New Roman" w:cs="Times New Roman"/>
+                <w:kern w:val="0"/>
+                <w:lang w:val="en-US" w:eastAsia="en-US" w:bidi="ar-SA"/>
+              </w:rPr>
+              <w:t xml:space="preserve"> Not Applicable</w:t>
             </w:r>
           </w:p>
         </w:tc>
@@ -22165,7 +22471,7 @@
                 <w:kern w:val="0"/>
                 <w:lang w:val="en-US" w:eastAsia="en-US" w:bidi="ar-SA"/>
               </w:rPr>
-              <w:t>Current implementation or planned implementation details.  If “Not Applicable,” provide rationale.</w:t>
+              <w:t>Current implementation or planned implementation details. If “Not Applicable,” provide rationale.</w:t>
             </w:r>
           </w:p>
         </w:tc>
@@ -22292,9 +22598,9 @@
               </w:rPr>
               <w:fldChar w:fldCharType="separate"/>
             </w:r>
-            <w:bookmarkStart w:id="766" w:name="Check1_Copy_105_Copy_51"/>
-            <w:bookmarkStart w:id="767" w:name="Check1_Copy_105_Copy_51"/>
-            <w:bookmarkEnd w:id="767"/>
+            <w:bookmarkStart w:id="919" w:name="Check1_Copy_105_Copy_51"/>
+            <w:bookmarkStart w:id="920" w:name="Check1_Copy_105_Copy_51"/>
+            <w:bookmarkEnd w:id="920"/>
             <w:r>
               <w:rPr>
                 <w:rFonts w:eastAsia="Times New Roman" w:cs="Times New Roman"/>
@@ -22310,12 +22616,14 @@
               </w:rPr>
               <w:fldChar w:fldCharType="end"/>
             </w:r>
-            <w:bookmarkStart w:id="768" w:name="Check1_Copy_105_Copy_51_Copy_1"/>
-            <w:bookmarkStart w:id="769" w:name="Check1_Copy_105_Copy_51_Copy_1"/>
-            <w:bookmarkStart w:id="770" w:name="Check1_Copy_105_Copy_51"/>
-            <w:bookmarkEnd w:id="768"/>
-            <w:bookmarkEnd w:id="769"/>
-            <w:bookmarkEnd w:id="770"/>
+            <w:bookmarkStart w:id="921" w:name="Check1_Copy_105_Copy_51_Copy_1"/>
+            <w:bookmarkStart w:id="922" w:name="Check1_Copy_105_Copy_51_Copy_1_Copy_1"/>
+            <w:bookmarkStart w:id="923" w:name="Check1_Copy_105_Copy_51_Copy_1"/>
+            <w:bookmarkStart w:id="924" w:name="Check1_Copy_105_Copy_51"/>
+            <w:bookmarkEnd w:id="921"/>
+            <w:bookmarkEnd w:id="922"/>
+            <w:bookmarkEnd w:id="923"/>
+            <w:bookmarkEnd w:id="924"/>
             <w:r>
               <w:rPr>
                 <w:rFonts w:eastAsia="Times New Roman" w:cs="Times New Roman"/>
@@ -22378,9 +22686,9 @@
               </w:rPr>
               <w:fldChar w:fldCharType="separate"/>
             </w:r>
-            <w:bookmarkStart w:id="771" w:name="Check2_Copy_210_Copy_51"/>
-            <w:bookmarkStart w:id="772" w:name="Check2_Copy_210_Copy_51"/>
-            <w:bookmarkEnd w:id="772"/>
+            <w:bookmarkStart w:id="925" w:name="Check2_Copy_210_Copy_51"/>
+            <w:bookmarkStart w:id="926" w:name="Check2_Copy_210_Copy_51"/>
+            <w:bookmarkEnd w:id="926"/>
             <w:r>
               <w:rPr>
                 <w:rFonts w:eastAsia="Times New Roman" w:cs="Times New Roman"/>
@@ -22396,19 +22704,21 @@
               </w:rPr>
               <w:fldChar w:fldCharType="end"/>
             </w:r>
-            <w:bookmarkStart w:id="773" w:name="Check2_Copy_210_Copy_51_Copy_1"/>
-            <w:bookmarkStart w:id="774" w:name="Check2_Copy_210_Copy_51_Copy_1"/>
-            <w:bookmarkStart w:id="775" w:name="Check2_Copy_210_Copy_51"/>
-            <w:bookmarkEnd w:id="773"/>
-            <w:bookmarkEnd w:id="774"/>
-            <w:bookmarkEnd w:id="775"/>
-            <w:r>
-              <w:rPr>
-                <w:rFonts w:eastAsia="Times New Roman" w:cs="Times New Roman"/>
-                <w:kern w:val="0"/>
-                <w:lang w:val="en-US" w:eastAsia="en-US" w:bidi="ar-SA"/>
-              </w:rPr>
-              <w:t xml:space="preserve"> Planned to be Implemented  </w:t>
+            <w:bookmarkStart w:id="927" w:name="Check2_Copy_210_Copy_51_Copy_1"/>
+            <w:bookmarkStart w:id="928" w:name="Check2_Copy_210_Copy_51_Copy_1_Copy_1"/>
+            <w:bookmarkStart w:id="929" w:name="Check2_Copy_210_Copy_51_Copy_1"/>
+            <w:bookmarkStart w:id="930" w:name="Check2_Copy_210_Copy_51"/>
+            <w:bookmarkEnd w:id="927"/>
+            <w:bookmarkEnd w:id="928"/>
+            <w:bookmarkEnd w:id="929"/>
+            <w:bookmarkEnd w:id="930"/>
+            <w:r>
+              <w:rPr>
+                <w:rFonts w:eastAsia="Times New Roman" w:cs="Times New Roman"/>
+                <w:kern w:val="0"/>
+                <w:lang w:val="en-US" w:eastAsia="en-US" w:bidi="ar-SA"/>
+              </w:rPr>
+              <w:t xml:space="preserve"> Planned to be Implemented</w:t>
             </w:r>
           </w:p>
         </w:tc>
@@ -22464,9 +22774,9 @@
               </w:rPr>
               <w:fldChar w:fldCharType="separate"/>
             </w:r>
-            <w:bookmarkStart w:id="776" w:name="Check2_Copy_211_Copy_51"/>
-            <w:bookmarkStart w:id="777" w:name="Check2_Copy_211_Copy_51"/>
-            <w:bookmarkEnd w:id="777"/>
+            <w:bookmarkStart w:id="931" w:name="Check2_Copy_211_Copy_51"/>
+            <w:bookmarkStart w:id="932" w:name="Check2_Copy_211_Copy_51"/>
+            <w:bookmarkEnd w:id="932"/>
             <w:r>
               <w:rPr>
                 <w:rFonts w:eastAsia="Times New Roman" w:cs="Times New Roman"/>
@@ -22482,19 +22792,21 @@
               </w:rPr>
               <w:fldChar w:fldCharType="end"/>
             </w:r>
-            <w:bookmarkStart w:id="778" w:name="Check2_Copy_211_Copy_51_Copy_1"/>
-            <w:bookmarkStart w:id="779" w:name="Check2_Copy_211_Copy_51_Copy_1"/>
-            <w:bookmarkStart w:id="780" w:name="Check2_Copy_211_Copy_51"/>
-            <w:bookmarkEnd w:id="778"/>
-            <w:bookmarkEnd w:id="779"/>
-            <w:bookmarkEnd w:id="780"/>
-            <w:r>
-              <w:rPr>
-                <w:rFonts w:eastAsia="Times New Roman" w:cs="Times New Roman"/>
-                <w:kern w:val="0"/>
-                <w:lang w:val="en-US" w:eastAsia="en-US" w:bidi="ar-SA"/>
-              </w:rPr>
-              <w:t xml:space="preserve"> Not Applicable </w:t>
+            <w:bookmarkStart w:id="933" w:name="Check2_Copy_211_Copy_51_Copy_1"/>
+            <w:bookmarkStart w:id="934" w:name="Check2_Copy_211_Copy_51_Copy_1_Copy_1"/>
+            <w:bookmarkStart w:id="935" w:name="Check2_Copy_211_Copy_51_Copy_1"/>
+            <w:bookmarkStart w:id="936" w:name="Check2_Copy_211_Copy_51"/>
+            <w:bookmarkEnd w:id="933"/>
+            <w:bookmarkEnd w:id="934"/>
+            <w:bookmarkEnd w:id="935"/>
+            <w:bookmarkEnd w:id="936"/>
+            <w:r>
+              <w:rPr>
+                <w:rFonts w:eastAsia="Times New Roman" w:cs="Times New Roman"/>
+                <w:kern w:val="0"/>
+                <w:lang w:val="en-US" w:eastAsia="en-US" w:bidi="ar-SA"/>
+              </w:rPr>
+              <w:t xml:space="preserve"> Not Applicable</w:t>
             </w:r>
           </w:p>
         </w:tc>
@@ -22536,7 +22848,7 @@
                 <w:kern w:val="0"/>
                 <w:lang w:val="en-US" w:eastAsia="en-US" w:bidi="ar-SA"/>
               </w:rPr>
-              <w:t>Current implementation or planned implementation details.  If “Not Applicable,” provide rationale.</w:t>
+              <w:t>Current implementation or planned implementation details. If “Not Applicable,” provide rationale.</w:t>
             </w:r>
           </w:p>
         </w:tc>
@@ -22663,9 +22975,9 @@
               </w:rPr>
               <w:fldChar w:fldCharType="separate"/>
             </w:r>
-            <w:bookmarkStart w:id="781" w:name="Check1_Copy_105_Copy_52"/>
-            <w:bookmarkStart w:id="782" w:name="Check1_Copy_105_Copy_52"/>
-            <w:bookmarkEnd w:id="782"/>
+            <w:bookmarkStart w:id="937" w:name="Check1_Copy_105_Copy_52"/>
+            <w:bookmarkStart w:id="938" w:name="Check1_Copy_105_Copy_52"/>
+            <w:bookmarkEnd w:id="938"/>
             <w:r>
               <w:rPr>
                 <w:rFonts w:eastAsia="Times New Roman" w:cs="Times New Roman"/>
@@ -22681,12 +22993,14 @@
               </w:rPr>
               <w:fldChar w:fldCharType="end"/>
             </w:r>
-            <w:bookmarkStart w:id="783" w:name="Check1_Copy_105_Copy_52_Copy_1"/>
-            <w:bookmarkStart w:id="784" w:name="Check1_Copy_105_Copy_52_Copy_1"/>
-            <w:bookmarkStart w:id="785" w:name="Check1_Copy_105_Copy_52"/>
-            <w:bookmarkEnd w:id="783"/>
-            <w:bookmarkEnd w:id="784"/>
-            <w:bookmarkEnd w:id="785"/>
+            <w:bookmarkStart w:id="939" w:name="Check1_Copy_105_Copy_52_Copy_1"/>
+            <w:bookmarkStart w:id="940" w:name="Check1_Copy_105_Copy_52_Copy_1_Copy_1"/>
+            <w:bookmarkStart w:id="941" w:name="Check1_Copy_105_Copy_52_Copy_1"/>
+            <w:bookmarkStart w:id="942" w:name="Check1_Copy_105_Copy_52"/>
+            <w:bookmarkEnd w:id="939"/>
+            <w:bookmarkEnd w:id="940"/>
+            <w:bookmarkEnd w:id="941"/>
+            <w:bookmarkEnd w:id="942"/>
             <w:r>
               <w:rPr>
                 <w:rFonts w:eastAsia="Times New Roman" w:cs="Times New Roman"/>
@@ -22749,9 +23063,9 @@
               </w:rPr>
               <w:fldChar w:fldCharType="separate"/>
             </w:r>
-            <w:bookmarkStart w:id="786" w:name="Check2_Copy_210_Copy_52"/>
-            <w:bookmarkStart w:id="787" w:name="Check2_Copy_210_Copy_52"/>
-            <w:bookmarkEnd w:id="787"/>
+            <w:bookmarkStart w:id="943" w:name="Check2_Copy_210_Copy_52"/>
+            <w:bookmarkStart w:id="944" w:name="Check2_Copy_210_Copy_52"/>
+            <w:bookmarkEnd w:id="944"/>
             <w:r>
               <w:rPr>
                 <w:rFonts w:eastAsia="Times New Roman" w:cs="Times New Roman"/>
@@ -22767,19 +23081,21 @@
               </w:rPr>
               <w:fldChar w:fldCharType="end"/>
             </w:r>
-            <w:bookmarkStart w:id="788" w:name="Check2_Copy_210_Copy_52_Copy_1"/>
-            <w:bookmarkStart w:id="789" w:name="Check2_Copy_210_Copy_52_Copy_1"/>
-            <w:bookmarkStart w:id="790" w:name="Check2_Copy_210_Copy_52"/>
-            <w:bookmarkEnd w:id="788"/>
-            <w:bookmarkEnd w:id="789"/>
-            <w:bookmarkEnd w:id="790"/>
-            <w:r>
-              <w:rPr>
-                <w:rFonts w:eastAsia="Times New Roman" w:cs="Times New Roman"/>
-                <w:kern w:val="0"/>
-                <w:lang w:val="en-US" w:eastAsia="en-US" w:bidi="ar-SA"/>
-              </w:rPr>
-              <w:t xml:space="preserve"> Planned to be Implemented  </w:t>
+            <w:bookmarkStart w:id="945" w:name="Check2_Copy_210_Copy_52_Copy_1"/>
+            <w:bookmarkStart w:id="946" w:name="Check2_Copy_210_Copy_52_Copy_1_Copy_1"/>
+            <w:bookmarkStart w:id="947" w:name="Check2_Copy_210_Copy_52_Copy_1"/>
+            <w:bookmarkStart w:id="948" w:name="Check2_Copy_210_Copy_52"/>
+            <w:bookmarkEnd w:id="945"/>
+            <w:bookmarkEnd w:id="946"/>
+            <w:bookmarkEnd w:id="947"/>
+            <w:bookmarkEnd w:id="948"/>
+            <w:r>
+              <w:rPr>
+                <w:rFonts w:eastAsia="Times New Roman" w:cs="Times New Roman"/>
+                <w:kern w:val="0"/>
+                <w:lang w:val="en-US" w:eastAsia="en-US" w:bidi="ar-SA"/>
+              </w:rPr>
+              <w:t xml:space="preserve"> Planned to be Implemented</w:t>
             </w:r>
           </w:p>
         </w:tc>
@@ -22835,9 +23151,9 @@
               </w:rPr>
               <w:fldChar w:fldCharType="separate"/>
             </w:r>
-            <w:bookmarkStart w:id="791" w:name="Check2_Copy_211_Copy_52"/>
-            <w:bookmarkStart w:id="792" w:name="Check2_Copy_211_Copy_52"/>
-            <w:bookmarkEnd w:id="792"/>
+            <w:bookmarkStart w:id="949" w:name="Check2_Copy_211_Copy_52"/>
+            <w:bookmarkStart w:id="950" w:name="Check2_Copy_211_Copy_52"/>
+            <w:bookmarkEnd w:id="950"/>
             <w:r>
               <w:rPr>
                 <w:rFonts w:eastAsia="Times New Roman" w:cs="Times New Roman"/>
@@ -22853,19 +23169,21 @@
               </w:rPr>
               <w:fldChar w:fldCharType="end"/>
             </w:r>
-            <w:bookmarkStart w:id="793" w:name="Check2_Copy_211_Copy_52_Copy_1"/>
-            <w:bookmarkStart w:id="794" w:name="Check2_Copy_211_Copy_52_Copy_1"/>
-            <w:bookmarkStart w:id="795" w:name="Check2_Copy_211_Copy_52"/>
-            <w:bookmarkEnd w:id="793"/>
-            <w:bookmarkEnd w:id="794"/>
-            <w:bookmarkEnd w:id="795"/>
-            <w:r>
-              <w:rPr>
-                <w:rFonts w:eastAsia="Times New Roman" w:cs="Times New Roman"/>
-                <w:kern w:val="0"/>
-                <w:lang w:val="en-US" w:eastAsia="en-US" w:bidi="ar-SA"/>
-              </w:rPr>
-              <w:t xml:space="preserve"> Not Applicable </w:t>
+            <w:bookmarkStart w:id="951" w:name="Check2_Copy_211_Copy_52_Copy_1"/>
+            <w:bookmarkStart w:id="952" w:name="Check2_Copy_211_Copy_52_Copy_1_Copy_1"/>
+            <w:bookmarkStart w:id="953" w:name="Check2_Copy_211_Copy_52_Copy_1"/>
+            <w:bookmarkStart w:id="954" w:name="Check2_Copy_211_Copy_52"/>
+            <w:bookmarkEnd w:id="951"/>
+            <w:bookmarkEnd w:id="952"/>
+            <w:bookmarkEnd w:id="953"/>
+            <w:bookmarkEnd w:id="954"/>
+            <w:r>
+              <w:rPr>
+                <w:rFonts w:eastAsia="Times New Roman" w:cs="Times New Roman"/>
+                <w:kern w:val="0"/>
+                <w:lang w:val="en-US" w:eastAsia="en-US" w:bidi="ar-SA"/>
+              </w:rPr>
+              <w:t xml:space="preserve"> Not Applicable</w:t>
             </w:r>
           </w:p>
         </w:tc>
@@ -22907,7 +23225,7 @@
                 <w:kern w:val="0"/>
                 <w:lang w:val="en-US" w:eastAsia="en-US" w:bidi="ar-SA"/>
               </w:rPr>
-              <w:t>Current implementation or planned implementation details.  If “Not Applicable,” provide rationale.</w:t>
+              <w:t>Current implementation or planned implementation details. If “Not Applicable,” provide rationale.</w:t>
             </w:r>
           </w:p>
         </w:tc>
@@ -23083,9 +23401,9 @@
               </w:rPr>
               <w:fldChar w:fldCharType="separate"/>
             </w:r>
-            <w:bookmarkStart w:id="796" w:name="Check1_Copy_105_Copy_53"/>
-            <w:bookmarkStart w:id="797" w:name="Check1_Copy_105_Copy_53"/>
-            <w:bookmarkEnd w:id="797"/>
+            <w:bookmarkStart w:id="955" w:name="Check1_Copy_105_Copy_53"/>
+            <w:bookmarkStart w:id="956" w:name="Check1_Copy_105_Copy_53"/>
+            <w:bookmarkEnd w:id="956"/>
             <w:r>
               <w:rPr>
                 <w:rFonts w:eastAsia="Times New Roman" w:cs="Times New Roman"/>
@@ -23101,12 +23419,14 @@
               </w:rPr>
               <w:fldChar w:fldCharType="end"/>
             </w:r>
-            <w:bookmarkStart w:id="798" w:name="Check1_Copy_105_Copy_53_Copy_1"/>
-            <w:bookmarkStart w:id="799" w:name="Check1_Copy_105_Copy_53_Copy_1"/>
-            <w:bookmarkStart w:id="800" w:name="Check1_Copy_105_Copy_53"/>
-            <w:bookmarkEnd w:id="798"/>
-            <w:bookmarkEnd w:id="799"/>
-            <w:bookmarkEnd w:id="800"/>
+            <w:bookmarkStart w:id="957" w:name="Check1_Copy_105_Copy_53_Copy_1"/>
+            <w:bookmarkStart w:id="958" w:name="Check1_Copy_105_Copy_53_Copy_1_Copy_1"/>
+            <w:bookmarkStart w:id="959" w:name="Check1_Copy_105_Copy_53_Copy_1"/>
+            <w:bookmarkStart w:id="960" w:name="Check1_Copy_105_Copy_53"/>
+            <w:bookmarkEnd w:id="957"/>
+            <w:bookmarkEnd w:id="958"/>
+            <w:bookmarkEnd w:id="959"/>
+            <w:bookmarkEnd w:id="960"/>
             <w:r>
               <w:rPr>
                 <w:rFonts w:eastAsia="Times New Roman" w:cs="Times New Roman"/>
@@ -23169,9 +23489,9 @@
               </w:rPr>
               <w:fldChar w:fldCharType="separate"/>
             </w:r>
-            <w:bookmarkStart w:id="801" w:name="Check2_Copy_210_Copy_53"/>
-            <w:bookmarkStart w:id="802" w:name="Check2_Copy_210_Copy_53"/>
-            <w:bookmarkEnd w:id="802"/>
+            <w:bookmarkStart w:id="961" w:name="Check2_Copy_210_Copy_53"/>
+            <w:bookmarkStart w:id="962" w:name="Check2_Copy_210_Copy_53"/>
+            <w:bookmarkEnd w:id="962"/>
             <w:r>
               <w:rPr>
                 <w:rFonts w:eastAsia="Times New Roman" w:cs="Times New Roman"/>
@@ -23187,19 +23507,21 @@
               </w:rPr>
               <w:fldChar w:fldCharType="end"/>
             </w:r>
-            <w:bookmarkStart w:id="803" w:name="Check2_Copy_210_Copy_53_Copy_1"/>
-            <w:bookmarkStart w:id="804" w:name="Check2_Copy_210_Copy_53_Copy_1"/>
-            <w:bookmarkStart w:id="805" w:name="Check2_Copy_210_Copy_53"/>
-            <w:bookmarkEnd w:id="803"/>
-            <w:bookmarkEnd w:id="804"/>
-            <w:bookmarkEnd w:id="805"/>
-            <w:r>
-              <w:rPr>
-                <w:rFonts w:eastAsia="Times New Roman" w:cs="Times New Roman"/>
-                <w:kern w:val="0"/>
-                <w:lang w:val="en-US" w:eastAsia="en-US" w:bidi="ar-SA"/>
-              </w:rPr>
-              <w:t xml:space="preserve"> Planned to be Implemented  </w:t>
+            <w:bookmarkStart w:id="963" w:name="Check2_Copy_210_Copy_53_Copy_1"/>
+            <w:bookmarkStart w:id="964" w:name="Check2_Copy_210_Copy_53_Copy_1_Copy_1"/>
+            <w:bookmarkStart w:id="965" w:name="Check2_Copy_210_Copy_53_Copy_1"/>
+            <w:bookmarkStart w:id="966" w:name="Check2_Copy_210_Copy_53"/>
+            <w:bookmarkEnd w:id="963"/>
+            <w:bookmarkEnd w:id="964"/>
+            <w:bookmarkEnd w:id="965"/>
+            <w:bookmarkEnd w:id="966"/>
+            <w:r>
+              <w:rPr>
+                <w:rFonts w:eastAsia="Times New Roman" w:cs="Times New Roman"/>
+                <w:kern w:val="0"/>
+                <w:lang w:val="en-US" w:eastAsia="en-US" w:bidi="ar-SA"/>
+              </w:rPr>
+              <w:t xml:space="preserve"> Planned to be Implemented</w:t>
             </w:r>
           </w:p>
         </w:tc>
@@ -23255,9 +23577,9 @@
               </w:rPr>
               <w:fldChar w:fldCharType="separate"/>
             </w:r>
-            <w:bookmarkStart w:id="806" w:name="Check2_Copy_211_Copy_53"/>
-            <w:bookmarkStart w:id="807" w:name="Check2_Copy_211_Copy_53"/>
-            <w:bookmarkEnd w:id="807"/>
+            <w:bookmarkStart w:id="967" w:name="Check2_Copy_211_Copy_53"/>
+            <w:bookmarkStart w:id="968" w:name="Check2_Copy_211_Copy_53"/>
+            <w:bookmarkEnd w:id="968"/>
             <w:r>
               <w:rPr>
                 <w:rFonts w:eastAsia="Times New Roman" w:cs="Times New Roman"/>
@@ -23273,19 +23595,21 @@
               </w:rPr>
               <w:fldChar w:fldCharType="end"/>
             </w:r>
-            <w:bookmarkStart w:id="808" w:name="Check2_Copy_211_Copy_53_Copy_1"/>
-            <w:bookmarkStart w:id="809" w:name="Check2_Copy_211_Copy_53_Copy_1"/>
-            <w:bookmarkStart w:id="810" w:name="Check2_Copy_211_Copy_53"/>
-            <w:bookmarkEnd w:id="808"/>
-            <w:bookmarkEnd w:id="809"/>
-            <w:bookmarkEnd w:id="810"/>
-            <w:r>
-              <w:rPr>
-                <w:rFonts w:eastAsia="Times New Roman" w:cs="Times New Roman"/>
-                <w:kern w:val="0"/>
-                <w:lang w:val="en-US" w:eastAsia="en-US" w:bidi="ar-SA"/>
-              </w:rPr>
-              <w:t xml:space="preserve"> Not Applicable </w:t>
+            <w:bookmarkStart w:id="969" w:name="Check2_Copy_211_Copy_53_Copy_1"/>
+            <w:bookmarkStart w:id="970" w:name="Check2_Copy_211_Copy_53_Copy_1_Copy_1"/>
+            <w:bookmarkStart w:id="971" w:name="Check2_Copy_211_Copy_53_Copy_1"/>
+            <w:bookmarkStart w:id="972" w:name="Check2_Copy_211_Copy_53"/>
+            <w:bookmarkEnd w:id="969"/>
+            <w:bookmarkEnd w:id="970"/>
+            <w:bookmarkEnd w:id="971"/>
+            <w:bookmarkEnd w:id="972"/>
+            <w:r>
+              <w:rPr>
+                <w:rFonts w:eastAsia="Times New Roman" w:cs="Times New Roman"/>
+                <w:kern w:val="0"/>
+                <w:lang w:val="en-US" w:eastAsia="en-US" w:bidi="ar-SA"/>
+              </w:rPr>
+              <w:t xml:space="preserve"> Not Applicable</w:t>
             </w:r>
           </w:p>
         </w:tc>
@@ -23327,7 +23651,7 @@
                 <w:kern w:val="0"/>
                 <w:lang w:val="en-US" w:eastAsia="en-US" w:bidi="ar-SA"/>
               </w:rPr>
-              <w:t>Current implementation or planned implementation details.  If “Not Applicable,” provide rationale.</w:t>
+              <w:t>Current implementation or planned implementation details. If “Not Applicable,” provide rationale.</w:t>
             </w:r>
           </w:p>
         </w:tc>
@@ -23454,9 +23778,9 @@
               </w:rPr>
               <w:fldChar w:fldCharType="separate"/>
             </w:r>
-            <w:bookmarkStart w:id="811" w:name="Check1_Copy_105_Copy_54"/>
-            <w:bookmarkStart w:id="812" w:name="Check1_Copy_105_Copy_54"/>
-            <w:bookmarkEnd w:id="812"/>
+            <w:bookmarkStart w:id="973" w:name="Check1_Copy_105_Copy_54"/>
+            <w:bookmarkStart w:id="974" w:name="Check1_Copy_105_Copy_54"/>
+            <w:bookmarkEnd w:id="974"/>
             <w:r>
               <w:rPr>
                 <w:rFonts w:eastAsia="Times New Roman" w:cs="Times New Roman"/>
@@ -23472,12 +23796,14 @@
               </w:rPr>
               <w:fldChar w:fldCharType="end"/>
             </w:r>
-            <w:bookmarkStart w:id="813" w:name="Check1_Copy_105_Copy_54_Copy_1"/>
-            <w:bookmarkStart w:id="814" w:name="Check1_Copy_105_Copy_54_Copy_1"/>
-            <w:bookmarkStart w:id="815" w:name="Check1_Copy_105_Copy_54"/>
-            <w:bookmarkEnd w:id="813"/>
-            <w:bookmarkEnd w:id="814"/>
-            <w:bookmarkEnd w:id="815"/>
+            <w:bookmarkStart w:id="975" w:name="Check1_Copy_105_Copy_54_Copy_1"/>
+            <w:bookmarkStart w:id="976" w:name="Check1_Copy_105_Copy_54_Copy_1_Copy_1"/>
+            <w:bookmarkStart w:id="977" w:name="Check1_Copy_105_Copy_54_Copy_1"/>
+            <w:bookmarkStart w:id="978" w:name="Check1_Copy_105_Copy_54"/>
+            <w:bookmarkEnd w:id="975"/>
+            <w:bookmarkEnd w:id="976"/>
+            <w:bookmarkEnd w:id="977"/>
+            <w:bookmarkEnd w:id="978"/>
             <w:r>
               <w:rPr>
                 <w:rFonts w:eastAsia="Times New Roman" w:cs="Times New Roman"/>
@@ -23540,9 +23866,9 @@
               </w:rPr>
               <w:fldChar w:fldCharType="separate"/>
             </w:r>
-            <w:bookmarkStart w:id="816" w:name="Check2_Copy_210_Copy_54"/>
-            <w:bookmarkStart w:id="817" w:name="Check2_Copy_210_Copy_54"/>
-            <w:bookmarkEnd w:id="817"/>
+            <w:bookmarkStart w:id="979" w:name="Check2_Copy_210_Copy_54"/>
+            <w:bookmarkStart w:id="980" w:name="Check2_Copy_210_Copy_54"/>
+            <w:bookmarkEnd w:id="980"/>
             <w:r>
               <w:rPr>
                 <w:rFonts w:eastAsia="Times New Roman" w:cs="Times New Roman"/>
@@ -23558,19 +23884,21 @@
               </w:rPr>
               <w:fldChar w:fldCharType="end"/>
             </w:r>
-            <w:bookmarkStart w:id="818" w:name="Check2_Copy_210_Copy_54_Copy_1"/>
-            <w:bookmarkStart w:id="819" w:name="Check2_Copy_210_Copy_54_Copy_1"/>
-            <w:bookmarkStart w:id="820" w:name="Check2_Copy_210_Copy_54"/>
-            <w:bookmarkEnd w:id="818"/>
-            <w:bookmarkEnd w:id="819"/>
-            <w:bookmarkEnd w:id="820"/>
-            <w:r>
-              <w:rPr>
-                <w:rFonts w:eastAsia="Times New Roman" w:cs="Times New Roman"/>
-                <w:kern w:val="0"/>
-                <w:lang w:val="en-US" w:eastAsia="en-US" w:bidi="ar-SA"/>
-              </w:rPr>
-              <w:t xml:space="preserve"> Planned to be Implemented  </w:t>
+            <w:bookmarkStart w:id="981" w:name="Check2_Copy_210_Copy_54_Copy_1"/>
+            <w:bookmarkStart w:id="982" w:name="Check2_Copy_210_Copy_54_Copy_1_Copy_1"/>
+            <w:bookmarkStart w:id="983" w:name="Check2_Copy_210_Copy_54_Copy_1"/>
+            <w:bookmarkStart w:id="984" w:name="Check2_Copy_210_Copy_54"/>
+            <w:bookmarkEnd w:id="981"/>
+            <w:bookmarkEnd w:id="982"/>
+            <w:bookmarkEnd w:id="983"/>
+            <w:bookmarkEnd w:id="984"/>
+            <w:r>
+              <w:rPr>
+                <w:rFonts w:eastAsia="Times New Roman" w:cs="Times New Roman"/>
+                <w:kern w:val="0"/>
+                <w:lang w:val="en-US" w:eastAsia="en-US" w:bidi="ar-SA"/>
+              </w:rPr>
+              <w:t xml:space="preserve"> Planned to be Implemented</w:t>
             </w:r>
           </w:p>
         </w:tc>
@@ -23626,9 +23954,9 @@
               </w:rPr>
               <w:fldChar w:fldCharType="separate"/>
             </w:r>
-            <w:bookmarkStart w:id="821" w:name="Check2_Copy_211_Copy_54"/>
-            <w:bookmarkStart w:id="822" w:name="Check2_Copy_211_Copy_54"/>
-            <w:bookmarkEnd w:id="822"/>
+            <w:bookmarkStart w:id="985" w:name="Check2_Copy_211_Copy_54"/>
+            <w:bookmarkStart w:id="986" w:name="Check2_Copy_211_Copy_54"/>
+            <w:bookmarkEnd w:id="986"/>
             <w:r>
               <w:rPr>
                 <w:rFonts w:eastAsia="Times New Roman" w:cs="Times New Roman"/>
@@ -23644,19 +23972,21 @@
               </w:rPr>
               <w:fldChar w:fldCharType="end"/>
             </w:r>
-            <w:bookmarkStart w:id="823" w:name="Check2_Copy_211_Copy_54_Copy_1"/>
-            <w:bookmarkStart w:id="824" w:name="Check2_Copy_211_Copy_54_Copy_1"/>
-            <w:bookmarkStart w:id="825" w:name="Check2_Copy_211_Copy_54"/>
-            <w:bookmarkEnd w:id="823"/>
-            <w:bookmarkEnd w:id="824"/>
-            <w:bookmarkEnd w:id="825"/>
-            <w:r>
-              <w:rPr>
-                <w:rFonts w:eastAsia="Times New Roman" w:cs="Times New Roman"/>
-                <w:kern w:val="0"/>
-                <w:lang w:val="en-US" w:eastAsia="en-US" w:bidi="ar-SA"/>
-              </w:rPr>
-              <w:t xml:space="preserve"> Not Applicable </w:t>
+            <w:bookmarkStart w:id="987" w:name="Check2_Copy_211_Copy_54_Copy_1"/>
+            <w:bookmarkStart w:id="988" w:name="Check2_Copy_211_Copy_54_Copy_1_Copy_1"/>
+            <w:bookmarkStart w:id="989" w:name="Check2_Copy_211_Copy_54_Copy_1"/>
+            <w:bookmarkStart w:id="990" w:name="Check2_Copy_211_Copy_54"/>
+            <w:bookmarkEnd w:id="987"/>
+            <w:bookmarkEnd w:id="988"/>
+            <w:bookmarkEnd w:id="989"/>
+            <w:bookmarkEnd w:id="990"/>
+            <w:r>
+              <w:rPr>
+                <w:rFonts w:eastAsia="Times New Roman" w:cs="Times New Roman"/>
+                <w:kern w:val="0"/>
+                <w:lang w:val="en-US" w:eastAsia="en-US" w:bidi="ar-SA"/>
+              </w:rPr>
+              <w:t xml:space="preserve"> Not Applicable</w:t>
             </w:r>
           </w:p>
         </w:tc>
@@ -23698,7 +24028,7 @@
                 <w:kern w:val="0"/>
                 <w:lang w:val="en-US" w:eastAsia="en-US" w:bidi="ar-SA"/>
               </w:rPr>
-              <w:t>Current implementation or planned implementation details.  If “Not Applicable,” provide rationale.</w:t>
+              <w:t>Current implementation or planned implementation details. If “Not Applicable,” provide rationale.</w:t>
             </w:r>
           </w:p>
         </w:tc>
@@ -23825,9 +24155,9 @@
               </w:rPr>
               <w:fldChar w:fldCharType="separate"/>
             </w:r>
-            <w:bookmarkStart w:id="826" w:name="Check1_Copy_105_Copy_54_Copy_1"/>
-            <w:bookmarkStart w:id="827" w:name="Check1_Copy_105_Copy_54_Copy_1"/>
-            <w:bookmarkEnd w:id="827"/>
+            <w:bookmarkStart w:id="991" w:name="Check1_Copy_105_Copy_54_Copy_1"/>
+            <w:bookmarkStart w:id="992" w:name="Check1_Copy_105_Copy_54_Copy_1"/>
+            <w:bookmarkEnd w:id="992"/>
             <w:r>
               <w:rPr>
                 <w:rFonts w:eastAsia="Times New Roman" w:cs="Times New Roman"/>
@@ -23843,12 +24173,14 @@
               </w:rPr>
               <w:fldChar w:fldCharType="end"/>
             </w:r>
-            <w:bookmarkStart w:id="828" w:name="Check1_Copy_105_Copy_54_Copy_1_Copy_2"/>
-            <w:bookmarkStart w:id="829" w:name="Check1_Copy_105_Copy_54_Copy_1_Copy_1"/>
-            <w:bookmarkStart w:id="830" w:name="Check1_Copy_105_Copy_54_Copy_1_Copy_1"/>
-            <w:bookmarkEnd w:id="828"/>
-            <w:bookmarkEnd w:id="829"/>
-            <w:bookmarkEnd w:id="830"/>
+            <w:bookmarkStart w:id="993" w:name="Check1_Copy_105_Copy_54_Copy_1_Copy_1_Co"/>
+            <w:bookmarkStart w:id="994" w:name="Check1_Copy_105_Copy_54_Copy_1_Copy_1"/>
+            <w:bookmarkStart w:id="995" w:name="Check1_Copy_105_Copy_54_Copy_1_Copy_2"/>
+            <w:bookmarkStart w:id="996" w:name="Check1_Copy_105_Copy_54_Copy_1_Copy_2"/>
+            <w:bookmarkEnd w:id="993"/>
+            <w:bookmarkEnd w:id="994"/>
+            <w:bookmarkEnd w:id="995"/>
+            <w:bookmarkEnd w:id="996"/>
             <w:r>
               <w:rPr>
                 <w:rFonts w:eastAsia="Times New Roman" w:cs="Times New Roman"/>
@@ -23911,9 +24243,9 @@
               </w:rPr>
               <w:fldChar w:fldCharType="separate"/>
             </w:r>
-            <w:bookmarkStart w:id="831" w:name="Check2_Copy_210_Copy_54_Copy_1"/>
-            <w:bookmarkStart w:id="832" w:name="Check2_Copy_210_Copy_54_Copy_1"/>
-            <w:bookmarkEnd w:id="832"/>
+            <w:bookmarkStart w:id="997" w:name="Check2_Copy_210_Copy_54_Copy_1"/>
+            <w:bookmarkStart w:id="998" w:name="Check2_Copy_210_Copy_54_Copy_1"/>
+            <w:bookmarkEnd w:id="998"/>
             <w:r>
               <w:rPr>
                 <w:rFonts w:eastAsia="Times New Roman" w:cs="Times New Roman"/>
@@ -23929,19 +24261,21 @@
               </w:rPr>
               <w:fldChar w:fldCharType="end"/>
             </w:r>
-            <w:bookmarkStart w:id="833" w:name="Check2_Copy_210_Copy_54_Copy_1_Copy_2"/>
-            <w:bookmarkStart w:id="834" w:name="Check2_Copy_210_Copy_54_Copy_1_Copy_1"/>
-            <w:bookmarkStart w:id="835" w:name="Check2_Copy_210_Copy_54_Copy_1_Copy_1"/>
-            <w:bookmarkEnd w:id="833"/>
-            <w:bookmarkEnd w:id="834"/>
-            <w:bookmarkEnd w:id="835"/>
-            <w:r>
-              <w:rPr>
-                <w:rFonts w:eastAsia="Times New Roman" w:cs="Times New Roman"/>
-                <w:kern w:val="0"/>
-                <w:lang w:val="en-US" w:eastAsia="en-US" w:bidi="ar-SA"/>
-              </w:rPr>
-              <w:t xml:space="preserve"> Planned to be Implemented  </w:t>
+            <w:bookmarkStart w:id="999" w:name="Check2_Copy_210_Copy_54_Copy_1_Copy_1_Co"/>
+            <w:bookmarkStart w:id="1000" w:name="Check2_Copy_210_Copy_54_Copy_1_Copy_1"/>
+            <w:bookmarkStart w:id="1001" w:name="Check2_Copy_210_Copy_54_Copy_1_Copy_2"/>
+            <w:bookmarkStart w:id="1002" w:name="Check2_Copy_210_Copy_54_Copy_1_Copy_2"/>
+            <w:bookmarkEnd w:id="999"/>
+            <w:bookmarkEnd w:id="1000"/>
+            <w:bookmarkEnd w:id="1001"/>
+            <w:bookmarkEnd w:id="1002"/>
+            <w:r>
+              <w:rPr>
+                <w:rFonts w:eastAsia="Times New Roman" w:cs="Times New Roman"/>
+                <w:kern w:val="0"/>
+                <w:lang w:val="en-US" w:eastAsia="en-US" w:bidi="ar-SA"/>
+              </w:rPr>
+              <w:t xml:space="preserve"> Planned to be Implemented</w:t>
             </w:r>
           </w:p>
         </w:tc>
@@ -23997,9 +24331,9 @@
               </w:rPr>
               <w:fldChar w:fldCharType="separate"/>
             </w:r>
-            <w:bookmarkStart w:id="836" w:name="Check2_Copy_211_Copy_54_Copy_1"/>
-            <w:bookmarkStart w:id="837" w:name="Check2_Copy_211_Copy_54_Copy_1"/>
-            <w:bookmarkEnd w:id="837"/>
+            <w:bookmarkStart w:id="1003" w:name="Check2_Copy_211_Copy_54_Copy_1"/>
+            <w:bookmarkStart w:id="1004" w:name="Check2_Copy_211_Copy_54_Copy_1"/>
+            <w:bookmarkEnd w:id="1004"/>
             <w:r>
               <w:rPr>
                 <w:rFonts w:eastAsia="Times New Roman" w:cs="Times New Roman"/>
@@ -24015,19 +24349,21 @@
               </w:rPr>
               <w:fldChar w:fldCharType="end"/>
             </w:r>
-            <w:bookmarkStart w:id="838" w:name="Check2_Copy_211_Copy_54_Copy_1_Copy_2"/>
-            <w:bookmarkStart w:id="839" w:name="Check2_Copy_211_Copy_54_Copy_1_Copy_1"/>
-            <w:bookmarkStart w:id="840" w:name="Check2_Copy_211_Copy_54_Copy_1_Copy_1"/>
-            <w:bookmarkEnd w:id="838"/>
-            <w:bookmarkEnd w:id="839"/>
-            <w:bookmarkEnd w:id="840"/>
-            <w:r>
-              <w:rPr>
-                <w:rFonts w:eastAsia="Times New Roman" w:cs="Times New Roman"/>
-                <w:kern w:val="0"/>
-                <w:lang w:val="en-US" w:eastAsia="en-US" w:bidi="ar-SA"/>
-              </w:rPr>
-              <w:t xml:space="preserve"> Not Applicable </w:t>
+            <w:bookmarkStart w:id="1005" w:name="Check2_Copy_211_Copy_54_Copy_1_Copy_1_Co"/>
+            <w:bookmarkStart w:id="1006" w:name="Check2_Copy_211_Copy_54_Copy_1_Copy_1"/>
+            <w:bookmarkStart w:id="1007" w:name="Check2_Copy_211_Copy_54_Copy_1_Copy_2"/>
+            <w:bookmarkStart w:id="1008" w:name="Check2_Copy_211_Copy_54_Copy_1_Copy_2"/>
+            <w:bookmarkEnd w:id="1005"/>
+            <w:bookmarkEnd w:id="1006"/>
+            <w:bookmarkEnd w:id="1007"/>
+            <w:bookmarkEnd w:id="1008"/>
+            <w:r>
+              <w:rPr>
+                <w:rFonts w:eastAsia="Times New Roman" w:cs="Times New Roman"/>
+                <w:kern w:val="0"/>
+                <w:lang w:val="en-US" w:eastAsia="en-US" w:bidi="ar-SA"/>
+              </w:rPr>
+              <w:t xml:space="preserve"> Not Applicable</w:t>
             </w:r>
           </w:p>
         </w:tc>
@@ -24069,7 +24405,7 @@
                 <w:kern w:val="0"/>
                 <w:lang w:val="en-US" w:eastAsia="en-US" w:bidi="ar-SA"/>
               </w:rPr>
-              <w:t>Current implementation or planned implementation details.  If “Not Applicable,” provide rationale.</w:t>
+              <w:t>Current implementation or planned implementation details. If “Not Applicable,” provide rationale.</w:t>
             </w:r>
           </w:p>
         </w:tc>
@@ -24196,9 +24532,9 @@
               </w:rPr>
               <w:fldChar w:fldCharType="separate"/>
             </w:r>
-            <w:bookmarkStart w:id="841" w:name="Check1_Copy_105_Copy_54_Copy_2"/>
-            <w:bookmarkStart w:id="842" w:name="Check1_Copy_105_Copy_54_Copy_2"/>
-            <w:bookmarkEnd w:id="842"/>
+            <w:bookmarkStart w:id="1009" w:name="Check1_Copy_105_Copy_54_Copy_2"/>
+            <w:bookmarkStart w:id="1010" w:name="Check1_Copy_105_Copy_54_Copy_2"/>
+            <w:bookmarkEnd w:id="1010"/>
             <w:r>
               <w:rPr>
                 <w:rFonts w:eastAsia="Times New Roman" w:cs="Times New Roman"/>
@@ -24214,12 +24550,14 @@
               </w:rPr>
               <w:fldChar w:fldCharType="end"/>
             </w:r>
-            <w:bookmarkStart w:id="843" w:name="Check1_Copy_105_Copy_54_Copy_2_Copy_1"/>
-            <w:bookmarkStart w:id="844" w:name="Check1_Copy_105_Copy_54_Copy_2_Copy_1"/>
-            <w:bookmarkStart w:id="845" w:name="Check1_Copy_105_Copy_54_Copy_2"/>
-            <w:bookmarkEnd w:id="843"/>
-            <w:bookmarkEnd w:id="844"/>
-            <w:bookmarkEnd w:id="845"/>
+            <w:bookmarkStart w:id="1011" w:name="Check1_Copy_105_Copy_54_Copy_2_Copy_1"/>
+            <w:bookmarkStart w:id="1012" w:name="Check1_Copy_105_Copy_54_Copy_2_Copy_1_Co"/>
+            <w:bookmarkStart w:id="1013" w:name="Check1_Copy_105_Copy_54_Copy_2_Copy_1"/>
+            <w:bookmarkStart w:id="1014" w:name="Check1_Copy_105_Copy_54_Copy_2"/>
+            <w:bookmarkEnd w:id="1011"/>
+            <w:bookmarkEnd w:id="1012"/>
+            <w:bookmarkEnd w:id="1013"/>
+            <w:bookmarkEnd w:id="1014"/>
             <w:r>
               <w:rPr>
                 <w:rFonts w:eastAsia="Times New Roman" w:cs="Times New Roman"/>
@@ -24282,9 +24620,9 @@
               </w:rPr>
               <w:fldChar w:fldCharType="separate"/>
             </w:r>
-            <w:bookmarkStart w:id="846" w:name="Check2_Copy_210_Copy_54_Copy_2"/>
-            <w:bookmarkStart w:id="847" w:name="Check2_Copy_210_Copy_54_Copy_2"/>
-            <w:bookmarkEnd w:id="847"/>
+            <w:bookmarkStart w:id="1015" w:name="Check2_Copy_210_Copy_54_Copy_2"/>
+            <w:bookmarkStart w:id="1016" w:name="Check2_Copy_210_Copy_54_Copy_2"/>
+            <w:bookmarkEnd w:id="1016"/>
             <w:r>
               <w:rPr>
                 <w:rFonts w:eastAsia="Times New Roman" w:cs="Times New Roman"/>
@@ -24300,19 +24638,21 @@
               </w:rPr>
               <w:fldChar w:fldCharType="end"/>
             </w:r>
-            <w:bookmarkStart w:id="848" w:name="Check2_Copy_210_Copy_54_Copy_2_Copy_1"/>
-            <w:bookmarkStart w:id="849" w:name="Check2_Copy_210_Copy_54_Copy_2_Copy_1"/>
-            <w:bookmarkStart w:id="850" w:name="Check2_Copy_210_Copy_54_Copy_2"/>
-            <w:bookmarkEnd w:id="848"/>
-            <w:bookmarkEnd w:id="849"/>
-            <w:bookmarkEnd w:id="850"/>
-            <w:r>
-              <w:rPr>
-                <w:rFonts w:eastAsia="Times New Roman" w:cs="Times New Roman"/>
-                <w:kern w:val="0"/>
-                <w:lang w:val="en-US" w:eastAsia="en-US" w:bidi="ar-SA"/>
-              </w:rPr>
-              <w:t xml:space="preserve"> Planned to be Implemented  </w:t>
+            <w:bookmarkStart w:id="1017" w:name="Check2_Copy_210_Copy_54_Copy_2_Copy_1"/>
+            <w:bookmarkStart w:id="1018" w:name="Check2_Copy_210_Copy_54_Copy_2_Copy_1_Co"/>
+            <w:bookmarkStart w:id="1019" w:name="Check2_Copy_210_Copy_54_Copy_2_Copy_1"/>
+            <w:bookmarkStart w:id="1020" w:name="Check2_Copy_210_Copy_54_Copy_2"/>
+            <w:bookmarkEnd w:id="1017"/>
+            <w:bookmarkEnd w:id="1018"/>
+            <w:bookmarkEnd w:id="1019"/>
+            <w:bookmarkEnd w:id="1020"/>
+            <w:r>
+              <w:rPr>
+                <w:rFonts w:eastAsia="Times New Roman" w:cs="Times New Roman"/>
+                <w:kern w:val="0"/>
+                <w:lang w:val="en-US" w:eastAsia="en-US" w:bidi="ar-SA"/>
+              </w:rPr>
+              <w:t xml:space="preserve"> Planned to be Implemented</w:t>
             </w:r>
           </w:p>
         </w:tc>
@@ -24368,9 +24708,9 @@
               </w:rPr>
               <w:fldChar w:fldCharType="separate"/>
             </w:r>
-            <w:bookmarkStart w:id="851" w:name="Check2_Copy_211_Copy_54_Copy_2"/>
-            <w:bookmarkStart w:id="852" w:name="Check2_Copy_211_Copy_54_Copy_2"/>
-            <w:bookmarkEnd w:id="852"/>
+            <w:bookmarkStart w:id="1021" w:name="Check2_Copy_211_Copy_54_Copy_2"/>
+            <w:bookmarkStart w:id="1022" w:name="Check2_Copy_211_Copy_54_Copy_2"/>
+            <w:bookmarkEnd w:id="1022"/>
             <w:r>
               <w:rPr>
                 <w:rFonts w:eastAsia="Times New Roman" w:cs="Times New Roman"/>
@@ -24386,19 +24726,21 @@
               </w:rPr>
               <w:fldChar w:fldCharType="end"/>
             </w:r>
-            <w:bookmarkStart w:id="853" w:name="Check2_Copy_211_Copy_54_Copy_2_Copy_1"/>
-            <w:bookmarkStart w:id="854" w:name="Check2_Copy_211_Copy_54_Copy_2_Copy_1"/>
-            <w:bookmarkStart w:id="855" w:name="Check2_Copy_211_Copy_54_Copy_2"/>
-            <w:bookmarkEnd w:id="853"/>
-            <w:bookmarkEnd w:id="854"/>
-            <w:bookmarkEnd w:id="855"/>
-            <w:r>
-              <w:rPr>
-                <w:rFonts w:eastAsia="Times New Roman" w:cs="Times New Roman"/>
-                <w:kern w:val="0"/>
-                <w:lang w:val="en-US" w:eastAsia="en-US" w:bidi="ar-SA"/>
-              </w:rPr>
-              <w:t xml:space="preserve"> Not Applicable </w:t>
+            <w:bookmarkStart w:id="1023" w:name="Check2_Copy_211_Copy_54_Copy_2_Copy_1"/>
+            <w:bookmarkStart w:id="1024" w:name="Check2_Copy_211_Copy_54_Copy_2_Copy_1_Co"/>
+            <w:bookmarkStart w:id="1025" w:name="Check2_Copy_211_Copy_54_Copy_2_Copy_1"/>
+            <w:bookmarkStart w:id="1026" w:name="Check2_Copy_211_Copy_54_Copy_2"/>
+            <w:bookmarkEnd w:id="1023"/>
+            <w:bookmarkEnd w:id="1024"/>
+            <w:bookmarkEnd w:id="1025"/>
+            <w:bookmarkEnd w:id="1026"/>
+            <w:r>
+              <w:rPr>
+                <w:rFonts w:eastAsia="Times New Roman" w:cs="Times New Roman"/>
+                <w:kern w:val="0"/>
+                <w:lang w:val="en-US" w:eastAsia="en-US" w:bidi="ar-SA"/>
+              </w:rPr>
+              <w:t xml:space="preserve"> Not Applicable</w:t>
             </w:r>
           </w:p>
         </w:tc>
@@ -24440,7 +24782,7 @@
                 <w:kern w:val="0"/>
                 <w:lang w:val="en-US" w:eastAsia="en-US" w:bidi="ar-SA"/>
               </w:rPr>
-              <w:t>Current implementation or planned implementation details.  If “Not Applicable,” provide rationale.</w:t>
+              <w:t>Current implementation or planned implementation details. If “Not Applicable,” provide rationale.</w:t>
             </w:r>
           </w:p>
         </w:tc>
@@ -24567,9 +24909,9 @@
               </w:rPr>
               <w:fldChar w:fldCharType="separate"/>
             </w:r>
-            <w:bookmarkStart w:id="856" w:name="Check1_Copy_105_Copy_55"/>
-            <w:bookmarkStart w:id="857" w:name="Check1_Copy_105_Copy_55"/>
-            <w:bookmarkEnd w:id="857"/>
+            <w:bookmarkStart w:id="1027" w:name="Check1_Copy_105_Copy_55"/>
+            <w:bookmarkStart w:id="1028" w:name="Check1_Copy_105_Copy_55"/>
+            <w:bookmarkEnd w:id="1028"/>
             <w:r>
               <w:rPr>
                 <w:rFonts w:eastAsia="Times New Roman" w:cs="Times New Roman"/>
@@ -24585,12 +24927,14 @@
               </w:rPr>
               <w:fldChar w:fldCharType="end"/>
             </w:r>
-            <w:bookmarkStart w:id="858" w:name="Check1_Copy_105_Copy_55_Copy_1"/>
-            <w:bookmarkStart w:id="859" w:name="Check1_Copy_105_Copy_55_Copy_1"/>
-            <w:bookmarkStart w:id="860" w:name="Check1_Copy_105_Copy_55"/>
-            <w:bookmarkEnd w:id="858"/>
-            <w:bookmarkEnd w:id="859"/>
-            <w:bookmarkEnd w:id="860"/>
+            <w:bookmarkStart w:id="1029" w:name="Check1_Copy_105_Copy_55_Copy_1"/>
+            <w:bookmarkStart w:id="1030" w:name="Check1_Copy_105_Copy_55_Copy_1_Copy_1"/>
+            <w:bookmarkStart w:id="1031" w:name="Check1_Copy_105_Copy_55_Copy_1"/>
+            <w:bookmarkStart w:id="1032" w:name="Check1_Copy_105_Copy_55"/>
+            <w:bookmarkEnd w:id="1029"/>
+            <w:bookmarkEnd w:id="1030"/>
+            <w:bookmarkEnd w:id="1031"/>
+            <w:bookmarkEnd w:id="1032"/>
             <w:r>
               <w:rPr>
                 <w:rFonts w:eastAsia="Times New Roman" w:cs="Times New Roman"/>
@@ -24653,9 +24997,9 @@
               </w:rPr>
               <w:fldChar w:fldCharType="separate"/>
             </w:r>
-            <w:bookmarkStart w:id="861" w:name="Check2_Copy_210_Copy_55"/>
-            <w:bookmarkStart w:id="862" w:name="Check2_Copy_210_Copy_55"/>
-            <w:bookmarkEnd w:id="862"/>
+            <w:bookmarkStart w:id="1033" w:name="Check2_Copy_210_Copy_55"/>
+            <w:bookmarkStart w:id="1034" w:name="Check2_Copy_210_Copy_55"/>
+            <w:bookmarkEnd w:id="1034"/>
             <w:r>
               <w:rPr>
                 <w:rFonts w:eastAsia="Times New Roman" w:cs="Times New Roman"/>
@@ -24671,19 +25015,21 @@
               </w:rPr>
               <w:fldChar w:fldCharType="end"/>
             </w:r>
-            <w:bookmarkStart w:id="863" w:name="Check2_Copy_210_Copy_55_Copy_1"/>
-            <w:bookmarkStart w:id="864" w:name="Check2_Copy_210_Copy_55_Copy_1"/>
-            <w:bookmarkStart w:id="865" w:name="Check2_Copy_210_Copy_55"/>
-            <w:bookmarkEnd w:id="863"/>
-            <w:bookmarkEnd w:id="864"/>
-            <w:bookmarkEnd w:id="865"/>
-            <w:r>
-              <w:rPr>
-                <w:rFonts w:eastAsia="Times New Roman" w:cs="Times New Roman"/>
-                <w:kern w:val="0"/>
-                <w:lang w:val="en-US" w:eastAsia="en-US" w:bidi="ar-SA"/>
-              </w:rPr>
-              <w:t xml:space="preserve"> Planned to be Implemented  </w:t>
+            <w:bookmarkStart w:id="1035" w:name="Check2_Copy_210_Copy_55_Copy_1"/>
+            <w:bookmarkStart w:id="1036" w:name="Check2_Copy_210_Copy_55_Copy_1_Copy_1"/>
+            <w:bookmarkStart w:id="1037" w:name="Check2_Copy_210_Copy_55_Copy_1"/>
+            <w:bookmarkStart w:id="1038" w:name="Check2_Copy_210_Copy_55"/>
+            <w:bookmarkEnd w:id="1035"/>
+            <w:bookmarkEnd w:id="1036"/>
+            <w:bookmarkEnd w:id="1037"/>
+            <w:bookmarkEnd w:id="1038"/>
+            <w:r>
+              <w:rPr>
+                <w:rFonts w:eastAsia="Times New Roman" w:cs="Times New Roman"/>
+                <w:kern w:val="0"/>
+                <w:lang w:val="en-US" w:eastAsia="en-US" w:bidi="ar-SA"/>
+              </w:rPr>
+              <w:t xml:space="preserve"> Planned to be Implemented</w:t>
             </w:r>
           </w:p>
         </w:tc>
@@ -24739,9 +25085,9 @@
               </w:rPr>
               <w:fldChar w:fldCharType="separate"/>
             </w:r>
-            <w:bookmarkStart w:id="866" w:name="Check2_Copy_211_Copy_55"/>
-            <w:bookmarkStart w:id="867" w:name="Check2_Copy_211_Copy_55"/>
-            <w:bookmarkEnd w:id="867"/>
+            <w:bookmarkStart w:id="1039" w:name="Check2_Copy_211_Copy_55"/>
+            <w:bookmarkStart w:id="1040" w:name="Check2_Copy_211_Copy_55"/>
+            <w:bookmarkEnd w:id="1040"/>
             <w:r>
               <w:rPr>
                 <w:rFonts w:eastAsia="Times New Roman" w:cs="Times New Roman"/>
@@ -24757,19 +25103,21 @@
               </w:rPr>
               <w:fldChar w:fldCharType="end"/>
             </w:r>
-            <w:bookmarkStart w:id="868" w:name="Check2_Copy_211_Copy_55_Copy_1"/>
-            <w:bookmarkStart w:id="869" w:name="Check2_Copy_211_Copy_55_Copy_1"/>
-            <w:bookmarkStart w:id="870" w:name="Check2_Copy_211_Copy_55"/>
-            <w:bookmarkEnd w:id="868"/>
-            <w:bookmarkEnd w:id="869"/>
-            <w:bookmarkEnd w:id="870"/>
-            <w:r>
-              <w:rPr>
-                <w:rFonts w:eastAsia="Times New Roman" w:cs="Times New Roman"/>
-                <w:kern w:val="0"/>
-                <w:lang w:val="en-US" w:eastAsia="en-US" w:bidi="ar-SA"/>
-              </w:rPr>
-              <w:t xml:space="preserve"> Not Applicable </w:t>
+            <w:bookmarkStart w:id="1041" w:name="Check2_Copy_211_Copy_55_Copy_1"/>
+            <w:bookmarkStart w:id="1042" w:name="Check2_Copy_211_Copy_55_Copy_1_Copy_1"/>
+            <w:bookmarkStart w:id="1043" w:name="Check2_Copy_211_Copy_55_Copy_1"/>
+            <w:bookmarkStart w:id="1044" w:name="Check2_Copy_211_Copy_55"/>
+            <w:bookmarkEnd w:id="1041"/>
+            <w:bookmarkEnd w:id="1042"/>
+            <w:bookmarkEnd w:id="1043"/>
+            <w:bookmarkEnd w:id="1044"/>
+            <w:r>
+              <w:rPr>
+                <w:rFonts w:eastAsia="Times New Roman" w:cs="Times New Roman"/>
+                <w:kern w:val="0"/>
+                <w:lang w:val="en-US" w:eastAsia="en-US" w:bidi="ar-SA"/>
+              </w:rPr>
+              <w:t xml:space="preserve"> Not Applicable</w:t>
             </w:r>
           </w:p>
         </w:tc>
@@ -24811,7 +25159,7 @@
                 <w:kern w:val="0"/>
                 <w:lang w:val="en-US" w:eastAsia="en-US" w:bidi="ar-SA"/>
               </w:rPr>
-              <w:t>Current implementation or planned implementation details.  If “Not Applicable,” provide rationale.</w:t>
+              <w:t>Current implementation or planned implementation details. If “Not Applicable,” provide rationale.</w:t>
             </w:r>
           </w:p>
         </w:tc>
@@ -24938,9 +25286,9 @@
               </w:rPr>
               <w:fldChar w:fldCharType="separate"/>
             </w:r>
-            <w:bookmarkStart w:id="871" w:name="Check1_Copy_105_Copy_56"/>
-            <w:bookmarkStart w:id="872" w:name="Check1_Copy_105_Copy_56"/>
-            <w:bookmarkEnd w:id="872"/>
+            <w:bookmarkStart w:id="1045" w:name="Check1_Copy_105_Copy_56"/>
+            <w:bookmarkStart w:id="1046" w:name="Check1_Copy_105_Copy_56"/>
+            <w:bookmarkEnd w:id="1046"/>
             <w:r>
               <w:rPr>
                 <w:rFonts w:eastAsia="Times New Roman" w:cs="Times New Roman"/>
@@ -24956,12 +25304,14 @@
               </w:rPr>
               <w:fldChar w:fldCharType="end"/>
             </w:r>
-            <w:bookmarkStart w:id="873" w:name="Check1_Copy_105_Copy_56_Copy_1"/>
-            <w:bookmarkStart w:id="874" w:name="Check1_Copy_105_Copy_56_Copy_1"/>
-            <w:bookmarkStart w:id="875" w:name="Check1_Copy_105_Copy_56"/>
-            <w:bookmarkEnd w:id="873"/>
-            <w:bookmarkEnd w:id="874"/>
-            <w:bookmarkEnd w:id="875"/>
+            <w:bookmarkStart w:id="1047" w:name="Check1_Copy_105_Copy_56_Copy_1"/>
+            <w:bookmarkStart w:id="1048" w:name="Check1_Copy_105_Copy_56_Copy_1_Copy_1"/>
+            <w:bookmarkStart w:id="1049" w:name="Check1_Copy_105_Copy_56_Copy_1"/>
+            <w:bookmarkStart w:id="1050" w:name="Check1_Copy_105_Copy_56"/>
+            <w:bookmarkEnd w:id="1047"/>
+            <w:bookmarkEnd w:id="1048"/>
+            <w:bookmarkEnd w:id="1049"/>
+            <w:bookmarkEnd w:id="1050"/>
             <w:r>
               <w:rPr>
                 <w:rFonts w:eastAsia="Times New Roman" w:cs="Times New Roman"/>
@@ -25024,9 +25374,9 @@
               </w:rPr>
               <w:fldChar w:fldCharType="separate"/>
             </w:r>
-            <w:bookmarkStart w:id="876" w:name="Check2_Copy_210_Copy_56"/>
-            <w:bookmarkStart w:id="877" w:name="Check2_Copy_210_Copy_56"/>
-            <w:bookmarkEnd w:id="877"/>
+            <w:bookmarkStart w:id="1051" w:name="Check2_Copy_210_Copy_56"/>
+            <w:bookmarkStart w:id="1052" w:name="Check2_Copy_210_Copy_56"/>
+            <w:bookmarkEnd w:id="1052"/>
             <w:r>
               <w:rPr>
                 <w:rFonts w:eastAsia="Times New Roman" w:cs="Times New Roman"/>
@@ -25042,19 +25392,21 @@
               </w:rPr>
               <w:fldChar w:fldCharType="end"/>
             </w:r>
-            <w:bookmarkStart w:id="878" w:name="Check2_Copy_210_Copy_56_Copy_1"/>
-            <w:bookmarkStart w:id="879" w:name="Check2_Copy_210_Copy_56_Copy_1"/>
-            <w:bookmarkStart w:id="880" w:name="Check2_Copy_210_Copy_56"/>
-            <w:bookmarkEnd w:id="878"/>
-            <w:bookmarkEnd w:id="879"/>
-            <w:bookmarkEnd w:id="880"/>
-            <w:r>
-              <w:rPr>
-                <w:rFonts w:eastAsia="Times New Roman" w:cs="Times New Roman"/>
-                <w:kern w:val="0"/>
-                <w:lang w:val="en-US" w:eastAsia="en-US" w:bidi="ar-SA"/>
-              </w:rPr>
-              <w:t xml:space="preserve"> Planned to be Implemented  </w:t>
+            <w:bookmarkStart w:id="1053" w:name="Check2_Copy_210_Copy_56_Copy_1"/>
+            <w:bookmarkStart w:id="1054" w:name="Check2_Copy_210_Copy_56_Copy_1_Copy_1"/>
+            <w:bookmarkStart w:id="1055" w:name="Check2_Copy_210_Copy_56_Copy_1"/>
+            <w:bookmarkStart w:id="1056" w:name="Check2_Copy_210_Copy_56"/>
+            <w:bookmarkEnd w:id="1053"/>
+            <w:bookmarkEnd w:id="1054"/>
+            <w:bookmarkEnd w:id="1055"/>
+            <w:bookmarkEnd w:id="1056"/>
+            <w:r>
+              <w:rPr>
+                <w:rFonts w:eastAsia="Times New Roman" w:cs="Times New Roman"/>
+                <w:kern w:val="0"/>
+                <w:lang w:val="en-US" w:eastAsia="en-US" w:bidi="ar-SA"/>
+              </w:rPr>
+              <w:t xml:space="preserve"> Planned to be Implemented</w:t>
             </w:r>
           </w:p>
         </w:tc>
@@ -25110,9 +25462,9 @@
               </w:rPr>
               <w:fldChar w:fldCharType="separate"/>
             </w:r>
-            <w:bookmarkStart w:id="881" w:name="Check2_Copy_211_Copy_56"/>
-            <w:bookmarkStart w:id="882" w:name="Check2_Copy_211_Copy_56"/>
-            <w:bookmarkEnd w:id="882"/>
+            <w:bookmarkStart w:id="1057" w:name="Check2_Copy_211_Copy_56"/>
+            <w:bookmarkStart w:id="1058" w:name="Check2_Copy_211_Copy_56"/>
+            <w:bookmarkEnd w:id="1058"/>
             <w:r>
               <w:rPr>
                 <w:rFonts w:eastAsia="Times New Roman" w:cs="Times New Roman"/>
@@ -25128,19 +25480,21 @@
               </w:rPr>
               <w:fldChar w:fldCharType="end"/>
             </w:r>
-            <w:bookmarkStart w:id="883" w:name="Check2_Copy_211_Copy_56_Copy_1"/>
-            <w:bookmarkStart w:id="884" w:name="Check2_Copy_211_Copy_56_Copy_1"/>
-            <w:bookmarkStart w:id="885" w:name="Check2_Copy_211_Copy_56"/>
-            <w:bookmarkEnd w:id="883"/>
-            <w:bookmarkEnd w:id="884"/>
-            <w:bookmarkEnd w:id="885"/>
-            <w:r>
-              <w:rPr>
-                <w:rFonts w:eastAsia="Times New Roman" w:cs="Times New Roman"/>
-                <w:kern w:val="0"/>
-                <w:lang w:val="en-US" w:eastAsia="en-US" w:bidi="ar-SA"/>
-              </w:rPr>
-              <w:t xml:space="preserve"> Not Applicable </w:t>
+            <w:bookmarkStart w:id="1059" w:name="Check2_Copy_211_Copy_56_Copy_1"/>
+            <w:bookmarkStart w:id="1060" w:name="Check2_Copy_211_Copy_56_Copy_1_Copy_1"/>
+            <w:bookmarkStart w:id="1061" w:name="Check2_Copy_211_Copy_56_Copy_1"/>
+            <w:bookmarkStart w:id="1062" w:name="Check2_Copy_211_Copy_56"/>
+            <w:bookmarkEnd w:id="1059"/>
+            <w:bookmarkEnd w:id="1060"/>
+            <w:bookmarkEnd w:id="1061"/>
+            <w:bookmarkEnd w:id="1062"/>
+            <w:r>
+              <w:rPr>
+                <w:rFonts w:eastAsia="Times New Roman" w:cs="Times New Roman"/>
+                <w:kern w:val="0"/>
+                <w:lang w:val="en-US" w:eastAsia="en-US" w:bidi="ar-SA"/>
+              </w:rPr>
+              <w:t xml:space="preserve"> Not Applicable</w:t>
             </w:r>
           </w:p>
         </w:tc>
@@ -25182,7 +25536,7 @@
                 <w:kern w:val="0"/>
                 <w:lang w:val="en-US" w:eastAsia="en-US" w:bidi="ar-SA"/>
               </w:rPr>
-              <w:t>Current implementation or planned implementation details.  If “Not Applicable,” provide rationale.</w:t>
+              <w:t>Current implementation or planned implementation details. If “Not Applicable,” provide rationale.</w:t>
             </w:r>
           </w:p>
         </w:tc>
@@ -25335,9 +25689,9 @@
               </w:rPr>
               <w:fldChar w:fldCharType="separate"/>
             </w:r>
-            <w:bookmarkStart w:id="886" w:name="Check1_Copy_105_Copy_57"/>
-            <w:bookmarkStart w:id="887" w:name="Check1_Copy_105_Copy_57"/>
-            <w:bookmarkEnd w:id="887"/>
+            <w:bookmarkStart w:id="1063" w:name="Check1_Copy_105_Copy_57"/>
+            <w:bookmarkStart w:id="1064" w:name="Check1_Copy_105_Copy_57"/>
+            <w:bookmarkEnd w:id="1064"/>
             <w:r>
               <w:rPr>
                 <w:rFonts w:eastAsia="Times New Roman" w:cs="Times New Roman"/>
@@ -25353,12 +25707,14 @@
               </w:rPr>
               <w:fldChar w:fldCharType="end"/>
             </w:r>
-            <w:bookmarkStart w:id="888" w:name="Check1_Copy_105_Copy_57_Copy_1"/>
-            <w:bookmarkStart w:id="889" w:name="Check1_Copy_105_Copy_57_Copy_1"/>
-            <w:bookmarkStart w:id="890" w:name="Check1_Copy_105_Copy_57"/>
-            <w:bookmarkEnd w:id="888"/>
-            <w:bookmarkEnd w:id="889"/>
-            <w:bookmarkEnd w:id="890"/>
+            <w:bookmarkStart w:id="1065" w:name="Check1_Copy_105_Copy_57_Copy_1"/>
+            <w:bookmarkStart w:id="1066" w:name="Check1_Copy_105_Copy_57_Copy_1_Copy_1"/>
+            <w:bookmarkStart w:id="1067" w:name="Check1_Copy_105_Copy_57_Copy_1"/>
+            <w:bookmarkStart w:id="1068" w:name="Check1_Copy_105_Copy_57"/>
+            <w:bookmarkEnd w:id="1065"/>
+            <w:bookmarkEnd w:id="1066"/>
+            <w:bookmarkEnd w:id="1067"/>
+            <w:bookmarkEnd w:id="1068"/>
             <w:r>
               <w:rPr>
                 <w:rFonts w:eastAsia="Times New Roman" w:cs="Times New Roman"/>
@@ -25421,9 +25777,9 @@
               </w:rPr>
               <w:fldChar w:fldCharType="separate"/>
             </w:r>
-            <w:bookmarkStart w:id="891" w:name="Check2_Copy_210_Copy_57"/>
-            <w:bookmarkStart w:id="892" w:name="Check2_Copy_210_Copy_57"/>
-            <w:bookmarkEnd w:id="892"/>
+            <w:bookmarkStart w:id="1069" w:name="Check2_Copy_210_Copy_57"/>
+            <w:bookmarkStart w:id="1070" w:name="Check2_Copy_210_Copy_57"/>
+            <w:bookmarkEnd w:id="1070"/>
             <w:r>
               <w:rPr>
                 <w:rFonts w:eastAsia="Times New Roman" w:cs="Times New Roman"/>
@@ -25439,19 +25795,21 @@
               </w:rPr>
               <w:fldChar w:fldCharType="end"/>
             </w:r>
-            <w:bookmarkStart w:id="893" w:name="Check2_Copy_210_Copy_57_Copy_1"/>
-            <w:bookmarkStart w:id="894" w:name="Check2_Copy_210_Copy_57_Copy_1"/>
-            <w:bookmarkStart w:id="895" w:name="Check2_Copy_210_Copy_57"/>
-            <w:bookmarkEnd w:id="893"/>
-            <w:bookmarkEnd w:id="894"/>
-            <w:bookmarkEnd w:id="895"/>
-            <w:r>
-              <w:rPr>
-                <w:rFonts w:eastAsia="Times New Roman" w:cs="Times New Roman"/>
-                <w:kern w:val="0"/>
-                <w:lang w:val="en-US" w:eastAsia="en-US" w:bidi="ar-SA"/>
-              </w:rPr>
-              <w:t xml:space="preserve"> Planned to be Implemented  </w:t>
+            <w:bookmarkStart w:id="1071" w:name="Check2_Copy_210_Copy_57_Copy_1"/>
+            <w:bookmarkStart w:id="1072" w:name="Check2_Copy_210_Copy_57_Copy_1_Copy_1"/>
+            <w:bookmarkStart w:id="1073" w:name="Check2_Copy_210_Copy_57_Copy_1"/>
+            <w:bookmarkStart w:id="1074" w:name="Check2_Copy_210_Copy_57"/>
+            <w:bookmarkEnd w:id="1071"/>
+            <w:bookmarkEnd w:id="1072"/>
+            <w:bookmarkEnd w:id="1073"/>
+            <w:bookmarkEnd w:id="1074"/>
+            <w:r>
+              <w:rPr>
+                <w:rFonts w:eastAsia="Times New Roman" w:cs="Times New Roman"/>
+                <w:kern w:val="0"/>
+                <w:lang w:val="en-US" w:eastAsia="en-US" w:bidi="ar-SA"/>
+              </w:rPr>
+              <w:t xml:space="preserve"> Planned to be Implemented</w:t>
             </w:r>
           </w:p>
         </w:tc>
@@ -25507,9 +25865,9 @@
               </w:rPr>
               <w:fldChar w:fldCharType="separate"/>
             </w:r>
-            <w:bookmarkStart w:id="896" w:name="Check2_Copy_211_Copy_57"/>
-            <w:bookmarkStart w:id="897" w:name="Check2_Copy_211_Copy_57"/>
-            <w:bookmarkEnd w:id="897"/>
+            <w:bookmarkStart w:id="1075" w:name="Check2_Copy_211_Copy_57"/>
+            <w:bookmarkStart w:id="1076" w:name="Check2_Copy_211_Copy_57"/>
+            <w:bookmarkEnd w:id="1076"/>
             <w:r>
               <w:rPr>
                 <w:rFonts w:eastAsia="Times New Roman" w:cs="Times New Roman"/>
@@ -25525,19 +25883,21 @@
               </w:rPr>
               <w:fldChar w:fldCharType="end"/>
             </w:r>
-            <w:bookmarkStart w:id="898" w:name="Check2_Copy_211_Copy_57_Copy_1"/>
-            <w:bookmarkStart w:id="899" w:name="Check2_Copy_211_Copy_57_Copy_1"/>
-            <w:bookmarkStart w:id="900" w:name="Check2_Copy_211_Copy_57"/>
-            <w:bookmarkEnd w:id="898"/>
-            <w:bookmarkEnd w:id="899"/>
-            <w:bookmarkEnd w:id="900"/>
-            <w:r>
-              <w:rPr>
-                <w:rFonts w:eastAsia="Times New Roman" w:cs="Times New Roman"/>
-                <w:kern w:val="0"/>
-                <w:lang w:val="en-US" w:eastAsia="en-US" w:bidi="ar-SA"/>
-              </w:rPr>
-              <w:t xml:space="preserve"> Not Applicable </w:t>
+            <w:bookmarkStart w:id="1077" w:name="Check2_Copy_211_Copy_57_Copy_1"/>
+            <w:bookmarkStart w:id="1078" w:name="Check2_Copy_211_Copy_57_Copy_1_Copy_1"/>
+            <w:bookmarkStart w:id="1079" w:name="Check2_Copy_211_Copy_57_Copy_1"/>
+            <w:bookmarkStart w:id="1080" w:name="Check2_Copy_211_Copy_57"/>
+            <w:bookmarkEnd w:id="1077"/>
+            <w:bookmarkEnd w:id="1078"/>
+            <w:bookmarkEnd w:id="1079"/>
+            <w:bookmarkEnd w:id="1080"/>
+            <w:r>
+              <w:rPr>
+                <w:rFonts w:eastAsia="Times New Roman" w:cs="Times New Roman"/>
+                <w:kern w:val="0"/>
+                <w:lang w:val="en-US" w:eastAsia="en-US" w:bidi="ar-SA"/>
+              </w:rPr>
+              <w:t xml:space="preserve"> Not Applicable</w:t>
             </w:r>
           </w:p>
         </w:tc>
@@ -25579,7 +25939,7 @@
                 <w:kern w:val="0"/>
                 <w:lang w:val="en-US" w:eastAsia="en-US" w:bidi="ar-SA"/>
               </w:rPr>
-              <w:t>Current implementation or planned implementation details.  If “Not Applicable,” provide rationale.</w:t>
+              <w:t>Current implementation or planned implementation details. If “Not Applicable,” provide rationale.</w:t>
             </w:r>
           </w:p>
         </w:tc>
@@ -26544,9 +26904,7 @@
       </w:r>
     </w:p>
     <w:sectPr>
-      <w:headerReference w:type="even" r:id="rId3"/>
-      <w:headerReference w:type="default" r:id="rId4"/>
-      <w:headerReference w:type="first" r:id="rId5"/>
+      <w:headerReference w:type="default" r:id="rId3"/>
       <w:type w:val="nextPage"/>
       <w:pgSz w:w="12240" w:h="15840"/>
       <w:pgMar w:left="1134" w:right="1134" w:gutter="0" w:header="1134" w:top="1693" w:footer="0" w:bottom="1134"/>
@@ -26560,20 +26918,6 @@
 </file>
 
 <file path=word/header1.xml><?xml version="1.0" encoding="utf-8"?>
-<w:hdr xmlns:o="urn:schemas-microsoft-com:office:office" xmlns:r="http://schemas.openxmlformats.org/officeDocument/2006/relationships" xmlns:v="urn:schemas-microsoft-com:vml" xmlns:w="http://schemas.openxmlformats.org/wordprocessingml/2006/main" xmlns:w10="urn:schemas-microsoft-com:office:word" xmlns:wp="http://schemas.openxmlformats.org/drawingml/2006/wordprocessingDrawing" xmlns:pic="http://schemas.openxmlformats.org/drawingml/2006/picture" xmlns:wps="http://schemas.microsoft.com/office/word/2010/wordprocessingShape" xmlns:wpg="http://schemas.microsoft.com/office/word/2010/wordprocessingGroup" xmlns:mc="http://schemas.openxmlformats.org/markup-compatibility/2006" xmlns:wp14="http://schemas.microsoft.com/office/word/2010/wordprocessingDrawing" xmlns:w14="http://schemas.microsoft.com/office/word/2010/wordml" xmlns:w15="http://schemas.microsoft.com/office/word/2012/wordml" mc:Ignorable="w14 wp14 w15">
-  <w:p>
-    <w:pPr>
-      <w:pStyle w:val="Header"/>
-      <w:rPr/>
-    </w:pPr>
-    <w:r>
-      <w:rPr/>
-    </w:r>
-  </w:p>
-</w:hdr>
-</file>
-
-<file path=word/header2.xml><?xml version="1.0" encoding="utf-8"?>
 <w:hdr xmlns:o="urn:schemas-microsoft-com:office:office" xmlns:r="http://schemas.openxmlformats.org/officeDocument/2006/relationships" xmlns:v="urn:schemas-microsoft-com:vml" xmlns:w="http://schemas.openxmlformats.org/wordprocessingml/2006/main" xmlns:w10="urn:schemas-microsoft-com:office:word" xmlns:wp="http://schemas.openxmlformats.org/drawingml/2006/wordprocessingDrawing" xmlns:pic="http://schemas.openxmlformats.org/drawingml/2006/picture" xmlns:wps="http://schemas.microsoft.com/office/word/2010/wordprocessingShape" xmlns:wpg="http://schemas.microsoft.com/office/word/2010/wordprocessingGroup" xmlns:mc="http://schemas.openxmlformats.org/markup-compatibility/2006" xmlns:wp14="http://schemas.microsoft.com/office/word/2010/wordprocessingDrawing" xmlns:w14="http://schemas.microsoft.com/office/word/2010/wordml" xmlns:w15="http://schemas.microsoft.com/office/word/2012/wordml" mc:Ignorable="w14 wp14 w15">
   <w:p>
     <w:pPr>
@@ -26664,123 +27008,9 @@
         <w:b/>
         <w:bCs/>
       </w:rPr>
-      <w:t xml:space="preserve">&gt;&gt; SYSTEM SECURITY PLAN   </w:t>
+      <w:t xml:space="preserve">&gt;&gt; SYSTEM SECURITY PLAN  </w:t>
       <w:tab/>
-      <w:t xml:space="preserve">                    Last Updated:  &lt;&lt;</w:t>
-    </w:r>
-    <w:r>
-      <w:rPr>
-        <w:b/>
-        <w:bCs/>
-        <w:color w:val="FF0000"/>
-      </w:rPr>
-      <w:t>Insert date</w:t>
-    </w:r>
-    <w:r>
-      <w:rPr>
-        <w:b/>
-        <w:bCs/>
-      </w:rPr>
-      <w:t>&gt;&gt;</w:t>
-    </w:r>
-  </w:p>
-</w:hdr>
-</file>
-
-<file path=word/header3.xml><?xml version="1.0" encoding="utf-8"?>
-<w:hdr xmlns:o="urn:schemas-microsoft-com:office:office" xmlns:r="http://schemas.openxmlformats.org/officeDocument/2006/relationships" xmlns:v="urn:schemas-microsoft-com:vml" xmlns:w="http://schemas.openxmlformats.org/wordprocessingml/2006/main" xmlns:w10="urn:schemas-microsoft-com:office:word" xmlns:wp="http://schemas.openxmlformats.org/drawingml/2006/wordprocessingDrawing" xmlns:pic="http://schemas.openxmlformats.org/drawingml/2006/picture" xmlns:wps="http://schemas.microsoft.com/office/word/2010/wordprocessingShape" xmlns:wpg="http://schemas.microsoft.com/office/word/2010/wordprocessingGroup" xmlns:mc="http://schemas.openxmlformats.org/markup-compatibility/2006" xmlns:wp14="http://schemas.microsoft.com/office/word/2010/wordprocessingDrawing" xmlns:w14="http://schemas.microsoft.com/office/word/2010/wordml" xmlns:w15="http://schemas.microsoft.com/office/word/2012/wordml" mc:Ignorable="w14 wp14 w15">
-  <w:p>
-    <w:pPr>
-      <w:pStyle w:val="Header"/>
-      <w:bidi w:val="0"/>
-      <w:jc w:val="start"/>
-      <w:rPr>
-        <w:b/>
-        <w:bCs/>
-      </w:rPr>
-    </w:pPr>
-    <w:r>
-      <mc:AlternateContent>
-        <mc:Choice Requires="wps">
-          <w:drawing>
-            <wp:anchor distT="14605" distB="14605" distL="14605" distR="14605" simplePos="0" relativeHeight="12" behindDoc="1" locked="0" layoutInCell="1" allowOverlap="1">
-              <wp:simplePos x="0" y="0"/>
-              <wp:positionH relativeFrom="column">
-                <wp:posOffset>0</wp:posOffset>
-              </wp:positionH>
-              <wp:positionV relativeFrom="paragraph">
-                <wp:posOffset>227965</wp:posOffset>
-              </wp:positionV>
-              <wp:extent cx="5943600" cy="0"/>
-              <wp:effectExtent l="14605" t="14605" r="14605" b="14605"/>
-              <wp:wrapNone/>
-              <wp:docPr id="2" name="Line 1"/>
-              <a:graphic xmlns:a="http://schemas.openxmlformats.org/drawingml/2006/main">
-                <a:graphicData uri="http://schemas.microsoft.com/office/word/2010/wordprocessingShape">
-                  <wps:wsp>
-                    <wps:cNvSpPr/>
-                    <wps:spPr>
-                      <a:xfrm>
-                        <a:off x="0" y="0"/>
-                        <a:ext cx="5943600" cy="0"/>
-                      </a:xfrm>
-                      <a:prstGeom prst="line">
-                        <a:avLst/>
-                      </a:prstGeom>
-                      <a:ln w="28440">
-                        <a:solidFill>
-                          <a:srgbClr val="000000"/>
-                        </a:solidFill>
-                        <a:round/>
-                      </a:ln>
-                    </wps:spPr>
-                    <wps:style>
-                      <a:lnRef idx="0"/>
-                      <a:fillRef idx="0"/>
-                      <a:effectRef idx="0"/>
-                      <a:fontRef idx="minor"/>
-                    </wps:style>
-                    <wps:bodyPr/>
-                  </wps:wsp>
-                </a:graphicData>
-              </a:graphic>
-            </wp:anchor>
-          </w:drawing>
-        </mc:Choice>
-        <mc:Fallback>
-          <w:pict>
-            <v:line id="shape_0" from="0pt,17.95pt" to="467.95pt,17.95pt" stroked="t" o:allowincell="f" style="position:absolute">
-              <v:stroke color="black" weight="28440" joinstyle="round" endcap="flat"/>
-              <v:fill o:detectmouseclick="t" on="false"/>
-              <w10:wrap type="none"/>
-            </v:line>
-          </w:pict>
-        </mc:Fallback>
-      </mc:AlternateContent>
-    </w:r>
-    <w:r>
-      <w:rPr>
-        <w:b/>
-        <w:bCs/>
-      </w:rPr>
-      <w:t>&lt;&lt;</w:t>
-    </w:r>
-    <w:r>
-      <w:rPr>
-        <w:b/>
-        <w:bCs/>
-        <w:color w:val="FF0000"/>
-      </w:rPr>
-      <w:t>Insert name</w:t>
-    </w:r>
-    <w:r>
-      <w:rPr>
-        <w:b/>
-        <w:bCs/>
-      </w:rPr>
-      <w:t xml:space="preserve">&gt;&gt; SYSTEM SECURITY PLAN   </w:t>
-      <w:tab/>
-      <w:t xml:space="preserve">                    Last Updated:  &lt;&lt;</w:t>
+      <w:t xml:space="preserve">                   Last Updated: &lt;&lt;</w:t>
     </w:r>
     <w:r>
       <w:rPr>
@@ -26953,7 +27183,7 @@
       <w:start w:val="1"/>
       <w:numFmt w:val="none"/>
       <w:suff w:val="nothing"/>
-      <w:lvlText w:val=""/>
+      <w:lvlText w:val="%1"/>
       <w:lvlJc w:val="start"/>
       <w:pPr>
         <w:tabs>
@@ -26966,7 +27196,7 @@
       <w:start w:val="1"/>
       <w:numFmt w:val="none"/>
       <w:suff w:val="nothing"/>
-      <w:lvlText w:val=""/>
+      <w:lvlText w:val="%2"/>
       <w:lvlJc w:val="start"/>
       <w:pPr>
         <w:tabs>
@@ -26979,7 +27209,7 @@
       <w:start w:val="1"/>
       <w:numFmt w:val="none"/>
       <w:suff w:val="nothing"/>
-      <w:lvlText w:val=""/>
+      <w:lvlText w:val="%3"/>
       <w:lvlJc w:val="start"/>
       <w:pPr>
         <w:tabs>
@@ -26992,7 +27222,7 @@
       <w:start w:val="1"/>
       <w:numFmt w:val="none"/>
       <w:suff w:val="nothing"/>
-      <w:lvlText w:val=""/>
+      <w:lvlText w:val="%4"/>
       <w:lvlJc w:val="start"/>
       <w:pPr>
         <w:tabs>
@@ -27005,7 +27235,7 @@
       <w:start w:val="1"/>
       <w:numFmt w:val="none"/>
       <w:suff w:val="nothing"/>
-      <w:lvlText w:val=""/>
+      <w:lvlText w:val="%5"/>
       <w:lvlJc w:val="start"/>
       <w:pPr>
         <w:tabs>
@@ -27018,7 +27248,7 @@
       <w:start w:val="1"/>
       <w:numFmt w:val="none"/>
       <w:suff w:val="nothing"/>
-      <w:lvlText w:val=""/>
+      <w:lvlText w:val="%6"/>
       <w:lvlJc w:val="start"/>
       <w:pPr>
         <w:tabs>
@@ -27031,7 +27261,7 @@
       <w:start w:val="1"/>
       <w:numFmt w:val="none"/>
       <w:suff w:val="nothing"/>
-      <w:lvlText w:val=""/>
+      <w:lvlText w:val="%7"/>
       <w:lvlJc w:val="start"/>
       <w:pPr>
         <w:tabs>
@@ -27044,7 +27274,7 @@
       <w:start w:val="1"/>
       <w:numFmt w:val="none"/>
       <w:suff w:val="nothing"/>
-      <w:lvlText w:val=""/>
+      <w:lvlText w:val="%8"/>
       <w:lvlJc w:val="start"/>
       <w:pPr>
         <w:tabs>
@@ -27057,7 +27287,7 @@
       <w:start w:val="1"/>
       <w:numFmt w:val="none"/>
       <w:suff w:val="nothing"/>
-      <w:lvlText w:val=""/>
+      <w:lvlText w:val="%9"/>
       <w:lvlJc w:val="start"/>
       <w:pPr>
         <w:tabs>
@@ -27100,7 +27330,9 @@
     <w:pPr>
       <w:widowControl/>
       <w:suppressAutoHyphens w:val="true"/>
-      <w:overflowPunct w:val="false"/>
+      <w:kinsoku w:val="true"/>
+      <w:overflowPunct w:val="true"/>
+      <w:autoSpaceDE w:val="true"/>
       <w:bidi w:val="0"/>
       <w:spacing w:before="0" w:after="0"/>
       <w:jc w:val="start"/>

--- a/CMMC Level 1 SSP Template NIST.docx
+++ b/CMMC Level 1 SSP Template NIST.docx
@@ -4504,33 +4504,7 @@
           <w:sz w:val="23"/>
           <w:szCs w:val="23"/>
         </w:rPr>
-        <w:t>3.1.2.a the types of transactions and functions that authorized users are permitted to</w:t>
-      </w:r>
-    </w:p>
-    <w:p>
-      <w:pPr>
-        <w:pStyle w:val="Normal"/>
-        <w:tabs>
-          <w:tab w:val="clear" w:pos="709"/>
-          <w:tab w:val="left" w:pos="540" w:leader="none"/>
-        </w:tabs>
-        <w:bidi w:val="0"/>
-        <w:jc w:val="start"/>
-        <w:rPr>
-          <w:color w:val="000000"/>
-          <w:sz w:val="23"/>
-          <w:szCs w:val="23"/>
-        </w:rPr>
-      </w:pPr>
-      <w:r>
-        <w:rPr>
-          <w:b w:val="false"/>
-          <w:bCs w:val="false"/>
-          <w:color w:val="000000"/>
-          <w:sz w:val="23"/>
-          <w:szCs w:val="23"/>
-        </w:rPr>
-        <w:t>execute are defined.</w:t>
+        <w:t>3.1.2.a the types of transactions and functions that authorized users are permitted to execute are defined.</w:t>
       </w:r>
     </w:p>
     <w:tbl>
@@ -4907,33 +4881,7 @@
           <w:sz w:val="23"/>
           <w:szCs w:val="23"/>
         </w:rPr>
-        <w:t>3.1.2.b system access is limited to the defined types of transactions and functions for</w:t>
-      </w:r>
-    </w:p>
-    <w:p>
-      <w:pPr>
-        <w:pStyle w:val="Normal"/>
-        <w:tabs>
-          <w:tab w:val="clear" w:pos="709"/>
-          <w:tab w:val="left" w:pos="540" w:leader="none"/>
-        </w:tabs>
-        <w:bidi w:val="0"/>
-        <w:jc w:val="start"/>
-        <w:rPr>
-          <w:color w:val="000000"/>
-          <w:sz w:val="23"/>
-          <w:szCs w:val="23"/>
-        </w:rPr>
-      </w:pPr>
-      <w:r>
-        <w:rPr>
-          <w:b w:val="false"/>
-          <w:bCs w:val="false"/>
-          <w:color w:val="000000"/>
-          <w:sz w:val="23"/>
-          <w:szCs w:val="23"/>
-        </w:rPr>
-        <w:t>authorized users.</w:t>
+        <w:t>3.1.2.b system access is limited to the defined types of transactions and functions for authorized users.</w:t>
       </w:r>
     </w:p>
     <w:tbl>
@@ -7670,33 +7618,7 @@
           <w:sz w:val="23"/>
           <w:szCs w:val="23"/>
         </w:rPr>
-        <w:t>3.1.22.a individuals authorized to post or process information on publicly accessible</w:t>
-      </w:r>
-    </w:p>
-    <w:p>
-      <w:pPr>
-        <w:pStyle w:val="Normal"/>
-        <w:tabs>
-          <w:tab w:val="clear" w:pos="709"/>
-          <w:tab w:val="left" w:pos="540" w:leader="none"/>
-        </w:tabs>
-        <w:bidi w:val="0"/>
-        <w:jc w:val="start"/>
-        <w:rPr>
-          <w:color w:val="000000"/>
-          <w:sz w:val="23"/>
-          <w:szCs w:val="23"/>
-        </w:rPr>
-      </w:pPr>
-      <w:r>
-        <w:rPr>
-          <w:b w:val="false"/>
-          <w:bCs w:val="false"/>
-          <w:color w:val="000000"/>
-          <w:sz w:val="23"/>
-          <w:szCs w:val="23"/>
-        </w:rPr>
-        <w:t>systems are identified.</w:t>
+        <w:t>3.1.22.a individuals authorized to post or process information on publicly accessible systems are identified.</w:t>
       </w:r>
     </w:p>
     <w:tbl>
@@ -8073,33 +7995,7 @@
           <w:sz w:val="23"/>
           <w:szCs w:val="23"/>
         </w:rPr>
-        <w:t>3.1.22.b procedures to ensure FCI is not posted or processed on publicly accessible</w:t>
-      </w:r>
-    </w:p>
-    <w:p>
-      <w:pPr>
-        <w:pStyle w:val="Normal"/>
-        <w:tabs>
-          <w:tab w:val="clear" w:pos="709"/>
-          <w:tab w:val="left" w:pos="540" w:leader="none"/>
-        </w:tabs>
-        <w:bidi w:val="0"/>
-        <w:jc w:val="start"/>
-        <w:rPr>
-          <w:color w:val="000000"/>
-          <w:sz w:val="23"/>
-          <w:szCs w:val="23"/>
-        </w:rPr>
-      </w:pPr>
-      <w:r>
-        <w:rPr>
-          <w:b w:val="false"/>
-          <w:bCs w:val="false"/>
-          <w:color w:val="000000"/>
-          <w:sz w:val="23"/>
-          <w:szCs w:val="23"/>
-        </w:rPr>
-        <w:t>systems are identified.</w:t>
+        <w:t>3.1.22.b procedures to ensure FCI is not posted or processed on publicly accessible systems are identified.</w:t>
       </w:r>
     </w:p>
     <w:tbl>
@@ -8476,33 +8372,7 @@
           <w:sz w:val="23"/>
           <w:szCs w:val="23"/>
         </w:rPr>
-        <w:t>3.1.22.c a review process is in place prior to posting of any content to publicly</w:t>
-      </w:r>
-    </w:p>
-    <w:p>
-      <w:pPr>
-        <w:pStyle w:val="Normal"/>
-        <w:tabs>
-          <w:tab w:val="clear" w:pos="709"/>
-          <w:tab w:val="left" w:pos="540" w:leader="none"/>
-        </w:tabs>
-        <w:bidi w:val="0"/>
-        <w:jc w:val="start"/>
-        <w:rPr>
-          <w:color w:val="000000"/>
-          <w:sz w:val="23"/>
-          <w:szCs w:val="23"/>
-        </w:rPr>
-      </w:pPr>
-      <w:r>
-        <w:rPr>
-          <w:b w:val="false"/>
-          <w:bCs w:val="false"/>
-          <w:color w:val="000000"/>
-          <w:sz w:val="23"/>
-          <w:szCs w:val="23"/>
-        </w:rPr>
-        <w:t>accessible systems.</w:t>
+        <w:t>3.1.22.c a review process is in place prior to posting of any content to publicly accessible systems.</w:t>
       </w:r>
     </w:p>
     <w:tbl>
@@ -8879,33 +8749,7 @@
           <w:sz w:val="23"/>
           <w:szCs w:val="23"/>
         </w:rPr>
-        <w:t>3.1.22.d content on publicly accessible systems is reviewed to ensure that it does not</w:t>
-      </w:r>
-    </w:p>
-    <w:p>
-      <w:pPr>
-        <w:pStyle w:val="Normal"/>
-        <w:tabs>
-          <w:tab w:val="clear" w:pos="709"/>
-          <w:tab w:val="left" w:pos="540" w:leader="none"/>
-        </w:tabs>
-        <w:bidi w:val="0"/>
-        <w:jc w:val="start"/>
-        <w:rPr>
-          <w:color w:val="000000"/>
-          <w:sz w:val="23"/>
-          <w:szCs w:val="23"/>
-        </w:rPr>
-      </w:pPr>
-      <w:r>
-        <w:rPr>
-          <w:b w:val="false"/>
-          <w:bCs w:val="false"/>
-          <w:color w:val="000000"/>
-          <w:sz w:val="23"/>
-          <w:szCs w:val="23"/>
-        </w:rPr>
-        <w:t>include FCI.</w:t>
+        <w:t>3.1.22.d content on publicly accessible systems is reviewed to ensure that it does not include FCI.</w:t>
       </w:r>
     </w:p>
     <w:tbl>
@@ -10947,33 +10791,7 @@
           <w:sz w:val="23"/>
           <w:szCs w:val="20"/>
         </w:rPr>
-        <w:t>3.5.2.a the identity of each user is authenticated or verified as a prerequisite to system</w:t>
-      </w:r>
-    </w:p>
-    <w:p>
-      <w:pPr>
-        <w:pStyle w:val="Normal"/>
-        <w:tabs>
-          <w:tab w:val="clear" w:pos="709"/>
-          <w:tab w:val="left" w:pos="540" w:leader="none"/>
-        </w:tabs>
-        <w:bidi w:val="0"/>
-        <w:jc w:val="start"/>
-        <w:rPr>
-          <w:color w:val="000000"/>
-          <w:sz w:val="23"/>
-          <w:szCs w:val="23"/>
-        </w:rPr>
-      </w:pPr>
-      <w:r>
-        <w:rPr>
-          <w:b w:val="false"/>
-          <w:bCs w:val="false"/>
-          <w:color w:val="000000"/>
-          <w:sz w:val="23"/>
-          <w:szCs w:val="20"/>
-        </w:rPr>
-        <w:t>access.</w:t>
+        <w:t>3.5.2.a the identity of each user is authenticated or verified as a prerequisite to system access.</w:t>
       </w:r>
     </w:p>
     <w:tbl>
@@ -11350,33 +11168,7 @@
           <w:sz w:val="23"/>
           <w:szCs w:val="20"/>
         </w:rPr>
-        <w:t>3.5.2.b the identity of each process acting on behalf of a user is authenticated or</w:t>
-      </w:r>
-    </w:p>
-    <w:p>
-      <w:pPr>
-        <w:pStyle w:val="Normal"/>
-        <w:tabs>
-          <w:tab w:val="clear" w:pos="709"/>
-          <w:tab w:val="left" w:pos="540" w:leader="none"/>
-        </w:tabs>
-        <w:bidi w:val="0"/>
-        <w:jc w:val="start"/>
-        <w:rPr>
-          <w:color w:val="000000"/>
-          <w:sz w:val="23"/>
-          <w:szCs w:val="23"/>
-        </w:rPr>
-      </w:pPr>
-      <w:r>
-        <w:rPr>
-          <w:b w:val="false"/>
-          <w:bCs w:val="false"/>
-          <w:color w:val="000000"/>
-          <w:sz w:val="23"/>
-          <w:szCs w:val="20"/>
-        </w:rPr>
-        <w:t>verified as a prerequisite to system access.</w:t>
+        <w:t>3.5.2.b the identity of each process acting on behalf of a user is authenticated or verified as a prerequisite to system access.</w:t>
       </w:r>
     </w:p>
     <w:tbl>
@@ -11753,33 +11545,7 @@
           <w:sz w:val="23"/>
           <w:szCs w:val="20"/>
         </w:rPr>
-        <w:t>3.5.2.c the identity of each device accessing or connecting to the system is</w:t>
-      </w:r>
-    </w:p>
-    <w:p>
-      <w:pPr>
-        <w:pStyle w:val="Normal"/>
-        <w:tabs>
-          <w:tab w:val="clear" w:pos="709"/>
-          <w:tab w:val="left" w:pos="540" w:leader="none"/>
-        </w:tabs>
-        <w:bidi w:val="0"/>
-        <w:jc w:val="start"/>
-        <w:rPr>
-          <w:color w:val="000000"/>
-          <w:sz w:val="23"/>
-          <w:szCs w:val="23"/>
-        </w:rPr>
-      </w:pPr>
-      <w:r>
-        <w:rPr>
-          <w:b w:val="false"/>
-          <w:bCs w:val="false"/>
-          <w:color w:val="000000"/>
-          <w:sz w:val="23"/>
-          <w:szCs w:val="20"/>
-        </w:rPr>
-        <w:t>authenticated or verified as a prerequisite to system access.</w:t>
+        <w:t>3.5.2.c the identity of each device accessing or connecting to the system is authenticated or verified as a prerequisite to system access.</w:t>
       </w:r>
     </w:p>
     <w:tbl>
@@ -20514,33 +20280,7 @@
           <w:sz w:val="23"/>
           <w:szCs w:val="20"/>
         </w:rPr>
-        <w:t>3.13.5.b subnetworks for publicly accessible system components are physically or</w:t>
-      </w:r>
-    </w:p>
-    <w:p>
-      <w:pPr>
-        <w:pStyle w:val="Normal"/>
-        <w:tabs>
-          <w:tab w:val="clear" w:pos="709"/>
-          <w:tab w:val="left" w:pos="540" w:leader="none"/>
-        </w:tabs>
-        <w:bidi w:val="0"/>
-        <w:jc w:val="start"/>
-        <w:rPr>
-          <w:color w:val="000000"/>
-          <w:sz w:val="23"/>
-          <w:szCs w:val="23"/>
-        </w:rPr>
-      </w:pPr>
-      <w:r>
-        <w:rPr>
-          <w:b w:val="false"/>
-          <w:bCs w:val="false"/>
-          <w:color w:val="000000"/>
-          <w:sz w:val="23"/>
-          <w:szCs w:val="20"/>
-        </w:rPr>
-        <w:t>logically separated from internal networks</w:t>
+        <w:t>3.13.5.b subnetworks for publicly accessible system components are physically or logically separated from internal networks</w:t>
       </w:r>
     </w:p>
     <w:tbl>
@@ -25588,33 +25328,7 @@
           <w:sz w:val="23"/>
           <w:szCs w:val="20"/>
         </w:rPr>
-        <w:t>3.14.5.c real-time malicious code scans of files from external sources as files are</w:t>
-      </w:r>
-    </w:p>
-    <w:p>
-      <w:pPr>
-        <w:pStyle w:val="Normal"/>
-        <w:tabs>
-          <w:tab w:val="clear" w:pos="709"/>
-          <w:tab w:val="left" w:pos="540" w:leader="none"/>
-        </w:tabs>
-        <w:bidi w:val="0"/>
-        <w:jc w:val="start"/>
-        <w:rPr>
-          <w:color w:val="000000"/>
-          <w:sz w:val="23"/>
-          <w:szCs w:val="23"/>
-        </w:rPr>
-      </w:pPr>
-      <w:r>
-        <w:rPr>
-          <w:b w:val="false"/>
-          <w:bCs w:val="false"/>
-          <w:color w:val="000000"/>
-          <w:sz w:val="23"/>
-          <w:szCs w:val="20"/>
-        </w:rPr>
-        <w:t>downloaded, opened, or executed are performed.</w:t>
+        <w:t>3.14.5.c real-time malicious code scans of files from external sources as files are downloaded, opened, or executed are performed.</w:t>
       </w:r>
     </w:p>
     <w:tbl>

--- a/CMMC Level 1 SSP Template NIST.docx
+++ b/CMMC Level 1 SSP Template NIST.docx
@@ -1888,21 +1888,6 @@
     </w:p>
     <w:p>
       <w:pPr>
-        <w:pStyle w:val="Header"/>
-        <w:tabs>
-          <w:tab w:val="clear" w:pos="4320"/>
-          <w:tab w:val="clear" w:pos="8640"/>
-        </w:tabs>
-        <w:bidi w:val="0"/>
-        <w:jc w:val="start"/>
-        <w:rPr/>
-      </w:pPr>
-      <w:r>
-        <w:rPr/>
-      </w:r>
-    </w:p>
-    <w:p>
-      <w:pPr>
         <w:pStyle w:val="ListParagraph"/>
         <w:numPr>
           <w:ilvl w:val="0"/>
@@ -12761,15 +12746,14 @@
         <w:bidi w:val="0"/>
         <w:jc w:val="start"/>
         <w:rPr>
-          <w:color w:val="000000"/>
-          <w:sz w:val="23"/>
-          <w:szCs w:val="23"/>
+          <w:b/>
+          <w:bCs/>
         </w:rPr>
       </w:pPr>
       <w:r>
         <w:rPr>
-          <w:b w:val="false"/>
-          <w:bCs w:val="false"/>
+          <w:b/>
+          <w:bCs/>
           <w:color w:val="000000"/>
           <w:sz w:val="23"/>
           <w:szCs w:val="20"/>
